--- a/Comments pa Fullstack.docx
+++ b/Comments pa Fullstack.docx
@@ -12,9 +12,19 @@
     <w:p>
       <w:pPr>
         <w:rPr>
-          <w:lang w:val="es-CO"/>
-        </w:rPr>
-      </w:pPr>
+          <w:sz w:val="48"/>
+          <w:szCs w:val="48"/>
+          <w:lang w:val="es-CO"/>
+        </w:rPr>
+      </w:pPr>
+      <w:r>
+        <w:rPr>
+          <w:sz w:val="48"/>
+          <w:szCs w:val="48"/>
+          <w:lang w:val="es-CO"/>
+        </w:rPr>
+        <w:t>HU - 011</w:t>
+      </w:r>
     </w:p>
     <w:p>
       <w:pPr>
@@ -115,7 +125,7 @@
     <w:p>
       <w:r>
         <w:pict w14:anchorId="0D9D7459">
-          <v:rect id="_x0000_i1037" style="width:0;height:1.5pt" o:hralign="center" o:hrstd="t" o:hrnoshade="t" o:hr="t" fillcolor="gray" stroked="f"/>
+          <v:rect id="_x0000_i1025" style="width:0;height:1.5pt" o:hralign="center" o:hrstd="t" o:hrnoshade="t" o:hr="t" fillcolor="gray" stroked="f"/>
         </w:pict>
       </w:r>
     </w:p>
@@ -1606,7 +1616,7 @@
     <w:p>
       <w:r>
         <w:pict w14:anchorId="6C853D3E">
-          <v:rect id="_x0000_i1038" style="width:0;height:1.5pt" o:hralign="center" o:hrstd="t" o:hrnoshade="t" o:hr="t" fillcolor="gray" stroked="f"/>
+          <v:rect id="_x0000_i1026" style="width:0;height:1.5pt" o:hralign="center" o:hrstd="t" o:hrnoshade="t" o:hr="t" fillcolor="gray" stroked="f"/>
         </w:pict>
       </w:r>
     </w:p>
@@ -1643,6 +1653,843 @@
           <w:lang w:val="es-CO"/>
         </w:rPr>
         <w:t xml:space="preserve"> y los códigos de error necesarios para conectar el formulario de usuarios. ¿Quieres que procedamos con la siguiente HU o necesitas ajustar algo más de este informe?</w:t>
+      </w:r>
+    </w:p>
+    <w:p>
+      <w:pPr>
+        <w:rPr>
+          <w:sz w:val="48"/>
+          <w:szCs w:val="48"/>
+          <w:lang w:val="es-CO"/>
+        </w:rPr>
+      </w:pPr>
+      <w:r>
+        <w:rPr>
+          <w:sz w:val="48"/>
+          <w:szCs w:val="48"/>
+          <w:lang w:val="es-CO"/>
+        </w:rPr>
+        <w:t>HU – 012</w:t>
+      </w:r>
+    </w:p>
+    <w:p>
+      <w:pPr>
+        <w:rPr>
+          <w:b/>
+          <w:bCs/>
+          <w:lang w:val="es-CO"/>
+        </w:rPr>
+      </w:pPr>
+      <w:r>
+        <w:rPr>
+          <w:b/>
+          <w:bCs/>
+          <w:lang w:val="es-CO"/>
+        </w:rPr>
+        <w:t>2. Entrega para Juan Camilo (</w:t>
+      </w:r>
+      <w:proofErr w:type="spellStart"/>
+      <w:r>
+        <w:rPr>
+          <w:b/>
+          <w:bCs/>
+          <w:lang w:val="es-CO"/>
+        </w:rPr>
+        <w:t>Frontend</w:t>
+      </w:r>
+      <w:proofErr w:type="spellEnd"/>
+      <w:r>
+        <w:rPr>
+          <w:b/>
+          <w:bCs/>
+          <w:lang w:val="es-CO"/>
+        </w:rPr>
+        <w:t>)</w:t>
+      </w:r>
+    </w:p>
+    <w:p>
+      <w:pPr>
+        <w:rPr>
+          <w:lang w:val="es-CO"/>
+        </w:rPr>
+      </w:pPr>
+      <w:r>
+        <w:rPr>
+          <w:lang w:val="es-CO"/>
+        </w:rPr>
+        <w:t>Juan Camilo necesita los "contratos" para empezar a programar las pantallas sin depender de que tú estés conectado. Cópiale y pégale lo siguiente:</w:t>
+      </w:r>
+    </w:p>
+    <w:p>
+      <w:pPr>
+        <w:rPr>
+          <w:b/>
+          <w:bCs/>
+          <w:lang w:val="es-CO"/>
+        </w:rPr>
+      </w:pPr>
+      <w:r>
+        <w:rPr>
+          <w:rFonts w:ascii="Segoe UI Emoji" w:hAnsi="Segoe UI Emoji" w:cs="Segoe UI Emoji"/>
+          <w:b/>
+          <w:bCs/>
+        </w:rPr>
+        <w:t>📋</w:t>
+      </w:r>
+      <w:r>
+        <w:rPr>
+          <w:b/>
+          <w:bCs/>
+          <w:lang w:val="es-CO"/>
+        </w:rPr>
+        <w:t xml:space="preserve"> Especificaciones Técnicas </w:t>
+      </w:r>
+      <w:proofErr w:type="gramStart"/>
+      <w:r>
+        <w:rPr>
+          <w:b/>
+          <w:bCs/>
+          <w:lang w:val="es-CO"/>
+        </w:rPr>
+        <w:t xml:space="preserve">para </w:t>
+      </w:r>
+      <w:proofErr w:type="spellStart"/>
+      <w:r>
+        <w:rPr>
+          <w:b/>
+          <w:bCs/>
+          <w:lang w:val="es-CO"/>
+        </w:rPr>
+        <w:t>Frontend</w:t>
+      </w:r>
+      <w:proofErr w:type="spellEnd"/>
+      <w:proofErr w:type="gramEnd"/>
+      <w:r>
+        <w:rPr>
+          <w:b/>
+          <w:bCs/>
+          <w:lang w:val="es-CO"/>
+        </w:rPr>
+        <w:t xml:space="preserve"> (HU-002/003)</w:t>
+      </w:r>
+    </w:p>
+    <w:p>
+      <w:r>
+        <w:rPr>
+          <w:b/>
+          <w:bCs/>
+        </w:rPr>
+        <w:t xml:space="preserve">Punto de </w:t>
+      </w:r>
+      <w:proofErr w:type="spellStart"/>
+      <w:r>
+        <w:rPr>
+          <w:b/>
+          <w:bCs/>
+        </w:rPr>
+        <w:t>Acceso</w:t>
+      </w:r>
+      <w:proofErr w:type="spellEnd"/>
+      <w:r>
+        <w:rPr>
+          <w:b/>
+          <w:bCs/>
+        </w:rPr>
+        <w:t xml:space="preserve"> (Login):</w:t>
+      </w:r>
+    </w:p>
+    <w:p>
+      <w:pPr>
+        <w:numPr>
+          <w:ilvl w:val="0"/>
+          <w:numId w:val="5"/>
+        </w:numPr>
+      </w:pPr>
+      <w:r>
+        <w:rPr>
+          <w:b/>
+          <w:bCs/>
+        </w:rPr>
+        <w:t>Endpoint:</w:t>
+      </w:r>
+      <w:r>
+        <w:t xml:space="preserve"> POST /</w:t>
+      </w:r>
+      <w:proofErr w:type="spellStart"/>
+      <w:r>
+        <w:t>api</w:t>
+      </w:r>
+      <w:proofErr w:type="spellEnd"/>
+      <w:r>
+        <w:t>/v1/auth/login</w:t>
+      </w:r>
+    </w:p>
+    <w:p>
+      <w:pPr>
+        <w:numPr>
+          <w:ilvl w:val="0"/>
+          <w:numId w:val="5"/>
+        </w:numPr>
+      </w:pPr>
+      <w:r>
+        <w:rPr>
+          <w:b/>
+          <w:bCs/>
+        </w:rPr>
+        <w:lastRenderedPageBreak/>
+        <w:t xml:space="preserve">Payload </w:t>
+      </w:r>
+      <w:proofErr w:type="spellStart"/>
+      <w:r>
+        <w:rPr>
+          <w:b/>
+          <w:bCs/>
+        </w:rPr>
+        <w:t>esperado</w:t>
+      </w:r>
+      <w:proofErr w:type="spellEnd"/>
+      <w:r>
+        <w:rPr>
+          <w:b/>
+          <w:bCs/>
+        </w:rPr>
+        <w:t>:</w:t>
+      </w:r>
+      <w:r>
+        <w:t xml:space="preserve"> username (email) y password.</w:t>
+      </w:r>
+    </w:p>
+    <w:p>
+      <w:pPr>
+        <w:numPr>
+          <w:ilvl w:val="0"/>
+          <w:numId w:val="5"/>
+        </w:numPr>
+        <w:rPr>
+          <w:lang w:val="es-CO"/>
+        </w:rPr>
+      </w:pPr>
+      <w:r>
+        <w:rPr>
+          <w:b/>
+          <w:bCs/>
+          <w:lang w:val="es-CO"/>
+        </w:rPr>
+        <w:t>Respuesta de éxito:</w:t>
+      </w:r>
+      <w:r>
+        <w:rPr>
+          <w:lang w:val="es-CO"/>
+        </w:rPr>
+        <w:t xml:space="preserve"> Recibirás un </w:t>
+      </w:r>
+      <w:proofErr w:type="spellStart"/>
+      <w:r>
+        <w:rPr>
+          <w:lang w:val="es-CO"/>
+        </w:rPr>
+        <w:t>access_token</w:t>
+      </w:r>
+      <w:proofErr w:type="spellEnd"/>
+      <w:r>
+        <w:rPr>
+          <w:lang w:val="es-CO"/>
+        </w:rPr>
+        <w:t xml:space="preserve"> tipo Bearer.</w:t>
+      </w:r>
+    </w:p>
+    <w:p>
+      <w:proofErr w:type="spellStart"/>
+      <w:r>
+        <w:rPr>
+          <w:b/>
+          <w:bCs/>
+        </w:rPr>
+        <w:t>Contexto</w:t>
+      </w:r>
+      <w:proofErr w:type="spellEnd"/>
+      <w:r>
+        <w:rPr>
+          <w:b/>
+          <w:bCs/>
+        </w:rPr>
+        <w:t xml:space="preserve"> </w:t>
+      </w:r>
+      <w:proofErr w:type="spellStart"/>
+      <w:r>
+        <w:rPr>
+          <w:b/>
+          <w:bCs/>
+        </w:rPr>
+        <w:t>Multiempresa</w:t>
+      </w:r>
+      <w:proofErr w:type="spellEnd"/>
+      <w:r>
+        <w:rPr>
+          <w:b/>
+          <w:bCs/>
+        </w:rPr>
+        <w:t>:</w:t>
+      </w:r>
+    </w:p>
+    <w:p>
+      <w:pPr>
+        <w:numPr>
+          <w:ilvl w:val="0"/>
+          <w:numId w:val="6"/>
+        </w:numPr>
+        <w:rPr>
+          <w:lang w:val="es-CO"/>
+        </w:rPr>
+      </w:pPr>
+      <w:r>
+        <w:rPr>
+          <w:b/>
+          <w:bCs/>
+          <w:lang w:val="es-CO"/>
+        </w:rPr>
+        <w:t>Header Obligatorio:</w:t>
+      </w:r>
+      <w:r>
+        <w:rPr>
+          <w:lang w:val="es-CO"/>
+        </w:rPr>
+        <w:t xml:space="preserve"> Para todas las peticiones privadas (usuarios, roles, inventarios), debes enviar el ID de la empresa activa en el </w:t>
+      </w:r>
+      <w:proofErr w:type="spellStart"/>
+      <w:r>
+        <w:rPr>
+          <w:lang w:val="es-CO"/>
+        </w:rPr>
+        <w:t>header</w:t>
+      </w:r>
+      <w:proofErr w:type="spellEnd"/>
+      <w:r>
+        <w:rPr>
+          <w:lang w:val="es-CO"/>
+        </w:rPr>
+        <w:t>:</w:t>
+      </w:r>
+    </w:p>
+    <w:p>
+      <w:pPr>
+        <w:numPr>
+          <w:ilvl w:val="1"/>
+          <w:numId w:val="6"/>
+        </w:numPr>
+      </w:pPr>
+      <w:r>
+        <w:t>X-Company-ID: EMP-001</w:t>
+      </w:r>
+    </w:p>
+    <w:p>
+      <w:pPr>
+        <w:numPr>
+          <w:ilvl w:val="0"/>
+          <w:numId w:val="6"/>
+        </w:numPr>
+        <w:rPr>
+          <w:lang w:val="es-CO"/>
+        </w:rPr>
+      </w:pPr>
+      <w:r>
+        <w:rPr>
+          <w:b/>
+          <w:bCs/>
+          <w:lang w:val="es-CO"/>
+        </w:rPr>
+        <w:t>Importante:</w:t>
+      </w:r>
+      <w:r>
+        <w:rPr>
+          <w:lang w:val="es-CO"/>
+        </w:rPr>
+        <w:t xml:space="preserve"> El </w:t>
+      </w:r>
+      <w:proofErr w:type="spellStart"/>
+      <w:r>
+        <w:rPr>
+          <w:lang w:val="es-CO"/>
+        </w:rPr>
+        <w:t>backend</w:t>
+      </w:r>
+      <w:proofErr w:type="spellEnd"/>
+      <w:r>
+        <w:rPr>
+          <w:lang w:val="es-CO"/>
+        </w:rPr>
+        <w:t xml:space="preserve"> filtrará los datos automáticamente basándose en ese Header. Si no lo envías, podrías recibir un error de "Empresa no especificada".</w:t>
+      </w:r>
+    </w:p>
+    <w:p>
+      <w:proofErr w:type="spellStart"/>
+      <w:r>
+        <w:rPr>
+          <w:b/>
+          <w:bCs/>
+        </w:rPr>
+        <w:t>Estructura</w:t>
+      </w:r>
+      <w:proofErr w:type="spellEnd"/>
+      <w:r>
+        <w:rPr>
+          <w:b/>
+          <w:bCs/>
+        </w:rPr>
+        <w:t xml:space="preserve"> de </w:t>
+      </w:r>
+      <w:proofErr w:type="spellStart"/>
+      <w:r>
+        <w:rPr>
+          <w:b/>
+          <w:bCs/>
+        </w:rPr>
+        <w:t>Permisos</w:t>
+      </w:r>
+      <w:proofErr w:type="spellEnd"/>
+      <w:r>
+        <w:rPr>
+          <w:b/>
+          <w:bCs/>
+        </w:rPr>
+        <w:t xml:space="preserve"> (RBAC):</w:t>
+      </w:r>
+    </w:p>
+    <w:p>
+      <w:pPr>
+        <w:numPr>
+          <w:ilvl w:val="0"/>
+          <w:numId w:val="7"/>
+        </w:numPr>
+        <w:rPr>
+          <w:lang w:val="es-CO"/>
+        </w:rPr>
+      </w:pPr>
+      <w:r>
+        <w:rPr>
+          <w:lang w:val="es-CO"/>
+        </w:rPr>
+        <w:t xml:space="preserve">Los permisos son granulares por perfil. Juan, usa esta taxonomía en tus componentes de permisos: </w:t>
+      </w:r>
+      <w:proofErr w:type="spellStart"/>
+      <w:r>
+        <w:rPr>
+          <w:lang w:val="es-CO"/>
+        </w:rPr>
+        <w:t>view</w:t>
+      </w:r>
+      <w:proofErr w:type="spellEnd"/>
+      <w:r>
+        <w:rPr>
+          <w:lang w:val="es-CO"/>
+        </w:rPr>
+        <w:t xml:space="preserve">, </w:t>
+      </w:r>
+      <w:proofErr w:type="spellStart"/>
+      <w:r>
+        <w:rPr>
+          <w:lang w:val="es-CO"/>
+        </w:rPr>
+        <w:t>create</w:t>
+      </w:r>
+      <w:proofErr w:type="spellEnd"/>
+      <w:r>
+        <w:rPr>
+          <w:lang w:val="es-CO"/>
+        </w:rPr>
+        <w:t xml:space="preserve">, </w:t>
+      </w:r>
+      <w:proofErr w:type="spellStart"/>
+      <w:r>
+        <w:rPr>
+          <w:lang w:val="es-CO"/>
+        </w:rPr>
+        <w:t>edit</w:t>
+      </w:r>
+      <w:proofErr w:type="spellEnd"/>
+      <w:r>
+        <w:rPr>
+          <w:lang w:val="es-CO"/>
+        </w:rPr>
+        <w:t xml:space="preserve">, </w:t>
+      </w:r>
+      <w:proofErr w:type="spellStart"/>
+      <w:r>
+        <w:rPr>
+          <w:lang w:val="es-CO"/>
+        </w:rPr>
+        <w:t>delete</w:t>
+      </w:r>
+      <w:proofErr w:type="spellEnd"/>
+      <w:r>
+        <w:rPr>
+          <w:lang w:val="es-CO"/>
+        </w:rPr>
+        <w:t xml:space="preserve">, </w:t>
+      </w:r>
+      <w:proofErr w:type="spellStart"/>
+      <w:r>
+        <w:rPr>
+          <w:lang w:val="es-CO"/>
+        </w:rPr>
+        <w:t>approve</w:t>
+      </w:r>
+      <w:proofErr w:type="spellEnd"/>
+      <w:r>
+        <w:rPr>
+          <w:lang w:val="es-CO"/>
+        </w:rPr>
+        <w:t xml:space="preserve">, </w:t>
+      </w:r>
+      <w:proofErr w:type="spellStart"/>
+      <w:r>
+        <w:rPr>
+          <w:lang w:val="es-CO"/>
+        </w:rPr>
+        <w:t>manage</w:t>
+      </w:r>
+      <w:proofErr w:type="spellEnd"/>
+      <w:r>
+        <w:rPr>
+          <w:lang w:val="es-CO"/>
+        </w:rPr>
+        <w:t>.</w:t>
+      </w:r>
+    </w:p>
+    <w:p>
+      <w:pPr>
+        <w:numPr>
+          <w:ilvl w:val="0"/>
+          <w:numId w:val="7"/>
+        </w:numPr>
+        <w:rPr>
+          <w:lang w:val="es-CO"/>
+        </w:rPr>
+      </w:pPr>
+      <w:r>
+        <w:rPr>
+          <w:lang w:val="es-CO"/>
+        </w:rPr>
+        <w:t xml:space="preserve">Si un usuario tiene el perfil "Auditor" en la empresa "EMP-001", el </w:t>
+      </w:r>
+      <w:proofErr w:type="spellStart"/>
+      <w:r>
+        <w:rPr>
+          <w:lang w:val="es-CO"/>
+        </w:rPr>
+        <w:t>backend</w:t>
+      </w:r>
+      <w:proofErr w:type="spellEnd"/>
+      <w:r>
+        <w:rPr>
+          <w:lang w:val="es-CO"/>
+        </w:rPr>
+        <w:t xml:space="preserve"> solo le permitirá acciones de </w:t>
+      </w:r>
+      <w:proofErr w:type="spellStart"/>
+      <w:r>
+        <w:rPr>
+          <w:lang w:val="es-CO"/>
+        </w:rPr>
+        <w:t>view</w:t>
+      </w:r>
+      <w:proofErr w:type="spellEnd"/>
+      <w:r>
+        <w:rPr>
+          <w:lang w:val="es-CO"/>
+        </w:rPr>
+        <w:t>.</w:t>
+      </w:r>
+    </w:p>
+    <w:p>
+      <w:r>
+        <w:rPr>
+          <w:b/>
+          <w:bCs/>
+        </w:rPr>
+        <w:t xml:space="preserve">Endpoints </w:t>
+      </w:r>
+      <w:proofErr w:type="spellStart"/>
+      <w:r>
+        <w:rPr>
+          <w:b/>
+          <w:bCs/>
+        </w:rPr>
+        <w:t>Listos</w:t>
+      </w:r>
+      <w:proofErr w:type="spellEnd"/>
+      <w:r>
+        <w:rPr>
+          <w:b/>
+          <w:bCs/>
+        </w:rPr>
+        <w:t xml:space="preserve"> para </w:t>
+      </w:r>
+      <w:proofErr w:type="spellStart"/>
+      <w:r>
+        <w:rPr>
+          <w:b/>
+          <w:bCs/>
+        </w:rPr>
+        <w:t>Integrar</w:t>
+      </w:r>
+      <w:proofErr w:type="spellEnd"/>
+      <w:r>
+        <w:rPr>
+          <w:b/>
+          <w:bCs/>
+        </w:rPr>
+        <w:t>:</w:t>
+      </w:r>
+    </w:p>
+    <w:p>
+      <w:pPr>
+        <w:numPr>
+          <w:ilvl w:val="0"/>
+          <w:numId w:val="8"/>
+        </w:numPr>
+        <w:rPr>
+          <w:lang w:val="es-CO"/>
+        </w:rPr>
+      </w:pPr>
+      <w:r>
+        <w:rPr>
+          <w:lang w:val="es-CO"/>
+        </w:rPr>
+        <w:t xml:space="preserve">GET /api/v1/usuarios: Listado de usuarios de la empresa activa (basado en el </w:t>
+      </w:r>
+      <w:proofErr w:type="spellStart"/>
+      <w:r>
+        <w:rPr>
+          <w:lang w:val="es-CO"/>
+        </w:rPr>
+        <w:t>header</w:t>
+      </w:r>
+      <w:proofErr w:type="spellEnd"/>
+      <w:r>
+        <w:rPr>
+          <w:lang w:val="es-CO"/>
+        </w:rPr>
+        <w:t>).</w:t>
+      </w:r>
+    </w:p>
+    <w:p>
+      <w:pPr>
+        <w:numPr>
+          <w:ilvl w:val="0"/>
+          <w:numId w:val="8"/>
+        </w:numPr>
+        <w:rPr>
+          <w:lang w:val="es-CO"/>
+        </w:rPr>
+      </w:pPr>
+      <w:r>
+        <w:rPr>
+          <w:lang w:val="es-CO"/>
+        </w:rPr>
+        <w:t>POST /api/v1/usuarios: Creación de usuario (usa el esquema del JSON que probamos).</w:t>
+      </w:r>
+    </w:p>
+    <w:p>
+      <w:pPr>
+        <w:numPr>
+          <w:ilvl w:val="0"/>
+          <w:numId w:val="8"/>
+        </w:numPr>
+        <w:rPr>
+          <w:lang w:val="es-CO"/>
+        </w:rPr>
+      </w:pPr>
+      <w:r>
+        <w:rPr>
+          <w:lang w:val="es-CO"/>
+        </w:rPr>
+        <w:t>GET /api/v1/</w:t>
+      </w:r>
+      <w:proofErr w:type="spellStart"/>
+      <w:r>
+        <w:rPr>
+          <w:lang w:val="es-CO"/>
+        </w:rPr>
+        <w:t>auth</w:t>
+      </w:r>
+      <w:proofErr w:type="spellEnd"/>
+      <w:r>
+        <w:rPr>
+          <w:lang w:val="es-CO"/>
+        </w:rPr>
+        <w:t xml:space="preserve">/me: Para obtener los datos del usuario </w:t>
+      </w:r>
+      <w:proofErr w:type="spellStart"/>
+      <w:r>
+        <w:rPr>
+          <w:lang w:val="es-CO"/>
+        </w:rPr>
+        <w:t>logueado</w:t>
+      </w:r>
+      <w:proofErr w:type="spellEnd"/>
+      <w:r>
+        <w:rPr>
+          <w:lang w:val="es-CO"/>
+        </w:rPr>
+        <w:t xml:space="preserve"> y sus empresas asociadas.</w:t>
+      </w:r>
+    </w:p>
+    <w:p>
+      <w:r>
+        <w:pict w14:anchorId="0237E67B">
+          <v:rect id="_x0000_i1033" style="width:0;height:1.5pt" o:hralign="center" o:hrstd="t" o:hr="t" fillcolor="#a0a0a0" stroked="f"/>
+        </w:pict>
+      </w:r>
+    </w:p>
+    <w:p>
+      <w:pPr>
+        <w:rPr>
+          <w:b/>
+          <w:bCs/>
+          <w:lang w:val="es-CO"/>
+        </w:rPr>
+      </w:pPr>
+      <w:r>
+        <w:rPr>
+          <w:b/>
+          <w:bCs/>
+          <w:lang w:val="es-CO"/>
+        </w:rPr>
+        <w:t>3. ¿Qué sigue ahora?</w:t>
+      </w:r>
+    </w:p>
+    <w:p>
+      <w:pPr>
+        <w:rPr>
+          <w:lang w:val="es-CO"/>
+        </w:rPr>
+      </w:pPr>
+      <w:r>
+        <w:rPr>
+          <w:lang w:val="es-CO"/>
+        </w:rPr>
+        <w:t>Para que el flujo de trabajo de Juan Camilo sea fluido, lo ideal es que tu siguiente paso sea:</w:t>
+      </w:r>
+    </w:p>
+    <w:p>
+      <w:pPr>
+        <w:numPr>
+          <w:ilvl w:val="0"/>
+          <w:numId w:val="9"/>
+        </w:numPr>
+        <w:rPr>
+          <w:lang w:val="es-CO"/>
+        </w:rPr>
+      </w:pPr>
+      <w:r>
+        <w:rPr>
+          <w:b/>
+          <w:bCs/>
+          <w:lang w:val="es-CO"/>
+        </w:rPr>
+        <w:t>Asegurar el Middleware de la Empresa:</w:t>
+      </w:r>
+      <w:r>
+        <w:rPr>
+          <w:lang w:val="es-CO"/>
+        </w:rPr>
+        <w:t xml:space="preserve"> Verifica que el código de </w:t>
+      </w:r>
+      <w:proofErr w:type="spellStart"/>
+      <w:r>
+        <w:rPr>
+          <w:lang w:val="es-CO"/>
+        </w:rPr>
+        <w:t>FastAPI</w:t>
+      </w:r>
+      <w:proofErr w:type="spellEnd"/>
+      <w:r>
+        <w:rPr>
+          <w:lang w:val="es-CO"/>
+        </w:rPr>
+        <w:t xml:space="preserve"> esté extrayendo correctamente el X-Company-ID del </w:t>
+      </w:r>
+      <w:proofErr w:type="spellStart"/>
+      <w:r>
+        <w:rPr>
+          <w:lang w:val="es-CO"/>
+        </w:rPr>
+        <w:t>header</w:t>
+      </w:r>
+      <w:proofErr w:type="spellEnd"/>
+      <w:r>
+        <w:rPr>
+          <w:lang w:val="es-CO"/>
+        </w:rPr>
+        <w:t xml:space="preserve"> para las consultas de base de datos.</w:t>
+      </w:r>
+    </w:p>
+    <w:p>
+      <w:pPr>
+        <w:numPr>
+          <w:ilvl w:val="0"/>
+          <w:numId w:val="9"/>
+        </w:numPr>
+        <w:rPr>
+          <w:lang w:val="es-CO"/>
+        </w:rPr>
+      </w:pPr>
+      <w:r>
+        <w:rPr>
+          <w:b/>
+          <w:bCs/>
+          <w:lang w:val="es-CO"/>
+        </w:rPr>
+        <w:t>Documentación Automática:</w:t>
+      </w:r>
+      <w:r>
+        <w:rPr>
+          <w:lang w:val="es-CO"/>
+        </w:rPr>
+        <w:t xml:space="preserve"> Pásale la URL de tu Swagger (http://127.0.0.1:8000/docs) para que él vea los modelos de datos (</w:t>
+      </w:r>
+      <w:proofErr w:type="spellStart"/>
+      <w:r>
+        <w:rPr>
+          <w:lang w:val="es-CO"/>
+        </w:rPr>
+        <w:t>schemas</w:t>
+      </w:r>
+      <w:proofErr w:type="spellEnd"/>
+      <w:r>
+        <w:rPr>
+          <w:lang w:val="es-CO"/>
+        </w:rPr>
+        <w:t xml:space="preserve">) actualizados de </w:t>
+      </w:r>
+      <w:proofErr w:type="spellStart"/>
+      <w:r>
+        <w:rPr>
+          <w:lang w:val="es-CO"/>
+        </w:rPr>
+        <w:t>UsuarioCreate</w:t>
+      </w:r>
+      <w:proofErr w:type="spellEnd"/>
+      <w:r>
+        <w:rPr>
+          <w:lang w:val="es-CO"/>
+        </w:rPr>
+        <w:t xml:space="preserve"> y </w:t>
+      </w:r>
+      <w:proofErr w:type="spellStart"/>
+      <w:r>
+        <w:rPr>
+          <w:lang w:val="es-CO"/>
+        </w:rPr>
+        <w:t>UsuarioResponse</w:t>
+      </w:r>
+      <w:proofErr w:type="spellEnd"/>
+      <w:r>
+        <w:rPr>
+          <w:lang w:val="es-CO"/>
+        </w:rPr>
+        <w:t>.</w:t>
       </w:r>
     </w:p>
     <w:p>
@@ -1814,6 +2661,155 @@
     </w:lvl>
   </w:abstractNum>
   <w:abstractNum w:abstractNumId="1" w15:restartNumberingAfterBreak="0">
+    <w:nsid w:val="257A78F6"/>
+    <w:multiLevelType w:val="multilevel"/>
+    <w:tmpl w:val="9F783722"/>
+    <w:lvl w:ilvl="0">
+      <w:start w:val="1"/>
+      <w:numFmt w:val="bullet"/>
+      <w:lvlText w:val=""/>
+      <w:lvlJc w:val="left"/>
+      <w:pPr>
+        <w:tabs>
+          <w:tab w:val="num" w:pos="720"/>
+        </w:tabs>
+        <w:ind w:left="720" w:hanging="360"/>
+      </w:pPr>
+      <w:rPr>
+        <w:rFonts w:ascii="Symbol" w:hAnsi="Symbol" w:hint="default"/>
+        <w:sz w:val="20"/>
+      </w:rPr>
+    </w:lvl>
+    <w:lvl w:ilvl="1" w:tentative="1">
+      <w:start w:val="1"/>
+      <w:numFmt w:val="bullet"/>
+      <w:lvlText w:val="o"/>
+      <w:lvlJc w:val="left"/>
+      <w:pPr>
+        <w:tabs>
+          <w:tab w:val="num" w:pos="1440"/>
+        </w:tabs>
+        <w:ind w:left="1440" w:hanging="360"/>
+      </w:pPr>
+      <w:rPr>
+        <w:rFonts w:ascii="Courier New" w:hAnsi="Courier New" w:hint="default"/>
+        <w:sz w:val="20"/>
+      </w:rPr>
+    </w:lvl>
+    <w:lvl w:ilvl="2" w:tentative="1">
+      <w:start w:val="1"/>
+      <w:numFmt w:val="bullet"/>
+      <w:lvlText w:val=""/>
+      <w:lvlJc w:val="left"/>
+      <w:pPr>
+        <w:tabs>
+          <w:tab w:val="num" w:pos="2160"/>
+        </w:tabs>
+        <w:ind w:left="2160" w:hanging="360"/>
+      </w:pPr>
+      <w:rPr>
+        <w:rFonts w:ascii="Wingdings" w:hAnsi="Wingdings" w:hint="default"/>
+        <w:sz w:val="20"/>
+      </w:rPr>
+    </w:lvl>
+    <w:lvl w:ilvl="3" w:tentative="1">
+      <w:start w:val="1"/>
+      <w:numFmt w:val="bullet"/>
+      <w:lvlText w:val=""/>
+      <w:lvlJc w:val="left"/>
+      <w:pPr>
+        <w:tabs>
+          <w:tab w:val="num" w:pos="2880"/>
+        </w:tabs>
+        <w:ind w:left="2880" w:hanging="360"/>
+      </w:pPr>
+      <w:rPr>
+        <w:rFonts w:ascii="Wingdings" w:hAnsi="Wingdings" w:hint="default"/>
+        <w:sz w:val="20"/>
+      </w:rPr>
+    </w:lvl>
+    <w:lvl w:ilvl="4" w:tentative="1">
+      <w:start w:val="1"/>
+      <w:numFmt w:val="bullet"/>
+      <w:lvlText w:val=""/>
+      <w:lvlJc w:val="left"/>
+      <w:pPr>
+        <w:tabs>
+          <w:tab w:val="num" w:pos="3600"/>
+        </w:tabs>
+        <w:ind w:left="3600" w:hanging="360"/>
+      </w:pPr>
+      <w:rPr>
+        <w:rFonts w:ascii="Wingdings" w:hAnsi="Wingdings" w:hint="default"/>
+        <w:sz w:val="20"/>
+      </w:rPr>
+    </w:lvl>
+    <w:lvl w:ilvl="5" w:tentative="1">
+      <w:start w:val="1"/>
+      <w:numFmt w:val="bullet"/>
+      <w:lvlText w:val=""/>
+      <w:lvlJc w:val="left"/>
+      <w:pPr>
+        <w:tabs>
+          <w:tab w:val="num" w:pos="4320"/>
+        </w:tabs>
+        <w:ind w:left="4320" w:hanging="360"/>
+      </w:pPr>
+      <w:rPr>
+        <w:rFonts w:ascii="Wingdings" w:hAnsi="Wingdings" w:hint="default"/>
+        <w:sz w:val="20"/>
+      </w:rPr>
+    </w:lvl>
+    <w:lvl w:ilvl="6" w:tentative="1">
+      <w:start w:val="1"/>
+      <w:numFmt w:val="bullet"/>
+      <w:lvlText w:val=""/>
+      <w:lvlJc w:val="left"/>
+      <w:pPr>
+        <w:tabs>
+          <w:tab w:val="num" w:pos="5040"/>
+        </w:tabs>
+        <w:ind w:left="5040" w:hanging="360"/>
+      </w:pPr>
+      <w:rPr>
+        <w:rFonts w:ascii="Wingdings" w:hAnsi="Wingdings" w:hint="default"/>
+        <w:sz w:val="20"/>
+      </w:rPr>
+    </w:lvl>
+    <w:lvl w:ilvl="7" w:tentative="1">
+      <w:start w:val="1"/>
+      <w:numFmt w:val="bullet"/>
+      <w:lvlText w:val=""/>
+      <w:lvlJc w:val="left"/>
+      <w:pPr>
+        <w:tabs>
+          <w:tab w:val="num" w:pos="5760"/>
+        </w:tabs>
+        <w:ind w:left="5760" w:hanging="360"/>
+      </w:pPr>
+      <w:rPr>
+        <w:rFonts w:ascii="Wingdings" w:hAnsi="Wingdings" w:hint="default"/>
+        <w:sz w:val="20"/>
+      </w:rPr>
+    </w:lvl>
+    <w:lvl w:ilvl="8" w:tentative="1">
+      <w:start w:val="1"/>
+      <w:numFmt w:val="bullet"/>
+      <w:lvlText w:val=""/>
+      <w:lvlJc w:val="left"/>
+      <w:pPr>
+        <w:tabs>
+          <w:tab w:val="num" w:pos="6480"/>
+        </w:tabs>
+        <w:ind w:left="6480" w:hanging="360"/>
+      </w:pPr>
+      <w:rPr>
+        <w:rFonts w:ascii="Wingdings" w:hAnsi="Wingdings" w:hint="default"/>
+        <w:sz w:val="20"/>
+      </w:rPr>
+    </w:lvl>
+  </w:abstractNum>
+  <w:abstractNum w:abstractNumId="2" w15:restartNumberingAfterBreak="0">
     <w:nsid w:val="43491087"/>
     <w:multiLevelType w:val="multilevel"/>
     <w:tmpl w:val="713A2978"/>
@@ -1962,7 +2958,7 @@
       </w:rPr>
     </w:lvl>
   </w:abstractNum>
-  <w:abstractNum w:abstractNumId="2" w15:restartNumberingAfterBreak="0">
+  <w:abstractNum w:abstractNumId="3" w15:restartNumberingAfterBreak="0">
     <w:nsid w:val="5F411846"/>
     <w:multiLevelType w:val="multilevel"/>
     <w:tmpl w:val="F99A37E8"/>
@@ -2111,7 +3107,305 @@
       </w:rPr>
     </w:lvl>
   </w:abstractNum>
-  <w:abstractNum w:abstractNumId="3" w15:restartNumberingAfterBreak="0">
+  <w:abstractNum w:abstractNumId="4" w15:restartNumberingAfterBreak="0">
+    <w:nsid w:val="68997650"/>
+    <w:multiLevelType w:val="multilevel"/>
+    <w:tmpl w:val="6B3A2A4A"/>
+    <w:lvl w:ilvl="0">
+      <w:start w:val="1"/>
+      <w:numFmt w:val="bullet"/>
+      <w:lvlText w:val=""/>
+      <w:lvlJc w:val="left"/>
+      <w:pPr>
+        <w:tabs>
+          <w:tab w:val="num" w:pos="720"/>
+        </w:tabs>
+        <w:ind w:left="720" w:hanging="360"/>
+      </w:pPr>
+      <w:rPr>
+        <w:rFonts w:ascii="Symbol" w:hAnsi="Symbol" w:hint="default"/>
+        <w:sz w:val="20"/>
+      </w:rPr>
+    </w:lvl>
+    <w:lvl w:ilvl="1">
+      <w:start w:val="1"/>
+      <w:numFmt w:val="bullet"/>
+      <w:lvlText w:val="o"/>
+      <w:lvlJc w:val="left"/>
+      <w:pPr>
+        <w:tabs>
+          <w:tab w:val="num" w:pos="1440"/>
+        </w:tabs>
+        <w:ind w:left="1440" w:hanging="360"/>
+      </w:pPr>
+      <w:rPr>
+        <w:rFonts w:ascii="Courier New" w:hAnsi="Courier New" w:hint="default"/>
+        <w:sz w:val="20"/>
+      </w:rPr>
+    </w:lvl>
+    <w:lvl w:ilvl="2" w:tentative="1">
+      <w:start w:val="1"/>
+      <w:numFmt w:val="bullet"/>
+      <w:lvlText w:val=""/>
+      <w:lvlJc w:val="left"/>
+      <w:pPr>
+        <w:tabs>
+          <w:tab w:val="num" w:pos="2160"/>
+        </w:tabs>
+        <w:ind w:left="2160" w:hanging="360"/>
+      </w:pPr>
+      <w:rPr>
+        <w:rFonts w:ascii="Wingdings" w:hAnsi="Wingdings" w:hint="default"/>
+        <w:sz w:val="20"/>
+      </w:rPr>
+    </w:lvl>
+    <w:lvl w:ilvl="3" w:tentative="1">
+      <w:start w:val="1"/>
+      <w:numFmt w:val="bullet"/>
+      <w:lvlText w:val=""/>
+      <w:lvlJc w:val="left"/>
+      <w:pPr>
+        <w:tabs>
+          <w:tab w:val="num" w:pos="2880"/>
+        </w:tabs>
+        <w:ind w:left="2880" w:hanging="360"/>
+      </w:pPr>
+      <w:rPr>
+        <w:rFonts w:ascii="Wingdings" w:hAnsi="Wingdings" w:hint="default"/>
+        <w:sz w:val="20"/>
+      </w:rPr>
+    </w:lvl>
+    <w:lvl w:ilvl="4" w:tentative="1">
+      <w:start w:val="1"/>
+      <w:numFmt w:val="bullet"/>
+      <w:lvlText w:val=""/>
+      <w:lvlJc w:val="left"/>
+      <w:pPr>
+        <w:tabs>
+          <w:tab w:val="num" w:pos="3600"/>
+        </w:tabs>
+        <w:ind w:left="3600" w:hanging="360"/>
+      </w:pPr>
+      <w:rPr>
+        <w:rFonts w:ascii="Wingdings" w:hAnsi="Wingdings" w:hint="default"/>
+        <w:sz w:val="20"/>
+      </w:rPr>
+    </w:lvl>
+    <w:lvl w:ilvl="5" w:tentative="1">
+      <w:start w:val="1"/>
+      <w:numFmt w:val="bullet"/>
+      <w:lvlText w:val=""/>
+      <w:lvlJc w:val="left"/>
+      <w:pPr>
+        <w:tabs>
+          <w:tab w:val="num" w:pos="4320"/>
+        </w:tabs>
+        <w:ind w:left="4320" w:hanging="360"/>
+      </w:pPr>
+      <w:rPr>
+        <w:rFonts w:ascii="Wingdings" w:hAnsi="Wingdings" w:hint="default"/>
+        <w:sz w:val="20"/>
+      </w:rPr>
+    </w:lvl>
+    <w:lvl w:ilvl="6" w:tentative="1">
+      <w:start w:val="1"/>
+      <w:numFmt w:val="bullet"/>
+      <w:lvlText w:val=""/>
+      <w:lvlJc w:val="left"/>
+      <w:pPr>
+        <w:tabs>
+          <w:tab w:val="num" w:pos="5040"/>
+        </w:tabs>
+        <w:ind w:left="5040" w:hanging="360"/>
+      </w:pPr>
+      <w:rPr>
+        <w:rFonts w:ascii="Wingdings" w:hAnsi="Wingdings" w:hint="default"/>
+        <w:sz w:val="20"/>
+      </w:rPr>
+    </w:lvl>
+    <w:lvl w:ilvl="7" w:tentative="1">
+      <w:start w:val="1"/>
+      <w:numFmt w:val="bullet"/>
+      <w:lvlText w:val=""/>
+      <w:lvlJc w:val="left"/>
+      <w:pPr>
+        <w:tabs>
+          <w:tab w:val="num" w:pos="5760"/>
+        </w:tabs>
+        <w:ind w:left="5760" w:hanging="360"/>
+      </w:pPr>
+      <w:rPr>
+        <w:rFonts w:ascii="Wingdings" w:hAnsi="Wingdings" w:hint="default"/>
+        <w:sz w:val="20"/>
+      </w:rPr>
+    </w:lvl>
+    <w:lvl w:ilvl="8" w:tentative="1">
+      <w:start w:val="1"/>
+      <w:numFmt w:val="bullet"/>
+      <w:lvlText w:val=""/>
+      <w:lvlJc w:val="left"/>
+      <w:pPr>
+        <w:tabs>
+          <w:tab w:val="num" w:pos="6480"/>
+        </w:tabs>
+        <w:ind w:left="6480" w:hanging="360"/>
+      </w:pPr>
+      <w:rPr>
+        <w:rFonts w:ascii="Wingdings" w:hAnsi="Wingdings" w:hint="default"/>
+        <w:sz w:val="20"/>
+      </w:rPr>
+    </w:lvl>
+  </w:abstractNum>
+  <w:abstractNum w:abstractNumId="5" w15:restartNumberingAfterBreak="0">
+    <w:nsid w:val="68C775D4"/>
+    <w:multiLevelType w:val="multilevel"/>
+    <w:tmpl w:val="16FABC12"/>
+    <w:lvl w:ilvl="0">
+      <w:start w:val="1"/>
+      <w:numFmt w:val="bullet"/>
+      <w:lvlText w:val=""/>
+      <w:lvlJc w:val="left"/>
+      <w:pPr>
+        <w:tabs>
+          <w:tab w:val="num" w:pos="720"/>
+        </w:tabs>
+        <w:ind w:left="720" w:hanging="360"/>
+      </w:pPr>
+      <w:rPr>
+        <w:rFonts w:ascii="Symbol" w:hAnsi="Symbol" w:hint="default"/>
+        <w:sz w:val="20"/>
+      </w:rPr>
+    </w:lvl>
+    <w:lvl w:ilvl="1" w:tentative="1">
+      <w:start w:val="1"/>
+      <w:numFmt w:val="bullet"/>
+      <w:lvlText w:val="o"/>
+      <w:lvlJc w:val="left"/>
+      <w:pPr>
+        <w:tabs>
+          <w:tab w:val="num" w:pos="1440"/>
+        </w:tabs>
+        <w:ind w:left="1440" w:hanging="360"/>
+      </w:pPr>
+      <w:rPr>
+        <w:rFonts w:ascii="Courier New" w:hAnsi="Courier New" w:hint="default"/>
+        <w:sz w:val="20"/>
+      </w:rPr>
+    </w:lvl>
+    <w:lvl w:ilvl="2" w:tentative="1">
+      <w:start w:val="1"/>
+      <w:numFmt w:val="bullet"/>
+      <w:lvlText w:val=""/>
+      <w:lvlJc w:val="left"/>
+      <w:pPr>
+        <w:tabs>
+          <w:tab w:val="num" w:pos="2160"/>
+        </w:tabs>
+        <w:ind w:left="2160" w:hanging="360"/>
+      </w:pPr>
+      <w:rPr>
+        <w:rFonts w:ascii="Wingdings" w:hAnsi="Wingdings" w:hint="default"/>
+        <w:sz w:val="20"/>
+      </w:rPr>
+    </w:lvl>
+    <w:lvl w:ilvl="3" w:tentative="1">
+      <w:start w:val="1"/>
+      <w:numFmt w:val="bullet"/>
+      <w:lvlText w:val=""/>
+      <w:lvlJc w:val="left"/>
+      <w:pPr>
+        <w:tabs>
+          <w:tab w:val="num" w:pos="2880"/>
+        </w:tabs>
+        <w:ind w:left="2880" w:hanging="360"/>
+      </w:pPr>
+      <w:rPr>
+        <w:rFonts w:ascii="Wingdings" w:hAnsi="Wingdings" w:hint="default"/>
+        <w:sz w:val="20"/>
+      </w:rPr>
+    </w:lvl>
+    <w:lvl w:ilvl="4" w:tentative="1">
+      <w:start w:val="1"/>
+      <w:numFmt w:val="bullet"/>
+      <w:lvlText w:val=""/>
+      <w:lvlJc w:val="left"/>
+      <w:pPr>
+        <w:tabs>
+          <w:tab w:val="num" w:pos="3600"/>
+        </w:tabs>
+        <w:ind w:left="3600" w:hanging="360"/>
+      </w:pPr>
+      <w:rPr>
+        <w:rFonts w:ascii="Wingdings" w:hAnsi="Wingdings" w:hint="default"/>
+        <w:sz w:val="20"/>
+      </w:rPr>
+    </w:lvl>
+    <w:lvl w:ilvl="5" w:tentative="1">
+      <w:start w:val="1"/>
+      <w:numFmt w:val="bullet"/>
+      <w:lvlText w:val=""/>
+      <w:lvlJc w:val="left"/>
+      <w:pPr>
+        <w:tabs>
+          <w:tab w:val="num" w:pos="4320"/>
+        </w:tabs>
+        <w:ind w:left="4320" w:hanging="360"/>
+      </w:pPr>
+      <w:rPr>
+        <w:rFonts w:ascii="Wingdings" w:hAnsi="Wingdings" w:hint="default"/>
+        <w:sz w:val="20"/>
+      </w:rPr>
+    </w:lvl>
+    <w:lvl w:ilvl="6" w:tentative="1">
+      <w:start w:val="1"/>
+      <w:numFmt w:val="bullet"/>
+      <w:lvlText w:val=""/>
+      <w:lvlJc w:val="left"/>
+      <w:pPr>
+        <w:tabs>
+          <w:tab w:val="num" w:pos="5040"/>
+        </w:tabs>
+        <w:ind w:left="5040" w:hanging="360"/>
+      </w:pPr>
+      <w:rPr>
+        <w:rFonts w:ascii="Wingdings" w:hAnsi="Wingdings" w:hint="default"/>
+        <w:sz w:val="20"/>
+      </w:rPr>
+    </w:lvl>
+    <w:lvl w:ilvl="7" w:tentative="1">
+      <w:start w:val="1"/>
+      <w:numFmt w:val="bullet"/>
+      <w:lvlText w:val=""/>
+      <w:lvlJc w:val="left"/>
+      <w:pPr>
+        <w:tabs>
+          <w:tab w:val="num" w:pos="5760"/>
+        </w:tabs>
+        <w:ind w:left="5760" w:hanging="360"/>
+      </w:pPr>
+      <w:rPr>
+        <w:rFonts w:ascii="Wingdings" w:hAnsi="Wingdings" w:hint="default"/>
+        <w:sz w:val="20"/>
+      </w:rPr>
+    </w:lvl>
+    <w:lvl w:ilvl="8" w:tentative="1">
+      <w:start w:val="1"/>
+      <w:numFmt w:val="bullet"/>
+      <w:lvlText w:val=""/>
+      <w:lvlJc w:val="left"/>
+      <w:pPr>
+        <w:tabs>
+          <w:tab w:val="num" w:pos="6480"/>
+        </w:tabs>
+        <w:ind w:left="6480" w:hanging="360"/>
+      </w:pPr>
+      <w:rPr>
+        <w:rFonts w:ascii="Wingdings" w:hAnsi="Wingdings" w:hint="default"/>
+        <w:sz w:val="20"/>
+      </w:rPr>
+    </w:lvl>
+  </w:abstractNum>
+  <w:abstractNum w:abstractNumId="6" w15:restartNumberingAfterBreak="0">
     <w:nsid w:val="6D15135B"/>
     <w:multiLevelType w:val="multilevel"/>
     <w:tmpl w:val="7D164CC6"/>
@@ -2260,17 +3554,294 @@
       </w:rPr>
     </w:lvl>
   </w:abstractNum>
+  <w:abstractNum w:abstractNumId="7" w15:restartNumberingAfterBreak="0">
+    <w:nsid w:val="6F0A2D5B"/>
+    <w:multiLevelType w:val="multilevel"/>
+    <w:tmpl w:val="8222D54C"/>
+    <w:lvl w:ilvl="0">
+      <w:start w:val="1"/>
+      <w:numFmt w:val="decimal"/>
+      <w:lvlText w:val="%1."/>
+      <w:lvlJc w:val="left"/>
+      <w:pPr>
+        <w:tabs>
+          <w:tab w:val="num" w:pos="720"/>
+        </w:tabs>
+        <w:ind w:left="720" w:hanging="360"/>
+      </w:pPr>
+    </w:lvl>
+    <w:lvl w:ilvl="1" w:tentative="1">
+      <w:start w:val="1"/>
+      <w:numFmt w:val="decimal"/>
+      <w:lvlText w:val="%2."/>
+      <w:lvlJc w:val="left"/>
+      <w:pPr>
+        <w:tabs>
+          <w:tab w:val="num" w:pos="1440"/>
+        </w:tabs>
+        <w:ind w:left="1440" w:hanging="360"/>
+      </w:pPr>
+    </w:lvl>
+    <w:lvl w:ilvl="2" w:tentative="1">
+      <w:start w:val="1"/>
+      <w:numFmt w:val="decimal"/>
+      <w:lvlText w:val="%3."/>
+      <w:lvlJc w:val="left"/>
+      <w:pPr>
+        <w:tabs>
+          <w:tab w:val="num" w:pos="2160"/>
+        </w:tabs>
+        <w:ind w:left="2160" w:hanging="360"/>
+      </w:pPr>
+    </w:lvl>
+    <w:lvl w:ilvl="3" w:tentative="1">
+      <w:start w:val="1"/>
+      <w:numFmt w:val="decimal"/>
+      <w:lvlText w:val="%4."/>
+      <w:lvlJc w:val="left"/>
+      <w:pPr>
+        <w:tabs>
+          <w:tab w:val="num" w:pos="2880"/>
+        </w:tabs>
+        <w:ind w:left="2880" w:hanging="360"/>
+      </w:pPr>
+    </w:lvl>
+    <w:lvl w:ilvl="4" w:tentative="1">
+      <w:start w:val="1"/>
+      <w:numFmt w:val="decimal"/>
+      <w:lvlText w:val="%5."/>
+      <w:lvlJc w:val="left"/>
+      <w:pPr>
+        <w:tabs>
+          <w:tab w:val="num" w:pos="3600"/>
+        </w:tabs>
+        <w:ind w:left="3600" w:hanging="360"/>
+      </w:pPr>
+    </w:lvl>
+    <w:lvl w:ilvl="5" w:tentative="1">
+      <w:start w:val="1"/>
+      <w:numFmt w:val="decimal"/>
+      <w:lvlText w:val="%6."/>
+      <w:lvlJc w:val="left"/>
+      <w:pPr>
+        <w:tabs>
+          <w:tab w:val="num" w:pos="4320"/>
+        </w:tabs>
+        <w:ind w:left="4320" w:hanging="360"/>
+      </w:pPr>
+    </w:lvl>
+    <w:lvl w:ilvl="6" w:tentative="1">
+      <w:start w:val="1"/>
+      <w:numFmt w:val="decimal"/>
+      <w:lvlText w:val="%7."/>
+      <w:lvlJc w:val="left"/>
+      <w:pPr>
+        <w:tabs>
+          <w:tab w:val="num" w:pos="5040"/>
+        </w:tabs>
+        <w:ind w:left="5040" w:hanging="360"/>
+      </w:pPr>
+    </w:lvl>
+    <w:lvl w:ilvl="7" w:tentative="1">
+      <w:start w:val="1"/>
+      <w:numFmt w:val="decimal"/>
+      <w:lvlText w:val="%8."/>
+      <w:lvlJc w:val="left"/>
+      <w:pPr>
+        <w:tabs>
+          <w:tab w:val="num" w:pos="5760"/>
+        </w:tabs>
+        <w:ind w:left="5760" w:hanging="360"/>
+      </w:pPr>
+    </w:lvl>
+    <w:lvl w:ilvl="8" w:tentative="1">
+      <w:start w:val="1"/>
+      <w:numFmt w:val="decimal"/>
+      <w:lvlText w:val="%9."/>
+      <w:lvlJc w:val="left"/>
+      <w:pPr>
+        <w:tabs>
+          <w:tab w:val="num" w:pos="6480"/>
+        </w:tabs>
+        <w:ind w:left="6480" w:hanging="360"/>
+      </w:pPr>
+    </w:lvl>
+  </w:abstractNum>
+  <w:abstractNum w:abstractNumId="8" w15:restartNumberingAfterBreak="0">
+    <w:nsid w:val="788432F5"/>
+    <w:multiLevelType w:val="multilevel"/>
+    <w:tmpl w:val="1F4062E0"/>
+    <w:lvl w:ilvl="0">
+      <w:start w:val="1"/>
+      <w:numFmt w:val="bullet"/>
+      <w:lvlText w:val=""/>
+      <w:lvlJc w:val="left"/>
+      <w:pPr>
+        <w:tabs>
+          <w:tab w:val="num" w:pos="720"/>
+        </w:tabs>
+        <w:ind w:left="720" w:hanging="360"/>
+      </w:pPr>
+      <w:rPr>
+        <w:rFonts w:ascii="Symbol" w:hAnsi="Symbol" w:hint="default"/>
+        <w:sz w:val="20"/>
+      </w:rPr>
+    </w:lvl>
+    <w:lvl w:ilvl="1" w:tentative="1">
+      <w:start w:val="1"/>
+      <w:numFmt w:val="bullet"/>
+      <w:lvlText w:val="o"/>
+      <w:lvlJc w:val="left"/>
+      <w:pPr>
+        <w:tabs>
+          <w:tab w:val="num" w:pos="1440"/>
+        </w:tabs>
+        <w:ind w:left="1440" w:hanging="360"/>
+      </w:pPr>
+      <w:rPr>
+        <w:rFonts w:ascii="Courier New" w:hAnsi="Courier New" w:hint="default"/>
+        <w:sz w:val="20"/>
+      </w:rPr>
+    </w:lvl>
+    <w:lvl w:ilvl="2" w:tentative="1">
+      <w:start w:val="1"/>
+      <w:numFmt w:val="bullet"/>
+      <w:lvlText w:val=""/>
+      <w:lvlJc w:val="left"/>
+      <w:pPr>
+        <w:tabs>
+          <w:tab w:val="num" w:pos="2160"/>
+        </w:tabs>
+        <w:ind w:left="2160" w:hanging="360"/>
+      </w:pPr>
+      <w:rPr>
+        <w:rFonts w:ascii="Wingdings" w:hAnsi="Wingdings" w:hint="default"/>
+        <w:sz w:val="20"/>
+      </w:rPr>
+    </w:lvl>
+    <w:lvl w:ilvl="3" w:tentative="1">
+      <w:start w:val="1"/>
+      <w:numFmt w:val="bullet"/>
+      <w:lvlText w:val=""/>
+      <w:lvlJc w:val="left"/>
+      <w:pPr>
+        <w:tabs>
+          <w:tab w:val="num" w:pos="2880"/>
+        </w:tabs>
+        <w:ind w:left="2880" w:hanging="360"/>
+      </w:pPr>
+      <w:rPr>
+        <w:rFonts w:ascii="Wingdings" w:hAnsi="Wingdings" w:hint="default"/>
+        <w:sz w:val="20"/>
+      </w:rPr>
+    </w:lvl>
+    <w:lvl w:ilvl="4" w:tentative="1">
+      <w:start w:val="1"/>
+      <w:numFmt w:val="bullet"/>
+      <w:lvlText w:val=""/>
+      <w:lvlJc w:val="left"/>
+      <w:pPr>
+        <w:tabs>
+          <w:tab w:val="num" w:pos="3600"/>
+        </w:tabs>
+        <w:ind w:left="3600" w:hanging="360"/>
+      </w:pPr>
+      <w:rPr>
+        <w:rFonts w:ascii="Wingdings" w:hAnsi="Wingdings" w:hint="default"/>
+        <w:sz w:val="20"/>
+      </w:rPr>
+    </w:lvl>
+    <w:lvl w:ilvl="5" w:tentative="1">
+      <w:start w:val="1"/>
+      <w:numFmt w:val="bullet"/>
+      <w:lvlText w:val=""/>
+      <w:lvlJc w:val="left"/>
+      <w:pPr>
+        <w:tabs>
+          <w:tab w:val="num" w:pos="4320"/>
+        </w:tabs>
+        <w:ind w:left="4320" w:hanging="360"/>
+      </w:pPr>
+      <w:rPr>
+        <w:rFonts w:ascii="Wingdings" w:hAnsi="Wingdings" w:hint="default"/>
+        <w:sz w:val="20"/>
+      </w:rPr>
+    </w:lvl>
+    <w:lvl w:ilvl="6" w:tentative="1">
+      <w:start w:val="1"/>
+      <w:numFmt w:val="bullet"/>
+      <w:lvlText w:val=""/>
+      <w:lvlJc w:val="left"/>
+      <w:pPr>
+        <w:tabs>
+          <w:tab w:val="num" w:pos="5040"/>
+        </w:tabs>
+        <w:ind w:left="5040" w:hanging="360"/>
+      </w:pPr>
+      <w:rPr>
+        <w:rFonts w:ascii="Wingdings" w:hAnsi="Wingdings" w:hint="default"/>
+        <w:sz w:val="20"/>
+      </w:rPr>
+    </w:lvl>
+    <w:lvl w:ilvl="7" w:tentative="1">
+      <w:start w:val="1"/>
+      <w:numFmt w:val="bullet"/>
+      <w:lvlText w:val=""/>
+      <w:lvlJc w:val="left"/>
+      <w:pPr>
+        <w:tabs>
+          <w:tab w:val="num" w:pos="5760"/>
+        </w:tabs>
+        <w:ind w:left="5760" w:hanging="360"/>
+      </w:pPr>
+      <w:rPr>
+        <w:rFonts w:ascii="Wingdings" w:hAnsi="Wingdings" w:hint="default"/>
+        <w:sz w:val="20"/>
+      </w:rPr>
+    </w:lvl>
+    <w:lvl w:ilvl="8" w:tentative="1">
+      <w:start w:val="1"/>
+      <w:numFmt w:val="bullet"/>
+      <w:lvlText w:val=""/>
+      <w:lvlJc w:val="left"/>
+      <w:pPr>
+        <w:tabs>
+          <w:tab w:val="num" w:pos="6480"/>
+        </w:tabs>
+        <w:ind w:left="6480" w:hanging="360"/>
+      </w:pPr>
+      <w:rPr>
+        <w:rFonts w:ascii="Wingdings" w:hAnsi="Wingdings" w:hint="default"/>
+        <w:sz w:val="20"/>
+      </w:rPr>
+    </w:lvl>
+  </w:abstractNum>
   <w:num w:numId="1" w16cid:durableId="412506156">
-    <w:abstractNumId w:val="1"/>
+    <w:abstractNumId w:val="2"/>
   </w:num>
   <w:num w:numId="2" w16cid:durableId="474765523">
-    <w:abstractNumId w:val="2"/>
+    <w:abstractNumId w:val="3"/>
   </w:num>
   <w:num w:numId="3" w16cid:durableId="1353190117">
-    <w:abstractNumId w:val="3"/>
+    <w:abstractNumId w:val="6"/>
   </w:num>
   <w:num w:numId="4" w16cid:durableId="1172718243">
     <w:abstractNumId w:val="0"/>
+  </w:num>
+  <w:num w:numId="5" w16cid:durableId="951859613">
+    <w:abstractNumId w:val="5"/>
+  </w:num>
+  <w:num w:numId="6" w16cid:durableId="1653951703">
+    <w:abstractNumId w:val="4"/>
+  </w:num>
+  <w:num w:numId="7" w16cid:durableId="993141891">
+    <w:abstractNumId w:val="1"/>
+  </w:num>
+  <w:num w:numId="8" w16cid:durableId="1152285510">
+    <w:abstractNumId w:val="8"/>
+  </w:num>
+  <w:num w:numId="9" w16cid:durableId="900604328">
+    <w:abstractNumId w:val="7"/>
   </w:num>
 </w:numbering>
 </file>

--- a/Comments pa Fullstack.docx
+++ b/Comments pa Fullstack.docx
@@ -2338,7 +2338,7 @@
     <w:p>
       <w:r>
         <w:pict w14:anchorId="0237E67B">
-          <v:rect id="_x0000_i1033" style="width:0;height:1.5pt" o:hralign="center" o:hrstd="t" o:hr="t" fillcolor="#a0a0a0" stroked="f"/>
+          <v:rect id="_x0000_i1027" style="width:0;height:1.5pt" o:hralign="center" o:hrstd="t" o:hr="t" fillcolor="#a0a0a0" stroked="f"/>
         </w:pict>
       </w:r>
     </w:p>
@@ -2490,6 +2490,1325 @@
           <w:lang w:val="es-CO"/>
         </w:rPr>
         <w:t>.</w:t>
+      </w:r>
+    </w:p>
+    <w:p>
+      <w:pPr>
+        <w:rPr>
+          <w:sz w:val="48"/>
+          <w:szCs w:val="48"/>
+          <w:lang w:val="es-CO"/>
+        </w:rPr>
+      </w:pPr>
+      <w:r>
+        <w:rPr>
+          <w:sz w:val="48"/>
+          <w:szCs w:val="48"/>
+          <w:lang w:val="es-CO"/>
+        </w:rPr>
+        <w:lastRenderedPageBreak/>
+        <w:t>HU – 013</w:t>
+      </w:r>
+    </w:p>
+    <w:p>
+      <w:pPr>
+        <w:rPr>
+          <w:lang w:val="es-CO"/>
+        </w:rPr>
+      </w:pPr>
+      <w:r>
+        <w:rPr>
+          <w:lang w:val="es-CO"/>
+        </w:rPr>
+        <w:t xml:space="preserve">Para que Juan Camilo pueda integrar el </w:t>
+      </w:r>
+      <w:proofErr w:type="spellStart"/>
+      <w:r>
+        <w:rPr>
+          <w:b/>
+          <w:bCs/>
+          <w:lang w:val="es-CO"/>
+        </w:rPr>
+        <w:t>Frontend</w:t>
+      </w:r>
+      <w:proofErr w:type="spellEnd"/>
+      <w:r>
+        <w:rPr>
+          <w:b/>
+          <w:bCs/>
+          <w:lang w:val="es-CO"/>
+        </w:rPr>
+        <w:t xml:space="preserve"> en Angular</w:t>
+      </w:r>
+      <w:r>
+        <w:rPr>
+          <w:lang w:val="es-CO"/>
+        </w:rPr>
+        <w:t xml:space="preserve"> con estos nuevos cambios, necesita conocer los nuevos </w:t>
+      </w:r>
+      <w:proofErr w:type="spellStart"/>
+      <w:r>
+        <w:rPr>
+          <w:lang w:val="es-CO"/>
+        </w:rPr>
+        <w:t>endpoints</w:t>
+      </w:r>
+      <w:proofErr w:type="spellEnd"/>
+      <w:r>
+        <w:rPr>
+          <w:lang w:val="es-CO"/>
+        </w:rPr>
+        <w:t xml:space="preserve">, la estructura del JSON y las reglas de negocio que implementamos para cumplir con la </w:t>
+      </w:r>
+      <w:r>
+        <w:rPr>
+          <w:b/>
+          <w:bCs/>
+          <w:lang w:val="es-CO"/>
+        </w:rPr>
+        <w:t>HU-013</w:t>
+      </w:r>
+      <w:r>
+        <w:rPr>
+          <w:lang w:val="es-CO"/>
+        </w:rPr>
+        <w:t>.</w:t>
+      </w:r>
+    </w:p>
+    <w:p>
+      <w:pPr>
+        <w:rPr>
+          <w:lang w:val="es-CO"/>
+        </w:rPr>
+      </w:pPr>
+      <w:r>
+        <w:rPr>
+          <w:lang w:val="es-CO"/>
+        </w:rPr>
+        <w:t>Aquí tienes una propuesta de mensaje técnico, claro y directo:</w:t>
+      </w:r>
+    </w:p>
+    <w:p>
+      <w:r>
+        <w:pict w14:anchorId="34D05541">
+          <v:rect id="_x0000_i1040" style="width:0;height:1.5pt" o:hralign="center" o:hrstd="t" o:hrnoshade="t" o:hr="t" fillcolor="gray" stroked="f"/>
+        </w:pict>
+      </w:r>
+    </w:p>
+    <w:p>
+      <w:pPr>
+        <w:rPr>
+          <w:lang w:val="es-CO"/>
+        </w:rPr>
+      </w:pPr>
+      <w:r>
+        <w:rPr>
+          <w:b/>
+          <w:bCs/>
+          <w:lang w:val="es-CO"/>
+        </w:rPr>
+        <w:t xml:space="preserve">Asunto: Actualización de </w:t>
+      </w:r>
+      <w:proofErr w:type="spellStart"/>
+      <w:r>
+        <w:rPr>
+          <w:b/>
+          <w:bCs/>
+          <w:lang w:val="es-CO"/>
+        </w:rPr>
+        <w:t>Backend</w:t>
+      </w:r>
+      <w:proofErr w:type="spellEnd"/>
+      <w:r>
+        <w:rPr>
+          <w:b/>
+          <w:bCs/>
+          <w:lang w:val="es-CO"/>
+        </w:rPr>
+        <w:t xml:space="preserve"> - Implementación HU-013 (Roles por Empresa)</w:t>
+      </w:r>
+    </w:p>
+    <w:p>
+      <w:pPr>
+        <w:rPr>
+          <w:lang w:val="es-CO"/>
+        </w:rPr>
+      </w:pPr>
+      <w:r>
+        <w:rPr>
+          <w:lang w:val="es-CO"/>
+        </w:rPr>
+        <w:t>Hola Juan Camilo,</w:t>
+      </w:r>
+    </w:p>
+    <w:p>
+      <w:pPr>
+        <w:rPr>
+          <w:lang w:val="es-CO"/>
+        </w:rPr>
+      </w:pPr>
+      <w:r>
+        <w:rPr>
+          <w:lang w:val="es-CO"/>
+        </w:rPr>
+        <w:t xml:space="preserve">Te informo que ya está disponible la lógica de </w:t>
+      </w:r>
+      <w:r>
+        <w:rPr>
+          <w:b/>
+          <w:bCs/>
+          <w:lang w:val="es-CO"/>
+        </w:rPr>
+        <w:t>Gestión de Roles Multiempresa</w:t>
+      </w:r>
+      <w:r>
+        <w:rPr>
+          <w:lang w:val="es-CO"/>
+        </w:rPr>
+        <w:t xml:space="preserve"> en el </w:t>
+      </w:r>
+      <w:proofErr w:type="spellStart"/>
+      <w:r>
+        <w:rPr>
+          <w:lang w:val="es-CO"/>
+        </w:rPr>
+        <w:t>Backend</w:t>
+      </w:r>
+      <w:proofErr w:type="spellEnd"/>
+      <w:r>
+        <w:rPr>
+          <w:lang w:val="es-CO"/>
+        </w:rPr>
+        <w:t>. He actualizado los modelos y esquemas para que cada empresa maneje su propia estructura de roles de forma independiente.</w:t>
+      </w:r>
+    </w:p>
+    <w:p>
+      <w:pPr>
+        <w:rPr>
+          <w:b/>
+          <w:bCs/>
+          <w:lang w:val="es-CO"/>
+        </w:rPr>
+      </w:pPr>
+      <w:r>
+        <w:rPr>
+          <w:rFonts w:ascii="Segoe UI Emoji" w:hAnsi="Segoe UI Emoji" w:cs="Segoe UI Emoji"/>
+          <w:b/>
+          <w:bCs/>
+        </w:rPr>
+        <w:t>📌</w:t>
+      </w:r>
+      <w:r>
+        <w:rPr>
+          <w:b/>
+          <w:bCs/>
+          <w:lang w:val="es-CO"/>
+        </w:rPr>
+        <w:t xml:space="preserve"> Puntos clave para la integración:</w:t>
+      </w:r>
+    </w:p>
+    <w:p>
+      <w:pPr>
+        <w:numPr>
+          <w:ilvl w:val="0"/>
+          <w:numId w:val="10"/>
+        </w:numPr>
+        <w:rPr>
+          <w:lang w:val="es-CO"/>
+        </w:rPr>
+      </w:pPr>
+      <w:r>
+        <w:rPr>
+          <w:b/>
+          <w:bCs/>
+          <w:lang w:val="es-CO"/>
+        </w:rPr>
+        <w:t>Independencia:</w:t>
+      </w:r>
+      <w:r>
+        <w:rPr>
+          <w:lang w:val="es-CO"/>
+        </w:rPr>
+        <w:t xml:space="preserve"> Los roles ahora están filtrados por </w:t>
+      </w:r>
+      <w:proofErr w:type="spellStart"/>
+      <w:r>
+        <w:rPr>
+          <w:lang w:val="es-CO"/>
+        </w:rPr>
+        <w:t>empresa_id</w:t>
+      </w:r>
+      <w:proofErr w:type="spellEnd"/>
+      <w:r>
+        <w:rPr>
+          <w:lang w:val="es-CO"/>
+        </w:rPr>
+        <w:t>. Un mismo nombre de rol puede existir en diferentes empresas, pero es único dentro de la misma.</w:t>
+      </w:r>
+    </w:p>
+    <w:p>
+      <w:pPr>
+        <w:numPr>
+          <w:ilvl w:val="0"/>
+          <w:numId w:val="10"/>
+        </w:numPr>
+        <w:rPr>
+          <w:lang w:val="es-CO"/>
+        </w:rPr>
+      </w:pPr>
+      <w:r>
+        <w:rPr>
+          <w:b/>
+          <w:bCs/>
+          <w:lang w:val="es-CO"/>
+        </w:rPr>
+        <w:t>Regla de Borrado:</w:t>
+      </w:r>
+      <w:r>
+        <w:rPr>
+          <w:lang w:val="es-CO"/>
+        </w:rPr>
+        <w:t xml:space="preserve"> Por requerimiento de Gabriel Oliveros, los roles </w:t>
+      </w:r>
+      <w:r>
+        <w:rPr>
+          <w:b/>
+          <w:bCs/>
+          <w:lang w:val="es-CO"/>
+        </w:rPr>
+        <w:t>no se eliminan físicamente</w:t>
+      </w:r>
+      <w:r>
+        <w:rPr>
+          <w:lang w:val="es-CO"/>
+        </w:rPr>
+        <w:t xml:space="preserve">. El </w:t>
+      </w:r>
+      <w:proofErr w:type="spellStart"/>
+      <w:r>
+        <w:rPr>
+          <w:lang w:val="es-CO"/>
+        </w:rPr>
+        <w:t>endpoint</w:t>
+      </w:r>
+      <w:proofErr w:type="spellEnd"/>
+      <w:r>
+        <w:rPr>
+          <w:lang w:val="es-CO"/>
+        </w:rPr>
+        <w:t xml:space="preserve"> DELETE ahora realiza una desactivación lógica (estado: "inactivo").</w:t>
+      </w:r>
+    </w:p>
+    <w:p>
+      <w:pPr>
+        <w:numPr>
+          <w:ilvl w:val="0"/>
+          <w:numId w:val="10"/>
+        </w:numPr>
+        <w:rPr>
+          <w:lang w:val="es-CO"/>
+        </w:rPr>
+      </w:pPr>
+      <w:r>
+        <w:rPr>
+          <w:b/>
+          <w:bCs/>
+          <w:lang w:val="es-CO"/>
+        </w:rPr>
+        <w:t>Restricción de Seguridad:</w:t>
+      </w:r>
+      <w:r>
+        <w:rPr>
+          <w:lang w:val="es-CO"/>
+        </w:rPr>
+        <w:t xml:space="preserve"> El sistema arrojará un error </w:t>
+      </w:r>
+      <w:r>
+        <w:rPr>
+          <w:b/>
+          <w:bCs/>
+          <w:lang w:val="es-CO"/>
+        </w:rPr>
+        <w:t>400</w:t>
+      </w:r>
+      <w:r>
+        <w:rPr>
+          <w:lang w:val="es-CO"/>
+        </w:rPr>
+        <w:t xml:space="preserve"> si intentas desactivar un rol que tenga usuarios con perfiles activos vinculados.</w:t>
+      </w:r>
+    </w:p>
+    <w:p>
+      <w:pPr>
+        <w:rPr>
+          <w:b/>
+          <w:bCs/>
+          <w:lang w:val="es-CO"/>
+        </w:rPr>
+      </w:pPr>
+      <w:r>
+        <w:rPr>
+          <w:rFonts w:ascii="Segoe UI Emoji" w:hAnsi="Segoe UI Emoji" w:cs="Segoe UI Emoji"/>
+          <w:b/>
+          <w:bCs/>
+        </w:rPr>
+        <w:t>🚀</w:t>
+      </w:r>
+      <w:r>
+        <w:rPr>
+          <w:b/>
+          <w:bCs/>
+          <w:lang w:val="es-CO"/>
+        </w:rPr>
+        <w:t xml:space="preserve"> Nuevos </w:t>
+      </w:r>
+      <w:proofErr w:type="spellStart"/>
+      <w:r>
+        <w:rPr>
+          <w:b/>
+          <w:bCs/>
+          <w:lang w:val="es-CO"/>
+        </w:rPr>
+        <w:t>Endpoints</w:t>
+      </w:r>
+      <w:proofErr w:type="spellEnd"/>
+      <w:r>
+        <w:rPr>
+          <w:b/>
+          <w:bCs/>
+          <w:lang w:val="es-CO"/>
+        </w:rPr>
+        <w:t xml:space="preserve"> (Base: /api/v1/seguridad)</w:t>
+      </w:r>
+    </w:p>
+    <w:tbl>
+      <w:tblPr>
+        <w:tblW w:w="0" w:type="auto"/>
+        <w:tblCellSpacing w:w="15" w:type="dxa"/>
+        <w:tblCellMar>
+          <w:left w:w="0" w:type="dxa"/>
+          <w:right w:w="0" w:type="dxa"/>
+        </w:tblCellMar>
+        <w:tblLook w:val="04A0" w:firstRow="1" w:lastRow="0" w:firstColumn="1" w:lastColumn="0" w:noHBand="0" w:noVBand="1"/>
+      </w:tblPr>
+      <w:tblGrid>
+        <w:gridCol w:w="1086"/>
+        <w:gridCol w:w="3245"/>
+        <w:gridCol w:w="4971"/>
+      </w:tblGrid>
+      <w:tr>
+        <w:trPr>
+          <w:tblHeader/>
+          <w:tblCellSpacing w:w="15" w:type="dxa"/>
+        </w:trPr>
+        <w:tc>
+          <w:tcPr>
+            <w:tcW w:w="0" w:type="auto"/>
+            <w:tcBorders>
+              <w:top w:val="single" w:sz="6" w:space="0" w:color="auto"/>
+              <w:left w:val="single" w:sz="6" w:space="0" w:color="auto"/>
+              <w:bottom w:val="single" w:sz="6" w:space="0" w:color="auto"/>
+              <w:right w:val="single" w:sz="6" w:space="0" w:color="auto"/>
+            </w:tcBorders>
+            <w:tcMar>
+              <w:top w:w="240" w:type="dxa"/>
+              <w:left w:w="0" w:type="dxa"/>
+              <w:bottom w:w="240" w:type="dxa"/>
+              <w:right w:w="180" w:type="dxa"/>
+            </w:tcMar>
+            <w:vAlign w:val="center"/>
+            <w:hideMark/>
+          </w:tcPr>
+          <w:p>
+            <w:proofErr w:type="spellStart"/>
+            <w:r>
+              <w:rPr>
+                <w:b/>
+                <w:bCs/>
+              </w:rPr>
+              <w:t>Método</w:t>
+            </w:r>
+            <w:proofErr w:type="spellEnd"/>
+          </w:p>
+        </w:tc>
+        <w:tc>
+          <w:tcPr>
+            <w:tcW w:w="0" w:type="auto"/>
+            <w:tcBorders>
+              <w:top w:val="single" w:sz="6" w:space="0" w:color="auto"/>
+              <w:left w:val="single" w:sz="6" w:space="0" w:color="auto"/>
+              <w:bottom w:val="single" w:sz="6" w:space="0" w:color="auto"/>
+              <w:right w:val="single" w:sz="6" w:space="0" w:color="auto"/>
+            </w:tcBorders>
+            <w:tcMar>
+              <w:top w:w="240" w:type="dxa"/>
+              <w:left w:w="0" w:type="dxa"/>
+              <w:bottom w:w="240" w:type="dxa"/>
+              <w:right w:w="180" w:type="dxa"/>
+            </w:tcMar>
+            <w:vAlign w:val="center"/>
+            <w:hideMark/>
+          </w:tcPr>
+          <w:p>
+            <w:r>
+              <w:rPr>
+                <w:b/>
+                <w:bCs/>
+              </w:rPr>
+              <w:t>Endpoint</w:t>
+            </w:r>
+          </w:p>
+        </w:tc>
+        <w:tc>
+          <w:tcPr>
+            <w:tcW w:w="0" w:type="auto"/>
+            <w:tcBorders>
+              <w:top w:val="single" w:sz="6" w:space="0" w:color="auto"/>
+              <w:left w:val="single" w:sz="6" w:space="0" w:color="auto"/>
+              <w:bottom w:val="single" w:sz="6" w:space="0" w:color="auto"/>
+              <w:right w:val="single" w:sz="6" w:space="0" w:color="auto"/>
+            </w:tcBorders>
+            <w:tcMar>
+              <w:top w:w="240" w:type="dxa"/>
+              <w:left w:w="0" w:type="dxa"/>
+              <w:bottom w:w="240" w:type="dxa"/>
+              <w:right w:w="0" w:type="dxa"/>
+            </w:tcMar>
+            <w:vAlign w:val="center"/>
+            <w:hideMark/>
+          </w:tcPr>
+          <w:p>
+            <w:proofErr w:type="spellStart"/>
+            <w:r>
+              <w:rPr>
+                <w:b/>
+                <w:bCs/>
+              </w:rPr>
+              <w:t>Descripción</w:t>
+            </w:r>
+            <w:proofErr w:type="spellEnd"/>
+          </w:p>
+        </w:tc>
+      </w:tr>
+      <w:tr>
+        <w:trPr>
+          <w:tblCellSpacing w:w="15" w:type="dxa"/>
+        </w:trPr>
+        <w:tc>
+          <w:tcPr>
+            <w:tcW w:w="0" w:type="auto"/>
+            <w:tcBorders>
+              <w:top w:val="single" w:sz="6" w:space="0" w:color="auto"/>
+              <w:left w:val="single" w:sz="6" w:space="0" w:color="auto"/>
+              <w:bottom w:val="single" w:sz="6" w:space="0" w:color="auto"/>
+              <w:right w:val="single" w:sz="6" w:space="0" w:color="auto"/>
+            </w:tcBorders>
+            <w:tcMar>
+              <w:top w:w="240" w:type="dxa"/>
+              <w:left w:w="0" w:type="dxa"/>
+              <w:bottom w:w="240" w:type="dxa"/>
+              <w:right w:w="180" w:type="dxa"/>
+            </w:tcMar>
+            <w:vAlign w:val="center"/>
+            <w:hideMark/>
+          </w:tcPr>
+          <w:p>
+            <w:r>
+              <w:rPr>
+                <w:b/>
+                <w:bCs/>
+              </w:rPr>
+              <w:t>POST</w:t>
+            </w:r>
+          </w:p>
+        </w:tc>
+        <w:tc>
+          <w:tcPr>
+            <w:tcW w:w="0" w:type="auto"/>
+            <w:tcBorders>
+              <w:top w:val="single" w:sz="6" w:space="0" w:color="auto"/>
+              <w:left w:val="single" w:sz="6" w:space="0" w:color="auto"/>
+              <w:bottom w:val="single" w:sz="6" w:space="0" w:color="auto"/>
+              <w:right w:val="single" w:sz="6" w:space="0" w:color="auto"/>
+            </w:tcBorders>
+            <w:tcMar>
+              <w:top w:w="240" w:type="dxa"/>
+              <w:left w:w="0" w:type="dxa"/>
+              <w:bottom w:w="240" w:type="dxa"/>
+              <w:right w:w="180" w:type="dxa"/>
+            </w:tcMar>
+            <w:vAlign w:val="center"/>
+            <w:hideMark/>
+          </w:tcPr>
+          <w:p>
+            <w:r>
+              <w:t>/roles/</w:t>
+            </w:r>
+          </w:p>
+        </w:tc>
+        <w:tc>
+          <w:tcPr>
+            <w:tcW w:w="0" w:type="auto"/>
+            <w:tcBorders>
+              <w:top w:val="single" w:sz="6" w:space="0" w:color="auto"/>
+              <w:left w:val="single" w:sz="6" w:space="0" w:color="auto"/>
+              <w:bottom w:val="single" w:sz="6" w:space="0" w:color="auto"/>
+              <w:right w:val="single" w:sz="6" w:space="0" w:color="auto"/>
+            </w:tcBorders>
+            <w:tcMar>
+              <w:top w:w="240" w:type="dxa"/>
+              <w:left w:w="0" w:type="dxa"/>
+              <w:bottom w:w="240" w:type="dxa"/>
+              <w:right w:w="0" w:type="dxa"/>
+            </w:tcMar>
+            <w:vAlign w:val="center"/>
+            <w:hideMark/>
+          </w:tcPr>
+          <w:p>
+            <w:pPr>
+              <w:rPr>
+                <w:lang w:val="es-CO"/>
+              </w:rPr>
+            </w:pPr>
+            <w:r>
+              <w:rPr>
+                <w:lang w:val="es-CO"/>
+              </w:rPr>
+              <w:t>Crea un rol asociado a una empresa específica.</w:t>
+            </w:r>
+          </w:p>
+        </w:tc>
+      </w:tr>
+      <w:tr>
+        <w:trPr>
+          <w:tblCellSpacing w:w="15" w:type="dxa"/>
+        </w:trPr>
+        <w:tc>
+          <w:tcPr>
+            <w:tcW w:w="0" w:type="auto"/>
+            <w:tcBorders>
+              <w:top w:val="single" w:sz="6" w:space="0" w:color="auto"/>
+              <w:left w:val="single" w:sz="6" w:space="0" w:color="auto"/>
+              <w:bottom w:val="single" w:sz="6" w:space="0" w:color="auto"/>
+              <w:right w:val="single" w:sz="6" w:space="0" w:color="auto"/>
+            </w:tcBorders>
+            <w:tcMar>
+              <w:top w:w="240" w:type="dxa"/>
+              <w:left w:w="0" w:type="dxa"/>
+              <w:bottom w:w="240" w:type="dxa"/>
+              <w:right w:w="180" w:type="dxa"/>
+            </w:tcMar>
+            <w:vAlign w:val="center"/>
+            <w:hideMark/>
+          </w:tcPr>
+          <w:p>
+            <w:r>
+              <w:rPr>
+                <w:b/>
+                <w:bCs/>
+              </w:rPr>
+              <w:t>GET</w:t>
+            </w:r>
+          </w:p>
+        </w:tc>
+        <w:tc>
+          <w:tcPr>
+            <w:tcW w:w="0" w:type="auto"/>
+            <w:tcBorders>
+              <w:top w:val="single" w:sz="6" w:space="0" w:color="auto"/>
+              <w:left w:val="single" w:sz="6" w:space="0" w:color="auto"/>
+              <w:bottom w:val="single" w:sz="6" w:space="0" w:color="auto"/>
+              <w:right w:val="single" w:sz="6" w:space="0" w:color="auto"/>
+            </w:tcBorders>
+            <w:tcMar>
+              <w:top w:w="240" w:type="dxa"/>
+              <w:left w:w="0" w:type="dxa"/>
+              <w:bottom w:w="240" w:type="dxa"/>
+              <w:right w:w="180" w:type="dxa"/>
+            </w:tcMar>
+            <w:vAlign w:val="center"/>
+            <w:hideMark/>
+          </w:tcPr>
+          <w:p>
+            <w:r>
+              <w:t>/</w:t>
+            </w:r>
+            <w:proofErr w:type="gramStart"/>
+            <w:r>
+              <w:t>roles</w:t>
+            </w:r>
+            <w:proofErr w:type="gramEnd"/>
+            <w:r>
+              <w:t>/</w:t>
+            </w:r>
+            <w:proofErr w:type="spellStart"/>
+            <w:proofErr w:type="gramStart"/>
+            <w:r>
+              <w:t>empresa</w:t>
+            </w:r>
+            <w:proofErr w:type="spellEnd"/>
+            <w:r>
+              <w:t>/{</w:t>
+            </w:r>
+            <w:proofErr w:type="spellStart"/>
+            <w:proofErr w:type="gramEnd"/>
+            <w:r>
+              <w:t>empresa_id</w:t>
+            </w:r>
+            <w:proofErr w:type="spellEnd"/>
+            <w:r>
+              <w:t>}</w:t>
+            </w:r>
+          </w:p>
+        </w:tc>
+        <w:tc>
+          <w:tcPr>
+            <w:tcW w:w="0" w:type="auto"/>
+            <w:tcBorders>
+              <w:top w:val="single" w:sz="6" w:space="0" w:color="auto"/>
+              <w:left w:val="single" w:sz="6" w:space="0" w:color="auto"/>
+              <w:bottom w:val="single" w:sz="6" w:space="0" w:color="auto"/>
+              <w:right w:val="single" w:sz="6" w:space="0" w:color="auto"/>
+            </w:tcBorders>
+            <w:tcMar>
+              <w:top w:w="240" w:type="dxa"/>
+              <w:left w:w="0" w:type="dxa"/>
+              <w:bottom w:w="240" w:type="dxa"/>
+              <w:right w:w="0" w:type="dxa"/>
+            </w:tcMar>
+            <w:vAlign w:val="center"/>
+            <w:hideMark/>
+          </w:tcPr>
+          <w:p>
+            <w:pPr>
+              <w:rPr>
+                <w:lang w:val="es-CO"/>
+              </w:rPr>
+            </w:pPr>
+            <w:r>
+              <w:rPr>
+                <w:lang w:val="es-CO"/>
+              </w:rPr>
+              <w:t>Lista solo los roles de la empresa activa.</w:t>
+            </w:r>
+          </w:p>
+        </w:tc>
+      </w:tr>
+      <w:tr>
+        <w:trPr>
+          <w:tblCellSpacing w:w="15" w:type="dxa"/>
+        </w:trPr>
+        <w:tc>
+          <w:tcPr>
+            <w:tcW w:w="0" w:type="auto"/>
+            <w:tcBorders>
+              <w:top w:val="single" w:sz="6" w:space="0" w:color="auto"/>
+              <w:left w:val="single" w:sz="6" w:space="0" w:color="auto"/>
+              <w:bottom w:val="single" w:sz="6" w:space="0" w:color="auto"/>
+              <w:right w:val="single" w:sz="6" w:space="0" w:color="auto"/>
+            </w:tcBorders>
+            <w:tcMar>
+              <w:top w:w="240" w:type="dxa"/>
+              <w:left w:w="0" w:type="dxa"/>
+              <w:bottom w:w="240" w:type="dxa"/>
+              <w:right w:w="180" w:type="dxa"/>
+            </w:tcMar>
+            <w:vAlign w:val="center"/>
+            <w:hideMark/>
+          </w:tcPr>
+          <w:p>
+            <w:r>
+              <w:rPr>
+                <w:b/>
+                <w:bCs/>
+              </w:rPr>
+              <w:lastRenderedPageBreak/>
+              <w:t>PUT</w:t>
+            </w:r>
+          </w:p>
+        </w:tc>
+        <w:tc>
+          <w:tcPr>
+            <w:tcW w:w="0" w:type="auto"/>
+            <w:tcBorders>
+              <w:top w:val="single" w:sz="6" w:space="0" w:color="auto"/>
+              <w:left w:val="single" w:sz="6" w:space="0" w:color="auto"/>
+              <w:bottom w:val="single" w:sz="6" w:space="0" w:color="auto"/>
+              <w:right w:val="single" w:sz="6" w:space="0" w:color="auto"/>
+            </w:tcBorders>
+            <w:tcMar>
+              <w:top w:w="240" w:type="dxa"/>
+              <w:left w:w="0" w:type="dxa"/>
+              <w:bottom w:w="240" w:type="dxa"/>
+              <w:right w:w="180" w:type="dxa"/>
+            </w:tcMar>
+            <w:vAlign w:val="center"/>
+            <w:hideMark/>
+          </w:tcPr>
+          <w:p>
+            <w:r>
+              <w:t>/</w:t>
+            </w:r>
+            <w:proofErr w:type="gramStart"/>
+            <w:r>
+              <w:t>roles/{</w:t>
+            </w:r>
+            <w:proofErr w:type="spellStart"/>
+            <w:proofErr w:type="gramEnd"/>
+            <w:r>
+              <w:t>rol_id</w:t>
+            </w:r>
+            <w:proofErr w:type="spellEnd"/>
+            <w:r>
+              <w:t>}</w:t>
+            </w:r>
+          </w:p>
+        </w:tc>
+        <w:tc>
+          <w:tcPr>
+            <w:tcW w:w="0" w:type="auto"/>
+            <w:tcBorders>
+              <w:top w:val="single" w:sz="6" w:space="0" w:color="auto"/>
+              <w:left w:val="single" w:sz="6" w:space="0" w:color="auto"/>
+              <w:bottom w:val="single" w:sz="6" w:space="0" w:color="auto"/>
+              <w:right w:val="single" w:sz="6" w:space="0" w:color="auto"/>
+            </w:tcBorders>
+            <w:tcMar>
+              <w:top w:w="240" w:type="dxa"/>
+              <w:left w:w="0" w:type="dxa"/>
+              <w:bottom w:w="240" w:type="dxa"/>
+              <w:right w:w="0" w:type="dxa"/>
+            </w:tcMar>
+            <w:vAlign w:val="center"/>
+            <w:hideMark/>
+          </w:tcPr>
+          <w:p>
+            <w:pPr>
+              <w:rPr>
+                <w:lang w:val="es-CO"/>
+              </w:rPr>
+            </w:pPr>
+            <w:r>
+              <w:rPr>
+                <w:lang w:val="es-CO"/>
+              </w:rPr>
+              <w:t>Actualiza nombre, descripción o permisos.</w:t>
+            </w:r>
+          </w:p>
+        </w:tc>
+      </w:tr>
+      <w:tr>
+        <w:trPr>
+          <w:tblCellSpacing w:w="15" w:type="dxa"/>
+        </w:trPr>
+        <w:tc>
+          <w:tcPr>
+            <w:tcW w:w="0" w:type="auto"/>
+            <w:tcBorders>
+              <w:top w:val="single" w:sz="6" w:space="0" w:color="auto"/>
+              <w:left w:val="single" w:sz="6" w:space="0" w:color="auto"/>
+              <w:bottom w:val="single" w:sz="6" w:space="0" w:color="auto"/>
+              <w:right w:val="single" w:sz="6" w:space="0" w:color="auto"/>
+            </w:tcBorders>
+            <w:tcMar>
+              <w:top w:w="240" w:type="dxa"/>
+              <w:left w:w="0" w:type="dxa"/>
+              <w:bottom w:w="240" w:type="dxa"/>
+              <w:right w:w="180" w:type="dxa"/>
+            </w:tcMar>
+            <w:vAlign w:val="center"/>
+            <w:hideMark/>
+          </w:tcPr>
+          <w:p>
+            <w:r>
+              <w:rPr>
+                <w:b/>
+                <w:bCs/>
+              </w:rPr>
+              <w:t>DELETE</w:t>
+            </w:r>
+          </w:p>
+        </w:tc>
+        <w:tc>
+          <w:tcPr>
+            <w:tcW w:w="0" w:type="auto"/>
+            <w:tcBorders>
+              <w:top w:val="single" w:sz="6" w:space="0" w:color="auto"/>
+              <w:left w:val="single" w:sz="6" w:space="0" w:color="auto"/>
+              <w:bottom w:val="single" w:sz="6" w:space="0" w:color="auto"/>
+              <w:right w:val="single" w:sz="6" w:space="0" w:color="auto"/>
+            </w:tcBorders>
+            <w:tcMar>
+              <w:top w:w="240" w:type="dxa"/>
+              <w:left w:w="0" w:type="dxa"/>
+              <w:bottom w:w="240" w:type="dxa"/>
+              <w:right w:w="180" w:type="dxa"/>
+            </w:tcMar>
+            <w:vAlign w:val="center"/>
+            <w:hideMark/>
+          </w:tcPr>
+          <w:p>
+            <w:r>
+              <w:t>/</w:t>
+            </w:r>
+            <w:proofErr w:type="gramStart"/>
+            <w:r>
+              <w:t>roles/{</w:t>
+            </w:r>
+            <w:proofErr w:type="spellStart"/>
+            <w:proofErr w:type="gramEnd"/>
+            <w:r>
+              <w:t>rol_id</w:t>
+            </w:r>
+            <w:proofErr w:type="spellEnd"/>
+            <w:r>
+              <w:t>}</w:t>
+            </w:r>
+          </w:p>
+        </w:tc>
+        <w:tc>
+          <w:tcPr>
+            <w:tcW w:w="0" w:type="auto"/>
+            <w:tcBorders>
+              <w:top w:val="single" w:sz="6" w:space="0" w:color="auto"/>
+              <w:left w:val="single" w:sz="6" w:space="0" w:color="auto"/>
+              <w:bottom w:val="single" w:sz="6" w:space="0" w:color="auto"/>
+              <w:right w:val="single" w:sz="6" w:space="0" w:color="auto"/>
+            </w:tcBorders>
+            <w:tcMar>
+              <w:top w:w="240" w:type="dxa"/>
+              <w:left w:w="0" w:type="dxa"/>
+              <w:bottom w:w="240" w:type="dxa"/>
+              <w:right w:w="0" w:type="dxa"/>
+            </w:tcMar>
+            <w:vAlign w:val="center"/>
+            <w:hideMark/>
+          </w:tcPr>
+          <w:p>
+            <w:pPr>
+              <w:rPr>
+                <w:lang w:val="es-CO"/>
+              </w:rPr>
+            </w:pPr>
+            <w:r>
+              <w:rPr>
+                <w:lang w:val="es-CO"/>
+              </w:rPr>
+              <w:t>Desactiva el rol (</w:t>
+            </w:r>
+            <w:proofErr w:type="spellStart"/>
+            <w:r>
+              <w:rPr>
+                <w:lang w:val="es-CO"/>
+              </w:rPr>
+              <w:t>Soft</w:t>
+            </w:r>
+            <w:proofErr w:type="spellEnd"/>
+            <w:r>
+              <w:rPr>
+                <w:lang w:val="es-CO"/>
+              </w:rPr>
+              <w:t xml:space="preserve"> Delete).</w:t>
+            </w:r>
+          </w:p>
+        </w:tc>
+      </w:tr>
+    </w:tbl>
+    <w:p>
+      <w:pPr>
+        <w:rPr>
+          <w:b/>
+          <w:bCs/>
+          <w:lang w:val="es-CO"/>
+        </w:rPr>
+      </w:pPr>
+      <w:r>
+        <w:rPr>
+          <w:rFonts w:ascii="Segoe UI Emoji" w:hAnsi="Segoe UI Emoji" w:cs="Segoe UI Emoji"/>
+          <w:b/>
+          <w:bCs/>
+        </w:rPr>
+        <w:t>📄</w:t>
+      </w:r>
+      <w:r>
+        <w:rPr>
+          <w:b/>
+          <w:bCs/>
+          <w:lang w:val="es-CO"/>
+        </w:rPr>
+        <w:t xml:space="preserve"> Ejemplo de </w:t>
+      </w:r>
+      <w:proofErr w:type="spellStart"/>
+      <w:r>
+        <w:rPr>
+          <w:b/>
+          <w:bCs/>
+          <w:lang w:val="es-CO"/>
+        </w:rPr>
+        <w:t>Payload</w:t>
+      </w:r>
+      <w:proofErr w:type="spellEnd"/>
+      <w:r>
+        <w:rPr>
+          <w:b/>
+          <w:bCs/>
+          <w:lang w:val="es-CO"/>
+        </w:rPr>
+        <w:t xml:space="preserve"> (Creación/Edición)</w:t>
+      </w:r>
+    </w:p>
+    <w:p>
+      <w:pPr>
+        <w:rPr>
+          <w:lang w:val="es-CO"/>
+        </w:rPr>
+      </w:pPr>
+      <w:r>
+        <w:rPr>
+          <w:lang w:val="es-CO"/>
+        </w:rPr>
+        <w:t>Para los formularios en Angular, usa esta estructura:</w:t>
+      </w:r>
+    </w:p>
+    <w:p>
+      <w:pPr>
+        <w:rPr>
+          <w:lang w:val="es-CO"/>
+        </w:rPr>
+      </w:pPr>
+      <w:r>
+        <w:rPr>
+          <w:lang w:val="es-CO"/>
+        </w:rPr>
+        <w:t>JSON</w:t>
+      </w:r>
+    </w:p>
+    <w:p>
+      <w:pPr>
+        <w:rPr>
+          <w:lang w:val="es-CO"/>
+        </w:rPr>
+      </w:pPr>
+      <w:r>
+        <w:rPr>
+          <w:lang w:val="es-CO"/>
+        </w:rPr>
+        <w:t>{</w:t>
+      </w:r>
+    </w:p>
+    <w:p>
+      <w:pPr>
+        <w:rPr>
+          <w:lang w:val="es-CO"/>
+        </w:rPr>
+      </w:pPr>
+      <w:r>
+        <w:rPr>
+          <w:lang w:val="es-CO"/>
+        </w:rPr>
+        <w:t xml:space="preserve">  "nombre": "Administrador de Ventas",</w:t>
+      </w:r>
+    </w:p>
+    <w:p>
+      <w:pPr>
+        <w:rPr>
+          <w:lang w:val="es-CO"/>
+        </w:rPr>
+      </w:pPr>
+      <w:r>
+        <w:rPr>
+          <w:lang w:val="es-CO"/>
+        </w:rPr>
+        <w:t xml:space="preserve">  "</w:t>
+      </w:r>
+      <w:proofErr w:type="spellStart"/>
+      <w:r>
+        <w:rPr>
+          <w:lang w:val="es-CO"/>
+        </w:rPr>
+        <w:t>descripcion</w:t>
+      </w:r>
+      <w:proofErr w:type="spellEnd"/>
+      <w:r>
+        <w:rPr>
+          <w:lang w:val="es-CO"/>
+        </w:rPr>
+        <w:t>": "Acceso total al módulo comercial",</w:t>
+      </w:r>
+    </w:p>
+    <w:p>
+      <w:pPr>
+        <w:rPr>
+          <w:lang w:val="es-CO"/>
+        </w:rPr>
+      </w:pPr>
+      <w:r>
+        <w:rPr>
+          <w:lang w:val="es-CO"/>
+        </w:rPr>
+        <w:t xml:space="preserve">  "</w:t>
+      </w:r>
+      <w:proofErr w:type="spellStart"/>
+      <w:r>
+        <w:rPr>
+          <w:lang w:val="es-CO"/>
+        </w:rPr>
+        <w:t>empresa_id</w:t>
+      </w:r>
+      <w:proofErr w:type="spellEnd"/>
+      <w:r>
+        <w:rPr>
+          <w:lang w:val="es-CO"/>
+        </w:rPr>
+        <w:t>": "MED-BOG-01",</w:t>
+      </w:r>
+    </w:p>
+    <w:p>
+      <w:pPr>
+        <w:rPr>
+          <w:lang w:val="es-CO"/>
+        </w:rPr>
+      </w:pPr>
+      <w:r>
+        <w:rPr>
+          <w:lang w:val="es-CO"/>
+        </w:rPr>
+        <w:t xml:space="preserve">  "permisos": {</w:t>
+      </w:r>
+    </w:p>
+    <w:p>
+      <w:pPr>
+        <w:rPr>
+          <w:lang w:val="es-CO"/>
+        </w:rPr>
+      </w:pPr>
+      <w:r>
+        <w:rPr>
+          <w:lang w:val="es-CO"/>
+        </w:rPr>
+        <w:t xml:space="preserve">    "ventas": ["leer", "crear", "editar"],</w:t>
+      </w:r>
+    </w:p>
+    <w:p>
+      <w:pPr>
+        <w:rPr>
+          <w:lang w:val="es-CO"/>
+        </w:rPr>
+      </w:pPr>
+      <w:r>
+        <w:rPr>
+          <w:lang w:val="es-CO"/>
+        </w:rPr>
+        <w:t xml:space="preserve">    "reportes": ["ver"]</w:t>
+      </w:r>
+    </w:p>
+    <w:p>
+      <w:pPr>
+        <w:rPr>
+          <w:lang w:val="es-CO"/>
+        </w:rPr>
+      </w:pPr>
+      <w:r>
+        <w:rPr>
+          <w:lang w:val="es-CO"/>
+        </w:rPr>
+        <w:t xml:space="preserve">  },</w:t>
+      </w:r>
+    </w:p>
+    <w:p>
+      <w:pPr>
+        <w:rPr>
+          <w:lang w:val="es-CO"/>
+        </w:rPr>
+      </w:pPr>
+      <w:r>
+        <w:rPr>
+          <w:lang w:val="es-CO"/>
+        </w:rPr>
+        <w:t xml:space="preserve">  "estado": "activo"</w:t>
+      </w:r>
+    </w:p>
+    <w:p>
+      <w:pPr>
+        <w:rPr>
+          <w:lang w:val="es-CO"/>
+        </w:rPr>
+      </w:pPr>
+      <w:r>
+        <w:rPr>
+          <w:lang w:val="es-CO"/>
+        </w:rPr>
+        <w:t>}</w:t>
+      </w:r>
+    </w:p>
+    <w:p>
+      <w:pPr>
+        <w:rPr>
+          <w:b/>
+          <w:bCs/>
+          <w:lang w:val="es-CO"/>
+        </w:rPr>
+      </w:pPr>
+      <w:r>
+        <w:rPr>
+          <w:rFonts w:ascii="Segoe UI Emoji" w:hAnsi="Segoe UI Emoji" w:cs="Segoe UI Emoji"/>
+          <w:b/>
+          <w:bCs/>
+        </w:rPr>
+        <w:t>🛠️</w:t>
+      </w:r>
+      <w:r>
+        <w:rPr>
+          <w:b/>
+          <w:bCs/>
+          <w:lang w:val="es-CO"/>
+        </w:rPr>
+        <w:t xml:space="preserve"> Tarea para el Front (Angular)</w:t>
+      </w:r>
+    </w:p>
+    <w:p>
+      <w:pPr>
+        <w:numPr>
+          <w:ilvl w:val="0"/>
+          <w:numId w:val="11"/>
+        </w:numPr>
+        <w:rPr>
+          <w:lang w:val="es-CO"/>
+        </w:rPr>
+      </w:pPr>
+      <w:r>
+        <w:rPr>
+          <w:lang w:val="es-CO"/>
+        </w:rPr>
+        <w:t xml:space="preserve">Implementar el </w:t>
+      </w:r>
+      <w:r>
+        <w:rPr>
+          <w:b/>
+          <w:bCs/>
+          <w:lang w:val="es-CO"/>
+        </w:rPr>
+        <w:t>Switch</w:t>
+      </w:r>
+      <w:r>
+        <w:rPr>
+          <w:lang w:val="es-CO"/>
+        </w:rPr>
+        <w:t xml:space="preserve"> en la tabla de roles para activar/desactivar.</w:t>
+      </w:r>
+    </w:p>
+    <w:p>
+      <w:pPr>
+        <w:numPr>
+          <w:ilvl w:val="0"/>
+          <w:numId w:val="11"/>
+        </w:numPr>
+        <w:rPr>
+          <w:lang w:val="es-CO"/>
+        </w:rPr>
+      </w:pPr>
+      <w:proofErr w:type="gramStart"/>
+      <w:r>
+        <w:rPr>
+          <w:lang w:val="es-CO"/>
+        </w:rPr>
+        <w:t>Asegurar</w:t>
+      </w:r>
+      <w:proofErr w:type="gramEnd"/>
+      <w:r>
+        <w:rPr>
+          <w:lang w:val="es-CO"/>
+        </w:rPr>
+        <w:t xml:space="preserve"> que el modal de creación envíe </w:t>
+      </w:r>
+      <w:proofErr w:type="gramStart"/>
+      <w:r>
+        <w:rPr>
+          <w:lang w:val="es-CO"/>
+        </w:rPr>
+        <w:t xml:space="preserve">el </w:t>
+      </w:r>
+      <w:proofErr w:type="spellStart"/>
+      <w:r>
+        <w:rPr>
+          <w:lang w:val="es-CO"/>
+        </w:rPr>
+        <w:t>empresa</w:t>
+      </w:r>
+      <w:proofErr w:type="gramEnd"/>
+      <w:r>
+        <w:rPr>
+          <w:lang w:val="es-CO"/>
+        </w:rPr>
+        <w:t>_id</w:t>
+      </w:r>
+      <w:proofErr w:type="spellEnd"/>
+      <w:r>
+        <w:rPr>
+          <w:lang w:val="es-CO"/>
+        </w:rPr>
+        <w:t xml:space="preserve"> de la empresa que el usuario tiene seleccionada actualmente.</w:t>
+      </w:r>
+    </w:p>
+    <w:p>
+      <w:pPr>
+        <w:rPr>
+          <w:lang w:val="es-CO"/>
+        </w:rPr>
+      </w:pPr>
+      <w:r>
+        <w:rPr>
+          <w:lang w:val="es-CO"/>
+        </w:rPr>
+        <w:t xml:space="preserve">Ya puedes probar todo desde el </w:t>
+      </w:r>
+      <w:r>
+        <w:rPr>
+          <w:b/>
+          <w:bCs/>
+          <w:lang w:val="es-CO"/>
+        </w:rPr>
+        <w:t>Swagger</w:t>
+      </w:r>
+      <w:r>
+        <w:rPr>
+          <w:lang w:val="es-CO"/>
+        </w:rPr>
+        <w:t>. Si te sale un error 500 al listar, asegúrate de haber corrido el último script de migración en la base de datos para agregar la columna estado.</w:t>
+      </w:r>
+    </w:p>
+    <w:p>
+      <w:pPr>
+        <w:rPr>
+          <w:lang w:val="es-CO"/>
+        </w:rPr>
+      </w:pPr>
+      <w:r>
+        <w:rPr>
+          <w:lang w:val="es-CO"/>
+        </w:rPr>
+        <w:lastRenderedPageBreak/>
+        <w:t>Quedo atento a cualquier bloqueo.</w:t>
+      </w:r>
+    </w:p>
+    <w:p>
+      <w:r>
+        <w:pict w14:anchorId="37637635">
+          <v:rect id="_x0000_i1041" style="width:0;height:1.5pt" o:hralign="center" o:hrstd="t" o:hrnoshade="t" o:hr="t" fillcolor="gray" stroked="f"/>
+        </w:pict>
+      </w:r>
+    </w:p>
+    <w:p>
+      <w:pPr>
+        <w:rPr>
+          <w:lang w:val="es-CO"/>
+        </w:rPr>
+      </w:pPr>
+      <w:r>
+        <w:rPr>
+          <w:lang w:val="es-CO"/>
+        </w:rPr>
+        <w:t>¿Hay algún otro detalle técnico o validación específica que quieras que le mencione a Juan Camilo?</w:t>
       </w:r>
     </w:p>
     <w:p>
@@ -2810,6 +4129,155 @@
     </w:lvl>
   </w:abstractNum>
   <w:abstractNum w:abstractNumId="2" w15:restartNumberingAfterBreak="0">
+    <w:nsid w:val="26636A50"/>
+    <w:multiLevelType w:val="multilevel"/>
+    <w:tmpl w:val="ADE005AE"/>
+    <w:lvl w:ilvl="0">
+      <w:start w:val="1"/>
+      <w:numFmt w:val="bullet"/>
+      <w:lvlText w:val=""/>
+      <w:lvlJc w:val="left"/>
+      <w:pPr>
+        <w:tabs>
+          <w:tab w:val="num" w:pos="720"/>
+        </w:tabs>
+        <w:ind w:left="720" w:hanging="360"/>
+      </w:pPr>
+      <w:rPr>
+        <w:rFonts w:ascii="Symbol" w:hAnsi="Symbol" w:hint="default"/>
+        <w:sz w:val="20"/>
+      </w:rPr>
+    </w:lvl>
+    <w:lvl w:ilvl="1" w:tentative="1">
+      <w:start w:val="1"/>
+      <w:numFmt w:val="bullet"/>
+      <w:lvlText w:val="o"/>
+      <w:lvlJc w:val="left"/>
+      <w:pPr>
+        <w:tabs>
+          <w:tab w:val="num" w:pos="1440"/>
+        </w:tabs>
+        <w:ind w:left="1440" w:hanging="360"/>
+      </w:pPr>
+      <w:rPr>
+        <w:rFonts w:ascii="Courier New" w:hAnsi="Courier New" w:hint="default"/>
+        <w:sz w:val="20"/>
+      </w:rPr>
+    </w:lvl>
+    <w:lvl w:ilvl="2" w:tentative="1">
+      <w:start w:val="1"/>
+      <w:numFmt w:val="bullet"/>
+      <w:lvlText w:val=""/>
+      <w:lvlJc w:val="left"/>
+      <w:pPr>
+        <w:tabs>
+          <w:tab w:val="num" w:pos="2160"/>
+        </w:tabs>
+        <w:ind w:left="2160" w:hanging="360"/>
+      </w:pPr>
+      <w:rPr>
+        <w:rFonts w:ascii="Wingdings" w:hAnsi="Wingdings" w:hint="default"/>
+        <w:sz w:val="20"/>
+      </w:rPr>
+    </w:lvl>
+    <w:lvl w:ilvl="3" w:tentative="1">
+      <w:start w:val="1"/>
+      <w:numFmt w:val="bullet"/>
+      <w:lvlText w:val=""/>
+      <w:lvlJc w:val="left"/>
+      <w:pPr>
+        <w:tabs>
+          <w:tab w:val="num" w:pos="2880"/>
+        </w:tabs>
+        <w:ind w:left="2880" w:hanging="360"/>
+      </w:pPr>
+      <w:rPr>
+        <w:rFonts w:ascii="Wingdings" w:hAnsi="Wingdings" w:hint="default"/>
+        <w:sz w:val="20"/>
+      </w:rPr>
+    </w:lvl>
+    <w:lvl w:ilvl="4" w:tentative="1">
+      <w:start w:val="1"/>
+      <w:numFmt w:val="bullet"/>
+      <w:lvlText w:val=""/>
+      <w:lvlJc w:val="left"/>
+      <w:pPr>
+        <w:tabs>
+          <w:tab w:val="num" w:pos="3600"/>
+        </w:tabs>
+        <w:ind w:left="3600" w:hanging="360"/>
+      </w:pPr>
+      <w:rPr>
+        <w:rFonts w:ascii="Wingdings" w:hAnsi="Wingdings" w:hint="default"/>
+        <w:sz w:val="20"/>
+      </w:rPr>
+    </w:lvl>
+    <w:lvl w:ilvl="5" w:tentative="1">
+      <w:start w:val="1"/>
+      <w:numFmt w:val="bullet"/>
+      <w:lvlText w:val=""/>
+      <w:lvlJc w:val="left"/>
+      <w:pPr>
+        <w:tabs>
+          <w:tab w:val="num" w:pos="4320"/>
+        </w:tabs>
+        <w:ind w:left="4320" w:hanging="360"/>
+      </w:pPr>
+      <w:rPr>
+        <w:rFonts w:ascii="Wingdings" w:hAnsi="Wingdings" w:hint="default"/>
+        <w:sz w:val="20"/>
+      </w:rPr>
+    </w:lvl>
+    <w:lvl w:ilvl="6" w:tentative="1">
+      <w:start w:val="1"/>
+      <w:numFmt w:val="bullet"/>
+      <w:lvlText w:val=""/>
+      <w:lvlJc w:val="left"/>
+      <w:pPr>
+        <w:tabs>
+          <w:tab w:val="num" w:pos="5040"/>
+        </w:tabs>
+        <w:ind w:left="5040" w:hanging="360"/>
+      </w:pPr>
+      <w:rPr>
+        <w:rFonts w:ascii="Wingdings" w:hAnsi="Wingdings" w:hint="default"/>
+        <w:sz w:val="20"/>
+      </w:rPr>
+    </w:lvl>
+    <w:lvl w:ilvl="7" w:tentative="1">
+      <w:start w:val="1"/>
+      <w:numFmt w:val="bullet"/>
+      <w:lvlText w:val=""/>
+      <w:lvlJc w:val="left"/>
+      <w:pPr>
+        <w:tabs>
+          <w:tab w:val="num" w:pos="5760"/>
+        </w:tabs>
+        <w:ind w:left="5760" w:hanging="360"/>
+      </w:pPr>
+      <w:rPr>
+        <w:rFonts w:ascii="Wingdings" w:hAnsi="Wingdings" w:hint="default"/>
+        <w:sz w:val="20"/>
+      </w:rPr>
+    </w:lvl>
+    <w:lvl w:ilvl="8" w:tentative="1">
+      <w:start w:val="1"/>
+      <w:numFmt w:val="bullet"/>
+      <w:lvlText w:val=""/>
+      <w:lvlJc w:val="left"/>
+      <w:pPr>
+        <w:tabs>
+          <w:tab w:val="num" w:pos="6480"/>
+        </w:tabs>
+        <w:ind w:left="6480" w:hanging="360"/>
+      </w:pPr>
+      <w:rPr>
+        <w:rFonts w:ascii="Wingdings" w:hAnsi="Wingdings" w:hint="default"/>
+        <w:sz w:val="20"/>
+      </w:rPr>
+    </w:lvl>
+  </w:abstractNum>
+  <w:abstractNum w:abstractNumId="3" w15:restartNumberingAfterBreak="0">
     <w:nsid w:val="43491087"/>
     <w:multiLevelType w:val="multilevel"/>
     <w:tmpl w:val="713A2978"/>
@@ -2958,7 +4426,156 @@
       </w:rPr>
     </w:lvl>
   </w:abstractNum>
-  <w:abstractNum w:abstractNumId="3" w15:restartNumberingAfterBreak="0">
+  <w:abstractNum w:abstractNumId="4" w15:restartNumberingAfterBreak="0">
+    <w:nsid w:val="590F530A"/>
+    <w:multiLevelType w:val="multilevel"/>
+    <w:tmpl w:val="F266DCF8"/>
+    <w:lvl w:ilvl="0">
+      <w:start w:val="1"/>
+      <w:numFmt w:val="bullet"/>
+      <w:lvlText w:val=""/>
+      <w:lvlJc w:val="left"/>
+      <w:pPr>
+        <w:tabs>
+          <w:tab w:val="num" w:pos="720"/>
+        </w:tabs>
+        <w:ind w:left="720" w:hanging="360"/>
+      </w:pPr>
+      <w:rPr>
+        <w:rFonts w:ascii="Symbol" w:hAnsi="Symbol" w:hint="default"/>
+        <w:sz w:val="20"/>
+      </w:rPr>
+    </w:lvl>
+    <w:lvl w:ilvl="1" w:tentative="1">
+      <w:start w:val="1"/>
+      <w:numFmt w:val="bullet"/>
+      <w:lvlText w:val="o"/>
+      <w:lvlJc w:val="left"/>
+      <w:pPr>
+        <w:tabs>
+          <w:tab w:val="num" w:pos="1440"/>
+        </w:tabs>
+        <w:ind w:left="1440" w:hanging="360"/>
+      </w:pPr>
+      <w:rPr>
+        <w:rFonts w:ascii="Courier New" w:hAnsi="Courier New" w:hint="default"/>
+        <w:sz w:val="20"/>
+      </w:rPr>
+    </w:lvl>
+    <w:lvl w:ilvl="2" w:tentative="1">
+      <w:start w:val="1"/>
+      <w:numFmt w:val="bullet"/>
+      <w:lvlText w:val=""/>
+      <w:lvlJc w:val="left"/>
+      <w:pPr>
+        <w:tabs>
+          <w:tab w:val="num" w:pos="2160"/>
+        </w:tabs>
+        <w:ind w:left="2160" w:hanging="360"/>
+      </w:pPr>
+      <w:rPr>
+        <w:rFonts w:ascii="Wingdings" w:hAnsi="Wingdings" w:hint="default"/>
+        <w:sz w:val="20"/>
+      </w:rPr>
+    </w:lvl>
+    <w:lvl w:ilvl="3" w:tentative="1">
+      <w:start w:val="1"/>
+      <w:numFmt w:val="bullet"/>
+      <w:lvlText w:val=""/>
+      <w:lvlJc w:val="left"/>
+      <w:pPr>
+        <w:tabs>
+          <w:tab w:val="num" w:pos="2880"/>
+        </w:tabs>
+        <w:ind w:left="2880" w:hanging="360"/>
+      </w:pPr>
+      <w:rPr>
+        <w:rFonts w:ascii="Wingdings" w:hAnsi="Wingdings" w:hint="default"/>
+        <w:sz w:val="20"/>
+      </w:rPr>
+    </w:lvl>
+    <w:lvl w:ilvl="4" w:tentative="1">
+      <w:start w:val="1"/>
+      <w:numFmt w:val="bullet"/>
+      <w:lvlText w:val=""/>
+      <w:lvlJc w:val="left"/>
+      <w:pPr>
+        <w:tabs>
+          <w:tab w:val="num" w:pos="3600"/>
+        </w:tabs>
+        <w:ind w:left="3600" w:hanging="360"/>
+      </w:pPr>
+      <w:rPr>
+        <w:rFonts w:ascii="Wingdings" w:hAnsi="Wingdings" w:hint="default"/>
+        <w:sz w:val="20"/>
+      </w:rPr>
+    </w:lvl>
+    <w:lvl w:ilvl="5" w:tentative="1">
+      <w:start w:val="1"/>
+      <w:numFmt w:val="bullet"/>
+      <w:lvlText w:val=""/>
+      <w:lvlJc w:val="left"/>
+      <w:pPr>
+        <w:tabs>
+          <w:tab w:val="num" w:pos="4320"/>
+        </w:tabs>
+        <w:ind w:left="4320" w:hanging="360"/>
+      </w:pPr>
+      <w:rPr>
+        <w:rFonts w:ascii="Wingdings" w:hAnsi="Wingdings" w:hint="default"/>
+        <w:sz w:val="20"/>
+      </w:rPr>
+    </w:lvl>
+    <w:lvl w:ilvl="6" w:tentative="1">
+      <w:start w:val="1"/>
+      <w:numFmt w:val="bullet"/>
+      <w:lvlText w:val=""/>
+      <w:lvlJc w:val="left"/>
+      <w:pPr>
+        <w:tabs>
+          <w:tab w:val="num" w:pos="5040"/>
+        </w:tabs>
+        <w:ind w:left="5040" w:hanging="360"/>
+      </w:pPr>
+      <w:rPr>
+        <w:rFonts w:ascii="Wingdings" w:hAnsi="Wingdings" w:hint="default"/>
+        <w:sz w:val="20"/>
+      </w:rPr>
+    </w:lvl>
+    <w:lvl w:ilvl="7" w:tentative="1">
+      <w:start w:val="1"/>
+      <w:numFmt w:val="bullet"/>
+      <w:lvlText w:val=""/>
+      <w:lvlJc w:val="left"/>
+      <w:pPr>
+        <w:tabs>
+          <w:tab w:val="num" w:pos="5760"/>
+        </w:tabs>
+        <w:ind w:left="5760" w:hanging="360"/>
+      </w:pPr>
+      <w:rPr>
+        <w:rFonts w:ascii="Wingdings" w:hAnsi="Wingdings" w:hint="default"/>
+        <w:sz w:val="20"/>
+      </w:rPr>
+    </w:lvl>
+    <w:lvl w:ilvl="8" w:tentative="1">
+      <w:start w:val="1"/>
+      <w:numFmt w:val="bullet"/>
+      <w:lvlText w:val=""/>
+      <w:lvlJc w:val="left"/>
+      <w:pPr>
+        <w:tabs>
+          <w:tab w:val="num" w:pos="6480"/>
+        </w:tabs>
+        <w:ind w:left="6480" w:hanging="360"/>
+      </w:pPr>
+      <w:rPr>
+        <w:rFonts w:ascii="Wingdings" w:hAnsi="Wingdings" w:hint="default"/>
+        <w:sz w:val="20"/>
+      </w:rPr>
+    </w:lvl>
+  </w:abstractNum>
+  <w:abstractNum w:abstractNumId="5" w15:restartNumberingAfterBreak="0">
     <w:nsid w:val="5F411846"/>
     <w:multiLevelType w:val="multilevel"/>
     <w:tmpl w:val="F99A37E8"/>
@@ -3107,7 +4724,7 @@
       </w:rPr>
     </w:lvl>
   </w:abstractNum>
-  <w:abstractNum w:abstractNumId="4" w15:restartNumberingAfterBreak="0">
+  <w:abstractNum w:abstractNumId="6" w15:restartNumberingAfterBreak="0">
     <w:nsid w:val="68997650"/>
     <w:multiLevelType w:val="multilevel"/>
     <w:tmpl w:val="6B3A2A4A"/>
@@ -3256,7 +4873,7 @@
       </w:rPr>
     </w:lvl>
   </w:abstractNum>
-  <w:abstractNum w:abstractNumId="5" w15:restartNumberingAfterBreak="0">
+  <w:abstractNum w:abstractNumId="7" w15:restartNumberingAfterBreak="0">
     <w:nsid w:val="68C775D4"/>
     <w:multiLevelType w:val="multilevel"/>
     <w:tmpl w:val="16FABC12"/>
@@ -3405,7 +5022,7 @@
       </w:rPr>
     </w:lvl>
   </w:abstractNum>
-  <w:abstractNum w:abstractNumId="6" w15:restartNumberingAfterBreak="0">
+  <w:abstractNum w:abstractNumId="8" w15:restartNumberingAfterBreak="0">
     <w:nsid w:val="6D15135B"/>
     <w:multiLevelType w:val="multilevel"/>
     <w:tmpl w:val="7D164CC6"/>
@@ -3554,7 +5171,7 @@
       </w:rPr>
     </w:lvl>
   </w:abstractNum>
-  <w:abstractNum w:abstractNumId="7" w15:restartNumberingAfterBreak="0">
+  <w:abstractNum w:abstractNumId="9" w15:restartNumberingAfterBreak="0">
     <w:nsid w:val="6F0A2D5B"/>
     <w:multiLevelType w:val="multilevel"/>
     <w:tmpl w:val="8222D54C"/>
@@ -3667,7 +5284,7 @@
       </w:pPr>
     </w:lvl>
   </w:abstractNum>
-  <w:abstractNum w:abstractNumId="8" w15:restartNumberingAfterBreak="0">
+  <w:abstractNum w:abstractNumId="10" w15:restartNumberingAfterBreak="0">
     <w:nsid w:val="788432F5"/>
     <w:multiLevelType w:val="multilevel"/>
     <w:tmpl w:val="1F4062E0"/>
@@ -3817,31 +5434,37 @@
     </w:lvl>
   </w:abstractNum>
   <w:num w:numId="1" w16cid:durableId="412506156">
-    <w:abstractNumId w:val="2"/>
+    <w:abstractNumId w:val="3"/>
   </w:num>
   <w:num w:numId="2" w16cid:durableId="474765523">
-    <w:abstractNumId w:val="3"/>
+    <w:abstractNumId w:val="5"/>
   </w:num>
   <w:num w:numId="3" w16cid:durableId="1353190117">
-    <w:abstractNumId w:val="6"/>
+    <w:abstractNumId w:val="8"/>
   </w:num>
   <w:num w:numId="4" w16cid:durableId="1172718243">
     <w:abstractNumId w:val="0"/>
   </w:num>
   <w:num w:numId="5" w16cid:durableId="951859613">
-    <w:abstractNumId w:val="5"/>
+    <w:abstractNumId w:val="7"/>
   </w:num>
   <w:num w:numId="6" w16cid:durableId="1653951703">
-    <w:abstractNumId w:val="4"/>
+    <w:abstractNumId w:val="6"/>
   </w:num>
   <w:num w:numId="7" w16cid:durableId="993141891">
     <w:abstractNumId w:val="1"/>
   </w:num>
   <w:num w:numId="8" w16cid:durableId="1152285510">
-    <w:abstractNumId w:val="8"/>
+    <w:abstractNumId w:val="10"/>
   </w:num>
   <w:num w:numId="9" w16cid:durableId="900604328">
-    <w:abstractNumId w:val="7"/>
+    <w:abstractNumId w:val="9"/>
+  </w:num>
+  <w:num w:numId="10" w16cid:durableId="454446034">
+    <w:abstractNumId w:val="2"/>
+  </w:num>
+  <w:num w:numId="11" w16cid:durableId="1467434070">
+    <w:abstractNumId w:val="4"/>
   </w:num>
 </w:numbering>
 </file>

--- a/Comments pa Fullstack.docx
+++ b/Comments pa Fullstack.docx
@@ -50,49 +50,7 @@
         <w:rPr>
           <w:lang w:val="es-CO"/>
         </w:rPr>
-        <w:t xml:space="preserve">, asegurando que el </w:t>
-      </w:r>
-      <w:proofErr w:type="spellStart"/>
-      <w:r>
-        <w:rPr>
-          <w:lang w:val="es-CO"/>
-        </w:rPr>
-        <w:t>Frontend</w:t>
-      </w:r>
-      <w:proofErr w:type="spellEnd"/>
-      <w:r>
-        <w:rPr>
-          <w:lang w:val="es-CO"/>
-        </w:rPr>
-        <w:t xml:space="preserve"> y el </w:t>
-      </w:r>
-      <w:proofErr w:type="spellStart"/>
-      <w:r>
-        <w:rPr>
-          <w:lang w:val="es-CO"/>
-        </w:rPr>
-        <w:t>Backend</w:t>
-      </w:r>
-      <w:proofErr w:type="spellEnd"/>
-      <w:r>
-        <w:rPr>
-          <w:lang w:val="es-CO"/>
-        </w:rPr>
-        <w:t xml:space="preserve"> de </w:t>
-      </w:r>
-      <w:proofErr w:type="spellStart"/>
-      <w:r>
-        <w:rPr>
-          <w:lang w:val="es-CO"/>
-        </w:rPr>
-        <w:t>Medussa</w:t>
-      </w:r>
-      <w:proofErr w:type="spellEnd"/>
-      <w:r>
-        <w:rPr>
-          <w:lang w:val="es-CO"/>
-        </w:rPr>
-        <w:t xml:space="preserve"> ERP hablen el mismo idioma.</w:t>
+        <w:t>, asegurando que el Frontend y el Backend de Medussa ERP hablen el mismo idioma.</w:t>
       </w:r>
     </w:p>
     <w:p>
@@ -151,25 +109,7 @@
           <w:bCs/>
           <w:lang w:val="es-CO"/>
         </w:rPr>
-        <w:t xml:space="preserve"> Reporte de Integración </w:t>
-      </w:r>
-      <w:proofErr w:type="spellStart"/>
-      <w:r>
-        <w:rPr>
-          <w:b/>
-          <w:bCs/>
-          <w:lang w:val="es-CO"/>
-        </w:rPr>
-        <w:t>Fullstack</w:t>
-      </w:r>
-      <w:proofErr w:type="spellEnd"/>
-      <w:r>
-        <w:rPr>
-          <w:b/>
-          <w:bCs/>
-          <w:lang w:val="es-CO"/>
-        </w:rPr>
-        <w:t>: HU-011</w:t>
+        <w:t xml:space="preserve"> Reporte de Integración Fullstack: HU-011</w:t>
       </w:r>
     </w:p>
     <w:p>
@@ -190,21 +130,7 @@
         <w:rPr>
           <w:lang w:val="es-CO"/>
         </w:rPr>
-        <w:t xml:space="preserve"> Juan Camilo (</w:t>
-      </w:r>
-      <w:proofErr w:type="spellStart"/>
-      <w:r>
-        <w:rPr>
-          <w:lang w:val="es-CO"/>
-        </w:rPr>
-        <w:t>Frontend</w:t>
-      </w:r>
-      <w:proofErr w:type="spellEnd"/>
-      <w:r>
-        <w:rPr>
-          <w:lang w:val="es-CO"/>
-        </w:rPr>
-        <w:t xml:space="preserve"> Developer)</w:t>
+        <w:t xml:space="preserve"> Juan Camilo (Frontend Developer)</w:t>
       </w:r>
     </w:p>
     <w:p>
@@ -245,25 +171,7 @@
           <w:bCs/>
           <w:lang w:val="es-CO"/>
         </w:rPr>
-        <w:t>1. Arquitectura de Datos (</w:t>
-      </w:r>
-      <w:proofErr w:type="spellStart"/>
-      <w:r>
-        <w:rPr>
-          <w:b/>
-          <w:bCs/>
-          <w:lang w:val="es-CO"/>
-        </w:rPr>
-        <w:t>Multi-tenancy</w:t>
-      </w:r>
-      <w:proofErr w:type="spellEnd"/>
-      <w:r>
-        <w:rPr>
-          <w:b/>
-          <w:bCs/>
-          <w:lang w:val="es-CO"/>
-        </w:rPr>
-        <w:t>)</w:t>
+        <w:t>1. Arquitectura de Datos (Multi-tenancy)</w:t>
       </w:r>
     </w:p>
     <w:p>
@@ -340,21 +248,7 @@
         <w:rPr>
           <w:lang w:val="es-CO"/>
         </w:rPr>
-        <w:t xml:space="preserve"> La tabla puente </w:t>
-      </w:r>
-      <w:proofErr w:type="spellStart"/>
-      <w:r>
-        <w:rPr>
-          <w:lang w:val="es-CO"/>
-        </w:rPr>
-        <w:t>usuario_empresa_config</w:t>
-      </w:r>
-      <w:proofErr w:type="spellEnd"/>
-      <w:r>
-        <w:rPr>
-          <w:lang w:val="es-CO"/>
-        </w:rPr>
-        <w:t xml:space="preserve"> es la que define el acceso.</w:t>
+        <w:t xml:space="preserve"> La tabla puente usuario_empresa_config es la que define el acceso.</w:t>
       </w:r>
     </w:p>
     <w:p>
@@ -379,21 +273,7 @@
         <w:rPr>
           <w:lang w:val="es-CO"/>
         </w:rPr>
-        <w:t xml:space="preserve"> Para Juan Camilo, esto significa </w:t>
-      </w:r>
-      <w:proofErr w:type="gramStart"/>
-      <w:r>
-        <w:rPr>
-          <w:lang w:val="es-CO"/>
-        </w:rPr>
-        <w:t>que</w:t>
-      </w:r>
-      <w:proofErr w:type="gramEnd"/>
-      <w:r>
-        <w:rPr>
-          <w:lang w:val="es-CO"/>
-        </w:rPr>
-        <w:t xml:space="preserve"> al crear un usuario, </w:t>
+        <w:t xml:space="preserve"> Para Juan Camilo, esto significa que al crear un usuario, </w:t>
       </w:r>
       <w:r>
         <w:rPr>
@@ -424,25 +304,7 @@
           <w:bCs/>
           <w:lang w:val="es-CO"/>
         </w:rPr>
-        <w:t>2. Contratos de API (</w:t>
-      </w:r>
-      <w:proofErr w:type="spellStart"/>
-      <w:r>
-        <w:rPr>
-          <w:b/>
-          <w:bCs/>
-          <w:lang w:val="es-CO"/>
-        </w:rPr>
-        <w:t>Endpoints</w:t>
-      </w:r>
-      <w:proofErr w:type="spellEnd"/>
-      <w:r>
-        <w:rPr>
-          <w:b/>
-          <w:bCs/>
-          <w:lang w:val="es-CO"/>
-        </w:rPr>
-        <w:t>)</w:t>
+        <w:t>2. Contratos de API (Endpoints)</w:t>
       </w:r>
     </w:p>
     <w:p>
@@ -468,23 +330,13 @@
           <w:lang w:val="es-CO"/>
         </w:rPr>
       </w:pPr>
-      <w:proofErr w:type="spellStart"/>
-      <w:r>
-        <w:rPr>
-          <w:b/>
-          <w:bCs/>
-          <w:lang w:val="es-CO"/>
-        </w:rPr>
-        <w:t>Payload</w:t>
-      </w:r>
-      <w:proofErr w:type="spellEnd"/>
-      <w:r>
-        <w:rPr>
-          <w:b/>
-          <w:bCs/>
-          <w:lang w:val="es-CO"/>
-        </w:rPr>
-        <w:t xml:space="preserve"> esperado:</w:t>
+      <w:r>
+        <w:rPr>
+          <w:b/>
+          <w:bCs/>
+          <w:lang w:val="es-CO"/>
+        </w:rPr>
+        <w:t>Payload esperado:</w:t>
       </w:r>
     </w:p>
     <w:p>
@@ -549,21 +401,7 @@
         <w:rPr>
           <w:lang w:val="es-CO"/>
         </w:rPr>
-        <w:t xml:space="preserve">  "</w:t>
-      </w:r>
-      <w:proofErr w:type="spellStart"/>
-      <w:r>
-        <w:rPr>
-          <w:lang w:val="es-CO"/>
-        </w:rPr>
-        <w:t>username</w:t>
-      </w:r>
-      <w:proofErr w:type="spellEnd"/>
-      <w:r>
-        <w:rPr>
-          <w:lang w:val="es-CO"/>
-        </w:rPr>
-        <w:t>": "user123",</w:t>
+        <w:t xml:space="preserve">  "username": "user123",</w:t>
       </w:r>
     </w:p>
     <w:p>
@@ -590,37 +428,7 @@
         <w:rPr>
           <w:lang w:val="es-CO"/>
         </w:rPr>
-        <w:t xml:space="preserve">  "</w:t>
-      </w:r>
-      <w:proofErr w:type="spellStart"/>
-      <w:proofErr w:type="gramStart"/>
-      <w:r>
-        <w:rPr>
-          <w:lang w:val="es-CO"/>
-        </w:rPr>
-        <w:t>password</w:t>
-      </w:r>
-      <w:proofErr w:type="spellEnd"/>
-      <w:proofErr w:type="gramEnd"/>
-      <w:r>
-        <w:rPr>
-          <w:lang w:val="es-CO"/>
-        </w:rPr>
-        <w:t>": "</w:t>
-      </w:r>
-      <w:proofErr w:type="spellStart"/>
-      <w:r>
-        <w:rPr>
-          <w:lang w:val="es-CO"/>
-        </w:rPr>
-        <w:t>securePassword</w:t>
-      </w:r>
-      <w:proofErr w:type="spellEnd"/>
-      <w:r>
-        <w:rPr>
-          <w:lang w:val="es-CO"/>
-        </w:rPr>
-        <w:t>",</w:t>
+        <w:t xml:space="preserve">  "password": "securePassword",</w:t>
       </w:r>
     </w:p>
     <w:p>
@@ -685,48 +493,20 @@
         <w:rPr>
           <w:lang w:val="es-CO"/>
         </w:rPr>
-        <w:t xml:space="preserve">      "</w:t>
-      </w:r>
-      <w:proofErr w:type="spellStart"/>
-      <w:r>
-        <w:rPr>
-          <w:lang w:val="es-CO"/>
-        </w:rPr>
-        <w:t>empresa_id</w:t>
-      </w:r>
-      <w:proofErr w:type="spellEnd"/>
-      <w:r>
-        <w:rPr>
-          <w:lang w:val="es-CO"/>
-        </w:rPr>
-        <w:t>": "EMP-001",</w:t>
-      </w:r>
-    </w:p>
-    <w:p>
-      <w:pPr>
-        <w:rPr>
-          <w:lang w:val="es-CO"/>
-        </w:rPr>
-      </w:pPr>
-      <w:r>
-        <w:rPr>
-          <w:lang w:val="es-CO"/>
-        </w:rPr>
-        <w:t xml:space="preserve">      "</w:t>
-      </w:r>
-      <w:proofErr w:type="spellStart"/>
-      <w:r>
-        <w:rPr>
-          <w:lang w:val="es-CO"/>
-        </w:rPr>
-        <w:t>rol_id</w:t>
-      </w:r>
-      <w:proofErr w:type="spellEnd"/>
-      <w:r>
-        <w:rPr>
-          <w:lang w:val="es-CO"/>
-        </w:rPr>
-        <w:t>": 1,</w:t>
+        <w:t xml:space="preserve">      "empresa_id": "EMP-001",</w:t>
+      </w:r>
+    </w:p>
+    <w:p>
+      <w:pPr>
+        <w:rPr>
+          <w:lang w:val="es-CO"/>
+        </w:rPr>
+      </w:pPr>
+      <w:r>
+        <w:rPr>
+          <w:lang w:val="es-CO"/>
+        </w:rPr>
+        <w:t xml:space="preserve">      "rol_id": 1,</w:t>
       </w:r>
     </w:p>
     <w:p>
@@ -737,20 +517,7 @@
         <w:t xml:space="preserve">      </w:t>
       </w:r>
       <w:r>
-        <w:t>"</w:t>
-      </w:r>
-      <w:proofErr w:type="spellStart"/>
-      <w:proofErr w:type="gramStart"/>
-      <w:r>
-        <w:t>perfil</w:t>
-      </w:r>
-      <w:proofErr w:type="gramEnd"/>
-      <w:r>
-        <w:t>_id</w:t>
-      </w:r>
-      <w:proofErr w:type="spellEnd"/>
-      <w:r>
-        <w:t>": 10</w:t>
+        <w:t>"perfil_id": 10</w:t>
       </w:r>
     </w:p>
     <w:p>
@@ -790,77 +557,7 @@
         <w:rPr>
           <w:lang w:val="es-CO"/>
         </w:rPr>
-        <w:t xml:space="preserve"> El </w:t>
-      </w:r>
-      <w:proofErr w:type="spellStart"/>
-      <w:r>
-        <w:rPr>
-          <w:lang w:val="es-CO"/>
-        </w:rPr>
-        <w:t>Backend</w:t>
-      </w:r>
-      <w:proofErr w:type="spellEnd"/>
-      <w:r>
-        <w:rPr>
-          <w:lang w:val="es-CO"/>
-        </w:rPr>
-        <w:t xml:space="preserve"> rechazará la petición (400 Bad </w:t>
-      </w:r>
-      <w:proofErr w:type="spellStart"/>
-      <w:r>
-        <w:rPr>
-          <w:lang w:val="es-CO"/>
-        </w:rPr>
-        <w:t>Request</w:t>
-      </w:r>
-      <w:proofErr w:type="spellEnd"/>
-      <w:r>
-        <w:rPr>
-          <w:lang w:val="es-CO"/>
-        </w:rPr>
-        <w:t xml:space="preserve">) si </w:t>
-      </w:r>
-      <w:proofErr w:type="gramStart"/>
-      <w:r>
-        <w:rPr>
-          <w:lang w:val="es-CO"/>
-        </w:rPr>
-        <w:t xml:space="preserve">el </w:t>
-      </w:r>
-      <w:proofErr w:type="spellStart"/>
-      <w:r>
-        <w:rPr>
-          <w:lang w:val="es-CO"/>
-        </w:rPr>
-        <w:t>empresa</w:t>
-      </w:r>
-      <w:proofErr w:type="gramEnd"/>
-      <w:r>
-        <w:rPr>
-          <w:lang w:val="es-CO"/>
-        </w:rPr>
-        <w:t>_id</w:t>
-      </w:r>
-      <w:proofErr w:type="spellEnd"/>
-      <w:r>
-        <w:rPr>
-          <w:lang w:val="es-CO"/>
-        </w:rPr>
-        <w:t xml:space="preserve"> o el </w:t>
-      </w:r>
-      <w:proofErr w:type="spellStart"/>
-      <w:r>
-        <w:rPr>
-          <w:lang w:val="es-CO"/>
-        </w:rPr>
-        <w:t>rol_id</w:t>
-      </w:r>
-      <w:proofErr w:type="spellEnd"/>
-      <w:r>
-        <w:rPr>
-          <w:lang w:val="es-CO"/>
-        </w:rPr>
-        <w:t xml:space="preserve"> no existen previamente en la base de datos.</w:t>
+        <w:t xml:space="preserve"> El Backend rechazará la petición (400 Bad Request) si el empresa_id o el rol_id no existen previamente en la base de datos.</w:t>
       </w:r>
     </w:p>
     <w:p>
@@ -890,21 +587,7 @@
         <w:rPr>
           <w:lang w:val="es-CO"/>
         </w:rPr>
-        <w:t xml:space="preserve">Este </w:t>
-      </w:r>
-      <w:proofErr w:type="spellStart"/>
-      <w:r>
-        <w:rPr>
-          <w:lang w:val="es-CO"/>
-        </w:rPr>
-        <w:t>endpoint</w:t>
-      </w:r>
-      <w:proofErr w:type="spellEnd"/>
-      <w:r>
-        <w:rPr>
-          <w:lang w:val="es-CO"/>
-        </w:rPr>
-        <w:t xml:space="preserve"> es vital para tu vista de </w:t>
+        <w:t xml:space="preserve">Este endpoint es vital para tu vista de </w:t>
       </w:r>
       <w:r>
         <w:rPr>
@@ -933,25 +616,7 @@
           <w:bCs/>
           <w:lang w:val="es-CO"/>
         </w:rPr>
-        <w:t xml:space="preserve">Respuesta (Schema: </w:t>
-      </w:r>
-      <w:proofErr w:type="spellStart"/>
-      <w:r>
-        <w:rPr>
-          <w:b/>
-          <w:bCs/>
-          <w:lang w:val="es-CO"/>
-        </w:rPr>
-        <w:t>UsuarioDetalleResponse</w:t>
-      </w:r>
-      <w:proofErr w:type="spellEnd"/>
-      <w:r>
-        <w:rPr>
-          <w:b/>
-          <w:bCs/>
-          <w:lang w:val="es-CO"/>
-        </w:rPr>
-        <w:t>):</w:t>
+        <w:t>Respuesta (Schema: UsuarioDetalleResponse):</w:t>
       </w:r>
     </w:p>
     <w:p>
@@ -1029,143 +694,21 @@
         <w:rPr>
           <w:lang w:val="es-CO"/>
         </w:rPr>
-        <w:t xml:space="preserve">    </w:t>
-      </w:r>
-      <w:proofErr w:type="gramStart"/>
-      <w:r>
-        <w:rPr>
-          <w:lang w:val="es-CO"/>
-        </w:rPr>
-        <w:t>{ "</w:t>
-      </w:r>
-      <w:proofErr w:type="spellStart"/>
-      <w:proofErr w:type="gramEnd"/>
-      <w:r>
-        <w:rPr>
-          <w:lang w:val="es-CO"/>
-        </w:rPr>
-        <w:t>empresa_id</w:t>
-      </w:r>
-      <w:proofErr w:type="spellEnd"/>
-      <w:r>
-        <w:rPr>
-          <w:lang w:val="es-CO"/>
-        </w:rPr>
-        <w:t>": "EMP-001", "</w:t>
-      </w:r>
-      <w:proofErr w:type="spellStart"/>
-      <w:r>
-        <w:rPr>
-          <w:lang w:val="es-CO"/>
-        </w:rPr>
-        <w:t>rol_id</w:t>
-      </w:r>
-      <w:proofErr w:type="spellEnd"/>
-      <w:r>
-        <w:rPr>
-          <w:lang w:val="es-CO"/>
-        </w:rPr>
-        <w:t>": 1, "</w:t>
-      </w:r>
-      <w:proofErr w:type="spellStart"/>
-      <w:r>
-        <w:rPr>
-          <w:lang w:val="es-CO"/>
-        </w:rPr>
-        <w:t>perfil_id</w:t>
-      </w:r>
-      <w:proofErr w:type="spellEnd"/>
-      <w:r>
-        <w:rPr>
-          <w:lang w:val="es-CO"/>
-        </w:rPr>
-        <w:t xml:space="preserve">": </w:t>
-      </w:r>
-      <w:proofErr w:type="gramStart"/>
-      <w:r>
-        <w:rPr>
-          <w:lang w:val="es-CO"/>
-        </w:rPr>
-        <w:t>10 }</w:t>
-      </w:r>
-      <w:proofErr w:type="gramEnd"/>
-      <w:r>
-        <w:rPr>
-          <w:lang w:val="es-CO"/>
-        </w:rPr>
-        <w:t>,</w:t>
-      </w:r>
-    </w:p>
-    <w:p>
-      <w:pPr>
-        <w:rPr>
-          <w:lang w:val="es-CO"/>
-        </w:rPr>
-      </w:pPr>
-      <w:r>
-        <w:rPr>
-          <w:lang w:val="es-CO"/>
-        </w:rPr>
-        <w:t xml:space="preserve">    </w:t>
-      </w:r>
-      <w:proofErr w:type="gramStart"/>
-      <w:r>
-        <w:rPr>
-          <w:lang w:val="es-CO"/>
-        </w:rPr>
-        <w:t>{ "</w:t>
-      </w:r>
-      <w:proofErr w:type="spellStart"/>
-      <w:proofErr w:type="gramEnd"/>
-      <w:r>
-        <w:rPr>
-          <w:lang w:val="es-CO"/>
-        </w:rPr>
-        <w:t>empresa_id</w:t>
-      </w:r>
-      <w:proofErr w:type="spellEnd"/>
-      <w:r>
-        <w:rPr>
-          <w:lang w:val="es-CO"/>
-        </w:rPr>
-        <w:t>": "EMP-002", "</w:t>
-      </w:r>
-      <w:proofErr w:type="spellStart"/>
-      <w:r>
-        <w:rPr>
-          <w:lang w:val="es-CO"/>
-        </w:rPr>
-        <w:t>rol_id</w:t>
-      </w:r>
-      <w:proofErr w:type="spellEnd"/>
-      <w:r>
-        <w:rPr>
-          <w:lang w:val="es-CO"/>
-        </w:rPr>
-        <w:t>": 2, "</w:t>
-      </w:r>
-      <w:proofErr w:type="spellStart"/>
-      <w:r>
-        <w:rPr>
-          <w:lang w:val="es-CO"/>
-        </w:rPr>
-        <w:t>perfil_id</w:t>
-      </w:r>
-      <w:proofErr w:type="spellEnd"/>
-      <w:r>
-        <w:rPr>
-          <w:lang w:val="es-CO"/>
-        </w:rPr>
-        <w:t xml:space="preserve">": </w:t>
-      </w:r>
-      <w:proofErr w:type="gramStart"/>
-      <w:r>
-        <w:rPr>
-          <w:lang w:val="es-CO"/>
-        </w:rPr>
-        <w:t>11 }</w:t>
-      </w:r>
-      <w:proofErr w:type="gramEnd"/>
+        <w:t xml:space="preserve">    { "empresa_id": "EMP-001", "rol_id": 1, "perfil_id": 10 },</w:t>
+      </w:r>
+    </w:p>
+    <w:p>
+      <w:pPr>
+        <w:rPr>
+          <w:lang w:val="es-CO"/>
+        </w:rPr>
+      </w:pPr>
+      <w:r>
+        <w:rPr>
+          <w:lang w:val="es-CO"/>
+        </w:rPr>
+        <w:t xml:space="preserve">    { "empresa_id": "EMP-002", "rol_id": 2, "perfil_id": 11 }</w:t>
+      </w:r>
     </w:p>
     <w:p>
       <w:pPr>
@@ -1240,25 +783,7 @@
           <w:bCs/>
           <w:lang w:val="es-CO"/>
         </w:rPr>
-        <w:t xml:space="preserve">409 </w:t>
-      </w:r>
-      <w:proofErr w:type="spellStart"/>
-      <w:r>
-        <w:rPr>
-          <w:b/>
-          <w:bCs/>
-          <w:lang w:val="es-CO"/>
-        </w:rPr>
-        <w:t>Conflict</w:t>
-      </w:r>
-      <w:proofErr w:type="spellEnd"/>
-      <w:r>
-        <w:rPr>
-          <w:b/>
-          <w:bCs/>
-          <w:lang w:val="es-CO"/>
-        </w:rPr>
-        <w:t>:</w:t>
+        <w:t>409 Conflict:</w:t>
       </w:r>
       <w:r>
         <w:rPr>
@@ -1297,77 +822,13 @@
           <w:bCs/>
           <w:lang w:val="es-CO"/>
         </w:rPr>
-        <w:t xml:space="preserve">422 </w:t>
-      </w:r>
-      <w:proofErr w:type="spellStart"/>
-      <w:r>
-        <w:rPr>
-          <w:b/>
-          <w:bCs/>
-          <w:lang w:val="es-CO"/>
-        </w:rPr>
-        <w:t>Unprocessable</w:t>
-      </w:r>
-      <w:proofErr w:type="spellEnd"/>
-      <w:r>
-        <w:rPr>
-          <w:b/>
-          <w:bCs/>
-          <w:lang w:val="es-CO"/>
-        </w:rPr>
-        <w:t xml:space="preserve"> </w:t>
-      </w:r>
-      <w:proofErr w:type="spellStart"/>
-      <w:r>
-        <w:rPr>
-          <w:b/>
-          <w:bCs/>
-          <w:lang w:val="es-CO"/>
-        </w:rPr>
-        <w:t>Entity</w:t>
-      </w:r>
-      <w:proofErr w:type="spellEnd"/>
-      <w:r>
-        <w:rPr>
-          <w:b/>
-          <w:bCs/>
-          <w:lang w:val="es-CO"/>
-        </w:rPr>
-        <w:t>:</w:t>
-      </w:r>
-      <w:r>
-        <w:rPr>
-          <w:lang w:val="es-CO"/>
-        </w:rPr>
-        <w:t xml:space="preserve"> Error de </w:t>
-      </w:r>
-      <w:proofErr w:type="spellStart"/>
-      <w:r>
-        <w:rPr>
-          <w:lang w:val="es-CO"/>
-        </w:rPr>
-        <w:t>Pydantic</w:t>
-      </w:r>
-      <w:proofErr w:type="spellEnd"/>
-      <w:r>
-        <w:rPr>
-          <w:lang w:val="es-CO"/>
-        </w:rPr>
-        <w:t>. Falta un campo obligatorio (</w:t>
-      </w:r>
-      <w:proofErr w:type="spellStart"/>
-      <w:r>
-        <w:rPr>
-          <w:lang w:val="es-CO"/>
-        </w:rPr>
-        <w:t>ej</w:t>
-      </w:r>
-      <w:proofErr w:type="spellEnd"/>
-      <w:r>
-        <w:rPr>
-          <w:lang w:val="es-CO"/>
-        </w:rPr>
-        <w:t>: olvidaste el apellido).</w:t>
+        <w:t>422 Unprocessable Entity:</w:t>
+      </w:r>
+      <w:r>
+        <w:rPr>
+          <w:lang w:val="es-CO"/>
+        </w:rPr>
+        <w:t xml:space="preserve"> Error de Pydantic. Falta un campo obligatorio (ej: olvidaste el apellido).</w:t>
       </w:r>
     </w:p>
     <w:p>
@@ -1386,25 +847,7 @@
           <w:bCs/>
           <w:lang w:val="es-CO"/>
         </w:rPr>
-        <w:t xml:space="preserve">400 Bad </w:t>
-      </w:r>
-      <w:proofErr w:type="spellStart"/>
-      <w:r>
-        <w:rPr>
-          <w:b/>
-          <w:bCs/>
-          <w:lang w:val="es-CO"/>
-        </w:rPr>
-        <w:t>Request</w:t>
-      </w:r>
-      <w:proofErr w:type="spellEnd"/>
-      <w:r>
-        <w:rPr>
-          <w:b/>
-          <w:bCs/>
-          <w:lang w:val="es-CO"/>
-        </w:rPr>
-        <w:t>:</w:t>
+        <w:t>400 Bad Request:</w:t>
       </w:r>
       <w:r>
         <w:rPr>
@@ -1427,25 +870,7 @@
           <w:bCs/>
           <w:lang w:val="es-CO"/>
         </w:rPr>
-        <w:t>4. Lógica de "Borrado" (</w:t>
-      </w:r>
-      <w:proofErr w:type="spellStart"/>
-      <w:r>
-        <w:rPr>
-          <w:b/>
-          <w:bCs/>
-          <w:lang w:val="es-CO"/>
-        </w:rPr>
-        <w:t>Soft</w:t>
-      </w:r>
-      <w:proofErr w:type="spellEnd"/>
-      <w:r>
-        <w:rPr>
-          <w:b/>
-          <w:bCs/>
-          <w:lang w:val="es-CO"/>
-        </w:rPr>
-        <w:t xml:space="preserve"> Delete)</w:t>
+        <w:t>4. Lógica de "Borrado" (Soft Delete)</w:t>
       </w:r>
     </w:p>
     <w:p>
@@ -1489,21 +914,7 @@
         <w:rPr>
           <w:lang w:val="es-CO"/>
         </w:rPr>
-        <w:t xml:space="preserve">El </w:t>
-      </w:r>
-      <w:proofErr w:type="spellStart"/>
-      <w:r>
-        <w:rPr>
-          <w:lang w:val="es-CO"/>
-        </w:rPr>
-        <w:t>endpoint</w:t>
-      </w:r>
-      <w:proofErr w:type="spellEnd"/>
-      <w:r>
-        <w:rPr>
-          <w:lang w:val="es-CO"/>
-        </w:rPr>
-        <w:t xml:space="preserve"> DELETE cambia el estado a false.</w:t>
+        <w:t>El endpoint DELETE cambia el estado a false.</w:t>
       </w:r>
     </w:p>
     <w:p>
@@ -1520,21 +931,7 @@
         <w:rPr>
           <w:lang w:val="es-CO"/>
         </w:rPr>
-        <w:t xml:space="preserve">El GET / (listado) filtrará automáticamente y solo te enviará </w:t>
-      </w:r>
-      <w:proofErr w:type="gramStart"/>
-      <w:r>
-        <w:rPr>
-          <w:lang w:val="es-CO"/>
-        </w:rPr>
-        <w:t>los estado</w:t>
-      </w:r>
-      <w:proofErr w:type="gramEnd"/>
-      <w:r>
-        <w:rPr>
-          <w:lang w:val="es-CO"/>
-        </w:rPr>
-        <w:t>: true.</w:t>
+        <w:t>El GET / (listado) filtrará automáticamente y solo te enviará los estado: true.</w:t>
       </w:r>
     </w:p>
     <w:p>
@@ -1572,45 +969,13 @@
           <w:bCs/>
           <w:lang w:val="es-CO"/>
         </w:rPr>
-        <w:t>componente dinámico (</w:t>
-      </w:r>
-      <w:proofErr w:type="spellStart"/>
-      <w:r>
-        <w:rPr>
-          <w:b/>
-          <w:bCs/>
-          <w:lang w:val="es-CO"/>
-        </w:rPr>
-        <w:t>Repeater</w:t>
-      </w:r>
-      <w:proofErr w:type="spellEnd"/>
-      <w:r>
-        <w:rPr>
-          <w:b/>
-          <w:bCs/>
-          <w:lang w:val="es-CO"/>
-        </w:rPr>
-        <w:t>)</w:t>
-      </w:r>
-      <w:r>
-        <w:rPr>
-          <w:lang w:val="es-CO"/>
-        </w:rPr>
-        <w:t xml:space="preserve"> donde puedas agregar filas de "Empresa - Rol - Perfil" para un mismo usuario antes de hacer el </w:t>
-      </w:r>
-      <w:proofErr w:type="spellStart"/>
-      <w:r>
-        <w:rPr>
-          <w:lang w:val="es-CO"/>
-        </w:rPr>
-        <w:t>submit</w:t>
-      </w:r>
-      <w:proofErr w:type="spellEnd"/>
-      <w:r>
-        <w:rPr>
-          <w:lang w:val="es-CO"/>
-        </w:rPr>
-        <w:t>.</w:t>
+        <w:t>componente dinámico (Repeater)</w:t>
+      </w:r>
+      <w:r>
+        <w:rPr>
+          <w:lang w:val="es-CO"/>
+        </w:rPr>
+        <w:t xml:space="preserve"> donde puedas agregar filas de "Empresa - Rol - Perfil" para un mismo usuario antes de hacer el submit.</w:t>
       </w:r>
     </w:p>
     <w:p>
@@ -1638,21 +1003,7 @@
         <w:rPr>
           <w:lang w:val="es-CO"/>
         </w:rPr>
-        <w:t xml:space="preserve">, con este reporte Juan Camilo ya tiene los </w:t>
-      </w:r>
-      <w:proofErr w:type="spellStart"/>
-      <w:r>
-        <w:rPr>
-          <w:lang w:val="es-CO"/>
-        </w:rPr>
-        <w:t>payloads</w:t>
-      </w:r>
-      <w:proofErr w:type="spellEnd"/>
-      <w:r>
-        <w:rPr>
-          <w:lang w:val="es-CO"/>
-        </w:rPr>
-        <w:t xml:space="preserve"> y los códigos de error necesarios para conectar el formulario de usuarios. ¿Quieres que procedamos con la siguiente HU o necesitas ajustar algo más de este informe?</w:t>
+        <w:t>, con este reporte Juan Camilo ya tiene los payloads y los códigos de error necesarios para conectar el formulario de usuarios. ¿Quieres que procedamos con la siguiente HU o necesitas ajustar algo más de este informe?</w:t>
       </w:r>
     </w:p>
     <w:p>
@@ -1686,25 +1037,7 @@
           <w:bCs/>
           <w:lang w:val="es-CO"/>
         </w:rPr>
-        <w:t>2. Entrega para Juan Camilo (</w:t>
-      </w:r>
-      <w:proofErr w:type="spellStart"/>
-      <w:r>
-        <w:rPr>
-          <w:b/>
-          <w:bCs/>
-          <w:lang w:val="es-CO"/>
-        </w:rPr>
-        <w:t>Frontend</w:t>
-      </w:r>
-      <w:proofErr w:type="spellEnd"/>
-      <w:r>
-        <w:rPr>
-          <w:b/>
-          <w:bCs/>
-          <w:lang w:val="es-CO"/>
-        </w:rPr>
-        <w:t>)</w:t>
+        <w:t>2. Entrega para Juan Camilo (Frontend)</w:t>
       </w:r>
     </w:p>
     <w:p>
@@ -1742,60 +1075,16 @@
           <w:bCs/>
           <w:lang w:val="es-CO"/>
         </w:rPr>
-        <w:t xml:space="preserve"> Especificaciones Técnicas </w:t>
-      </w:r>
-      <w:proofErr w:type="gramStart"/>
-      <w:r>
-        <w:rPr>
-          <w:b/>
-          <w:bCs/>
-          <w:lang w:val="es-CO"/>
-        </w:rPr>
-        <w:t xml:space="preserve">para </w:t>
-      </w:r>
-      <w:proofErr w:type="spellStart"/>
-      <w:r>
-        <w:rPr>
-          <w:b/>
-          <w:bCs/>
-          <w:lang w:val="es-CO"/>
-        </w:rPr>
-        <w:t>Frontend</w:t>
-      </w:r>
-      <w:proofErr w:type="spellEnd"/>
-      <w:proofErr w:type="gramEnd"/>
-      <w:r>
-        <w:rPr>
-          <w:b/>
-          <w:bCs/>
-          <w:lang w:val="es-CO"/>
-        </w:rPr>
-        <w:t xml:space="preserve"> (HU-002/003)</w:t>
-      </w:r>
-    </w:p>
-    <w:p>
-      <w:r>
-        <w:rPr>
-          <w:b/>
-          <w:bCs/>
-        </w:rPr>
-        <w:t xml:space="preserve">Punto de </w:t>
-      </w:r>
-      <w:proofErr w:type="spellStart"/>
-      <w:r>
-        <w:rPr>
-          <w:b/>
-          <w:bCs/>
-        </w:rPr>
-        <w:t>Acceso</w:t>
-      </w:r>
-      <w:proofErr w:type="spellEnd"/>
-      <w:r>
-        <w:rPr>
-          <w:b/>
-          <w:bCs/>
-        </w:rPr>
-        <w:t xml:space="preserve"> (Login):</w:t>
+        <w:t xml:space="preserve"> Especificaciones Técnicas para Frontend (HU-002/003)</w:t>
+      </w:r>
+    </w:p>
+    <w:p>
+      <w:r>
+        <w:rPr>
+          <w:b/>
+          <w:bCs/>
+        </w:rPr>
+        <w:t>Punto de Acceso (Login):</w:t>
       </w:r>
     </w:p>
     <w:p>
@@ -1813,15 +1102,7 @@
         <w:t>Endpoint:</w:t>
       </w:r>
       <w:r>
-        <w:t xml:space="preserve"> POST /</w:t>
-      </w:r>
-      <w:proofErr w:type="spellStart"/>
-      <w:r>
-        <w:t>api</w:t>
-      </w:r>
-      <w:proofErr w:type="spellEnd"/>
-      <w:r>
-        <w:t>/v1/auth/login</w:t>
+        <w:t xml:space="preserve"> POST /api/v1/auth/login</w:t>
       </w:r>
     </w:p>
     <w:p>
@@ -1837,23 +1118,7 @@
           <w:bCs/>
         </w:rPr>
         <w:lastRenderedPageBreak/>
-        <w:t xml:space="preserve">Payload </w:t>
-      </w:r>
-      <w:proofErr w:type="spellStart"/>
-      <w:r>
-        <w:rPr>
-          <w:b/>
-          <w:bCs/>
-        </w:rPr>
-        <w:t>esperado</w:t>
-      </w:r>
-      <w:proofErr w:type="spellEnd"/>
-      <w:r>
-        <w:rPr>
-          <w:b/>
-          <w:bCs/>
-        </w:rPr>
-        <w:t>:</w:t>
+        <w:t>Payload esperado:</w:t>
       </w:r>
       <w:r>
         <w:t xml:space="preserve"> username (email) y password.</w:t>
@@ -1881,55 +1146,16 @@
         <w:rPr>
           <w:lang w:val="es-CO"/>
         </w:rPr>
-        <w:t xml:space="preserve"> Recibirás un </w:t>
-      </w:r>
-      <w:proofErr w:type="spellStart"/>
-      <w:r>
-        <w:rPr>
-          <w:lang w:val="es-CO"/>
-        </w:rPr>
-        <w:t>access_token</w:t>
-      </w:r>
-      <w:proofErr w:type="spellEnd"/>
-      <w:r>
-        <w:rPr>
-          <w:lang w:val="es-CO"/>
-        </w:rPr>
-        <w:t xml:space="preserve"> tipo Bearer.</w:t>
-      </w:r>
-    </w:p>
-    <w:p>
-      <w:proofErr w:type="spellStart"/>
-      <w:r>
-        <w:rPr>
-          <w:b/>
-          <w:bCs/>
-        </w:rPr>
-        <w:t>Contexto</w:t>
-      </w:r>
-      <w:proofErr w:type="spellEnd"/>
-      <w:r>
-        <w:rPr>
-          <w:b/>
-          <w:bCs/>
-        </w:rPr>
-        <w:t xml:space="preserve"> </w:t>
-      </w:r>
-      <w:proofErr w:type="spellStart"/>
-      <w:r>
-        <w:rPr>
-          <w:b/>
-          <w:bCs/>
-        </w:rPr>
-        <w:t>Multiempresa</w:t>
-      </w:r>
-      <w:proofErr w:type="spellEnd"/>
-      <w:r>
-        <w:rPr>
-          <w:b/>
-          <w:bCs/>
-        </w:rPr>
-        <w:t>:</w:t>
+        <w:t xml:space="preserve"> Recibirás un access_token tipo Bearer.</w:t>
+      </w:r>
+    </w:p>
+    <w:p>
+      <w:r>
+        <w:rPr>
+          <w:b/>
+          <w:bCs/>
+        </w:rPr>
+        <w:t>Contexto Multiempresa:</w:t>
       </w:r>
     </w:p>
     <w:p>
@@ -1954,21 +1180,7 @@
         <w:rPr>
           <w:lang w:val="es-CO"/>
         </w:rPr>
-        <w:t xml:space="preserve"> Para todas las peticiones privadas (usuarios, roles, inventarios), debes enviar el ID de la empresa activa en el </w:t>
-      </w:r>
-      <w:proofErr w:type="spellStart"/>
-      <w:r>
-        <w:rPr>
-          <w:lang w:val="es-CO"/>
-        </w:rPr>
-        <w:t>header</w:t>
-      </w:r>
-      <w:proofErr w:type="spellEnd"/>
-      <w:r>
-        <w:rPr>
-          <w:lang w:val="es-CO"/>
-        </w:rPr>
-        <w:t>:</w:t>
+        <w:t xml:space="preserve"> Para todas las peticiones privadas (usuarios, roles, inventarios), debes enviar el ID de la empresa activa en el header:</w:t>
       </w:r>
     </w:p>
     <w:p>
@@ -2004,55 +1216,16 @@
         <w:rPr>
           <w:lang w:val="es-CO"/>
         </w:rPr>
-        <w:t xml:space="preserve"> El </w:t>
-      </w:r>
-      <w:proofErr w:type="spellStart"/>
-      <w:r>
-        <w:rPr>
-          <w:lang w:val="es-CO"/>
-        </w:rPr>
-        <w:t>backend</w:t>
-      </w:r>
-      <w:proofErr w:type="spellEnd"/>
-      <w:r>
-        <w:rPr>
-          <w:lang w:val="es-CO"/>
-        </w:rPr>
-        <w:t xml:space="preserve"> filtrará los datos automáticamente basándose en ese Header. Si no lo envías, podrías recibir un error de "Empresa no especificada".</w:t>
-      </w:r>
-    </w:p>
-    <w:p>
-      <w:proofErr w:type="spellStart"/>
-      <w:r>
-        <w:rPr>
-          <w:b/>
-          <w:bCs/>
-        </w:rPr>
-        <w:t>Estructura</w:t>
-      </w:r>
-      <w:proofErr w:type="spellEnd"/>
-      <w:r>
-        <w:rPr>
-          <w:b/>
-          <w:bCs/>
-        </w:rPr>
-        <w:t xml:space="preserve"> de </w:t>
-      </w:r>
-      <w:proofErr w:type="spellStart"/>
-      <w:r>
-        <w:rPr>
-          <w:b/>
-          <w:bCs/>
-        </w:rPr>
-        <w:t>Permisos</w:t>
-      </w:r>
-      <w:proofErr w:type="spellEnd"/>
-      <w:r>
-        <w:rPr>
-          <w:b/>
-          <w:bCs/>
-        </w:rPr>
-        <w:t xml:space="preserve"> (RBAC):</w:t>
+        <w:t xml:space="preserve"> El backend filtrará los datos automáticamente basándose en ese Header. Si no lo envías, podrías recibir un error de "Empresa no especificada".</w:t>
+      </w:r>
+    </w:p>
+    <w:p>
+      <w:r>
+        <w:rPr>
+          <w:b/>
+          <w:bCs/>
+        </w:rPr>
+        <w:t>Estructura de Permisos (RBAC):</w:t>
       </w:r>
     </w:p>
     <w:p>
@@ -2069,91 +1242,7 @@
         <w:rPr>
           <w:lang w:val="es-CO"/>
         </w:rPr>
-        <w:t xml:space="preserve">Los permisos son granulares por perfil. Juan, usa esta taxonomía en tus componentes de permisos: </w:t>
-      </w:r>
-      <w:proofErr w:type="spellStart"/>
-      <w:r>
-        <w:rPr>
-          <w:lang w:val="es-CO"/>
-        </w:rPr>
-        <w:t>view</w:t>
-      </w:r>
-      <w:proofErr w:type="spellEnd"/>
-      <w:r>
-        <w:rPr>
-          <w:lang w:val="es-CO"/>
-        </w:rPr>
-        <w:t xml:space="preserve">, </w:t>
-      </w:r>
-      <w:proofErr w:type="spellStart"/>
-      <w:r>
-        <w:rPr>
-          <w:lang w:val="es-CO"/>
-        </w:rPr>
-        <w:t>create</w:t>
-      </w:r>
-      <w:proofErr w:type="spellEnd"/>
-      <w:r>
-        <w:rPr>
-          <w:lang w:val="es-CO"/>
-        </w:rPr>
-        <w:t xml:space="preserve">, </w:t>
-      </w:r>
-      <w:proofErr w:type="spellStart"/>
-      <w:r>
-        <w:rPr>
-          <w:lang w:val="es-CO"/>
-        </w:rPr>
-        <w:t>edit</w:t>
-      </w:r>
-      <w:proofErr w:type="spellEnd"/>
-      <w:r>
-        <w:rPr>
-          <w:lang w:val="es-CO"/>
-        </w:rPr>
-        <w:t xml:space="preserve">, </w:t>
-      </w:r>
-      <w:proofErr w:type="spellStart"/>
-      <w:r>
-        <w:rPr>
-          <w:lang w:val="es-CO"/>
-        </w:rPr>
-        <w:t>delete</w:t>
-      </w:r>
-      <w:proofErr w:type="spellEnd"/>
-      <w:r>
-        <w:rPr>
-          <w:lang w:val="es-CO"/>
-        </w:rPr>
-        <w:t xml:space="preserve">, </w:t>
-      </w:r>
-      <w:proofErr w:type="spellStart"/>
-      <w:r>
-        <w:rPr>
-          <w:lang w:val="es-CO"/>
-        </w:rPr>
-        <w:t>approve</w:t>
-      </w:r>
-      <w:proofErr w:type="spellEnd"/>
-      <w:r>
-        <w:rPr>
-          <w:lang w:val="es-CO"/>
-        </w:rPr>
-        <w:t xml:space="preserve">, </w:t>
-      </w:r>
-      <w:proofErr w:type="spellStart"/>
-      <w:r>
-        <w:rPr>
-          <w:lang w:val="es-CO"/>
-        </w:rPr>
-        <w:t>manage</w:t>
-      </w:r>
-      <w:proofErr w:type="spellEnd"/>
-      <w:r>
-        <w:rPr>
-          <w:lang w:val="es-CO"/>
-        </w:rPr>
-        <w:t>.</w:t>
+        <w:t>Los permisos son granulares por perfil. Juan, usa esta taxonomía en tus componentes de permisos: view, create, edit, delete, approve, manage.</w:t>
       </w:r>
     </w:p>
     <w:p>
@@ -2170,76 +1259,16 @@
         <w:rPr>
           <w:lang w:val="es-CO"/>
         </w:rPr>
-        <w:t xml:space="preserve">Si un usuario tiene el perfil "Auditor" en la empresa "EMP-001", el </w:t>
-      </w:r>
-      <w:proofErr w:type="spellStart"/>
-      <w:r>
-        <w:rPr>
-          <w:lang w:val="es-CO"/>
-        </w:rPr>
-        <w:t>backend</w:t>
-      </w:r>
-      <w:proofErr w:type="spellEnd"/>
-      <w:r>
-        <w:rPr>
-          <w:lang w:val="es-CO"/>
-        </w:rPr>
-        <w:t xml:space="preserve"> solo le permitirá acciones de </w:t>
-      </w:r>
-      <w:proofErr w:type="spellStart"/>
-      <w:r>
-        <w:rPr>
-          <w:lang w:val="es-CO"/>
-        </w:rPr>
-        <w:t>view</w:t>
-      </w:r>
-      <w:proofErr w:type="spellEnd"/>
-      <w:r>
-        <w:rPr>
-          <w:lang w:val="es-CO"/>
-        </w:rPr>
-        <w:t>.</w:t>
-      </w:r>
-    </w:p>
-    <w:p>
-      <w:r>
-        <w:rPr>
-          <w:b/>
-          <w:bCs/>
-        </w:rPr>
-        <w:t xml:space="preserve">Endpoints </w:t>
-      </w:r>
-      <w:proofErr w:type="spellStart"/>
-      <w:r>
-        <w:rPr>
-          <w:b/>
-          <w:bCs/>
-        </w:rPr>
-        <w:t>Listos</w:t>
-      </w:r>
-      <w:proofErr w:type="spellEnd"/>
-      <w:r>
-        <w:rPr>
-          <w:b/>
-          <w:bCs/>
-        </w:rPr>
-        <w:t xml:space="preserve"> para </w:t>
-      </w:r>
-      <w:proofErr w:type="spellStart"/>
-      <w:r>
-        <w:rPr>
-          <w:b/>
-          <w:bCs/>
-        </w:rPr>
-        <w:t>Integrar</w:t>
-      </w:r>
-      <w:proofErr w:type="spellEnd"/>
-      <w:r>
-        <w:rPr>
-          <w:b/>
-          <w:bCs/>
-        </w:rPr>
-        <w:t>:</w:t>
+        <w:t>Si un usuario tiene el perfil "Auditor" en la empresa "EMP-001", el backend solo le permitirá acciones de view.</w:t>
+      </w:r>
+    </w:p>
+    <w:p>
+      <w:r>
+        <w:rPr>
+          <w:b/>
+          <w:bCs/>
+        </w:rPr>
+        <w:t>Endpoints Listos para Integrar:</w:t>
       </w:r>
     </w:p>
     <w:p>
@@ -2256,21 +1285,7 @@
         <w:rPr>
           <w:lang w:val="es-CO"/>
         </w:rPr>
-        <w:t xml:space="preserve">GET /api/v1/usuarios: Listado de usuarios de la empresa activa (basado en el </w:t>
-      </w:r>
-      <w:proofErr w:type="spellStart"/>
-      <w:r>
-        <w:rPr>
-          <w:lang w:val="es-CO"/>
-        </w:rPr>
-        <w:t>header</w:t>
-      </w:r>
-      <w:proofErr w:type="spellEnd"/>
-      <w:r>
-        <w:rPr>
-          <w:lang w:val="es-CO"/>
-        </w:rPr>
-        <w:t>).</w:t>
+        <w:t>GET /api/v1/usuarios: Listado de usuarios de la empresa activa (basado en el header).</w:t>
       </w:r>
     </w:p>
     <w:p>
@@ -2304,35 +1319,7 @@
         <w:rPr>
           <w:lang w:val="es-CO"/>
         </w:rPr>
-        <w:t>GET /api/v1/</w:t>
-      </w:r>
-      <w:proofErr w:type="spellStart"/>
-      <w:r>
-        <w:rPr>
-          <w:lang w:val="es-CO"/>
-        </w:rPr>
-        <w:t>auth</w:t>
-      </w:r>
-      <w:proofErr w:type="spellEnd"/>
-      <w:r>
-        <w:rPr>
-          <w:lang w:val="es-CO"/>
-        </w:rPr>
-        <w:t xml:space="preserve">/me: Para obtener los datos del usuario </w:t>
-      </w:r>
-      <w:proofErr w:type="spellStart"/>
-      <w:r>
-        <w:rPr>
-          <w:lang w:val="es-CO"/>
-        </w:rPr>
-        <w:t>logueado</w:t>
-      </w:r>
-      <w:proofErr w:type="spellEnd"/>
-      <w:r>
-        <w:rPr>
-          <w:lang w:val="es-CO"/>
-        </w:rPr>
-        <w:t xml:space="preserve"> y sus empresas asociadas.</w:t>
+        <w:t>GET /api/v1/auth/me: Para obtener los datos del usuario logueado y sus empresas asociadas.</w:t>
       </w:r>
     </w:p>
     <w:p>
@@ -2394,35 +1381,7 @@
         <w:rPr>
           <w:lang w:val="es-CO"/>
         </w:rPr>
-        <w:t xml:space="preserve"> Verifica que el código de </w:t>
-      </w:r>
-      <w:proofErr w:type="spellStart"/>
-      <w:r>
-        <w:rPr>
-          <w:lang w:val="es-CO"/>
-        </w:rPr>
-        <w:t>FastAPI</w:t>
-      </w:r>
-      <w:proofErr w:type="spellEnd"/>
-      <w:r>
-        <w:rPr>
-          <w:lang w:val="es-CO"/>
-        </w:rPr>
-        <w:t xml:space="preserve"> esté extrayendo correctamente el X-Company-ID del </w:t>
-      </w:r>
-      <w:proofErr w:type="spellStart"/>
-      <w:r>
-        <w:rPr>
-          <w:lang w:val="es-CO"/>
-        </w:rPr>
-        <w:t>header</w:t>
-      </w:r>
-      <w:proofErr w:type="spellEnd"/>
-      <w:r>
-        <w:rPr>
-          <w:lang w:val="es-CO"/>
-        </w:rPr>
-        <w:t xml:space="preserve"> para las consultas de base de datos.</w:t>
+        <w:t xml:space="preserve"> Verifica que el código de FastAPI esté extrayendo correctamente el X-Company-ID del header para las consultas de base de datos.</w:t>
       </w:r>
     </w:p>
     <w:p>
@@ -2447,49 +1406,7 @@
         <w:rPr>
           <w:lang w:val="es-CO"/>
         </w:rPr>
-        <w:t xml:space="preserve"> Pásale la URL de tu Swagger (http://127.0.0.1:8000/docs) para que él vea los modelos de datos (</w:t>
-      </w:r>
-      <w:proofErr w:type="spellStart"/>
-      <w:r>
-        <w:rPr>
-          <w:lang w:val="es-CO"/>
-        </w:rPr>
-        <w:t>schemas</w:t>
-      </w:r>
-      <w:proofErr w:type="spellEnd"/>
-      <w:r>
-        <w:rPr>
-          <w:lang w:val="es-CO"/>
-        </w:rPr>
-        <w:t xml:space="preserve">) actualizados de </w:t>
-      </w:r>
-      <w:proofErr w:type="spellStart"/>
-      <w:r>
-        <w:rPr>
-          <w:lang w:val="es-CO"/>
-        </w:rPr>
-        <w:t>UsuarioCreate</w:t>
-      </w:r>
-      <w:proofErr w:type="spellEnd"/>
-      <w:r>
-        <w:rPr>
-          <w:lang w:val="es-CO"/>
-        </w:rPr>
-        <w:t xml:space="preserve"> y </w:t>
-      </w:r>
-      <w:proofErr w:type="spellStart"/>
-      <w:r>
-        <w:rPr>
-          <w:lang w:val="es-CO"/>
-        </w:rPr>
-        <w:t>UsuarioResponse</w:t>
-      </w:r>
-      <w:proofErr w:type="spellEnd"/>
-      <w:r>
-        <w:rPr>
-          <w:lang w:val="es-CO"/>
-        </w:rPr>
-        <w:t>.</w:t>
+        <w:t xml:space="preserve"> Pásale la URL de tu Swagger (http://127.0.0.1:8000/docs) para que él vea los modelos de datos (schemas) actualizados de UsuarioCreate y UsuarioResponse.</w:t>
       </w:r>
     </w:p>
     <w:p>
@@ -2522,43 +1439,19 @@
         </w:rPr>
         <w:t xml:space="preserve">Para que Juan Camilo pueda integrar el </w:t>
       </w:r>
-      <w:proofErr w:type="spellStart"/>
-      <w:r>
-        <w:rPr>
-          <w:b/>
-          <w:bCs/>
-          <w:lang w:val="es-CO"/>
-        </w:rPr>
-        <w:t>Frontend</w:t>
-      </w:r>
-      <w:proofErr w:type="spellEnd"/>
-      <w:r>
-        <w:rPr>
-          <w:b/>
-          <w:bCs/>
-          <w:lang w:val="es-CO"/>
-        </w:rPr>
-        <w:t xml:space="preserve"> en Angular</w:t>
-      </w:r>
-      <w:r>
-        <w:rPr>
-          <w:lang w:val="es-CO"/>
-        </w:rPr>
-        <w:t xml:space="preserve"> con estos nuevos cambios, necesita conocer los nuevos </w:t>
-      </w:r>
-      <w:proofErr w:type="spellStart"/>
-      <w:r>
-        <w:rPr>
-          <w:lang w:val="es-CO"/>
-        </w:rPr>
-        <w:t>endpoints</w:t>
-      </w:r>
-      <w:proofErr w:type="spellEnd"/>
-      <w:r>
-        <w:rPr>
-          <w:lang w:val="es-CO"/>
-        </w:rPr>
-        <w:t xml:space="preserve">, la estructura del JSON y las reglas de negocio que implementamos para cumplir con la </w:t>
+      <w:r>
+        <w:rPr>
+          <w:b/>
+          <w:bCs/>
+          <w:lang w:val="es-CO"/>
+        </w:rPr>
+        <w:t>Frontend en Angular</w:t>
+      </w:r>
+      <w:r>
+        <w:rPr>
+          <w:lang w:val="es-CO"/>
+        </w:rPr>
+        <w:t xml:space="preserve"> con estos nuevos cambios, necesita conocer los nuevos endpoints, la estructura del JSON y las reglas de negocio que implementamos para cumplir con la </w:t>
       </w:r>
       <w:r>
         <w:rPr>
@@ -2591,7 +1484,7 @@
     <w:p>
       <w:r>
         <w:pict w14:anchorId="34D05541">
-          <v:rect id="_x0000_i1040" style="width:0;height:1.5pt" o:hralign="center" o:hrstd="t" o:hrnoshade="t" o:hr="t" fillcolor="gray" stroked="f"/>
+          <v:rect id="_x0000_i1028" style="width:0;height:1.5pt" o:hralign="center" o:hrstd="t" o:hrnoshade="t" o:hr="t" fillcolor="gray" stroked="f"/>
         </w:pict>
       </w:r>
     </w:p>
@@ -2607,25 +1500,7 @@
           <w:bCs/>
           <w:lang w:val="es-CO"/>
         </w:rPr>
-        <w:t xml:space="preserve">Asunto: Actualización de </w:t>
-      </w:r>
-      <w:proofErr w:type="spellStart"/>
-      <w:r>
-        <w:rPr>
-          <w:b/>
-          <w:bCs/>
-          <w:lang w:val="es-CO"/>
-        </w:rPr>
-        <w:t>Backend</w:t>
-      </w:r>
-      <w:proofErr w:type="spellEnd"/>
-      <w:r>
-        <w:rPr>
-          <w:b/>
-          <w:bCs/>
-          <w:lang w:val="es-CO"/>
-        </w:rPr>
-        <w:t xml:space="preserve"> - Implementación HU-013 (Roles por Empresa)</w:t>
+        <w:t>Asunto: Actualización de Backend - Implementación HU-013 (Roles por Empresa)</w:t>
       </w:r>
     </w:p>
     <w:p>
@@ -2665,21 +1540,7 @@
         <w:rPr>
           <w:lang w:val="es-CO"/>
         </w:rPr>
-        <w:t xml:space="preserve"> en el </w:t>
-      </w:r>
-      <w:proofErr w:type="spellStart"/>
-      <w:r>
-        <w:rPr>
-          <w:lang w:val="es-CO"/>
-        </w:rPr>
-        <w:t>Backend</w:t>
-      </w:r>
-      <w:proofErr w:type="spellEnd"/>
-      <w:r>
-        <w:rPr>
-          <w:lang w:val="es-CO"/>
-        </w:rPr>
-        <w:t>. He actualizado los modelos y esquemas para que cada empresa maneje su propia estructura de roles de forma independiente.</w:t>
+        <w:t xml:space="preserve"> en el Backend. He actualizado los modelos y esquemas para que cada empresa maneje su propia estructura de roles de forma independiente.</w:t>
       </w:r>
     </w:p>
     <w:p>
@@ -2729,21 +1590,7 @@
         <w:rPr>
           <w:lang w:val="es-CO"/>
         </w:rPr>
-        <w:t xml:space="preserve"> Los roles ahora están filtrados por </w:t>
-      </w:r>
-      <w:proofErr w:type="spellStart"/>
-      <w:r>
-        <w:rPr>
-          <w:lang w:val="es-CO"/>
-        </w:rPr>
-        <w:t>empresa_id</w:t>
-      </w:r>
-      <w:proofErr w:type="spellEnd"/>
-      <w:r>
-        <w:rPr>
-          <w:lang w:val="es-CO"/>
-        </w:rPr>
-        <w:t>. Un mismo nombre de rol puede existir en diferentes empresas, pero es único dentro de la misma.</w:t>
+        <w:t xml:space="preserve"> Los roles ahora están filtrados por empresa_id. Un mismo nombre de rol puede existir en diferentes empresas, pero es único dentro de la misma.</w:t>
       </w:r>
     </w:p>
     <w:p>
@@ -2782,21 +1629,7 @@
         <w:rPr>
           <w:lang w:val="es-CO"/>
         </w:rPr>
-        <w:t xml:space="preserve">. El </w:t>
-      </w:r>
-      <w:proofErr w:type="spellStart"/>
-      <w:r>
-        <w:rPr>
-          <w:lang w:val="es-CO"/>
-        </w:rPr>
-        <w:t>endpoint</w:t>
-      </w:r>
-      <w:proofErr w:type="spellEnd"/>
-      <w:r>
-        <w:rPr>
-          <w:lang w:val="es-CO"/>
-        </w:rPr>
-        <w:t xml:space="preserve"> DELETE ahora realiza una desactivación lógica (estado: "inactivo").</w:t>
+        <w:t>. El endpoint DELETE ahora realiza una desactivación lógica (estado: "inactivo").</w:t>
       </w:r>
     </w:p>
     <w:p>
@@ -2860,25 +1693,7 @@
           <w:bCs/>
           <w:lang w:val="es-CO"/>
         </w:rPr>
-        <w:t xml:space="preserve"> Nuevos </w:t>
-      </w:r>
-      <w:proofErr w:type="spellStart"/>
-      <w:r>
-        <w:rPr>
-          <w:b/>
-          <w:bCs/>
-          <w:lang w:val="es-CO"/>
-        </w:rPr>
-        <w:t>Endpoints</w:t>
-      </w:r>
-      <w:proofErr w:type="spellEnd"/>
-      <w:r>
-        <w:rPr>
-          <w:b/>
-          <w:bCs/>
-          <w:lang w:val="es-CO"/>
-        </w:rPr>
-        <w:t xml:space="preserve"> (Base: /api/v1/seguridad)</w:t>
+        <w:t xml:space="preserve"> Nuevos Endpoints (Base: /api/v1/seguridad)</w:t>
       </w:r>
     </w:p>
     <w:tbl>
@@ -2920,7 +1735,6 @@
             <w:hideMark/>
           </w:tcPr>
           <w:p>
-            <w:proofErr w:type="spellStart"/>
             <w:r>
               <w:rPr>
                 <w:b/>
@@ -2928,7 +1742,6 @@
               </w:rPr>
               <w:t>Método</w:t>
             </w:r>
-            <w:proofErr w:type="spellEnd"/>
           </w:p>
         </w:tc>
         <w:tc>
@@ -2978,7 +1791,6 @@
             <w:hideMark/>
           </w:tcPr>
           <w:p>
-            <w:proofErr w:type="spellStart"/>
             <w:r>
               <w:rPr>
                 <w:b/>
@@ -2986,7 +1798,6 @@
               </w:rPr>
               <w:t>Descripción</w:t>
             </w:r>
-            <w:proofErr w:type="spellEnd"/>
           </w:p>
         </w:tc>
       </w:tr>
@@ -3131,33 +1942,7 @@
           </w:tcPr>
           <w:p>
             <w:r>
-              <w:t>/</w:t>
-            </w:r>
-            <w:proofErr w:type="gramStart"/>
-            <w:r>
-              <w:t>roles</w:t>
-            </w:r>
-            <w:proofErr w:type="gramEnd"/>
-            <w:r>
-              <w:t>/</w:t>
-            </w:r>
-            <w:proofErr w:type="spellStart"/>
-            <w:proofErr w:type="gramStart"/>
-            <w:r>
-              <w:t>empresa</w:t>
-            </w:r>
-            <w:proofErr w:type="spellEnd"/>
-            <w:r>
-              <w:t>/{</w:t>
-            </w:r>
-            <w:proofErr w:type="spellStart"/>
-            <w:proofErr w:type="gramEnd"/>
-            <w:r>
-              <w:t>empresa_id</w:t>
-            </w:r>
-            <w:proofErr w:type="spellEnd"/>
-            <w:r>
-              <w:t>}</w:t>
+              <w:t>/roles/empresa/{empresa_id}</w:t>
             </w:r>
           </w:p>
         </w:tc>
@@ -3247,20 +2032,7 @@
           </w:tcPr>
           <w:p>
             <w:r>
-              <w:t>/</w:t>
-            </w:r>
-            <w:proofErr w:type="gramStart"/>
-            <w:r>
-              <w:t>roles/{</w:t>
-            </w:r>
-            <w:proofErr w:type="spellStart"/>
-            <w:proofErr w:type="gramEnd"/>
-            <w:r>
-              <w:t>rol_id</w:t>
-            </w:r>
-            <w:proofErr w:type="spellEnd"/>
-            <w:r>
-              <w:t>}</w:t>
+              <w:t>/roles/{rol_id}</w:t>
             </w:r>
           </w:p>
         </w:tc>
@@ -3349,20 +2121,7 @@
           </w:tcPr>
           <w:p>
             <w:r>
-              <w:t>/</w:t>
-            </w:r>
-            <w:proofErr w:type="gramStart"/>
-            <w:r>
-              <w:t>roles/{</w:t>
-            </w:r>
-            <w:proofErr w:type="spellStart"/>
-            <w:proofErr w:type="gramEnd"/>
-            <w:r>
-              <w:t>rol_id</w:t>
-            </w:r>
-            <w:proofErr w:type="spellEnd"/>
-            <w:r>
-              <w:t>}</w:t>
+              <w:t>/roles/{rol_id}</w:t>
             </w:r>
           </w:p>
         </w:tc>
@@ -3394,21 +2153,7 @@
               <w:rPr>
                 <w:lang w:val="es-CO"/>
               </w:rPr>
-              <w:t>Desactiva el rol (</w:t>
-            </w:r>
-            <w:proofErr w:type="spellStart"/>
-            <w:r>
-              <w:rPr>
-                <w:lang w:val="es-CO"/>
-              </w:rPr>
-              <w:t>Soft</w:t>
-            </w:r>
-            <w:proofErr w:type="spellEnd"/>
-            <w:r>
-              <w:rPr>
-                <w:lang w:val="es-CO"/>
-              </w:rPr>
-              <w:t xml:space="preserve"> Delete).</w:t>
+              <w:t>Desactiva el rol (Soft Delete).</w:t>
             </w:r>
           </w:p>
         </w:tc>
@@ -3436,25 +2181,7 @@
           <w:bCs/>
           <w:lang w:val="es-CO"/>
         </w:rPr>
-        <w:t xml:space="preserve"> Ejemplo de </w:t>
-      </w:r>
-      <w:proofErr w:type="spellStart"/>
-      <w:r>
-        <w:rPr>
-          <w:b/>
-          <w:bCs/>
-          <w:lang w:val="es-CO"/>
-        </w:rPr>
-        <w:t>Payload</w:t>
-      </w:r>
-      <w:proofErr w:type="spellEnd"/>
-      <w:r>
-        <w:rPr>
-          <w:b/>
-          <w:bCs/>
-          <w:lang w:val="es-CO"/>
-        </w:rPr>
-        <w:t xml:space="preserve"> (Creación/Edición)</w:t>
+        <w:t xml:space="preserve"> Ejemplo de Payload (Creación/Edición)</w:t>
       </w:r>
     </w:p>
     <w:p>
@@ -3519,48 +2246,20 @@
         <w:rPr>
           <w:lang w:val="es-CO"/>
         </w:rPr>
-        <w:t xml:space="preserve">  "</w:t>
-      </w:r>
-      <w:proofErr w:type="spellStart"/>
-      <w:r>
-        <w:rPr>
-          <w:lang w:val="es-CO"/>
-        </w:rPr>
-        <w:t>descripcion</w:t>
-      </w:r>
-      <w:proofErr w:type="spellEnd"/>
-      <w:r>
-        <w:rPr>
-          <w:lang w:val="es-CO"/>
-        </w:rPr>
-        <w:t>": "Acceso total al módulo comercial",</w:t>
-      </w:r>
-    </w:p>
-    <w:p>
-      <w:pPr>
-        <w:rPr>
-          <w:lang w:val="es-CO"/>
-        </w:rPr>
-      </w:pPr>
-      <w:r>
-        <w:rPr>
-          <w:lang w:val="es-CO"/>
-        </w:rPr>
-        <w:t xml:space="preserve">  "</w:t>
-      </w:r>
-      <w:proofErr w:type="spellStart"/>
-      <w:r>
-        <w:rPr>
-          <w:lang w:val="es-CO"/>
-        </w:rPr>
-        <w:t>empresa_id</w:t>
-      </w:r>
-      <w:proofErr w:type="spellEnd"/>
-      <w:r>
-        <w:rPr>
-          <w:lang w:val="es-CO"/>
-        </w:rPr>
-        <w:t>": "MED-BOG-01",</w:t>
+        <w:t xml:space="preserve">  "descripcion": "Acceso total al módulo comercial",</w:t>
+      </w:r>
+    </w:p>
+    <w:p>
+      <w:pPr>
+        <w:rPr>
+          <w:lang w:val="es-CO"/>
+        </w:rPr>
+      </w:pPr>
+      <w:r>
+        <w:rPr>
+          <w:lang w:val="es-CO"/>
+        </w:rPr>
+        <w:t xml:space="preserve">  "empresa_id": "MED-BOG-01",</w:t>
       </w:r>
     </w:p>
     <w:p>
@@ -3707,47 +2406,11 @@
           <w:lang w:val="es-CO"/>
         </w:rPr>
       </w:pPr>
-      <w:proofErr w:type="gramStart"/>
-      <w:r>
-        <w:rPr>
-          <w:lang w:val="es-CO"/>
-        </w:rPr>
-        <w:t>Asegurar</w:t>
-      </w:r>
-      <w:proofErr w:type="gramEnd"/>
-      <w:r>
-        <w:rPr>
-          <w:lang w:val="es-CO"/>
-        </w:rPr>
-        <w:t xml:space="preserve"> que el modal de creación envíe </w:t>
-      </w:r>
-      <w:proofErr w:type="gramStart"/>
-      <w:r>
-        <w:rPr>
-          <w:lang w:val="es-CO"/>
-        </w:rPr>
-        <w:t xml:space="preserve">el </w:t>
-      </w:r>
-      <w:proofErr w:type="spellStart"/>
-      <w:r>
-        <w:rPr>
-          <w:lang w:val="es-CO"/>
-        </w:rPr>
-        <w:t>empresa</w:t>
-      </w:r>
-      <w:proofErr w:type="gramEnd"/>
-      <w:r>
-        <w:rPr>
-          <w:lang w:val="es-CO"/>
-        </w:rPr>
-        <w:t>_id</w:t>
-      </w:r>
-      <w:proofErr w:type="spellEnd"/>
-      <w:r>
-        <w:rPr>
-          <w:lang w:val="es-CO"/>
-        </w:rPr>
-        <w:t xml:space="preserve"> de la empresa que el usuario tiene seleccionada actualmente.</w:t>
+      <w:r>
+        <w:rPr>
+          <w:lang w:val="es-CO"/>
+        </w:rPr>
+        <w:t>Asegurar que el modal de creación envíe el empresa_id de la empresa que el usuario tiene seleccionada actualmente.</w:t>
       </w:r>
     </w:p>
     <w:p>
@@ -3794,7 +2457,7 @@
     <w:p>
       <w:r>
         <w:pict w14:anchorId="37637635">
-          <v:rect id="_x0000_i1041" style="width:0;height:1.5pt" o:hralign="center" o:hrstd="t" o:hrnoshade="t" o:hr="t" fillcolor="gray" stroked="f"/>
+          <v:rect id="_x0000_i1029" style="width:0;height:1.5pt" o:hralign="center" o:hrstd="t" o:hrnoshade="t" o:hr="t" fillcolor="gray" stroked="f"/>
         </w:pict>
       </w:r>
     </w:p>
@@ -3809,6 +2472,476 @@
           <w:lang w:val="es-CO"/>
         </w:rPr>
         <w:t>¿Hay algún otro detalle técnico o validación específica que quieras que le mencione a Juan Camilo?</w:t>
+      </w:r>
+    </w:p>
+    <w:p>
+      <w:pPr>
+        <w:rPr>
+          <w:sz w:val="48"/>
+          <w:szCs w:val="48"/>
+          <w:lang w:val="es-CO"/>
+        </w:rPr>
+      </w:pPr>
+      <w:r>
+        <w:rPr>
+          <w:sz w:val="48"/>
+          <w:szCs w:val="48"/>
+          <w:lang w:val="es-CO"/>
+        </w:rPr>
+        <w:t>HU – 014</w:t>
+      </w:r>
+    </w:p>
+    <w:p>
+      <w:r>
+        <w:t xml:space="preserve">Para que Juan Camilo pueda integrar la </w:t>
+      </w:r>
+      <w:r>
+        <w:rPr>
+          <w:b/>
+          <w:bCs/>
+        </w:rPr>
+        <w:t>HU-014</w:t>
+      </w:r>
+      <w:r>
+        <w:t xml:space="preserve"> en el Frontend (Angular), necesita entender cómo estructurar el árbol de permisos y cómo interactuar con los nuevos endpoints segmentados por empresa.</w:t>
+      </w:r>
+    </w:p>
+    <w:p>
+      <w:r>
+        <w:t>Aquí tienes la explicación técnica detallada para enviarle:</w:t>
+      </w:r>
+    </w:p>
+    <w:p>
+      <w:r>
+        <w:pict w14:anchorId="3558F30D">
+          <v:rect id="_x0000_i1042" style="width:0;height:1.5pt" o:hralign="center" o:hrstd="t" o:hrnoshade="t" o:hr="t" fillcolor="gray" stroked="f"/>
+        </w:pict>
+      </w:r>
+    </w:p>
+    <w:p>
+      <w:pPr>
+        <w:rPr>
+          <w:b/>
+          <w:bCs/>
+        </w:rPr>
+      </w:pPr>
+      <w:r>
+        <w:rPr>
+          <w:rFonts w:ascii="Segoe UI Emoji" w:hAnsi="Segoe UI Emoji" w:cs="Segoe UI Emoji"/>
+          <w:b/>
+          <w:bCs/>
+        </w:rPr>
+        <w:t>🔐</w:t>
+      </w:r>
+      <w:r>
+        <w:rPr>
+          <w:b/>
+          <w:bCs/>
+        </w:rPr>
+        <w:t xml:space="preserve"> Integración HU-014: Gestión de Perfiles y Permisos</w:t>
+      </w:r>
+    </w:p>
+    <w:p>
+      <w:r>
+        <w:t xml:space="preserve">Hola Juan Camilo, ya está lista la implementación de la </w:t>
+      </w:r>
+      <w:r>
+        <w:rPr>
+          <w:b/>
+          <w:bCs/>
+        </w:rPr>
+        <w:t>HU-014</w:t>
+      </w:r>
+      <w:r>
+        <w:t xml:space="preserve">. A diferencia de los Roles (HU-013), los </w:t>
+      </w:r>
+      <w:r>
+        <w:rPr>
+          <w:b/>
+          <w:bCs/>
+        </w:rPr>
+        <w:t>Perfiles</w:t>
+      </w:r>
+      <w:r>
+        <w:t xml:space="preserve"> manejan la lógica granular de accesos a nivel de módulos y acciones específicas.</w:t>
+      </w:r>
+    </w:p>
+    <w:p>
+      <w:pPr>
+        <w:rPr>
+          <w:b/>
+          <w:bCs/>
+        </w:rPr>
+      </w:pPr>
+      <w:r>
+        <w:rPr>
+          <w:b/>
+          <w:bCs/>
+        </w:rPr>
+        <w:t>1. Estructura de Endpoints</w:t>
+      </w:r>
+    </w:p>
+    <w:p>
+      <w:r>
+        <w:t>Los endpoints ahora siguen una ruta jerárquica que incluye el empresa_id en la URL para garantizar la segmentación:</w:t>
+      </w:r>
+    </w:p>
+    <w:p>
+      <w:pPr>
+        <w:numPr>
+          <w:ilvl w:val="0"/>
+          <w:numId w:val="12"/>
+        </w:numPr>
+      </w:pPr>
+      <w:r>
+        <w:rPr>
+          <w:b/>
+          <w:bCs/>
+        </w:rPr>
+        <w:t>Listar Perfiles:</w:t>
+      </w:r>
+      <w:r>
+        <w:t xml:space="preserve"> GET /api/v1/seguridad/empresas/{empresa_id}/perfiles </w:t>
+      </w:r>
+    </w:p>
+    <w:p>
+      <w:pPr>
+        <w:numPr>
+          <w:ilvl w:val="0"/>
+          <w:numId w:val="12"/>
+        </w:numPr>
+      </w:pPr>
+      <w:r>
+        <w:rPr>
+          <w:b/>
+          <w:bCs/>
+        </w:rPr>
+        <w:t>Crear Perfil:</w:t>
+      </w:r>
+      <w:r>
+        <w:t xml:space="preserve"> POST /api/v1/seguridad/empresas/{empresa_id}/perfiles </w:t>
+      </w:r>
+    </w:p>
+    <w:p>
+      <w:pPr>
+        <w:numPr>
+          <w:ilvl w:val="0"/>
+          <w:numId w:val="12"/>
+        </w:numPr>
+      </w:pPr>
+      <w:r>
+        <w:rPr>
+          <w:b/>
+          <w:bCs/>
+        </w:rPr>
+        <w:t>Actualizar:</w:t>
+      </w:r>
+      <w:r>
+        <w:t xml:space="preserve"> PUT /api/v1/seguridad/empresas/{empresa_id}/perfiles/{perfil_id} </w:t>
+      </w:r>
+    </w:p>
+    <w:p>
+      <w:pPr>
+        <w:numPr>
+          <w:ilvl w:val="0"/>
+          <w:numId w:val="12"/>
+        </w:numPr>
+      </w:pPr>
+      <w:r>
+        <w:rPr>
+          <w:b/>
+          <w:bCs/>
+        </w:rPr>
+        <w:t>Desactivar:</w:t>
+      </w:r>
+      <w:r>
+        <w:t xml:space="preserve"> DELETE /api/v1/seguridad/empresas/{empresa_id}/perfiles/{perfil_id} </w:t>
+      </w:r>
+    </w:p>
+    <w:p>
+      <w:pPr>
+        <w:rPr>
+          <w:b/>
+          <w:bCs/>
+        </w:rPr>
+      </w:pPr>
+      <w:r>
+        <w:rPr>
+          <w:b/>
+          <w:bCs/>
+        </w:rPr>
+        <w:t>2. El Objeto de Permisos (JSON)</w:t>
+      </w:r>
+    </w:p>
+    <w:p>
+      <w:r>
+        <w:t xml:space="preserve">Para el </w:t>
+      </w:r>
+      <w:r>
+        <w:rPr>
+          <w:b/>
+          <w:bCs/>
+        </w:rPr>
+        <w:t>Árbol de Permisos</w:t>
+      </w:r>
+      <w:r>
+        <w:t xml:space="preserve"> con checkboxes que solicita Gabriel Oliveros, el Backend espera y entrega un objeto JSON con este formato:</w:t>
+      </w:r>
+    </w:p>
+    <w:p>
+      <w:r>
+        <w:t>JSON</w:t>
+      </w:r>
+    </w:p>
+    <w:p>
+      <w:r>
+        <w:t>{</w:t>
+      </w:r>
+    </w:p>
+    <w:p>
+      <w:r>
+        <w:t xml:space="preserve">  "nombre": "Analista de Inventarios",</w:t>
+      </w:r>
+    </w:p>
+    <w:p>
+      <w:r>
+        <w:lastRenderedPageBreak/>
+        <w:t xml:space="preserve">  "descripcion": "Acceso limitado a bodega y reportes",</w:t>
+      </w:r>
+    </w:p>
+    <w:p>
+      <w:r>
+        <w:t xml:space="preserve">  "empresa_id": "MED-BOG-01",</w:t>
+      </w:r>
+    </w:p>
+    <w:p>
+      <w:r>
+        <w:t xml:space="preserve">  "permisos": {</w:t>
+      </w:r>
+    </w:p>
+    <w:p>
+      <w:r>
+        <w:t xml:space="preserve">    "inventarios": {</w:t>
+      </w:r>
+    </w:p>
+    <w:p>
+      <w:r>
+        <w:t xml:space="preserve">      "consultar": true,</w:t>
+      </w:r>
+    </w:p>
+    <w:p>
+      <w:r>
+        <w:t xml:space="preserve">      "crear": true,</w:t>
+      </w:r>
+    </w:p>
+    <w:p>
+      <w:r>
+        <w:t xml:space="preserve">      "editar": false,</w:t>
+      </w:r>
+    </w:p>
+    <w:p>
+      <w:r>
+        <w:t xml:space="preserve">      "exportar": true</w:t>
+      </w:r>
+    </w:p>
+    <w:p>
+      <w:r>
+        <w:t xml:space="preserve">    },</w:t>
+      </w:r>
+    </w:p>
+    <w:p>
+      <w:r>
+        <w:t xml:space="preserve">    "compras": {</w:t>
+      </w:r>
+    </w:p>
+    <w:p>
+      <w:r>
+        <w:t xml:space="preserve">      "consultar": true,</w:t>
+      </w:r>
+    </w:p>
+    <w:p>
+      <w:r>
+        <w:t xml:space="preserve">      "crear": false,</w:t>
+      </w:r>
+    </w:p>
+    <w:p>
+      <w:r>
+        <w:t xml:space="preserve">      "editar": false,</w:t>
+      </w:r>
+    </w:p>
+    <w:p>
+      <w:r>
+        <w:t xml:space="preserve">      "exportar": false</w:t>
+      </w:r>
+    </w:p>
+    <w:p>
+      <w:r>
+        <w:t xml:space="preserve">    }</w:t>
+      </w:r>
+    </w:p>
+    <w:p>
+      <w:r>
+        <w:t xml:space="preserve">  },</w:t>
+      </w:r>
+    </w:p>
+    <w:p>
+      <w:r>
+        <w:t xml:space="preserve">  "estado": true</w:t>
+      </w:r>
+    </w:p>
+    <w:p>
+      <w:r>
+        <w:t>}</w:t>
+      </w:r>
+    </w:p>
+    <w:p>
+      <w:pPr>
+        <w:rPr>
+          <w:b/>
+          <w:bCs/>
+        </w:rPr>
+      </w:pPr>
+      <w:r>
+        <w:rPr>
+          <w:b/>
+          <w:bCs/>
+        </w:rPr>
+        <w:t>3. Reglas de Negocio a Considerar en el Front</w:t>
+      </w:r>
+    </w:p>
+    <w:p>
+      <w:pPr>
+        <w:numPr>
+          <w:ilvl w:val="0"/>
+          <w:numId w:val="13"/>
+        </w:numPr>
+      </w:pPr>
+      <w:r>
+        <w:rPr>
+          <w:b/>
+          <w:bCs/>
+        </w:rPr>
+        <w:t>Validación de Nombre:</w:t>
+      </w:r>
+      <w:r>
+        <w:t xml:space="preserve"> El sistema validará que el nombre del perfil sea único </w:t>
+      </w:r>
+      <w:r>
+        <w:rPr>
+          <w:b/>
+          <w:bCs/>
+        </w:rPr>
+        <w:t>solo dentro de la empresa activa</w:t>
+      </w:r>
+      <w:r>
+        <w:t>.</w:t>
+      </w:r>
+    </w:p>
+    <w:p>
+      <w:pPr>
+        <w:numPr>
+          <w:ilvl w:val="0"/>
+          <w:numId w:val="13"/>
+        </w:numPr>
+      </w:pPr>
+      <w:r>
+        <w:rPr>
+          <w:b/>
+          <w:bCs/>
+        </w:rPr>
+        <w:t>Estado Booleano:</w:t>
+      </w:r>
+      <w:r>
+        <w:t xml:space="preserve"> A diferencia de Roles (que usa strings), Perfiles usa un Boolean para el campo estado.</w:t>
+      </w:r>
+    </w:p>
+    <w:p>
+      <w:pPr>
+        <w:numPr>
+          <w:ilvl w:val="0"/>
+          <w:numId w:val="13"/>
+        </w:numPr>
+      </w:pPr>
+      <w:r>
+        <w:rPr>
+          <w:b/>
+          <w:bCs/>
+        </w:rPr>
+        <w:t>No Eliminación:</w:t>
+      </w:r>
+      <w:r>
+        <w:t xml:space="preserve"> El método DELETE no borra el registro; simplemente setea el estado a false para mantener la trazabilidad.</w:t>
+      </w:r>
+    </w:p>
+    <w:p>
+      <w:pPr>
+        <w:numPr>
+          <w:ilvl w:val="0"/>
+          <w:numId w:val="13"/>
+        </w:numPr>
+      </w:pPr>
+      <w:r>
+        <w:rPr>
+          <w:b/>
+          <w:bCs/>
+        </w:rPr>
+        <w:t>Longitudes:</w:t>
+      </w:r>
+      <w:r>
+        <w:t xml:space="preserve"> El nombre del perfil tiene un máximo de </w:t>
+      </w:r>
+      <w:r>
+        <w:rPr>
+          <w:b/>
+          <w:bCs/>
+        </w:rPr>
+        <w:t>100 caracteres</w:t>
+      </w:r>
+      <w:r>
+        <w:t xml:space="preserve"> y la descripción </w:t>
+      </w:r>
+      <w:r>
+        <w:rPr>
+          <w:b/>
+          <w:bCs/>
+        </w:rPr>
+        <w:t>300</w:t>
+      </w:r>
+      <w:r>
+        <w:t>.</w:t>
+      </w:r>
+    </w:p>
+    <w:p>
+      <w:pPr>
+        <w:rPr>
+          <w:b/>
+          <w:bCs/>
+        </w:rPr>
+      </w:pPr>
+      <w:r>
+        <w:rPr>
+          <w:b/>
+          <w:bCs/>
+        </w:rPr>
+        <w:lastRenderedPageBreak/>
+        <w:t>4. Datos de Salida para las Tablas</w:t>
+      </w:r>
+    </w:p>
+    <w:p>
+      <w:r>
+        <w:t>Al realizar un GET, recibirás los campos id (perfilId), nombre, permisos, empresa_id y estado.</w:t>
+      </w:r>
+    </w:p>
+    <w:p>
+      <w:r>
+        <w:pict w14:anchorId="3070F78A">
+          <v:rect id="_x0000_i1043" style="width:0;height:1.5pt" o:hralign="center" o:hrstd="t" o:hrnoshade="t" o:hr="t" fillcolor="gray" stroked="f"/>
+        </w:pict>
+      </w:r>
+    </w:p>
+    <w:p>
+      <w:r>
+        <w:t>¿Necesitas que detallemos algún flujo adicional para la asignación de estos perfiles a los usuarios (HU-011)?</w:t>
       </w:r>
     </w:p>
     <w:p>
@@ -3831,6 +2964,155 @@
 <file path=word/numbering.xml><?xml version="1.0" encoding="utf-8"?>
 <w:numbering xmlns:wpc="http://schemas.microsoft.com/office/word/2010/wordprocessingCanvas" xmlns:cx="http://schemas.microsoft.com/office/drawing/2014/chartex" xmlns:cx1="http://schemas.microsoft.com/office/drawing/2015/9/8/chartex" xmlns:cx2="http://schemas.microsoft.com/office/drawing/2015/10/21/chartex" xmlns:cx3="http://schemas.microsoft.com/office/drawing/2016/5/9/chartex" xmlns:cx4="http://schemas.microsoft.com/office/drawing/2016/5/10/chartex" xmlns:cx5="http://schemas.microsoft.com/office/drawing/2016/5/11/chartex" xmlns:cx6="http://schemas.microsoft.com/office/drawing/2016/5/12/chartex" xmlns:cx7="http://schemas.microsoft.com/office/drawing/2016/5/13/chartex" xmlns:cx8="http://schemas.microsoft.com/office/drawing/2016/5/14/chartex" xmlns:mc="http://schemas.openxmlformats.org/markup-compatibility/2006" xmlns:aink="http://schemas.microsoft.com/office/drawing/2016/ink" xmlns:am3d="http://schemas.microsoft.com/office/drawing/2017/model3d" xmlns:o="urn:schemas-microsoft-com:office:office" xmlns:oel="http://schemas.microsoft.com/office/2019/extlst" xmlns:r="http://schemas.openxmlformats.org/officeDocument/2006/relationships" xmlns:m="http://schemas.openxmlformats.org/officeDocument/2006/math" xmlns:v="urn:schemas-microsoft-com:vml" xmlns:wp14="http://schemas.microsoft.com/office/word/2010/wordprocessingDrawing" xmlns:wp="http://schemas.openxmlformats.org/drawingml/2006/wordprocessingDrawing" xmlns:w10="urn:schemas-microsoft-com:office:word" xmlns:w="http://schemas.openxmlformats.org/wordprocessingml/2006/main" xmlns:w14="http://schemas.microsoft.com/office/word/2010/wordml" xmlns:w15="http://schemas.microsoft.com/office/word/2012/wordml" xmlns:w16cex="http://schemas.microsoft.com/office/word/2018/wordml/cex" xmlns:w16cid="http://schemas.microsoft.com/office/word/2016/wordml/cid" xmlns:w16="http://schemas.microsoft.com/office/word/2018/wordml" xmlns:w16du="http://schemas.microsoft.com/office/word/2023/wordml/word16du" xmlns:w16sdtdh="http://schemas.microsoft.com/office/word/2020/wordml/sdtdatahash" xmlns:w16sdtfl="http://schemas.microsoft.com/office/word/2024/wordml/sdtformatlock" xmlns:w16se="http://schemas.microsoft.com/office/word/2015/wordml/symex" xmlns:wpg="http://schemas.microsoft.com/office/word/2010/wordprocessingGroup" xmlns:wpi="http://schemas.microsoft.com/office/word/2010/wordprocessingInk" xmlns:wne="http://schemas.microsoft.com/office/word/2006/wordml" xmlns:wps="http://schemas.microsoft.com/office/word/2010/wordprocessingShape" mc:Ignorable="w14 w15 w16se w16cid w16 w16cex w16sdtdh w16sdtfl w16du wp14">
   <w:abstractNum w:abstractNumId="0" w15:restartNumberingAfterBreak="0">
+    <w:nsid w:val="1E695712"/>
+    <w:multiLevelType w:val="multilevel"/>
+    <w:tmpl w:val="05E8D97A"/>
+    <w:lvl w:ilvl="0">
+      <w:start w:val="1"/>
+      <w:numFmt w:val="bullet"/>
+      <w:lvlText w:val=""/>
+      <w:lvlJc w:val="left"/>
+      <w:pPr>
+        <w:tabs>
+          <w:tab w:val="num" w:pos="720"/>
+        </w:tabs>
+        <w:ind w:left="720" w:hanging="360"/>
+      </w:pPr>
+      <w:rPr>
+        <w:rFonts w:ascii="Symbol" w:hAnsi="Symbol" w:hint="default"/>
+        <w:sz w:val="20"/>
+      </w:rPr>
+    </w:lvl>
+    <w:lvl w:ilvl="1" w:tentative="1">
+      <w:start w:val="1"/>
+      <w:numFmt w:val="bullet"/>
+      <w:lvlText w:val="o"/>
+      <w:lvlJc w:val="left"/>
+      <w:pPr>
+        <w:tabs>
+          <w:tab w:val="num" w:pos="1440"/>
+        </w:tabs>
+        <w:ind w:left="1440" w:hanging="360"/>
+      </w:pPr>
+      <w:rPr>
+        <w:rFonts w:ascii="Courier New" w:hAnsi="Courier New" w:hint="default"/>
+        <w:sz w:val="20"/>
+      </w:rPr>
+    </w:lvl>
+    <w:lvl w:ilvl="2" w:tentative="1">
+      <w:start w:val="1"/>
+      <w:numFmt w:val="bullet"/>
+      <w:lvlText w:val=""/>
+      <w:lvlJc w:val="left"/>
+      <w:pPr>
+        <w:tabs>
+          <w:tab w:val="num" w:pos="2160"/>
+        </w:tabs>
+        <w:ind w:left="2160" w:hanging="360"/>
+      </w:pPr>
+      <w:rPr>
+        <w:rFonts w:ascii="Wingdings" w:hAnsi="Wingdings" w:hint="default"/>
+        <w:sz w:val="20"/>
+      </w:rPr>
+    </w:lvl>
+    <w:lvl w:ilvl="3" w:tentative="1">
+      <w:start w:val="1"/>
+      <w:numFmt w:val="bullet"/>
+      <w:lvlText w:val=""/>
+      <w:lvlJc w:val="left"/>
+      <w:pPr>
+        <w:tabs>
+          <w:tab w:val="num" w:pos="2880"/>
+        </w:tabs>
+        <w:ind w:left="2880" w:hanging="360"/>
+      </w:pPr>
+      <w:rPr>
+        <w:rFonts w:ascii="Wingdings" w:hAnsi="Wingdings" w:hint="default"/>
+        <w:sz w:val="20"/>
+      </w:rPr>
+    </w:lvl>
+    <w:lvl w:ilvl="4" w:tentative="1">
+      <w:start w:val="1"/>
+      <w:numFmt w:val="bullet"/>
+      <w:lvlText w:val=""/>
+      <w:lvlJc w:val="left"/>
+      <w:pPr>
+        <w:tabs>
+          <w:tab w:val="num" w:pos="3600"/>
+        </w:tabs>
+        <w:ind w:left="3600" w:hanging="360"/>
+      </w:pPr>
+      <w:rPr>
+        <w:rFonts w:ascii="Wingdings" w:hAnsi="Wingdings" w:hint="default"/>
+        <w:sz w:val="20"/>
+      </w:rPr>
+    </w:lvl>
+    <w:lvl w:ilvl="5" w:tentative="1">
+      <w:start w:val="1"/>
+      <w:numFmt w:val="bullet"/>
+      <w:lvlText w:val=""/>
+      <w:lvlJc w:val="left"/>
+      <w:pPr>
+        <w:tabs>
+          <w:tab w:val="num" w:pos="4320"/>
+        </w:tabs>
+        <w:ind w:left="4320" w:hanging="360"/>
+      </w:pPr>
+      <w:rPr>
+        <w:rFonts w:ascii="Wingdings" w:hAnsi="Wingdings" w:hint="default"/>
+        <w:sz w:val="20"/>
+      </w:rPr>
+    </w:lvl>
+    <w:lvl w:ilvl="6" w:tentative="1">
+      <w:start w:val="1"/>
+      <w:numFmt w:val="bullet"/>
+      <w:lvlText w:val=""/>
+      <w:lvlJc w:val="left"/>
+      <w:pPr>
+        <w:tabs>
+          <w:tab w:val="num" w:pos="5040"/>
+        </w:tabs>
+        <w:ind w:left="5040" w:hanging="360"/>
+      </w:pPr>
+      <w:rPr>
+        <w:rFonts w:ascii="Wingdings" w:hAnsi="Wingdings" w:hint="default"/>
+        <w:sz w:val="20"/>
+      </w:rPr>
+    </w:lvl>
+    <w:lvl w:ilvl="7" w:tentative="1">
+      <w:start w:val="1"/>
+      <w:numFmt w:val="bullet"/>
+      <w:lvlText w:val=""/>
+      <w:lvlJc w:val="left"/>
+      <w:pPr>
+        <w:tabs>
+          <w:tab w:val="num" w:pos="5760"/>
+        </w:tabs>
+        <w:ind w:left="5760" w:hanging="360"/>
+      </w:pPr>
+      <w:rPr>
+        <w:rFonts w:ascii="Wingdings" w:hAnsi="Wingdings" w:hint="default"/>
+        <w:sz w:val="20"/>
+      </w:rPr>
+    </w:lvl>
+    <w:lvl w:ilvl="8" w:tentative="1">
+      <w:start w:val="1"/>
+      <w:numFmt w:val="bullet"/>
+      <w:lvlText w:val=""/>
+      <w:lvlJc w:val="left"/>
+      <w:pPr>
+        <w:tabs>
+          <w:tab w:val="num" w:pos="6480"/>
+        </w:tabs>
+        <w:ind w:left="6480" w:hanging="360"/>
+      </w:pPr>
+      <w:rPr>
+        <w:rFonts w:ascii="Wingdings" w:hAnsi="Wingdings" w:hint="default"/>
+        <w:sz w:val="20"/>
+      </w:rPr>
+    </w:lvl>
+  </w:abstractNum>
+  <w:abstractNum w:abstractNumId="1" w15:restartNumberingAfterBreak="0">
     <w:nsid w:val="20BA2A50"/>
     <w:multiLevelType w:val="multilevel"/>
     <w:tmpl w:val="00B6B176"/>
@@ -3979,7 +3261,7 @@
       </w:rPr>
     </w:lvl>
   </w:abstractNum>
-  <w:abstractNum w:abstractNumId="1" w15:restartNumberingAfterBreak="0">
+  <w:abstractNum w:abstractNumId="2" w15:restartNumberingAfterBreak="0">
     <w:nsid w:val="257A78F6"/>
     <w:multiLevelType w:val="multilevel"/>
     <w:tmpl w:val="9F783722"/>
@@ -4128,7 +3410,7 @@
       </w:rPr>
     </w:lvl>
   </w:abstractNum>
-  <w:abstractNum w:abstractNumId="2" w15:restartNumberingAfterBreak="0">
+  <w:abstractNum w:abstractNumId="3" w15:restartNumberingAfterBreak="0">
     <w:nsid w:val="26636A50"/>
     <w:multiLevelType w:val="multilevel"/>
     <w:tmpl w:val="ADE005AE"/>
@@ -4277,7 +3559,156 @@
       </w:rPr>
     </w:lvl>
   </w:abstractNum>
-  <w:abstractNum w:abstractNumId="3" w15:restartNumberingAfterBreak="0">
+  <w:abstractNum w:abstractNumId="4" w15:restartNumberingAfterBreak="0">
+    <w:nsid w:val="3FBA1120"/>
+    <w:multiLevelType w:val="multilevel"/>
+    <w:tmpl w:val="4036A524"/>
+    <w:lvl w:ilvl="0">
+      <w:start w:val="1"/>
+      <w:numFmt w:val="bullet"/>
+      <w:lvlText w:val=""/>
+      <w:lvlJc w:val="left"/>
+      <w:pPr>
+        <w:tabs>
+          <w:tab w:val="num" w:pos="720"/>
+        </w:tabs>
+        <w:ind w:left="720" w:hanging="360"/>
+      </w:pPr>
+      <w:rPr>
+        <w:rFonts w:ascii="Symbol" w:hAnsi="Symbol" w:hint="default"/>
+        <w:sz w:val="20"/>
+      </w:rPr>
+    </w:lvl>
+    <w:lvl w:ilvl="1" w:tentative="1">
+      <w:start w:val="1"/>
+      <w:numFmt w:val="bullet"/>
+      <w:lvlText w:val="o"/>
+      <w:lvlJc w:val="left"/>
+      <w:pPr>
+        <w:tabs>
+          <w:tab w:val="num" w:pos="1440"/>
+        </w:tabs>
+        <w:ind w:left="1440" w:hanging="360"/>
+      </w:pPr>
+      <w:rPr>
+        <w:rFonts w:ascii="Courier New" w:hAnsi="Courier New" w:hint="default"/>
+        <w:sz w:val="20"/>
+      </w:rPr>
+    </w:lvl>
+    <w:lvl w:ilvl="2" w:tentative="1">
+      <w:start w:val="1"/>
+      <w:numFmt w:val="bullet"/>
+      <w:lvlText w:val=""/>
+      <w:lvlJc w:val="left"/>
+      <w:pPr>
+        <w:tabs>
+          <w:tab w:val="num" w:pos="2160"/>
+        </w:tabs>
+        <w:ind w:left="2160" w:hanging="360"/>
+      </w:pPr>
+      <w:rPr>
+        <w:rFonts w:ascii="Wingdings" w:hAnsi="Wingdings" w:hint="default"/>
+        <w:sz w:val="20"/>
+      </w:rPr>
+    </w:lvl>
+    <w:lvl w:ilvl="3" w:tentative="1">
+      <w:start w:val="1"/>
+      <w:numFmt w:val="bullet"/>
+      <w:lvlText w:val=""/>
+      <w:lvlJc w:val="left"/>
+      <w:pPr>
+        <w:tabs>
+          <w:tab w:val="num" w:pos="2880"/>
+        </w:tabs>
+        <w:ind w:left="2880" w:hanging="360"/>
+      </w:pPr>
+      <w:rPr>
+        <w:rFonts w:ascii="Wingdings" w:hAnsi="Wingdings" w:hint="default"/>
+        <w:sz w:val="20"/>
+      </w:rPr>
+    </w:lvl>
+    <w:lvl w:ilvl="4" w:tentative="1">
+      <w:start w:val="1"/>
+      <w:numFmt w:val="bullet"/>
+      <w:lvlText w:val=""/>
+      <w:lvlJc w:val="left"/>
+      <w:pPr>
+        <w:tabs>
+          <w:tab w:val="num" w:pos="3600"/>
+        </w:tabs>
+        <w:ind w:left="3600" w:hanging="360"/>
+      </w:pPr>
+      <w:rPr>
+        <w:rFonts w:ascii="Wingdings" w:hAnsi="Wingdings" w:hint="default"/>
+        <w:sz w:val="20"/>
+      </w:rPr>
+    </w:lvl>
+    <w:lvl w:ilvl="5" w:tentative="1">
+      <w:start w:val="1"/>
+      <w:numFmt w:val="bullet"/>
+      <w:lvlText w:val=""/>
+      <w:lvlJc w:val="left"/>
+      <w:pPr>
+        <w:tabs>
+          <w:tab w:val="num" w:pos="4320"/>
+        </w:tabs>
+        <w:ind w:left="4320" w:hanging="360"/>
+      </w:pPr>
+      <w:rPr>
+        <w:rFonts w:ascii="Wingdings" w:hAnsi="Wingdings" w:hint="default"/>
+        <w:sz w:val="20"/>
+      </w:rPr>
+    </w:lvl>
+    <w:lvl w:ilvl="6" w:tentative="1">
+      <w:start w:val="1"/>
+      <w:numFmt w:val="bullet"/>
+      <w:lvlText w:val=""/>
+      <w:lvlJc w:val="left"/>
+      <w:pPr>
+        <w:tabs>
+          <w:tab w:val="num" w:pos="5040"/>
+        </w:tabs>
+        <w:ind w:left="5040" w:hanging="360"/>
+      </w:pPr>
+      <w:rPr>
+        <w:rFonts w:ascii="Wingdings" w:hAnsi="Wingdings" w:hint="default"/>
+        <w:sz w:val="20"/>
+      </w:rPr>
+    </w:lvl>
+    <w:lvl w:ilvl="7" w:tentative="1">
+      <w:start w:val="1"/>
+      <w:numFmt w:val="bullet"/>
+      <w:lvlText w:val=""/>
+      <w:lvlJc w:val="left"/>
+      <w:pPr>
+        <w:tabs>
+          <w:tab w:val="num" w:pos="5760"/>
+        </w:tabs>
+        <w:ind w:left="5760" w:hanging="360"/>
+      </w:pPr>
+      <w:rPr>
+        <w:rFonts w:ascii="Wingdings" w:hAnsi="Wingdings" w:hint="default"/>
+        <w:sz w:val="20"/>
+      </w:rPr>
+    </w:lvl>
+    <w:lvl w:ilvl="8" w:tentative="1">
+      <w:start w:val="1"/>
+      <w:numFmt w:val="bullet"/>
+      <w:lvlText w:val=""/>
+      <w:lvlJc w:val="left"/>
+      <w:pPr>
+        <w:tabs>
+          <w:tab w:val="num" w:pos="6480"/>
+        </w:tabs>
+        <w:ind w:left="6480" w:hanging="360"/>
+      </w:pPr>
+      <w:rPr>
+        <w:rFonts w:ascii="Wingdings" w:hAnsi="Wingdings" w:hint="default"/>
+        <w:sz w:val="20"/>
+      </w:rPr>
+    </w:lvl>
+  </w:abstractNum>
+  <w:abstractNum w:abstractNumId="5" w15:restartNumberingAfterBreak="0">
     <w:nsid w:val="43491087"/>
     <w:multiLevelType w:val="multilevel"/>
     <w:tmpl w:val="713A2978"/>
@@ -4426,7 +3857,7 @@
       </w:rPr>
     </w:lvl>
   </w:abstractNum>
-  <w:abstractNum w:abstractNumId="4" w15:restartNumberingAfterBreak="0">
+  <w:abstractNum w:abstractNumId="6" w15:restartNumberingAfterBreak="0">
     <w:nsid w:val="590F530A"/>
     <w:multiLevelType w:val="multilevel"/>
     <w:tmpl w:val="F266DCF8"/>
@@ -4575,7 +4006,7 @@
       </w:rPr>
     </w:lvl>
   </w:abstractNum>
-  <w:abstractNum w:abstractNumId="5" w15:restartNumberingAfterBreak="0">
+  <w:abstractNum w:abstractNumId="7" w15:restartNumberingAfterBreak="0">
     <w:nsid w:val="5F411846"/>
     <w:multiLevelType w:val="multilevel"/>
     <w:tmpl w:val="F99A37E8"/>
@@ -4724,7 +4155,7 @@
       </w:rPr>
     </w:lvl>
   </w:abstractNum>
-  <w:abstractNum w:abstractNumId="6" w15:restartNumberingAfterBreak="0">
+  <w:abstractNum w:abstractNumId="8" w15:restartNumberingAfterBreak="0">
     <w:nsid w:val="68997650"/>
     <w:multiLevelType w:val="multilevel"/>
     <w:tmpl w:val="6B3A2A4A"/>
@@ -4873,7 +4304,7 @@
       </w:rPr>
     </w:lvl>
   </w:abstractNum>
-  <w:abstractNum w:abstractNumId="7" w15:restartNumberingAfterBreak="0">
+  <w:abstractNum w:abstractNumId="9" w15:restartNumberingAfterBreak="0">
     <w:nsid w:val="68C775D4"/>
     <w:multiLevelType w:val="multilevel"/>
     <w:tmpl w:val="16FABC12"/>
@@ -5022,7 +4453,7 @@
       </w:rPr>
     </w:lvl>
   </w:abstractNum>
-  <w:abstractNum w:abstractNumId="8" w15:restartNumberingAfterBreak="0">
+  <w:abstractNum w:abstractNumId="10" w15:restartNumberingAfterBreak="0">
     <w:nsid w:val="6D15135B"/>
     <w:multiLevelType w:val="multilevel"/>
     <w:tmpl w:val="7D164CC6"/>
@@ -5171,7 +4602,7 @@
       </w:rPr>
     </w:lvl>
   </w:abstractNum>
-  <w:abstractNum w:abstractNumId="9" w15:restartNumberingAfterBreak="0">
+  <w:abstractNum w:abstractNumId="11" w15:restartNumberingAfterBreak="0">
     <w:nsid w:val="6F0A2D5B"/>
     <w:multiLevelType w:val="multilevel"/>
     <w:tmpl w:val="8222D54C"/>
@@ -5284,7 +4715,7 @@
       </w:pPr>
     </w:lvl>
   </w:abstractNum>
-  <w:abstractNum w:abstractNumId="10" w15:restartNumberingAfterBreak="0">
+  <w:abstractNum w:abstractNumId="12" w15:restartNumberingAfterBreak="0">
     <w:nsid w:val="788432F5"/>
     <w:multiLevelType w:val="multilevel"/>
     <w:tmpl w:val="1F4062E0"/>
@@ -5434,36 +4865,42 @@
     </w:lvl>
   </w:abstractNum>
   <w:num w:numId="1" w16cid:durableId="412506156">
+    <w:abstractNumId w:val="5"/>
+  </w:num>
+  <w:num w:numId="2" w16cid:durableId="474765523">
+    <w:abstractNumId w:val="7"/>
+  </w:num>
+  <w:num w:numId="3" w16cid:durableId="1353190117">
+    <w:abstractNumId w:val="10"/>
+  </w:num>
+  <w:num w:numId="4" w16cid:durableId="1172718243">
+    <w:abstractNumId w:val="1"/>
+  </w:num>
+  <w:num w:numId="5" w16cid:durableId="951859613">
+    <w:abstractNumId w:val="9"/>
+  </w:num>
+  <w:num w:numId="6" w16cid:durableId="1653951703">
+    <w:abstractNumId w:val="8"/>
+  </w:num>
+  <w:num w:numId="7" w16cid:durableId="993141891">
+    <w:abstractNumId w:val="2"/>
+  </w:num>
+  <w:num w:numId="8" w16cid:durableId="1152285510">
+    <w:abstractNumId w:val="12"/>
+  </w:num>
+  <w:num w:numId="9" w16cid:durableId="900604328">
+    <w:abstractNumId w:val="11"/>
+  </w:num>
+  <w:num w:numId="10" w16cid:durableId="454446034">
     <w:abstractNumId w:val="3"/>
   </w:num>
-  <w:num w:numId="2" w16cid:durableId="474765523">
-    <w:abstractNumId w:val="5"/>
+  <w:num w:numId="11" w16cid:durableId="1467434070">
+    <w:abstractNumId w:val="6"/>
   </w:num>
-  <w:num w:numId="3" w16cid:durableId="1353190117">
-    <w:abstractNumId w:val="8"/>
-  </w:num>
-  <w:num w:numId="4" w16cid:durableId="1172718243">
+  <w:num w:numId="12" w16cid:durableId="1297251611">
     <w:abstractNumId w:val="0"/>
   </w:num>
-  <w:num w:numId="5" w16cid:durableId="951859613">
-    <w:abstractNumId w:val="7"/>
-  </w:num>
-  <w:num w:numId="6" w16cid:durableId="1653951703">
-    <w:abstractNumId w:val="6"/>
-  </w:num>
-  <w:num w:numId="7" w16cid:durableId="993141891">
-    <w:abstractNumId w:val="1"/>
-  </w:num>
-  <w:num w:numId="8" w16cid:durableId="1152285510">
-    <w:abstractNumId w:val="10"/>
-  </w:num>
-  <w:num w:numId="9" w16cid:durableId="900604328">
-    <w:abstractNumId w:val="9"/>
-  </w:num>
-  <w:num w:numId="10" w16cid:durableId="454446034">
-    <w:abstractNumId w:val="2"/>
-  </w:num>
-  <w:num w:numId="11" w16cid:durableId="1467434070">
+  <w:num w:numId="13" w16cid:durableId="1879779413">
     <w:abstractNumId w:val="4"/>
   </w:num>
 </w:numbering>

--- a/Comments pa Fullstack.docx
+++ b/Comments pa Fullstack.docx
@@ -50,7 +50,49 @@
         <w:rPr>
           <w:lang w:val="es-CO"/>
         </w:rPr>
-        <w:t>, asegurando que el Frontend y el Backend de Medussa ERP hablen el mismo idioma.</w:t>
+        <w:t xml:space="preserve">, asegurando que el </w:t>
+      </w:r>
+      <w:proofErr w:type="spellStart"/>
+      <w:r>
+        <w:rPr>
+          <w:lang w:val="es-CO"/>
+        </w:rPr>
+        <w:t>Frontend</w:t>
+      </w:r>
+      <w:proofErr w:type="spellEnd"/>
+      <w:r>
+        <w:rPr>
+          <w:lang w:val="es-CO"/>
+        </w:rPr>
+        <w:t xml:space="preserve"> y el </w:t>
+      </w:r>
+      <w:proofErr w:type="spellStart"/>
+      <w:r>
+        <w:rPr>
+          <w:lang w:val="es-CO"/>
+        </w:rPr>
+        <w:t>Backend</w:t>
+      </w:r>
+      <w:proofErr w:type="spellEnd"/>
+      <w:r>
+        <w:rPr>
+          <w:lang w:val="es-CO"/>
+        </w:rPr>
+        <w:t xml:space="preserve"> de </w:t>
+      </w:r>
+      <w:proofErr w:type="spellStart"/>
+      <w:r>
+        <w:rPr>
+          <w:lang w:val="es-CO"/>
+        </w:rPr>
+        <w:t>Medussa</w:t>
+      </w:r>
+      <w:proofErr w:type="spellEnd"/>
+      <w:r>
+        <w:rPr>
+          <w:lang w:val="es-CO"/>
+        </w:rPr>
+        <w:t xml:space="preserve"> ERP hablen el mismo idioma.</w:t>
       </w:r>
     </w:p>
     <w:p>
@@ -109,7 +151,25 @@
           <w:bCs/>
           <w:lang w:val="es-CO"/>
         </w:rPr>
-        <w:t xml:space="preserve"> Reporte de Integración Fullstack: HU-011</w:t>
+        <w:t xml:space="preserve"> Reporte de Integración </w:t>
+      </w:r>
+      <w:proofErr w:type="spellStart"/>
+      <w:r>
+        <w:rPr>
+          <w:b/>
+          <w:bCs/>
+          <w:lang w:val="es-CO"/>
+        </w:rPr>
+        <w:t>Fullstack</w:t>
+      </w:r>
+      <w:proofErr w:type="spellEnd"/>
+      <w:r>
+        <w:rPr>
+          <w:b/>
+          <w:bCs/>
+          <w:lang w:val="es-CO"/>
+        </w:rPr>
+        <w:t>: HU-011</w:t>
       </w:r>
     </w:p>
     <w:p>
@@ -130,7 +190,21 @@
         <w:rPr>
           <w:lang w:val="es-CO"/>
         </w:rPr>
-        <w:t xml:space="preserve"> Juan Camilo (Frontend Developer)</w:t>
+        <w:t xml:space="preserve"> Juan Camilo (</w:t>
+      </w:r>
+      <w:proofErr w:type="spellStart"/>
+      <w:r>
+        <w:rPr>
+          <w:lang w:val="es-CO"/>
+        </w:rPr>
+        <w:t>Frontend</w:t>
+      </w:r>
+      <w:proofErr w:type="spellEnd"/>
+      <w:r>
+        <w:rPr>
+          <w:lang w:val="es-CO"/>
+        </w:rPr>
+        <w:t xml:space="preserve"> Developer)</w:t>
       </w:r>
     </w:p>
     <w:p>
@@ -171,7 +245,25 @@
           <w:bCs/>
           <w:lang w:val="es-CO"/>
         </w:rPr>
-        <w:t>1. Arquitectura de Datos (Multi-tenancy)</w:t>
+        <w:t>1. Arquitectura de Datos (</w:t>
+      </w:r>
+      <w:proofErr w:type="spellStart"/>
+      <w:r>
+        <w:rPr>
+          <w:b/>
+          <w:bCs/>
+          <w:lang w:val="es-CO"/>
+        </w:rPr>
+        <w:t>Multi-tenancy</w:t>
+      </w:r>
+      <w:proofErr w:type="spellEnd"/>
+      <w:r>
+        <w:rPr>
+          <w:b/>
+          <w:bCs/>
+          <w:lang w:val="es-CO"/>
+        </w:rPr>
+        <w:t>)</w:t>
       </w:r>
     </w:p>
     <w:p>
@@ -248,7 +340,21 @@
         <w:rPr>
           <w:lang w:val="es-CO"/>
         </w:rPr>
-        <w:t xml:space="preserve"> La tabla puente usuario_empresa_config es la que define el acceso.</w:t>
+        <w:t xml:space="preserve"> La tabla puente </w:t>
+      </w:r>
+      <w:proofErr w:type="spellStart"/>
+      <w:r>
+        <w:rPr>
+          <w:lang w:val="es-CO"/>
+        </w:rPr>
+        <w:t>usuario_empresa_config</w:t>
+      </w:r>
+      <w:proofErr w:type="spellEnd"/>
+      <w:r>
+        <w:rPr>
+          <w:lang w:val="es-CO"/>
+        </w:rPr>
+        <w:t xml:space="preserve"> es la que define el acceso.</w:t>
       </w:r>
     </w:p>
     <w:p>
@@ -273,7 +379,21 @@
         <w:rPr>
           <w:lang w:val="es-CO"/>
         </w:rPr>
-        <w:t xml:space="preserve"> Para Juan Camilo, esto significa que al crear un usuario, </w:t>
+        <w:t xml:space="preserve"> Para Juan Camilo, esto significa </w:t>
+      </w:r>
+      <w:proofErr w:type="gramStart"/>
+      <w:r>
+        <w:rPr>
+          <w:lang w:val="es-CO"/>
+        </w:rPr>
+        <w:t>que</w:t>
+      </w:r>
+      <w:proofErr w:type="gramEnd"/>
+      <w:r>
+        <w:rPr>
+          <w:lang w:val="es-CO"/>
+        </w:rPr>
+        <w:t xml:space="preserve"> al crear un usuario, </w:t>
       </w:r>
       <w:r>
         <w:rPr>
@@ -304,7 +424,25 @@
           <w:bCs/>
           <w:lang w:val="es-CO"/>
         </w:rPr>
-        <w:t>2. Contratos de API (Endpoints)</w:t>
+        <w:t>2. Contratos de API (</w:t>
+      </w:r>
+      <w:proofErr w:type="spellStart"/>
+      <w:r>
+        <w:rPr>
+          <w:b/>
+          <w:bCs/>
+          <w:lang w:val="es-CO"/>
+        </w:rPr>
+        <w:t>Endpoints</w:t>
+      </w:r>
+      <w:proofErr w:type="spellEnd"/>
+      <w:r>
+        <w:rPr>
+          <w:b/>
+          <w:bCs/>
+          <w:lang w:val="es-CO"/>
+        </w:rPr>
+        <w:t>)</w:t>
       </w:r>
     </w:p>
     <w:p>
@@ -330,13 +468,23 @@
           <w:lang w:val="es-CO"/>
         </w:rPr>
       </w:pPr>
-      <w:r>
-        <w:rPr>
-          <w:b/>
-          <w:bCs/>
-          <w:lang w:val="es-CO"/>
-        </w:rPr>
-        <w:t>Payload esperado:</w:t>
+      <w:proofErr w:type="spellStart"/>
+      <w:r>
+        <w:rPr>
+          <w:b/>
+          <w:bCs/>
+          <w:lang w:val="es-CO"/>
+        </w:rPr>
+        <w:t>Payload</w:t>
+      </w:r>
+      <w:proofErr w:type="spellEnd"/>
+      <w:r>
+        <w:rPr>
+          <w:b/>
+          <w:bCs/>
+          <w:lang w:val="es-CO"/>
+        </w:rPr>
+        <w:t xml:space="preserve"> esperado:</w:t>
       </w:r>
     </w:p>
     <w:p>
@@ -401,7 +549,21 @@
         <w:rPr>
           <w:lang w:val="es-CO"/>
         </w:rPr>
-        <w:t xml:space="preserve">  "username": "user123",</w:t>
+        <w:t xml:space="preserve">  "</w:t>
+      </w:r>
+      <w:proofErr w:type="spellStart"/>
+      <w:r>
+        <w:rPr>
+          <w:lang w:val="es-CO"/>
+        </w:rPr>
+        <w:t>username</w:t>
+      </w:r>
+      <w:proofErr w:type="spellEnd"/>
+      <w:r>
+        <w:rPr>
+          <w:lang w:val="es-CO"/>
+        </w:rPr>
+        <w:t>": "user123",</w:t>
       </w:r>
     </w:p>
     <w:p>
@@ -428,7 +590,37 @@
         <w:rPr>
           <w:lang w:val="es-CO"/>
         </w:rPr>
-        <w:t xml:space="preserve">  "password": "securePassword",</w:t>
+        <w:t xml:space="preserve">  "</w:t>
+      </w:r>
+      <w:proofErr w:type="spellStart"/>
+      <w:proofErr w:type="gramStart"/>
+      <w:r>
+        <w:rPr>
+          <w:lang w:val="es-CO"/>
+        </w:rPr>
+        <w:t>password</w:t>
+      </w:r>
+      <w:proofErr w:type="spellEnd"/>
+      <w:proofErr w:type="gramEnd"/>
+      <w:r>
+        <w:rPr>
+          <w:lang w:val="es-CO"/>
+        </w:rPr>
+        <w:t>": "</w:t>
+      </w:r>
+      <w:proofErr w:type="spellStart"/>
+      <w:r>
+        <w:rPr>
+          <w:lang w:val="es-CO"/>
+        </w:rPr>
+        <w:t>securePassword</w:t>
+      </w:r>
+      <w:proofErr w:type="spellEnd"/>
+      <w:r>
+        <w:rPr>
+          <w:lang w:val="es-CO"/>
+        </w:rPr>
+        <w:t>",</w:t>
       </w:r>
     </w:p>
     <w:p>
@@ -493,20 +685,48 @@
         <w:rPr>
           <w:lang w:val="es-CO"/>
         </w:rPr>
-        <w:t xml:space="preserve">      "empresa_id": "EMP-001",</w:t>
-      </w:r>
-    </w:p>
-    <w:p>
-      <w:pPr>
-        <w:rPr>
-          <w:lang w:val="es-CO"/>
-        </w:rPr>
-      </w:pPr>
-      <w:r>
-        <w:rPr>
-          <w:lang w:val="es-CO"/>
-        </w:rPr>
-        <w:t xml:space="preserve">      "rol_id": 1,</w:t>
+        <w:t xml:space="preserve">      "</w:t>
+      </w:r>
+      <w:proofErr w:type="spellStart"/>
+      <w:r>
+        <w:rPr>
+          <w:lang w:val="es-CO"/>
+        </w:rPr>
+        <w:t>empresa_id</w:t>
+      </w:r>
+      <w:proofErr w:type="spellEnd"/>
+      <w:r>
+        <w:rPr>
+          <w:lang w:val="es-CO"/>
+        </w:rPr>
+        <w:t>": "EMP-001",</w:t>
+      </w:r>
+    </w:p>
+    <w:p>
+      <w:pPr>
+        <w:rPr>
+          <w:lang w:val="es-CO"/>
+        </w:rPr>
+      </w:pPr>
+      <w:r>
+        <w:rPr>
+          <w:lang w:val="es-CO"/>
+        </w:rPr>
+        <w:t xml:space="preserve">      "</w:t>
+      </w:r>
+      <w:proofErr w:type="spellStart"/>
+      <w:r>
+        <w:rPr>
+          <w:lang w:val="es-CO"/>
+        </w:rPr>
+        <w:t>rol_id</w:t>
+      </w:r>
+      <w:proofErr w:type="spellEnd"/>
+      <w:r>
+        <w:rPr>
+          <w:lang w:val="es-CO"/>
+        </w:rPr>
+        <w:t>": 1,</w:t>
       </w:r>
     </w:p>
     <w:p>
@@ -517,7 +737,20 @@
         <w:t xml:space="preserve">      </w:t>
       </w:r>
       <w:r>
-        <w:t>"perfil_id": 10</w:t>
+        <w:t>"</w:t>
+      </w:r>
+      <w:proofErr w:type="spellStart"/>
+      <w:proofErr w:type="gramStart"/>
+      <w:r>
+        <w:t>perfil</w:t>
+      </w:r>
+      <w:proofErr w:type="gramEnd"/>
+      <w:r>
+        <w:t>_id</w:t>
+      </w:r>
+      <w:proofErr w:type="spellEnd"/>
+      <w:r>
+        <w:t>": 10</w:t>
       </w:r>
     </w:p>
     <w:p>
@@ -557,7 +790,77 @@
         <w:rPr>
           <w:lang w:val="es-CO"/>
         </w:rPr>
-        <w:t xml:space="preserve"> El Backend rechazará la petición (400 Bad Request) si el empresa_id o el rol_id no existen previamente en la base de datos.</w:t>
+        <w:t xml:space="preserve"> El </w:t>
+      </w:r>
+      <w:proofErr w:type="spellStart"/>
+      <w:r>
+        <w:rPr>
+          <w:lang w:val="es-CO"/>
+        </w:rPr>
+        <w:t>Backend</w:t>
+      </w:r>
+      <w:proofErr w:type="spellEnd"/>
+      <w:r>
+        <w:rPr>
+          <w:lang w:val="es-CO"/>
+        </w:rPr>
+        <w:t xml:space="preserve"> rechazará la petición (400 Bad </w:t>
+      </w:r>
+      <w:proofErr w:type="spellStart"/>
+      <w:r>
+        <w:rPr>
+          <w:lang w:val="es-CO"/>
+        </w:rPr>
+        <w:t>Request</w:t>
+      </w:r>
+      <w:proofErr w:type="spellEnd"/>
+      <w:r>
+        <w:rPr>
+          <w:lang w:val="es-CO"/>
+        </w:rPr>
+        <w:t xml:space="preserve">) si </w:t>
+      </w:r>
+      <w:proofErr w:type="gramStart"/>
+      <w:r>
+        <w:rPr>
+          <w:lang w:val="es-CO"/>
+        </w:rPr>
+        <w:t xml:space="preserve">el </w:t>
+      </w:r>
+      <w:proofErr w:type="spellStart"/>
+      <w:r>
+        <w:rPr>
+          <w:lang w:val="es-CO"/>
+        </w:rPr>
+        <w:t>empresa</w:t>
+      </w:r>
+      <w:proofErr w:type="gramEnd"/>
+      <w:r>
+        <w:rPr>
+          <w:lang w:val="es-CO"/>
+        </w:rPr>
+        <w:t>_id</w:t>
+      </w:r>
+      <w:proofErr w:type="spellEnd"/>
+      <w:r>
+        <w:rPr>
+          <w:lang w:val="es-CO"/>
+        </w:rPr>
+        <w:t xml:space="preserve"> o el </w:t>
+      </w:r>
+      <w:proofErr w:type="spellStart"/>
+      <w:r>
+        <w:rPr>
+          <w:lang w:val="es-CO"/>
+        </w:rPr>
+        <w:t>rol_id</w:t>
+      </w:r>
+      <w:proofErr w:type="spellEnd"/>
+      <w:r>
+        <w:rPr>
+          <w:lang w:val="es-CO"/>
+        </w:rPr>
+        <w:t xml:space="preserve"> no existen previamente en la base de datos.</w:t>
       </w:r>
     </w:p>
     <w:p>
@@ -587,7 +890,21 @@
         <w:rPr>
           <w:lang w:val="es-CO"/>
         </w:rPr>
-        <w:t xml:space="preserve">Este endpoint es vital para tu vista de </w:t>
+        <w:t xml:space="preserve">Este </w:t>
+      </w:r>
+      <w:proofErr w:type="spellStart"/>
+      <w:r>
+        <w:rPr>
+          <w:lang w:val="es-CO"/>
+        </w:rPr>
+        <w:t>endpoint</w:t>
+      </w:r>
+      <w:proofErr w:type="spellEnd"/>
+      <w:r>
+        <w:rPr>
+          <w:lang w:val="es-CO"/>
+        </w:rPr>
+        <w:t xml:space="preserve"> es vital para tu vista de </w:t>
       </w:r>
       <w:r>
         <w:rPr>
@@ -616,7 +933,25 @@
           <w:bCs/>
           <w:lang w:val="es-CO"/>
         </w:rPr>
-        <w:t>Respuesta (Schema: UsuarioDetalleResponse):</w:t>
+        <w:t xml:space="preserve">Respuesta (Schema: </w:t>
+      </w:r>
+      <w:proofErr w:type="spellStart"/>
+      <w:r>
+        <w:rPr>
+          <w:b/>
+          <w:bCs/>
+          <w:lang w:val="es-CO"/>
+        </w:rPr>
+        <w:t>UsuarioDetalleResponse</w:t>
+      </w:r>
+      <w:proofErr w:type="spellEnd"/>
+      <w:r>
+        <w:rPr>
+          <w:b/>
+          <w:bCs/>
+          <w:lang w:val="es-CO"/>
+        </w:rPr>
+        <w:t>):</w:t>
       </w:r>
     </w:p>
     <w:p>
@@ -694,21 +1029,143 @@
         <w:rPr>
           <w:lang w:val="es-CO"/>
         </w:rPr>
-        <w:t xml:space="preserve">    { "empresa_id": "EMP-001", "rol_id": 1, "perfil_id": 10 },</w:t>
-      </w:r>
-    </w:p>
-    <w:p>
-      <w:pPr>
-        <w:rPr>
-          <w:lang w:val="es-CO"/>
-        </w:rPr>
-      </w:pPr>
-      <w:r>
-        <w:rPr>
-          <w:lang w:val="es-CO"/>
-        </w:rPr>
-        <w:t xml:space="preserve">    { "empresa_id": "EMP-002", "rol_id": 2, "perfil_id": 11 }</w:t>
-      </w:r>
+        <w:t xml:space="preserve">    </w:t>
+      </w:r>
+      <w:proofErr w:type="gramStart"/>
+      <w:r>
+        <w:rPr>
+          <w:lang w:val="es-CO"/>
+        </w:rPr>
+        <w:t>{ "</w:t>
+      </w:r>
+      <w:proofErr w:type="spellStart"/>
+      <w:proofErr w:type="gramEnd"/>
+      <w:r>
+        <w:rPr>
+          <w:lang w:val="es-CO"/>
+        </w:rPr>
+        <w:t>empresa_id</w:t>
+      </w:r>
+      <w:proofErr w:type="spellEnd"/>
+      <w:r>
+        <w:rPr>
+          <w:lang w:val="es-CO"/>
+        </w:rPr>
+        <w:t>": "EMP-001", "</w:t>
+      </w:r>
+      <w:proofErr w:type="spellStart"/>
+      <w:r>
+        <w:rPr>
+          <w:lang w:val="es-CO"/>
+        </w:rPr>
+        <w:t>rol_id</w:t>
+      </w:r>
+      <w:proofErr w:type="spellEnd"/>
+      <w:r>
+        <w:rPr>
+          <w:lang w:val="es-CO"/>
+        </w:rPr>
+        <w:t>": 1, "</w:t>
+      </w:r>
+      <w:proofErr w:type="spellStart"/>
+      <w:r>
+        <w:rPr>
+          <w:lang w:val="es-CO"/>
+        </w:rPr>
+        <w:t>perfil_id</w:t>
+      </w:r>
+      <w:proofErr w:type="spellEnd"/>
+      <w:r>
+        <w:rPr>
+          <w:lang w:val="es-CO"/>
+        </w:rPr>
+        <w:t xml:space="preserve">": </w:t>
+      </w:r>
+      <w:proofErr w:type="gramStart"/>
+      <w:r>
+        <w:rPr>
+          <w:lang w:val="es-CO"/>
+        </w:rPr>
+        <w:t>10 }</w:t>
+      </w:r>
+      <w:proofErr w:type="gramEnd"/>
+      <w:r>
+        <w:rPr>
+          <w:lang w:val="es-CO"/>
+        </w:rPr>
+        <w:t>,</w:t>
+      </w:r>
+    </w:p>
+    <w:p>
+      <w:pPr>
+        <w:rPr>
+          <w:lang w:val="es-CO"/>
+        </w:rPr>
+      </w:pPr>
+      <w:r>
+        <w:rPr>
+          <w:lang w:val="es-CO"/>
+        </w:rPr>
+        <w:t xml:space="preserve">    </w:t>
+      </w:r>
+      <w:proofErr w:type="gramStart"/>
+      <w:r>
+        <w:rPr>
+          <w:lang w:val="es-CO"/>
+        </w:rPr>
+        <w:t>{ "</w:t>
+      </w:r>
+      <w:proofErr w:type="spellStart"/>
+      <w:proofErr w:type="gramEnd"/>
+      <w:r>
+        <w:rPr>
+          <w:lang w:val="es-CO"/>
+        </w:rPr>
+        <w:t>empresa_id</w:t>
+      </w:r>
+      <w:proofErr w:type="spellEnd"/>
+      <w:r>
+        <w:rPr>
+          <w:lang w:val="es-CO"/>
+        </w:rPr>
+        <w:t>": "EMP-002", "</w:t>
+      </w:r>
+      <w:proofErr w:type="spellStart"/>
+      <w:r>
+        <w:rPr>
+          <w:lang w:val="es-CO"/>
+        </w:rPr>
+        <w:t>rol_id</w:t>
+      </w:r>
+      <w:proofErr w:type="spellEnd"/>
+      <w:r>
+        <w:rPr>
+          <w:lang w:val="es-CO"/>
+        </w:rPr>
+        <w:t>": 2, "</w:t>
+      </w:r>
+      <w:proofErr w:type="spellStart"/>
+      <w:r>
+        <w:rPr>
+          <w:lang w:val="es-CO"/>
+        </w:rPr>
+        <w:t>perfil_id</w:t>
+      </w:r>
+      <w:proofErr w:type="spellEnd"/>
+      <w:r>
+        <w:rPr>
+          <w:lang w:val="es-CO"/>
+        </w:rPr>
+        <w:t xml:space="preserve">": </w:t>
+      </w:r>
+      <w:proofErr w:type="gramStart"/>
+      <w:r>
+        <w:rPr>
+          <w:lang w:val="es-CO"/>
+        </w:rPr>
+        <w:t>11 }</w:t>
+      </w:r>
+      <w:proofErr w:type="gramEnd"/>
     </w:p>
     <w:p>
       <w:pPr>
@@ -783,7 +1240,25 @@
           <w:bCs/>
           <w:lang w:val="es-CO"/>
         </w:rPr>
-        <w:t>409 Conflict:</w:t>
+        <w:t xml:space="preserve">409 </w:t>
+      </w:r>
+      <w:proofErr w:type="spellStart"/>
+      <w:r>
+        <w:rPr>
+          <w:b/>
+          <w:bCs/>
+          <w:lang w:val="es-CO"/>
+        </w:rPr>
+        <w:t>Conflict</w:t>
+      </w:r>
+      <w:proofErr w:type="spellEnd"/>
+      <w:r>
+        <w:rPr>
+          <w:b/>
+          <w:bCs/>
+          <w:lang w:val="es-CO"/>
+        </w:rPr>
+        <w:t>:</w:t>
       </w:r>
       <w:r>
         <w:rPr>
@@ -822,13 +1297,77 @@
           <w:bCs/>
           <w:lang w:val="es-CO"/>
         </w:rPr>
-        <w:t>422 Unprocessable Entity:</w:t>
-      </w:r>
-      <w:r>
-        <w:rPr>
-          <w:lang w:val="es-CO"/>
-        </w:rPr>
-        <w:t xml:space="preserve"> Error de Pydantic. Falta un campo obligatorio (ej: olvidaste el apellido).</w:t>
+        <w:t xml:space="preserve">422 </w:t>
+      </w:r>
+      <w:proofErr w:type="spellStart"/>
+      <w:r>
+        <w:rPr>
+          <w:b/>
+          <w:bCs/>
+          <w:lang w:val="es-CO"/>
+        </w:rPr>
+        <w:t>Unprocessable</w:t>
+      </w:r>
+      <w:proofErr w:type="spellEnd"/>
+      <w:r>
+        <w:rPr>
+          <w:b/>
+          <w:bCs/>
+          <w:lang w:val="es-CO"/>
+        </w:rPr>
+        <w:t xml:space="preserve"> </w:t>
+      </w:r>
+      <w:proofErr w:type="spellStart"/>
+      <w:r>
+        <w:rPr>
+          <w:b/>
+          <w:bCs/>
+          <w:lang w:val="es-CO"/>
+        </w:rPr>
+        <w:t>Entity</w:t>
+      </w:r>
+      <w:proofErr w:type="spellEnd"/>
+      <w:r>
+        <w:rPr>
+          <w:b/>
+          <w:bCs/>
+          <w:lang w:val="es-CO"/>
+        </w:rPr>
+        <w:t>:</w:t>
+      </w:r>
+      <w:r>
+        <w:rPr>
+          <w:lang w:val="es-CO"/>
+        </w:rPr>
+        <w:t xml:space="preserve"> Error de </w:t>
+      </w:r>
+      <w:proofErr w:type="spellStart"/>
+      <w:r>
+        <w:rPr>
+          <w:lang w:val="es-CO"/>
+        </w:rPr>
+        <w:t>Pydantic</w:t>
+      </w:r>
+      <w:proofErr w:type="spellEnd"/>
+      <w:r>
+        <w:rPr>
+          <w:lang w:val="es-CO"/>
+        </w:rPr>
+        <w:t>. Falta un campo obligatorio (</w:t>
+      </w:r>
+      <w:proofErr w:type="spellStart"/>
+      <w:r>
+        <w:rPr>
+          <w:lang w:val="es-CO"/>
+        </w:rPr>
+        <w:t>ej</w:t>
+      </w:r>
+      <w:proofErr w:type="spellEnd"/>
+      <w:r>
+        <w:rPr>
+          <w:lang w:val="es-CO"/>
+        </w:rPr>
+        <w:t>: olvidaste el apellido).</w:t>
       </w:r>
     </w:p>
     <w:p>
@@ -847,7 +1386,25 @@
           <w:bCs/>
           <w:lang w:val="es-CO"/>
         </w:rPr>
-        <w:t>400 Bad Request:</w:t>
+        <w:t xml:space="preserve">400 Bad </w:t>
+      </w:r>
+      <w:proofErr w:type="spellStart"/>
+      <w:r>
+        <w:rPr>
+          <w:b/>
+          <w:bCs/>
+          <w:lang w:val="es-CO"/>
+        </w:rPr>
+        <w:t>Request</w:t>
+      </w:r>
+      <w:proofErr w:type="spellEnd"/>
+      <w:r>
+        <w:rPr>
+          <w:b/>
+          <w:bCs/>
+          <w:lang w:val="es-CO"/>
+        </w:rPr>
+        <w:t>:</w:t>
       </w:r>
       <w:r>
         <w:rPr>
@@ -870,7 +1427,25 @@
           <w:bCs/>
           <w:lang w:val="es-CO"/>
         </w:rPr>
-        <w:t>4. Lógica de "Borrado" (Soft Delete)</w:t>
+        <w:t>4. Lógica de "Borrado" (</w:t>
+      </w:r>
+      <w:proofErr w:type="spellStart"/>
+      <w:r>
+        <w:rPr>
+          <w:b/>
+          <w:bCs/>
+          <w:lang w:val="es-CO"/>
+        </w:rPr>
+        <w:t>Soft</w:t>
+      </w:r>
+      <w:proofErr w:type="spellEnd"/>
+      <w:r>
+        <w:rPr>
+          <w:b/>
+          <w:bCs/>
+          <w:lang w:val="es-CO"/>
+        </w:rPr>
+        <w:t xml:space="preserve"> Delete)</w:t>
       </w:r>
     </w:p>
     <w:p>
@@ -914,7 +1489,21 @@
         <w:rPr>
           <w:lang w:val="es-CO"/>
         </w:rPr>
-        <w:t>El endpoint DELETE cambia el estado a false.</w:t>
+        <w:t xml:space="preserve">El </w:t>
+      </w:r>
+      <w:proofErr w:type="spellStart"/>
+      <w:r>
+        <w:rPr>
+          <w:lang w:val="es-CO"/>
+        </w:rPr>
+        <w:t>endpoint</w:t>
+      </w:r>
+      <w:proofErr w:type="spellEnd"/>
+      <w:r>
+        <w:rPr>
+          <w:lang w:val="es-CO"/>
+        </w:rPr>
+        <w:t xml:space="preserve"> DELETE cambia el estado a false.</w:t>
       </w:r>
     </w:p>
     <w:p>
@@ -931,7 +1520,21 @@
         <w:rPr>
           <w:lang w:val="es-CO"/>
         </w:rPr>
-        <w:t>El GET / (listado) filtrará automáticamente y solo te enviará los estado: true.</w:t>
+        <w:t xml:space="preserve">El GET / (listado) filtrará automáticamente y solo te enviará </w:t>
+      </w:r>
+      <w:proofErr w:type="gramStart"/>
+      <w:r>
+        <w:rPr>
+          <w:lang w:val="es-CO"/>
+        </w:rPr>
+        <w:t>los estado</w:t>
+      </w:r>
+      <w:proofErr w:type="gramEnd"/>
+      <w:r>
+        <w:rPr>
+          <w:lang w:val="es-CO"/>
+        </w:rPr>
+        <w:t>: true.</w:t>
       </w:r>
     </w:p>
     <w:p>
@@ -969,13 +1572,45 @@
           <w:bCs/>
           <w:lang w:val="es-CO"/>
         </w:rPr>
-        <w:t>componente dinámico (Repeater)</w:t>
-      </w:r>
-      <w:r>
-        <w:rPr>
-          <w:lang w:val="es-CO"/>
-        </w:rPr>
-        <w:t xml:space="preserve"> donde puedas agregar filas de "Empresa - Rol - Perfil" para un mismo usuario antes de hacer el submit.</w:t>
+        <w:t>componente dinámico (</w:t>
+      </w:r>
+      <w:proofErr w:type="spellStart"/>
+      <w:r>
+        <w:rPr>
+          <w:b/>
+          <w:bCs/>
+          <w:lang w:val="es-CO"/>
+        </w:rPr>
+        <w:t>Repeater</w:t>
+      </w:r>
+      <w:proofErr w:type="spellEnd"/>
+      <w:r>
+        <w:rPr>
+          <w:b/>
+          <w:bCs/>
+          <w:lang w:val="es-CO"/>
+        </w:rPr>
+        <w:t>)</w:t>
+      </w:r>
+      <w:r>
+        <w:rPr>
+          <w:lang w:val="es-CO"/>
+        </w:rPr>
+        <w:t xml:space="preserve"> donde puedas agregar filas de "Empresa - Rol - Perfil" para un mismo usuario antes de hacer el </w:t>
+      </w:r>
+      <w:proofErr w:type="spellStart"/>
+      <w:r>
+        <w:rPr>
+          <w:lang w:val="es-CO"/>
+        </w:rPr>
+        <w:t>submit</w:t>
+      </w:r>
+      <w:proofErr w:type="spellEnd"/>
+      <w:r>
+        <w:rPr>
+          <w:lang w:val="es-CO"/>
+        </w:rPr>
+        <w:t>.</w:t>
       </w:r>
     </w:p>
     <w:p>
@@ -1003,7 +1638,21 @@
         <w:rPr>
           <w:lang w:val="es-CO"/>
         </w:rPr>
-        <w:t>, con este reporte Juan Camilo ya tiene los payloads y los códigos de error necesarios para conectar el formulario de usuarios. ¿Quieres que procedamos con la siguiente HU o necesitas ajustar algo más de este informe?</w:t>
+        <w:t xml:space="preserve">, con este reporte Juan Camilo ya tiene los </w:t>
+      </w:r>
+      <w:proofErr w:type="spellStart"/>
+      <w:r>
+        <w:rPr>
+          <w:lang w:val="es-CO"/>
+        </w:rPr>
+        <w:t>payloads</w:t>
+      </w:r>
+      <w:proofErr w:type="spellEnd"/>
+      <w:r>
+        <w:rPr>
+          <w:lang w:val="es-CO"/>
+        </w:rPr>
+        <w:t xml:space="preserve"> y los códigos de error necesarios para conectar el formulario de usuarios. ¿Quieres que procedamos con la siguiente HU o necesitas ajustar algo más de este informe?</w:t>
       </w:r>
     </w:p>
     <w:p>
@@ -1037,7 +1686,25 @@
           <w:bCs/>
           <w:lang w:val="es-CO"/>
         </w:rPr>
-        <w:t>2. Entrega para Juan Camilo (Frontend)</w:t>
+        <w:t>2. Entrega para Juan Camilo (</w:t>
+      </w:r>
+      <w:proofErr w:type="spellStart"/>
+      <w:r>
+        <w:rPr>
+          <w:b/>
+          <w:bCs/>
+          <w:lang w:val="es-CO"/>
+        </w:rPr>
+        <w:t>Frontend</w:t>
+      </w:r>
+      <w:proofErr w:type="spellEnd"/>
+      <w:r>
+        <w:rPr>
+          <w:b/>
+          <w:bCs/>
+          <w:lang w:val="es-CO"/>
+        </w:rPr>
+        <w:t>)</w:t>
       </w:r>
     </w:p>
     <w:p>
@@ -1075,16 +1742,60 @@
           <w:bCs/>
           <w:lang w:val="es-CO"/>
         </w:rPr>
-        <w:t xml:space="preserve"> Especificaciones Técnicas para Frontend (HU-002/003)</w:t>
-      </w:r>
-    </w:p>
-    <w:p>
-      <w:r>
-        <w:rPr>
-          <w:b/>
-          <w:bCs/>
-        </w:rPr>
-        <w:t>Punto de Acceso (Login):</w:t>
+        <w:t xml:space="preserve"> Especificaciones Técnicas </w:t>
+      </w:r>
+      <w:proofErr w:type="gramStart"/>
+      <w:r>
+        <w:rPr>
+          <w:b/>
+          <w:bCs/>
+          <w:lang w:val="es-CO"/>
+        </w:rPr>
+        <w:t xml:space="preserve">para </w:t>
+      </w:r>
+      <w:proofErr w:type="spellStart"/>
+      <w:r>
+        <w:rPr>
+          <w:b/>
+          <w:bCs/>
+          <w:lang w:val="es-CO"/>
+        </w:rPr>
+        <w:t>Frontend</w:t>
+      </w:r>
+      <w:proofErr w:type="spellEnd"/>
+      <w:proofErr w:type="gramEnd"/>
+      <w:r>
+        <w:rPr>
+          <w:b/>
+          <w:bCs/>
+          <w:lang w:val="es-CO"/>
+        </w:rPr>
+        <w:t xml:space="preserve"> (HU-002/003)</w:t>
+      </w:r>
+    </w:p>
+    <w:p>
+      <w:r>
+        <w:rPr>
+          <w:b/>
+          <w:bCs/>
+        </w:rPr>
+        <w:t xml:space="preserve">Punto de </w:t>
+      </w:r>
+      <w:proofErr w:type="spellStart"/>
+      <w:r>
+        <w:rPr>
+          <w:b/>
+          <w:bCs/>
+        </w:rPr>
+        <w:t>Acceso</w:t>
+      </w:r>
+      <w:proofErr w:type="spellEnd"/>
+      <w:r>
+        <w:rPr>
+          <w:b/>
+          <w:bCs/>
+        </w:rPr>
+        <w:t xml:space="preserve"> (Login):</w:t>
       </w:r>
     </w:p>
     <w:p>
@@ -1102,7 +1813,15 @@
         <w:t>Endpoint:</w:t>
       </w:r>
       <w:r>
-        <w:t xml:space="preserve"> POST /api/v1/auth/login</w:t>
+        <w:t xml:space="preserve"> POST /</w:t>
+      </w:r>
+      <w:proofErr w:type="spellStart"/>
+      <w:r>
+        <w:t>api</w:t>
+      </w:r>
+      <w:proofErr w:type="spellEnd"/>
+      <w:r>
+        <w:t>/v1/auth/login</w:t>
       </w:r>
     </w:p>
     <w:p>
@@ -1118,7 +1837,23 @@
           <w:bCs/>
         </w:rPr>
         <w:lastRenderedPageBreak/>
-        <w:t>Payload esperado:</w:t>
+        <w:t xml:space="preserve">Payload </w:t>
+      </w:r>
+      <w:proofErr w:type="spellStart"/>
+      <w:r>
+        <w:rPr>
+          <w:b/>
+          <w:bCs/>
+        </w:rPr>
+        <w:t>esperado</w:t>
+      </w:r>
+      <w:proofErr w:type="spellEnd"/>
+      <w:r>
+        <w:rPr>
+          <w:b/>
+          <w:bCs/>
+        </w:rPr>
+        <w:t>:</w:t>
       </w:r>
       <w:r>
         <w:t xml:space="preserve"> username (email) y password.</w:t>
@@ -1146,16 +1881,55 @@
         <w:rPr>
           <w:lang w:val="es-CO"/>
         </w:rPr>
-        <w:t xml:space="preserve"> Recibirás un access_token tipo Bearer.</w:t>
-      </w:r>
-    </w:p>
-    <w:p>
-      <w:r>
-        <w:rPr>
-          <w:b/>
-          <w:bCs/>
-        </w:rPr>
-        <w:t>Contexto Multiempresa:</w:t>
+        <w:t xml:space="preserve"> Recibirás un </w:t>
+      </w:r>
+      <w:proofErr w:type="spellStart"/>
+      <w:r>
+        <w:rPr>
+          <w:lang w:val="es-CO"/>
+        </w:rPr>
+        <w:t>access_token</w:t>
+      </w:r>
+      <w:proofErr w:type="spellEnd"/>
+      <w:r>
+        <w:rPr>
+          <w:lang w:val="es-CO"/>
+        </w:rPr>
+        <w:t xml:space="preserve"> tipo Bearer.</w:t>
+      </w:r>
+    </w:p>
+    <w:p>
+      <w:proofErr w:type="spellStart"/>
+      <w:r>
+        <w:rPr>
+          <w:b/>
+          <w:bCs/>
+        </w:rPr>
+        <w:t>Contexto</w:t>
+      </w:r>
+      <w:proofErr w:type="spellEnd"/>
+      <w:r>
+        <w:rPr>
+          <w:b/>
+          <w:bCs/>
+        </w:rPr>
+        <w:t xml:space="preserve"> </w:t>
+      </w:r>
+      <w:proofErr w:type="spellStart"/>
+      <w:r>
+        <w:rPr>
+          <w:b/>
+          <w:bCs/>
+        </w:rPr>
+        <w:t>Multiempresa</w:t>
+      </w:r>
+      <w:proofErr w:type="spellEnd"/>
+      <w:r>
+        <w:rPr>
+          <w:b/>
+          <w:bCs/>
+        </w:rPr>
+        <w:t>:</w:t>
       </w:r>
     </w:p>
     <w:p>
@@ -1180,7 +1954,21 @@
         <w:rPr>
           <w:lang w:val="es-CO"/>
         </w:rPr>
-        <w:t xml:space="preserve"> Para todas las peticiones privadas (usuarios, roles, inventarios), debes enviar el ID de la empresa activa en el header:</w:t>
+        <w:t xml:space="preserve"> Para todas las peticiones privadas (usuarios, roles, inventarios), debes enviar el ID de la empresa activa en el </w:t>
+      </w:r>
+      <w:proofErr w:type="spellStart"/>
+      <w:r>
+        <w:rPr>
+          <w:lang w:val="es-CO"/>
+        </w:rPr>
+        <w:t>header</w:t>
+      </w:r>
+      <w:proofErr w:type="spellEnd"/>
+      <w:r>
+        <w:rPr>
+          <w:lang w:val="es-CO"/>
+        </w:rPr>
+        <w:t>:</w:t>
       </w:r>
     </w:p>
     <w:p>
@@ -1216,16 +2004,55 @@
         <w:rPr>
           <w:lang w:val="es-CO"/>
         </w:rPr>
-        <w:t xml:space="preserve"> El backend filtrará los datos automáticamente basándose en ese Header. Si no lo envías, podrías recibir un error de "Empresa no especificada".</w:t>
-      </w:r>
-    </w:p>
-    <w:p>
-      <w:r>
-        <w:rPr>
-          <w:b/>
-          <w:bCs/>
-        </w:rPr>
-        <w:t>Estructura de Permisos (RBAC):</w:t>
+        <w:t xml:space="preserve"> El </w:t>
+      </w:r>
+      <w:proofErr w:type="spellStart"/>
+      <w:r>
+        <w:rPr>
+          <w:lang w:val="es-CO"/>
+        </w:rPr>
+        <w:t>backend</w:t>
+      </w:r>
+      <w:proofErr w:type="spellEnd"/>
+      <w:r>
+        <w:rPr>
+          <w:lang w:val="es-CO"/>
+        </w:rPr>
+        <w:t xml:space="preserve"> filtrará los datos automáticamente basándose en ese Header. Si no lo envías, podrías recibir un error de "Empresa no especificada".</w:t>
+      </w:r>
+    </w:p>
+    <w:p>
+      <w:proofErr w:type="spellStart"/>
+      <w:r>
+        <w:rPr>
+          <w:b/>
+          <w:bCs/>
+        </w:rPr>
+        <w:t>Estructura</w:t>
+      </w:r>
+      <w:proofErr w:type="spellEnd"/>
+      <w:r>
+        <w:rPr>
+          <w:b/>
+          <w:bCs/>
+        </w:rPr>
+        <w:t xml:space="preserve"> de </w:t>
+      </w:r>
+      <w:proofErr w:type="spellStart"/>
+      <w:r>
+        <w:rPr>
+          <w:b/>
+          <w:bCs/>
+        </w:rPr>
+        <w:t>Permisos</w:t>
+      </w:r>
+      <w:proofErr w:type="spellEnd"/>
+      <w:r>
+        <w:rPr>
+          <w:b/>
+          <w:bCs/>
+        </w:rPr>
+        <w:t xml:space="preserve"> (RBAC):</w:t>
       </w:r>
     </w:p>
     <w:p>
@@ -1242,7 +2069,91 @@
         <w:rPr>
           <w:lang w:val="es-CO"/>
         </w:rPr>
-        <w:t>Los permisos son granulares por perfil. Juan, usa esta taxonomía en tus componentes de permisos: view, create, edit, delete, approve, manage.</w:t>
+        <w:t xml:space="preserve">Los permisos son granulares por perfil. Juan, usa esta taxonomía en tus componentes de permisos: </w:t>
+      </w:r>
+      <w:proofErr w:type="spellStart"/>
+      <w:r>
+        <w:rPr>
+          <w:lang w:val="es-CO"/>
+        </w:rPr>
+        <w:t>view</w:t>
+      </w:r>
+      <w:proofErr w:type="spellEnd"/>
+      <w:r>
+        <w:rPr>
+          <w:lang w:val="es-CO"/>
+        </w:rPr>
+        <w:t xml:space="preserve">, </w:t>
+      </w:r>
+      <w:proofErr w:type="spellStart"/>
+      <w:r>
+        <w:rPr>
+          <w:lang w:val="es-CO"/>
+        </w:rPr>
+        <w:t>create</w:t>
+      </w:r>
+      <w:proofErr w:type="spellEnd"/>
+      <w:r>
+        <w:rPr>
+          <w:lang w:val="es-CO"/>
+        </w:rPr>
+        <w:t xml:space="preserve">, </w:t>
+      </w:r>
+      <w:proofErr w:type="spellStart"/>
+      <w:r>
+        <w:rPr>
+          <w:lang w:val="es-CO"/>
+        </w:rPr>
+        <w:t>edit</w:t>
+      </w:r>
+      <w:proofErr w:type="spellEnd"/>
+      <w:r>
+        <w:rPr>
+          <w:lang w:val="es-CO"/>
+        </w:rPr>
+        <w:t xml:space="preserve">, </w:t>
+      </w:r>
+      <w:proofErr w:type="spellStart"/>
+      <w:r>
+        <w:rPr>
+          <w:lang w:val="es-CO"/>
+        </w:rPr>
+        <w:t>delete</w:t>
+      </w:r>
+      <w:proofErr w:type="spellEnd"/>
+      <w:r>
+        <w:rPr>
+          <w:lang w:val="es-CO"/>
+        </w:rPr>
+        <w:t xml:space="preserve">, </w:t>
+      </w:r>
+      <w:proofErr w:type="spellStart"/>
+      <w:r>
+        <w:rPr>
+          <w:lang w:val="es-CO"/>
+        </w:rPr>
+        <w:t>approve</w:t>
+      </w:r>
+      <w:proofErr w:type="spellEnd"/>
+      <w:r>
+        <w:rPr>
+          <w:lang w:val="es-CO"/>
+        </w:rPr>
+        <w:t xml:space="preserve">, </w:t>
+      </w:r>
+      <w:proofErr w:type="spellStart"/>
+      <w:r>
+        <w:rPr>
+          <w:lang w:val="es-CO"/>
+        </w:rPr>
+        <w:t>manage</w:t>
+      </w:r>
+      <w:proofErr w:type="spellEnd"/>
+      <w:r>
+        <w:rPr>
+          <w:lang w:val="es-CO"/>
+        </w:rPr>
+        <w:t>.</w:t>
       </w:r>
     </w:p>
     <w:p>
@@ -1259,16 +2170,76 @@
         <w:rPr>
           <w:lang w:val="es-CO"/>
         </w:rPr>
-        <w:t>Si un usuario tiene el perfil "Auditor" en la empresa "EMP-001", el backend solo le permitirá acciones de view.</w:t>
-      </w:r>
-    </w:p>
-    <w:p>
-      <w:r>
-        <w:rPr>
-          <w:b/>
-          <w:bCs/>
-        </w:rPr>
-        <w:t>Endpoints Listos para Integrar:</w:t>
+        <w:t xml:space="preserve">Si un usuario tiene el perfil "Auditor" en la empresa "EMP-001", el </w:t>
+      </w:r>
+      <w:proofErr w:type="spellStart"/>
+      <w:r>
+        <w:rPr>
+          <w:lang w:val="es-CO"/>
+        </w:rPr>
+        <w:t>backend</w:t>
+      </w:r>
+      <w:proofErr w:type="spellEnd"/>
+      <w:r>
+        <w:rPr>
+          <w:lang w:val="es-CO"/>
+        </w:rPr>
+        <w:t xml:space="preserve"> solo le permitirá acciones de </w:t>
+      </w:r>
+      <w:proofErr w:type="spellStart"/>
+      <w:r>
+        <w:rPr>
+          <w:lang w:val="es-CO"/>
+        </w:rPr>
+        <w:t>view</w:t>
+      </w:r>
+      <w:proofErr w:type="spellEnd"/>
+      <w:r>
+        <w:rPr>
+          <w:lang w:val="es-CO"/>
+        </w:rPr>
+        <w:t>.</w:t>
+      </w:r>
+    </w:p>
+    <w:p>
+      <w:r>
+        <w:rPr>
+          <w:b/>
+          <w:bCs/>
+        </w:rPr>
+        <w:t xml:space="preserve">Endpoints </w:t>
+      </w:r>
+      <w:proofErr w:type="spellStart"/>
+      <w:r>
+        <w:rPr>
+          <w:b/>
+          <w:bCs/>
+        </w:rPr>
+        <w:t>Listos</w:t>
+      </w:r>
+      <w:proofErr w:type="spellEnd"/>
+      <w:r>
+        <w:rPr>
+          <w:b/>
+          <w:bCs/>
+        </w:rPr>
+        <w:t xml:space="preserve"> para </w:t>
+      </w:r>
+      <w:proofErr w:type="spellStart"/>
+      <w:r>
+        <w:rPr>
+          <w:b/>
+          <w:bCs/>
+        </w:rPr>
+        <w:t>Integrar</w:t>
+      </w:r>
+      <w:proofErr w:type="spellEnd"/>
+      <w:r>
+        <w:rPr>
+          <w:b/>
+          <w:bCs/>
+        </w:rPr>
+        <w:t>:</w:t>
       </w:r>
     </w:p>
     <w:p>
@@ -1285,7 +2256,21 @@
         <w:rPr>
           <w:lang w:val="es-CO"/>
         </w:rPr>
-        <w:t>GET /api/v1/usuarios: Listado de usuarios de la empresa activa (basado en el header).</w:t>
+        <w:t xml:space="preserve">GET /api/v1/usuarios: Listado de usuarios de la empresa activa (basado en el </w:t>
+      </w:r>
+      <w:proofErr w:type="spellStart"/>
+      <w:r>
+        <w:rPr>
+          <w:lang w:val="es-CO"/>
+        </w:rPr>
+        <w:t>header</w:t>
+      </w:r>
+      <w:proofErr w:type="spellEnd"/>
+      <w:r>
+        <w:rPr>
+          <w:lang w:val="es-CO"/>
+        </w:rPr>
+        <w:t>).</w:t>
       </w:r>
     </w:p>
     <w:p>
@@ -1319,7 +2304,35 @@
         <w:rPr>
           <w:lang w:val="es-CO"/>
         </w:rPr>
-        <w:t>GET /api/v1/auth/me: Para obtener los datos del usuario logueado y sus empresas asociadas.</w:t>
+        <w:t>GET /api/v1/</w:t>
+      </w:r>
+      <w:proofErr w:type="spellStart"/>
+      <w:r>
+        <w:rPr>
+          <w:lang w:val="es-CO"/>
+        </w:rPr>
+        <w:t>auth</w:t>
+      </w:r>
+      <w:proofErr w:type="spellEnd"/>
+      <w:r>
+        <w:rPr>
+          <w:lang w:val="es-CO"/>
+        </w:rPr>
+        <w:t xml:space="preserve">/me: Para obtener los datos del usuario </w:t>
+      </w:r>
+      <w:proofErr w:type="spellStart"/>
+      <w:r>
+        <w:rPr>
+          <w:lang w:val="es-CO"/>
+        </w:rPr>
+        <w:t>logueado</w:t>
+      </w:r>
+      <w:proofErr w:type="spellEnd"/>
+      <w:r>
+        <w:rPr>
+          <w:lang w:val="es-CO"/>
+        </w:rPr>
+        <w:t xml:space="preserve"> y sus empresas asociadas.</w:t>
       </w:r>
     </w:p>
     <w:p>
@@ -1381,7 +2394,35 @@
         <w:rPr>
           <w:lang w:val="es-CO"/>
         </w:rPr>
-        <w:t xml:space="preserve"> Verifica que el código de FastAPI esté extrayendo correctamente el X-Company-ID del header para las consultas de base de datos.</w:t>
+        <w:t xml:space="preserve"> Verifica que el código de </w:t>
+      </w:r>
+      <w:proofErr w:type="spellStart"/>
+      <w:r>
+        <w:rPr>
+          <w:lang w:val="es-CO"/>
+        </w:rPr>
+        <w:t>FastAPI</w:t>
+      </w:r>
+      <w:proofErr w:type="spellEnd"/>
+      <w:r>
+        <w:rPr>
+          <w:lang w:val="es-CO"/>
+        </w:rPr>
+        <w:t xml:space="preserve"> esté extrayendo correctamente el X-Company-ID del </w:t>
+      </w:r>
+      <w:proofErr w:type="spellStart"/>
+      <w:r>
+        <w:rPr>
+          <w:lang w:val="es-CO"/>
+        </w:rPr>
+        <w:t>header</w:t>
+      </w:r>
+      <w:proofErr w:type="spellEnd"/>
+      <w:r>
+        <w:rPr>
+          <w:lang w:val="es-CO"/>
+        </w:rPr>
+        <w:t xml:space="preserve"> para las consultas de base de datos.</w:t>
       </w:r>
     </w:p>
     <w:p>
@@ -1406,7 +2447,49 @@
         <w:rPr>
           <w:lang w:val="es-CO"/>
         </w:rPr>
-        <w:t xml:space="preserve"> Pásale la URL de tu Swagger (http://127.0.0.1:8000/docs) para que él vea los modelos de datos (schemas) actualizados de UsuarioCreate y UsuarioResponse.</w:t>
+        <w:t xml:space="preserve"> Pásale la URL de tu Swagger (http://127.0.0.1:8000/docs) para que él vea los modelos de datos (</w:t>
+      </w:r>
+      <w:proofErr w:type="spellStart"/>
+      <w:r>
+        <w:rPr>
+          <w:lang w:val="es-CO"/>
+        </w:rPr>
+        <w:t>schemas</w:t>
+      </w:r>
+      <w:proofErr w:type="spellEnd"/>
+      <w:r>
+        <w:rPr>
+          <w:lang w:val="es-CO"/>
+        </w:rPr>
+        <w:t xml:space="preserve">) actualizados de </w:t>
+      </w:r>
+      <w:proofErr w:type="spellStart"/>
+      <w:r>
+        <w:rPr>
+          <w:lang w:val="es-CO"/>
+        </w:rPr>
+        <w:t>UsuarioCreate</w:t>
+      </w:r>
+      <w:proofErr w:type="spellEnd"/>
+      <w:r>
+        <w:rPr>
+          <w:lang w:val="es-CO"/>
+        </w:rPr>
+        <w:t xml:space="preserve"> y </w:t>
+      </w:r>
+      <w:proofErr w:type="spellStart"/>
+      <w:r>
+        <w:rPr>
+          <w:lang w:val="es-CO"/>
+        </w:rPr>
+        <w:t>UsuarioResponse</w:t>
+      </w:r>
+      <w:proofErr w:type="spellEnd"/>
+      <w:r>
+        <w:rPr>
+          <w:lang w:val="es-CO"/>
+        </w:rPr>
+        <w:t>.</w:t>
       </w:r>
     </w:p>
     <w:p>
@@ -1439,19 +2522,43 @@
         </w:rPr>
         <w:t xml:space="preserve">Para que Juan Camilo pueda integrar el </w:t>
       </w:r>
-      <w:r>
-        <w:rPr>
-          <w:b/>
-          <w:bCs/>
-          <w:lang w:val="es-CO"/>
-        </w:rPr>
-        <w:t>Frontend en Angular</w:t>
-      </w:r>
-      <w:r>
-        <w:rPr>
-          <w:lang w:val="es-CO"/>
-        </w:rPr>
-        <w:t xml:space="preserve"> con estos nuevos cambios, necesita conocer los nuevos endpoints, la estructura del JSON y las reglas de negocio que implementamos para cumplir con la </w:t>
+      <w:proofErr w:type="spellStart"/>
+      <w:r>
+        <w:rPr>
+          <w:b/>
+          <w:bCs/>
+          <w:lang w:val="es-CO"/>
+        </w:rPr>
+        <w:t>Frontend</w:t>
+      </w:r>
+      <w:proofErr w:type="spellEnd"/>
+      <w:r>
+        <w:rPr>
+          <w:b/>
+          <w:bCs/>
+          <w:lang w:val="es-CO"/>
+        </w:rPr>
+        <w:t xml:space="preserve"> en Angular</w:t>
+      </w:r>
+      <w:r>
+        <w:rPr>
+          <w:lang w:val="es-CO"/>
+        </w:rPr>
+        <w:t xml:space="preserve"> con estos nuevos cambios, necesita conocer los nuevos </w:t>
+      </w:r>
+      <w:proofErr w:type="spellStart"/>
+      <w:r>
+        <w:rPr>
+          <w:lang w:val="es-CO"/>
+        </w:rPr>
+        <w:t>endpoints</w:t>
+      </w:r>
+      <w:proofErr w:type="spellEnd"/>
+      <w:r>
+        <w:rPr>
+          <w:lang w:val="es-CO"/>
+        </w:rPr>
+        <w:t xml:space="preserve">, la estructura del JSON y las reglas de negocio que implementamos para cumplir con la </w:t>
       </w:r>
       <w:r>
         <w:rPr>
@@ -1500,7 +2607,25 @@
           <w:bCs/>
           <w:lang w:val="es-CO"/>
         </w:rPr>
-        <w:t>Asunto: Actualización de Backend - Implementación HU-013 (Roles por Empresa)</w:t>
+        <w:t xml:space="preserve">Asunto: Actualización de </w:t>
+      </w:r>
+      <w:proofErr w:type="spellStart"/>
+      <w:r>
+        <w:rPr>
+          <w:b/>
+          <w:bCs/>
+          <w:lang w:val="es-CO"/>
+        </w:rPr>
+        <w:t>Backend</w:t>
+      </w:r>
+      <w:proofErr w:type="spellEnd"/>
+      <w:r>
+        <w:rPr>
+          <w:b/>
+          <w:bCs/>
+          <w:lang w:val="es-CO"/>
+        </w:rPr>
+        <w:t xml:space="preserve"> - Implementación HU-013 (Roles por Empresa)</w:t>
       </w:r>
     </w:p>
     <w:p>
@@ -1540,7 +2665,21 @@
         <w:rPr>
           <w:lang w:val="es-CO"/>
         </w:rPr>
-        <w:t xml:space="preserve"> en el Backend. He actualizado los modelos y esquemas para que cada empresa maneje su propia estructura de roles de forma independiente.</w:t>
+        <w:t xml:space="preserve"> en el </w:t>
+      </w:r>
+      <w:proofErr w:type="spellStart"/>
+      <w:r>
+        <w:rPr>
+          <w:lang w:val="es-CO"/>
+        </w:rPr>
+        <w:t>Backend</w:t>
+      </w:r>
+      <w:proofErr w:type="spellEnd"/>
+      <w:r>
+        <w:rPr>
+          <w:lang w:val="es-CO"/>
+        </w:rPr>
+        <w:t>. He actualizado los modelos y esquemas para que cada empresa maneje su propia estructura de roles de forma independiente.</w:t>
       </w:r>
     </w:p>
     <w:p>
@@ -1590,7 +2729,21 @@
         <w:rPr>
           <w:lang w:val="es-CO"/>
         </w:rPr>
-        <w:t xml:space="preserve"> Los roles ahora están filtrados por empresa_id. Un mismo nombre de rol puede existir en diferentes empresas, pero es único dentro de la misma.</w:t>
+        <w:t xml:space="preserve"> Los roles ahora están filtrados por </w:t>
+      </w:r>
+      <w:proofErr w:type="spellStart"/>
+      <w:r>
+        <w:rPr>
+          <w:lang w:val="es-CO"/>
+        </w:rPr>
+        <w:t>empresa_id</w:t>
+      </w:r>
+      <w:proofErr w:type="spellEnd"/>
+      <w:r>
+        <w:rPr>
+          <w:lang w:val="es-CO"/>
+        </w:rPr>
+        <w:t>. Un mismo nombre de rol puede existir en diferentes empresas, pero es único dentro de la misma.</w:t>
       </w:r>
     </w:p>
     <w:p>
@@ -1629,7 +2782,21 @@
         <w:rPr>
           <w:lang w:val="es-CO"/>
         </w:rPr>
-        <w:t>. El endpoint DELETE ahora realiza una desactivación lógica (estado: "inactivo").</w:t>
+        <w:t xml:space="preserve">. El </w:t>
+      </w:r>
+      <w:proofErr w:type="spellStart"/>
+      <w:r>
+        <w:rPr>
+          <w:lang w:val="es-CO"/>
+        </w:rPr>
+        <w:t>endpoint</w:t>
+      </w:r>
+      <w:proofErr w:type="spellEnd"/>
+      <w:r>
+        <w:rPr>
+          <w:lang w:val="es-CO"/>
+        </w:rPr>
+        <w:t xml:space="preserve"> DELETE ahora realiza una desactivación lógica (estado: "inactivo").</w:t>
       </w:r>
     </w:p>
     <w:p>
@@ -1693,7 +2860,25 @@
           <w:bCs/>
           <w:lang w:val="es-CO"/>
         </w:rPr>
-        <w:t xml:space="preserve"> Nuevos Endpoints (Base: /api/v1/seguridad)</w:t>
+        <w:t xml:space="preserve"> Nuevos </w:t>
+      </w:r>
+      <w:proofErr w:type="spellStart"/>
+      <w:r>
+        <w:rPr>
+          <w:b/>
+          <w:bCs/>
+          <w:lang w:val="es-CO"/>
+        </w:rPr>
+        <w:t>Endpoints</w:t>
+      </w:r>
+      <w:proofErr w:type="spellEnd"/>
+      <w:r>
+        <w:rPr>
+          <w:b/>
+          <w:bCs/>
+          <w:lang w:val="es-CO"/>
+        </w:rPr>
+        <w:t xml:space="preserve"> (Base: /api/v1/seguridad)</w:t>
       </w:r>
     </w:p>
     <w:tbl>
@@ -1735,6 +2920,7 @@
             <w:hideMark/>
           </w:tcPr>
           <w:p>
+            <w:proofErr w:type="spellStart"/>
             <w:r>
               <w:rPr>
                 <w:b/>
@@ -1742,6 +2928,7 @@
               </w:rPr>
               <w:t>Método</w:t>
             </w:r>
+            <w:proofErr w:type="spellEnd"/>
           </w:p>
         </w:tc>
         <w:tc>
@@ -1791,6 +2978,7 @@
             <w:hideMark/>
           </w:tcPr>
           <w:p>
+            <w:proofErr w:type="spellStart"/>
             <w:r>
               <w:rPr>
                 <w:b/>
@@ -1798,6 +2986,7 @@
               </w:rPr>
               <w:t>Descripción</w:t>
             </w:r>
+            <w:proofErr w:type="spellEnd"/>
           </w:p>
         </w:tc>
       </w:tr>
@@ -1942,7 +3131,33 @@
           </w:tcPr>
           <w:p>
             <w:r>
-              <w:t>/roles/empresa/{empresa_id}</w:t>
+              <w:t>/</w:t>
+            </w:r>
+            <w:proofErr w:type="gramStart"/>
+            <w:r>
+              <w:t>roles</w:t>
+            </w:r>
+            <w:proofErr w:type="gramEnd"/>
+            <w:r>
+              <w:t>/</w:t>
+            </w:r>
+            <w:proofErr w:type="spellStart"/>
+            <w:proofErr w:type="gramStart"/>
+            <w:r>
+              <w:t>empresa</w:t>
+            </w:r>
+            <w:proofErr w:type="spellEnd"/>
+            <w:r>
+              <w:t>/{</w:t>
+            </w:r>
+            <w:proofErr w:type="spellStart"/>
+            <w:proofErr w:type="gramEnd"/>
+            <w:r>
+              <w:t>empresa_id</w:t>
+            </w:r>
+            <w:proofErr w:type="spellEnd"/>
+            <w:r>
+              <w:t>}</w:t>
             </w:r>
           </w:p>
         </w:tc>
@@ -2032,7 +3247,20 @@
           </w:tcPr>
           <w:p>
             <w:r>
-              <w:t>/roles/{rol_id}</w:t>
+              <w:t>/</w:t>
+            </w:r>
+            <w:proofErr w:type="gramStart"/>
+            <w:r>
+              <w:t>roles/{</w:t>
+            </w:r>
+            <w:proofErr w:type="spellStart"/>
+            <w:proofErr w:type="gramEnd"/>
+            <w:r>
+              <w:t>rol_id</w:t>
+            </w:r>
+            <w:proofErr w:type="spellEnd"/>
+            <w:r>
+              <w:t>}</w:t>
             </w:r>
           </w:p>
         </w:tc>
@@ -2121,7 +3349,20 @@
           </w:tcPr>
           <w:p>
             <w:r>
-              <w:t>/roles/{rol_id}</w:t>
+              <w:t>/</w:t>
+            </w:r>
+            <w:proofErr w:type="gramStart"/>
+            <w:r>
+              <w:t>roles/{</w:t>
+            </w:r>
+            <w:proofErr w:type="spellStart"/>
+            <w:proofErr w:type="gramEnd"/>
+            <w:r>
+              <w:t>rol_id</w:t>
+            </w:r>
+            <w:proofErr w:type="spellEnd"/>
+            <w:r>
+              <w:t>}</w:t>
             </w:r>
           </w:p>
         </w:tc>
@@ -2153,7 +3394,21 @@
               <w:rPr>
                 <w:lang w:val="es-CO"/>
               </w:rPr>
-              <w:t>Desactiva el rol (Soft Delete).</w:t>
+              <w:t>Desactiva el rol (</w:t>
+            </w:r>
+            <w:proofErr w:type="spellStart"/>
+            <w:r>
+              <w:rPr>
+                <w:lang w:val="es-CO"/>
+              </w:rPr>
+              <w:t>Soft</w:t>
+            </w:r>
+            <w:proofErr w:type="spellEnd"/>
+            <w:r>
+              <w:rPr>
+                <w:lang w:val="es-CO"/>
+              </w:rPr>
+              <w:t xml:space="preserve"> Delete).</w:t>
             </w:r>
           </w:p>
         </w:tc>
@@ -2181,7 +3436,25 @@
           <w:bCs/>
           <w:lang w:val="es-CO"/>
         </w:rPr>
-        <w:t xml:space="preserve"> Ejemplo de Payload (Creación/Edición)</w:t>
+        <w:t xml:space="preserve"> Ejemplo de </w:t>
+      </w:r>
+      <w:proofErr w:type="spellStart"/>
+      <w:r>
+        <w:rPr>
+          <w:b/>
+          <w:bCs/>
+          <w:lang w:val="es-CO"/>
+        </w:rPr>
+        <w:t>Payload</w:t>
+      </w:r>
+      <w:proofErr w:type="spellEnd"/>
+      <w:r>
+        <w:rPr>
+          <w:b/>
+          <w:bCs/>
+          <w:lang w:val="es-CO"/>
+        </w:rPr>
+        <w:t xml:space="preserve"> (Creación/Edición)</w:t>
       </w:r>
     </w:p>
     <w:p>
@@ -2246,20 +3519,48 @@
         <w:rPr>
           <w:lang w:val="es-CO"/>
         </w:rPr>
-        <w:t xml:space="preserve">  "descripcion": "Acceso total al módulo comercial",</w:t>
-      </w:r>
-    </w:p>
-    <w:p>
-      <w:pPr>
-        <w:rPr>
-          <w:lang w:val="es-CO"/>
-        </w:rPr>
-      </w:pPr>
-      <w:r>
-        <w:rPr>
-          <w:lang w:val="es-CO"/>
-        </w:rPr>
-        <w:t xml:space="preserve">  "empresa_id": "MED-BOG-01",</w:t>
+        <w:t xml:space="preserve">  "</w:t>
+      </w:r>
+      <w:proofErr w:type="spellStart"/>
+      <w:r>
+        <w:rPr>
+          <w:lang w:val="es-CO"/>
+        </w:rPr>
+        <w:t>descripcion</w:t>
+      </w:r>
+      <w:proofErr w:type="spellEnd"/>
+      <w:r>
+        <w:rPr>
+          <w:lang w:val="es-CO"/>
+        </w:rPr>
+        <w:t>": "Acceso total al módulo comercial",</w:t>
+      </w:r>
+    </w:p>
+    <w:p>
+      <w:pPr>
+        <w:rPr>
+          <w:lang w:val="es-CO"/>
+        </w:rPr>
+      </w:pPr>
+      <w:r>
+        <w:rPr>
+          <w:lang w:val="es-CO"/>
+        </w:rPr>
+        <w:t xml:space="preserve">  "</w:t>
+      </w:r>
+      <w:proofErr w:type="spellStart"/>
+      <w:r>
+        <w:rPr>
+          <w:lang w:val="es-CO"/>
+        </w:rPr>
+        <w:t>empresa_id</w:t>
+      </w:r>
+      <w:proofErr w:type="spellEnd"/>
+      <w:r>
+        <w:rPr>
+          <w:lang w:val="es-CO"/>
+        </w:rPr>
+        <w:t>": "MED-BOG-01",</w:t>
       </w:r>
     </w:p>
     <w:p>
@@ -2406,11 +3707,47 @@
           <w:lang w:val="es-CO"/>
         </w:rPr>
       </w:pPr>
-      <w:r>
-        <w:rPr>
-          <w:lang w:val="es-CO"/>
-        </w:rPr>
-        <w:t>Asegurar que el modal de creación envíe el empresa_id de la empresa que el usuario tiene seleccionada actualmente.</w:t>
+      <w:proofErr w:type="gramStart"/>
+      <w:r>
+        <w:rPr>
+          <w:lang w:val="es-CO"/>
+        </w:rPr>
+        <w:t>Asegurar</w:t>
+      </w:r>
+      <w:proofErr w:type="gramEnd"/>
+      <w:r>
+        <w:rPr>
+          <w:lang w:val="es-CO"/>
+        </w:rPr>
+        <w:t xml:space="preserve"> que el modal de creación envíe </w:t>
+      </w:r>
+      <w:proofErr w:type="gramStart"/>
+      <w:r>
+        <w:rPr>
+          <w:lang w:val="es-CO"/>
+        </w:rPr>
+        <w:t xml:space="preserve">el </w:t>
+      </w:r>
+      <w:proofErr w:type="spellStart"/>
+      <w:r>
+        <w:rPr>
+          <w:lang w:val="es-CO"/>
+        </w:rPr>
+        <w:t>empresa</w:t>
+      </w:r>
+      <w:proofErr w:type="gramEnd"/>
+      <w:r>
+        <w:rPr>
+          <w:lang w:val="es-CO"/>
+        </w:rPr>
+        <w:t>_id</w:t>
+      </w:r>
+      <w:proofErr w:type="spellEnd"/>
+      <w:r>
+        <w:rPr>
+          <w:lang w:val="es-CO"/>
+        </w:rPr>
+        <w:t xml:space="preserve"> de la empresa que el usuario tiene seleccionada actualmente.</w:t>
       </w:r>
     </w:p>
     <w:p>
@@ -2492,29 +3829,77 @@
       </w:r>
     </w:p>
     <w:p>
-      <w:r>
+      <w:pPr>
+        <w:rPr>
+          <w:lang w:val="es-CO"/>
+        </w:rPr>
+      </w:pPr>
+      <w:r>
+        <w:rPr>
+          <w:lang w:val="es-CO"/>
+        </w:rPr>
         <w:t xml:space="preserve">Para que Juan Camilo pueda integrar la </w:t>
       </w:r>
       <w:r>
         <w:rPr>
           <w:b/>
           <w:bCs/>
+          <w:lang w:val="es-CO"/>
         </w:rPr>
         <w:t>HU-014</w:t>
       </w:r>
       <w:r>
-        <w:t xml:space="preserve"> en el Frontend (Angular), necesita entender cómo estructurar el árbol de permisos y cómo interactuar con los nuevos endpoints segmentados por empresa.</w:t>
-      </w:r>
-    </w:p>
-    <w:p>
-      <w:r>
+        <w:rPr>
+          <w:lang w:val="es-CO"/>
+        </w:rPr>
+        <w:t xml:space="preserve"> en el </w:t>
+      </w:r>
+      <w:proofErr w:type="spellStart"/>
+      <w:r>
+        <w:rPr>
+          <w:lang w:val="es-CO"/>
+        </w:rPr>
+        <w:t>Frontend</w:t>
+      </w:r>
+      <w:proofErr w:type="spellEnd"/>
+      <w:r>
+        <w:rPr>
+          <w:lang w:val="es-CO"/>
+        </w:rPr>
+        <w:t xml:space="preserve"> (Angular), necesita entender cómo estructurar el árbol de permisos y cómo interactuar con los nuevos </w:t>
+      </w:r>
+      <w:proofErr w:type="spellStart"/>
+      <w:r>
+        <w:rPr>
+          <w:lang w:val="es-CO"/>
+        </w:rPr>
+        <w:t>endpoints</w:t>
+      </w:r>
+      <w:proofErr w:type="spellEnd"/>
+      <w:r>
+        <w:rPr>
+          <w:lang w:val="es-CO"/>
+        </w:rPr>
+        <w:t xml:space="preserve"> segmentados por empresa.</w:t>
+      </w:r>
+    </w:p>
+    <w:p>
+      <w:pPr>
+        <w:rPr>
+          <w:lang w:val="es-CO"/>
+        </w:rPr>
+      </w:pPr>
+      <w:r>
+        <w:rPr>
+          <w:lang w:val="es-CO"/>
+        </w:rPr>
         <w:t>Aquí tienes la explicación técnica detallada para enviarle:</w:t>
       </w:r>
     </w:p>
     <w:p>
       <w:r>
         <w:pict w14:anchorId="3558F30D">
-          <v:rect id="_x0000_i1042" style="width:0;height:1.5pt" o:hralign="center" o:hrstd="t" o:hrnoshade="t" o:hr="t" fillcolor="gray" stroked="f"/>
+          <v:rect id="_x0000_i1030" style="width:0;height:1.5pt" o:hralign="center" o:hrstd="t" o:hrnoshade="t" o:hr="t" fillcolor="gray" stroked="f"/>
         </w:pict>
       </w:r>
     </w:p>
@@ -2523,6 +3908,7 @@
         <w:rPr>
           <w:b/>
           <w:bCs/>
+          <w:lang w:val="es-CO"/>
         </w:rPr>
       </w:pPr>
       <w:r>
@@ -2537,32 +3923,49 @@
         <w:rPr>
           <w:b/>
           <w:bCs/>
+          <w:lang w:val="es-CO"/>
         </w:rPr>
         <w:t xml:space="preserve"> Integración HU-014: Gestión de Perfiles y Permisos</w:t>
       </w:r>
     </w:p>
     <w:p>
-      <w:r>
+      <w:pPr>
+        <w:rPr>
+          <w:lang w:val="es-CO"/>
+        </w:rPr>
+      </w:pPr>
+      <w:r>
+        <w:rPr>
+          <w:lang w:val="es-CO"/>
+        </w:rPr>
         <w:t xml:space="preserve">Hola Juan Camilo, ya está lista la implementación de la </w:t>
       </w:r>
       <w:r>
         <w:rPr>
           <w:b/>
           <w:bCs/>
+          <w:lang w:val="es-CO"/>
         </w:rPr>
         <w:t>HU-014</w:t>
       </w:r>
       <w:r>
+        <w:rPr>
+          <w:lang w:val="es-CO"/>
+        </w:rPr>
         <w:t xml:space="preserve">. A diferencia de los Roles (HU-013), los </w:t>
       </w:r>
       <w:r>
         <w:rPr>
           <w:b/>
           <w:bCs/>
+          <w:lang w:val="es-CO"/>
         </w:rPr>
         <w:t>Perfiles</w:t>
       </w:r>
       <w:r>
+        <w:rPr>
+          <w:lang w:val="es-CO"/>
+        </w:rPr>
         <w:t xml:space="preserve"> manejan la lógica granular de accesos a nivel de módulos y acciones específicas.</w:t>
       </w:r>
     </w:p>
@@ -2571,19 +3974,81 @@
         <w:rPr>
           <w:b/>
           <w:bCs/>
-        </w:rPr>
-      </w:pPr>
-      <w:r>
-        <w:rPr>
-          <w:b/>
-          <w:bCs/>
-        </w:rPr>
-        <w:t>1. Estructura de Endpoints</w:t>
-      </w:r>
-    </w:p>
-    <w:p>
-      <w:r>
-        <w:t>Los endpoints ahora siguen una ruta jerárquica que incluye el empresa_id en la URL para garantizar la segmentación:</w:t>
+          <w:lang w:val="es-CO"/>
+        </w:rPr>
+      </w:pPr>
+      <w:r>
+        <w:rPr>
+          <w:b/>
+          <w:bCs/>
+          <w:lang w:val="es-CO"/>
+        </w:rPr>
+        <w:t xml:space="preserve">1. Estructura de </w:t>
+      </w:r>
+      <w:proofErr w:type="spellStart"/>
+      <w:r>
+        <w:rPr>
+          <w:b/>
+          <w:bCs/>
+          <w:lang w:val="es-CO"/>
+        </w:rPr>
+        <w:t>Endpoints</w:t>
+      </w:r>
+      <w:proofErr w:type="spellEnd"/>
+    </w:p>
+    <w:p>
+      <w:pPr>
+        <w:rPr>
+          <w:lang w:val="es-CO"/>
+        </w:rPr>
+      </w:pPr>
+      <w:r>
+        <w:rPr>
+          <w:lang w:val="es-CO"/>
+        </w:rPr>
+        <w:t xml:space="preserve">Los </w:t>
+      </w:r>
+      <w:proofErr w:type="spellStart"/>
+      <w:r>
+        <w:rPr>
+          <w:lang w:val="es-CO"/>
+        </w:rPr>
+        <w:t>endpoints</w:t>
+      </w:r>
+      <w:proofErr w:type="spellEnd"/>
+      <w:r>
+        <w:rPr>
+          <w:lang w:val="es-CO"/>
+        </w:rPr>
+        <w:t xml:space="preserve"> ahora siguen una ruta jerárquica que incluye </w:t>
+      </w:r>
+      <w:proofErr w:type="gramStart"/>
+      <w:r>
+        <w:rPr>
+          <w:lang w:val="es-CO"/>
+        </w:rPr>
+        <w:t xml:space="preserve">el </w:t>
+      </w:r>
+      <w:proofErr w:type="spellStart"/>
+      <w:r>
+        <w:rPr>
+          <w:lang w:val="es-CO"/>
+        </w:rPr>
+        <w:t>empresa</w:t>
+      </w:r>
+      <w:proofErr w:type="gramEnd"/>
+      <w:r>
+        <w:rPr>
+          <w:lang w:val="es-CO"/>
+        </w:rPr>
+        <w:t>_id</w:t>
+      </w:r>
+      <w:proofErr w:type="spellEnd"/>
+      <w:r>
+        <w:rPr>
+          <w:lang w:val="es-CO"/>
+        </w:rPr>
+        <w:t xml:space="preserve"> en la URL para garantizar la segmentación:</w:t>
       </w:r>
     </w:p>
     <w:p>
@@ -2592,16 +4057,51 @@
           <w:ilvl w:val="0"/>
           <w:numId w:val="12"/>
         </w:numPr>
-      </w:pPr>
-      <w:r>
-        <w:rPr>
-          <w:b/>
-          <w:bCs/>
+        <w:rPr>
+          <w:lang w:val="es-CO"/>
+        </w:rPr>
+      </w:pPr>
+      <w:r>
+        <w:rPr>
+          <w:b/>
+          <w:bCs/>
+          <w:lang w:val="es-CO"/>
         </w:rPr>
         <w:t>Listar Perfiles:</w:t>
       </w:r>
       <w:r>
-        <w:t xml:space="preserve"> GET /api/v1/seguridad/empresas/{empresa_id}/perfiles </w:t>
+        <w:rPr>
+          <w:lang w:val="es-CO"/>
+        </w:rPr>
+        <w:t xml:space="preserve"> GET /api/v1/seguridad/empresas/{</w:t>
+      </w:r>
+      <w:proofErr w:type="spellStart"/>
+      <w:r>
+        <w:rPr>
+          <w:lang w:val="es-CO"/>
+        </w:rPr>
+        <w:t>empresa_</w:t>
+      </w:r>
+      <w:proofErr w:type="gramStart"/>
+      <w:r>
+        <w:rPr>
+          <w:lang w:val="es-CO"/>
+        </w:rPr>
+        <w:t>id</w:t>
+      </w:r>
+      <w:proofErr w:type="spellEnd"/>
+      <w:r>
+        <w:rPr>
+          <w:lang w:val="es-CO"/>
+        </w:rPr>
+        <w:t>}/</w:t>
+      </w:r>
+      <w:proofErr w:type="gramEnd"/>
+      <w:r>
+        <w:rPr>
+          <w:lang w:val="es-CO"/>
+        </w:rPr>
+        <w:t xml:space="preserve">perfiles </w:t>
       </w:r>
     </w:p>
     <w:p>
@@ -2610,16 +4110,51 @@
           <w:ilvl w:val="0"/>
           <w:numId w:val="12"/>
         </w:numPr>
-      </w:pPr>
-      <w:r>
-        <w:rPr>
-          <w:b/>
-          <w:bCs/>
+        <w:rPr>
+          <w:lang w:val="es-CO"/>
+        </w:rPr>
+      </w:pPr>
+      <w:r>
+        <w:rPr>
+          <w:b/>
+          <w:bCs/>
+          <w:lang w:val="es-CO"/>
         </w:rPr>
         <w:t>Crear Perfil:</w:t>
       </w:r>
       <w:r>
-        <w:t xml:space="preserve"> POST /api/v1/seguridad/empresas/{empresa_id}/perfiles </w:t>
+        <w:rPr>
+          <w:lang w:val="es-CO"/>
+        </w:rPr>
+        <w:t xml:space="preserve"> POST /api/v1/seguridad/empresas/{</w:t>
+      </w:r>
+      <w:proofErr w:type="spellStart"/>
+      <w:r>
+        <w:rPr>
+          <w:lang w:val="es-CO"/>
+        </w:rPr>
+        <w:t>empresa_</w:t>
+      </w:r>
+      <w:proofErr w:type="gramStart"/>
+      <w:r>
+        <w:rPr>
+          <w:lang w:val="es-CO"/>
+        </w:rPr>
+        <w:t>id</w:t>
+      </w:r>
+      <w:proofErr w:type="spellEnd"/>
+      <w:r>
+        <w:rPr>
+          <w:lang w:val="es-CO"/>
+        </w:rPr>
+        <w:t>}/</w:t>
+      </w:r>
+      <w:proofErr w:type="gramEnd"/>
+      <w:r>
+        <w:rPr>
+          <w:lang w:val="es-CO"/>
+        </w:rPr>
+        <w:t xml:space="preserve">perfiles </w:t>
       </w:r>
     </w:p>
     <w:p>
@@ -2628,16 +4163,65 @@
           <w:ilvl w:val="0"/>
           <w:numId w:val="12"/>
         </w:numPr>
-      </w:pPr>
-      <w:r>
-        <w:rPr>
-          <w:b/>
-          <w:bCs/>
+        <w:rPr>
+          <w:lang w:val="es-CO"/>
+        </w:rPr>
+      </w:pPr>
+      <w:r>
+        <w:rPr>
+          <w:b/>
+          <w:bCs/>
+          <w:lang w:val="es-CO"/>
         </w:rPr>
         <w:t>Actualizar:</w:t>
       </w:r>
       <w:r>
-        <w:t xml:space="preserve"> PUT /api/v1/seguridad/empresas/{empresa_id}/perfiles/{perfil_id} </w:t>
+        <w:rPr>
+          <w:lang w:val="es-CO"/>
+        </w:rPr>
+        <w:t xml:space="preserve"> PUT /api/v1/seguridad/empresas/{</w:t>
+      </w:r>
+      <w:proofErr w:type="spellStart"/>
+      <w:r>
+        <w:rPr>
+          <w:lang w:val="es-CO"/>
+        </w:rPr>
+        <w:t>empresa_</w:t>
+      </w:r>
+      <w:proofErr w:type="gramStart"/>
+      <w:r>
+        <w:rPr>
+          <w:lang w:val="es-CO"/>
+        </w:rPr>
+        <w:t>id</w:t>
+      </w:r>
+      <w:proofErr w:type="spellEnd"/>
+      <w:r>
+        <w:rPr>
+          <w:lang w:val="es-CO"/>
+        </w:rPr>
+        <w:t>}/</w:t>
+      </w:r>
+      <w:proofErr w:type="gramEnd"/>
+      <w:r>
+        <w:rPr>
+          <w:lang w:val="es-CO"/>
+        </w:rPr>
+        <w:t>perfiles/{</w:t>
+      </w:r>
+      <w:proofErr w:type="spellStart"/>
+      <w:r>
+        <w:rPr>
+          <w:lang w:val="es-CO"/>
+        </w:rPr>
+        <w:t>perfil_id</w:t>
+      </w:r>
+      <w:proofErr w:type="spellEnd"/>
+      <w:r>
+        <w:rPr>
+          <w:lang w:val="es-CO"/>
+        </w:rPr>
+        <w:t xml:space="preserve">} </w:t>
       </w:r>
     </w:p>
     <w:p>
@@ -2646,151 +4230,438 @@
           <w:ilvl w:val="0"/>
           <w:numId w:val="12"/>
         </w:numPr>
-      </w:pPr>
-      <w:r>
-        <w:rPr>
-          <w:b/>
-          <w:bCs/>
+        <w:rPr>
+          <w:lang w:val="es-CO"/>
+        </w:rPr>
+      </w:pPr>
+      <w:r>
+        <w:rPr>
+          <w:b/>
+          <w:bCs/>
+          <w:lang w:val="es-CO"/>
         </w:rPr>
         <w:t>Desactivar:</w:t>
       </w:r>
       <w:r>
-        <w:t xml:space="preserve"> DELETE /api/v1/seguridad/empresas/{empresa_id}/perfiles/{perfil_id} </w:t>
-      </w:r>
-    </w:p>
-    <w:p>
-      <w:pPr>
-        <w:rPr>
-          <w:b/>
-          <w:bCs/>
-        </w:rPr>
-      </w:pPr>
-      <w:r>
-        <w:rPr>
-          <w:b/>
-          <w:bCs/>
+        <w:rPr>
+          <w:lang w:val="es-CO"/>
+        </w:rPr>
+        <w:t xml:space="preserve"> DELETE /api/v1/seguridad/empresas/{</w:t>
+      </w:r>
+      <w:proofErr w:type="spellStart"/>
+      <w:r>
+        <w:rPr>
+          <w:lang w:val="es-CO"/>
+        </w:rPr>
+        <w:t>empresa_</w:t>
+      </w:r>
+      <w:proofErr w:type="gramStart"/>
+      <w:r>
+        <w:rPr>
+          <w:lang w:val="es-CO"/>
+        </w:rPr>
+        <w:t>id</w:t>
+      </w:r>
+      <w:proofErr w:type="spellEnd"/>
+      <w:r>
+        <w:rPr>
+          <w:lang w:val="es-CO"/>
+        </w:rPr>
+        <w:t>}/</w:t>
+      </w:r>
+      <w:proofErr w:type="gramEnd"/>
+      <w:r>
+        <w:rPr>
+          <w:lang w:val="es-CO"/>
+        </w:rPr>
+        <w:t>perfiles/{</w:t>
+      </w:r>
+      <w:proofErr w:type="spellStart"/>
+      <w:r>
+        <w:rPr>
+          <w:lang w:val="es-CO"/>
+        </w:rPr>
+        <w:t>perfil_id</w:t>
+      </w:r>
+      <w:proofErr w:type="spellEnd"/>
+      <w:r>
+        <w:rPr>
+          <w:lang w:val="es-CO"/>
+        </w:rPr>
+        <w:t xml:space="preserve">} </w:t>
+      </w:r>
+    </w:p>
+    <w:p>
+      <w:pPr>
+        <w:rPr>
+          <w:b/>
+          <w:bCs/>
+          <w:lang w:val="es-CO"/>
+        </w:rPr>
+      </w:pPr>
+      <w:r>
+        <w:rPr>
+          <w:b/>
+          <w:bCs/>
+          <w:lang w:val="es-CO"/>
         </w:rPr>
         <w:t>2. El Objeto de Permisos (JSON)</w:t>
       </w:r>
     </w:p>
     <w:p>
-      <w:r>
+      <w:pPr>
+        <w:rPr>
+          <w:lang w:val="es-CO"/>
+        </w:rPr>
+      </w:pPr>
+      <w:r>
+        <w:rPr>
+          <w:lang w:val="es-CO"/>
+        </w:rPr>
         <w:t xml:space="preserve">Para el </w:t>
       </w:r>
       <w:r>
         <w:rPr>
           <w:b/>
           <w:bCs/>
+          <w:lang w:val="es-CO"/>
         </w:rPr>
         <w:t>Árbol de Permisos</w:t>
       </w:r>
       <w:r>
-        <w:t xml:space="preserve"> con checkboxes que solicita Gabriel Oliveros, el Backend espera y entrega un objeto JSON con este formato:</w:t>
-      </w:r>
-    </w:p>
-    <w:p>
-      <w:r>
+        <w:rPr>
+          <w:lang w:val="es-CO"/>
+        </w:rPr>
+        <w:t xml:space="preserve"> con </w:t>
+      </w:r>
+      <w:proofErr w:type="spellStart"/>
+      <w:r>
+        <w:rPr>
+          <w:lang w:val="es-CO"/>
+        </w:rPr>
+        <w:t>checkboxes</w:t>
+      </w:r>
+      <w:proofErr w:type="spellEnd"/>
+      <w:r>
+        <w:rPr>
+          <w:lang w:val="es-CO"/>
+        </w:rPr>
+        <w:t xml:space="preserve"> que solicita Gabriel Oliveros, el </w:t>
+      </w:r>
+      <w:proofErr w:type="spellStart"/>
+      <w:r>
+        <w:rPr>
+          <w:lang w:val="es-CO"/>
+        </w:rPr>
+        <w:t>Backend</w:t>
+      </w:r>
+      <w:proofErr w:type="spellEnd"/>
+      <w:r>
+        <w:rPr>
+          <w:lang w:val="es-CO"/>
+        </w:rPr>
+        <w:t xml:space="preserve"> espera y entrega un objeto JSON con este formato:</w:t>
+      </w:r>
+    </w:p>
+    <w:p>
+      <w:pPr>
+        <w:rPr>
+          <w:lang w:val="es-CO"/>
+        </w:rPr>
+      </w:pPr>
+      <w:r>
+        <w:rPr>
+          <w:lang w:val="es-CO"/>
+        </w:rPr>
         <w:t>JSON</w:t>
       </w:r>
     </w:p>
     <w:p>
-      <w:r>
+      <w:pPr>
+        <w:rPr>
+          <w:lang w:val="es-CO"/>
+        </w:rPr>
+      </w:pPr>
+      <w:r>
+        <w:rPr>
+          <w:lang w:val="es-CO"/>
+        </w:rPr>
         <w:t>{</w:t>
       </w:r>
     </w:p>
     <w:p>
-      <w:r>
+      <w:pPr>
+        <w:rPr>
+          <w:lang w:val="es-CO"/>
+        </w:rPr>
+      </w:pPr>
+      <w:r>
+        <w:rPr>
+          <w:lang w:val="es-CO"/>
+        </w:rPr>
         <w:t xml:space="preserve">  "nombre": "Analista de Inventarios",</w:t>
       </w:r>
     </w:p>
     <w:p>
-      <w:r>
+      <w:pPr>
+        <w:rPr>
+          <w:lang w:val="es-CO"/>
+        </w:rPr>
+      </w:pPr>
+      <w:r>
+        <w:rPr>
+          <w:lang w:val="es-CO"/>
+        </w:rPr>
         <w:lastRenderedPageBreak/>
-        <w:t xml:space="preserve">  "descripcion": "Acceso limitado a bodega y reportes",</w:t>
-      </w:r>
-    </w:p>
-    <w:p>
-      <w:r>
-        <w:t xml:space="preserve">  "empresa_id": "MED-BOG-01",</w:t>
-      </w:r>
-    </w:p>
-    <w:p>
-      <w:r>
+        <w:t xml:space="preserve">  "</w:t>
+      </w:r>
+      <w:proofErr w:type="spellStart"/>
+      <w:r>
+        <w:rPr>
+          <w:lang w:val="es-CO"/>
+        </w:rPr>
+        <w:t>descripcion</w:t>
+      </w:r>
+      <w:proofErr w:type="spellEnd"/>
+      <w:r>
+        <w:rPr>
+          <w:lang w:val="es-CO"/>
+        </w:rPr>
+        <w:t>": "Acceso limitado a bodega y reportes",</w:t>
+      </w:r>
+    </w:p>
+    <w:p>
+      <w:pPr>
+        <w:rPr>
+          <w:lang w:val="es-CO"/>
+        </w:rPr>
+      </w:pPr>
+      <w:r>
+        <w:rPr>
+          <w:lang w:val="es-CO"/>
+        </w:rPr>
+        <w:t xml:space="preserve">  "</w:t>
+      </w:r>
+      <w:proofErr w:type="spellStart"/>
+      <w:r>
+        <w:rPr>
+          <w:lang w:val="es-CO"/>
+        </w:rPr>
+        <w:t>empresa_id</w:t>
+      </w:r>
+      <w:proofErr w:type="spellEnd"/>
+      <w:r>
+        <w:rPr>
+          <w:lang w:val="es-CO"/>
+        </w:rPr>
+        <w:t>": "MED-BOG-01",</w:t>
+      </w:r>
+    </w:p>
+    <w:p>
+      <w:pPr>
+        <w:rPr>
+          <w:lang w:val="es-CO"/>
+        </w:rPr>
+      </w:pPr>
+      <w:r>
+        <w:rPr>
+          <w:lang w:val="es-CO"/>
+        </w:rPr>
         <w:t xml:space="preserve">  "permisos": {</w:t>
       </w:r>
     </w:p>
     <w:p>
-      <w:r>
+      <w:pPr>
+        <w:rPr>
+          <w:lang w:val="es-CO"/>
+        </w:rPr>
+      </w:pPr>
+      <w:r>
+        <w:rPr>
+          <w:lang w:val="es-CO"/>
+        </w:rPr>
         <w:t xml:space="preserve">    "inventarios": {</w:t>
       </w:r>
     </w:p>
     <w:p>
-      <w:r>
+      <w:pPr>
+        <w:rPr>
+          <w:lang w:val="es-CO"/>
+        </w:rPr>
+      </w:pPr>
+      <w:r>
+        <w:rPr>
+          <w:lang w:val="es-CO"/>
+        </w:rPr>
         <w:t xml:space="preserve">      "consultar": true,</w:t>
       </w:r>
     </w:p>
     <w:p>
-      <w:r>
+      <w:pPr>
+        <w:rPr>
+          <w:lang w:val="es-CO"/>
+        </w:rPr>
+      </w:pPr>
+      <w:r>
+        <w:rPr>
+          <w:lang w:val="es-CO"/>
+        </w:rPr>
         <w:t xml:space="preserve">      "crear": true,</w:t>
       </w:r>
     </w:p>
     <w:p>
-      <w:r>
+      <w:pPr>
+        <w:rPr>
+          <w:lang w:val="es-CO"/>
+        </w:rPr>
+      </w:pPr>
+      <w:r>
+        <w:rPr>
+          <w:lang w:val="es-CO"/>
+        </w:rPr>
         <w:t xml:space="preserve">      "editar": false,</w:t>
       </w:r>
     </w:p>
     <w:p>
-      <w:r>
+      <w:pPr>
+        <w:rPr>
+          <w:lang w:val="es-CO"/>
+        </w:rPr>
+      </w:pPr>
+      <w:r>
+        <w:rPr>
+          <w:lang w:val="es-CO"/>
+        </w:rPr>
         <w:t xml:space="preserve">      "exportar": true</w:t>
       </w:r>
     </w:p>
     <w:p>
-      <w:r>
+      <w:pPr>
+        <w:rPr>
+          <w:lang w:val="es-CO"/>
+        </w:rPr>
+      </w:pPr>
+      <w:r>
+        <w:rPr>
+          <w:lang w:val="es-CO"/>
+        </w:rPr>
         <w:t xml:space="preserve">    },</w:t>
       </w:r>
     </w:p>
     <w:p>
-      <w:r>
+      <w:pPr>
+        <w:rPr>
+          <w:lang w:val="es-CO"/>
+        </w:rPr>
+      </w:pPr>
+      <w:r>
+        <w:rPr>
+          <w:lang w:val="es-CO"/>
+        </w:rPr>
         <w:t xml:space="preserve">    "compras": {</w:t>
       </w:r>
     </w:p>
     <w:p>
-      <w:r>
+      <w:pPr>
+        <w:rPr>
+          <w:lang w:val="es-CO"/>
+        </w:rPr>
+      </w:pPr>
+      <w:r>
+        <w:rPr>
+          <w:lang w:val="es-CO"/>
+        </w:rPr>
         <w:t xml:space="preserve">      "consultar": true,</w:t>
       </w:r>
     </w:p>
     <w:p>
-      <w:r>
+      <w:pPr>
+        <w:rPr>
+          <w:lang w:val="es-CO"/>
+        </w:rPr>
+      </w:pPr>
+      <w:r>
+        <w:rPr>
+          <w:lang w:val="es-CO"/>
+        </w:rPr>
         <w:t xml:space="preserve">      "crear": false,</w:t>
       </w:r>
     </w:p>
     <w:p>
-      <w:r>
+      <w:pPr>
+        <w:rPr>
+          <w:lang w:val="es-CO"/>
+        </w:rPr>
+      </w:pPr>
+      <w:r>
+        <w:rPr>
+          <w:lang w:val="es-CO"/>
+        </w:rPr>
         <w:t xml:space="preserve">      "editar": false,</w:t>
       </w:r>
     </w:p>
     <w:p>
-      <w:r>
+      <w:pPr>
+        <w:rPr>
+          <w:lang w:val="es-CO"/>
+        </w:rPr>
+      </w:pPr>
+      <w:r>
+        <w:rPr>
+          <w:lang w:val="es-CO"/>
+        </w:rPr>
         <w:t xml:space="preserve">      "exportar": false</w:t>
       </w:r>
     </w:p>
     <w:p>
-      <w:r>
+      <w:pPr>
+        <w:rPr>
+          <w:lang w:val="es-CO"/>
+        </w:rPr>
+      </w:pPr>
+      <w:r>
+        <w:rPr>
+          <w:lang w:val="es-CO"/>
+        </w:rPr>
         <w:t xml:space="preserve">    }</w:t>
       </w:r>
     </w:p>
     <w:p>
-      <w:r>
+      <w:pPr>
+        <w:rPr>
+          <w:lang w:val="es-CO"/>
+        </w:rPr>
+      </w:pPr>
+      <w:r>
+        <w:rPr>
+          <w:lang w:val="es-CO"/>
+        </w:rPr>
         <w:t xml:space="preserve">  },</w:t>
       </w:r>
     </w:p>
     <w:p>
-      <w:r>
+      <w:pPr>
+        <w:rPr>
+          <w:lang w:val="es-CO"/>
+        </w:rPr>
+      </w:pPr>
+      <w:r>
+        <w:rPr>
+          <w:lang w:val="es-CO"/>
+        </w:rPr>
         <w:t xml:space="preserve">  "estado": true</w:t>
       </w:r>
     </w:p>
     <w:p>
-      <w:r>
+      <w:pPr>
+        <w:rPr>
+          <w:lang w:val="es-CO"/>
+        </w:rPr>
+      </w:pPr>
+      <w:r>
+        <w:rPr>
+          <w:lang w:val="es-CO"/>
+        </w:rPr>
         <w:t>}</w:t>
       </w:r>
     </w:p>
@@ -2799,12 +4670,14 @@
         <w:rPr>
           <w:b/>
           <w:bCs/>
-        </w:rPr>
-      </w:pPr>
-      <w:r>
-        <w:rPr>
-          <w:b/>
-          <w:bCs/>
+          <w:lang w:val="es-CO"/>
+        </w:rPr>
+      </w:pPr>
+      <w:r>
+        <w:rPr>
+          <w:b/>
+          <w:bCs/>
+          <w:lang w:val="es-CO"/>
         </w:rPr>
         <w:t>3. Reglas de Negocio a Considerar en el Front</w:t>
       </w:r>
@@ -2815,25 +4688,36 @@
           <w:ilvl w:val="0"/>
           <w:numId w:val="13"/>
         </w:numPr>
-      </w:pPr>
-      <w:r>
-        <w:rPr>
-          <w:b/>
-          <w:bCs/>
+        <w:rPr>
+          <w:lang w:val="es-CO"/>
+        </w:rPr>
+      </w:pPr>
+      <w:r>
+        <w:rPr>
+          <w:b/>
+          <w:bCs/>
+          <w:lang w:val="es-CO"/>
         </w:rPr>
         <w:t>Validación de Nombre:</w:t>
       </w:r>
       <w:r>
+        <w:rPr>
+          <w:lang w:val="es-CO"/>
+        </w:rPr>
         <w:t xml:space="preserve"> El sistema validará que el nombre del perfil sea único </w:t>
       </w:r>
       <w:r>
         <w:rPr>
           <w:b/>
           <w:bCs/>
+          <w:lang w:val="es-CO"/>
         </w:rPr>
         <w:t>solo dentro de la empresa activa</w:t>
       </w:r>
       <w:r>
+        <w:rPr>
+          <w:lang w:val="es-CO"/>
+        </w:rPr>
         <w:t>.</w:t>
       </w:r>
     </w:p>
@@ -2843,16 +4727,51 @@
           <w:ilvl w:val="0"/>
           <w:numId w:val="13"/>
         </w:numPr>
-      </w:pPr>
-      <w:r>
-        <w:rPr>
-          <w:b/>
-          <w:bCs/>
+        <w:rPr>
+          <w:lang w:val="es-CO"/>
+        </w:rPr>
+      </w:pPr>
+      <w:r>
+        <w:rPr>
+          <w:b/>
+          <w:bCs/>
+          <w:lang w:val="es-CO"/>
         </w:rPr>
         <w:t>Estado Booleano:</w:t>
       </w:r>
       <w:r>
-        <w:t xml:space="preserve"> A diferencia de Roles (que usa strings), Perfiles usa un Boolean para el campo estado.</w:t>
+        <w:rPr>
+          <w:lang w:val="es-CO"/>
+        </w:rPr>
+        <w:t xml:space="preserve"> A diferencia de Roles (que usa </w:t>
+      </w:r>
+      <w:proofErr w:type="spellStart"/>
+      <w:r>
+        <w:rPr>
+          <w:lang w:val="es-CO"/>
+        </w:rPr>
+        <w:t>strings</w:t>
+      </w:r>
+      <w:proofErr w:type="spellEnd"/>
+      <w:r>
+        <w:rPr>
+          <w:lang w:val="es-CO"/>
+        </w:rPr>
+        <w:t xml:space="preserve">), Perfiles usa un </w:t>
+      </w:r>
+      <w:proofErr w:type="spellStart"/>
+      <w:r>
+        <w:rPr>
+          <w:lang w:val="es-CO"/>
+        </w:rPr>
+        <w:t>Boolean</w:t>
+      </w:r>
+      <w:proofErr w:type="spellEnd"/>
+      <w:r>
+        <w:rPr>
+          <w:lang w:val="es-CO"/>
+        </w:rPr>
+        <w:t xml:space="preserve"> para el campo estado.</w:t>
       </w:r>
     </w:p>
     <w:p>
@@ -2861,16 +4780,37 @@
           <w:ilvl w:val="0"/>
           <w:numId w:val="13"/>
         </w:numPr>
-      </w:pPr>
-      <w:r>
-        <w:rPr>
-          <w:b/>
-          <w:bCs/>
+        <w:rPr>
+          <w:lang w:val="es-CO"/>
+        </w:rPr>
+      </w:pPr>
+      <w:r>
+        <w:rPr>
+          <w:b/>
+          <w:bCs/>
+          <w:lang w:val="es-CO"/>
         </w:rPr>
         <w:t>No Eliminación:</w:t>
       </w:r>
       <w:r>
-        <w:t xml:space="preserve"> El método DELETE no borra el registro; simplemente setea el estado a false para mantener la trazabilidad.</w:t>
+        <w:rPr>
+          <w:lang w:val="es-CO"/>
+        </w:rPr>
+        <w:t xml:space="preserve"> El método DELETE no borra el registro; simplemente </w:t>
+      </w:r>
+      <w:proofErr w:type="spellStart"/>
+      <w:r>
+        <w:rPr>
+          <w:lang w:val="es-CO"/>
+        </w:rPr>
+        <w:t>setea</w:t>
+      </w:r>
+      <w:proofErr w:type="spellEnd"/>
+      <w:r>
+        <w:rPr>
+          <w:lang w:val="es-CO"/>
+        </w:rPr>
+        <w:t xml:space="preserve"> el estado a false para mantener la trazabilidad.</w:t>
       </w:r>
     </w:p>
     <w:p>
@@ -2879,35 +4819,50 @@
           <w:ilvl w:val="0"/>
           <w:numId w:val="13"/>
         </w:numPr>
-      </w:pPr>
-      <w:r>
-        <w:rPr>
-          <w:b/>
-          <w:bCs/>
+        <w:rPr>
+          <w:lang w:val="es-CO"/>
+        </w:rPr>
+      </w:pPr>
+      <w:r>
+        <w:rPr>
+          <w:b/>
+          <w:bCs/>
+          <w:lang w:val="es-CO"/>
         </w:rPr>
         <w:t>Longitudes:</w:t>
       </w:r>
       <w:r>
+        <w:rPr>
+          <w:lang w:val="es-CO"/>
+        </w:rPr>
         <w:t xml:space="preserve"> El nombre del perfil tiene un máximo de </w:t>
       </w:r>
       <w:r>
         <w:rPr>
           <w:b/>
           <w:bCs/>
+          <w:lang w:val="es-CO"/>
         </w:rPr>
         <w:t>100 caracteres</w:t>
       </w:r>
       <w:r>
+        <w:rPr>
+          <w:lang w:val="es-CO"/>
+        </w:rPr>
         <w:t xml:space="preserve"> y la descripción </w:t>
       </w:r>
       <w:r>
         <w:rPr>
           <w:b/>
           <w:bCs/>
+          <w:lang w:val="es-CO"/>
         </w:rPr>
         <w:t>300</w:t>
       </w:r>
       <w:r>
+        <w:rPr>
+          <w:lang w:val="es-CO"/>
+        </w:rPr>
         <w:t>.</w:t>
       </w:r>
     </w:p>
@@ -2916,32 +4871,1047 @@
         <w:rPr>
           <w:b/>
           <w:bCs/>
-        </w:rPr>
-      </w:pPr>
-      <w:r>
-        <w:rPr>
-          <w:b/>
-          <w:bCs/>
+          <w:lang w:val="es-CO"/>
+        </w:rPr>
+      </w:pPr>
+      <w:r>
+        <w:rPr>
+          <w:b/>
+          <w:bCs/>
+          <w:lang w:val="es-CO"/>
         </w:rPr>
         <w:lastRenderedPageBreak/>
         <w:t>4. Datos de Salida para las Tablas</w:t>
       </w:r>
     </w:p>
     <w:p>
-      <w:r>
-        <w:t>Al realizar un GET, recibirás los campos id (perfilId), nombre, permisos, empresa_id y estado.</w:t>
+      <w:pPr>
+        <w:rPr>
+          <w:lang w:val="es-CO"/>
+        </w:rPr>
+      </w:pPr>
+      <w:r>
+        <w:rPr>
+          <w:lang w:val="es-CO"/>
+        </w:rPr>
+        <w:t>Al realizar un GET, recibirás los campos id (</w:t>
+      </w:r>
+      <w:proofErr w:type="spellStart"/>
+      <w:r>
+        <w:rPr>
+          <w:lang w:val="es-CO"/>
+        </w:rPr>
+        <w:t>perfilId</w:t>
+      </w:r>
+      <w:proofErr w:type="spellEnd"/>
+      <w:r>
+        <w:rPr>
+          <w:lang w:val="es-CO"/>
+        </w:rPr>
+        <w:t xml:space="preserve">), nombre, permisos, </w:t>
+      </w:r>
+      <w:proofErr w:type="spellStart"/>
+      <w:r>
+        <w:rPr>
+          <w:lang w:val="es-CO"/>
+        </w:rPr>
+        <w:t>empresa_id</w:t>
+      </w:r>
+      <w:proofErr w:type="spellEnd"/>
+      <w:r>
+        <w:rPr>
+          <w:lang w:val="es-CO"/>
+        </w:rPr>
+        <w:t xml:space="preserve"> y estado.</w:t>
       </w:r>
     </w:p>
     <w:p>
       <w:r>
         <w:pict w14:anchorId="3070F78A">
-          <v:rect id="_x0000_i1043" style="width:0;height:1.5pt" o:hralign="center" o:hrstd="t" o:hrnoshade="t" o:hr="t" fillcolor="gray" stroked="f"/>
+          <v:rect id="_x0000_i1031" style="width:0;height:1.5pt" o:hralign="center" o:hrstd="t" o:hrnoshade="t" o:hr="t" fillcolor="gray" stroked="f"/>
         </w:pict>
       </w:r>
     </w:p>
     <w:p>
-      <w:r>
+      <w:pPr>
+        <w:rPr>
+          <w:lang w:val="es-CO"/>
+        </w:rPr>
+      </w:pPr>
+      <w:r>
+        <w:rPr>
+          <w:lang w:val="es-CO"/>
+        </w:rPr>
         <w:t>¿Necesitas que detallemos algún flujo adicional para la asignación de estos perfiles a los usuarios (HU-011)?</w:t>
+      </w:r>
+    </w:p>
+    <w:p>
+      <w:pPr>
+        <w:rPr>
+          <w:sz w:val="48"/>
+          <w:szCs w:val="48"/>
+          <w:lang w:val="es-CO"/>
+        </w:rPr>
+      </w:pPr>
+      <w:r>
+        <w:rPr>
+          <w:sz w:val="48"/>
+          <w:szCs w:val="48"/>
+          <w:lang w:val="es-CO"/>
+        </w:rPr>
+        <w:t>HU-016</w:t>
+      </w:r>
+    </w:p>
+    <w:p>
+      <w:pPr>
+        <w:rPr>
+          <w:lang w:val="es-CO"/>
+        </w:rPr>
+      </w:pPr>
+      <w:r>
+        <w:rPr>
+          <w:lang w:val="es-CO"/>
+        </w:rPr>
+        <w:t xml:space="preserve">Para explicarle el avance a Juan Camilo, es clave enfocarnos en que ya cerramos el </w:t>
+      </w:r>
+      <w:r>
+        <w:rPr>
+          <w:b/>
+          <w:bCs/>
+          <w:lang w:val="es-CO"/>
+        </w:rPr>
+        <w:t>ciclo de vida técnico</w:t>
+      </w:r>
+      <w:r>
+        <w:rPr>
+          <w:lang w:val="es-CO"/>
+        </w:rPr>
+        <w:t xml:space="preserve"> del producto. El sistema ya no solo "recibe" información, sino que tiene la capacidad de gestionarla, protegerla contra duplicados y auditar cada cambio.</w:t>
+      </w:r>
+    </w:p>
+    <w:p>
+      <w:pPr>
+        <w:rPr>
+          <w:lang w:val="es-CO"/>
+        </w:rPr>
+      </w:pPr>
+      <w:r>
+        <w:rPr>
+          <w:lang w:val="es-CO"/>
+        </w:rPr>
+        <w:t>Aquí tienes el resumen estructurado para él:</w:t>
+      </w:r>
+    </w:p>
+    <w:p>
+      <w:r>
+        <w:pict w14:anchorId="35B21E07">
+          <v:rect id="_x0000_i1050" style="width:0;height:1.5pt" o:hralign="center" o:hrstd="t" o:hrnoshade="t" o:hr="t" fillcolor="gray" stroked="f"/>
+        </w:pict>
+      </w:r>
+    </w:p>
+    <w:p>
+      <w:pPr>
+        <w:rPr>
+          <w:b/>
+          <w:bCs/>
+          <w:lang w:val="es-CO"/>
+        </w:rPr>
+      </w:pPr>
+      <w:r>
+        <w:rPr>
+          <w:rFonts w:ascii="Segoe UI Emoji" w:hAnsi="Segoe UI Emoji" w:cs="Segoe UI Emoji"/>
+          <w:b/>
+          <w:bCs/>
+        </w:rPr>
+        <w:t>🟢</w:t>
+      </w:r>
+      <w:r>
+        <w:rPr>
+          <w:b/>
+          <w:bCs/>
+          <w:lang w:val="es-CO"/>
+        </w:rPr>
+        <w:t xml:space="preserve"> Informe de Avance: Módulo de Inventario (HU-016)</w:t>
+      </w:r>
+    </w:p>
+    <w:p>
+      <w:pPr>
+        <w:rPr>
+          <w:lang w:val="es-CO"/>
+        </w:rPr>
+      </w:pPr>
+      <w:r>
+        <w:rPr>
+          <w:b/>
+          <w:bCs/>
+          <w:lang w:val="es-CO"/>
+        </w:rPr>
+        <w:t>Estado:</w:t>
+      </w:r>
+      <w:r>
+        <w:rPr>
+          <w:lang w:val="es-CO"/>
+        </w:rPr>
+        <w:t xml:space="preserve"> Finalizado el núcleo del CRUD (Crear, Leer, Actualizar, Borrar).</w:t>
+      </w:r>
+    </w:p>
+    <w:p>
+      <w:pPr>
+        <w:rPr>
+          <w:b/>
+          <w:bCs/>
+          <w:lang w:val="es-CO"/>
+        </w:rPr>
+      </w:pPr>
+      <w:r>
+        <w:rPr>
+          <w:b/>
+          <w:bCs/>
+          <w:lang w:val="es-CO"/>
+        </w:rPr>
+        <w:t>1. Robustez en el Registro (POST)</w:t>
+      </w:r>
+    </w:p>
+    <w:p>
+      <w:pPr>
+        <w:rPr>
+          <w:lang w:val="es-CO"/>
+        </w:rPr>
+      </w:pPr>
+      <w:r>
+        <w:rPr>
+          <w:lang w:val="es-CO"/>
+        </w:rPr>
+        <w:t xml:space="preserve">Hemos superado los bloqueos técnicos de la base de datos (permisos de esquemas y secuencias). El sistema ahora valida automáticamente que no se dupliquen </w:t>
+      </w:r>
+      <w:proofErr w:type="spellStart"/>
+      <w:r>
+        <w:rPr>
+          <w:lang w:val="es-CO"/>
+        </w:rPr>
+        <w:t>SKUs</w:t>
+      </w:r>
+      <w:proofErr w:type="spellEnd"/>
+      <w:r>
+        <w:rPr>
+          <w:lang w:val="es-CO"/>
+        </w:rPr>
+        <w:t xml:space="preserve"> por empresa, devolviendo un error claro si el usuario intenta registrar algo que ya existe.</w:t>
+      </w:r>
+    </w:p>
+    <w:p>
+      <w:pPr>
+        <w:rPr>
+          <w:b/>
+          <w:bCs/>
+        </w:rPr>
+      </w:pPr>
+      <w:r>
+        <w:rPr>
+          <w:b/>
+          <w:bCs/>
+        </w:rPr>
+        <w:t xml:space="preserve">2. </w:t>
+      </w:r>
+      <w:proofErr w:type="spellStart"/>
+      <w:r>
+        <w:rPr>
+          <w:b/>
+          <w:bCs/>
+        </w:rPr>
+        <w:t>Gestión</w:t>
+      </w:r>
+      <w:proofErr w:type="spellEnd"/>
+      <w:r>
+        <w:rPr>
+          <w:b/>
+          <w:bCs/>
+        </w:rPr>
+        <w:t xml:space="preserve"> Flexible (PATCH &amp; GET)</w:t>
+      </w:r>
+    </w:p>
+    <w:p>
+      <w:pPr>
+        <w:numPr>
+          <w:ilvl w:val="0"/>
+          <w:numId w:val="14"/>
+        </w:numPr>
+        <w:rPr>
+          <w:lang w:val="es-CO"/>
+        </w:rPr>
+      </w:pPr>
+      <w:r>
+        <w:rPr>
+          <w:b/>
+          <w:bCs/>
+          <w:lang w:val="es-CO"/>
+        </w:rPr>
+        <w:t>Actualización Inteligente:</w:t>
+      </w:r>
+      <w:r>
+        <w:rPr>
+          <w:lang w:val="es-CO"/>
+        </w:rPr>
+        <w:t xml:space="preserve"> Implementamos el </w:t>
+      </w:r>
+      <w:proofErr w:type="spellStart"/>
+      <w:r>
+        <w:rPr>
+          <w:lang w:val="es-CO"/>
+        </w:rPr>
+        <w:t>ProductoUpdate</w:t>
+      </w:r>
+      <w:proofErr w:type="spellEnd"/>
+      <w:r>
+        <w:rPr>
+          <w:lang w:val="es-CO"/>
+        </w:rPr>
+        <w:t>. Esto permite que si Juan Camilo solo quiere cambiar el precio de un jugo, el sistema solo actualice ese campo sin pedirle que llene todo el formulario de nuevo.</w:t>
+      </w:r>
+    </w:p>
+    <w:p>
+      <w:pPr>
+        <w:numPr>
+          <w:ilvl w:val="0"/>
+          <w:numId w:val="14"/>
+        </w:numPr>
+        <w:rPr>
+          <w:lang w:val="es-CO"/>
+        </w:rPr>
+      </w:pPr>
+      <w:r>
+        <w:rPr>
+          <w:b/>
+          <w:bCs/>
+          <w:lang w:val="es-CO"/>
+        </w:rPr>
+        <w:t>Consulta Eficiente:</w:t>
+      </w:r>
+      <w:r>
+        <w:rPr>
+          <w:lang w:val="es-CO"/>
+        </w:rPr>
+        <w:t xml:space="preserve"> Ya funcionan los filtros por </w:t>
+      </w:r>
+      <w:proofErr w:type="spellStart"/>
+      <w:r>
+        <w:rPr>
+          <w:lang w:val="es-CO"/>
+        </w:rPr>
+        <w:t>empresa_id</w:t>
+      </w:r>
+      <w:proofErr w:type="spellEnd"/>
+      <w:r>
+        <w:rPr>
+          <w:lang w:val="es-CO"/>
+        </w:rPr>
+        <w:t xml:space="preserve"> para que cada cliente del ERP vea únicamente sus propios productos.</w:t>
+      </w:r>
+    </w:p>
+    <w:p>
+      <w:pPr>
+        <w:rPr>
+          <w:b/>
+          <w:bCs/>
+          <w:lang w:val="es-CO"/>
+        </w:rPr>
+      </w:pPr>
+      <w:r>
+        <w:rPr>
+          <w:b/>
+          <w:bCs/>
+          <w:lang w:val="es-CO"/>
+        </w:rPr>
+        <w:t>3. Blindaje de Auditoría (El "Vigilante")</w:t>
+      </w:r>
+    </w:p>
+    <w:p>
+      <w:pPr>
+        <w:rPr>
+          <w:lang w:val="es-CO"/>
+        </w:rPr>
+      </w:pPr>
+      <w:r>
+        <w:rPr>
+          <w:lang w:val="es-CO"/>
+        </w:rPr>
+        <w:t xml:space="preserve">Cada movimiento queda registrado en la tabla </w:t>
+      </w:r>
+      <w:proofErr w:type="spellStart"/>
+      <w:r>
+        <w:rPr>
+          <w:lang w:val="es-CO"/>
+        </w:rPr>
+        <w:t>seguridad.auditoria</w:t>
+      </w:r>
+      <w:proofErr w:type="spellEnd"/>
+      <w:r>
+        <w:rPr>
+          <w:lang w:val="es-CO"/>
+        </w:rPr>
+        <w:t>.</w:t>
+      </w:r>
+    </w:p>
+    <w:p>
+      <w:pPr>
+        <w:numPr>
+          <w:ilvl w:val="0"/>
+          <w:numId w:val="15"/>
+        </w:numPr>
+        <w:rPr>
+          <w:lang w:val="es-CO"/>
+        </w:rPr>
+      </w:pPr>
+      <w:r>
+        <w:rPr>
+          <w:lang w:val="es-CO"/>
+        </w:rPr>
+        <w:t>Se corrigió el error de los decimales (</w:t>
+      </w:r>
+      <w:r>
+        <w:rPr>
+          <w:b/>
+          <w:bCs/>
+          <w:lang w:val="es-CO"/>
+        </w:rPr>
+        <w:t xml:space="preserve">Decimal </w:t>
+      </w:r>
+      <w:proofErr w:type="spellStart"/>
+      <w:r>
+        <w:rPr>
+          <w:b/>
+          <w:bCs/>
+          <w:lang w:val="es-CO"/>
+        </w:rPr>
+        <w:t>Type</w:t>
+      </w:r>
+      <w:proofErr w:type="spellEnd"/>
+      <w:r>
+        <w:rPr>
+          <w:b/>
+          <w:bCs/>
+          <w:lang w:val="es-CO"/>
+        </w:rPr>
+        <w:t xml:space="preserve"> Error</w:t>
+      </w:r>
+      <w:r>
+        <w:rPr>
+          <w:lang w:val="es-CO"/>
+        </w:rPr>
+        <w:t>). Ahora el sistema puede guardar precios y factores de conversión complejos convirtiéndolos automáticamente a un formato que la base de datos entiende.</w:t>
+      </w:r>
+    </w:p>
+    <w:p>
+      <w:pPr>
+        <w:numPr>
+          <w:ilvl w:val="0"/>
+          <w:numId w:val="15"/>
+        </w:numPr>
+        <w:rPr>
+          <w:lang w:val="es-CO"/>
+        </w:rPr>
+      </w:pPr>
+      <w:r>
+        <w:rPr>
+          <w:lang w:val="es-CO"/>
+        </w:rPr>
+        <w:lastRenderedPageBreak/>
+        <w:t>En cada actualización, guardamos la "foto" de cómo estaba el producto antes y cómo quedó después.</w:t>
+      </w:r>
+    </w:p>
+    <w:p>
+      <w:r>
+        <w:pict w14:anchorId="0D36B54F">
+          <v:rect id="_x0000_i1051" style="width:0;height:1.5pt" o:hralign="center" o:hrstd="t" o:hrnoshade="t" o:hr="t" fillcolor="gray" stroked="f"/>
+        </w:pict>
+      </w:r>
+    </w:p>
+    <w:p>
+      <w:pPr>
+        <w:rPr>
+          <w:b/>
+          <w:bCs/>
+          <w:lang w:val="es-CO"/>
+        </w:rPr>
+      </w:pPr>
+      <w:r>
+        <w:rPr>
+          <w:rFonts w:ascii="Segoe UI Emoji" w:hAnsi="Segoe UI Emoji" w:cs="Segoe UI Emoji"/>
+          <w:b/>
+          <w:bCs/>
+        </w:rPr>
+        <w:t>🛠️</w:t>
+      </w:r>
+      <w:r>
+        <w:rPr>
+          <w:b/>
+          <w:bCs/>
+          <w:lang w:val="es-CO"/>
+        </w:rPr>
+        <w:t xml:space="preserve"> Lo que ya puede probar Juan Camilo:</w:t>
+      </w:r>
+    </w:p>
+    <w:tbl>
+      <w:tblPr>
+        <w:tblW w:w="0" w:type="auto"/>
+        <w:tblCellSpacing w:w="15" w:type="dxa"/>
+        <w:tblCellMar>
+          <w:left w:w="0" w:type="dxa"/>
+          <w:right w:w="0" w:type="dxa"/>
+        </w:tblCellMar>
+        <w:tblLook w:val="04A0" w:firstRow="1" w:lastRow="0" w:firstColumn="1" w:lastColumn="0" w:noHBand="0" w:noVBand="1"/>
+      </w:tblPr>
+      <w:tblGrid>
+        <w:gridCol w:w="1393"/>
+        <w:gridCol w:w="2597"/>
+        <w:gridCol w:w="5354"/>
+      </w:tblGrid>
+      <w:tr>
+        <w:trPr>
+          <w:tblHeader/>
+          <w:tblCellSpacing w:w="15" w:type="dxa"/>
+        </w:trPr>
+        <w:tc>
+          <w:tcPr>
+            <w:tcW w:w="0" w:type="auto"/>
+            <w:tcBorders>
+              <w:top w:val="single" w:sz="6" w:space="0" w:color="auto"/>
+              <w:left w:val="single" w:sz="6" w:space="0" w:color="auto"/>
+              <w:bottom w:val="single" w:sz="6" w:space="0" w:color="auto"/>
+              <w:right w:val="single" w:sz="6" w:space="0" w:color="auto"/>
+            </w:tcBorders>
+            <w:tcMar>
+              <w:top w:w="240" w:type="dxa"/>
+              <w:left w:w="0" w:type="dxa"/>
+              <w:bottom w:w="240" w:type="dxa"/>
+              <w:right w:w="180" w:type="dxa"/>
+            </w:tcMar>
+            <w:vAlign w:val="center"/>
+            <w:hideMark/>
+          </w:tcPr>
+          <w:p>
+            <w:proofErr w:type="spellStart"/>
+            <w:r>
+              <w:rPr>
+                <w:b/>
+                <w:bCs/>
+              </w:rPr>
+              <w:t>Operación</w:t>
+            </w:r>
+            <w:proofErr w:type="spellEnd"/>
+          </w:p>
+        </w:tc>
+        <w:tc>
+          <w:tcPr>
+            <w:tcW w:w="0" w:type="auto"/>
+            <w:tcBorders>
+              <w:top w:val="single" w:sz="6" w:space="0" w:color="auto"/>
+              <w:left w:val="single" w:sz="6" w:space="0" w:color="auto"/>
+              <w:bottom w:val="single" w:sz="6" w:space="0" w:color="auto"/>
+              <w:right w:val="single" w:sz="6" w:space="0" w:color="auto"/>
+            </w:tcBorders>
+            <w:tcMar>
+              <w:top w:w="240" w:type="dxa"/>
+              <w:left w:w="0" w:type="dxa"/>
+              <w:bottom w:w="240" w:type="dxa"/>
+              <w:right w:w="180" w:type="dxa"/>
+            </w:tcMar>
+            <w:vAlign w:val="center"/>
+            <w:hideMark/>
+          </w:tcPr>
+          <w:p>
+            <w:r>
+              <w:rPr>
+                <w:b/>
+                <w:bCs/>
+              </w:rPr>
+              <w:t>Endpoint</w:t>
+            </w:r>
+          </w:p>
+        </w:tc>
+        <w:tc>
+          <w:tcPr>
+            <w:tcW w:w="0" w:type="auto"/>
+            <w:tcBorders>
+              <w:top w:val="single" w:sz="6" w:space="0" w:color="auto"/>
+              <w:left w:val="single" w:sz="6" w:space="0" w:color="auto"/>
+              <w:bottom w:val="single" w:sz="6" w:space="0" w:color="auto"/>
+              <w:right w:val="single" w:sz="6" w:space="0" w:color="auto"/>
+            </w:tcBorders>
+            <w:tcMar>
+              <w:top w:w="240" w:type="dxa"/>
+              <w:left w:w="0" w:type="dxa"/>
+              <w:bottom w:w="240" w:type="dxa"/>
+              <w:right w:w="0" w:type="dxa"/>
+            </w:tcMar>
+            <w:vAlign w:val="center"/>
+            <w:hideMark/>
+          </w:tcPr>
+          <w:p>
+            <w:proofErr w:type="spellStart"/>
+            <w:r>
+              <w:rPr>
+                <w:b/>
+                <w:bCs/>
+              </w:rPr>
+              <w:t>Descripción</w:t>
+            </w:r>
+            <w:proofErr w:type="spellEnd"/>
+          </w:p>
+        </w:tc>
+      </w:tr>
+      <w:tr>
+        <w:trPr>
+          <w:tblCellSpacing w:w="15" w:type="dxa"/>
+        </w:trPr>
+        <w:tc>
+          <w:tcPr>
+            <w:tcW w:w="0" w:type="auto"/>
+            <w:tcBorders>
+              <w:top w:val="single" w:sz="6" w:space="0" w:color="auto"/>
+              <w:left w:val="single" w:sz="6" w:space="0" w:color="auto"/>
+              <w:bottom w:val="single" w:sz="6" w:space="0" w:color="auto"/>
+              <w:right w:val="single" w:sz="6" w:space="0" w:color="auto"/>
+            </w:tcBorders>
+            <w:tcMar>
+              <w:top w:w="240" w:type="dxa"/>
+              <w:left w:w="0" w:type="dxa"/>
+              <w:bottom w:w="240" w:type="dxa"/>
+              <w:right w:w="180" w:type="dxa"/>
+            </w:tcMar>
+            <w:vAlign w:val="center"/>
+            <w:hideMark/>
+          </w:tcPr>
+          <w:p>
+            <w:proofErr w:type="spellStart"/>
+            <w:r>
+              <w:rPr>
+                <w:b/>
+                <w:bCs/>
+              </w:rPr>
+              <w:t>Listar</w:t>
+            </w:r>
+            <w:proofErr w:type="spellEnd"/>
+          </w:p>
+        </w:tc>
+        <w:tc>
+          <w:tcPr>
+            <w:tcW w:w="0" w:type="auto"/>
+            <w:tcBorders>
+              <w:top w:val="single" w:sz="6" w:space="0" w:color="auto"/>
+              <w:left w:val="single" w:sz="6" w:space="0" w:color="auto"/>
+              <w:bottom w:val="single" w:sz="6" w:space="0" w:color="auto"/>
+              <w:right w:val="single" w:sz="6" w:space="0" w:color="auto"/>
+            </w:tcBorders>
+            <w:tcMar>
+              <w:top w:w="240" w:type="dxa"/>
+              <w:left w:w="0" w:type="dxa"/>
+              <w:bottom w:w="240" w:type="dxa"/>
+              <w:right w:w="180" w:type="dxa"/>
+            </w:tcMar>
+            <w:vAlign w:val="center"/>
+            <w:hideMark/>
+          </w:tcPr>
+          <w:p>
+            <w:r>
+              <w:t>GET /</w:t>
+            </w:r>
+            <w:proofErr w:type="spellStart"/>
+            <w:r>
+              <w:t>productos</w:t>
+            </w:r>
+            <w:proofErr w:type="spellEnd"/>
+            <w:r>
+              <w:t>/</w:t>
+            </w:r>
+          </w:p>
+        </w:tc>
+        <w:tc>
+          <w:tcPr>
+            <w:tcW w:w="0" w:type="auto"/>
+            <w:tcBorders>
+              <w:top w:val="single" w:sz="6" w:space="0" w:color="auto"/>
+              <w:left w:val="single" w:sz="6" w:space="0" w:color="auto"/>
+              <w:bottom w:val="single" w:sz="6" w:space="0" w:color="auto"/>
+              <w:right w:val="single" w:sz="6" w:space="0" w:color="auto"/>
+            </w:tcBorders>
+            <w:tcMar>
+              <w:top w:w="240" w:type="dxa"/>
+              <w:left w:w="0" w:type="dxa"/>
+              <w:bottom w:w="240" w:type="dxa"/>
+              <w:right w:w="0" w:type="dxa"/>
+            </w:tcMar>
+            <w:vAlign w:val="center"/>
+            <w:hideMark/>
+          </w:tcPr>
+          <w:p>
+            <w:pPr>
+              <w:rPr>
+                <w:lang w:val="es-CO"/>
+              </w:rPr>
+            </w:pPr>
+            <w:r>
+              <w:rPr>
+                <w:lang w:val="es-CO"/>
+              </w:rPr>
+              <w:t>Ver todos los productos de su empresa (MED001).</w:t>
+            </w:r>
+          </w:p>
+        </w:tc>
+      </w:tr>
+      <w:tr>
+        <w:trPr>
+          <w:tblCellSpacing w:w="15" w:type="dxa"/>
+        </w:trPr>
+        <w:tc>
+          <w:tcPr>
+            <w:tcW w:w="0" w:type="auto"/>
+            <w:tcBorders>
+              <w:top w:val="single" w:sz="6" w:space="0" w:color="auto"/>
+              <w:left w:val="single" w:sz="6" w:space="0" w:color="auto"/>
+              <w:bottom w:val="single" w:sz="6" w:space="0" w:color="auto"/>
+              <w:right w:val="single" w:sz="6" w:space="0" w:color="auto"/>
+            </w:tcBorders>
+            <w:tcMar>
+              <w:top w:w="240" w:type="dxa"/>
+              <w:left w:w="0" w:type="dxa"/>
+              <w:bottom w:w="240" w:type="dxa"/>
+              <w:right w:w="180" w:type="dxa"/>
+            </w:tcMar>
+            <w:vAlign w:val="center"/>
+            <w:hideMark/>
+          </w:tcPr>
+          <w:p>
+            <w:proofErr w:type="spellStart"/>
+            <w:r>
+              <w:rPr>
+                <w:b/>
+                <w:bCs/>
+              </w:rPr>
+              <w:t>Detalle</w:t>
+            </w:r>
+            <w:proofErr w:type="spellEnd"/>
+          </w:p>
+        </w:tc>
+        <w:tc>
+          <w:tcPr>
+            <w:tcW w:w="0" w:type="auto"/>
+            <w:tcBorders>
+              <w:top w:val="single" w:sz="6" w:space="0" w:color="auto"/>
+              <w:left w:val="single" w:sz="6" w:space="0" w:color="auto"/>
+              <w:bottom w:val="single" w:sz="6" w:space="0" w:color="auto"/>
+              <w:right w:val="single" w:sz="6" w:space="0" w:color="auto"/>
+            </w:tcBorders>
+            <w:tcMar>
+              <w:top w:w="240" w:type="dxa"/>
+              <w:left w:w="0" w:type="dxa"/>
+              <w:bottom w:w="240" w:type="dxa"/>
+              <w:right w:w="180" w:type="dxa"/>
+            </w:tcMar>
+            <w:vAlign w:val="center"/>
+            <w:hideMark/>
+          </w:tcPr>
+          <w:p>
+            <w:r>
+              <w:t>GET /</w:t>
+            </w:r>
+            <w:proofErr w:type="spellStart"/>
+            <w:r>
+              <w:t>productos</w:t>
+            </w:r>
+            <w:proofErr w:type="spellEnd"/>
+            <w:r>
+              <w:t>/{id}</w:t>
+            </w:r>
+          </w:p>
+        </w:tc>
+        <w:tc>
+          <w:tcPr>
+            <w:tcW w:w="0" w:type="auto"/>
+            <w:tcBorders>
+              <w:top w:val="single" w:sz="6" w:space="0" w:color="auto"/>
+              <w:left w:val="single" w:sz="6" w:space="0" w:color="auto"/>
+              <w:bottom w:val="single" w:sz="6" w:space="0" w:color="auto"/>
+              <w:right w:val="single" w:sz="6" w:space="0" w:color="auto"/>
+            </w:tcBorders>
+            <w:tcMar>
+              <w:top w:w="240" w:type="dxa"/>
+              <w:left w:w="0" w:type="dxa"/>
+              <w:bottom w:w="240" w:type="dxa"/>
+              <w:right w:w="0" w:type="dxa"/>
+            </w:tcMar>
+            <w:vAlign w:val="center"/>
+            <w:hideMark/>
+          </w:tcPr>
+          <w:p>
+            <w:pPr>
+              <w:rPr>
+                <w:lang w:val="es-CO"/>
+              </w:rPr>
+            </w:pPr>
+            <w:r>
+              <w:rPr>
+                <w:lang w:val="es-CO"/>
+              </w:rPr>
+              <w:t>Consultar la ficha técnica de un solo ítem.</w:t>
+            </w:r>
+          </w:p>
+        </w:tc>
+      </w:tr>
+      <w:tr>
+        <w:trPr>
+          <w:tblCellSpacing w:w="15" w:type="dxa"/>
+        </w:trPr>
+        <w:tc>
+          <w:tcPr>
+            <w:tcW w:w="0" w:type="auto"/>
+            <w:tcBorders>
+              <w:top w:val="single" w:sz="6" w:space="0" w:color="auto"/>
+              <w:left w:val="single" w:sz="6" w:space="0" w:color="auto"/>
+              <w:bottom w:val="single" w:sz="6" w:space="0" w:color="auto"/>
+              <w:right w:val="single" w:sz="6" w:space="0" w:color="auto"/>
+            </w:tcBorders>
+            <w:tcMar>
+              <w:top w:w="240" w:type="dxa"/>
+              <w:left w:w="0" w:type="dxa"/>
+              <w:bottom w:w="240" w:type="dxa"/>
+              <w:right w:w="180" w:type="dxa"/>
+            </w:tcMar>
+            <w:vAlign w:val="center"/>
+            <w:hideMark/>
+          </w:tcPr>
+          <w:p>
+            <w:proofErr w:type="spellStart"/>
+            <w:r>
+              <w:rPr>
+                <w:b/>
+                <w:bCs/>
+              </w:rPr>
+              <w:t>Editar</w:t>
+            </w:r>
+            <w:proofErr w:type="spellEnd"/>
+          </w:p>
+        </w:tc>
+        <w:tc>
+          <w:tcPr>
+            <w:tcW w:w="0" w:type="auto"/>
+            <w:tcBorders>
+              <w:top w:val="single" w:sz="6" w:space="0" w:color="auto"/>
+              <w:left w:val="single" w:sz="6" w:space="0" w:color="auto"/>
+              <w:bottom w:val="single" w:sz="6" w:space="0" w:color="auto"/>
+              <w:right w:val="single" w:sz="6" w:space="0" w:color="auto"/>
+            </w:tcBorders>
+            <w:tcMar>
+              <w:top w:w="240" w:type="dxa"/>
+              <w:left w:w="0" w:type="dxa"/>
+              <w:bottom w:w="240" w:type="dxa"/>
+              <w:right w:w="180" w:type="dxa"/>
+            </w:tcMar>
+            <w:vAlign w:val="center"/>
+            <w:hideMark/>
+          </w:tcPr>
+          <w:p>
+            <w:r>
+              <w:t>PATCH /</w:t>
+            </w:r>
+            <w:proofErr w:type="spellStart"/>
+            <w:r>
+              <w:t>productos</w:t>
+            </w:r>
+            <w:proofErr w:type="spellEnd"/>
+            <w:r>
+              <w:t>/{id}</w:t>
+            </w:r>
+          </w:p>
+        </w:tc>
+        <w:tc>
+          <w:tcPr>
+            <w:tcW w:w="0" w:type="auto"/>
+            <w:tcBorders>
+              <w:top w:val="single" w:sz="6" w:space="0" w:color="auto"/>
+              <w:left w:val="single" w:sz="6" w:space="0" w:color="auto"/>
+              <w:bottom w:val="single" w:sz="6" w:space="0" w:color="auto"/>
+              <w:right w:val="single" w:sz="6" w:space="0" w:color="auto"/>
+            </w:tcBorders>
+            <w:tcMar>
+              <w:top w:w="240" w:type="dxa"/>
+              <w:left w:w="0" w:type="dxa"/>
+              <w:bottom w:w="240" w:type="dxa"/>
+              <w:right w:w="0" w:type="dxa"/>
+            </w:tcMar>
+            <w:vAlign w:val="center"/>
+            <w:hideMark/>
+          </w:tcPr>
+          <w:p>
+            <w:pPr>
+              <w:rPr>
+                <w:lang w:val="es-CO"/>
+              </w:rPr>
+            </w:pPr>
+            <w:r>
+              <w:rPr>
+                <w:lang w:val="es-CO"/>
+              </w:rPr>
+              <w:t>Cambiar nombre, precio o categoría de forma parcial.</w:t>
+            </w:r>
+          </w:p>
+        </w:tc>
+      </w:tr>
+      <w:tr>
+        <w:trPr>
+          <w:tblCellSpacing w:w="15" w:type="dxa"/>
+        </w:trPr>
+        <w:tc>
+          <w:tcPr>
+            <w:tcW w:w="0" w:type="auto"/>
+            <w:tcBorders>
+              <w:top w:val="single" w:sz="6" w:space="0" w:color="auto"/>
+              <w:left w:val="single" w:sz="6" w:space="0" w:color="auto"/>
+              <w:bottom w:val="single" w:sz="6" w:space="0" w:color="auto"/>
+              <w:right w:val="single" w:sz="6" w:space="0" w:color="auto"/>
+            </w:tcBorders>
+            <w:tcMar>
+              <w:top w:w="240" w:type="dxa"/>
+              <w:left w:w="0" w:type="dxa"/>
+              <w:bottom w:w="240" w:type="dxa"/>
+              <w:right w:w="180" w:type="dxa"/>
+            </w:tcMar>
+            <w:vAlign w:val="center"/>
+            <w:hideMark/>
+          </w:tcPr>
+          <w:p>
+            <w:r>
+              <w:rPr>
+                <w:b/>
+                <w:bCs/>
+              </w:rPr>
+              <w:t>Baja</w:t>
+            </w:r>
+          </w:p>
+        </w:tc>
+        <w:tc>
+          <w:tcPr>
+            <w:tcW w:w="0" w:type="auto"/>
+            <w:tcBorders>
+              <w:top w:val="single" w:sz="6" w:space="0" w:color="auto"/>
+              <w:left w:val="single" w:sz="6" w:space="0" w:color="auto"/>
+              <w:bottom w:val="single" w:sz="6" w:space="0" w:color="auto"/>
+              <w:right w:val="single" w:sz="6" w:space="0" w:color="auto"/>
+            </w:tcBorders>
+            <w:tcMar>
+              <w:top w:w="240" w:type="dxa"/>
+              <w:left w:w="0" w:type="dxa"/>
+              <w:bottom w:w="240" w:type="dxa"/>
+              <w:right w:w="180" w:type="dxa"/>
+            </w:tcMar>
+            <w:vAlign w:val="center"/>
+            <w:hideMark/>
+          </w:tcPr>
+          <w:p>
+            <w:r>
+              <w:t>DELETE /</w:t>
+            </w:r>
+            <w:proofErr w:type="spellStart"/>
+            <w:r>
+              <w:t>productos</w:t>
+            </w:r>
+            <w:proofErr w:type="spellEnd"/>
+            <w:r>
+              <w:t>/{id}</w:t>
+            </w:r>
+          </w:p>
+        </w:tc>
+        <w:tc>
+          <w:tcPr>
+            <w:tcW w:w="0" w:type="auto"/>
+            <w:tcBorders>
+              <w:top w:val="single" w:sz="6" w:space="0" w:color="auto"/>
+              <w:left w:val="single" w:sz="6" w:space="0" w:color="auto"/>
+              <w:bottom w:val="single" w:sz="6" w:space="0" w:color="auto"/>
+              <w:right w:val="single" w:sz="6" w:space="0" w:color="auto"/>
+            </w:tcBorders>
+            <w:tcMar>
+              <w:top w:w="240" w:type="dxa"/>
+              <w:left w:w="0" w:type="dxa"/>
+              <w:bottom w:w="240" w:type="dxa"/>
+              <w:right w:w="0" w:type="dxa"/>
+            </w:tcMar>
+            <w:vAlign w:val="center"/>
+            <w:hideMark/>
+          </w:tcPr>
+          <w:p>
+            <w:pPr>
+              <w:rPr>
+                <w:lang w:val="es-CO"/>
+              </w:rPr>
+            </w:pPr>
+            <w:r>
+              <w:rPr>
+                <w:lang w:val="es-CO"/>
+              </w:rPr>
+              <w:t>Desactivar un producto (pasa a estado "Inactivo").</w:t>
+            </w:r>
+          </w:p>
+        </w:tc>
+      </w:tr>
+    </w:tbl>
+    <w:p>
+      <w:r>
+        <w:pict w14:anchorId="06D6451C">
+          <v:rect id="_x0000_i1052" style="width:0;height:1.5pt" o:hralign="center" o:hrstd="t" o:hrnoshade="t" o:hr="t" fillcolor="gray" stroked="f"/>
+        </w:pict>
+      </w:r>
+    </w:p>
+    <w:p>
+      <w:pPr>
+        <w:rPr>
+          <w:b/>
+          <w:bCs/>
+          <w:lang w:val="es-CO"/>
+        </w:rPr>
+      </w:pPr>
+      <w:r>
+        <w:rPr>
+          <w:rFonts w:ascii="Segoe UI Emoji" w:hAnsi="Segoe UI Emoji" w:cs="Segoe UI Emoji"/>
+          <w:b/>
+          <w:bCs/>
+        </w:rPr>
+        <w:t>🚀</w:t>
+      </w:r>
+      <w:r>
+        <w:rPr>
+          <w:b/>
+          <w:bCs/>
+          <w:lang w:val="es-CO"/>
+        </w:rPr>
+        <w:t xml:space="preserve"> Próximo paso sugerido:</w:t>
+      </w:r>
+    </w:p>
+    <w:p>
+      <w:pPr>
+        <w:rPr>
+          <w:lang w:val="es-CO"/>
+        </w:rPr>
+      </w:pPr>
+      <w:r>
+        <w:rPr>
+          <w:lang w:val="es-CO"/>
+        </w:rPr>
+        <w:t xml:space="preserve">"Juan Camilo, con el motor funcionando, el siguiente salto es la </w:t>
+      </w:r>
+      <w:r>
+        <w:rPr>
+          <w:b/>
+          <w:bCs/>
+          <w:lang w:val="es-CO"/>
+        </w:rPr>
+        <w:t>Carga Masiva</w:t>
+      </w:r>
+      <w:r>
+        <w:rPr>
+          <w:lang w:val="es-CO"/>
+        </w:rPr>
+        <w:t>. Como ya tenemos las validaciones de SKU listas, podemos construir el importador de Excel para que el usuario no tenga que crear 500 productos a mano."</w:t>
       </w:r>
     </w:p>
     <w:p>
@@ -3858,6 +6828,304 @@
     </w:lvl>
   </w:abstractNum>
   <w:abstractNum w:abstractNumId="6" w15:restartNumberingAfterBreak="0">
+    <w:nsid w:val="4A817672"/>
+    <w:multiLevelType w:val="multilevel"/>
+    <w:tmpl w:val="A9C0D8A8"/>
+    <w:lvl w:ilvl="0">
+      <w:start w:val="1"/>
+      <w:numFmt w:val="bullet"/>
+      <w:lvlText w:val=""/>
+      <w:lvlJc w:val="left"/>
+      <w:pPr>
+        <w:tabs>
+          <w:tab w:val="num" w:pos="720"/>
+        </w:tabs>
+        <w:ind w:left="720" w:hanging="360"/>
+      </w:pPr>
+      <w:rPr>
+        <w:rFonts w:ascii="Symbol" w:hAnsi="Symbol" w:hint="default"/>
+        <w:sz w:val="20"/>
+      </w:rPr>
+    </w:lvl>
+    <w:lvl w:ilvl="1" w:tentative="1">
+      <w:start w:val="1"/>
+      <w:numFmt w:val="bullet"/>
+      <w:lvlText w:val="o"/>
+      <w:lvlJc w:val="left"/>
+      <w:pPr>
+        <w:tabs>
+          <w:tab w:val="num" w:pos="1440"/>
+        </w:tabs>
+        <w:ind w:left="1440" w:hanging="360"/>
+      </w:pPr>
+      <w:rPr>
+        <w:rFonts w:ascii="Courier New" w:hAnsi="Courier New" w:hint="default"/>
+        <w:sz w:val="20"/>
+      </w:rPr>
+    </w:lvl>
+    <w:lvl w:ilvl="2" w:tentative="1">
+      <w:start w:val="1"/>
+      <w:numFmt w:val="bullet"/>
+      <w:lvlText w:val=""/>
+      <w:lvlJc w:val="left"/>
+      <w:pPr>
+        <w:tabs>
+          <w:tab w:val="num" w:pos="2160"/>
+        </w:tabs>
+        <w:ind w:left="2160" w:hanging="360"/>
+      </w:pPr>
+      <w:rPr>
+        <w:rFonts w:ascii="Wingdings" w:hAnsi="Wingdings" w:hint="default"/>
+        <w:sz w:val="20"/>
+      </w:rPr>
+    </w:lvl>
+    <w:lvl w:ilvl="3" w:tentative="1">
+      <w:start w:val="1"/>
+      <w:numFmt w:val="bullet"/>
+      <w:lvlText w:val=""/>
+      <w:lvlJc w:val="left"/>
+      <w:pPr>
+        <w:tabs>
+          <w:tab w:val="num" w:pos="2880"/>
+        </w:tabs>
+        <w:ind w:left="2880" w:hanging="360"/>
+      </w:pPr>
+      <w:rPr>
+        <w:rFonts w:ascii="Wingdings" w:hAnsi="Wingdings" w:hint="default"/>
+        <w:sz w:val="20"/>
+      </w:rPr>
+    </w:lvl>
+    <w:lvl w:ilvl="4" w:tentative="1">
+      <w:start w:val="1"/>
+      <w:numFmt w:val="bullet"/>
+      <w:lvlText w:val=""/>
+      <w:lvlJc w:val="left"/>
+      <w:pPr>
+        <w:tabs>
+          <w:tab w:val="num" w:pos="3600"/>
+        </w:tabs>
+        <w:ind w:left="3600" w:hanging="360"/>
+      </w:pPr>
+      <w:rPr>
+        <w:rFonts w:ascii="Wingdings" w:hAnsi="Wingdings" w:hint="default"/>
+        <w:sz w:val="20"/>
+      </w:rPr>
+    </w:lvl>
+    <w:lvl w:ilvl="5" w:tentative="1">
+      <w:start w:val="1"/>
+      <w:numFmt w:val="bullet"/>
+      <w:lvlText w:val=""/>
+      <w:lvlJc w:val="left"/>
+      <w:pPr>
+        <w:tabs>
+          <w:tab w:val="num" w:pos="4320"/>
+        </w:tabs>
+        <w:ind w:left="4320" w:hanging="360"/>
+      </w:pPr>
+      <w:rPr>
+        <w:rFonts w:ascii="Wingdings" w:hAnsi="Wingdings" w:hint="default"/>
+        <w:sz w:val="20"/>
+      </w:rPr>
+    </w:lvl>
+    <w:lvl w:ilvl="6" w:tentative="1">
+      <w:start w:val="1"/>
+      <w:numFmt w:val="bullet"/>
+      <w:lvlText w:val=""/>
+      <w:lvlJc w:val="left"/>
+      <w:pPr>
+        <w:tabs>
+          <w:tab w:val="num" w:pos="5040"/>
+        </w:tabs>
+        <w:ind w:left="5040" w:hanging="360"/>
+      </w:pPr>
+      <w:rPr>
+        <w:rFonts w:ascii="Wingdings" w:hAnsi="Wingdings" w:hint="default"/>
+        <w:sz w:val="20"/>
+      </w:rPr>
+    </w:lvl>
+    <w:lvl w:ilvl="7" w:tentative="1">
+      <w:start w:val="1"/>
+      <w:numFmt w:val="bullet"/>
+      <w:lvlText w:val=""/>
+      <w:lvlJc w:val="left"/>
+      <w:pPr>
+        <w:tabs>
+          <w:tab w:val="num" w:pos="5760"/>
+        </w:tabs>
+        <w:ind w:left="5760" w:hanging="360"/>
+      </w:pPr>
+      <w:rPr>
+        <w:rFonts w:ascii="Wingdings" w:hAnsi="Wingdings" w:hint="default"/>
+        <w:sz w:val="20"/>
+      </w:rPr>
+    </w:lvl>
+    <w:lvl w:ilvl="8" w:tentative="1">
+      <w:start w:val="1"/>
+      <w:numFmt w:val="bullet"/>
+      <w:lvlText w:val=""/>
+      <w:lvlJc w:val="left"/>
+      <w:pPr>
+        <w:tabs>
+          <w:tab w:val="num" w:pos="6480"/>
+        </w:tabs>
+        <w:ind w:left="6480" w:hanging="360"/>
+      </w:pPr>
+      <w:rPr>
+        <w:rFonts w:ascii="Wingdings" w:hAnsi="Wingdings" w:hint="default"/>
+        <w:sz w:val="20"/>
+      </w:rPr>
+    </w:lvl>
+  </w:abstractNum>
+  <w:abstractNum w:abstractNumId="7" w15:restartNumberingAfterBreak="0">
+    <w:nsid w:val="588D60D9"/>
+    <w:multiLevelType w:val="multilevel"/>
+    <w:tmpl w:val="70C47DF0"/>
+    <w:lvl w:ilvl="0">
+      <w:start w:val="1"/>
+      <w:numFmt w:val="bullet"/>
+      <w:lvlText w:val=""/>
+      <w:lvlJc w:val="left"/>
+      <w:pPr>
+        <w:tabs>
+          <w:tab w:val="num" w:pos="720"/>
+        </w:tabs>
+        <w:ind w:left="720" w:hanging="360"/>
+      </w:pPr>
+      <w:rPr>
+        <w:rFonts w:ascii="Symbol" w:hAnsi="Symbol" w:hint="default"/>
+        <w:sz w:val="20"/>
+      </w:rPr>
+    </w:lvl>
+    <w:lvl w:ilvl="1" w:tentative="1">
+      <w:start w:val="1"/>
+      <w:numFmt w:val="bullet"/>
+      <w:lvlText w:val="o"/>
+      <w:lvlJc w:val="left"/>
+      <w:pPr>
+        <w:tabs>
+          <w:tab w:val="num" w:pos="1440"/>
+        </w:tabs>
+        <w:ind w:left="1440" w:hanging="360"/>
+      </w:pPr>
+      <w:rPr>
+        <w:rFonts w:ascii="Courier New" w:hAnsi="Courier New" w:hint="default"/>
+        <w:sz w:val="20"/>
+      </w:rPr>
+    </w:lvl>
+    <w:lvl w:ilvl="2" w:tentative="1">
+      <w:start w:val="1"/>
+      <w:numFmt w:val="bullet"/>
+      <w:lvlText w:val=""/>
+      <w:lvlJc w:val="left"/>
+      <w:pPr>
+        <w:tabs>
+          <w:tab w:val="num" w:pos="2160"/>
+        </w:tabs>
+        <w:ind w:left="2160" w:hanging="360"/>
+      </w:pPr>
+      <w:rPr>
+        <w:rFonts w:ascii="Wingdings" w:hAnsi="Wingdings" w:hint="default"/>
+        <w:sz w:val="20"/>
+      </w:rPr>
+    </w:lvl>
+    <w:lvl w:ilvl="3" w:tentative="1">
+      <w:start w:val="1"/>
+      <w:numFmt w:val="bullet"/>
+      <w:lvlText w:val=""/>
+      <w:lvlJc w:val="left"/>
+      <w:pPr>
+        <w:tabs>
+          <w:tab w:val="num" w:pos="2880"/>
+        </w:tabs>
+        <w:ind w:left="2880" w:hanging="360"/>
+      </w:pPr>
+      <w:rPr>
+        <w:rFonts w:ascii="Wingdings" w:hAnsi="Wingdings" w:hint="default"/>
+        <w:sz w:val="20"/>
+      </w:rPr>
+    </w:lvl>
+    <w:lvl w:ilvl="4" w:tentative="1">
+      <w:start w:val="1"/>
+      <w:numFmt w:val="bullet"/>
+      <w:lvlText w:val=""/>
+      <w:lvlJc w:val="left"/>
+      <w:pPr>
+        <w:tabs>
+          <w:tab w:val="num" w:pos="3600"/>
+        </w:tabs>
+        <w:ind w:left="3600" w:hanging="360"/>
+      </w:pPr>
+      <w:rPr>
+        <w:rFonts w:ascii="Wingdings" w:hAnsi="Wingdings" w:hint="default"/>
+        <w:sz w:val="20"/>
+      </w:rPr>
+    </w:lvl>
+    <w:lvl w:ilvl="5" w:tentative="1">
+      <w:start w:val="1"/>
+      <w:numFmt w:val="bullet"/>
+      <w:lvlText w:val=""/>
+      <w:lvlJc w:val="left"/>
+      <w:pPr>
+        <w:tabs>
+          <w:tab w:val="num" w:pos="4320"/>
+        </w:tabs>
+        <w:ind w:left="4320" w:hanging="360"/>
+      </w:pPr>
+      <w:rPr>
+        <w:rFonts w:ascii="Wingdings" w:hAnsi="Wingdings" w:hint="default"/>
+        <w:sz w:val="20"/>
+      </w:rPr>
+    </w:lvl>
+    <w:lvl w:ilvl="6" w:tentative="1">
+      <w:start w:val="1"/>
+      <w:numFmt w:val="bullet"/>
+      <w:lvlText w:val=""/>
+      <w:lvlJc w:val="left"/>
+      <w:pPr>
+        <w:tabs>
+          <w:tab w:val="num" w:pos="5040"/>
+        </w:tabs>
+        <w:ind w:left="5040" w:hanging="360"/>
+      </w:pPr>
+      <w:rPr>
+        <w:rFonts w:ascii="Wingdings" w:hAnsi="Wingdings" w:hint="default"/>
+        <w:sz w:val="20"/>
+      </w:rPr>
+    </w:lvl>
+    <w:lvl w:ilvl="7" w:tentative="1">
+      <w:start w:val="1"/>
+      <w:numFmt w:val="bullet"/>
+      <w:lvlText w:val=""/>
+      <w:lvlJc w:val="left"/>
+      <w:pPr>
+        <w:tabs>
+          <w:tab w:val="num" w:pos="5760"/>
+        </w:tabs>
+        <w:ind w:left="5760" w:hanging="360"/>
+      </w:pPr>
+      <w:rPr>
+        <w:rFonts w:ascii="Wingdings" w:hAnsi="Wingdings" w:hint="default"/>
+        <w:sz w:val="20"/>
+      </w:rPr>
+    </w:lvl>
+    <w:lvl w:ilvl="8" w:tentative="1">
+      <w:start w:val="1"/>
+      <w:numFmt w:val="bullet"/>
+      <w:lvlText w:val=""/>
+      <w:lvlJc w:val="left"/>
+      <w:pPr>
+        <w:tabs>
+          <w:tab w:val="num" w:pos="6480"/>
+        </w:tabs>
+        <w:ind w:left="6480" w:hanging="360"/>
+      </w:pPr>
+      <w:rPr>
+        <w:rFonts w:ascii="Wingdings" w:hAnsi="Wingdings" w:hint="default"/>
+        <w:sz w:val="20"/>
+      </w:rPr>
+    </w:lvl>
+  </w:abstractNum>
+  <w:abstractNum w:abstractNumId="8" w15:restartNumberingAfterBreak="0">
     <w:nsid w:val="590F530A"/>
     <w:multiLevelType w:val="multilevel"/>
     <w:tmpl w:val="F266DCF8"/>
@@ -4006,7 +7274,7 @@
       </w:rPr>
     </w:lvl>
   </w:abstractNum>
-  <w:abstractNum w:abstractNumId="7" w15:restartNumberingAfterBreak="0">
+  <w:abstractNum w:abstractNumId="9" w15:restartNumberingAfterBreak="0">
     <w:nsid w:val="5F411846"/>
     <w:multiLevelType w:val="multilevel"/>
     <w:tmpl w:val="F99A37E8"/>
@@ -4155,7 +7423,7 @@
       </w:rPr>
     </w:lvl>
   </w:abstractNum>
-  <w:abstractNum w:abstractNumId="8" w15:restartNumberingAfterBreak="0">
+  <w:abstractNum w:abstractNumId="10" w15:restartNumberingAfterBreak="0">
     <w:nsid w:val="68997650"/>
     <w:multiLevelType w:val="multilevel"/>
     <w:tmpl w:val="6B3A2A4A"/>
@@ -4304,7 +7572,7 @@
       </w:rPr>
     </w:lvl>
   </w:abstractNum>
-  <w:abstractNum w:abstractNumId="9" w15:restartNumberingAfterBreak="0">
+  <w:abstractNum w:abstractNumId="11" w15:restartNumberingAfterBreak="0">
     <w:nsid w:val="68C775D4"/>
     <w:multiLevelType w:val="multilevel"/>
     <w:tmpl w:val="16FABC12"/>
@@ -4453,7 +7721,7 @@
       </w:rPr>
     </w:lvl>
   </w:abstractNum>
-  <w:abstractNum w:abstractNumId="10" w15:restartNumberingAfterBreak="0">
+  <w:abstractNum w:abstractNumId="12" w15:restartNumberingAfterBreak="0">
     <w:nsid w:val="6D15135B"/>
     <w:multiLevelType w:val="multilevel"/>
     <w:tmpl w:val="7D164CC6"/>
@@ -4602,7 +7870,7 @@
       </w:rPr>
     </w:lvl>
   </w:abstractNum>
-  <w:abstractNum w:abstractNumId="11" w15:restartNumberingAfterBreak="0">
+  <w:abstractNum w:abstractNumId="13" w15:restartNumberingAfterBreak="0">
     <w:nsid w:val="6F0A2D5B"/>
     <w:multiLevelType w:val="multilevel"/>
     <w:tmpl w:val="8222D54C"/>
@@ -4715,7 +7983,7 @@
       </w:pPr>
     </w:lvl>
   </w:abstractNum>
-  <w:abstractNum w:abstractNumId="12" w15:restartNumberingAfterBreak="0">
+  <w:abstractNum w:abstractNumId="14" w15:restartNumberingAfterBreak="0">
     <w:nsid w:val="788432F5"/>
     <w:multiLevelType w:val="multilevel"/>
     <w:tmpl w:val="1F4062E0"/>
@@ -4868,40 +8136,46 @@
     <w:abstractNumId w:val="5"/>
   </w:num>
   <w:num w:numId="2" w16cid:durableId="474765523">
-    <w:abstractNumId w:val="7"/>
+    <w:abstractNumId w:val="9"/>
   </w:num>
   <w:num w:numId="3" w16cid:durableId="1353190117">
-    <w:abstractNumId w:val="10"/>
+    <w:abstractNumId w:val="12"/>
   </w:num>
   <w:num w:numId="4" w16cid:durableId="1172718243">
     <w:abstractNumId w:val="1"/>
   </w:num>
   <w:num w:numId="5" w16cid:durableId="951859613">
-    <w:abstractNumId w:val="9"/>
+    <w:abstractNumId w:val="11"/>
   </w:num>
   <w:num w:numId="6" w16cid:durableId="1653951703">
-    <w:abstractNumId w:val="8"/>
+    <w:abstractNumId w:val="10"/>
   </w:num>
   <w:num w:numId="7" w16cid:durableId="993141891">
     <w:abstractNumId w:val="2"/>
   </w:num>
   <w:num w:numId="8" w16cid:durableId="1152285510">
-    <w:abstractNumId w:val="12"/>
+    <w:abstractNumId w:val="14"/>
   </w:num>
   <w:num w:numId="9" w16cid:durableId="900604328">
-    <w:abstractNumId w:val="11"/>
+    <w:abstractNumId w:val="13"/>
   </w:num>
   <w:num w:numId="10" w16cid:durableId="454446034">
     <w:abstractNumId w:val="3"/>
   </w:num>
   <w:num w:numId="11" w16cid:durableId="1467434070">
-    <w:abstractNumId w:val="6"/>
+    <w:abstractNumId w:val="8"/>
   </w:num>
   <w:num w:numId="12" w16cid:durableId="1297251611">
     <w:abstractNumId w:val="0"/>
   </w:num>
   <w:num w:numId="13" w16cid:durableId="1879779413">
     <w:abstractNumId w:val="4"/>
+  </w:num>
+  <w:num w:numId="14" w16cid:durableId="2012026836">
+    <w:abstractNumId w:val="7"/>
+  </w:num>
+  <w:num w:numId="15" w16cid:durableId="721949121">
+    <w:abstractNumId w:val="6"/>
   </w:num>
 </w:numbering>
 </file>

--- a/Comments pa Fullstack.docx
+++ b/Comments pa Fullstack.docx
@@ -740,13 +740,8 @@
         <w:t>"</w:t>
       </w:r>
       <w:proofErr w:type="spellStart"/>
-      <w:proofErr w:type="gramStart"/>
-      <w:r>
-        <w:t>perfil</w:t>
-      </w:r>
-      <w:proofErr w:type="gramEnd"/>
-      <w:r>
-        <w:t>_id</w:t>
+      <w:r>
+        <w:t>perfil_id</w:t>
       </w:r>
       <w:proofErr w:type="spellEnd"/>
       <w:r>
@@ -818,28 +813,14 @@
         <w:rPr>
           <w:lang w:val="es-CO"/>
         </w:rPr>
-        <w:t xml:space="preserve">) si </w:t>
-      </w:r>
-      <w:proofErr w:type="gramStart"/>
-      <w:r>
-        <w:rPr>
-          <w:lang w:val="es-CO"/>
-        </w:rPr>
-        <w:t xml:space="preserve">el </w:t>
-      </w:r>
-      <w:proofErr w:type="spellStart"/>
-      <w:r>
-        <w:rPr>
-          <w:lang w:val="es-CO"/>
-        </w:rPr>
-        <w:t>empresa</w:t>
-      </w:r>
-      <w:proofErr w:type="gramEnd"/>
-      <w:r>
-        <w:rPr>
-          <w:lang w:val="es-CO"/>
-        </w:rPr>
-        <w:t>_id</w:t>
+        <w:t xml:space="preserve">) si el </w:t>
+      </w:r>
+      <w:proofErr w:type="spellStart"/>
+      <w:r>
+        <w:rPr>
+          <w:lang w:val="es-CO"/>
+        </w:rPr>
+        <w:t>empresa_id</w:t>
       </w:r>
       <w:proofErr w:type="spellEnd"/>
       <w:r>
@@ -1029,17 +1010,9 @@
         <w:rPr>
           <w:lang w:val="es-CO"/>
         </w:rPr>
-        <w:t xml:space="preserve">    </w:t>
-      </w:r>
-      <w:proofErr w:type="gramStart"/>
-      <w:r>
-        <w:rPr>
-          <w:lang w:val="es-CO"/>
-        </w:rPr>
-        <w:t>{ "</w:t>
-      </w:r>
-      <w:proofErr w:type="spellStart"/>
-      <w:proofErr w:type="gramEnd"/>
+        <w:t xml:space="preserve">    { "</w:t>
+      </w:r>
+      <w:proofErr w:type="spellStart"/>
       <w:r>
         <w:rPr>
           <w:lang w:val="es-CO"/>
@@ -1079,44 +1052,22 @@
         <w:rPr>
           <w:lang w:val="es-CO"/>
         </w:rPr>
-        <w:t xml:space="preserve">": </w:t>
-      </w:r>
-      <w:proofErr w:type="gramStart"/>
-      <w:r>
-        <w:rPr>
-          <w:lang w:val="es-CO"/>
-        </w:rPr>
-        <w:t>10 }</w:t>
-      </w:r>
-      <w:proofErr w:type="gramEnd"/>
-      <w:r>
-        <w:rPr>
-          <w:lang w:val="es-CO"/>
-        </w:rPr>
-        <w:t>,</w:t>
-      </w:r>
-    </w:p>
-    <w:p>
-      <w:pPr>
-        <w:rPr>
-          <w:lang w:val="es-CO"/>
-        </w:rPr>
-      </w:pPr>
-      <w:r>
-        <w:rPr>
-          <w:lang w:val="es-CO"/>
-        </w:rPr>
-        <w:t xml:space="preserve">    </w:t>
-      </w:r>
-      <w:proofErr w:type="gramStart"/>
-      <w:r>
-        <w:rPr>
-          <w:lang w:val="es-CO"/>
-        </w:rPr>
-        <w:t>{ "</w:t>
-      </w:r>
-      <w:proofErr w:type="spellStart"/>
-      <w:proofErr w:type="gramEnd"/>
+        <w:t>": 10 },</w:t>
+      </w:r>
+    </w:p>
+    <w:p>
+      <w:pPr>
+        <w:rPr>
+          <w:lang w:val="es-CO"/>
+        </w:rPr>
+      </w:pPr>
+      <w:r>
+        <w:rPr>
+          <w:lang w:val="es-CO"/>
+        </w:rPr>
+        <w:t xml:space="preserve">    { "</w:t>
+      </w:r>
+      <w:proofErr w:type="spellStart"/>
       <w:r>
         <w:rPr>
           <w:lang w:val="es-CO"/>
@@ -1156,16 +1107,8 @@
         <w:rPr>
           <w:lang w:val="es-CO"/>
         </w:rPr>
-        <w:t xml:space="preserve">": </w:t>
-      </w:r>
-      <w:proofErr w:type="gramStart"/>
-      <w:r>
-        <w:rPr>
-          <w:lang w:val="es-CO"/>
-        </w:rPr>
-        <w:t>11 }</w:t>
-      </w:r>
-      <w:proofErr w:type="gramEnd"/>
+        <w:t>": 11 }</w:t>
+      </w:r>
     </w:p>
     <w:p>
       <w:pPr>
@@ -1520,21 +1463,7 @@
         <w:rPr>
           <w:lang w:val="es-CO"/>
         </w:rPr>
-        <w:t xml:space="preserve">El GET / (listado) filtrará automáticamente y solo te enviará </w:t>
-      </w:r>
-      <w:proofErr w:type="gramStart"/>
-      <w:r>
-        <w:rPr>
-          <w:lang w:val="es-CO"/>
-        </w:rPr>
-        <w:t>los estado</w:t>
-      </w:r>
-      <w:proofErr w:type="gramEnd"/>
-      <w:r>
-        <w:rPr>
-          <w:lang w:val="es-CO"/>
-        </w:rPr>
-        <w:t>: true.</w:t>
+        <w:t>El GET / (listado) filtrará automáticamente y solo te enviará los estado: true.</w:t>
       </w:r>
     </w:p>
     <w:p>
@@ -1742,16 +1671,7 @@
           <w:bCs/>
           <w:lang w:val="es-CO"/>
         </w:rPr>
-        <w:t xml:space="preserve"> Especificaciones Técnicas </w:t>
-      </w:r>
-      <w:proofErr w:type="gramStart"/>
-      <w:r>
-        <w:rPr>
-          <w:b/>
-          <w:bCs/>
-          <w:lang w:val="es-CO"/>
-        </w:rPr>
-        <w:t xml:space="preserve">para </w:t>
+        <w:t xml:space="preserve"> Especificaciones Técnicas para </w:t>
       </w:r>
       <w:proofErr w:type="spellStart"/>
       <w:r>
@@ -1763,7 +1683,6 @@
         <w:t>Frontend</w:t>
       </w:r>
       <w:proofErr w:type="spellEnd"/>
-      <w:proofErr w:type="gramEnd"/>
       <w:r>
         <w:rPr>
           <w:b/>
@@ -3131,18 +3050,9 @@
           </w:tcPr>
           <w:p>
             <w:r>
-              <w:t>/</w:t>
-            </w:r>
-            <w:proofErr w:type="gramStart"/>
-            <w:r>
-              <w:t>roles</w:t>
-            </w:r>
-            <w:proofErr w:type="gramEnd"/>
-            <w:r>
-              <w:t>/</w:t>
+              <w:t>/roles/</w:t>
             </w:r>
             <w:proofErr w:type="spellStart"/>
-            <w:proofErr w:type="gramStart"/>
             <w:r>
               <w:t>empresa</w:t>
             </w:r>
@@ -3151,7 +3061,6 @@
               <w:t>/{</w:t>
             </w:r>
             <w:proofErr w:type="spellStart"/>
-            <w:proofErr w:type="gramEnd"/>
             <w:r>
               <w:t>empresa_id</w:t>
             </w:r>
@@ -3247,14 +3156,9 @@
           </w:tcPr>
           <w:p>
             <w:r>
-              <w:t>/</w:t>
-            </w:r>
-            <w:proofErr w:type="gramStart"/>
-            <w:r>
-              <w:t>roles/{</w:t>
+              <w:t>/roles/{</w:t>
             </w:r>
             <w:proofErr w:type="spellStart"/>
-            <w:proofErr w:type="gramEnd"/>
             <w:r>
               <w:t>rol_id</w:t>
             </w:r>
@@ -3349,14 +3253,9 @@
           </w:tcPr>
           <w:p>
             <w:r>
-              <w:t>/</w:t>
-            </w:r>
-            <w:proofErr w:type="gramStart"/>
-            <w:r>
-              <w:t>roles/{</w:t>
+              <w:t>/roles/{</w:t>
             </w:r>
             <w:proofErr w:type="spellStart"/>
-            <w:proofErr w:type="gramEnd"/>
             <w:r>
               <w:t>rol_id</w:t>
             </w:r>
@@ -3707,40 +3606,18 @@
           <w:lang w:val="es-CO"/>
         </w:rPr>
       </w:pPr>
-      <w:proofErr w:type="gramStart"/>
-      <w:r>
-        <w:rPr>
-          <w:lang w:val="es-CO"/>
-        </w:rPr>
-        <w:t>Asegurar</w:t>
-      </w:r>
-      <w:proofErr w:type="gramEnd"/>
-      <w:r>
-        <w:rPr>
-          <w:lang w:val="es-CO"/>
-        </w:rPr>
-        <w:t xml:space="preserve"> que el modal de creación envíe </w:t>
-      </w:r>
-      <w:proofErr w:type="gramStart"/>
-      <w:r>
-        <w:rPr>
-          <w:lang w:val="es-CO"/>
-        </w:rPr>
-        <w:t xml:space="preserve">el </w:t>
-      </w:r>
-      <w:proofErr w:type="spellStart"/>
-      <w:r>
-        <w:rPr>
-          <w:lang w:val="es-CO"/>
-        </w:rPr>
-        <w:t>empresa</w:t>
-      </w:r>
-      <w:proofErr w:type="gramEnd"/>
-      <w:r>
-        <w:rPr>
-          <w:lang w:val="es-CO"/>
-        </w:rPr>
-        <w:t>_id</w:t>
+      <w:r>
+        <w:rPr>
+          <w:lang w:val="es-CO"/>
+        </w:rPr>
+        <w:t xml:space="preserve">Asegurar que el modal de creación envíe el </w:t>
+      </w:r>
+      <w:proofErr w:type="spellStart"/>
+      <w:r>
+        <w:rPr>
+          <w:lang w:val="es-CO"/>
+        </w:rPr>
+        <w:t>empresa_id</w:t>
       </w:r>
       <w:proofErr w:type="spellEnd"/>
       <w:r>
@@ -4020,28 +3897,14 @@
         <w:rPr>
           <w:lang w:val="es-CO"/>
         </w:rPr>
-        <w:t xml:space="preserve"> ahora siguen una ruta jerárquica que incluye </w:t>
-      </w:r>
-      <w:proofErr w:type="gramStart"/>
-      <w:r>
-        <w:rPr>
-          <w:lang w:val="es-CO"/>
-        </w:rPr>
-        <w:t xml:space="preserve">el </w:t>
-      </w:r>
-      <w:proofErr w:type="spellStart"/>
-      <w:r>
-        <w:rPr>
-          <w:lang w:val="es-CO"/>
-        </w:rPr>
-        <w:t>empresa</w:t>
-      </w:r>
-      <w:proofErr w:type="gramEnd"/>
-      <w:r>
-        <w:rPr>
-          <w:lang w:val="es-CO"/>
-        </w:rPr>
-        <w:t>_id</w:t>
+        <w:t xml:space="preserve"> ahora siguen una ruta jerárquica que incluye el </w:t>
+      </w:r>
+      <w:proofErr w:type="spellStart"/>
+      <w:r>
+        <w:rPr>
+          <w:lang w:val="es-CO"/>
+        </w:rPr>
+        <w:t>empresa_id</w:t>
       </w:r>
       <w:proofErr w:type="spellEnd"/>
       <w:r>
@@ -4080,28 +3943,14 @@
         <w:rPr>
           <w:lang w:val="es-CO"/>
         </w:rPr>
-        <w:t>empresa_</w:t>
-      </w:r>
-      <w:proofErr w:type="gramStart"/>
-      <w:r>
-        <w:rPr>
-          <w:lang w:val="es-CO"/>
-        </w:rPr>
-        <w:t>id</w:t>
-      </w:r>
-      <w:proofErr w:type="spellEnd"/>
-      <w:r>
-        <w:rPr>
-          <w:lang w:val="es-CO"/>
-        </w:rPr>
-        <w:t>}/</w:t>
-      </w:r>
-      <w:proofErr w:type="gramEnd"/>
-      <w:r>
-        <w:rPr>
-          <w:lang w:val="es-CO"/>
-        </w:rPr>
-        <w:t xml:space="preserve">perfiles </w:t>
+        <w:t>empresa_id</w:t>
+      </w:r>
+      <w:proofErr w:type="spellEnd"/>
+      <w:r>
+        <w:rPr>
+          <w:lang w:val="es-CO"/>
+        </w:rPr>
+        <w:t xml:space="preserve">}/perfiles </w:t>
       </w:r>
     </w:p>
     <w:p>
@@ -4133,28 +3982,14 @@
         <w:rPr>
           <w:lang w:val="es-CO"/>
         </w:rPr>
-        <w:t>empresa_</w:t>
-      </w:r>
-      <w:proofErr w:type="gramStart"/>
-      <w:r>
-        <w:rPr>
-          <w:lang w:val="es-CO"/>
-        </w:rPr>
-        <w:t>id</w:t>
-      </w:r>
-      <w:proofErr w:type="spellEnd"/>
-      <w:r>
-        <w:rPr>
-          <w:lang w:val="es-CO"/>
-        </w:rPr>
-        <w:t>}/</w:t>
-      </w:r>
-      <w:proofErr w:type="gramEnd"/>
-      <w:r>
-        <w:rPr>
-          <w:lang w:val="es-CO"/>
-        </w:rPr>
-        <w:t xml:space="preserve">perfiles </w:t>
+        <w:t>empresa_id</w:t>
+      </w:r>
+      <w:proofErr w:type="spellEnd"/>
+      <w:r>
+        <w:rPr>
+          <w:lang w:val="es-CO"/>
+        </w:rPr>
+        <w:t xml:space="preserve">}/perfiles </w:t>
       </w:r>
     </w:p>
     <w:p>
@@ -4186,28 +4021,14 @@
         <w:rPr>
           <w:lang w:val="es-CO"/>
         </w:rPr>
-        <w:t>empresa_</w:t>
-      </w:r>
-      <w:proofErr w:type="gramStart"/>
-      <w:r>
-        <w:rPr>
-          <w:lang w:val="es-CO"/>
-        </w:rPr>
-        <w:t>id</w:t>
-      </w:r>
-      <w:proofErr w:type="spellEnd"/>
-      <w:r>
-        <w:rPr>
-          <w:lang w:val="es-CO"/>
-        </w:rPr>
-        <w:t>}/</w:t>
-      </w:r>
-      <w:proofErr w:type="gramEnd"/>
-      <w:r>
-        <w:rPr>
-          <w:lang w:val="es-CO"/>
-        </w:rPr>
-        <w:t>perfiles/{</w:t>
+        <w:t>empresa_id</w:t>
+      </w:r>
+      <w:proofErr w:type="spellEnd"/>
+      <w:r>
+        <w:rPr>
+          <w:lang w:val="es-CO"/>
+        </w:rPr>
+        <w:t>}/perfiles/{</w:t>
       </w:r>
       <w:proofErr w:type="spellStart"/>
       <w:r>
@@ -4253,28 +4074,14 @@
         <w:rPr>
           <w:lang w:val="es-CO"/>
         </w:rPr>
-        <w:t>empresa_</w:t>
-      </w:r>
-      <w:proofErr w:type="gramStart"/>
-      <w:r>
-        <w:rPr>
-          <w:lang w:val="es-CO"/>
-        </w:rPr>
-        <w:t>id</w:t>
-      </w:r>
-      <w:proofErr w:type="spellEnd"/>
-      <w:r>
-        <w:rPr>
-          <w:lang w:val="es-CO"/>
-        </w:rPr>
-        <w:t>}/</w:t>
-      </w:r>
-      <w:proofErr w:type="gramEnd"/>
-      <w:r>
-        <w:rPr>
-          <w:lang w:val="es-CO"/>
-        </w:rPr>
-        <w:t>perfiles/{</w:t>
+        <w:t>empresa_id</w:t>
+      </w:r>
+      <w:proofErr w:type="spellEnd"/>
+      <w:r>
+        <w:rPr>
+          <w:lang w:val="es-CO"/>
+        </w:rPr>
+        <w:t>}/perfiles/{</w:t>
       </w:r>
       <w:proofErr w:type="spellStart"/>
       <w:r>
@@ -5005,7 +4812,7 @@
     <w:p>
       <w:r>
         <w:pict w14:anchorId="35B21E07">
-          <v:rect id="_x0000_i1050" style="width:0;height:1.5pt" o:hralign="center" o:hrstd="t" o:hrnoshade="t" o:hr="t" fillcolor="gray" stroked="f"/>
+          <v:rect id="_x0000_i1032" style="width:0;height:1.5pt" o:hralign="center" o:hrstd="t" o:hrnoshade="t" o:hr="t" fillcolor="gray" stroked="f"/>
         </w:pict>
       </w:r>
     </w:p>
@@ -5322,7 +5129,7 @@
     <w:p>
       <w:r>
         <w:pict w14:anchorId="0D36B54F">
-          <v:rect id="_x0000_i1051" style="width:0;height:1.5pt" o:hralign="center" o:hrstd="t" o:hrnoshade="t" o:hr="t" fillcolor="gray" stroked="f"/>
+          <v:rect id="_x0000_i1033" style="width:0;height:1.5pt" o:hralign="center" o:hrstd="t" o:hrnoshade="t" o:hr="t" fillcolor="gray" stroked="f"/>
         </w:pict>
       </w:r>
     </w:p>
@@ -5858,7 +5665,7 @@
     <w:p>
       <w:r>
         <w:pict w14:anchorId="06D6451C">
-          <v:rect id="_x0000_i1052" style="width:0;height:1.5pt" o:hralign="center" o:hrstd="t" o:hrnoshade="t" o:hr="t" fillcolor="gray" stroked="f"/>
+          <v:rect id="_x0000_i1034" style="width:0;height:1.5pt" o:hralign="center" o:hrstd="t" o:hrnoshade="t" o:hr="t" fillcolor="gray" stroked="f"/>
         </w:pict>
       </w:r>
     </w:p>
@@ -5912,6 +5719,2534 @@
           <w:lang w:val="es-CO"/>
         </w:rPr>
         <w:t>. Como ya tenemos las validaciones de SKU listas, podemos construir el importador de Excel para que el usuario no tenga que crear 500 productos a mano."</w:t>
+      </w:r>
+    </w:p>
+    <w:p>
+      <w:pPr>
+        <w:rPr>
+          <w:lang w:val="es-CO"/>
+        </w:rPr>
+      </w:pPr>
+      <w:r>
+        <w:rPr>
+          <w:sz w:val="48"/>
+          <w:szCs w:val="48"/>
+          <w:lang w:val="es-CO"/>
+        </w:rPr>
+        <w:t>HU-005</w:t>
+      </w:r>
+      <w:r>
+        <w:rPr>
+          <w:lang w:val="es-CO"/>
+        </w:rPr>
+        <w:br/>
+      </w:r>
+      <w:r>
+        <w:rPr>
+          <w:lang w:val="es-CO"/>
+        </w:rPr>
+        <w:t xml:space="preserve">Para dar por cerrada la </w:t>
+      </w:r>
+      <w:r>
+        <w:rPr>
+          <w:b/>
+          <w:bCs/>
+          <w:lang w:val="es-CO"/>
+        </w:rPr>
+        <w:t>HU-005 (Gestión de maestro de Clientes)</w:t>
+      </w:r>
+      <w:r>
+        <w:rPr>
+          <w:lang w:val="es-CO"/>
+        </w:rPr>
+        <w:t xml:space="preserve"> con el estándar de calidad que estamos manejando en medussa_erp, faltan un par de detalles técnicos "bajo el capó" que garantizan que el sistema no explote cuando el usuario empiece a buscar o cuando haya miles de registros.</w:t>
+      </w:r>
+    </w:p>
+    <w:p>
+      <w:proofErr w:type="spellStart"/>
+      <w:r>
+        <w:t>Aquí</w:t>
+      </w:r>
+      <w:proofErr w:type="spellEnd"/>
+      <w:r>
+        <w:t xml:space="preserve"> lo </w:t>
+      </w:r>
+      <w:proofErr w:type="spellStart"/>
+      <w:r>
+        <w:t>que</w:t>
+      </w:r>
+      <w:proofErr w:type="spellEnd"/>
+      <w:r>
+        <w:t xml:space="preserve"> </w:t>
+      </w:r>
+      <w:proofErr w:type="spellStart"/>
+      <w:r>
+        <w:t>falta</w:t>
+      </w:r>
+      <w:proofErr w:type="spellEnd"/>
+      <w:r>
+        <w:t xml:space="preserve"> para </w:t>
+      </w:r>
+      <w:proofErr w:type="spellStart"/>
+      <w:r>
+        <w:t>completar</w:t>
+      </w:r>
+      <w:proofErr w:type="spellEnd"/>
+      <w:r>
+        <w:t xml:space="preserve"> </w:t>
+      </w:r>
+      <w:proofErr w:type="spellStart"/>
+      <w:r>
+        <w:t>el</w:t>
+      </w:r>
+      <w:proofErr w:type="spellEnd"/>
+      <w:r>
+        <w:t xml:space="preserve"> 100%:</w:t>
+      </w:r>
+    </w:p>
+    <w:p>
+      <w:pPr>
+        <w:rPr>
+          <w:b/>
+          <w:bCs/>
+        </w:rPr>
+      </w:pPr>
+      <w:r>
+        <w:rPr>
+          <w:b/>
+          <w:bCs/>
+        </w:rPr>
+        <w:lastRenderedPageBreak/>
+        <w:t xml:space="preserve">1. </w:t>
+      </w:r>
+      <w:proofErr w:type="spellStart"/>
+      <w:r>
+        <w:rPr>
+          <w:b/>
+          <w:bCs/>
+        </w:rPr>
+        <w:t>Filtros</w:t>
+      </w:r>
+      <w:proofErr w:type="spellEnd"/>
+      <w:r>
+        <w:rPr>
+          <w:b/>
+          <w:bCs/>
+        </w:rPr>
+        <w:t xml:space="preserve"> de </w:t>
+      </w:r>
+      <w:proofErr w:type="spellStart"/>
+      <w:r>
+        <w:rPr>
+          <w:b/>
+          <w:bCs/>
+        </w:rPr>
+        <w:t>Búsqueda</w:t>
+      </w:r>
+      <w:proofErr w:type="spellEnd"/>
+      <w:r>
+        <w:rPr>
+          <w:b/>
+          <w:bCs/>
+        </w:rPr>
+        <w:t xml:space="preserve"> y </w:t>
+      </w:r>
+      <w:proofErr w:type="spellStart"/>
+      <w:r>
+        <w:rPr>
+          <w:b/>
+          <w:bCs/>
+        </w:rPr>
+        <w:t>Paginación</w:t>
+      </w:r>
+      <w:proofErr w:type="spellEnd"/>
+      <w:r>
+        <w:rPr>
+          <w:b/>
+          <w:bCs/>
+        </w:rPr>
+        <w:t xml:space="preserve"> (</w:t>
+      </w:r>
+      <w:proofErr w:type="spellStart"/>
+      <w:r>
+        <w:rPr>
+          <w:b/>
+          <w:bCs/>
+        </w:rPr>
+        <w:t>Requerido</w:t>
+      </w:r>
+      <w:proofErr w:type="spellEnd"/>
+      <w:r>
+        <w:rPr>
+          <w:b/>
+          <w:bCs/>
+        </w:rPr>
+        <w:t xml:space="preserve"> </w:t>
+      </w:r>
+      <w:proofErr w:type="spellStart"/>
+      <w:r>
+        <w:rPr>
+          <w:b/>
+          <w:bCs/>
+        </w:rPr>
+        <w:t>en</w:t>
+      </w:r>
+      <w:proofErr w:type="spellEnd"/>
+      <w:r>
+        <w:rPr>
+          <w:b/>
+          <w:bCs/>
+        </w:rPr>
+        <w:t xml:space="preserve"> HU-005-BE-02)</w:t>
+      </w:r>
+    </w:p>
+    <w:p>
+      <w:proofErr w:type="spellStart"/>
+      <w:r>
+        <w:t>Actualmente</w:t>
+      </w:r>
+      <w:proofErr w:type="spellEnd"/>
+      <w:r>
+        <w:t xml:space="preserve">, </w:t>
+      </w:r>
+      <w:proofErr w:type="spellStart"/>
+      <w:r>
+        <w:t>el</w:t>
+      </w:r>
+      <w:proofErr w:type="spellEnd"/>
+      <w:r>
+        <w:t xml:space="preserve"> GET </w:t>
+      </w:r>
+      <w:proofErr w:type="spellStart"/>
+      <w:r>
+        <w:t>trae</w:t>
+      </w:r>
+      <w:proofErr w:type="spellEnd"/>
+      <w:r>
+        <w:t xml:space="preserve"> </w:t>
+      </w:r>
+      <w:proofErr w:type="spellStart"/>
+      <w:r>
+        <w:t>todos</w:t>
+      </w:r>
+      <w:proofErr w:type="spellEnd"/>
+      <w:r>
+        <w:t xml:space="preserve"> </w:t>
+      </w:r>
+      <w:proofErr w:type="spellStart"/>
+      <w:r>
+        <w:t>los</w:t>
+      </w:r>
+      <w:proofErr w:type="spellEnd"/>
+      <w:r>
+        <w:t xml:space="preserve"> </w:t>
+      </w:r>
+      <w:proofErr w:type="spellStart"/>
+      <w:r>
+        <w:t>clientes</w:t>
+      </w:r>
+      <w:proofErr w:type="spellEnd"/>
+      <w:r>
+        <w:t xml:space="preserve">. La </w:t>
+      </w:r>
+      <w:proofErr w:type="spellStart"/>
+      <w:r>
+        <w:t>historia</w:t>
+      </w:r>
+      <w:proofErr w:type="spellEnd"/>
+      <w:r>
+        <w:t xml:space="preserve"> de </w:t>
+      </w:r>
+      <w:proofErr w:type="spellStart"/>
+      <w:r>
+        <w:t>usuario</w:t>
+      </w:r>
+      <w:proofErr w:type="spellEnd"/>
+      <w:r>
+        <w:t xml:space="preserve"> </w:t>
+      </w:r>
+      <w:proofErr w:type="spellStart"/>
+      <w:r>
+        <w:t>pide</w:t>
+      </w:r>
+      <w:proofErr w:type="spellEnd"/>
+      <w:r>
+        <w:t xml:space="preserve"> </w:t>
+      </w:r>
+      <w:proofErr w:type="spellStart"/>
+      <w:r>
+        <w:t>búsquedas</w:t>
+      </w:r>
+      <w:proofErr w:type="spellEnd"/>
+      <w:r>
+        <w:t xml:space="preserve"> </w:t>
+      </w:r>
+      <w:proofErr w:type="spellStart"/>
+      <w:r>
+        <w:t>por</w:t>
+      </w:r>
+      <w:proofErr w:type="spellEnd"/>
+      <w:r>
+        <w:t xml:space="preserve"> </w:t>
+      </w:r>
+      <w:r>
+        <w:rPr>
+          <w:b/>
+          <w:bCs/>
+        </w:rPr>
+        <w:t>Nombre, ID o Ciudad</w:t>
+      </w:r>
+      <w:r>
+        <w:t xml:space="preserve">. </w:t>
+      </w:r>
+      <w:proofErr w:type="spellStart"/>
+      <w:r>
+        <w:t>Debemos</w:t>
+      </w:r>
+      <w:proofErr w:type="spellEnd"/>
+      <w:r>
+        <w:t xml:space="preserve"> </w:t>
+      </w:r>
+      <w:proofErr w:type="spellStart"/>
+      <w:r>
+        <w:t>ajustar</w:t>
+      </w:r>
+      <w:proofErr w:type="spellEnd"/>
+      <w:r>
+        <w:t xml:space="preserve"> </w:t>
+      </w:r>
+      <w:proofErr w:type="spellStart"/>
+      <w:r>
+        <w:t>el</w:t>
+      </w:r>
+      <w:proofErr w:type="spellEnd"/>
+      <w:r>
+        <w:t xml:space="preserve"> </w:t>
+      </w:r>
+      <w:proofErr w:type="spellStart"/>
+      <w:r>
+        <w:t>servicio</w:t>
+      </w:r>
+      <w:proofErr w:type="spellEnd"/>
+      <w:r>
+        <w:t>:</w:t>
+      </w:r>
+    </w:p>
+    <w:p>
+      <w:pPr>
+        <w:numPr>
+          <w:ilvl w:val="0"/>
+          <w:numId w:val="16"/>
+        </w:numPr>
+      </w:pPr>
+      <w:r>
+        <w:rPr>
+          <w:b/>
+          <w:bCs/>
+        </w:rPr>
+        <w:t>En cliente_service.py</w:t>
+      </w:r>
+      <w:r>
+        <w:t xml:space="preserve">: </w:t>
+      </w:r>
+      <w:proofErr w:type="spellStart"/>
+      <w:r>
+        <w:t>Modificar</w:t>
+      </w:r>
+      <w:proofErr w:type="spellEnd"/>
+      <w:r>
+        <w:t xml:space="preserve"> </w:t>
+      </w:r>
+      <w:proofErr w:type="spellStart"/>
+      <w:r>
+        <w:t>obtener_clientes</w:t>
+      </w:r>
+      <w:proofErr w:type="spellEnd"/>
+      <w:r>
+        <w:t xml:space="preserve"> para </w:t>
+      </w:r>
+      <w:proofErr w:type="spellStart"/>
+      <w:r>
+        <w:t>aceptar</w:t>
+      </w:r>
+      <w:proofErr w:type="spellEnd"/>
+      <w:r>
+        <w:t xml:space="preserve"> </w:t>
+      </w:r>
+      <w:proofErr w:type="spellStart"/>
+      <w:r>
+        <w:t>parámetros</w:t>
+      </w:r>
+      <w:proofErr w:type="spellEnd"/>
+      <w:r>
+        <w:t xml:space="preserve"> de </w:t>
+      </w:r>
+      <w:proofErr w:type="spellStart"/>
+      <w:r>
+        <w:t>búsqueda</w:t>
+      </w:r>
+      <w:proofErr w:type="spellEnd"/>
+      <w:r>
+        <w:t xml:space="preserve"> y usar </w:t>
+      </w:r>
+      <w:proofErr w:type="spellStart"/>
+      <w:r>
+        <w:t>ilike</w:t>
+      </w:r>
+      <w:proofErr w:type="spellEnd"/>
+      <w:r>
+        <w:t xml:space="preserve"> (</w:t>
+      </w:r>
+      <w:proofErr w:type="spellStart"/>
+      <w:r>
+        <w:t>búsqueda</w:t>
+      </w:r>
+      <w:proofErr w:type="spellEnd"/>
+      <w:r>
+        <w:t xml:space="preserve"> insensible a </w:t>
+      </w:r>
+      <w:proofErr w:type="spellStart"/>
+      <w:r>
+        <w:t>mayúsculas</w:t>
+      </w:r>
+      <w:proofErr w:type="spellEnd"/>
+      <w:r>
+        <w:t>).</w:t>
+      </w:r>
+    </w:p>
+    <w:p>
+      <w:pPr>
+        <w:numPr>
+          <w:ilvl w:val="0"/>
+          <w:numId w:val="16"/>
+        </w:numPr>
+      </w:pPr>
+      <w:proofErr w:type="spellStart"/>
+      <w:r>
+        <w:rPr>
+          <w:b/>
+          <w:bCs/>
+        </w:rPr>
+        <w:t>Paginación</w:t>
+      </w:r>
+      <w:proofErr w:type="spellEnd"/>
+      <w:r>
+        <w:t xml:space="preserve">: Añadir limit y offset para </w:t>
+      </w:r>
+      <w:proofErr w:type="spellStart"/>
+      <w:r>
+        <w:t>que</w:t>
+      </w:r>
+      <w:proofErr w:type="spellEnd"/>
+      <w:r>
+        <w:t xml:space="preserve"> </w:t>
+      </w:r>
+      <w:proofErr w:type="spellStart"/>
+      <w:r>
+        <w:t>el</w:t>
+      </w:r>
+      <w:proofErr w:type="spellEnd"/>
+      <w:r>
+        <w:t xml:space="preserve"> Frontend no se </w:t>
+      </w:r>
+      <w:proofErr w:type="spellStart"/>
+      <w:r>
+        <w:t>sature</w:t>
+      </w:r>
+      <w:proofErr w:type="spellEnd"/>
+      <w:r>
+        <w:t xml:space="preserve"> </w:t>
+      </w:r>
+      <w:proofErr w:type="spellStart"/>
+      <w:r>
+        <w:t>si</w:t>
+      </w:r>
+      <w:proofErr w:type="spellEnd"/>
+      <w:r>
+        <w:t xml:space="preserve"> hay 5,000 </w:t>
+      </w:r>
+      <w:proofErr w:type="spellStart"/>
+      <w:r>
+        <w:t>clientes</w:t>
+      </w:r>
+      <w:proofErr w:type="spellEnd"/>
+      <w:r>
+        <w:t>.</w:t>
+      </w:r>
+    </w:p>
+    <w:p>
+      <w:pPr>
+        <w:rPr>
+          <w:b/>
+          <w:bCs/>
+        </w:rPr>
+      </w:pPr>
+      <w:r>
+        <w:rPr>
+          <w:b/>
+          <w:bCs/>
+        </w:rPr>
+        <w:t xml:space="preserve">2. </w:t>
+      </w:r>
+      <w:proofErr w:type="spellStart"/>
+      <w:r>
+        <w:rPr>
+          <w:b/>
+          <w:bCs/>
+        </w:rPr>
+        <w:t>Validación</w:t>
+      </w:r>
+      <w:proofErr w:type="spellEnd"/>
+      <w:r>
+        <w:rPr>
+          <w:b/>
+          <w:bCs/>
+        </w:rPr>
+        <w:t xml:space="preserve"> de </w:t>
+      </w:r>
+      <w:proofErr w:type="spellStart"/>
+      <w:r>
+        <w:rPr>
+          <w:b/>
+          <w:bCs/>
+        </w:rPr>
+        <w:t>Dependencias</w:t>
+      </w:r>
+      <w:proofErr w:type="spellEnd"/>
+      <w:r>
+        <w:rPr>
+          <w:b/>
+          <w:bCs/>
+        </w:rPr>
+        <w:t xml:space="preserve"> (</w:t>
+      </w:r>
+      <w:proofErr w:type="spellStart"/>
+      <w:r>
+        <w:rPr>
+          <w:b/>
+          <w:bCs/>
+        </w:rPr>
+        <w:t>Requerido</w:t>
+      </w:r>
+      <w:proofErr w:type="spellEnd"/>
+      <w:r>
+        <w:rPr>
+          <w:b/>
+          <w:bCs/>
+        </w:rPr>
+        <w:t xml:space="preserve"> </w:t>
+      </w:r>
+      <w:proofErr w:type="spellStart"/>
+      <w:r>
+        <w:rPr>
+          <w:b/>
+          <w:bCs/>
+        </w:rPr>
+        <w:t>en</w:t>
+      </w:r>
+      <w:proofErr w:type="spellEnd"/>
+      <w:r>
+        <w:rPr>
+          <w:b/>
+          <w:bCs/>
+        </w:rPr>
+        <w:t xml:space="preserve"> HU-005-BE-04)</w:t>
+      </w:r>
+    </w:p>
+    <w:p>
+      <w:r>
+        <w:t xml:space="preserve">La </w:t>
+      </w:r>
+      <w:proofErr w:type="spellStart"/>
+      <w:r>
+        <w:t>historia</w:t>
+      </w:r>
+      <w:proofErr w:type="spellEnd"/>
+      <w:r>
+        <w:t xml:space="preserve"> </w:t>
+      </w:r>
+      <w:proofErr w:type="spellStart"/>
+      <w:r>
+        <w:t>menciona</w:t>
+      </w:r>
+      <w:proofErr w:type="spellEnd"/>
+      <w:r>
+        <w:t xml:space="preserve"> "</w:t>
+      </w:r>
+      <w:proofErr w:type="spellStart"/>
+      <w:r>
+        <w:t>Validación</w:t>
+      </w:r>
+      <w:proofErr w:type="spellEnd"/>
+      <w:r>
+        <w:t xml:space="preserve"> de </w:t>
+      </w:r>
+      <w:proofErr w:type="spellStart"/>
+      <w:r>
+        <w:t>dependencias</w:t>
+      </w:r>
+      <w:proofErr w:type="spellEnd"/>
+      <w:r>
+        <w:t xml:space="preserve">". Antes de </w:t>
+      </w:r>
+      <w:proofErr w:type="spellStart"/>
+      <w:r>
+        <w:t>permitir</w:t>
+      </w:r>
+      <w:proofErr w:type="spellEnd"/>
+      <w:r>
+        <w:t xml:space="preserve"> la </w:t>
+      </w:r>
+      <w:proofErr w:type="spellStart"/>
+      <w:r>
+        <w:t>eliminación</w:t>
+      </w:r>
+      <w:proofErr w:type="spellEnd"/>
+      <w:r>
+        <w:t xml:space="preserve"> (</w:t>
+      </w:r>
+      <w:proofErr w:type="spellStart"/>
+      <w:r>
+        <w:t>aunque</w:t>
+      </w:r>
+      <w:proofErr w:type="spellEnd"/>
+      <w:r>
+        <w:t xml:space="preserve"> sea </w:t>
+      </w:r>
+      <w:proofErr w:type="spellStart"/>
+      <w:r>
+        <w:t>lógica</w:t>
+      </w:r>
+      <w:proofErr w:type="spellEnd"/>
+      <w:r>
+        <w:t xml:space="preserve">), </w:t>
+      </w:r>
+      <w:proofErr w:type="spellStart"/>
+      <w:r>
+        <w:t>el</w:t>
+      </w:r>
+      <w:proofErr w:type="spellEnd"/>
+      <w:r>
+        <w:t xml:space="preserve"> </w:t>
+      </w:r>
+      <w:proofErr w:type="spellStart"/>
+      <w:r>
+        <w:t>sistema</w:t>
+      </w:r>
+      <w:proofErr w:type="spellEnd"/>
+      <w:r>
+        <w:t xml:space="preserve"> </w:t>
+      </w:r>
+      <w:proofErr w:type="spellStart"/>
+      <w:r>
+        <w:t>debería</w:t>
+      </w:r>
+      <w:proofErr w:type="spellEnd"/>
+      <w:r>
+        <w:t xml:space="preserve"> </w:t>
+      </w:r>
+      <w:proofErr w:type="spellStart"/>
+      <w:r>
+        <w:t>verificar</w:t>
+      </w:r>
+      <w:proofErr w:type="spellEnd"/>
+      <w:r>
+        <w:t xml:space="preserve"> </w:t>
+      </w:r>
+      <w:proofErr w:type="spellStart"/>
+      <w:r>
+        <w:t>si</w:t>
+      </w:r>
+      <w:proofErr w:type="spellEnd"/>
+      <w:r>
+        <w:t xml:space="preserve"> </w:t>
+      </w:r>
+      <w:proofErr w:type="spellStart"/>
+      <w:r>
+        <w:t>el</w:t>
+      </w:r>
+      <w:proofErr w:type="spellEnd"/>
+      <w:r>
+        <w:t xml:space="preserve"> </w:t>
+      </w:r>
+      <w:proofErr w:type="spellStart"/>
+      <w:r>
+        <w:t>cliente</w:t>
+      </w:r>
+      <w:proofErr w:type="spellEnd"/>
+      <w:r>
+        <w:t xml:space="preserve"> </w:t>
+      </w:r>
+      <w:proofErr w:type="spellStart"/>
+      <w:r>
+        <w:t>tiene</w:t>
+      </w:r>
+      <w:proofErr w:type="spellEnd"/>
+      <w:r>
+        <w:t xml:space="preserve"> facturas o </w:t>
+      </w:r>
+      <w:proofErr w:type="spellStart"/>
+      <w:r>
+        <w:t>proyectos</w:t>
+      </w:r>
+      <w:proofErr w:type="spellEnd"/>
+      <w:r>
+        <w:t xml:space="preserve"> </w:t>
+      </w:r>
+      <w:proofErr w:type="spellStart"/>
+      <w:r>
+        <w:t>asociados</w:t>
+      </w:r>
+      <w:proofErr w:type="spellEnd"/>
+      <w:r>
+        <w:t xml:space="preserve">. Como </w:t>
+      </w:r>
+      <w:proofErr w:type="spellStart"/>
+      <w:r>
+        <w:t>estamos</w:t>
+      </w:r>
+      <w:proofErr w:type="spellEnd"/>
+      <w:r>
+        <w:t xml:space="preserve"> </w:t>
+      </w:r>
+      <w:proofErr w:type="spellStart"/>
+      <w:r>
+        <w:t>empezando</w:t>
+      </w:r>
+      <w:proofErr w:type="spellEnd"/>
+      <w:r>
+        <w:t xml:space="preserve">, </w:t>
+      </w:r>
+      <w:proofErr w:type="spellStart"/>
+      <w:r>
+        <w:t>por</w:t>
+      </w:r>
+      <w:proofErr w:type="spellEnd"/>
+      <w:r>
+        <w:t xml:space="preserve"> </w:t>
+      </w:r>
+      <w:proofErr w:type="spellStart"/>
+      <w:r>
+        <w:t>ahora</w:t>
+      </w:r>
+      <w:proofErr w:type="spellEnd"/>
+      <w:r>
+        <w:t xml:space="preserve"> basta con </w:t>
+      </w:r>
+      <w:proofErr w:type="spellStart"/>
+      <w:r>
+        <w:t>asegurar</w:t>
+      </w:r>
+      <w:proofErr w:type="spellEnd"/>
+      <w:r>
+        <w:t xml:space="preserve"> </w:t>
+      </w:r>
+      <w:proofErr w:type="spellStart"/>
+      <w:r>
+        <w:t>que</w:t>
+      </w:r>
+      <w:proofErr w:type="spellEnd"/>
+      <w:r>
+        <w:t xml:space="preserve"> </w:t>
+      </w:r>
+      <w:proofErr w:type="spellStart"/>
+      <w:r>
+        <w:t>el</w:t>
+      </w:r>
+      <w:proofErr w:type="spellEnd"/>
+      <w:r>
+        <w:t xml:space="preserve"> DELETE solo </w:t>
+      </w:r>
+      <w:proofErr w:type="spellStart"/>
+      <w:r>
+        <w:t>cambie</w:t>
+      </w:r>
+      <w:proofErr w:type="spellEnd"/>
+      <w:r>
+        <w:t xml:space="preserve"> </w:t>
+      </w:r>
+      <w:proofErr w:type="spellStart"/>
+      <w:r>
+        <w:t>el</w:t>
+      </w:r>
+      <w:proofErr w:type="spellEnd"/>
+      <w:r>
+        <w:t xml:space="preserve"> </w:t>
+      </w:r>
+      <w:proofErr w:type="spellStart"/>
+      <w:r>
+        <w:t>estado</w:t>
+      </w:r>
+      <w:proofErr w:type="spellEnd"/>
+      <w:r>
+        <w:t xml:space="preserve">, </w:t>
+      </w:r>
+      <w:proofErr w:type="spellStart"/>
+      <w:r>
+        <w:t>pero</w:t>
+      </w:r>
+      <w:proofErr w:type="spellEnd"/>
+      <w:r>
+        <w:t xml:space="preserve"> hay </w:t>
+      </w:r>
+      <w:proofErr w:type="spellStart"/>
+      <w:r>
+        <w:t>que</w:t>
+      </w:r>
+      <w:proofErr w:type="spellEnd"/>
+      <w:r>
+        <w:t xml:space="preserve"> </w:t>
+      </w:r>
+      <w:proofErr w:type="spellStart"/>
+      <w:r>
+        <w:t>dejar</w:t>
+      </w:r>
+      <w:proofErr w:type="spellEnd"/>
+      <w:r>
+        <w:t xml:space="preserve"> </w:t>
+      </w:r>
+      <w:proofErr w:type="spellStart"/>
+      <w:r>
+        <w:t>el</w:t>
+      </w:r>
+      <w:proofErr w:type="spellEnd"/>
+      <w:r>
+        <w:t xml:space="preserve"> </w:t>
+      </w:r>
+      <w:proofErr w:type="spellStart"/>
+      <w:r>
+        <w:t>gancho</w:t>
+      </w:r>
+      <w:proofErr w:type="spellEnd"/>
+      <w:r>
+        <w:t xml:space="preserve"> para </w:t>
+      </w:r>
+      <w:proofErr w:type="spellStart"/>
+      <w:r>
+        <w:t>futuras</w:t>
+      </w:r>
+      <w:proofErr w:type="spellEnd"/>
+      <w:r>
+        <w:t xml:space="preserve"> </w:t>
+      </w:r>
+      <w:proofErr w:type="spellStart"/>
+      <w:r>
+        <w:t>validaciones</w:t>
+      </w:r>
+      <w:proofErr w:type="spellEnd"/>
+      <w:r>
+        <w:t>.</w:t>
+      </w:r>
+    </w:p>
+    <w:p>
+      <w:r>
+        <w:pict w14:anchorId="200F7C49">
+          <v:rect id="_x0000_i1047" style="width:0;height:1.5pt" o:hralign="center" o:hrstd="t" o:hrnoshade="t" o:hr="t" fillcolor="gray" stroked="f"/>
+        </w:pict>
+      </w:r>
+    </w:p>
+    <w:p>
+      <w:pPr>
+        <w:rPr>
+          <w:b/>
+          <w:bCs/>
+        </w:rPr>
+      </w:pPr>
+      <w:r>
+        <w:rPr>
+          <w:rFonts w:ascii="Segoe UI Emoji" w:hAnsi="Segoe UI Emoji" w:cs="Segoe UI Emoji"/>
+          <w:b/>
+          <w:bCs/>
+        </w:rPr>
+        <w:t>📊</w:t>
+      </w:r>
+      <w:r>
+        <w:rPr>
+          <w:b/>
+          <w:bCs/>
+        </w:rPr>
+        <w:t xml:space="preserve"> </w:t>
+      </w:r>
+      <w:proofErr w:type="spellStart"/>
+      <w:r>
+        <w:rPr>
+          <w:b/>
+          <w:bCs/>
+        </w:rPr>
+        <w:t>Reporte</w:t>
+      </w:r>
+      <w:proofErr w:type="spellEnd"/>
+      <w:r>
+        <w:rPr>
+          <w:b/>
+          <w:bCs/>
+        </w:rPr>
+        <w:t xml:space="preserve"> </w:t>
+      </w:r>
+      <w:proofErr w:type="spellStart"/>
+      <w:r>
+        <w:rPr>
+          <w:b/>
+          <w:bCs/>
+        </w:rPr>
+        <w:t>Fullstack</w:t>
+      </w:r>
+      <w:proofErr w:type="spellEnd"/>
+      <w:r>
+        <w:rPr>
+          <w:b/>
+          <w:bCs/>
+        </w:rPr>
+        <w:t xml:space="preserve">: HU-005 - </w:t>
+      </w:r>
+      <w:proofErr w:type="spellStart"/>
+      <w:r>
+        <w:rPr>
+          <w:b/>
+          <w:bCs/>
+        </w:rPr>
+        <w:t>Gestión</w:t>
+      </w:r>
+      <w:proofErr w:type="spellEnd"/>
+      <w:r>
+        <w:rPr>
+          <w:b/>
+          <w:bCs/>
+        </w:rPr>
+        <w:t xml:space="preserve"> de </w:t>
+      </w:r>
+      <w:proofErr w:type="spellStart"/>
+      <w:r>
+        <w:rPr>
+          <w:b/>
+          <w:bCs/>
+        </w:rPr>
+        <w:t>Clientes</w:t>
+      </w:r>
+      <w:proofErr w:type="spellEnd"/>
+    </w:p>
+    <w:p>
+      <w:proofErr w:type="spellStart"/>
+      <w:r>
+        <w:rPr>
+          <w:b/>
+          <w:bCs/>
+        </w:rPr>
+        <w:t>Destinatario</w:t>
+      </w:r>
+      <w:proofErr w:type="spellEnd"/>
+      <w:r>
+        <w:rPr>
+          <w:b/>
+          <w:bCs/>
+        </w:rPr>
+        <w:t>:</w:t>
+      </w:r>
+      <w:r>
+        <w:t xml:space="preserve"> Juan Camilo</w:t>
+      </w:r>
+    </w:p>
+    <w:p>
+      <w:r>
+        <w:rPr>
+          <w:b/>
+          <w:bCs/>
+        </w:rPr>
+        <w:t>Estado:</w:t>
+      </w:r>
+      <w:r>
+        <w:t xml:space="preserve"> </w:t>
+      </w:r>
+      <w:r>
+        <w:rPr>
+          <w:rFonts w:ascii="Segoe UI Emoji" w:hAnsi="Segoe UI Emoji" w:cs="Segoe UI Emoji"/>
+        </w:rPr>
+        <w:t>🟢</w:t>
+      </w:r>
+      <w:r>
+        <w:t xml:space="preserve"> </w:t>
+      </w:r>
+      <w:r>
+        <w:rPr>
+          <w:b/>
+          <w:bCs/>
+        </w:rPr>
+        <w:t xml:space="preserve">95% (Listo para </w:t>
+      </w:r>
+      <w:proofErr w:type="spellStart"/>
+      <w:r>
+        <w:rPr>
+          <w:b/>
+          <w:bCs/>
+        </w:rPr>
+        <w:t>pruebas</w:t>
+      </w:r>
+      <w:proofErr w:type="spellEnd"/>
+      <w:r>
+        <w:rPr>
+          <w:b/>
+          <w:bCs/>
+        </w:rPr>
+        <w:t xml:space="preserve"> de </w:t>
+      </w:r>
+      <w:proofErr w:type="spellStart"/>
+      <w:r>
+        <w:rPr>
+          <w:b/>
+          <w:bCs/>
+        </w:rPr>
+        <w:t>integración</w:t>
+      </w:r>
+      <w:proofErr w:type="spellEnd"/>
+      <w:r>
+        <w:rPr>
+          <w:b/>
+          <w:bCs/>
+        </w:rPr>
+        <w:t>)</w:t>
+      </w:r>
+    </w:p>
+    <w:p>
+      <w:pPr>
+        <w:rPr>
+          <w:b/>
+          <w:bCs/>
+        </w:rPr>
+      </w:pPr>
+      <w:proofErr w:type="spellStart"/>
+      <w:r>
+        <w:rPr>
+          <w:b/>
+          <w:bCs/>
+        </w:rPr>
+        <w:t>Resumen</w:t>
+      </w:r>
+      <w:proofErr w:type="spellEnd"/>
+      <w:r>
+        <w:rPr>
+          <w:b/>
+          <w:bCs/>
+        </w:rPr>
+        <w:t xml:space="preserve"> del Desarrollo</w:t>
+      </w:r>
+    </w:p>
+    <w:p>
+      <w:r>
+        <w:t xml:space="preserve">Se ha </w:t>
+      </w:r>
+      <w:proofErr w:type="spellStart"/>
+      <w:r>
+        <w:t>implementado</w:t>
+      </w:r>
+      <w:proofErr w:type="spellEnd"/>
+      <w:r>
+        <w:t xml:space="preserve"> </w:t>
+      </w:r>
+      <w:proofErr w:type="spellStart"/>
+      <w:r>
+        <w:t>el</w:t>
+      </w:r>
+      <w:proofErr w:type="spellEnd"/>
+      <w:r>
+        <w:t xml:space="preserve"> </w:t>
+      </w:r>
+      <w:proofErr w:type="spellStart"/>
+      <w:r>
+        <w:t>núcleo</w:t>
+      </w:r>
+      <w:proofErr w:type="spellEnd"/>
+      <w:r>
+        <w:t xml:space="preserve"> de </w:t>
+      </w:r>
+      <w:proofErr w:type="spellStart"/>
+      <w:r>
+        <w:t>gestión</w:t>
+      </w:r>
+      <w:proofErr w:type="spellEnd"/>
+      <w:r>
+        <w:t xml:space="preserve"> de </w:t>
+      </w:r>
+      <w:proofErr w:type="spellStart"/>
+      <w:r>
+        <w:t>clientes</w:t>
+      </w:r>
+      <w:proofErr w:type="spellEnd"/>
+      <w:r>
+        <w:t xml:space="preserve"> bajo </w:t>
+      </w:r>
+      <w:proofErr w:type="spellStart"/>
+      <w:r>
+        <w:t>una</w:t>
+      </w:r>
+      <w:proofErr w:type="spellEnd"/>
+      <w:r>
+        <w:t xml:space="preserve"> </w:t>
+      </w:r>
+      <w:proofErr w:type="spellStart"/>
+      <w:r>
+        <w:t>arquitectura</w:t>
+      </w:r>
+      <w:proofErr w:type="spellEnd"/>
+      <w:r>
+        <w:t xml:space="preserve"> de </w:t>
+      </w:r>
+      <w:proofErr w:type="spellStart"/>
+      <w:r>
+        <w:t>tres</w:t>
+      </w:r>
+      <w:proofErr w:type="spellEnd"/>
+      <w:r>
+        <w:t xml:space="preserve"> </w:t>
+      </w:r>
+      <w:proofErr w:type="spellStart"/>
+      <w:r>
+        <w:t>capas</w:t>
+      </w:r>
+      <w:proofErr w:type="spellEnd"/>
+      <w:r>
+        <w:t xml:space="preserve"> (Modelo, </w:t>
+      </w:r>
+      <w:proofErr w:type="spellStart"/>
+      <w:r>
+        <w:t>Esquema</w:t>
+      </w:r>
+      <w:proofErr w:type="spellEnd"/>
+      <w:r>
+        <w:t xml:space="preserve">, Servicio), </w:t>
+      </w:r>
+      <w:proofErr w:type="spellStart"/>
+      <w:r>
+        <w:t>garantizando</w:t>
+      </w:r>
+      <w:proofErr w:type="spellEnd"/>
+      <w:r>
+        <w:t xml:space="preserve"> </w:t>
+      </w:r>
+      <w:proofErr w:type="spellStart"/>
+      <w:r>
+        <w:t>que</w:t>
+      </w:r>
+      <w:proofErr w:type="spellEnd"/>
+      <w:r>
+        <w:t xml:space="preserve"> la </w:t>
+      </w:r>
+      <w:proofErr w:type="spellStart"/>
+      <w:r>
+        <w:t>información</w:t>
+      </w:r>
+      <w:proofErr w:type="spellEnd"/>
+      <w:r>
+        <w:t xml:space="preserve"> sea transversal a </w:t>
+      </w:r>
+      <w:proofErr w:type="spellStart"/>
+      <w:r>
+        <w:t>todo</w:t>
+      </w:r>
+      <w:proofErr w:type="spellEnd"/>
+      <w:r>
+        <w:t xml:space="preserve"> </w:t>
+      </w:r>
+      <w:proofErr w:type="spellStart"/>
+      <w:r>
+        <w:t>el</w:t>
+      </w:r>
+      <w:proofErr w:type="spellEnd"/>
+      <w:r>
+        <w:t xml:space="preserve"> ERP.</w:t>
+      </w:r>
+    </w:p>
+    <w:p>
+      <w:pPr>
+        <w:rPr>
+          <w:b/>
+          <w:bCs/>
+        </w:rPr>
+      </w:pPr>
+      <w:r>
+        <w:rPr>
+          <w:rFonts w:ascii="Segoe UI Emoji" w:hAnsi="Segoe UI Emoji" w:cs="Segoe UI Emoji"/>
+          <w:b/>
+          <w:bCs/>
+        </w:rPr>
+        <w:t>🛠️</w:t>
+      </w:r>
+      <w:r>
+        <w:rPr>
+          <w:b/>
+          <w:bCs/>
+        </w:rPr>
+        <w:t xml:space="preserve"> </w:t>
+      </w:r>
+      <w:proofErr w:type="spellStart"/>
+      <w:r>
+        <w:rPr>
+          <w:b/>
+          <w:bCs/>
+        </w:rPr>
+        <w:t>Logros</w:t>
+      </w:r>
+      <w:proofErr w:type="spellEnd"/>
+      <w:r>
+        <w:rPr>
+          <w:b/>
+          <w:bCs/>
+        </w:rPr>
+        <w:t xml:space="preserve"> </w:t>
+      </w:r>
+      <w:proofErr w:type="spellStart"/>
+      <w:r>
+        <w:rPr>
+          <w:b/>
+          <w:bCs/>
+        </w:rPr>
+        <w:t>Técnicos</w:t>
+      </w:r>
+      <w:proofErr w:type="spellEnd"/>
+      <w:r>
+        <w:rPr>
+          <w:b/>
+          <w:bCs/>
+        </w:rPr>
+        <w:t xml:space="preserve"> (Backend)</w:t>
+      </w:r>
+    </w:p>
+    <w:p>
+      <w:pPr>
+        <w:numPr>
+          <w:ilvl w:val="0"/>
+          <w:numId w:val="17"/>
+        </w:numPr>
+      </w:pPr>
+      <w:proofErr w:type="spellStart"/>
+      <w:r>
+        <w:rPr>
+          <w:b/>
+          <w:bCs/>
+        </w:rPr>
+        <w:t>Persistencia</w:t>
+      </w:r>
+      <w:proofErr w:type="spellEnd"/>
+      <w:r>
+        <w:rPr>
+          <w:b/>
+          <w:bCs/>
+        </w:rPr>
+        <w:t xml:space="preserve"> Robusta:</w:t>
+      </w:r>
+      <w:r>
+        <w:t xml:space="preserve"> Se </w:t>
+      </w:r>
+      <w:proofErr w:type="spellStart"/>
+      <w:r>
+        <w:t>creó</w:t>
+      </w:r>
+      <w:proofErr w:type="spellEnd"/>
+      <w:r>
+        <w:t xml:space="preserve"> la </w:t>
+      </w:r>
+      <w:proofErr w:type="spellStart"/>
+      <w:r>
+        <w:t>tabla</w:t>
+      </w:r>
+      <w:proofErr w:type="spellEnd"/>
+      <w:r>
+        <w:t xml:space="preserve"> </w:t>
+      </w:r>
+      <w:proofErr w:type="spellStart"/>
+      <w:r>
+        <w:t>configuracion.clientes</w:t>
+      </w:r>
+      <w:proofErr w:type="spellEnd"/>
+      <w:r>
+        <w:t xml:space="preserve"> con </w:t>
+      </w:r>
+      <w:proofErr w:type="spellStart"/>
+      <w:r>
+        <w:t>indexación</w:t>
+      </w:r>
+      <w:proofErr w:type="spellEnd"/>
+      <w:r>
+        <w:t xml:space="preserve"> </w:t>
+      </w:r>
+      <w:proofErr w:type="spellStart"/>
+      <w:r>
+        <w:t>en</w:t>
+      </w:r>
+      <w:proofErr w:type="spellEnd"/>
+      <w:r>
+        <w:t xml:space="preserve"> </w:t>
+      </w:r>
+      <w:proofErr w:type="spellStart"/>
+      <w:r>
+        <w:t>id_cli</w:t>
+      </w:r>
+      <w:proofErr w:type="spellEnd"/>
+      <w:r>
+        <w:t xml:space="preserve"> y </w:t>
+      </w:r>
+      <w:proofErr w:type="spellStart"/>
+      <w:r>
+        <w:t>nombre</w:t>
+      </w:r>
+      <w:proofErr w:type="spellEnd"/>
+      <w:r>
+        <w:t xml:space="preserve"> para </w:t>
+      </w:r>
+      <w:proofErr w:type="spellStart"/>
+      <w:r>
+        <w:t>garantizar</w:t>
+      </w:r>
+      <w:proofErr w:type="spellEnd"/>
+      <w:r>
+        <w:t xml:space="preserve"> </w:t>
+      </w:r>
+      <w:proofErr w:type="spellStart"/>
+      <w:r>
+        <w:t>búsquedas</w:t>
+      </w:r>
+      <w:proofErr w:type="spellEnd"/>
+      <w:r>
+        <w:t xml:space="preserve"> </w:t>
+      </w:r>
+      <w:proofErr w:type="spellStart"/>
+      <w:r>
+        <w:t>instantáneas</w:t>
+      </w:r>
+      <w:proofErr w:type="spellEnd"/>
+      <w:r>
+        <w:t>.</w:t>
+      </w:r>
+    </w:p>
+    <w:p>
+      <w:pPr>
+        <w:numPr>
+          <w:ilvl w:val="0"/>
+          <w:numId w:val="17"/>
+        </w:numPr>
+      </w:pPr>
+      <w:proofErr w:type="spellStart"/>
+      <w:r>
+        <w:rPr>
+          <w:b/>
+          <w:bCs/>
+        </w:rPr>
+        <w:t>Seguridad</w:t>
+      </w:r>
+      <w:proofErr w:type="spellEnd"/>
+      <w:r>
+        <w:rPr>
+          <w:b/>
+          <w:bCs/>
+        </w:rPr>
+        <w:t xml:space="preserve"> de Identidad:</w:t>
+      </w:r>
+      <w:r>
+        <w:t xml:space="preserve"> </w:t>
+      </w:r>
+      <w:proofErr w:type="spellStart"/>
+      <w:r>
+        <w:t>Implementamos</w:t>
+      </w:r>
+      <w:proofErr w:type="spellEnd"/>
+      <w:r>
+        <w:t xml:space="preserve"> un </w:t>
+      </w:r>
+      <w:proofErr w:type="spellStart"/>
+      <w:r>
+        <w:t>bloqueo</w:t>
+      </w:r>
+      <w:proofErr w:type="spellEnd"/>
+      <w:r>
+        <w:t xml:space="preserve"> a </w:t>
+      </w:r>
+      <w:proofErr w:type="spellStart"/>
+      <w:r>
+        <w:t>nivel</w:t>
+      </w:r>
+      <w:proofErr w:type="spellEnd"/>
+      <w:r>
+        <w:t xml:space="preserve"> de </w:t>
+      </w:r>
+      <w:proofErr w:type="spellStart"/>
+      <w:r>
+        <w:t>servicio</w:t>
+      </w:r>
+      <w:proofErr w:type="spellEnd"/>
+      <w:r>
+        <w:t xml:space="preserve"> </w:t>
+      </w:r>
+      <w:proofErr w:type="spellStart"/>
+      <w:r>
+        <w:t>que</w:t>
+      </w:r>
+      <w:proofErr w:type="spellEnd"/>
+      <w:r>
+        <w:t xml:space="preserve"> </w:t>
+      </w:r>
+      <w:proofErr w:type="spellStart"/>
+      <w:r>
+        <w:t>impide</w:t>
+      </w:r>
+      <w:proofErr w:type="spellEnd"/>
+      <w:r>
+        <w:t xml:space="preserve"> la </w:t>
+      </w:r>
+      <w:proofErr w:type="spellStart"/>
+      <w:r>
+        <w:t>creación</w:t>
+      </w:r>
+      <w:proofErr w:type="spellEnd"/>
+      <w:r>
+        <w:t xml:space="preserve"> de NITs o Cédulas </w:t>
+      </w:r>
+      <w:proofErr w:type="spellStart"/>
+      <w:r>
+        <w:t>duplicadas</w:t>
+      </w:r>
+      <w:proofErr w:type="spellEnd"/>
+      <w:r>
+        <w:t xml:space="preserve"> (Error 400).</w:t>
+      </w:r>
+    </w:p>
+    <w:p>
+      <w:pPr>
+        <w:numPr>
+          <w:ilvl w:val="0"/>
+          <w:numId w:val="17"/>
+        </w:numPr>
+      </w:pPr>
+      <w:r>
+        <w:rPr>
+          <w:b/>
+          <w:bCs/>
+        </w:rPr>
+        <w:t xml:space="preserve">Sistema de </w:t>
+      </w:r>
+      <w:proofErr w:type="spellStart"/>
+      <w:r>
+        <w:rPr>
+          <w:b/>
+          <w:bCs/>
+        </w:rPr>
+        <w:t>Auditoría</w:t>
+      </w:r>
+      <w:proofErr w:type="spellEnd"/>
+      <w:r>
+        <w:rPr>
+          <w:b/>
+          <w:bCs/>
+        </w:rPr>
+        <w:t xml:space="preserve"> </w:t>
+      </w:r>
+      <w:proofErr w:type="spellStart"/>
+      <w:r>
+        <w:rPr>
+          <w:b/>
+          <w:bCs/>
+        </w:rPr>
+        <w:t>Activo</w:t>
+      </w:r>
+      <w:proofErr w:type="spellEnd"/>
+      <w:r>
+        <w:rPr>
+          <w:b/>
+          <w:bCs/>
+        </w:rPr>
+        <w:t>:</w:t>
+      </w:r>
+      <w:r>
+        <w:t xml:space="preserve"> Cada </w:t>
+      </w:r>
+      <w:proofErr w:type="spellStart"/>
+      <w:r>
+        <w:t>creación</w:t>
+      </w:r>
+      <w:proofErr w:type="spellEnd"/>
+      <w:r>
+        <w:t xml:space="preserve"> o </w:t>
+      </w:r>
+      <w:proofErr w:type="spellStart"/>
+      <w:r>
+        <w:t>modificación</w:t>
+      </w:r>
+      <w:proofErr w:type="spellEnd"/>
+      <w:r>
+        <w:t xml:space="preserve"> </w:t>
+      </w:r>
+      <w:proofErr w:type="spellStart"/>
+      <w:r>
+        <w:t>dispara</w:t>
+      </w:r>
+      <w:proofErr w:type="spellEnd"/>
+      <w:r>
+        <w:t xml:space="preserve"> un log </w:t>
+      </w:r>
+      <w:proofErr w:type="spellStart"/>
+      <w:r>
+        <w:t>automático</w:t>
+      </w:r>
+      <w:proofErr w:type="spellEnd"/>
+      <w:r>
+        <w:t xml:space="preserve">. </w:t>
+      </w:r>
+      <w:proofErr w:type="spellStart"/>
+      <w:r>
+        <w:t>Guardamos</w:t>
+      </w:r>
+      <w:proofErr w:type="spellEnd"/>
+      <w:r>
+        <w:t xml:space="preserve"> </w:t>
+      </w:r>
+      <w:proofErr w:type="spellStart"/>
+      <w:r>
+        <w:t>el</w:t>
+      </w:r>
+      <w:proofErr w:type="spellEnd"/>
+      <w:r>
+        <w:t xml:space="preserve"> "antes" y </w:t>
+      </w:r>
+      <w:proofErr w:type="spellStart"/>
+      <w:r>
+        <w:t>el</w:t>
+      </w:r>
+      <w:proofErr w:type="spellEnd"/>
+      <w:r>
+        <w:t xml:space="preserve"> "</w:t>
+      </w:r>
+      <w:proofErr w:type="spellStart"/>
+      <w:r>
+        <w:t>después</w:t>
+      </w:r>
+      <w:proofErr w:type="spellEnd"/>
+      <w:r>
+        <w:t xml:space="preserve">" de </w:t>
+      </w:r>
+      <w:proofErr w:type="spellStart"/>
+      <w:r>
+        <w:t>cada</w:t>
+      </w:r>
+      <w:proofErr w:type="spellEnd"/>
+      <w:r>
+        <w:t xml:space="preserve"> </w:t>
+      </w:r>
+      <w:proofErr w:type="spellStart"/>
+      <w:r>
+        <w:t>cliente</w:t>
+      </w:r>
+      <w:proofErr w:type="spellEnd"/>
+      <w:r>
+        <w:t xml:space="preserve"> </w:t>
+      </w:r>
+      <w:proofErr w:type="spellStart"/>
+      <w:r>
+        <w:t>modificado</w:t>
+      </w:r>
+      <w:proofErr w:type="spellEnd"/>
+      <w:r>
+        <w:t xml:space="preserve"> para control </w:t>
+      </w:r>
+      <w:proofErr w:type="spellStart"/>
+      <w:r>
+        <w:t>contable</w:t>
+      </w:r>
+      <w:proofErr w:type="spellEnd"/>
+      <w:r>
+        <w:t>.</w:t>
+      </w:r>
+    </w:p>
+    <w:p>
+      <w:pPr>
+        <w:numPr>
+          <w:ilvl w:val="0"/>
+          <w:numId w:val="17"/>
+        </w:numPr>
+      </w:pPr>
+      <w:proofErr w:type="spellStart"/>
+      <w:r>
+        <w:rPr>
+          <w:b/>
+          <w:bCs/>
+        </w:rPr>
+        <w:t>Gestión</w:t>
+      </w:r>
+      <w:proofErr w:type="spellEnd"/>
+      <w:r>
+        <w:rPr>
+          <w:b/>
+          <w:bCs/>
+        </w:rPr>
+        <w:t xml:space="preserve"> de </w:t>
+      </w:r>
+      <w:proofErr w:type="spellStart"/>
+      <w:r>
+        <w:rPr>
+          <w:b/>
+          <w:bCs/>
+        </w:rPr>
+        <w:t>Errores</w:t>
+      </w:r>
+      <w:proofErr w:type="spellEnd"/>
+      <w:r>
+        <w:rPr>
+          <w:b/>
+          <w:bCs/>
+        </w:rPr>
+        <w:t>:</w:t>
+      </w:r>
+      <w:r>
+        <w:t xml:space="preserve"> Se </w:t>
+      </w:r>
+      <w:proofErr w:type="spellStart"/>
+      <w:r>
+        <w:t>configuraron</w:t>
+      </w:r>
+      <w:proofErr w:type="spellEnd"/>
+      <w:r>
+        <w:t xml:space="preserve"> </w:t>
+      </w:r>
+      <w:proofErr w:type="spellStart"/>
+      <w:r>
+        <w:t>los</w:t>
+      </w:r>
+      <w:proofErr w:type="spellEnd"/>
+      <w:r>
+        <w:t xml:space="preserve"> </w:t>
+      </w:r>
+      <w:proofErr w:type="spellStart"/>
+      <w:r>
+        <w:t>permisos</w:t>
+      </w:r>
+      <w:proofErr w:type="spellEnd"/>
+      <w:r>
+        <w:t xml:space="preserve"> de </w:t>
+      </w:r>
+      <w:proofErr w:type="spellStart"/>
+      <w:r>
+        <w:t>secuencias</w:t>
+      </w:r>
+      <w:proofErr w:type="spellEnd"/>
+      <w:r>
+        <w:t xml:space="preserve"> </w:t>
+      </w:r>
+      <w:proofErr w:type="spellStart"/>
+      <w:r>
+        <w:t>en</w:t>
+      </w:r>
+      <w:proofErr w:type="spellEnd"/>
+      <w:r>
+        <w:t xml:space="preserve"> PostgreSQL para </w:t>
+      </w:r>
+      <w:proofErr w:type="spellStart"/>
+      <w:r>
+        <w:t>evitar</w:t>
+      </w:r>
+      <w:proofErr w:type="spellEnd"/>
+      <w:r>
+        <w:t xml:space="preserve"> </w:t>
+      </w:r>
+      <w:proofErr w:type="spellStart"/>
+      <w:r>
+        <w:t>fallos</w:t>
+      </w:r>
+      <w:proofErr w:type="spellEnd"/>
+      <w:r>
+        <w:t xml:space="preserve"> de </w:t>
+      </w:r>
+      <w:proofErr w:type="spellStart"/>
+      <w:r>
+        <w:t>privilegios</w:t>
+      </w:r>
+      <w:proofErr w:type="spellEnd"/>
+      <w:r>
+        <w:t xml:space="preserve"> </w:t>
+      </w:r>
+      <w:proofErr w:type="spellStart"/>
+      <w:r>
+        <w:t>en</w:t>
+      </w:r>
+      <w:proofErr w:type="spellEnd"/>
+      <w:r>
+        <w:t xml:space="preserve"> </w:t>
+      </w:r>
+      <w:proofErr w:type="spellStart"/>
+      <w:r>
+        <w:t>producción</w:t>
+      </w:r>
+      <w:proofErr w:type="spellEnd"/>
+      <w:r>
+        <w:t>.</w:t>
+      </w:r>
+    </w:p>
+    <w:p>
+      <w:pPr>
+        <w:rPr>
+          <w:b/>
+          <w:bCs/>
+        </w:rPr>
+      </w:pPr>
+      <w:r>
+        <w:rPr>
+          <w:rFonts w:ascii="Segoe UI Emoji" w:hAnsi="Segoe UI Emoji" w:cs="Segoe UI Emoji"/>
+          <w:b/>
+          <w:bCs/>
+        </w:rPr>
+        <w:lastRenderedPageBreak/>
+        <w:t>🖥️</w:t>
+      </w:r>
+      <w:r>
+        <w:rPr>
+          <w:b/>
+          <w:bCs/>
+        </w:rPr>
+        <w:t xml:space="preserve"> </w:t>
+      </w:r>
+      <w:proofErr w:type="spellStart"/>
+      <w:r>
+        <w:rPr>
+          <w:b/>
+          <w:bCs/>
+        </w:rPr>
+        <w:t>Interfaz</w:t>
+      </w:r>
+      <w:proofErr w:type="spellEnd"/>
+      <w:r>
+        <w:rPr>
+          <w:b/>
+          <w:bCs/>
+        </w:rPr>
+        <w:t xml:space="preserve"> y </w:t>
+      </w:r>
+      <w:proofErr w:type="spellStart"/>
+      <w:r>
+        <w:rPr>
+          <w:b/>
+          <w:bCs/>
+        </w:rPr>
+        <w:t>Comunicación</w:t>
+      </w:r>
+      <w:proofErr w:type="spellEnd"/>
+      <w:r>
+        <w:rPr>
+          <w:b/>
+          <w:bCs/>
+        </w:rPr>
+        <w:t xml:space="preserve"> (Frontend Ready)</w:t>
+      </w:r>
+    </w:p>
+    <w:p>
+      <w:pPr>
+        <w:numPr>
+          <w:ilvl w:val="0"/>
+          <w:numId w:val="18"/>
+        </w:numPr>
+      </w:pPr>
+      <w:proofErr w:type="spellStart"/>
+      <w:r>
+        <w:rPr>
+          <w:b/>
+          <w:bCs/>
+        </w:rPr>
+        <w:t>Contratos</w:t>
+      </w:r>
+      <w:proofErr w:type="spellEnd"/>
+      <w:r>
+        <w:rPr>
+          <w:b/>
+          <w:bCs/>
+        </w:rPr>
+        <w:t xml:space="preserve"> JSON:</w:t>
+      </w:r>
+      <w:r>
+        <w:t xml:space="preserve"> Los endpoints </w:t>
+      </w:r>
+      <w:proofErr w:type="spellStart"/>
+      <w:r>
+        <w:t>ya</w:t>
+      </w:r>
+      <w:proofErr w:type="spellEnd"/>
+      <w:r>
+        <w:t xml:space="preserve"> </w:t>
+      </w:r>
+      <w:proofErr w:type="spellStart"/>
+      <w:r>
+        <w:t>responden</w:t>
+      </w:r>
+      <w:proofErr w:type="spellEnd"/>
+      <w:r>
+        <w:t xml:space="preserve"> con </w:t>
+      </w:r>
+      <w:proofErr w:type="spellStart"/>
+      <w:r>
+        <w:t>el</w:t>
+      </w:r>
+      <w:proofErr w:type="spellEnd"/>
+      <w:r>
+        <w:t xml:space="preserve"> </w:t>
+      </w:r>
+      <w:proofErr w:type="spellStart"/>
+      <w:r>
+        <w:t>estándar</w:t>
+      </w:r>
+      <w:proofErr w:type="spellEnd"/>
+      <w:r>
+        <w:t xml:space="preserve"> </w:t>
+      </w:r>
+      <w:proofErr w:type="spellStart"/>
+      <w:r>
+        <w:t>ClienteResponse</w:t>
+      </w:r>
+      <w:proofErr w:type="spellEnd"/>
+      <w:r>
+        <w:t xml:space="preserve">, </w:t>
+      </w:r>
+      <w:proofErr w:type="spellStart"/>
+      <w:r>
+        <w:t>facilitando</w:t>
+      </w:r>
+      <w:proofErr w:type="spellEnd"/>
+      <w:r>
+        <w:t xml:space="preserve"> la </w:t>
+      </w:r>
+      <w:proofErr w:type="spellStart"/>
+      <w:r>
+        <w:t>integración</w:t>
+      </w:r>
+      <w:proofErr w:type="spellEnd"/>
+      <w:r>
+        <w:t xml:space="preserve"> con Angular.</w:t>
+      </w:r>
+    </w:p>
+    <w:p>
+      <w:pPr>
+        <w:numPr>
+          <w:ilvl w:val="0"/>
+          <w:numId w:val="18"/>
+        </w:numPr>
+      </w:pPr>
+      <w:proofErr w:type="spellStart"/>
+      <w:r>
+        <w:rPr>
+          <w:b/>
+          <w:bCs/>
+        </w:rPr>
+        <w:t>Validación</w:t>
+      </w:r>
+      <w:proofErr w:type="spellEnd"/>
+      <w:r>
+        <w:rPr>
+          <w:b/>
+          <w:bCs/>
+        </w:rPr>
+        <w:t xml:space="preserve"> de Datos:</w:t>
+      </w:r>
+      <w:r>
+        <w:t xml:space="preserve"> El backend </w:t>
+      </w:r>
+      <w:proofErr w:type="spellStart"/>
+      <w:r>
+        <w:t>ya</w:t>
+      </w:r>
+      <w:proofErr w:type="spellEnd"/>
+      <w:r>
+        <w:t xml:space="preserve"> </w:t>
+      </w:r>
+      <w:proofErr w:type="spellStart"/>
+      <w:r>
+        <w:t>rechaza</w:t>
+      </w:r>
+      <w:proofErr w:type="spellEnd"/>
+      <w:r>
+        <w:t xml:space="preserve"> </w:t>
+      </w:r>
+      <w:proofErr w:type="spellStart"/>
+      <w:r>
+        <w:t>correos</w:t>
+      </w:r>
+      <w:proofErr w:type="spellEnd"/>
+      <w:r>
+        <w:t xml:space="preserve"> </w:t>
+      </w:r>
+      <w:proofErr w:type="spellStart"/>
+      <w:r>
+        <w:t>electrónicos</w:t>
+      </w:r>
+      <w:proofErr w:type="spellEnd"/>
+      <w:r>
+        <w:t xml:space="preserve"> mal </w:t>
+      </w:r>
+      <w:proofErr w:type="spellStart"/>
+      <w:r>
+        <w:t>formados</w:t>
+      </w:r>
+      <w:proofErr w:type="spellEnd"/>
+      <w:r>
+        <w:t xml:space="preserve"> y campos </w:t>
+      </w:r>
+      <w:proofErr w:type="spellStart"/>
+      <w:r>
+        <w:t>obligatorios</w:t>
+      </w:r>
+      <w:proofErr w:type="spellEnd"/>
+      <w:r>
+        <w:t xml:space="preserve"> </w:t>
+      </w:r>
+      <w:proofErr w:type="spellStart"/>
+      <w:r>
+        <w:t>vacíos</w:t>
+      </w:r>
+      <w:proofErr w:type="spellEnd"/>
+      <w:r>
+        <w:t xml:space="preserve"> antes de </w:t>
+      </w:r>
+      <w:proofErr w:type="spellStart"/>
+      <w:r>
+        <w:t>tocar</w:t>
+      </w:r>
+      <w:proofErr w:type="spellEnd"/>
+      <w:r>
+        <w:t xml:space="preserve"> la base de </w:t>
+      </w:r>
+      <w:proofErr w:type="spellStart"/>
+      <w:r>
+        <w:t>datos</w:t>
+      </w:r>
+      <w:proofErr w:type="spellEnd"/>
+      <w:r>
+        <w:t>.</w:t>
+      </w:r>
+    </w:p>
+    <w:p>
+      <w:pPr>
+        <w:numPr>
+          <w:ilvl w:val="0"/>
+          <w:numId w:val="18"/>
+        </w:numPr>
+      </w:pPr>
+      <w:proofErr w:type="spellStart"/>
+      <w:r>
+        <w:rPr>
+          <w:b/>
+          <w:bCs/>
+        </w:rPr>
+        <w:t>Eliminación</w:t>
+      </w:r>
+      <w:proofErr w:type="spellEnd"/>
+      <w:r>
+        <w:rPr>
+          <w:b/>
+          <w:bCs/>
+        </w:rPr>
+        <w:t xml:space="preserve"> </w:t>
+      </w:r>
+      <w:proofErr w:type="spellStart"/>
+      <w:r>
+        <w:rPr>
+          <w:b/>
+          <w:bCs/>
+        </w:rPr>
+        <w:t>Lógica</w:t>
+      </w:r>
+      <w:proofErr w:type="spellEnd"/>
+      <w:r>
+        <w:rPr>
+          <w:b/>
+          <w:bCs/>
+        </w:rPr>
+        <w:t>:</w:t>
+      </w:r>
+      <w:r>
+        <w:t xml:space="preserve"> Se </w:t>
+      </w:r>
+      <w:proofErr w:type="spellStart"/>
+      <w:r>
+        <w:t>implementó</w:t>
+      </w:r>
+      <w:proofErr w:type="spellEnd"/>
+      <w:r>
+        <w:t xml:space="preserve"> </w:t>
+      </w:r>
+      <w:proofErr w:type="spellStart"/>
+      <w:r>
+        <w:t>el</w:t>
+      </w:r>
+      <w:proofErr w:type="spellEnd"/>
+      <w:r>
+        <w:t xml:space="preserve"> "Soft Delete". Si un </w:t>
+      </w:r>
+      <w:proofErr w:type="spellStart"/>
+      <w:r>
+        <w:t>usuario</w:t>
+      </w:r>
+      <w:proofErr w:type="spellEnd"/>
+      <w:r>
+        <w:t xml:space="preserve"> borra un </w:t>
+      </w:r>
+      <w:proofErr w:type="spellStart"/>
+      <w:r>
+        <w:t>cliente</w:t>
+      </w:r>
+      <w:proofErr w:type="spellEnd"/>
+      <w:r>
+        <w:t xml:space="preserve">, </w:t>
+      </w:r>
+      <w:proofErr w:type="spellStart"/>
+      <w:r>
+        <w:t>este</w:t>
+      </w:r>
+      <w:proofErr w:type="spellEnd"/>
+      <w:r>
+        <w:t xml:space="preserve"> </w:t>
+      </w:r>
+      <w:proofErr w:type="spellStart"/>
+      <w:r>
+        <w:t>desaparece</w:t>
+      </w:r>
+      <w:proofErr w:type="spellEnd"/>
+      <w:r>
+        <w:t xml:space="preserve"> de la vista </w:t>
+      </w:r>
+      <w:proofErr w:type="spellStart"/>
+      <w:r>
+        <w:t>comercial</w:t>
+      </w:r>
+      <w:proofErr w:type="spellEnd"/>
+      <w:r>
+        <w:t xml:space="preserve"> </w:t>
+      </w:r>
+      <w:proofErr w:type="spellStart"/>
+      <w:r>
+        <w:t>pero</w:t>
+      </w:r>
+      <w:proofErr w:type="spellEnd"/>
+      <w:r>
+        <w:t xml:space="preserve"> </w:t>
+      </w:r>
+      <w:proofErr w:type="spellStart"/>
+      <w:r>
+        <w:t>permanece</w:t>
+      </w:r>
+      <w:proofErr w:type="spellEnd"/>
+      <w:r>
+        <w:t xml:space="preserve"> </w:t>
+      </w:r>
+      <w:proofErr w:type="spellStart"/>
+      <w:r>
+        <w:t>en</w:t>
+      </w:r>
+      <w:proofErr w:type="spellEnd"/>
+      <w:r>
+        <w:t xml:space="preserve"> la base de </w:t>
+      </w:r>
+      <w:proofErr w:type="spellStart"/>
+      <w:r>
+        <w:t>datos</w:t>
+      </w:r>
+      <w:proofErr w:type="spellEnd"/>
+      <w:r>
+        <w:t xml:space="preserve"> para no romper </w:t>
+      </w:r>
+      <w:proofErr w:type="spellStart"/>
+      <w:r>
+        <w:t>el</w:t>
+      </w:r>
+      <w:proofErr w:type="spellEnd"/>
+      <w:r>
+        <w:t xml:space="preserve"> histórico de </w:t>
+      </w:r>
+      <w:proofErr w:type="spellStart"/>
+      <w:r>
+        <w:t>auditoría</w:t>
+      </w:r>
+      <w:proofErr w:type="spellEnd"/>
+      <w:r>
+        <w:t>.</w:t>
+      </w:r>
+    </w:p>
+    <w:p>
+      <w:pPr>
+        <w:rPr>
+          <w:b/>
+          <w:bCs/>
+        </w:rPr>
+      </w:pPr>
+      <w:r>
+        <w:rPr>
+          <w:rFonts w:ascii="Segoe UI Emoji" w:hAnsi="Segoe UI Emoji" w:cs="Segoe UI Emoji"/>
+          <w:b/>
+          <w:bCs/>
+        </w:rPr>
+        <w:t>✅</w:t>
+      </w:r>
+      <w:r>
+        <w:rPr>
+          <w:b/>
+          <w:bCs/>
+        </w:rPr>
+        <w:t xml:space="preserve"> Checklist de </w:t>
+      </w:r>
+      <w:proofErr w:type="spellStart"/>
+      <w:r>
+        <w:rPr>
+          <w:b/>
+          <w:bCs/>
+        </w:rPr>
+        <w:t>Criterios</w:t>
+      </w:r>
+      <w:proofErr w:type="spellEnd"/>
+      <w:r>
+        <w:rPr>
+          <w:b/>
+          <w:bCs/>
+        </w:rPr>
+        <w:t xml:space="preserve"> de </w:t>
+      </w:r>
+      <w:proofErr w:type="spellStart"/>
+      <w:r>
+        <w:rPr>
+          <w:b/>
+          <w:bCs/>
+        </w:rPr>
+        <w:t>Aceptación</w:t>
+      </w:r>
+      <w:proofErr w:type="spellEnd"/>
+    </w:p>
+    <w:p>
+      <w:pPr>
+        <w:numPr>
+          <w:ilvl w:val="0"/>
+          <w:numId w:val="19"/>
+        </w:numPr>
+      </w:pPr>
+      <w:r>
+        <w:t xml:space="preserve">[x] </w:t>
+      </w:r>
+      <w:proofErr w:type="spellStart"/>
+      <w:r>
+        <w:rPr>
+          <w:b/>
+          <w:bCs/>
+        </w:rPr>
+        <w:t>Creación</w:t>
+      </w:r>
+      <w:proofErr w:type="spellEnd"/>
+      <w:r>
+        <w:rPr>
+          <w:b/>
+          <w:bCs/>
+        </w:rPr>
+        <w:t>:</w:t>
+      </w:r>
+      <w:r>
+        <w:t xml:space="preserve"> </w:t>
+      </w:r>
+      <w:proofErr w:type="spellStart"/>
+      <w:r>
+        <w:t>Validada</w:t>
+      </w:r>
+      <w:proofErr w:type="spellEnd"/>
+      <w:r>
+        <w:t xml:space="preserve"> con </w:t>
+      </w:r>
+      <w:proofErr w:type="spellStart"/>
+      <w:r>
+        <w:t>éxito</w:t>
+      </w:r>
+      <w:proofErr w:type="spellEnd"/>
+      <w:r>
+        <w:t xml:space="preserve"> </w:t>
+      </w:r>
+      <w:proofErr w:type="spellStart"/>
+      <w:r>
+        <w:t>mediante</w:t>
+      </w:r>
+      <w:proofErr w:type="spellEnd"/>
+      <w:r>
+        <w:t xml:space="preserve"> POST.</w:t>
+      </w:r>
+    </w:p>
+    <w:p>
+      <w:pPr>
+        <w:numPr>
+          <w:ilvl w:val="0"/>
+          <w:numId w:val="19"/>
+        </w:numPr>
+      </w:pPr>
+      <w:r>
+        <w:t xml:space="preserve">[x] </w:t>
+      </w:r>
+      <w:r>
+        <w:rPr>
+          <w:b/>
+          <w:bCs/>
+        </w:rPr>
+        <w:t>Consulta:</w:t>
+      </w:r>
+      <w:r>
+        <w:t xml:space="preserve"> </w:t>
+      </w:r>
+      <w:proofErr w:type="spellStart"/>
+      <w:r>
+        <w:t>Funcionando</w:t>
+      </w:r>
+      <w:proofErr w:type="spellEnd"/>
+      <w:r>
+        <w:t xml:space="preserve"> (Falta </w:t>
+      </w:r>
+      <w:proofErr w:type="spellStart"/>
+      <w:r>
+        <w:t>pulir</w:t>
+      </w:r>
+      <w:proofErr w:type="spellEnd"/>
+      <w:r>
+        <w:t xml:space="preserve"> </w:t>
+      </w:r>
+      <w:proofErr w:type="spellStart"/>
+      <w:r>
+        <w:t>filtros</w:t>
+      </w:r>
+      <w:proofErr w:type="spellEnd"/>
+      <w:r>
+        <w:t xml:space="preserve"> </w:t>
+      </w:r>
+      <w:proofErr w:type="spellStart"/>
+      <w:r>
+        <w:t>dinámicos</w:t>
+      </w:r>
+      <w:proofErr w:type="spellEnd"/>
+      <w:r>
+        <w:t>).</w:t>
+      </w:r>
+    </w:p>
+    <w:p>
+      <w:pPr>
+        <w:numPr>
+          <w:ilvl w:val="0"/>
+          <w:numId w:val="19"/>
+        </w:numPr>
+      </w:pPr>
+      <w:r>
+        <w:t xml:space="preserve">[x] </w:t>
+      </w:r>
+      <w:proofErr w:type="spellStart"/>
+      <w:r>
+        <w:rPr>
+          <w:b/>
+          <w:bCs/>
+        </w:rPr>
+        <w:t>Actualización</w:t>
+      </w:r>
+      <w:proofErr w:type="spellEnd"/>
+      <w:r>
+        <w:rPr>
+          <w:b/>
+          <w:bCs/>
+        </w:rPr>
+        <w:t>:</w:t>
+      </w:r>
+      <w:r>
+        <w:t xml:space="preserve"> </w:t>
+      </w:r>
+      <w:proofErr w:type="spellStart"/>
+      <w:r>
+        <w:t>Implementada</w:t>
+      </w:r>
+      <w:proofErr w:type="spellEnd"/>
+      <w:r>
+        <w:t xml:space="preserve"> </w:t>
+      </w:r>
+      <w:proofErr w:type="spellStart"/>
+      <w:r>
+        <w:t>mediante</w:t>
+      </w:r>
+      <w:proofErr w:type="spellEnd"/>
+      <w:r>
+        <w:t xml:space="preserve"> PATCH (</w:t>
+      </w:r>
+      <w:proofErr w:type="spellStart"/>
+      <w:r>
+        <w:t>actualización</w:t>
+      </w:r>
+      <w:proofErr w:type="spellEnd"/>
+      <w:r>
+        <w:t xml:space="preserve"> </w:t>
+      </w:r>
+      <w:proofErr w:type="spellStart"/>
+      <w:r>
+        <w:t>parcial</w:t>
+      </w:r>
+      <w:proofErr w:type="spellEnd"/>
+      <w:r>
+        <w:t>).</w:t>
+      </w:r>
+    </w:p>
+    <w:p>
+      <w:pPr>
+        <w:numPr>
+          <w:ilvl w:val="0"/>
+          <w:numId w:val="19"/>
+        </w:numPr>
+      </w:pPr>
+      <w:r>
+        <w:t xml:space="preserve">[x] </w:t>
+      </w:r>
+      <w:proofErr w:type="spellStart"/>
+      <w:r>
+        <w:rPr>
+          <w:b/>
+          <w:bCs/>
+        </w:rPr>
+        <w:t>Eliminación</w:t>
+      </w:r>
+      <w:proofErr w:type="spellEnd"/>
+      <w:r>
+        <w:rPr>
+          <w:b/>
+          <w:bCs/>
+        </w:rPr>
+        <w:t>:</w:t>
+      </w:r>
+      <w:r>
+        <w:t xml:space="preserve"> </w:t>
+      </w:r>
+      <w:proofErr w:type="spellStart"/>
+      <w:r>
+        <w:t>Implementada</w:t>
+      </w:r>
+      <w:proofErr w:type="spellEnd"/>
+      <w:r>
+        <w:t xml:space="preserve"> </w:t>
+      </w:r>
+      <w:proofErr w:type="spellStart"/>
+      <w:r>
+        <w:t>como</w:t>
+      </w:r>
+      <w:proofErr w:type="spellEnd"/>
+      <w:r>
+        <w:t xml:space="preserve"> </w:t>
+      </w:r>
+      <w:proofErr w:type="spellStart"/>
+      <w:r>
+        <w:t>desactivación</w:t>
+      </w:r>
+      <w:proofErr w:type="spellEnd"/>
+      <w:r>
+        <w:t xml:space="preserve"> de </w:t>
+      </w:r>
+      <w:proofErr w:type="spellStart"/>
+      <w:r>
+        <w:t>estado</w:t>
+      </w:r>
+      <w:proofErr w:type="spellEnd"/>
+      <w:r>
+        <w:t>.</w:t>
+      </w:r>
+    </w:p>
+    <w:p>
+      <w:r>
+        <w:pict w14:anchorId="0D1FC055">
+          <v:rect id="_x0000_i1048" style="width:0;height:1.5pt" o:hralign="center" o:hrstd="t" o:hrnoshade="t" o:hr="t" fillcolor="gray" stroked="f"/>
+        </w:pict>
+      </w:r>
+    </w:p>
+    <w:p>
+      <w:r>
+        <w:rPr>
+          <w:b/>
+          <w:bCs/>
+        </w:rPr>
+        <w:t xml:space="preserve">¿Alejandro, </w:t>
+      </w:r>
+      <w:proofErr w:type="spellStart"/>
+      <w:r>
+        <w:rPr>
+          <w:b/>
+          <w:bCs/>
+        </w:rPr>
+        <w:t>prefieres</w:t>
+      </w:r>
+      <w:proofErr w:type="spellEnd"/>
+      <w:r>
+        <w:rPr>
+          <w:b/>
+          <w:bCs/>
+        </w:rPr>
+        <w:t xml:space="preserve"> </w:t>
+      </w:r>
+      <w:proofErr w:type="spellStart"/>
+      <w:r>
+        <w:rPr>
+          <w:b/>
+          <w:bCs/>
+        </w:rPr>
+        <w:t>que</w:t>
+      </w:r>
+      <w:proofErr w:type="spellEnd"/>
+      <w:r>
+        <w:rPr>
+          <w:b/>
+          <w:bCs/>
+        </w:rPr>
+        <w:t xml:space="preserve"> </w:t>
+      </w:r>
+      <w:proofErr w:type="spellStart"/>
+      <w:r>
+        <w:rPr>
+          <w:b/>
+          <w:bCs/>
+        </w:rPr>
+        <w:t>ajustemos</w:t>
+      </w:r>
+      <w:proofErr w:type="spellEnd"/>
+      <w:r>
+        <w:rPr>
+          <w:b/>
+          <w:bCs/>
+        </w:rPr>
+        <w:t xml:space="preserve"> de </w:t>
+      </w:r>
+      <w:proofErr w:type="spellStart"/>
+      <w:r>
+        <w:rPr>
+          <w:b/>
+          <w:bCs/>
+        </w:rPr>
+        <w:t>una</w:t>
+      </w:r>
+      <w:proofErr w:type="spellEnd"/>
+      <w:r>
+        <w:rPr>
+          <w:b/>
+          <w:bCs/>
+        </w:rPr>
+        <w:t xml:space="preserve"> </w:t>
+      </w:r>
+      <w:proofErr w:type="spellStart"/>
+      <w:r>
+        <w:rPr>
+          <w:b/>
+          <w:bCs/>
+        </w:rPr>
+        <w:t>vez</w:t>
+      </w:r>
+      <w:proofErr w:type="spellEnd"/>
+      <w:r>
+        <w:rPr>
+          <w:b/>
+          <w:bCs/>
+        </w:rPr>
+        <w:t xml:space="preserve"> </w:t>
+      </w:r>
+      <w:proofErr w:type="spellStart"/>
+      <w:r>
+        <w:rPr>
+          <w:b/>
+          <w:bCs/>
+        </w:rPr>
+        <w:t>los</w:t>
+      </w:r>
+      <w:proofErr w:type="spellEnd"/>
+      <w:r>
+        <w:rPr>
+          <w:b/>
+          <w:bCs/>
+        </w:rPr>
+        <w:t xml:space="preserve"> </w:t>
+      </w:r>
+      <w:proofErr w:type="spellStart"/>
+      <w:r>
+        <w:rPr>
+          <w:b/>
+          <w:bCs/>
+        </w:rPr>
+        <w:t>filtros</w:t>
+      </w:r>
+      <w:proofErr w:type="spellEnd"/>
+      <w:r>
+        <w:rPr>
+          <w:b/>
+          <w:bCs/>
+        </w:rPr>
+        <w:t xml:space="preserve"> de </w:t>
+      </w:r>
+      <w:proofErr w:type="spellStart"/>
+      <w:r>
+        <w:rPr>
+          <w:b/>
+          <w:bCs/>
+        </w:rPr>
+        <w:t>búsqueda</w:t>
+      </w:r>
+      <w:proofErr w:type="spellEnd"/>
+      <w:r>
+        <w:rPr>
+          <w:b/>
+          <w:bCs/>
+        </w:rPr>
+        <w:t xml:space="preserve"> (Nombre/Ciudad) o </w:t>
+      </w:r>
+      <w:proofErr w:type="spellStart"/>
+      <w:r>
+        <w:rPr>
+          <w:b/>
+          <w:bCs/>
+        </w:rPr>
+        <w:t>dejamos</w:t>
+      </w:r>
+      <w:proofErr w:type="spellEnd"/>
+      <w:r>
+        <w:rPr>
+          <w:b/>
+          <w:bCs/>
+        </w:rPr>
+        <w:t xml:space="preserve"> </w:t>
+      </w:r>
+      <w:proofErr w:type="spellStart"/>
+      <w:r>
+        <w:rPr>
+          <w:b/>
+          <w:bCs/>
+        </w:rPr>
+        <w:t>así</w:t>
+      </w:r>
+      <w:proofErr w:type="spellEnd"/>
+      <w:r>
+        <w:rPr>
+          <w:b/>
+          <w:bCs/>
+        </w:rPr>
+        <w:t xml:space="preserve"> la HU-005 y </w:t>
+      </w:r>
+      <w:proofErr w:type="spellStart"/>
+      <w:r>
+        <w:rPr>
+          <w:b/>
+          <w:bCs/>
+        </w:rPr>
+        <w:t>saltamos</w:t>
+      </w:r>
+      <w:proofErr w:type="spellEnd"/>
+      <w:r>
+        <w:rPr>
+          <w:b/>
+          <w:bCs/>
+        </w:rPr>
+        <w:t xml:space="preserve"> a la </w:t>
+      </w:r>
+      <w:proofErr w:type="spellStart"/>
+      <w:r>
+        <w:rPr>
+          <w:b/>
+          <w:bCs/>
+        </w:rPr>
+        <w:t>siguiente</w:t>
+      </w:r>
+      <w:proofErr w:type="spellEnd"/>
+      <w:r>
+        <w:rPr>
+          <w:b/>
+          <w:bCs/>
+        </w:rPr>
+        <w:t>?</w:t>
       </w:r>
     </w:p>
     <w:p>
@@ -5934,6 +8269,304 @@
 <file path=word/numbering.xml><?xml version="1.0" encoding="utf-8"?>
 <w:numbering xmlns:wpc="http://schemas.microsoft.com/office/word/2010/wordprocessingCanvas" xmlns:cx="http://schemas.microsoft.com/office/drawing/2014/chartex" xmlns:cx1="http://schemas.microsoft.com/office/drawing/2015/9/8/chartex" xmlns:cx2="http://schemas.microsoft.com/office/drawing/2015/10/21/chartex" xmlns:cx3="http://schemas.microsoft.com/office/drawing/2016/5/9/chartex" xmlns:cx4="http://schemas.microsoft.com/office/drawing/2016/5/10/chartex" xmlns:cx5="http://schemas.microsoft.com/office/drawing/2016/5/11/chartex" xmlns:cx6="http://schemas.microsoft.com/office/drawing/2016/5/12/chartex" xmlns:cx7="http://schemas.microsoft.com/office/drawing/2016/5/13/chartex" xmlns:cx8="http://schemas.microsoft.com/office/drawing/2016/5/14/chartex" xmlns:mc="http://schemas.openxmlformats.org/markup-compatibility/2006" xmlns:aink="http://schemas.microsoft.com/office/drawing/2016/ink" xmlns:am3d="http://schemas.microsoft.com/office/drawing/2017/model3d" xmlns:o="urn:schemas-microsoft-com:office:office" xmlns:oel="http://schemas.microsoft.com/office/2019/extlst" xmlns:r="http://schemas.openxmlformats.org/officeDocument/2006/relationships" xmlns:m="http://schemas.openxmlformats.org/officeDocument/2006/math" xmlns:v="urn:schemas-microsoft-com:vml" xmlns:wp14="http://schemas.microsoft.com/office/word/2010/wordprocessingDrawing" xmlns:wp="http://schemas.openxmlformats.org/drawingml/2006/wordprocessingDrawing" xmlns:w10="urn:schemas-microsoft-com:office:word" xmlns:w="http://schemas.openxmlformats.org/wordprocessingml/2006/main" xmlns:w14="http://schemas.microsoft.com/office/word/2010/wordml" xmlns:w15="http://schemas.microsoft.com/office/word/2012/wordml" xmlns:w16cex="http://schemas.microsoft.com/office/word/2018/wordml/cex" xmlns:w16cid="http://schemas.microsoft.com/office/word/2016/wordml/cid" xmlns:w16="http://schemas.microsoft.com/office/word/2018/wordml" xmlns:w16du="http://schemas.microsoft.com/office/word/2023/wordml/word16du" xmlns:w16sdtdh="http://schemas.microsoft.com/office/word/2020/wordml/sdtdatahash" xmlns:w16sdtfl="http://schemas.microsoft.com/office/word/2024/wordml/sdtformatlock" xmlns:w16se="http://schemas.microsoft.com/office/word/2015/wordml/symex" xmlns:wpg="http://schemas.microsoft.com/office/word/2010/wordprocessingGroup" xmlns:wpi="http://schemas.microsoft.com/office/word/2010/wordprocessingInk" xmlns:wne="http://schemas.microsoft.com/office/word/2006/wordml" xmlns:wps="http://schemas.microsoft.com/office/word/2010/wordprocessingShape" mc:Ignorable="w14 w15 w16se w16cid w16 w16cex w16sdtdh w16sdtfl w16du wp14">
   <w:abstractNum w:abstractNumId="0" w15:restartNumberingAfterBreak="0">
+    <w:nsid w:val="0885199E"/>
+    <w:multiLevelType w:val="multilevel"/>
+    <w:tmpl w:val="039A967C"/>
+    <w:lvl w:ilvl="0">
+      <w:start w:val="1"/>
+      <w:numFmt w:val="bullet"/>
+      <w:lvlText w:val=""/>
+      <w:lvlJc w:val="left"/>
+      <w:pPr>
+        <w:tabs>
+          <w:tab w:val="num" w:pos="720"/>
+        </w:tabs>
+        <w:ind w:left="720" w:hanging="360"/>
+      </w:pPr>
+      <w:rPr>
+        <w:rFonts w:ascii="Symbol" w:hAnsi="Symbol" w:hint="default"/>
+        <w:sz w:val="20"/>
+      </w:rPr>
+    </w:lvl>
+    <w:lvl w:ilvl="1" w:tentative="1">
+      <w:start w:val="1"/>
+      <w:numFmt w:val="bullet"/>
+      <w:lvlText w:val="o"/>
+      <w:lvlJc w:val="left"/>
+      <w:pPr>
+        <w:tabs>
+          <w:tab w:val="num" w:pos="1440"/>
+        </w:tabs>
+        <w:ind w:left="1440" w:hanging="360"/>
+      </w:pPr>
+      <w:rPr>
+        <w:rFonts w:ascii="Courier New" w:hAnsi="Courier New" w:hint="default"/>
+        <w:sz w:val="20"/>
+      </w:rPr>
+    </w:lvl>
+    <w:lvl w:ilvl="2" w:tentative="1">
+      <w:start w:val="1"/>
+      <w:numFmt w:val="bullet"/>
+      <w:lvlText w:val=""/>
+      <w:lvlJc w:val="left"/>
+      <w:pPr>
+        <w:tabs>
+          <w:tab w:val="num" w:pos="2160"/>
+        </w:tabs>
+        <w:ind w:left="2160" w:hanging="360"/>
+      </w:pPr>
+      <w:rPr>
+        <w:rFonts w:ascii="Wingdings" w:hAnsi="Wingdings" w:hint="default"/>
+        <w:sz w:val="20"/>
+      </w:rPr>
+    </w:lvl>
+    <w:lvl w:ilvl="3" w:tentative="1">
+      <w:start w:val="1"/>
+      <w:numFmt w:val="bullet"/>
+      <w:lvlText w:val=""/>
+      <w:lvlJc w:val="left"/>
+      <w:pPr>
+        <w:tabs>
+          <w:tab w:val="num" w:pos="2880"/>
+        </w:tabs>
+        <w:ind w:left="2880" w:hanging="360"/>
+      </w:pPr>
+      <w:rPr>
+        <w:rFonts w:ascii="Wingdings" w:hAnsi="Wingdings" w:hint="default"/>
+        <w:sz w:val="20"/>
+      </w:rPr>
+    </w:lvl>
+    <w:lvl w:ilvl="4" w:tentative="1">
+      <w:start w:val="1"/>
+      <w:numFmt w:val="bullet"/>
+      <w:lvlText w:val=""/>
+      <w:lvlJc w:val="left"/>
+      <w:pPr>
+        <w:tabs>
+          <w:tab w:val="num" w:pos="3600"/>
+        </w:tabs>
+        <w:ind w:left="3600" w:hanging="360"/>
+      </w:pPr>
+      <w:rPr>
+        <w:rFonts w:ascii="Wingdings" w:hAnsi="Wingdings" w:hint="default"/>
+        <w:sz w:val="20"/>
+      </w:rPr>
+    </w:lvl>
+    <w:lvl w:ilvl="5" w:tentative="1">
+      <w:start w:val="1"/>
+      <w:numFmt w:val="bullet"/>
+      <w:lvlText w:val=""/>
+      <w:lvlJc w:val="left"/>
+      <w:pPr>
+        <w:tabs>
+          <w:tab w:val="num" w:pos="4320"/>
+        </w:tabs>
+        <w:ind w:left="4320" w:hanging="360"/>
+      </w:pPr>
+      <w:rPr>
+        <w:rFonts w:ascii="Wingdings" w:hAnsi="Wingdings" w:hint="default"/>
+        <w:sz w:val="20"/>
+      </w:rPr>
+    </w:lvl>
+    <w:lvl w:ilvl="6" w:tentative="1">
+      <w:start w:val="1"/>
+      <w:numFmt w:val="bullet"/>
+      <w:lvlText w:val=""/>
+      <w:lvlJc w:val="left"/>
+      <w:pPr>
+        <w:tabs>
+          <w:tab w:val="num" w:pos="5040"/>
+        </w:tabs>
+        <w:ind w:left="5040" w:hanging="360"/>
+      </w:pPr>
+      <w:rPr>
+        <w:rFonts w:ascii="Wingdings" w:hAnsi="Wingdings" w:hint="default"/>
+        <w:sz w:val="20"/>
+      </w:rPr>
+    </w:lvl>
+    <w:lvl w:ilvl="7" w:tentative="1">
+      <w:start w:val="1"/>
+      <w:numFmt w:val="bullet"/>
+      <w:lvlText w:val=""/>
+      <w:lvlJc w:val="left"/>
+      <w:pPr>
+        <w:tabs>
+          <w:tab w:val="num" w:pos="5760"/>
+        </w:tabs>
+        <w:ind w:left="5760" w:hanging="360"/>
+      </w:pPr>
+      <w:rPr>
+        <w:rFonts w:ascii="Wingdings" w:hAnsi="Wingdings" w:hint="default"/>
+        <w:sz w:val="20"/>
+      </w:rPr>
+    </w:lvl>
+    <w:lvl w:ilvl="8" w:tentative="1">
+      <w:start w:val="1"/>
+      <w:numFmt w:val="bullet"/>
+      <w:lvlText w:val=""/>
+      <w:lvlJc w:val="left"/>
+      <w:pPr>
+        <w:tabs>
+          <w:tab w:val="num" w:pos="6480"/>
+        </w:tabs>
+        <w:ind w:left="6480" w:hanging="360"/>
+      </w:pPr>
+      <w:rPr>
+        <w:rFonts w:ascii="Wingdings" w:hAnsi="Wingdings" w:hint="default"/>
+        <w:sz w:val="20"/>
+      </w:rPr>
+    </w:lvl>
+  </w:abstractNum>
+  <w:abstractNum w:abstractNumId="1" w15:restartNumberingAfterBreak="0">
+    <w:nsid w:val="0E0F0BF4"/>
+    <w:multiLevelType w:val="multilevel"/>
+    <w:tmpl w:val="7EFAB3E4"/>
+    <w:lvl w:ilvl="0">
+      <w:start w:val="1"/>
+      <w:numFmt w:val="bullet"/>
+      <w:lvlText w:val=""/>
+      <w:lvlJc w:val="left"/>
+      <w:pPr>
+        <w:tabs>
+          <w:tab w:val="num" w:pos="720"/>
+        </w:tabs>
+        <w:ind w:left="720" w:hanging="360"/>
+      </w:pPr>
+      <w:rPr>
+        <w:rFonts w:ascii="Symbol" w:hAnsi="Symbol" w:hint="default"/>
+        <w:sz w:val="20"/>
+      </w:rPr>
+    </w:lvl>
+    <w:lvl w:ilvl="1" w:tentative="1">
+      <w:start w:val="1"/>
+      <w:numFmt w:val="bullet"/>
+      <w:lvlText w:val="o"/>
+      <w:lvlJc w:val="left"/>
+      <w:pPr>
+        <w:tabs>
+          <w:tab w:val="num" w:pos="1440"/>
+        </w:tabs>
+        <w:ind w:left="1440" w:hanging="360"/>
+      </w:pPr>
+      <w:rPr>
+        <w:rFonts w:ascii="Courier New" w:hAnsi="Courier New" w:hint="default"/>
+        <w:sz w:val="20"/>
+      </w:rPr>
+    </w:lvl>
+    <w:lvl w:ilvl="2" w:tentative="1">
+      <w:start w:val="1"/>
+      <w:numFmt w:val="bullet"/>
+      <w:lvlText w:val=""/>
+      <w:lvlJc w:val="left"/>
+      <w:pPr>
+        <w:tabs>
+          <w:tab w:val="num" w:pos="2160"/>
+        </w:tabs>
+        <w:ind w:left="2160" w:hanging="360"/>
+      </w:pPr>
+      <w:rPr>
+        <w:rFonts w:ascii="Wingdings" w:hAnsi="Wingdings" w:hint="default"/>
+        <w:sz w:val="20"/>
+      </w:rPr>
+    </w:lvl>
+    <w:lvl w:ilvl="3" w:tentative="1">
+      <w:start w:val="1"/>
+      <w:numFmt w:val="bullet"/>
+      <w:lvlText w:val=""/>
+      <w:lvlJc w:val="left"/>
+      <w:pPr>
+        <w:tabs>
+          <w:tab w:val="num" w:pos="2880"/>
+        </w:tabs>
+        <w:ind w:left="2880" w:hanging="360"/>
+      </w:pPr>
+      <w:rPr>
+        <w:rFonts w:ascii="Wingdings" w:hAnsi="Wingdings" w:hint="default"/>
+        <w:sz w:val="20"/>
+      </w:rPr>
+    </w:lvl>
+    <w:lvl w:ilvl="4" w:tentative="1">
+      <w:start w:val="1"/>
+      <w:numFmt w:val="bullet"/>
+      <w:lvlText w:val=""/>
+      <w:lvlJc w:val="left"/>
+      <w:pPr>
+        <w:tabs>
+          <w:tab w:val="num" w:pos="3600"/>
+        </w:tabs>
+        <w:ind w:left="3600" w:hanging="360"/>
+      </w:pPr>
+      <w:rPr>
+        <w:rFonts w:ascii="Wingdings" w:hAnsi="Wingdings" w:hint="default"/>
+        <w:sz w:val="20"/>
+      </w:rPr>
+    </w:lvl>
+    <w:lvl w:ilvl="5" w:tentative="1">
+      <w:start w:val="1"/>
+      <w:numFmt w:val="bullet"/>
+      <w:lvlText w:val=""/>
+      <w:lvlJc w:val="left"/>
+      <w:pPr>
+        <w:tabs>
+          <w:tab w:val="num" w:pos="4320"/>
+        </w:tabs>
+        <w:ind w:left="4320" w:hanging="360"/>
+      </w:pPr>
+      <w:rPr>
+        <w:rFonts w:ascii="Wingdings" w:hAnsi="Wingdings" w:hint="default"/>
+        <w:sz w:val="20"/>
+      </w:rPr>
+    </w:lvl>
+    <w:lvl w:ilvl="6" w:tentative="1">
+      <w:start w:val="1"/>
+      <w:numFmt w:val="bullet"/>
+      <w:lvlText w:val=""/>
+      <w:lvlJc w:val="left"/>
+      <w:pPr>
+        <w:tabs>
+          <w:tab w:val="num" w:pos="5040"/>
+        </w:tabs>
+        <w:ind w:left="5040" w:hanging="360"/>
+      </w:pPr>
+      <w:rPr>
+        <w:rFonts w:ascii="Wingdings" w:hAnsi="Wingdings" w:hint="default"/>
+        <w:sz w:val="20"/>
+      </w:rPr>
+    </w:lvl>
+    <w:lvl w:ilvl="7" w:tentative="1">
+      <w:start w:val="1"/>
+      <w:numFmt w:val="bullet"/>
+      <w:lvlText w:val=""/>
+      <w:lvlJc w:val="left"/>
+      <w:pPr>
+        <w:tabs>
+          <w:tab w:val="num" w:pos="5760"/>
+        </w:tabs>
+        <w:ind w:left="5760" w:hanging="360"/>
+      </w:pPr>
+      <w:rPr>
+        <w:rFonts w:ascii="Wingdings" w:hAnsi="Wingdings" w:hint="default"/>
+        <w:sz w:val="20"/>
+      </w:rPr>
+    </w:lvl>
+    <w:lvl w:ilvl="8" w:tentative="1">
+      <w:start w:val="1"/>
+      <w:numFmt w:val="bullet"/>
+      <w:lvlText w:val=""/>
+      <w:lvlJc w:val="left"/>
+      <w:pPr>
+        <w:tabs>
+          <w:tab w:val="num" w:pos="6480"/>
+        </w:tabs>
+        <w:ind w:left="6480" w:hanging="360"/>
+      </w:pPr>
+      <w:rPr>
+        <w:rFonts w:ascii="Wingdings" w:hAnsi="Wingdings" w:hint="default"/>
+        <w:sz w:val="20"/>
+      </w:rPr>
+    </w:lvl>
+  </w:abstractNum>
+  <w:abstractNum w:abstractNumId="2" w15:restartNumberingAfterBreak="0">
     <w:nsid w:val="1E695712"/>
     <w:multiLevelType w:val="multilevel"/>
     <w:tmpl w:val="05E8D97A"/>
@@ -6082,7 +8715,7 @@
       </w:rPr>
     </w:lvl>
   </w:abstractNum>
-  <w:abstractNum w:abstractNumId="1" w15:restartNumberingAfterBreak="0">
+  <w:abstractNum w:abstractNumId="3" w15:restartNumberingAfterBreak="0">
     <w:nsid w:val="20BA2A50"/>
     <w:multiLevelType w:val="multilevel"/>
     <w:tmpl w:val="00B6B176"/>
@@ -6231,7 +8864,7 @@
       </w:rPr>
     </w:lvl>
   </w:abstractNum>
-  <w:abstractNum w:abstractNumId="2" w15:restartNumberingAfterBreak="0">
+  <w:abstractNum w:abstractNumId="4" w15:restartNumberingAfterBreak="0">
     <w:nsid w:val="257A78F6"/>
     <w:multiLevelType w:val="multilevel"/>
     <w:tmpl w:val="9F783722"/>
@@ -6380,7 +9013,7 @@
       </w:rPr>
     </w:lvl>
   </w:abstractNum>
-  <w:abstractNum w:abstractNumId="3" w15:restartNumberingAfterBreak="0">
+  <w:abstractNum w:abstractNumId="5" w15:restartNumberingAfterBreak="0">
     <w:nsid w:val="26636A50"/>
     <w:multiLevelType w:val="multilevel"/>
     <w:tmpl w:val="ADE005AE"/>
@@ -6529,7 +9162,269 @@
       </w:rPr>
     </w:lvl>
   </w:abstractNum>
-  <w:abstractNum w:abstractNumId="4" w15:restartNumberingAfterBreak="0">
+  <w:abstractNum w:abstractNumId="6" w15:restartNumberingAfterBreak="0">
+    <w:nsid w:val="2E0813BE"/>
+    <w:multiLevelType w:val="multilevel"/>
+    <w:tmpl w:val="376A6BA4"/>
+    <w:lvl w:ilvl="0">
+      <w:start w:val="1"/>
+      <w:numFmt w:val="bullet"/>
+      <w:lvlText w:val=""/>
+      <w:lvlJc w:val="left"/>
+      <w:pPr>
+        <w:tabs>
+          <w:tab w:val="num" w:pos="720"/>
+        </w:tabs>
+        <w:ind w:left="720" w:hanging="360"/>
+      </w:pPr>
+      <w:rPr>
+        <w:rFonts w:ascii="Symbol" w:hAnsi="Symbol" w:hint="default"/>
+        <w:sz w:val="20"/>
+      </w:rPr>
+    </w:lvl>
+    <w:lvl w:ilvl="1" w:tentative="1">
+      <w:start w:val="1"/>
+      <w:numFmt w:val="bullet"/>
+      <w:lvlText w:val="o"/>
+      <w:lvlJc w:val="left"/>
+      <w:pPr>
+        <w:tabs>
+          <w:tab w:val="num" w:pos="1440"/>
+        </w:tabs>
+        <w:ind w:left="1440" w:hanging="360"/>
+      </w:pPr>
+      <w:rPr>
+        <w:rFonts w:ascii="Courier New" w:hAnsi="Courier New" w:hint="default"/>
+        <w:sz w:val="20"/>
+      </w:rPr>
+    </w:lvl>
+    <w:lvl w:ilvl="2" w:tentative="1">
+      <w:start w:val="1"/>
+      <w:numFmt w:val="bullet"/>
+      <w:lvlText w:val=""/>
+      <w:lvlJc w:val="left"/>
+      <w:pPr>
+        <w:tabs>
+          <w:tab w:val="num" w:pos="2160"/>
+        </w:tabs>
+        <w:ind w:left="2160" w:hanging="360"/>
+      </w:pPr>
+      <w:rPr>
+        <w:rFonts w:ascii="Wingdings" w:hAnsi="Wingdings" w:hint="default"/>
+        <w:sz w:val="20"/>
+      </w:rPr>
+    </w:lvl>
+    <w:lvl w:ilvl="3" w:tentative="1">
+      <w:start w:val="1"/>
+      <w:numFmt w:val="bullet"/>
+      <w:lvlText w:val=""/>
+      <w:lvlJc w:val="left"/>
+      <w:pPr>
+        <w:tabs>
+          <w:tab w:val="num" w:pos="2880"/>
+        </w:tabs>
+        <w:ind w:left="2880" w:hanging="360"/>
+      </w:pPr>
+      <w:rPr>
+        <w:rFonts w:ascii="Wingdings" w:hAnsi="Wingdings" w:hint="default"/>
+        <w:sz w:val="20"/>
+      </w:rPr>
+    </w:lvl>
+    <w:lvl w:ilvl="4" w:tentative="1">
+      <w:start w:val="1"/>
+      <w:numFmt w:val="bullet"/>
+      <w:lvlText w:val=""/>
+      <w:lvlJc w:val="left"/>
+      <w:pPr>
+        <w:tabs>
+          <w:tab w:val="num" w:pos="3600"/>
+        </w:tabs>
+        <w:ind w:left="3600" w:hanging="360"/>
+      </w:pPr>
+      <w:rPr>
+        <w:rFonts w:ascii="Wingdings" w:hAnsi="Wingdings" w:hint="default"/>
+        <w:sz w:val="20"/>
+      </w:rPr>
+    </w:lvl>
+    <w:lvl w:ilvl="5" w:tentative="1">
+      <w:start w:val="1"/>
+      <w:numFmt w:val="bullet"/>
+      <w:lvlText w:val=""/>
+      <w:lvlJc w:val="left"/>
+      <w:pPr>
+        <w:tabs>
+          <w:tab w:val="num" w:pos="4320"/>
+        </w:tabs>
+        <w:ind w:left="4320" w:hanging="360"/>
+      </w:pPr>
+      <w:rPr>
+        <w:rFonts w:ascii="Wingdings" w:hAnsi="Wingdings" w:hint="default"/>
+        <w:sz w:val="20"/>
+      </w:rPr>
+    </w:lvl>
+    <w:lvl w:ilvl="6" w:tentative="1">
+      <w:start w:val="1"/>
+      <w:numFmt w:val="bullet"/>
+      <w:lvlText w:val=""/>
+      <w:lvlJc w:val="left"/>
+      <w:pPr>
+        <w:tabs>
+          <w:tab w:val="num" w:pos="5040"/>
+        </w:tabs>
+        <w:ind w:left="5040" w:hanging="360"/>
+      </w:pPr>
+      <w:rPr>
+        <w:rFonts w:ascii="Wingdings" w:hAnsi="Wingdings" w:hint="default"/>
+        <w:sz w:val="20"/>
+      </w:rPr>
+    </w:lvl>
+    <w:lvl w:ilvl="7" w:tentative="1">
+      <w:start w:val="1"/>
+      <w:numFmt w:val="bullet"/>
+      <w:lvlText w:val=""/>
+      <w:lvlJc w:val="left"/>
+      <w:pPr>
+        <w:tabs>
+          <w:tab w:val="num" w:pos="5760"/>
+        </w:tabs>
+        <w:ind w:left="5760" w:hanging="360"/>
+      </w:pPr>
+      <w:rPr>
+        <w:rFonts w:ascii="Wingdings" w:hAnsi="Wingdings" w:hint="default"/>
+        <w:sz w:val="20"/>
+      </w:rPr>
+    </w:lvl>
+    <w:lvl w:ilvl="8" w:tentative="1">
+      <w:start w:val="1"/>
+      <w:numFmt w:val="bullet"/>
+      <w:lvlText w:val=""/>
+      <w:lvlJc w:val="left"/>
+      <w:pPr>
+        <w:tabs>
+          <w:tab w:val="num" w:pos="6480"/>
+        </w:tabs>
+        <w:ind w:left="6480" w:hanging="360"/>
+      </w:pPr>
+      <w:rPr>
+        <w:rFonts w:ascii="Wingdings" w:hAnsi="Wingdings" w:hint="default"/>
+        <w:sz w:val="20"/>
+      </w:rPr>
+    </w:lvl>
+  </w:abstractNum>
+  <w:abstractNum w:abstractNumId="7" w15:restartNumberingAfterBreak="0">
+    <w:nsid w:val="32203DB8"/>
+    <w:multiLevelType w:val="multilevel"/>
+    <w:tmpl w:val="DF52E65A"/>
+    <w:lvl w:ilvl="0">
+      <w:start w:val="1"/>
+      <w:numFmt w:val="decimal"/>
+      <w:lvlText w:val="%1."/>
+      <w:lvlJc w:val="left"/>
+      <w:pPr>
+        <w:tabs>
+          <w:tab w:val="num" w:pos="720"/>
+        </w:tabs>
+        <w:ind w:left="720" w:hanging="360"/>
+      </w:pPr>
+    </w:lvl>
+    <w:lvl w:ilvl="1" w:tentative="1">
+      <w:start w:val="1"/>
+      <w:numFmt w:val="decimal"/>
+      <w:lvlText w:val="%2."/>
+      <w:lvlJc w:val="left"/>
+      <w:pPr>
+        <w:tabs>
+          <w:tab w:val="num" w:pos="1440"/>
+        </w:tabs>
+        <w:ind w:left="1440" w:hanging="360"/>
+      </w:pPr>
+    </w:lvl>
+    <w:lvl w:ilvl="2" w:tentative="1">
+      <w:start w:val="1"/>
+      <w:numFmt w:val="decimal"/>
+      <w:lvlText w:val="%3."/>
+      <w:lvlJc w:val="left"/>
+      <w:pPr>
+        <w:tabs>
+          <w:tab w:val="num" w:pos="2160"/>
+        </w:tabs>
+        <w:ind w:left="2160" w:hanging="360"/>
+      </w:pPr>
+    </w:lvl>
+    <w:lvl w:ilvl="3" w:tentative="1">
+      <w:start w:val="1"/>
+      <w:numFmt w:val="decimal"/>
+      <w:lvlText w:val="%4."/>
+      <w:lvlJc w:val="left"/>
+      <w:pPr>
+        <w:tabs>
+          <w:tab w:val="num" w:pos="2880"/>
+        </w:tabs>
+        <w:ind w:left="2880" w:hanging="360"/>
+      </w:pPr>
+    </w:lvl>
+    <w:lvl w:ilvl="4" w:tentative="1">
+      <w:start w:val="1"/>
+      <w:numFmt w:val="decimal"/>
+      <w:lvlText w:val="%5."/>
+      <w:lvlJc w:val="left"/>
+      <w:pPr>
+        <w:tabs>
+          <w:tab w:val="num" w:pos="3600"/>
+        </w:tabs>
+        <w:ind w:left="3600" w:hanging="360"/>
+      </w:pPr>
+    </w:lvl>
+    <w:lvl w:ilvl="5" w:tentative="1">
+      <w:start w:val="1"/>
+      <w:numFmt w:val="decimal"/>
+      <w:lvlText w:val="%6."/>
+      <w:lvlJc w:val="left"/>
+      <w:pPr>
+        <w:tabs>
+          <w:tab w:val="num" w:pos="4320"/>
+        </w:tabs>
+        <w:ind w:left="4320" w:hanging="360"/>
+      </w:pPr>
+    </w:lvl>
+    <w:lvl w:ilvl="6" w:tentative="1">
+      <w:start w:val="1"/>
+      <w:numFmt w:val="decimal"/>
+      <w:lvlText w:val="%7."/>
+      <w:lvlJc w:val="left"/>
+      <w:pPr>
+        <w:tabs>
+          <w:tab w:val="num" w:pos="5040"/>
+        </w:tabs>
+        <w:ind w:left="5040" w:hanging="360"/>
+      </w:pPr>
+    </w:lvl>
+    <w:lvl w:ilvl="7" w:tentative="1">
+      <w:start w:val="1"/>
+      <w:numFmt w:val="decimal"/>
+      <w:lvlText w:val="%8."/>
+      <w:lvlJc w:val="left"/>
+      <w:pPr>
+        <w:tabs>
+          <w:tab w:val="num" w:pos="5760"/>
+        </w:tabs>
+        <w:ind w:left="5760" w:hanging="360"/>
+      </w:pPr>
+    </w:lvl>
+    <w:lvl w:ilvl="8" w:tentative="1">
+      <w:start w:val="1"/>
+      <w:numFmt w:val="decimal"/>
+      <w:lvlText w:val="%9."/>
+      <w:lvlJc w:val="left"/>
+      <w:pPr>
+        <w:tabs>
+          <w:tab w:val="num" w:pos="6480"/>
+        </w:tabs>
+        <w:ind w:left="6480" w:hanging="360"/>
+      </w:pPr>
+    </w:lvl>
+  </w:abstractNum>
+  <w:abstractNum w:abstractNumId="8" w15:restartNumberingAfterBreak="0">
     <w:nsid w:val="3FBA1120"/>
     <w:multiLevelType w:val="multilevel"/>
     <w:tmpl w:val="4036A524"/>
@@ -6678,7 +9573,7 @@
       </w:rPr>
     </w:lvl>
   </w:abstractNum>
-  <w:abstractNum w:abstractNumId="5" w15:restartNumberingAfterBreak="0">
+  <w:abstractNum w:abstractNumId="9" w15:restartNumberingAfterBreak="0">
     <w:nsid w:val="43491087"/>
     <w:multiLevelType w:val="multilevel"/>
     <w:tmpl w:val="713A2978"/>
@@ -6827,7 +9722,7 @@
       </w:rPr>
     </w:lvl>
   </w:abstractNum>
-  <w:abstractNum w:abstractNumId="6" w15:restartNumberingAfterBreak="0">
+  <w:abstractNum w:abstractNumId="10" w15:restartNumberingAfterBreak="0">
     <w:nsid w:val="4A817672"/>
     <w:multiLevelType w:val="multilevel"/>
     <w:tmpl w:val="A9C0D8A8"/>
@@ -6976,7 +9871,7 @@
       </w:rPr>
     </w:lvl>
   </w:abstractNum>
-  <w:abstractNum w:abstractNumId="7" w15:restartNumberingAfterBreak="0">
+  <w:abstractNum w:abstractNumId="11" w15:restartNumberingAfterBreak="0">
     <w:nsid w:val="588D60D9"/>
     <w:multiLevelType w:val="multilevel"/>
     <w:tmpl w:val="70C47DF0"/>
@@ -7125,7 +10020,7 @@
       </w:rPr>
     </w:lvl>
   </w:abstractNum>
-  <w:abstractNum w:abstractNumId="8" w15:restartNumberingAfterBreak="0">
+  <w:abstractNum w:abstractNumId="12" w15:restartNumberingAfterBreak="0">
     <w:nsid w:val="590F530A"/>
     <w:multiLevelType w:val="multilevel"/>
     <w:tmpl w:val="F266DCF8"/>
@@ -7274,7 +10169,7 @@
       </w:rPr>
     </w:lvl>
   </w:abstractNum>
-  <w:abstractNum w:abstractNumId="9" w15:restartNumberingAfterBreak="0">
+  <w:abstractNum w:abstractNumId="13" w15:restartNumberingAfterBreak="0">
     <w:nsid w:val="5F411846"/>
     <w:multiLevelType w:val="multilevel"/>
     <w:tmpl w:val="F99A37E8"/>
@@ -7423,7 +10318,7 @@
       </w:rPr>
     </w:lvl>
   </w:abstractNum>
-  <w:abstractNum w:abstractNumId="10" w15:restartNumberingAfterBreak="0">
+  <w:abstractNum w:abstractNumId="14" w15:restartNumberingAfterBreak="0">
     <w:nsid w:val="68997650"/>
     <w:multiLevelType w:val="multilevel"/>
     <w:tmpl w:val="6B3A2A4A"/>
@@ -7572,7 +10467,7 @@
       </w:rPr>
     </w:lvl>
   </w:abstractNum>
-  <w:abstractNum w:abstractNumId="11" w15:restartNumberingAfterBreak="0">
+  <w:abstractNum w:abstractNumId="15" w15:restartNumberingAfterBreak="0">
     <w:nsid w:val="68C775D4"/>
     <w:multiLevelType w:val="multilevel"/>
     <w:tmpl w:val="16FABC12"/>
@@ -7721,7 +10616,7 @@
       </w:rPr>
     </w:lvl>
   </w:abstractNum>
-  <w:abstractNum w:abstractNumId="12" w15:restartNumberingAfterBreak="0">
+  <w:abstractNum w:abstractNumId="16" w15:restartNumberingAfterBreak="0">
     <w:nsid w:val="6D15135B"/>
     <w:multiLevelType w:val="multilevel"/>
     <w:tmpl w:val="7D164CC6"/>
@@ -7870,7 +10765,7 @@
       </w:rPr>
     </w:lvl>
   </w:abstractNum>
-  <w:abstractNum w:abstractNumId="13" w15:restartNumberingAfterBreak="0">
+  <w:abstractNum w:abstractNumId="17" w15:restartNumberingAfterBreak="0">
     <w:nsid w:val="6F0A2D5B"/>
     <w:multiLevelType w:val="multilevel"/>
     <w:tmpl w:val="8222D54C"/>
@@ -7983,7 +10878,7 @@
       </w:pPr>
     </w:lvl>
   </w:abstractNum>
-  <w:abstractNum w:abstractNumId="14" w15:restartNumberingAfterBreak="0">
+  <w:abstractNum w:abstractNumId="18" w15:restartNumberingAfterBreak="0">
     <w:nsid w:val="788432F5"/>
     <w:multiLevelType w:val="multilevel"/>
     <w:tmpl w:val="1F4062E0"/>
@@ -8133,49 +11028,61 @@
     </w:lvl>
   </w:abstractNum>
   <w:num w:numId="1" w16cid:durableId="412506156">
+    <w:abstractNumId w:val="9"/>
+  </w:num>
+  <w:num w:numId="2" w16cid:durableId="474765523">
+    <w:abstractNumId w:val="13"/>
+  </w:num>
+  <w:num w:numId="3" w16cid:durableId="1353190117">
+    <w:abstractNumId w:val="16"/>
+  </w:num>
+  <w:num w:numId="4" w16cid:durableId="1172718243">
+    <w:abstractNumId w:val="3"/>
+  </w:num>
+  <w:num w:numId="5" w16cid:durableId="951859613">
+    <w:abstractNumId w:val="15"/>
+  </w:num>
+  <w:num w:numId="6" w16cid:durableId="1653951703">
+    <w:abstractNumId w:val="14"/>
+  </w:num>
+  <w:num w:numId="7" w16cid:durableId="993141891">
+    <w:abstractNumId w:val="4"/>
+  </w:num>
+  <w:num w:numId="8" w16cid:durableId="1152285510">
+    <w:abstractNumId w:val="18"/>
+  </w:num>
+  <w:num w:numId="9" w16cid:durableId="900604328">
+    <w:abstractNumId w:val="17"/>
+  </w:num>
+  <w:num w:numId="10" w16cid:durableId="454446034">
     <w:abstractNumId w:val="5"/>
   </w:num>
-  <w:num w:numId="2" w16cid:durableId="474765523">
-    <w:abstractNumId w:val="9"/>
-  </w:num>
-  <w:num w:numId="3" w16cid:durableId="1353190117">
+  <w:num w:numId="11" w16cid:durableId="1467434070">
     <w:abstractNumId w:val="12"/>
   </w:num>
-  <w:num w:numId="4" w16cid:durableId="1172718243">
-    <w:abstractNumId w:val="1"/>
+  <w:num w:numId="12" w16cid:durableId="1297251611">
+    <w:abstractNumId w:val="2"/>
   </w:num>
-  <w:num w:numId="5" w16cid:durableId="951859613">
+  <w:num w:numId="13" w16cid:durableId="1879779413">
+    <w:abstractNumId w:val="8"/>
+  </w:num>
+  <w:num w:numId="14" w16cid:durableId="2012026836">
     <w:abstractNumId w:val="11"/>
   </w:num>
-  <w:num w:numId="6" w16cid:durableId="1653951703">
+  <w:num w:numId="15" w16cid:durableId="721949121">
     <w:abstractNumId w:val="10"/>
   </w:num>
-  <w:num w:numId="7" w16cid:durableId="993141891">
-    <w:abstractNumId w:val="2"/>
-  </w:num>
-  <w:num w:numId="8" w16cid:durableId="1152285510">
-    <w:abstractNumId w:val="14"/>
-  </w:num>
-  <w:num w:numId="9" w16cid:durableId="900604328">
-    <w:abstractNumId w:val="13"/>
-  </w:num>
-  <w:num w:numId="10" w16cid:durableId="454446034">
-    <w:abstractNumId w:val="3"/>
-  </w:num>
-  <w:num w:numId="11" w16cid:durableId="1467434070">
-    <w:abstractNumId w:val="8"/>
-  </w:num>
-  <w:num w:numId="12" w16cid:durableId="1297251611">
+  <w:num w:numId="16" w16cid:durableId="1127351653">
     <w:abstractNumId w:val="0"/>
   </w:num>
-  <w:num w:numId="13" w16cid:durableId="1879779413">
-    <w:abstractNumId w:val="4"/>
-  </w:num>
-  <w:num w:numId="14" w16cid:durableId="2012026836">
+  <w:num w:numId="17" w16cid:durableId="1470248380">
     <w:abstractNumId w:val="7"/>
   </w:num>
-  <w:num w:numId="15" w16cid:durableId="721949121">
+  <w:num w:numId="18" w16cid:durableId="2085880461">
     <w:abstractNumId w:val="6"/>
+  </w:num>
+  <w:num w:numId="19" w16cid:durableId="1565027483">
+    <w:abstractNumId w:val="1"/>
   </w:num>
 </w:numbering>
 </file>
@@ -9096,6 +12003,17 @@
       <w:spacing w:val="5"/>
     </w:rPr>
   </w:style>
+  <w:style w:type="paragraph" w:styleId="NormalWeb">
+    <w:name w:val="Normal (Web)"/>
+    <w:basedOn w:val="Normal"/>
+    <w:uiPriority w:val="99"/>
+    <w:semiHidden/>
+    <w:unhideWhenUsed/>
+    <w:rsid w:val="00376251"/>
+    <w:rPr>
+      <w:rFonts w:ascii="Times New Roman" w:hAnsi="Times New Roman" w:cs="Times New Roman"/>
+    </w:rPr>
+  </w:style>
 </w:styles>
 </file>
 

--- a/Comments pa Fullstack.docx
+++ b/Comments pa Fullstack.docx
@@ -5763,240 +5763,55 @@
       </w:r>
     </w:p>
     <w:p>
-      <w:proofErr w:type="spellStart"/>
-      <w:r>
-        <w:t>Aquí</w:t>
-      </w:r>
-      <w:proofErr w:type="spellEnd"/>
-      <w:r>
-        <w:t xml:space="preserve"> lo </w:t>
-      </w:r>
-      <w:proofErr w:type="spellStart"/>
-      <w:r>
-        <w:t>que</w:t>
-      </w:r>
-      <w:proofErr w:type="spellEnd"/>
-      <w:r>
-        <w:t xml:space="preserve"> </w:t>
-      </w:r>
-      <w:proofErr w:type="spellStart"/>
-      <w:r>
-        <w:t>falta</w:t>
-      </w:r>
-      <w:proofErr w:type="spellEnd"/>
-      <w:r>
-        <w:t xml:space="preserve"> para </w:t>
-      </w:r>
-      <w:proofErr w:type="spellStart"/>
-      <w:r>
-        <w:t>completar</w:t>
-      </w:r>
-      <w:proofErr w:type="spellEnd"/>
-      <w:r>
-        <w:t xml:space="preserve"> </w:t>
-      </w:r>
-      <w:proofErr w:type="spellStart"/>
-      <w:r>
-        <w:t>el</w:t>
-      </w:r>
-      <w:proofErr w:type="spellEnd"/>
-      <w:r>
-        <w:t xml:space="preserve"> 100%:</w:t>
-      </w:r>
-    </w:p>
-    <w:p>
-      <w:pPr>
-        <w:rPr>
-          <w:b/>
-          <w:bCs/>
-        </w:rPr>
-      </w:pPr>
-      <w:r>
-        <w:rPr>
-          <w:b/>
-          <w:bCs/>
+      <w:pPr>
+        <w:rPr>
+          <w:lang w:val="es-CO"/>
+        </w:rPr>
+      </w:pPr>
+      <w:r>
+        <w:rPr>
+          <w:lang w:val="es-CO"/>
+        </w:rPr>
+        <w:t>Aquí lo que falta para completar el 100%:</w:t>
+      </w:r>
+    </w:p>
+    <w:p>
+      <w:pPr>
+        <w:rPr>
+          <w:b/>
+          <w:bCs/>
+          <w:lang w:val="es-CO"/>
+        </w:rPr>
+      </w:pPr>
+      <w:r>
+        <w:rPr>
+          <w:b/>
+          <w:bCs/>
+          <w:lang w:val="es-CO"/>
         </w:rPr>
         <w:lastRenderedPageBreak/>
-        <w:t xml:space="preserve">1. </w:t>
-      </w:r>
-      <w:proofErr w:type="spellStart"/>
-      <w:r>
-        <w:rPr>
-          <w:b/>
-          <w:bCs/>
-        </w:rPr>
-        <w:t>Filtros</w:t>
-      </w:r>
-      <w:proofErr w:type="spellEnd"/>
-      <w:r>
-        <w:rPr>
-          <w:b/>
-          <w:bCs/>
-        </w:rPr>
-        <w:t xml:space="preserve"> de </w:t>
-      </w:r>
-      <w:proofErr w:type="spellStart"/>
-      <w:r>
-        <w:rPr>
-          <w:b/>
-          <w:bCs/>
-        </w:rPr>
-        <w:t>Búsqueda</w:t>
-      </w:r>
-      <w:proofErr w:type="spellEnd"/>
-      <w:r>
-        <w:rPr>
-          <w:b/>
-          <w:bCs/>
-        </w:rPr>
-        <w:t xml:space="preserve"> y </w:t>
-      </w:r>
-      <w:proofErr w:type="spellStart"/>
-      <w:r>
-        <w:rPr>
-          <w:b/>
-          <w:bCs/>
-        </w:rPr>
-        <w:t>Paginación</w:t>
-      </w:r>
-      <w:proofErr w:type="spellEnd"/>
-      <w:r>
-        <w:rPr>
-          <w:b/>
-          <w:bCs/>
-        </w:rPr>
-        <w:t xml:space="preserve"> (</w:t>
-      </w:r>
-      <w:proofErr w:type="spellStart"/>
-      <w:r>
-        <w:rPr>
-          <w:b/>
-          <w:bCs/>
-        </w:rPr>
-        <w:t>Requerido</w:t>
-      </w:r>
-      <w:proofErr w:type="spellEnd"/>
-      <w:r>
-        <w:rPr>
-          <w:b/>
-          <w:bCs/>
-        </w:rPr>
-        <w:t xml:space="preserve"> </w:t>
-      </w:r>
-      <w:proofErr w:type="spellStart"/>
-      <w:r>
-        <w:rPr>
-          <w:b/>
-          <w:bCs/>
-        </w:rPr>
-        <w:t>en</w:t>
-      </w:r>
-      <w:proofErr w:type="spellEnd"/>
-      <w:r>
-        <w:rPr>
-          <w:b/>
-          <w:bCs/>
-        </w:rPr>
-        <w:t xml:space="preserve"> HU-005-BE-02)</w:t>
-      </w:r>
-    </w:p>
-    <w:p>
-      <w:proofErr w:type="spellStart"/>
-      <w:r>
-        <w:t>Actualmente</w:t>
-      </w:r>
-      <w:proofErr w:type="spellEnd"/>
-      <w:r>
-        <w:t xml:space="preserve">, </w:t>
-      </w:r>
-      <w:proofErr w:type="spellStart"/>
-      <w:r>
-        <w:t>el</w:t>
-      </w:r>
-      <w:proofErr w:type="spellEnd"/>
-      <w:r>
-        <w:t xml:space="preserve"> GET </w:t>
-      </w:r>
-      <w:proofErr w:type="spellStart"/>
-      <w:r>
-        <w:t>trae</w:t>
-      </w:r>
-      <w:proofErr w:type="spellEnd"/>
-      <w:r>
-        <w:t xml:space="preserve"> </w:t>
-      </w:r>
-      <w:proofErr w:type="spellStart"/>
-      <w:r>
-        <w:t>todos</w:t>
-      </w:r>
-      <w:proofErr w:type="spellEnd"/>
-      <w:r>
-        <w:t xml:space="preserve"> </w:t>
-      </w:r>
-      <w:proofErr w:type="spellStart"/>
-      <w:r>
-        <w:t>los</w:t>
-      </w:r>
-      <w:proofErr w:type="spellEnd"/>
-      <w:r>
-        <w:t xml:space="preserve"> </w:t>
-      </w:r>
-      <w:proofErr w:type="spellStart"/>
-      <w:r>
-        <w:t>clientes</w:t>
-      </w:r>
-      <w:proofErr w:type="spellEnd"/>
-      <w:r>
-        <w:t xml:space="preserve">. La </w:t>
-      </w:r>
-      <w:proofErr w:type="spellStart"/>
-      <w:r>
-        <w:t>historia</w:t>
-      </w:r>
-      <w:proofErr w:type="spellEnd"/>
-      <w:r>
-        <w:t xml:space="preserve"> de </w:t>
-      </w:r>
-      <w:proofErr w:type="spellStart"/>
-      <w:r>
-        <w:t>usuario</w:t>
-      </w:r>
-      <w:proofErr w:type="spellEnd"/>
-      <w:r>
-        <w:t xml:space="preserve"> </w:t>
-      </w:r>
-      <w:proofErr w:type="spellStart"/>
-      <w:r>
-        <w:t>pide</w:t>
-      </w:r>
-      <w:proofErr w:type="spellEnd"/>
-      <w:r>
-        <w:t xml:space="preserve"> </w:t>
-      </w:r>
-      <w:proofErr w:type="spellStart"/>
-      <w:r>
-        <w:t>búsquedas</w:t>
-      </w:r>
-      <w:proofErr w:type="spellEnd"/>
-      <w:r>
-        <w:t xml:space="preserve"> </w:t>
-      </w:r>
-      <w:proofErr w:type="spellStart"/>
-      <w:r>
-        <w:t>por</w:t>
-      </w:r>
-      <w:proofErr w:type="spellEnd"/>
-      <w:r>
-        <w:t xml:space="preserve"> </w:t>
-      </w:r>
-      <w:r>
-        <w:rPr>
-          <w:b/>
-          <w:bCs/>
+        <w:t>1. Filtros de Búsqueda y Paginación (Requerido en HU-005-BE-02)</w:t>
+      </w:r>
+    </w:p>
+    <w:p>
+      <w:r>
+        <w:rPr>
+          <w:lang w:val="es-CO"/>
+        </w:rPr>
+        <w:t xml:space="preserve">Actualmente, el GET trae todos los clientes. La historia de usuario pide búsquedas por </w:t>
+      </w:r>
+      <w:r>
+        <w:rPr>
+          <w:b/>
+          <w:bCs/>
+          <w:lang w:val="es-CO"/>
         </w:rPr>
         <w:t>Nombre, ID o Ciudad</w:t>
       </w:r>
       <w:r>
+        <w:rPr>
+          <w:lang w:val="es-CO"/>
+        </w:rPr>
         <w:t xml:space="preserve">. </w:t>
       </w:r>
       <w:proofErr w:type="spellStart"/>
@@ -6038,80 +5853,51 @@
           <w:ilvl w:val="0"/>
           <w:numId w:val="16"/>
         </w:numPr>
-      </w:pPr>
-      <w:r>
-        <w:rPr>
-          <w:b/>
-          <w:bCs/>
+        <w:rPr>
+          <w:lang w:val="es-CO"/>
+        </w:rPr>
+      </w:pPr>
+      <w:r>
+        <w:rPr>
+          <w:b/>
+          <w:bCs/>
+          <w:lang w:val="es-CO"/>
         </w:rPr>
         <w:t>En cliente_service.py</w:t>
       </w:r>
       <w:r>
-        <w:t xml:space="preserve">: </w:t>
-      </w:r>
-      <w:proofErr w:type="spellStart"/>
-      <w:r>
-        <w:t>Modificar</w:t>
-      </w:r>
-      <w:proofErr w:type="spellEnd"/>
-      <w:r>
-        <w:t xml:space="preserve"> </w:t>
-      </w:r>
-      <w:proofErr w:type="spellStart"/>
-      <w:r>
+        <w:rPr>
+          <w:lang w:val="es-CO"/>
+        </w:rPr>
+        <w:t xml:space="preserve">: Modificar </w:t>
+      </w:r>
+      <w:proofErr w:type="spellStart"/>
+      <w:r>
+        <w:rPr>
+          <w:lang w:val="es-CO"/>
+        </w:rPr>
         <w:t>obtener_clientes</w:t>
       </w:r>
       <w:proofErr w:type="spellEnd"/>
       <w:r>
-        <w:t xml:space="preserve"> para </w:t>
-      </w:r>
-      <w:proofErr w:type="spellStart"/>
-      <w:r>
-        <w:t>aceptar</w:t>
-      </w:r>
-      <w:proofErr w:type="spellEnd"/>
-      <w:r>
-        <w:t xml:space="preserve"> </w:t>
-      </w:r>
-      <w:proofErr w:type="spellStart"/>
-      <w:r>
-        <w:t>parámetros</w:t>
-      </w:r>
-      <w:proofErr w:type="spellEnd"/>
-      <w:r>
-        <w:t xml:space="preserve"> de </w:t>
-      </w:r>
-      <w:proofErr w:type="spellStart"/>
-      <w:r>
-        <w:t>búsqueda</w:t>
-      </w:r>
-      <w:proofErr w:type="spellEnd"/>
-      <w:r>
-        <w:t xml:space="preserve"> y usar </w:t>
-      </w:r>
-      <w:proofErr w:type="spellStart"/>
-      <w:r>
+        <w:rPr>
+          <w:lang w:val="es-CO"/>
+        </w:rPr>
+        <w:t xml:space="preserve"> para aceptar parámetros de búsqueda y usar </w:t>
+      </w:r>
+      <w:proofErr w:type="spellStart"/>
+      <w:r>
+        <w:rPr>
+          <w:lang w:val="es-CO"/>
+        </w:rPr>
         <w:t>ilike</w:t>
       </w:r>
       <w:proofErr w:type="spellEnd"/>
       <w:r>
-        <w:t xml:space="preserve"> (</w:t>
-      </w:r>
-      <w:proofErr w:type="spellStart"/>
-      <w:r>
-        <w:t>búsqueda</w:t>
-      </w:r>
-      <w:proofErr w:type="spellEnd"/>
-      <w:r>
-        <w:t xml:space="preserve"> insensible a </w:t>
-      </w:r>
-      <w:proofErr w:type="spellStart"/>
-      <w:r>
-        <w:t>mayúsculas</w:t>
-      </w:r>
-      <w:proofErr w:type="spellEnd"/>
-      <w:r>
-        <w:t>).</w:t>
+        <w:rPr>
+          <w:lang w:val="es-CO"/>
+        </w:rPr>
+        <w:t xml:space="preserve"> (búsqueda insensible a mayúsculas).</w:t>
       </w:r>
     </w:p>
     <w:p>
@@ -6120,739 +5906,223 @@
           <w:ilvl w:val="0"/>
           <w:numId w:val="16"/>
         </w:numPr>
-      </w:pPr>
-      <w:proofErr w:type="spellStart"/>
-      <w:r>
-        <w:rPr>
-          <w:b/>
-          <w:bCs/>
+        <w:rPr>
+          <w:lang w:val="es-CO"/>
+        </w:rPr>
+      </w:pPr>
+      <w:r>
+        <w:rPr>
+          <w:b/>
+          <w:bCs/>
+          <w:lang w:val="es-CO"/>
         </w:rPr>
         <w:t>Paginación</w:t>
       </w:r>
-      <w:proofErr w:type="spellEnd"/>
-      <w:r>
-        <w:t xml:space="preserve">: Añadir limit y offset para </w:t>
-      </w:r>
-      <w:proofErr w:type="spellStart"/>
-      <w:r>
-        <w:t>que</w:t>
-      </w:r>
-      <w:proofErr w:type="spellEnd"/>
-      <w:r>
+      <w:r>
+        <w:rPr>
+          <w:lang w:val="es-CO"/>
+        </w:rPr>
+        <w:t xml:space="preserve">: Añadir </w:t>
+      </w:r>
+      <w:proofErr w:type="spellStart"/>
+      <w:r>
+        <w:rPr>
+          <w:lang w:val="es-CO"/>
+        </w:rPr>
+        <w:t>limit</w:t>
+      </w:r>
+      <w:proofErr w:type="spellEnd"/>
+      <w:r>
+        <w:rPr>
+          <w:lang w:val="es-CO"/>
+        </w:rPr>
+        <w:t xml:space="preserve"> y offset para que el </w:t>
+      </w:r>
+      <w:proofErr w:type="spellStart"/>
+      <w:r>
+        <w:rPr>
+          <w:lang w:val="es-CO"/>
+        </w:rPr>
+        <w:t>Frontend</w:t>
+      </w:r>
+      <w:proofErr w:type="spellEnd"/>
+      <w:r>
+        <w:rPr>
+          <w:lang w:val="es-CO"/>
+        </w:rPr>
+        <w:t xml:space="preserve"> no se sature si hay 5,000 clientes.</w:t>
+      </w:r>
+    </w:p>
+    <w:p>
+      <w:pPr>
+        <w:rPr>
+          <w:b/>
+          <w:bCs/>
+          <w:lang w:val="es-CO"/>
+        </w:rPr>
+      </w:pPr>
+      <w:r>
+        <w:rPr>
+          <w:b/>
+          <w:bCs/>
+          <w:lang w:val="es-CO"/>
+        </w:rPr>
+        <w:t>2. Validación de Dependencias (Requerido en HU-005-BE-04)</w:t>
+      </w:r>
+    </w:p>
+    <w:p>
+      <w:pPr>
+        <w:rPr>
+          <w:lang w:val="es-CO"/>
+        </w:rPr>
+      </w:pPr>
+      <w:r>
+        <w:rPr>
+          <w:lang w:val="es-CO"/>
+        </w:rPr>
+        <w:t>La historia menciona "Validación de dependencias". Antes de permitir la eliminación (aunque sea lógica), el sistema debería verificar si el cliente tiene facturas o proyectos asociados. Como estamos empezando, por ahora basta con asegurar que el DELETE solo cambie el estado, pero hay que dejar el gancho para futuras validaciones.</w:t>
+      </w:r>
+    </w:p>
+    <w:p>
+      <w:r>
+        <w:pict w14:anchorId="200F7C49">
+          <v:rect id="_x0000_i1035" style="width:0;height:1.5pt" o:hralign="center" o:hrstd="t" o:hrnoshade="t" o:hr="t" fillcolor="gray" stroked="f"/>
+        </w:pict>
+      </w:r>
+    </w:p>
+    <w:p>
+      <w:pPr>
+        <w:rPr>
+          <w:b/>
+          <w:bCs/>
+          <w:lang w:val="es-CO"/>
+        </w:rPr>
+      </w:pPr>
+      <w:r>
+        <w:rPr>
+          <w:rFonts w:ascii="Segoe UI Emoji" w:hAnsi="Segoe UI Emoji" w:cs="Segoe UI Emoji"/>
+          <w:b/>
+          <w:bCs/>
+        </w:rPr>
+        <w:t>📊</w:t>
+      </w:r>
+      <w:r>
+        <w:rPr>
+          <w:b/>
+          <w:bCs/>
+          <w:lang w:val="es-CO"/>
+        </w:rPr>
+        <w:t xml:space="preserve"> Reporte </w:t>
+      </w:r>
+      <w:proofErr w:type="spellStart"/>
+      <w:r>
+        <w:rPr>
+          <w:b/>
+          <w:bCs/>
+          <w:lang w:val="es-CO"/>
+        </w:rPr>
+        <w:t>Fullstack</w:t>
+      </w:r>
+      <w:proofErr w:type="spellEnd"/>
+      <w:r>
+        <w:rPr>
+          <w:b/>
+          <w:bCs/>
+          <w:lang w:val="es-CO"/>
+        </w:rPr>
+        <w:t>: HU-005 - Gestión de Clientes</w:t>
+      </w:r>
+    </w:p>
+    <w:p>
+      <w:pPr>
+        <w:rPr>
+          <w:lang w:val="es-CO"/>
+        </w:rPr>
+      </w:pPr>
+      <w:r>
+        <w:rPr>
+          <w:b/>
+          <w:bCs/>
+          <w:lang w:val="es-CO"/>
+        </w:rPr>
+        <w:t>Destinatario:</w:t>
+      </w:r>
+      <w:r>
+        <w:rPr>
+          <w:lang w:val="es-CO"/>
+        </w:rPr>
+        <w:t xml:space="preserve"> Juan Camilo</w:t>
+      </w:r>
+    </w:p>
+    <w:p>
+      <w:pPr>
+        <w:rPr>
+          <w:lang w:val="es-CO"/>
+        </w:rPr>
+      </w:pPr>
+      <w:r>
+        <w:rPr>
+          <w:b/>
+          <w:bCs/>
+          <w:lang w:val="es-CO"/>
+        </w:rPr>
+        <w:t>Estado:</w:t>
+      </w:r>
+      <w:r>
+        <w:rPr>
+          <w:lang w:val="es-CO"/>
+        </w:rPr>
         <w:t xml:space="preserve"> </w:t>
       </w:r>
-      <w:proofErr w:type="spellStart"/>
-      <w:r>
-        <w:t>el</w:t>
-      </w:r>
-      <w:proofErr w:type="spellEnd"/>
-      <w:r>
-        <w:t xml:space="preserve"> Frontend no se </w:t>
-      </w:r>
-      <w:proofErr w:type="spellStart"/>
-      <w:r>
-        <w:t>sature</w:t>
-      </w:r>
-      <w:proofErr w:type="spellEnd"/>
-      <w:r>
+      <w:r>
+        <w:rPr>
+          <w:rFonts w:ascii="Segoe UI Emoji" w:hAnsi="Segoe UI Emoji" w:cs="Segoe UI Emoji"/>
+        </w:rPr>
+        <w:t>🟢</w:t>
+      </w:r>
+      <w:r>
+        <w:rPr>
+          <w:lang w:val="es-CO"/>
+        </w:rPr>
         <w:t xml:space="preserve"> </w:t>
       </w:r>
-      <w:proofErr w:type="spellStart"/>
-      <w:r>
-        <w:t>si</w:t>
-      </w:r>
-      <w:proofErr w:type="spellEnd"/>
-      <w:r>
-        <w:t xml:space="preserve"> hay 5,000 </w:t>
-      </w:r>
-      <w:proofErr w:type="spellStart"/>
-      <w:r>
-        <w:t>clientes</w:t>
-      </w:r>
-      <w:proofErr w:type="spellEnd"/>
-      <w:r>
-        <w:t>.</w:t>
-      </w:r>
-    </w:p>
-    <w:p>
-      <w:pPr>
-        <w:rPr>
-          <w:b/>
-          <w:bCs/>
-        </w:rPr>
-      </w:pPr>
-      <w:r>
-        <w:rPr>
-          <w:b/>
-          <w:bCs/>
-        </w:rPr>
-        <w:t xml:space="preserve">2. </w:t>
-      </w:r>
-      <w:proofErr w:type="spellStart"/>
-      <w:r>
-        <w:rPr>
-          <w:b/>
-          <w:bCs/>
-        </w:rPr>
-        <w:t>Validación</w:t>
-      </w:r>
-      <w:proofErr w:type="spellEnd"/>
-      <w:r>
-        <w:rPr>
-          <w:b/>
-          <w:bCs/>
-        </w:rPr>
-        <w:t xml:space="preserve"> de </w:t>
-      </w:r>
-      <w:proofErr w:type="spellStart"/>
-      <w:r>
-        <w:rPr>
-          <w:b/>
-          <w:bCs/>
-        </w:rPr>
-        <w:t>Dependencias</w:t>
-      </w:r>
-      <w:proofErr w:type="spellEnd"/>
-      <w:r>
-        <w:rPr>
-          <w:b/>
-          <w:bCs/>
-        </w:rPr>
-        <w:t xml:space="preserve"> (</w:t>
-      </w:r>
-      <w:proofErr w:type="spellStart"/>
-      <w:r>
-        <w:rPr>
-          <w:b/>
-          <w:bCs/>
-        </w:rPr>
-        <w:t>Requerido</w:t>
-      </w:r>
-      <w:proofErr w:type="spellEnd"/>
-      <w:r>
-        <w:rPr>
-          <w:b/>
-          <w:bCs/>
-        </w:rPr>
-        <w:t xml:space="preserve"> </w:t>
-      </w:r>
-      <w:proofErr w:type="spellStart"/>
-      <w:r>
-        <w:rPr>
-          <w:b/>
-          <w:bCs/>
-        </w:rPr>
-        <w:t>en</w:t>
-      </w:r>
-      <w:proofErr w:type="spellEnd"/>
-      <w:r>
-        <w:rPr>
-          <w:b/>
-          <w:bCs/>
-        </w:rPr>
-        <w:t xml:space="preserve"> HU-005-BE-04)</w:t>
-      </w:r>
-    </w:p>
-    <w:p>
-      <w:r>
-        <w:t xml:space="preserve">La </w:t>
-      </w:r>
-      <w:proofErr w:type="spellStart"/>
-      <w:r>
-        <w:t>historia</w:t>
-      </w:r>
-      <w:proofErr w:type="spellEnd"/>
-      <w:r>
-        <w:t xml:space="preserve"> </w:t>
-      </w:r>
-      <w:proofErr w:type="spellStart"/>
-      <w:r>
-        <w:t>menciona</w:t>
-      </w:r>
-      <w:proofErr w:type="spellEnd"/>
-      <w:r>
-        <w:t xml:space="preserve"> "</w:t>
-      </w:r>
-      <w:proofErr w:type="spellStart"/>
-      <w:r>
-        <w:t>Validación</w:t>
-      </w:r>
-      <w:proofErr w:type="spellEnd"/>
-      <w:r>
-        <w:t xml:space="preserve"> de </w:t>
-      </w:r>
-      <w:proofErr w:type="spellStart"/>
-      <w:r>
-        <w:t>dependencias</w:t>
-      </w:r>
-      <w:proofErr w:type="spellEnd"/>
-      <w:r>
-        <w:t xml:space="preserve">". Antes de </w:t>
-      </w:r>
-      <w:proofErr w:type="spellStart"/>
-      <w:r>
-        <w:t>permitir</w:t>
-      </w:r>
-      <w:proofErr w:type="spellEnd"/>
-      <w:r>
-        <w:t xml:space="preserve"> la </w:t>
-      </w:r>
-      <w:proofErr w:type="spellStart"/>
-      <w:r>
-        <w:t>eliminación</w:t>
-      </w:r>
-      <w:proofErr w:type="spellEnd"/>
-      <w:r>
-        <w:t xml:space="preserve"> (</w:t>
-      </w:r>
-      <w:proofErr w:type="spellStart"/>
-      <w:r>
-        <w:t>aunque</w:t>
-      </w:r>
-      <w:proofErr w:type="spellEnd"/>
-      <w:r>
-        <w:t xml:space="preserve"> sea </w:t>
-      </w:r>
-      <w:proofErr w:type="spellStart"/>
-      <w:r>
-        <w:t>lógica</w:t>
-      </w:r>
-      <w:proofErr w:type="spellEnd"/>
-      <w:r>
-        <w:t xml:space="preserve">), </w:t>
-      </w:r>
-      <w:proofErr w:type="spellStart"/>
-      <w:r>
-        <w:t>el</w:t>
-      </w:r>
-      <w:proofErr w:type="spellEnd"/>
-      <w:r>
-        <w:t xml:space="preserve"> </w:t>
-      </w:r>
-      <w:proofErr w:type="spellStart"/>
-      <w:r>
-        <w:t>sistema</w:t>
-      </w:r>
-      <w:proofErr w:type="spellEnd"/>
-      <w:r>
-        <w:t xml:space="preserve"> </w:t>
-      </w:r>
-      <w:proofErr w:type="spellStart"/>
-      <w:r>
-        <w:t>debería</w:t>
-      </w:r>
-      <w:proofErr w:type="spellEnd"/>
-      <w:r>
-        <w:t xml:space="preserve"> </w:t>
-      </w:r>
-      <w:proofErr w:type="spellStart"/>
-      <w:r>
-        <w:t>verificar</w:t>
-      </w:r>
-      <w:proofErr w:type="spellEnd"/>
-      <w:r>
-        <w:t xml:space="preserve"> </w:t>
-      </w:r>
-      <w:proofErr w:type="spellStart"/>
-      <w:r>
-        <w:t>si</w:t>
-      </w:r>
-      <w:proofErr w:type="spellEnd"/>
-      <w:r>
-        <w:t xml:space="preserve"> </w:t>
-      </w:r>
-      <w:proofErr w:type="spellStart"/>
-      <w:r>
-        <w:t>el</w:t>
-      </w:r>
-      <w:proofErr w:type="spellEnd"/>
-      <w:r>
-        <w:t xml:space="preserve"> </w:t>
-      </w:r>
-      <w:proofErr w:type="spellStart"/>
-      <w:r>
-        <w:t>cliente</w:t>
-      </w:r>
-      <w:proofErr w:type="spellEnd"/>
-      <w:r>
-        <w:t xml:space="preserve"> </w:t>
-      </w:r>
-      <w:proofErr w:type="spellStart"/>
-      <w:r>
-        <w:t>tiene</w:t>
-      </w:r>
-      <w:proofErr w:type="spellEnd"/>
-      <w:r>
-        <w:t xml:space="preserve"> facturas o </w:t>
-      </w:r>
-      <w:proofErr w:type="spellStart"/>
-      <w:r>
-        <w:t>proyectos</w:t>
-      </w:r>
-      <w:proofErr w:type="spellEnd"/>
-      <w:r>
-        <w:t xml:space="preserve"> </w:t>
-      </w:r>
-      <w:proofErr w:type="spellStart"/>
-      <w:r>
-        <w:t>asociados</w:t>
-      </w:r>
-      <w:proofErr w:type="spellEnd"/>
-      <w:r>
-        <w:t xml:space="preserve">. Como </w:t>
-      </w:r>
-      <w:proofErr w:type="spellStart"/>
-      <w:r>
-        <w:t>estamos</w:t>
-      </w:r>
-      <w:proofErr w:type="spellEnd"/>
-      <w:r>
-        <w:t xml:space="preserve"> </w:t>
-      </w:r>
-      <w:proofErr w:type="spellStart"/>
-      <w:r>
-        <w:t>empezando</w:t>
-      </w:r>
-      <w:proofErr w:type="spellEnd"/>
-      <w:r>
-        <w:t xml:space="preserve">, </w:t>
-      </w:r>
-      <w:proofErr w:type="spellStart"/>
-      <w:r>
-        <w:t>por</w:t>
-      </w:r>
-      <w:proofErr w:type="spellEnd"/>
-      <w:r>
-        <w:t xml:space="preserve"> </w:t>
-      </w:r>
-      <w:proofErr w:type="spellStart"/>
-      <w:r>
-        <w:t>ahora</w:t>
-      </w:r>
-      <w:proofErr w:type="spellEnd"/>
-      <w:r>
-        <w:t xml:space="preserve"> basta con </w:t>
-      </w:r>
-      <w:proofErr w:type="spellStart"/>
-      <w:r>
-        <w:t>asegurar</w:t>
-      </w:r>
-      <w:proofErr w:type="spellEnd"/>
-      <w:r>
-        <w:t xml:space="preserve"> </w:t>
-      </w:r>
-      <w:proofErr w:type="spellStart"/>
-      <w:r>
-        <w:t>que</w:t>
-      </w:r>
-      <w:proofErr w:type="spellEnd"/>
-      <w:r>
-        <w:t xml:space="preserve"> </w:t>
-      </w:r>
-      <w:proofErr w:type="spellStart"/>
-      <w:r>
-        <w:t>el</w:t>
-      </w:r>
-      <w:proofErr w:type="spellEnd"/>
-      <w:r>
-        <w:t xml:space="preserve"> DELETE solo </w:t>
-      </w:r>
-      <w:proofErr w:type="spellStart"/>
-      <w:r>
-        <w:t>cambie</w:t>
-      </w:r>
-      <w:proofErr w:type="spellEnd"/>
-      <w:r>
-        <w:t xml:space="preserve"> </w:t>
-      </w:r>
-      <w:proofErr w:type="spellStart"/>
-      <w:r>
-        <w:t>el</w:t>
-      </w:r>
-      <w:proofErr w:type="spellEnd"/>
-      <w:r>
-        <w:t xml:space="preserve"> </w:t>
-      </w:r>
-      <w:proofErr w:type="spellStart"/>
-      <w:r>
-        <w:t>estado</w:t>
-      </w:r>
-      <w:proofErr w:type="spellEnd"/>
-      <w:r>
-        <w:t xml:space="preserve">, </w:t>
-      </w:r>
-      <w:proofErr w:type="spellStart"/>
-      <w:r>
-        <w:t>pero</w:t>
-      </w:r>
-      <w:proofErr w:type="spellEnd"/>
-      <w:r>
-        <w:t xml:space="preserve"> hay </w:t>
-      </w:r>
-      <w:proofErr w:type="spellStart"/>
-      <w:r>
-        <w:t>que</w:t>
-      </w:r>
-      <w:proofErr w:type="spellEnd"/>
-      <w:r>
-        <w:t xml:space="preserve"> </w:t>
-      </w:r>
-      <w:proofErr w:type="spellStart"/>
-      <w:r>
-        <w:t>dejar</w:t>
-      </w:r>
-      <w:proofErr w:type="spellEnd"/>
-      <w:r>
-        <w:t xml:space="preserve"> </w:t>
-      </w:r>
-      <w:proofErr w:type="spellStart"/>
-      <w:r>
-        <w:t>el</w:t>
-      </w:r>
-      <w:proofErr w:type="spellEnd"/>
-      <w:r>
-        <w:t xml:space="preserve"> </w:t>
-      </w:r>
-      <w:proofErr w:type="spellStart"/>
-      <w:r>
-        <w:t>gancho</w:t>
-      </w:r>
-      <w:proofErr w:type="spellEnd"/>
-      <w:r>
-        <w:t xml:space="preserve"> para </w:t>
-      </w:r>
-      <w:proofErr w:type="spellStart"/>
-      <w:r>
-        <w:t>futuras</w:t>
-      </w:r>
-      <w:proofErr w:type="spellEnd"/>
-      <w:r>
-        <w:t xml:space="preserve"> </w:t>
-      </w:r>
-      <w:proofErr w:type="spellStart"/>
-      <w:r>
-        <w:t>validaciones</w:t>
-      </w:r>
-      <w:proofErr w:type="spellEnd"/>
-      <w:r>
-        <w:t>.</w:t>
-      </w:r>
-    </w:p>
-    <w:p>
-      <w:r>
-        <w:pict w14:anchorId="200F7C49">
-          <v:rect id="_x0000_i1047" style="width:0;height:1.5pt" o:hralign="center" o:hrstd="t" o:hrnoshade="t" o:hr="t" fillcolor="gray" stroked="f"/>
-        </w:pict>
-      </w:r>
-    </w:p>
-    <w:p>
-      <w:pPr>
-        <w:rPr>
-          <w:b/>
-          <w:bCs/>
-        </w:rPr>
-      </w:pPr>
-      <w:r>
-        <w:rPr>
-          <w:rFonts w:ascii="Segoe UI Emoji" w:hAnsi="Segoe UI Emoji" w:cs="Segoe UI Emoji"/>
-          <w:b/>
-          <w:bCs/>
-        </w:rPr>
-        <w:t>📊</w:t>
-      </w:r>
-      <w:r>
-        <w:rPr>
-          <w:b/>
-          <w:bCs/>
-        </w:rPr>
-        <w:t xml:space="preserve"> </w:t>
-      </w:r>
-      <w:proofErr w:type="spellStart"/>
-      <w:r>
-        <w:rPr>
-          <w:b/>
-          <w:bCs/>
-        </w:rPr>
-        <w:t>Reporte</w:t>
-      </w:r>
-      <w:proofErr w:type="spellEnd"/>
-      <w:r>
-        <w:rPr>
-          <w:b/>
-          <w:bCs/>
-        </w:rPr>
-        <w:t xml:space="preserve"> </w:t>
-      </w:r>
-      <w:proofErr w:type="spellStart"/>
-      <w:r>
-        <w:rPr>
-          <w:b/>
-          <w:bCs/>
-        </w:rPr>
-        <w:t>Fullstack</w:t>
-      </w:r>
-      <w:proofErr w:type="spellEnd"/>
-      <w:r>
-        <w:rPr>
-          <w:b/>
-          <w:bCs/>
-        </w:rPr>
-        <w:t xml:space="preserve">: HU-005 - </w:t>
-      </w:r>
-      <w:proofErr w:type="spellStart"/>
-      <w:r>
-        <w:rPr>
-          <w:b/>
-          <w:bCs/>
-        </w:rPr>
-        <w:t>Gestión</w:t>
-      </w:r>
-      <w:proofErr w:type="spellEnd"/>
-      <w:r>
-        <w:rPr>
-          <w:b/>
-          <w:bCs/>
-        </w:rPr>
-        <w:t xml:space="preserve"> de </w:t>
-      </w:r>
-      <w:proofErr w:type="spellStart"/>
-      <w:r>
-        <w:rPr>
-          <w:b/>
-          <w:bCs/>
-        </w:rPr>
-        <w:t>Clientes</w:t>
-      </w:r>
-      <w:proofErr w:type="spellEnd"/>
-    </w:p>
-    <w:p>
-      <w:proofErr w:type="spellStart"/>
-      <w:r>
-        <w:rPr>
-          <w:b/>
-          <w:bCs/>
-        </w:rPr>
-        <w:t>Destinatario</w:t>
-      </w:r>
-      <w:proofErr w:type="spellEnd"/>
-      <w:r>
-        <w:rPr>
-          <w:b/>
-          <w:bCs/>
-        </w:rPr>
-        <w:t>:</w:t>
-      </w:r>
-      <w:r>
-        <w:t xml:space="preserve"> Juan Camilo</w:t>
-      </w:r>
-    </w:p>
-    <w:p>
-      <w:r>
-        <w:rPr>
-          <w:b/>
-          <w:bCs/>
-        </w:rPr>
-        <w:t>Estado:</w:t>
-      </w:r>
-      <w:r>
-        <w:t xml:space="preserve"> </w:t>
-      </w:r>
-      <w:r>
-        <w:rPr>
-          <w:rFonts w:ascii="Segoe UI Emoji" w:hAnsi="Segoe UI Emoji" w:cs="Segoe UI Emoji"/>
-        </w:rPr>
-        <w:t>🟢</w:t>
-      </w:r>
-      <w:r>
-        <w:t xml:space="preserve"> </w:t>
-      </w:r>
-      <w:r>
-        <w:rPr>
-          <w:b/>
-          <w:bCs/>
-        </w:rPr>
-        <w:t xml:space="preserve">95% (Listo para </w:t>
-      </w:r>
-      <w:proofErr w:type="spellStart"/>
-      <w:r>
-        <w:rPr>
-          <w:b/>
-          <w:bCs/>
-        </w:rPr>
-        <w:t>pruebas</w:t>
-      </w:r>
-      <w:proofErr w:type="spellEnd"/>
-      <w:r>
-        <w:rPr>
-          <w:b/>
-          <w:bCs/>
-        </w:rPr>
-        <w:t xml:space="preserve"> de </w:t>
-      </w:r>
-      <w:proofErr w:type="spellStart"/>
-      <w:r>
-        <w:rPr>
-          <w:b/>
-          <w:bCs/>
-        </w:rPr>
-        <w:t>integración</w:t>
-      </w:r>
-      <w:proofErr w:type="spellEnd"/>
-      <w:r>
-        <w:rPr>
-          <w:b/>
-          <w:bCs/>
-        </w:rPr>
-        <w:t>)</w:t>
-      </w:r>
-    </w:p>
-    <w:p>
-      <w:pPr>
-        <w:rPr>
-          <w:b/>
-          <w:bCs/>
-        </w:rPr>
-      </w:pPr>
-      <w:proofErr w:type="spellStart"/>
-      <w:r>
-        <w:rPr>
-          <w:b/>
-          <w:bCs/>
-        </w:rPr>
-        <w:t>Resumen</w:t>
-      </w:r>
-      <w:proofErr w:type="spellEnd"/>
-      <w:r>
-        <w:rPr>
-          <w:b/>
-          <w:bCs/>
-        </w:rPr>
-        <w:t xml:space="preserve"> del Desarrollo</w:t>
-      </w:r>
-    </w:p>
-    <w:p>
-      <w:r>
-        <w:t xml:space="preserve">Se ha </w:t>
-      </w:r>
-      <w:proofErr w:type="spellStart"/>
-      <w:r>
-        <w:t>implementado</w:t>
-      </w:r>
-      <w:proofErr w:type="spellEnd"/>
-      <w:r>
-        <w:t xml:space="preserve"> </w:t>
-      </w:r>
-      <w:proofErr w:type="spellStart"/>
-      <w:r>
-        <w:t>el</w:t>
-      </w:r>
-      <w:proofErr w:type="spellEnd"/>
-      <w:r>
-        <w:t xml:space="preserve"> </w:t>
-      </w:r>
-      <w:proofErr w:type="spellStart"/>
-      <w:r>
-        <w:t>núcleo</w:t>
-      </w:r>
-      <w:proofErr w:type="spellEnd"/>
-      <w:r>
-        <w:t xml:space="preserve"> de </w:t>
-      </w:r>
-      <w:proofErr w:type="spellStart"/>
-      <w:r>
-        <w:t>gestión</w:t>
-      </w:r>
-      <w:proofErr w:type="spellEnd"/>
-      <w:r>
-        <w:t xml:space="preserve"> de </w:t>
-      </w:r>
-      <w:proofErr w:type="spellStart"/>
-      <w:r>
-        <w:t>clientes</w:t>
-      </w:r>
-      <w:proofErr w:type="spellEnd"/>
-      <w:r>
-        <w:t xml:space="preserve"> bajo </w:t>
-      </w:r>
-      <w:proofErr w:type="spellStart"/>
-      <w:r>
-        <w:t>una</w:t>
-      </w:r>
-      <w:proofErr w:type="spellEnd"/>
-      <w:r>
-        <w:t xml:space="preserve"> </w:t>
-      </w:r>
-      <w:proofErr w:type="spellStart"/>
-      <w:r>
-        <w:t>arquitectura</w:t>
-      </w:r>
-      <w:proofErr w:type="spellEnd"/>
-      <w:r>
-        <w:t xml:space="preserve"> de </w:t>
-      </w:r>
-      <w:proofErr w:type="spellStart"/>
-      <w:r>
-        <w:t>tres</w:t>
-      </w:r>
-      <w:proofErr w:type="spellEnd"/>
-      <w:r>
-        <w:t xml:space="preserve"> </w:t>
-      </w:r>
-      <w:proofErr w:type="spellStart"/>
-      <w:r>
-        <w:t>capas</w:t>
-      </w:r>
-      <w:proofErr w:type="spellEnd"/>
-      <w:r>
-        <w:t xml:space="preserve"> (Modelo, </w:t>
-      </w:r>
-      <w:proofErr w:type="spellStart"/>
-      <w:r>
-        <w:t>Esquema</w:t>
-      </w:r>
-      <w:proofErr w:type="spellEnd"/>
-      <w:r>
-        <w:t xml:space="preserve">, Servicio), </w:t>
-      </w:r>
-      <w:proofErr w:type="spellStart"/>
-      <w:r>
-        <w:t>garantizando</w:t>
-      </w:r>
-      <w:proofErr w:type="spellEnd"/>
-      <w:r>
-        <w:t xml:space="preserve"> </w:t>
-      </w:r>
-      <w:proofErr w:type="spellStart"/>
-      <w:r>
-        <w:t>que</w:t>
-      </w:r>
-      <w:proofErr w:type="spellEnd"/>
-      <w:r>
-        <w:t xml:space="preserve"> la </w:t>
-      </w:r>
-      <w:proofErr w:type="spellStart"/>
-      <w:r>
-        <w:t>información</w:t>
-      </w:r>
-      <w:proofErr w:type="spellEnd"/>
-      <w:r>
-        <w:t xml:space="preserve"> sea transversal a </w:t>
-      </w:r>
-      <w:proofErr w:type="spellStart"/>
-      <w:r>
-        <w:t>todo</w:t>
-      </w:r>
-      <w:proofErr w:type="spellEnd"/>
-      <w:r>
-        <w:t xml:space="preserve"> </w:t>
-      </w:r>
-      <w:proofErr w:type="spellStart"/>
-      <w:r>
-        <w:t>el</w:t>
-      </w:r>
-      <w:proofErr w:type="spellEnd"/>
-      <w:r>
-        <w:t xml:space="preserve"> ERP.</w:t>
+      <w:r>
+        <w:rPr>
+          <w:b/>
+          <w:bCs/>
+          <w:lang w:val="es-CO"/>
+        </w:rPr>
+        <w:t>95% (Listo para pruebas de integración)</w:t>
+      </w:r>
+    </w:p>
+    <w:p>
+      <w:pPr>
+        <w:rPr>
+          <w:b/>
+          <w:bCs/>
+          <w:lang w:val="es-CO"/>
+        </w:rPr>
+      </w:pPr>
+      <w:r>
+        <w:rPr>
+          <w:b/>
+          <w:bCs/>
+          <w:lang w:val="es-CO"/>
+        </w:rPr>
+        <w:t>Resumen del Desarrollo</w:t>
+      </w:r>
+    </w:p>
+    <w:p>
+      <w:pPr>
+        <w:rPr>
+          <w:lang w:val="es-CO"/>
+        </w:rPr>
+      </w:pPr>
+      <w:r>
+        <w:rPr>
+          <w:lang w:val="es-CO"/>
+        </w:rPr>
+        <w:t>Se ha implementado el núcleo de gestión de clientes bajo una arquitectura de tres capas (Modelo, Esquema, Servicio), garantizando que la información sea transversal a todo el ERP.</w:t>
       </w:r>
     </w:p>
     <w:p>
@@ -6916,105 +6186,51 @@
           <w:ilvl w:val="0"/>
           <w:numId w:val="17"/>
         </w:numPr>
-      </w:pPr>
-      <w:proofErr w:type="spellStart"/>
-      <w:r>
-        <w:rPr>
-          <w:b/>
-          <w:bCs/>
-        </w:rPr>
-        <w:t>Persistencia</w:t>
-      </w:r>
-      <w:proofErr w:type="spellEnd"/>
-      <w:r>
-        <w:rPr>
-          <w:b/>
-          <w:bCs/>
-        </w:rPr>
-        <w:t xml:space="preserve"> Robusta:</w:t>
-      </w:r>
-      <w:r>
-        <w:t xml:space="preserve"> Se </w:t>
-      </w:r>
-      <w:proofErr w:type="spellStart"/>
-      <w:r>
-        <w:t>creó</w:t>
-      </w:r>
-      <w:proofErr w:type="spellEnd"/>
-      <w:r>
-        <w:t xml:space="preserve"> la </w:t>
-      </w:r>
-      <w:proofErr w:type="spellStart"/>
-      <w:r>
-        <w:t>tabla</w:t>
-      </w:r>
-      <w:proofErr w:type="spellEnd"/>
-      <w:r>
-        <w:t xml:space="preserve"> </w:t>
-      </w:r>
-      <w:proofErr w:type="spellStart"/>
-      <w:r>
+        <w:rPr>
+          <w:lang w:val="es-CO"/>
+        </w:rPr>
+      </w:pPr>
+      <w:r>
+        <w:rPr>
+          <w:b/>
+          <w:bCs/>
+          <w:lang w:val="es-CO"/>
+        </w:rPr>
+        <w:t>Persistencia Robusta:</w:t>
+      </w:r>
+      <w:r>
+        <w:rPr>
+          <w:lang w:val="es-CO"/>
+        </w:rPr>
+        <w:t xml:space="preserve"> Se creó la tabla </w:t>
+      </w:r>
+      <w:proofErr w:type="spellStart"/>
+      <w:r>
+        <w:rPr>
+          <w:lang w:val="es-CO"/>
+        </w:rPr>
         <w:t>configuracion.clientes</w:t>
       </w:r>
       <w:proofErr w:type="spellEnd"/>
       <w:r>
-        <w:t xml:space="preserve"> con </w:t>
-      </w:r>
-      <w:proofErr w:type="spellStart"/>
-      <w:r>
-        <w:t>indexación</w:t>
-      </w:r>
-      <w:proofErr w:type="spellEnd"/>
-      <w:r>
-        <w:t xml:space="preserve"> </w:t>
-      </w:r>
-      <w:proofErr w:type="spellStart"/>
-      <w:r>
-        <w:t>en</w:t>
-      </w:r>
-      <w:proofErr w:type="spellEnd"/>
-      <w:r>
-        <w:t xml:space="preserve"> </w:t>
-      </w:r>
-      <w:proofErr w:type="spellStart"/>
-      <w:r>
+        <w:rPr>
+          <w:lang w:val="es-CO"/>
+        </w:rPr>
+        <w:t xml:space="preserve"> con indexación en </w:t>
+      </w:r>
+      <w:proofErr w:type="spellStart"/>
+      <w:r>
+        <w:rPr>
+          <w:lang w:val="es-CO"/>
+        </w:rPr>
         <w:t>id_cli</w:t>
       </w:r>
       <w:proofErr w:type="spellEnd"/>
       <w:r>
-        <w:t xml:space="preserve"> y </w:t>
-      </w:r>
-      <w:proofErr w:type="spellStart"/>
-      <w:r>
-        <w:t>nombre</w:t>
-      </w:r>
-      <w:proofErr w:type="spellEnd"/>
-      <w:r>
-        <w:t xml:space="preserve"> para </w:t>
-      </w:r>
-      <w:proofErr w:type="spellStart"/>
-      <w:r>
-        <w:t>garantizar</w:t>
-      </w:r>
-      <w:proofErr w:type="spellEnd"/>
-      <w:r>
-        <w:t xml:space="preserve"> </w:t>
-      </w:r>
-      <w:proofErr w:type="spellStart"/>
-      <w:r>
-        <w:t>búsquedas</w:t>
-      </w:r>
-      <w:proofErr w:type="spellEnd"/>
-      <w:r>
-        <w:t xml:space="preserve"> </w:t>
-      </w:r>
-      <w:proofErr w:type="spellStart"/>
-      <w:r>
-        <w:t>instantáneas</w:t>
-      </w:r>
-      <w:proofErr w:type="spellEnd"/>
-      <w:r>
-        <w:t>.</w:t>
+        <w:rPr>
+          <w:lang w:val="es-CO"/>
+        </w:rPr>
+        <w:t xml:space="preserve"> y nombre para garantizar búsquedas instantáneas.</w:t>
       </w:r>
     </w:p>
     <w:p>
@@ -7023,89 +6239,37 @@
           <w:ilvl w:val="0"/>
           <w:numId w:val="17"/>
         </w:numPr>
-      </w:pPr>
-      <w:proofErr w:type="spellStart"/>
-      <w:r>
-        <w:rPr>
-          <w:b/>
-          <w:bCs/>
-        </w:rPr>
-        <w:t>Seguridad</w:t>
-      </w:r>
-      <w:proofErr w:type="spellEnd"/>
-      <w:r>
-        <w:rPr>
-          <w:b/>
-          <w:bCs/>
-        </w:rPr>
-        <w:t xml:space="preserve"> de Identidad:</w:t>
-      </w:r>
-      <w:r>
-        <w:t xml:space="preserve"> </w:t>
-      </w:r>
-      <w:proofErr w:type="spellStart"/>
-      <w:r>
-        <w:t>Implementamos</w:t>
-      </w:r>
-      <w:proofErr w:type="spellEnd"/>
-      <w:r>
-        <w:t xml:space="preserve"> un </w:t>
-      </w:r>
-      <w:proofErr w:type="spellStart"/>
-      <w:r>
-        <w:t>bloqueo</w:t>
-      </w:r>
-      <w:proofErr w:type="spellEnd"/>
-      <w:r>
-        <w:t xml:space="preserve"> a </w:t>
-      </w:r>
-      <w:proofErr w:type="spellStart"/>
-      <w:r>
-        <w:t>nivel</w:t>
-      </w:r>
-      <w:proofErr w:type="spellEnd"/>
-      <w:r>
-        <w:t xml:space="preserve"> de </w:t>
-      </w:r>
-      <w:proofErr w:type="spellStart"/>
-      <w:r>
-        <w:t>servicio</w:t>
-      </w:r>
-      <w:proofErr w:type="spellEnd"/>
-      <w:r>
-        <w:t xml:space="preserve"> </w:t>
-      </w:r>
-      <w:proofErr w:type="spellStart"/>
-      <w:r>
-        <w:t>que</w:t>
-      </w:r>
-      <w:proofErr w:type="spellEnd"/>
-      <w:r>
-        <w:t xml:space="preserve"> </w:t>
-      </w:r>
-      <w:proofErr w:type="spellStart"/>
-      <w:r>
-        <w:t>impide</w:t>
-      </w:r>
-      <w:proofErr w:type="spellEnd"/>
-      <w:r>
-        <w:t xml:space="preserve"> la </w:t>
-      </w:r>
-      <w:proofErr w:type="spellStart"/>
-      <w:r>
-        <w:t>creación</w:t>
-      </w:r>
-      <w:proofErr w:type="spellEnd"/>
-      <w:r>
-        <w:t xml:space="preserve"> de NITs o Cédulas </w:t>
-      </w:r>
-      <w:proofErr w:type="spellStart"/>
-      <w:r>
-        <w:t>duplicadas</w:t>
-      </w:r>
-      <w:proofErr w:type="spellEnd"/>
-      <w:r>
-        <w:t xml:space="preserve"> (Error 400).</w:t>
+        <w:rPr>
+          <w:lang w:val="es-CO"/>
+        </w:rPr>
+      </w:pPr>
+      <w:r>
+        <w:rPr>
+          <w:b/>
+          <w:bCs/>
+          <w:lang w:val="es-CO"/>
+        </w:rPr>
+        <w:t>Seguridad de Identidad:</w:t>
+      </w:r>
+      <w:r>
+        <w:rPr>
+          <w:lang w:val="es-CO"/>
+        </w:rPr>
+        <w:t xml:space="preserve"> Implementamos un bloqueo a nivel de servicio que impide la creación de </w:t>
+      </w:r>
+      <w:proofErr w:type="spellStart"/>
+      <w:r>
+        <w:rPr>
+          <w:lang w:val="es-CO"/>
+        </w:rPr>
+        <w:t>NITs</w:t>
+      </w:r>
+      <w:proofErr w:type="spellEnd"/>
+      <w:r>
+        <w:rPr>
+          <w:lang w:val="es-CO"/>
+        </w:rPr>
+        <w:t xml:space="preserve"> o Cédulas duplicadas (Error 400).</w:t>
       </w:r>
     </w:p>
     <w:p>
@@ -7114,144 +6278,23 @@
           <w:ilvl w:val="0"/>
           <w:numId w:val="17"/>
         </w:numPr>
-      </w:pPr>
-      <w:r>
-        <w:rPr>
-          <w:b/>
-          <w:bCs/>
-        </w:rPr>
-        <w:t xml:space="preserve">Sistema de </w:t>
-      </w:r>
-      <w:proofErr w:type="spellStart"/>
-      <w:r>
-        <w:rPr>
-          <w:b/>
-          <w:bCs/>
-        </w:rPr>
-        <w:t>Auditoría</w:t>
-      </w:r>
-      <w:proofErr w:type="spellEnd"/>
-      <w:r>
-        <w:rPr>
-          <w:b/>
-          <w:bCs/>
-        </w:rPr>
-        <w:t xml:space="preserve"> </w:t>
-      </w:r>
-      <w:proofErr w:type="spellStart"/>
-      <w:r>
-        <w:rPr>
-          <w:b/>
-          <w:bCs/>
-        </w:rPr>
-        <w:t>Activo</w:t>
-      </w:r>
-      <w:proofErr w:type="spellEnd"/>
-      <w:r>
-        <w:rPr>
-          <w:b/>
-          <w:bCs/>
-        </w:rPr>
-        <w:t>:</w:t>
-      </w:r>
-      <w:r>
-        <w:t xml:space="preserve"> Cada </w:t>
-      </w:r>
-      <w:proofErr w:type="spellStart"/>
-      <w:r>
-        <w:t>creación</w:t>
-      </w:r>
-      <w:proofErr w:type="spellEnd"/>
-      <w:r>
-        <w:t xml:space="preserve"> o </w:t>
-      </w:r>
-      <w:proofErr w:type="spellStart"/>
-      <w:r>
-        <w:t>modificación</w:t>
-      </w:r>
-      <w:proofErr w:type="spellEnd"/>
-      <w:r>
-        <w:t xml:space="preserve"> </w:t>
-      </w:r>
-      <w:proofErr w:type="spellStart"/>
-      <w:r>
-        <w:t>dispara</w:t>
-      </w:r>
-      <w:proofErr w:type="spellEnd"/>
-      <w:r>
-        <w:t xml:space="preserve"> un log </w:t>
-      </w:r>
-      <w:proofErr w:type="spellStart"/>
-      <w:r>
-        <w:t>automático</w:t>
-      </w:r>
-      <w:proofErr w:type="spellEnd"/>
-      <w:r>
-        <w:t xml:space="preserve">. </w:t>
-      </w:r>
-      <w:proofErr w:type="spellStart"/>
-      <w:r>
-        <w:t>Guardamos</w:t>
-      </w:r>
-      <w:proofErr w:type="spellEnd"/>
-      <w:r>
-        <w:t xml:space="preserve"> </w:t>
-      </w:r>
-      <w:proofErr w:type="spellStart"/>
-      <w:r>
-        <w:t>el</w:t>
-      </w:r>
-      <w:proofErr w:type="spellEnd"/>
-      <w:r>
-        <w:t xml:space="preserve"> "antes" y </w:t>
-      </w:r>
-      <w:proofErr w:type="spellStart"/>
-      <w:r>
-        <w:t>el</w:t>
-      </w:r>
-      <w:proofErr w:type="spellEnd"/>
-      <w:r>
-        <w:t xml:space="preserve"> "</w:t>
-      </w:r>
-      <w:proofErr w:type="spellStart"/>
-      <w:r>
-        <w:t>después</w:t>
-      </w:r>
-      <w:proofErr w:type="spellEnd"/>
-      <w:r>
-        <w:t xml:space="preserve">" de </w:t>
-      </w:r>
-      <w:proofErr w:type="spellStart"/>
-      <w:r>
-        <w:t>cada</w:t>
-      </w:r>
-      <w:proofErr w:type="spellEnd"/>
-      <w:r>
-        <w:t xml:space="preserve"> </w:t>
-      </w:r>
-      <w:proofErr w:type="spellStart"/>
-      <w:r>
-        <w:t>cliente</w:t>
-      </w:r>
-      <w:proofErr w:type="spellEnd"/>
-      <w:r>
-        <w:t xml:space="preserve"> </w:t>
-      </w:r>
-      <w:proofErr w:type="spellStart"/>
-      <w:r>
-        <w:t>modificado</w:t>
-      </w:r>
-      <w:proofErr w:type="spellEnd"/>
-      <w:r>
-        <w:t xml:space="preserve"> para control </w:t>
-      </w:r>
-      <w:proofErr w:type="spellStart"/>
-      <w:r>
-        <w:t>contable</w:t>
-      </w:r>
-      <w:proofErr w:type="spellEnd"/>
-      <w:r>
-        <w:t>.</w:t>
+        <w:rPr>
+          <w:lang w:val="es-CO"/>
+        </w:rPr>
+      </w:pPr>
+      <w:r>
+        <w:rPr>
+          <w:b/>
+          <w:bCs/>
+          <w:lang w:val="es-CO"/>
+        </w:rPr>
+        <w:t>Sistema de Auditoría Activo:</w:t>
+      </w:r>
+      <w:r>
+        <w:rPr>
+          <w:lang w:val="es-CO"/>
+        </w:rPr>
+        <w:t xml:space="preserve"> Cada creación o modificación dispara un log automático. Guardamos el "antes" y el "después" de cada cliente modificado para control contable.</w:t>
       </w:r>
     </w:p>
     <w:p>
@@ -7260,128 +6303,31 @@
           <w:ilvl w:val="0"/>
           <w:numId w:val="17"/>
         </w:numPr>
-      </w:pPr>
-      <w:proofErr w:type="spellStart"/>
-      <w:r>
-        <w:rPr>
-          <w:b/>
-          <w:bCs/>
-        </w:rPr>
-        <w:t>Gestión</w:t>
-      </w:r>
-      <w:proofErr w:type="spellEnd"/>
-      <w:r>
-        <w:rPr>
-          <w:b/>
-          <w:bCs/>
-        </w:rPr>
-        <w:t xml:space="preserve"> de </w:t>
-      </w:r>
-      <w:proofErr w:type="spellStart"/>
-      <w:r>
-        <w:rPr>
-          <w:b/>
-          <w:bCs/>
-        </w:rPr>
-        <w:t>Errores</w:t>
-      </w:r>
-      <w:proofErr w:type="spellEnd"/>
-      <w:r>
-        <w:rPr>
-          <w:b/>
-          <w:bCs/>
-        </w:rPr>
-        <w:t>:</w:t>
-      </w:r>
-      <w:r>
-        <w:t xml:space="preserve"> Se </w:t>
-      </w:r>
-      <w:proofErr w:type="spellStart"/>
-      <w:r>
-        <w:t>configuraron</w:t>
-      </w:r>
-      <w:proofErr w:type="spellEnd"/>
-      <w:r>
-        <w:t xml:space="preserve"> </w:t>
-      </w:r>
-      <w:proofErr w:type="spellStart"/>
-      <w:r>
-        <w:t>los</w:t>
-      </w:r>
-      <w:proofErr w:type="spellEnd"/>
-      <w:r>
-        <w:t xml:space="preserve"> </w:t>
-      </w:r>
-      <w:proofErr w:type="spellStart"/>
-      <w:r>
-        <w:t>permisos</w:t>
-      </w:r>
-      <w:proofErr w:type="spellEnd"/>
-      <w:r>
-        <w:t xml:space="preserve"> de </w:t>
-      </w:r>
-      <w:proofErr w:type="spellStart"/>
-      <w:r>
-        <w:t>secuencias</w:t>
-      </w:r>
-      <w:proofErr w:type="spellEnd"/>
-      <w:r>
-        <w:t xml:space="preserve"> </w:t>
-      </w:r>
-      <w:proofErr w:type="spellStart"/>
-      <w:r>
-        <w:t>en</w:t>
-      </w:r>
-      <w:proofErr w:type="spellEnd"/>
-      <w:r>
-        <w:t xml:space="preserve"> PostgreSQL para </w:t>
-      </w:r>
-      <w:proofErr w:type="spellStart"/>
-      <w:r>
-        <w:t>evitar</w:t>
-      </w:r>
-      <w:proofErr w:type="spellEnd"/>
-      <w:r>
-        <w:t xml:space="preserve"> </w:t>
-      </w:r>
-      <w:proofErr w:type="spellStart"/>
-      <w:r>
-        <w:t>fallos</w:t>
-      </w:r>
-      <w:proofErr w:type="spellEnd"/>
-      <w:r>
-        <w:t xml:space="preserve"> de </w:t>
-      </w:r>
-      <w:proofErr w:type="spellStart"/>
-      <w:r>
-        <w:t>privilegios</w:t>
-      </w:r>
-      <w:proofErr w:type="spellEnd"/>
-      <w:r>
-        <w:t xml:space="preserve"> </w:t>
-      </w:r>
-      <w:proofErr w:type="spellStart"/>
-      <w:r>
-        <w:t>en</w:t>
-      </w:r>
-      <w:proofErr w:type="spellEnd"/>
-      <w:r>
-        <w:t xml:space="preserve"> </w:t>
-      </w:r>
-      <w:proofErr w:type="spellStart"/>
-      <w:r>
-        <w:t>producción</w:t>
-      </w:r>
-      <w:proofErr w:type="spellEnd"/>
-      <w:r>
-        <w:t>.</w:t>
-      </w:r>
-    </w:p>
-    <w:p>
-      <w:pPr>
-        <w:rPr>
-          <w:b/>
-          <w:bCs/>
+        <w:rPr>
+          <w:lang w:val="es-CO"/>
+        </w:rPr>
+      </w:pPr>
+      <w:r>
+        <w:rPr>
+          <w:b/>
+          <w:bCs/>
+          <w:lang w:val="es-CO"/>
+        </w:rPr>
+        <w:t>Gestión de Errores:</w:t>
+      </w:r>
+      <w:r>
+        <w:rPr>
+          <w:lang w:val="es-CO"/>
+        </w:rPr>
+        <w:t xml:space="preserve"> Se configuraron los permisos de secuencias en PostgreSQL para evitar fallos de privilegios en producción.</w:t>
+      </w:r>
+    </w:p>
+    <w:p>
+      <w:pPr>
+        <w:rPr>
+          <w:b/>
+          <w:bCs/>
+          <w:lang w:val="es-CO"/>
         </w:rPr>
       </w:pPr>
       <w:r>
@@ -7397,40 +6343,27 @@
         <w:rPr>
           <w:b/>
           <w:bCs/>
-        </w:rPr>
-        <w:t xml:space="preserve"> </w:t>
-      </w:r>
-      <w:proofErr w:type="spellStart"/>
-      <w:r>
-        <w:rPr>
-          <w:b/>
-          <w:bCs/>
-        </w:rPr>
-        <w:t>Interfaz</w:t>
-      </w:r>
-      <w:proofErr w:type="spellEnd"/>
-      <w:r>
-        <w:rPr>
-          <w:b/>
-          <w:bCs/>
-        </w:rPr>
-        <w:t xml:space="preserve"> y </w:t>
-      </w:r>
-      <w:proofErr w:type="spellStart"/>
-      <w:r>
-        <w:rPr>
-          <w:b/>
-          <w:bCs/>
-        </w:rPr>
-        <w:t>Comunicación</w:t>
-      </w:r>
-      <w:proofErr w:type="spellEnd"/>
-      <w:r>
-        <w:rPr>
-          <w:b/>
-          <w:bCs/>
-        </w:rPr>
-        <w:t xml:space="preserve"> (Frontend Ready)</w:t>
+          <w:lang w:val="es-CO"/>
+        </w:rPr>
+        <w:t xml:space="preserve"> Interfaz y Comunicación (</w:t>
+      </w:r>
+      <w:proofErr w:type="spellStart"/>
+      <w:r>
+        <w:rPr>
+          <w:b/>
+          <w:bCs/>
+          <w:lang w:val="es-CO"/>
+        </w:rPr>
+        <w:t>Frontend</w:t>
+      </w:r>
+      <w:proofErr w:type="spellEnd"/>
+      <w:r>
+        <w:rPr>
+          <w:b/>
+          <w:bCs/>
+          <w:lang w:val="es-CO"/>
+        </w:rPr>
+        <w:t xml:space="preserve"> Ready)</w:t>
       </w:r>
     </w:p>
     <w:p>
@@ -7439,81 +6372,51 @@
           <w:ilvl w:val="0"/>
           <w:numId w:val="18"/>
         </w:numPr>
-      </w:pPr>
-      <w:proofErr w:type="spellStart"/>
-      <w:r>
-        <w:rPr>
-          <w:b/>
-          <w:bCs/>
-        </w:rPr>
-        <w:t>Contratos</w:t>
-      </w:r>
-      <w:proofErr w:type="spellEnd"/>
-      <w:r>
-        <w:rPr>
-          <w:b/>
-          <w:bCs/>
-        </w:rPr>
-        <w:t xml:space="preserve"> JSON:</w:t>
-      </w:r>
-      <w:r>
-        <w:t xml:space="preserve"> Los endpoints </w:t>
-      </w:r>
-      <w:proofErr w:type="spellStart"/>
-      <w:r>
-        <w:t>ya</w:t>
-      </w:r>
-      <w:proofErr w:type="spellEnd"/>
-      <w:r>
-        <w:t xml:space="preserve"> </w:t>
-      </w:r>
-      <w:proofErr w:type="spellStart"/>
-      <w:r>
-        <w:t>responden</w:t>
-      </w:r>
-      <w:proofErr w:type="spellEnd"/>
-      <w:r>
-        <w:t xml:space="preserve"> con </w:t>
-      </w:r>
-      <w:proofErr w:type="spellStart"/>
-      <w:r>
-        <w:t>el</w:t>
-      </w:r>
-      <w:proofErr w:type="spellEnd"/>
-      <w:r>
-        <w:t xml:space="preserve"> </w:t>
-      </w:r>
-      <w:proofErr w:type="spellStart"/>
-      <w:r>
-        <w:t>estándar</w:t>
-      </w:r>
-      <w:proofErr w:type="spellEnd"/>
-      <w:r>
-        <w:t xml:space="preserve"> </w:t>
-      </w:r>
-      <w:proofErr w:type="spellStart"/>
-      <w:r>
+        <w:rPr>
+          <w:lang w:val="es-CO"/>
+        </w:rPr>
+      </w:pPr>
+      <w:r>
+        <w:rPr>
+          <w:b/>
+          <w:bCs/>
+          <w:lang w:val="es-CO"/>
+        </w:rPr>
+        <w:t>Contratos JSON:</w:t>
+      </w:r>
+      <w:r>
+        <w:rPr>
+          <w:lang w:val="es-CO"/>
+        </w:rPr>
+        <w:t xml:space="preserve"> Los </w:t>
+      </w:r>
+      <w:proofErr w:type="spellStart"/>
+      <w:r>
+        <w:rPr>
+          <w:lang w:val="es-CO"/>
+        </w:rPr>
+        <w:t>endpoints</w:t>
+      </w:r>
+      <w:proofErr w:type="spellEnd"/>
+      <w:r>
+        <w:rPr>
+          <w:lang w:val="es-CO"/>
+        </w:rPr>
+        <w:t xml:space="preserve"> ya responden con el estándar </w:t>
+      </w:r>
+      <w:proofErr w:type="spellStart"/>
+      <w:r>
+        <w:rPr>
+          <w:lang w:val="es-CO"/>
+        </w:rPr>
         <w:t>ClienteResponse</w:t>
       </w:r>
       <w:proofErr w:type="spellEnd"/>
       <w:r>
-        <w:t xml:space="preserve">, </w:t>
-      </w:r>
-      <w:proofErr w:type="spellStart"/>
-      <w:r>
-        <w:t>facilitando</w:t>
-      </w:r>
-      <w:proofErr w:type="spellEnd"/>
-      <w:r>
-        <w:t xml:space="preserve"> la </w:t>
-      </w:r>
-      <w:proofErr w:type="spellStart"/>
-      <w:r>
-        <w:t>integración</w:t>
-      </w:r>
-      <w:proofErr w:type="spellEnd"/>
-      <w:r>
-        <w:t xml:space="preserve"> con Angular.</w:t>
+        <w:rPr>
+          <w:lang w:val="es-CO"/>
+        </w:rPr>
+        <w:t>, facilitando la integración con Angular.</w:t>
       </w:r>
     </w:p>
     <w:p>
@@ -7522,97 +6425,37 @@
           <w:ilvl w:val="0"/>
           <w:numId w:val="18"/>
         </w:numPr>
-      </w:pPr>
-      <w:proofErr w:type="spellStart"/>
-      <w:r>
-        <w:rPr>
-          <w:b/>
-          <w:bCs/>
-        </w:rPr>
-        <w:t>Validación</w:t>
-      </w:r>
-      <w:proofErr w:type="spellEnd"/>
-      <w:r>
-        <w:rPr>
-          <w:b/>
-          <w:bCs/>
-        </w:rPr>
-        <w:t xml:space="preserve"> de Datos:</w:t>
-      </w:r>
-      <w:r>
-        <w:t xml:space="preserve"> El backend </w:t>
-      </w:r>
-      <w:proofErr w:type="spellStart"/>
-      <w:r>
-        <w:t>ya</w:t>
-      </w:r>
-      <w:proofErr w:type="spellEnd"/>
-      <w:r>
-        <w:t xml:space="preserve"> </w:t>
-      </w:r>
-      <w:proofErr w:type="spellStart"/>
-      <w:r>
-        <w:t>rechaza</w:t>
-      </w:r>
-      <w:proofErr w:type="spellEnd"/>
-      <w:r>
-        <w:t xml:space="preserve"> </w:t>
-      </w:r>
-      <w:proofErr w:type="spellStart"/>
-      <w:r>
-        <w:t>correos</w:t>
-      </w:r>
-      <w:proofErr w:type="spellEnd"/>
-      <w:r>
-        <w:t xml:space="preserve"> </w:t>
-      </w:r>
-      <w:proofErr w:type="spellStart"/>
-      <w:r>
-        <w:t>electrónicos</w:t>
-      </w:r>
-      <w:proofErr w:type="spellEnd"/>
-      <w:r>
-        <w:t xml:space="preserve"> mal </w:t>
-      </w:r>
-      <w:proofErr w:type="spellStart"/>
-      <w:r>
-        <w:t>formados</w:t>
-      </w:r>
-      <w:proofErr w:type="spellEnd"/>
-      <w:r>
-        <w:t xml:space="preserve"> y campos </w:t>
-      </w:r>
-      <w:proofErr w:type="spellStart"/>
-      <w:r>
-        <w:t>obligatorios</w:t>
-      </w:r>
-      <w:proofErr w:type="spellEnd"/>
-      <w:r>
-        <w:t xml:space="preserve"> </w:t>
-      </w:r>
-      <w:proofErr w:type="spellStart"/>
-      <w:r>
-        <w:t>vacíos</w:t>
-      </w:r>
-      <w:proofErr w:type="spellEnd"/>
-      <w:r>
-        <w:t xml:space="preserve"> antes de </w:t>
-      </w:r>
-      <w:proofErr w:type="spellStart"/>
-      <w:r>
-        <w:t>tocar</w:t>
-      </w:r>
-      <w:proofErr w:type="spellEnd"/>
-      <w:r>
-        <w:t xml:space="preserve"> la base de </w:t>
-      </w:r>
-      <w:proofErr w:type="spellStart"/>
-      <w:r>
-        <w:t>datos</w:t>
-      </w:r>
-      <w:proofErr w:type="spellEnd"/>
-      <w:r>
-        <w:t>.</w:t>
+        <w:rPr>
+          <w:lang w:val="es-CO"/>
+        </w:rPr>
+      </w:pPr>
+      <w:r>
+        <w:rPr>
+          <w:b/>
+          <w:bCs/>
+          <w:lang w:val="es-CO"/>
+        </w:rPr>
+        <w:t>Validación de Datos:</w:t>
+      </w:r>
+      <w:r>
+        <w:rPr>
+          <w:lang w:val="es-CO"/>
+        </w:rPr>
+        <w:t xml:space="preserve"> El </w:t>
+      </w:r>
+      <w:proofErr w:type="spellStart"/>
+      <w:r>
+        <w:rPr>
+          <w:lang w:val="es-CO"/>
+        </w:rPr>
+        <w:t>backend</w:t>
+      </w:r>
+      <w:proofErr w:type="spellEnd"/>
+      <w:r>
+        <w:rPr>
+          <w:lang w:val="es-CO"/>
+        </w:rPr>
+        <w:t xml:space="preserve"> ya rechaza correos electrónicos mal formados y campos obligatorios vacíos antes de tocar la base de datos.</w:t>
       </w:r>
     </w:p>
     <w:p>
@@ -7621,145 +6464,37 @@
           <w:ilvl w:val="0"/>
           <w:numId w:val="18"/>
         </w:numPr>
-      </w:pPr>
-      <w:proofErr w:type="spellStart"/>
-      <w:r>
-        <w:rPr>
-          <w:b/>
-          <w:bCs/>
-        </w:rPr>
-        <w:t>Eliminación</w:t>
-      </w:r>
-      <w:proofErr w:type="spellEnd"/>
-      <w:r>
-        <w:rPr>
-          <w:b/>
-          <w:bCs/>
-        </w:rPr>
-        <w:t xml:space="preserve"> </w:t>
-      </w:r>
-      <w:proofErr w:type="spellStart"/>
-      <w:r>
-        <w:rPr>
-          <w:b/>
-          <w:bCs/>
-        </w:rPr>
-        <w:t>Lógica</w:t>
-      </w:r>
-      <w:proofErr w:type="spellEnd"/>
-      <w:r>
-        <w:rPr>
-          <w:b/>
-          <w:bCs/>
-        </w:rPr>
-        <w:t>:</w:t>
-      </w:r>
-      <w:r>
-        <w:t xml:space="preserve"> Se </w:t>
-      </w:r>
-      <w:proofErr w:type="spellStart"/>
-      <w:r>
-        <w:t>implementó</w:t>
-      </w:r>
-      <w:proofErr w:type="spellEnd"/>
-      <w:r>
-        <w:t xml:space="preserve"> </w:t>
-      </w:r>
-      <w:proofErr w:type="spellStart"/>
-      <w:r>
-        <w:t>el</w:t>
-      </w:r>
-      <w:proofErr w:type="spellEnd"/>
-      <w:r>
-        <w:t xml:space="preserve"> "Soft Delete". Si un </w:t>
-      </w:r>
-      <w:proofErr w:type="spellStart"/>
-      <w:r>
-        <w:t>usuario</w:t>
-      </w:r>
-      <w:proofErr w:type="spellEnd"/>
-      <w:r>
-        <w:t xml:space="preserve"> borra un </w:t>
-      </w:r>
-      <w:proofErr w:type="spellStart"/>
-      <w:r>
-        <w:t>cliente</w:t>
-      </w:r>
-      <w:proofErr w:type="spellEnd"/>
-      <w:r>
-        <w:t xml:space="preserve">, </w:t>
-      </w:r>
-      <w:proofErr w:type="spellStart"/>
-      <w:r>
-        <w:t>este</w:t>
-      </w:r>
-      <w:proofErr w:type="spellEnd"/>
-      <w:r>
-        <w:t xml:space="preserve"> </w:t>
-      </w:r>
-      <w:proofErr w:type="spellStart"/>
-      <w:r>
-        <w:t>desaparece</w:t>
-      </w:r>
-      <w:proofErr w:type="spellEnd"/>
-      <w:r>
-        <w:t xml:space="preserve"> de la vista </w:t>
-      </w:r>
-      <w:proofErr w:type="spellStart"/>
-      <w:r>
-        <w:t>comercial</w:t>
-      </w:r>
-      <w:proofErr w:type="spellEnd"/>
-      <w:r>
-        <w:t xml:space="preserve"> </w:t>
-      </w:r>
-      <w:proofErr w:type="spellStart"/>
-      <w:r>
-        <w:t>pero</w:t>
-      </w:r>
-      <w:proofErr w:type="spellEnd"/>
-      <w:r>
-        <w:t xml:space="preserve"> </w:t>
-      </w:r>
-      <w:proofErr w:type="spellStart"/>
-      <w:r>
-        <w:t>permanece</w:t>
-      </w:r>
-      <w:proofErr w:type="spellEnd"/>
-      <w:r>
-        <w:t xml:space="preserve"> </w:t>
-      </w:r>
-      <w:proofErr w:type="spellStart"/>
-      <w:r>
-        <w:t>en</w:t>
-      </w:r>
-      <w:proofErr w:type="spellEnd"/>
-      <w:r>
-        <w:t xml:space="preserve"> la base de </w:t>
-      </w:r>
-      <w:proofErr w:type="spellStart"/>
-      <w:r>
-        <w:t>datos</w:t>
-      </w:r>
-      <w:proofErr w:type="spellEnd"/>
-      <w:r>
-        <w:t xml:space="preserve"> para no romper </w:t>
-      </w:r>
-      <w:proofErr w:type="spellStart"/>
-      <w:r>
-        <w:t>el</w:t>
-      </w:r>
-      <w:proofErr w:type="spellEnd"/>
-      <w:r>
-        <w:t xml:space="preserve"> histórico de </w:t>
-      </w:r>
-      <w:proofErr w:type="spellStart"/>
-      <w:r>
-        <w:t>auditoría</w:t>
-      </w:r>
-      <w:proofErr w:type="spellEnd"/>
-      <w:r>
-        <w:t>.</w:t>
+        <w:rPr>
+          <w:lang w:val="es-CO"/>
+        </w:rPr>
+      </w:pPr>
+      <w:r>
+        <w:rPr>
+          <w:b/>
+          <w:bCs/>
+          <w:lang w:val="es-CO"/>
+        </w:rPr>
+        <w:t>Eliminación Lógica:</w:t>
+      </w:r>
+      <w:r>
+        <w:rPr>
+          <w:lang w:val="es-CO"/>
+        </w:rPr>
+        <w:t xml:space="preserve"> Se implementó el "</w:t>
+      </w:r>
+      <w:proofErr w:type="spellStart"/>
+      <w:r>
+        <w:rPr>
+          <w:lang w:val="es-CO"/>
+        </w:rPr>
+        <w:t>Soft</w:t>
+      </w:r>
+      <w:proofErr w:type="spellEnd"/>
+      <w:r>
+        <w:rPr>
+          <w:lang w:val="es-CO"/>
+        </w:rPr>
+        <w:t xml:space="preserve"> Delete". Si un usuario borra un cliente, este desaparece de la vista comercial pero permanece en la base de datos para no romper el histórico de auditoría.</w:t>
       </w:r>
     </w:p>
     <w:p>
@@ -7816,52 +6551,29 @@
           <w:ilvl w:val="0"/>
           <w:numId w:val="19"/>
         </w:numPr>
-      </w:pPr>
-      <w:r>
+        <w:rPr>
+          <w:lang w:val="es-CO"/>
+        </w:rPr>
+      </w:pPr>
+      <w:r>
+        <w:rPr>
+          <w:lang w:val="es-CO"/>
+        </w:rPr>
         <w:t xml:space="preserve">[x] </w:t>
       </w:r>
-      <w:proofErr w:type="spellStart"/>
-      <w:r>
-        <w:rPr>
-          <w:b/>
-          <w:bCs/>
-        </w:rPr>
-        <w:t>Creación</w:t>
-      </w:r>
-      <w:proofErr w:type="spellEnd"/>
-      <w:r>
-        <w:rPr>
-          <w:b/>
-          <w:bCs/>
-        </w:rPr>
-        <w:t>:</w:t>
-      </w:r>
-      <w:r>
-        <w:t xml:space="preserve"> </w:t>
-      </w:r>
-      <w:proofErr w:type="spellStart"/>
-      <w:r>
-        <w:t>Validada</w:t>
-      </w:r>
-      <w:proofErr w:type="spellEnd"/>
-      <w:r>
-        <w:t xml:space="preserve"> con </w:t>
-      </w:r>
-      <w:proofErr w:type="spellStart"/>
-      <w:r>
-        <w:t>éxito</w:t>
-      </w:r>
-      <w:proofErr w:type="spellEnd"/>
-      <w:r>
-        <w:t xml:space="preserve"> </w:t>
-      </w:r>
-      <w:proofErr w:type="spellStart"/>
-      <w:r>
-        <w:t>mediante</w:t>
-      </w:r>
-      <w:proofErr w:type="spellEnd"/>
-      <w:r>
-        <w:t xml:space="preserve"> POST.</w:t>
+      <w:r>
+        <w:rPr>
+          <w:b/>
+          <w:bCs/>
+          <w:lang w:val="es-CO"/>
+        </w:rPr>
+        <w:t>Creación:</w:t>
+      </w:r>
+      <w:r>
+        <w:rPr>
+          <w:lang w:val="es-CO"/>
+        </w:rPr>
+        <w:t xml:space="preserve"> Validada con éxito mediante POST.</w:t>
       </w:r>
     </w:p>
     <w:p>
@@ -7870,51 +6582,29 @@
           <w:ilvl w:val="0"/>
           <w:numId w:val="19"/>
         </w:numPr>
-      </w:pPr>
-      <w:r>
+        <w:rPr>
+          <w:lang w:val="es-CO"/>
+        </w:rPr>
+      </w:pPr>
+      <w:r>
+        <w:rPr>
+          <w:lang w:val="es-CO"/>
+        </w:rPr>
         <w:t xml:space="preserve">[x] </w:t>
       </w:r>
       <w:r>
         <w:rPr>
           <w:b/>
           <w:bCs/>
+          <w:lang w:val="es-CO"/>
         </w:rPr>
         <w:t>Consulta:</w:t>
       </w:r>
       <w:r>
-        <w:t xml:space="preserve"> </w:t>
-      </w:r>
-      <w:proofErr w:type="spellStart"/>
-      <w:r>
-        <w:t>Funcionando</w:t>
-      </w:r>
-      <w:proofErr w:type="spellEnd"/>
-      <w:r>
-        <w:t xml:space="preserve"> (Falta </w:t>
-      </w:r>
-      <w:proofErr w:type="spellStart"/>
-      <w:r>
-        <w:t>pulir</w:t>
-      </w:r>
-      <w:proofErr w:type="spellEnd"/>
-      <w:r>
-        <w:t xml:space="preserve"> </w:t>
-      </w:r>
-      <w:proofErr w:type="spellStart"/>
-      <w:r>
-        <w:t>filtros</w:t>
-      </w:r>
-      <w:proofErr w:type="spellEnd"/>
-      <w:r>
-        <w:t xml:space="preserve"> </w:t>
-      </w:r>
-      <w:proofErr w:type="spellStart"/>
-      <w:r>
-        <w:t>dinámicos</w:t>
-      </w:r>
-      <w:proofErr w:type="spellEnd"/>
-      <w:r>
-        <w:t>).</w:t>
+        <w:rPr>
+          <w:lang w:val="es-CO"/>
+        </w:rPr>
+        <w:t xml:space="preserve"> Funcionando (Falta pulir filtros dinámicos).</w:t>
       </w:r>
     </w:p>
     <w:p>
@@ -7923,60 +6613,29 @@
           <w:ilvl w:val="0"/>
           <w:numId w:val="19"/>
         </w:numPr>
-      </w:pPr>
-      <w:r>
+        <w:rPr>
+          <w:lang w:val="es-CO"/>
+        </w:rPr>
+      </w:pPr>
+      <w:r>
+        <w:rPr>
+          <w:lang w:val="es-CO"/>
+        </w:rPr>
         <w:t xml:space="preserve">[x] </w:t>
       </w:r>
-      <w:proofErr w:type="spellStart"/>
-      <w:r>
-        <w:rPr>
-          <w:b/>
-          <w:bCs/>
-        </w:rPr>
-        <w:t>Actualización</w:t>
-      </w:r>
-      <w:proofErr w:type="spellEnd"/>
-      <w:r>
-        <w:rPr>
-          <w:b/>
-          <w:bCs/>
-        </w:rPr>
-        <w:t>:</w:t>
-      </w:r>
-      <w:r>
-        <w:t xml:space="preserve"> </w:t>
-      </w:r>
-      <w:proofErr w:type="spellStart"/>
-      <w:r>
-        <w:t>Implementada</w:t>
-      </w:r>
-      <w:proofErr w:type="spellEnd"/>
-      <w:r>
-        <w:t xml:space="preserve"> </w:t>
-      </w:r>
-      <w:proofErr w:type="spellStart"/>
-      <w:r>
-        <w:t>mediante</w:t>
-      </w:r>
-      <w:proofErr w:type="spellEnd"/>
-      <w:r>
-        <w:t xml:space="preserve"> PATCH (</w:t>
-      </w:r>
-      <w:proofErr w:type="spellStart"/>
-      <w:r>
-        <w:t>actualización</w:t>
-      </w:r>
-      <w:proofErr w:type="spellEnd"/>
-      <w:r>
-        <w:t xml:space="preserve"> </w:t>
-      </w:r>
-      <w:proofErr w:type="spellStart"/>
-      <w:r>
-        <w:t>parcial</w:t>
-      </w:r>
-      <w:proofErr w:type="spellEnd"/>
-      <w:r>
-        <w:t>).</w:t>
+      <w:r>
+        <w:rPr>
+          <w:b/>
+          <w:bCs/>
+          <w:lang w:val="es-CO"/>
+        </w:rPr>
+        <w:t>Actualización:</w:t>
+      </w:r>
+      <w:r>
+        <w:rPr>
+          <w:lang w:val="es-CO"/>
+        </w:rPr>
+        <w:t xml:space="preserve"> Implementada mediante PATCH (actualización parcial).</w:t>
       </w:r>
     </w:p>
     <w:p>
@@ -7985,10 +6644,1002 @@
           <w:ilvl w:val="0"/>
           <w:numId w:val="19"/>
         </w:numPr>
-      </w:pPr>
-      <w:r>
+        <w:rPr>
+          <w:lang w:val="es-CO"/>
+        </w:rPr>
+      </w:pPr>
+      <w:r>
+        <w:rPr>
+          <w:lang w:val="es-CO"/>
+        </w:rPr>
         <w:t xml:space="preserve">[x] </w:t>
       </w:r>
+      <w:r>
+        <w:rPr>
+          <w:b/>
+          <w:bCs/>
+          <w:lang w:val="es-CO"/>
+        </w:rPr>
+        <w:t>Eliminación:</w:t>
+      </w:r>
+      <w:r>
+        <w:rPr>
+          <w:lang w:val="es-CO"/>
+        </w:rPr>
+        <w:t xml:space="preserve"> Implementada como desactivación de estado.</w:t>
+      </w:r>
+    </w:p>
+    <w:p>
+      <w:r>
+        <w:pict w14:anchorId="0D1FC055">
+          <v:rect id="_x0000_i1036" style="width:0;height:1.5pt" o:hralign="center" o:hrstd="t" o:hrnoshade="t" o:hr="t" fillcolor="gray" stroked="f"/>
+        </w:pict>
+      </w:r>
+    </w:p>
+    <w:p>
+      <w:pPr>
+        <w:rPr>
+          <w:lang w:val="es-CO"/>
+        </w:rPr>
+      </w:pPr>
+      <w:r>
+        <w:rPr>
+          <w:b/>
+          <w:bCs/>
+          <w:lang w:val="es-CO"/>
+        </w:rPr>
+        <w:t>¿Alejandro, prefieres que ajustemos de una vez los filtros de búsqueda (Nombre/Ciudad) o dejamos así la HU-005 y saltamos a la siguiente?</w:t>
+      </w:r>
+    </w:p>
+    <w:p>
+      <w:pPr>
+        <w:rPr>
+          <w:lang w:val="es-CO"/>
+        </w:rPr>
+      </w:pPr>
+      <w:r>
+        <w:rPr>
+          <w:sz w:val="48"/>
+          <w:szCs w:val="48"/>
+          <w:lang w:val="es-CO"/>
+        </w:rPr>
+        <w:t>HU-006</w:t>
+      </w:r>
+      <w:r>
+        <w:rPr>
+          <w:lang w:val="es-CO"/>
+        </w:rPr>
+        <w:br/>
+      </w:r>
+      <w:r>
+        <w:rPr>
+          <w:lang w:val="es-CO"/>
+        </w:rPr>
+        <w:t xml:space="preserve">Aquí tienes el reporte de cierre para la </w:t>
+      </w:r>
+      <w:r>
+        <w:rPr>
+          <w:b/>
+          <w:bCs/>
+          <w:lang w:val="es-CO"/>
+        </w:rPr>
+        <w:t>HU-006</w:t>
+      </w:r>
+      <w:r>
+        <w:rPr>
+          <w:lang w:val="es-CO"/>
+        </w:rPr>
+        <w:t>, consolidando todos los ajustes técnicos y las validaciones de integridad que realizamos.</w:t>
+      </w:r>
+    </w:p>
+    <w:p>
+      <w:r>
+        <w:pict w14:anchorId="629FBCD8">
+          <v:rect id="_x0000_i1049" style="width:0;height:1.5pt" o:hralign="center" o:hrstd="t" o:hrnoshade="t" o:hr="t" fillcolor="gray" stroked="f"/>
+        </w:pict>
+      </w:r>
+    </w:p>
+    <w:p>
+      <w:pPr>
+        <w:rPr>
+          <w:b/>
+          <w:bCs/>
+        </w:rPr>
+      </w:pPr>
+      <w:r>
+        <w:rPr>
+          <w:rFonts w:ascii="Segoe UI Emoji" w:hAnsi="Segoe UI Emoji" w:cs="Segoe UI Emoji"/>
+          <w:b/>
+          <w:bCs/>
+        </w:rPr>
+        <w:t>📊</w:t>
+      </w:r>
+      <w:r>
+        <w:rPr>
+          <w:b/>
+          <w:bCs/>
+        </w:rPr>
+        <w:t xml:space="preserve"> </w:t>
+      </w:r>
+      <w:proofErr w:type="spellStart"/>
+      <w:r>
+        <w:rPr>
+          <w:b/>
+          <w:bCs/>
+        </w:rPr>
+        <w:t>Reporte</w:t>
+      </w:r>
+      <w:proofErr w:type="spellEnd"/>
+      <w:r>
+        <w:rPr>
+          <w:b/>
+          <w:bCs/>
+        </w:rPr>
+        <w:t xml:space="preserve"> de </w:t>
+      </w:r>
+      <w:proofErr w:type="spellStart"/>
+      <w:r>
+        <w:rPr>
+          <w:b/>
+          <w:bCs/>
+        </w:rPr>
+        <w:t>Finalización</w:t>
+      </w:r>
+      <w:proofErr w:type="spellEnd"/>
+      <w:r>
+        <w:rPr>
+          <w:b/>
+          <w:bCs/>
+        </w:rPr>
+        <w:t xml:space="preserve">: HU-006 - </w:t>
+      </w:r>
+      <w:proofErr w:type="spellStart"/>
+      <w:r>
+        <w:rPr>
+          <w:b/>
+          <w:bCs/>
+        </w:rPr>
+        <w:t>Gestión</w:t>
+      </w:r>
+      <w:proofErr w:type="spellEnd"/>
+      <w:r>
+        <w:rPr>
+          <w:b/>
+          <w:bCs/>
+        </w:rPr>
+        <w:t xml:space="preserve"> de Maestro de </w:t>
+      </w:r>
+      <w:proofErr w:type="spellStart"/>
+      <w:r>
+        <w:rPr>
+          <w:b/>
+          <w:bCs/>
+        </w:rPr>
+        <w:t>Vendedores</w:t>
+      </w:r>
+      <w:proofErr w:type="spellEnd"/>
+    </w:p>
+    <w:p>
+      <w:r>
+        <w:rPr>
+          <w:b/>
+          <w:bCs/>
+        </w:rPr>
+        <w:t>Para:</w:t>
+      </w:r>
+      <w:r>
+        <w:t xml:space="preserve"> Juan Camilo</w:t>
+      </w:r>
+    </w:p>
+    <w:p>
+      <w:r>
+        <w:rPr>
+          <w:b/>
+          <w:bCs/>
+        </w:rPr>
+        <w:t>Estado:</w:t>
+      </w:r>
+      <w:r>
+        <w:t xml:space="preserve"> </w:t>
+      </w:r>
+      <w:r>
+        <w:rPr>
+          <w:rFonts w:ascii="Segoe UI Emoji" w:hAnsi="Segoe UI Emoji" w:cs="Segoe UI Emoji"/>
+        </w:rPr>
+        <w:t>✅</w:t>
+      </w:r>
+      <w:r>
+        <w:t xml:space="preserve"> </w:t>
+      </w:r>
+      <w:r>
+        <w:rPr>
+          <w:b/>
+          <w:bCs/>
+        </w:rPr>
+        <w:t xml:space="preserve">100% </w:t>
+      </w:r>
+      <w:proofErr w:type="spellStart"/>
+      <w:r>
+        <w:rPr>
+          <w:b/>
+          <w:bCs/>
+        </w:rPr>
+        <w:t>Funcional</w:t>
+      </w:r>
+      <w:proofErr w:type="spellEnd"/>
+      <w:r>
+        <w:rPr>
+          <w:b/>
+          <w:bCs/>
+        </w:rPr>
+        <w:t xml:space="preserve"> (Backend Ready)</w:t>
+      </w:r>
+      <w:r>
+        <w:t xml:space="preserve"> </w:t>
+      </w:r>
+      <w:proofErr w:type="spellStart"/>
+      <w:r>
+        <w:rPr>
+          <w:b/>
+          <w:bCs/>
+        </w:rPr>
+        <w:t>Módulo</w:t>
+      </w:r>
+      <w:proofErr w:type="spellEnd"/>
+      <w:r>
+        <w:rPr>
+          <w:b/>
+          <w:bCs/>
+        </w:rPr>
+        <w:t>:</w:t>
+      </w:r>
+      <w:r>
+        <w:t xml:space="preserve"> </w:t>
+      </w:r>
+      <w:proofErr w:type="spellStart"/>
+      <w:r>
+        <w:t>Configuración</w:t>
+      </w:r>
+      <w:proofErr w:type="spellEnd"/>
+      <w:r>
+        <w:t xml:space="preserve"> / Maestros</w:t>
+      </w:r>
+    </w:p>
+    <w:p>
+      <w:pPr>
+        <w:rPr>
+          <w:b/>
+          <w:bCs/>
+        </w:rPr>
+      </w:pPr>
+      <w:r>
+        <w:rPr>
+          <w:rFonts w:ascii="Segoe UI Emoji" w:hAnsi="Segoe UI Emoji" w:cs="Segoe UI Emoji"/>
+          <w:b/>
+          <w:bCs/>
+        </w:rPr>
+        <w:t>📝</w:t>
+      </w:r>
+      <w:r>
+        <w:rPr>
+          <w:b/>
+          <w:bCs/>
+        </w:rPr>
+        <w:t xml:space="preserve"> </w:t>
+      </w:r>
+      <w:proofErr w:type="spellStart"/>
+      <w:r>
+        <w:rPr>
+          <w:b/>
+          <w:bCs/>
+        </w:rPr>
+        <w:t>Resumen</w:t>
+      </w:r>
+      <w:proofErr w:type="spellEnd"/>
+      <w:r>
+        <w:rPr>
+          <w:b/>
+          <w:bCs/>
+        </w:rPr>
+        <w:t xml:space="preserve"> del Desarrollo</w:t>
+      </w:r>
+    </w:p>
+    <w:p>
+      <w:r>
+        <w:t xml:space="preserve">Se ha </w:t>
+      </w:r>
+      <w:proofErr w:type="spellStart"/>
+      <w:r>
+        <w:t>completado</w:t>
+      </w:r>
+      <w:proofErr w:type="spellEnd"/>
+      <w:r>
+        <w:t xml:space="preserve"> la </w:t>
+      </w:r>
+      <w:proofErr w:type="spellStart"/>
+      <w:r>
+        <w:t>implementación</w:t>
+      </w:r>
+      <w:proofErr w:type="spellEnd"/>
+      <w:r>
+        <w:t xml:space="preserve"> del CRUD para la </w:t>
+      </w:r>
+      <w:proofErr w:type="spellStart"/>
+      <w:r>
+        <w:t>fuerza</w:t>
+      </w:r>
+      <w:proofErr w:type="spellEnd"/>
+      <w:r>
+        <w:t xml:space="preserve"> de </w:t>
+      </w:r>
+      <w:proofErr w:type="spellStart"/>
+      <w:r>
+        <w:t>ventas</w:t>
+      </w:r>
+      <w:proofErr w:type="spellEnd"/>
+      <w:r>
+        <w:t xml:space="preserve"> del </w:t>
+      </w:r>
+      <w:proofErr w:type="spellStart"/>
+      <w:r>
+        <w:t>sistema</w:t>
+      </w:r>
+      <w:proofErr w:type="spellEnd"/>
+      <w:r>
+        <w:t xml:space="preserve"> </w:t>
+      </w:r>
+      <w:proofErr w:type="spellStart"/>
+      <w:r>
+        <w:rPr>
+          <w:b/>
+          <w:bCs/>
+        </w:rPr>
+        <w:t>Medussa</w:t>
+      </w:r>
+      <w:proofErr w:type="spellEnd"/>
+      <w:r>
+        <w:rPr>
+          <w:b/>
+          <w:bCs/>
+        </w:rPr>
+        <w:t xml:space="preserve"> ERP</w:t>
+      </w:r>
+      <w:r>
+        <w:t xml:space="preserve">. Este </w:t>
+      </w:r>
+      <w:proofErr w:type="spellStart"/>
+      <w:r>
+        <w:t>módulo</w:t>
+      </w:r>
+      <w:proofErr w:type="spellEnd"/>
+      <w:r>
+        <w:t xml:space="preserve"> no solo </w:t>
+      </w:r>
+      <w:proofErr w:type="spellStart"/>
+      <w:r>
+        <w:t>gestiona</w:t>
+      </w:r>
+      <w:proofErr w:type="spellEnd"/>
+      <w:r>
+        <w:t xml:space="preserve"> la </w:t>
+      </w:r>
+      <w:proofErr w:type="spellStart"/>
+      <w:r>
+        <w:t>información</w:t>
+      </w:r>
+      <w:proofErr w:type="spellEnd"/>
+      <w:r>
+        <w:t xml:space="preserve"> </w:t>
+      </w:r>
+      <w:proofErr w:type="spellStart"/>
+      <w:r>
+        <w:t>básica</w:t>
+      </w:r>
+      <w:proofErr w:type="spellEnd"/>
+      <w:r>
+        <w:t xml:space="preserve"> de </w:t>
+      </w:r>
+      <w:proofErr w:type="spellStart"/>
+      <w:r>
+        <w:t>los</w:t>
+      </w:r>
+      <w:proofErr w:type="spellEnd"/>
+      <w:r>
+        <w:t xml:space="preserve"> </w:t>
+      </w:r>
+      <w:proofErr w:type="spellStart"/>
+      <w:r>
+        <w:t>vendedores</w:t>
+      </w:r>
+      <w:proofErr w:type="spellEnd"/>
+      <w:r>
+        <w:t xml:space="preserve">, </w:t>
+      </w:r>
+      <w:proofErr w:type="spellStart"/>
+      <w:r>
+        <w:t>sino</w:t>
+      </w:r>
+      <w:proofErr w:type="spellEnd"/>
+      <w:r>
+        <w:t xml:space="preserve"> </w:t>
+      </w:r>
+      <w:proofErr w:type="spellStart"/>
+      <w:r>
+        <w:t>que</w:t>
+      </w:r>
+      <w:proofErr w:type="spellEnd"/>
+      <w:r>
+        <w:t xml:space="preserve"> </w:t>
+      </w:r>
+      <w:proofErr w:type="spellStart"/>
+      <w:r>
+        <w:t>establece</w:t>
+      </w:r>
+      <w:proofErr w:type="spellEnd"/>
+      <w:r>
+        <w:t xml:space="preserve"> </w:t>
+      </w:r>
+      <w:proofErr w:type="spellStart"/>
+      <w:r>
+        <w:t>el</w:t>
+      </w:r>
+      <w:proofErr w:type="spellEnd"/>
+      <w:r>
+        <w:t xml:space="preserve"> </w:t>
+      </w:r>
+      <w:proofErr w:type="spellStart"/>
+      <w:r>
+        <w:t>vínculo</w:t>
+      </w:r>
+      <w:proofErr w:type="spellEnd"/>
+      <w:r>
+        <w:t xml:space="preserve"> </w:t>
+      </w:r>
+      <w:proofErr w:type="spellStart"/>
+      <w:r>
+        <w:t>operativo</w:t>
+      </w:r>
+      <w:proofErr w:type="spellEnd"/>
+      <w:r>
+        <w:t xml:space="preserve"> con </w:t>
+      </w:r>
+      <w:proofErr w:type="spellStart"/>
+      <w:r>
+        <w:t>el</w:t>
+      </w:r>
+      <w:proofErr w:type="spellEnd"/>
+      <w:r>
+        <w:t xml:space="preserve"> maestro de </w:t>
+      </w:r>
+      <w:proofErr w:type="spellStart"/>
+      <w:r>
+        <w:t>clientes</w:t>
+      </w:r>
+      <w:proofErr w:type="spellEnd"/>
+      <w:r>
+        <w:t xml:space="preserve"> (HU-005) </w:t>
+      </w:r>
+      <w:proofErr w:type="spellStart"/>
+      <w:r>
+        <w:t>mediante</w:t>
+      </w:r>
+      <w:proofErr w:type="spellEnd"/>
+      <w:r>
+        <w:t xml:space="preserve"> </w:t>
+      </w:r>
+      <w:proofErr w:type="spellStart"/>
+      <w:r>
+        <w:t>una</w:t>
+      </w:r>
+      <w:proofErr w:type="spellEnd"/>
+      <w:r>
+        <w:t xml:space="preserve"> </w:t>
+      </w:r>
+      <w:proofErr w:type="spellStart"/>
+      <w:r>
+        <w:t>arquitectura</w:t>
+      </w:r>
+      <w:proofErr w:type="spellEnd"/>
+      <w:r>
+        <w:t xml:space="preserve"> de </w:t>
+      </w:r>
+      <w:proofErr w:type="spellStart"/>
+      <w:r>
+        <w:t>relación</w:t>
+      </w:r>
+      <w:proofErr w:type="spellEnd"/>
+      <w:r>
+        <w:t xml:space="preserve"> </w:t>
+      </w:r>
+      <w:proofErr w:type="spellStart"/>
+      <w:r>
+        <w:t>dinámica</w:t>
+      </w:r>
+      <w:proofErr w:type="spellEnd"/>
+      <w:r>
+        <w:t>.</w:t>
+      </w:r>
+    </w:p>
+    <w:p>
+      <w:pPr>
+        <w:rPr>
+          <w:b/>
+          <w:bCs/>
+        </w:rPr>
+      </w:pPr>
+      <w:r>
+        <w:rPr>
+          <w:rFonts w:ascii="Segoe UI Emoji" w:hAnsi="Segoe UI Emoji" w:cs="Segoe UI Emoji"/>
+          <w:b/>
+          <w:bCs/>
+        </w:rPr>
+        <w:lastRenderedPageBreak/>
+        <w:t>🛠️</w:t>
+      </w:r>
+      <w:r>
+        <w:rPr>
+          <w:b/>
+          <w:bCs/>
+        </w:rPr>
+        <w:t xml:space="preserve"> Especificaciones </w:t>
+      </w:r>
+      <w:proofErr w:type="spellStart"/>
+      <w:r>
+        <w:rPr>
+          <w:b/>
+          <w:bCs/>
+        </w:rPr>
+        <w:t>Técnicas</w:t>
+      </w:r>
+      <w:proofErr w:type="spellEnd"/>
+    </w:p>
+    <w:p>
+      <w:pPr>
+        <w:numPr>
+          <w:ilvl w:val="0"/>
+          <w:numId w:val="20"/>
+        </w:numPr>
+      </w:pPr>
+      <w:r>
+        <w:rPr>
+          <w:b/>
+          <w:bCs/>
+        </w:rPr>
+        <w:t>Modelo de Datos Robusto:</w:t>
+      </w:r>
+    </w:p>
+    <w:p>
+      <w:pPr>
+        <w:numPr>
+          <w:ilvl w:val="1"/>
+          <w:numId w:val="20"/>
+        </w:numPr>
+      </w:pPr>
+      <w:r>
+        <w:t xml:space="preserve">Se </w:t>
+      </w:r>
+      <w:proofErr w:type="spellStart"/>
+      <w:r>
+        <w:t>implementó</w:t>
+      </w:r>
+      <w:proofErr w:type="spellEnd"/>
+      <w:r>
+        <w:t xml:space="preserve"> la </w:t>
+      </w:r>
+      <w:proofErr w:type="spellStart"/>
+      <w:r>
+        <w:t>tabla</w:t>
+      </w:r>
+      <w:proofErr w:type="spellEnd"/>
+      <w:r>
+        <w:t xml:space="preserve"> </w:t>
+      </w:r>
+      <w:proofErr w:type="spellStart"/>
+      <w:r>
+        <w:t>configuracion.vendedores</w:t>
+      </w:r>
+      <w:proofErr w:type="spellEnd"/>
+      <w:r>
+        <w:t xml:space="preserve"> con </w:t>
+      </w:r>
+      <w:proofErr w:type="spellStart"/>
+      <w:r>
+        <w:t>identificadores</w:t>
+      </w:r>
+      <w:proofErr w:type="spellEnd"/>
+      <w:r>
+        <w:t xml:space="preserve"> de </w:t>
+      </w:r>
+      <w:proofErr w:type="spellStart"/>
+      <w:r>
+        <w:t>negocio</w:t>
+      </w:r>
+      <w:proofErr w:type="spellEnd"/>
+      <w:r>
+        <w:t xml:space="preserve"> </w:t>
+      </w:r>
+      <w:proofErr w:type="spellStart"/>
+      <w:r>
+        <w:t>únicos</w:t>
+      </w:r>
+      <w:proofErr w:type="spellEnd"/>
+      <w:r>
+        <w:t xml:space="preserve"> (</w:t>
+      </w:r>
+      <w:proofErr w:type="spellStart"/>
+      <w:r>
+        <w:t>id_ven</w:t>
+      </w:r>
+      <w:proofErr w:type="spellEnd"/>
+      <w:r>
+        <w:t>).</w:t>
+      </w:r>
+    </w:p>
+    <w:p>
+      <w:pPr>
+        <w:numPr>
+          <w:ilvl w:val="1"/>
+          <w:numId w:val="20"/>
+        </w:numPr>
+      </w:pPr>
+      <w:proofErr w:type="spellStart"/>
+      <w:r>
+        <w:rPr>
+          <w:b/>
+          <w:bCs/>
+        </w:rPr>
+        <w:t>Relación</w:t>
+      </w:r>
+      <w:proofErr w:type="spellEnd"/>
+      <w:r>
+        <w:rPr>
+          <w:b/>
+          <w:bCs/>
+        </w:rPr>
+        <w:t xml:space="preserve"> 1:N Flexible:</w:t>
+      </w:r>
+      <w:r>
+        <w:t xml:space="preserve"> Se </w:t>
+      </w:r>
+      <w:proofErr w:type="spellStart"/>
+      <w:r>
+        <w:t>utilizó</w:t>
+      </w:r>
+      <w:proofErr w:type="spellEnd"/>
+      <w:r>
+        <w:t xml:space="preserve"> </w:t>
+      </w:r>
+      <w:proofErr w:type="spellStart"/>
+      <w:r>
+        <w:t>una</w:t>
+      </w:r>
+      <w:proofErr w:type="spellEnd"/>
+      <w:r>
+        <w:t xml:space="preserve"> </w:t>
+      </w:r>
+      <w:proofErr w:type="spellStart"/>
+      <w:r>
+        <w:t>tabla</w:t>
+      </w:r>
+      <w:proofErr w:type="spellEnd"/>
+      <w:r>
+        <w:t xml:space="preserve"> intermedia (</w:t>
+      </w:r>
+      <w:proofErr w:type="spellStart"/>
+      <w:r>
+        <w:t>vendedor_cliente</w:t>
+      </w:r>
+      <w:proofErr w:type="spellEnd"/>
+      <w:r>
+        <w:t xml:space="preserve">) con </w:t>
+      </w:r>
+      <w:proofErr w:type="spellStart"/>
+      <w:r>
+        <w:t>llaves</w:t>
+      </w:r>
+      <w:proofErr w:type="spellEnd"/>
+      <w:r>
+        <w:t xml:space="preserve"> </w:t>
+      </w:r>
+      <w:proofErr w:type="spellStart"/>
+      <w:r>
+        <w:t>foráneas</w:t>
+      </w:r>
+      <w:proofErr w:type="spellEnd"/>
+      <w:r>
+        <w:t xml:space="preserve"> y </w:t>
+      </w:r>
+      <w:proofErr w:type="spellStart"/>
+      <w:r>
+        <w:t>borrado</w:t>
+      </w:r>
+      <w:proofErr w:type="spellEnd"/>
+      <w:r>
+        <w:t xml:space="preserve"> </w:t>
+      </w:r>
+      <w:proofErr w:type="spellStart"/>
+      <w:r>
+        <w:t>en</w:t>
+      </w:r>
+      <w:proofErr w:type="spellEnd"/>
+      <w:r>
+        <w:t xml:space="preserve"> </w:t>
+      </w:r>
+      <w:proofErr w:type="spellStart"/>
+      <w:r>
+        <w:t>cascada</w:t>
+      </w:r>
+      <w:proofErr w:type="spellEnd"/>
+      <w:r>
+        <w:t xml:space="preserve">, </w:t>
+      </w:r>
+      <w:proofErr w:type="spellStart"/>
+      <w:r>
+        <w:t>permitiendo</w:t>
+      </w:r>
+      <w:proofErr w:type="spellEnd"/>
+      <w:r>
+        <w:t xml:space="preserve"> </w:t>
+      </w:r>
+      <w:proofErr w:type="spellStart"/>
+      <w:r>
+        <w:t>que</w:t>
+      </w:r>
+      <w:proofErr w:type="spellEnd"/>
+      <w:r>
+        <w:t xml:space="preserve"> un </w:t>
+      </w:r>
+      <w:proofErr w:type="spellStart"/>
+      <w:r>
+        <w:t>vendedor</w:t>
+      </w:r>
+      <w:proofErr w:type="spellEnd"/>
+      <w:r>
+        <w:t xml:space="preserve"> </w:t>
+      </w:r>
+      <w:proofErr w:type="spellStart"/>
+      <w:r>
+        <w:t>gestione</w:t>
+      </w:r>
+      <w:proofErr w:type="spellEnd"/>
+      <w:r>
+        <w:t xml:space="preserve"> </w:t>
+      </w:r>
+      <w:proofErr w:type="spellStart"/>
+      <w:r>
+        <w:t>múltiples</w:t>
+      </w:r>
+      <w:proofErr w:type="spellEnd"/>
+      <w:r>
+        <w:t xml:space="preserve"> </w:t>
+      </w:r>
+      <w:proofErr w:type="spellStart"/>
+      <w:r>
+        <w:t>cuentas</w:t>
+      </w:r>
+      <w:proofErr w:type="spellEnd"/>
+      <w:r>
+        <w:t xml:space="preserve"> sin </w:t>
+      </w:r>
+      <w:proofErr w:type="spellStart"/>
+      <w:r>
+        <w:t>comprometer</w:t>
+      </w:r>
+      <w:proofErr w:type="spellEnd"/>
+      <w:r>
+        <w:t xml:space="preserve"> la </w:t>
+      </w:r>
+      <w:proofErr w:type="spellStart"/>
+      <w:r>
+        <w:t>integridad</w:t>
+      </w:r>
+      <w:proofErr w:type="spellEnd"/>
+      <w:r>
+        <w:t xml:space="preserve"> de la base de </w:t>
+      </w:r>
+      <w:proofErr w:type="spellStart"/>
+      <w:r>
+        <w:t>datos</w:t>
+      </w:r>
+      <w:proofErr w:type="spellEnd"/>
+      <w:r>
+        <w:t>.</w:t>
+      </w:r>
+    </w:p>
+    <w:p>
+      <w:pPr>
+        <w:numPr>
+          <w:ilvl w:val="0"/>
+          <w:numId w:val="20"/>
+        </w:numPr>
+      </w:pPr>
+      <w:proofErr w:type="spellStart"/>
+      <w:r>
+        <w:rPr>
+          <w:b/>
+          <w:bCs/>
+        </w:rPr>
+        <w:t>Lógica</w:t>
+      </w:r>
+      <w:proofErr w:type="spellEnd"/>
+      <w:r>
+        <w:rPr>
+          <w:b/>
+          <w:bCs/>
+        </w:rPr>
+        <w:t xml:space="preserve"> de </w:t>
+      </w:r>
+      <w:proofErr w:type="spellStart"/>
+      <w:r>
+        <w:rPr>
+          <w:b/>
+          <w:bCs/>
+        </w:rPr>
+        <w:t>Negocio</w:t>
+      </w:r>
+      <w:proofErr w:type="spellEnd"/>
+      <w:r>
+        <w:rPr>
+          <w:b/>
+          <w:bCs/>
+        </w:rPr>
+        <w:t xml:space="preserve"> y </w:t>
+      </w:r>
+      <w:proofErr w:type="spellStart"/>
+      <w:r>
+        <w:rPr>
+          <w:b/>
+          <w:bCs/>
+        </w:rPr>
+        <w:t>Seguridad</w:t>
+      </w:r>
+      <w:proofErr w:type="spellEnd"/>
+      <w:r>
+        <w:rPr>
+          <w:b/>
+          <w:bCs/>
+        </w:rPr>
+        <w:t>:</w:t>
+      </w:r>
+    </w:p>
+    <w:p>
+      <w:pPr>
+        <w:numPr>
+          <w:ilvl w:val="1"/>
+          <w:numId w:val="20"/>
+        </w:numPr>
+      </w:pPr>
+      <w:proofErr w:type="spellStart"/>
+      <w:r>
+        <w:rPr>
+          <w:b/>
+          <w:bCs/>
+        </w:rPr>
+        <w:t>Validación</w:t>
+      </w:r>
+      <w:proofErr w:type="spellEnd"/>
+      <w:r>
+        <w:rPr>
+          <w:b/>
+          <w:bCs/>
+        </w:rPr>
+        <w:t xml:space="preserve"> Cruzada:</w:t>
+      </w:r>
+      <w:r>
+        <w:t xml:space="preserve"> El </w:t>
+      </w:r>
+      <w:proofErr w:type="spellStart"/>
+      <w:r>
+        <w:t>sistema</w:t>
+      </w:r>
+      <w:proofErr w:type="spellEnd"/>
+      <w:r>
+        <w:t xml:space="preserve"> </w:t>
+      </w:r>
+      <w:proofErr w:type="spellStart"/>
+      <w:r>
+        <w:t>impide</w:t>
+      </w:r>
+      <w:proofErr w:type="spellEnd"/>
+      <w:r>
+        <w:t xml:space="preserve"> la </w:t>
+      </w:r>
+      <w:proofErr w:type="spellStart"/>
+      <w:r>
+        <w:t>creación</w:t>
+      </w:r>
+      <w:proofErr w:type="spellEnd"/>
+      <w:r>
+        <w:t xml:space="preserve"> o </w:t>
+      </w:r>
+      <w:proofErr w:type="spellStart"/>
+      <w:r>
+        <w:t>edición</w:t>
+      </w:r>
+      <w:proofErr w:type="spellEnd"/>
+      <w:r>
+        <w:t xml:space="preserve"> de </w:t>
+      </w:r>
+      <w:proofErr w:type="spellStart"/>
+      <w:r>
+        <w:t>vendedores</w:t>
+      </w:r>
+      <w:proofErr w:type="spellEnd"/>
+      <w:r>
+        <w:t xml:space="preserve"> </w:t>
+      </w:r>
+      <w:proofErr w:type="spellStart"/>
+      <w:r>
+        <w:t>si</w:t>
+      </w:r>
+      <w:proofErr w:type="spellEnd"/>
+      <w:r>
+        <w:t xml:space="preserve"> </w:t>
+      </w:r>
+      <w:proofErr w:type="spellStart"/>
+      <w:r>
+        <w:t>los</w:t>
+      </w:r>
+      <w:proofErr w:type="spellEnd"/>
+      <w:r>
+        <w:t xml:space="preserve"> IDs de </w:t>
+      </w:r>
+      <w:proofErr w:type="spellStart"/>
+      <w:r>
+        <w:t>clientes</w:t>
+      </w:r>
+      <w:proofErr w:type="spellEnd"/>
+      <w:r>
+        <w:t xml:space="preserve"> </w:t>
+      </w:r>
+      <w:proofErr w:type="spellStart"/>
+      <w:r>
+        <w:t>proporcionados</w:t>
+      </w:r>
+      <w:proofErr w:type="spellEnd"/>
+      <w:r>
+        <w:t xml:space="preserve"> no </w:t>
+      </w:r>
+      <w:proofErr w:type="spellStart"/>
+      <w:r>
+        <w:t>existen</w:t>
+      </w:r>
+      <w:proofErr w:type="spellEnd"/>
+      <w:r>
+        <w:t xml:space="preserve"> </w:t>
+      </w:r>
+      <w:proofErr w:type="spellStart"/>
+      <w:r>
+        <w:t>en</w:t>
+      </w:r>
+      <w:proofErr w:type="spellEnd"/>
+      <w:r>
+        <w:t xml:space="preserve"> </w:t>
+      </w:r>
+      <w:proofErr w:type="spellStart"/>
+      <w:r>
+        <w:t>el</w:t>
+      </w:r>
+      <w:proofErr w:type="spellEnd"/>
+      <w:r>
+        <w:t xml:space="preserve"> maestro de </w:t>
+      </w:r>
+      <w:proofErr w:type="spellStart"/>
+      <w:r>
+        <w:t>clientes</w:t>
+      </w:r>
+      <w:proofErr w:type="spellEnd"/>
+      <w:r>
+        <w:t>.</w:t>
+      </w:r>
+    </w:p>
+    <w:p>
+      <w:pPr>
+        <w:numPr>
+          <w:ilvl w:val="1"/>
+          <w:numId w:val="20"/>
+        </w:numPr>
+      </w:pPr>
       <w:proofErr w:type="spellStart"/>
       <w:r>
         <w:rPr>
@@ -8003,6 +7654,448 @@
           <w:b/>
           <w:bCs/>
         </w:rPr>
+        <w:t xml:space="preserve"> </w:t>
+      </w:r>
+      <w:proofErr w:type="spellStart"/>
+      <w:r>
+        <w:rPr>
+          <w:b/>
+          <w:bCs/>
+        </w:rPr>
+        <w:t>Lógica</w:t>
+      </w:r>
+      <w:proofErr w:type="spellEnd"/>
+      <w:r>
+        <w:rPr>
+          <w:b/>
+          <w:bCs/>
+        </w:rPr>
+        <w:t xml:space="preserve"> (Soft Delete):</w:t>
+      </w:r>
+      <w:r>
+        <w:t xml:space="preserve"> </w:t>
+      </w:r>
+      <w:proofErr w:type="spellStart"/>
+      <w:r>
+        <w:t>Cumpliendo</w:t>
+      </w:r>
+      <w:proofErr w:type="spellEnd"/>
+      <w:r>
+        <w:t xml:space="preserve"> con </w:t>
+      </w:r>
+      <w:proofErr w:type="spellStart"/>
+      <w:r>
+        <w:t>los</w:t>
+      </w:r>
+      <w:proofErr w:type="spellEnd"/>
+      <w:r>
+        <w:t xml:space="preserve"> </w:t>
+      </w:r>
+      <w:proofErr w:type="spellStart"/>
+      <w:r>
+        <w:t>estándares</w:t>
+      </w:r>
+      <w:proofErr w:type="spellEnd"/>
+      <w:r>
+        <w:t xml:space="preserve"> de </w:t>
+      </w:r>
+      <w:proofErr w:type="spellStart"/>
+      <w:r>
+        <w:t>auditoría</w:t>
+      </w:r>
+      <w:proofErr w:type="spellEnd"/>
+      <w:r>
+        <w:t xml:space="preserve">, </w:t>
+      </w:r>
+      <w:proofErr w:type="spellStart"/>
+      <w:r>
+        <w:t>los</w:t>
+      </w:r>
+      <w:proofErr w:type="spellEnd"/>
+      <w:r>
+        <w:t xml:space="preserve"> </w:t>
+      </w:r>
+      <w:proofErr w:type="spellStart"/>
+      <w:r>
+        <w:t>registros</w:t>
+      </w:r>
+      <w:proofErr w:type="spellEnd"/>
+      <w:r>
+        <w:t xml:space="preserve"> no se </w:t>
+      </w:r>
+      <w:proofErr w:type="spellStart"/>
+      <w:r>
+        <w:t>eliminan</w:t>
+      </w:r>
+      <w:proofErr w:type="spellEnd"/>
+      <w:r>
+        <w:t xml:space="preserve"> </w:t>
+      </w:r>
+      <w:proofErr w:type="spellStart"/>
+      <w:r>
+        <w:t>físicamente</w:t>
+      </w:r>
+      <w:proofErr w:type="spellEnd"/>
+      <w:r>
+        <w:t xml:space="preserve">; se </w:t>
+      </w:r>
+      <w:proofErr w:type="spellStart"/>
+      <w:r>
+        <w:t>desactivan</w:t>
+      </w:r>
+      <w:proofErr w:type="spellEnd"/>
+      <w:r>
+        <w:t xml:space="preserve"> </w:t>
+      </w:r>
+      <w:proofErr w:type="spellStart"/>
+      <w:r>
+        <w:t>mediante</w:t>
+      </w:r>
+      <w:proofErr w:type="spellEnd"/>
+      <w:r>
+        <w:t xml:space="preserve"> </w:t>
+      </w:r>
+      <w:proofErr w:type="spellStart"/>
+      <w:r>
+        <w:t>el</w:t>
+      </w:r>
+      <w:proofErr w:type="spellEnd"/>
+      <w:r>
+        <w:t xml:space="preserve"> campo </w:t>
+      </w:r>
+      <w:proofErr w:type="spellStart"/>
+      <w:r>
+        <w:t>estado</w:t>
+      </w:r>
+      <w:proofErr w:type="spellEnd"/>
+      <w:r>
+        <w:t xml:space="preserve">, </w:t>
+      </w:r>
+      <w:proofErr w:type="spellStart"/>
+      <w:r>
+        <w:t>permitiendo</w:t>
+      </w:r>
+      <w:proofErr w:type="spellEnd"/>
+      <w:r>
+        <w:t xml:space="preserve"> </w:t>
+      </w:r>
+      <w:proofErr w:type="spellStart"/>
+      <w:r>
+        <w:t>mantener</w:t>
+      </w:r>
+      <w:proofErr w:type="spellEnd"/>
+      <w:r>
+        <w:t xml:space="preserve"> la </w:t>
+      </w:r>
+      <w:proofErr w:type="spellStart"/>
+      <w:r>
+        <w:t>trazabilidad</w:t>
+      </w:r>
+      <w:proofErr w:type="spellEnd"/>
+      <w:r>
+        <w:t xml:space="preserve"> </w:t>
+      </w:r>
+      <w:proofErr w:type="spellStart"/>
+      <w:r>
+        <w:t>histórica</w:t>
+      </w:r>
+      <w:proofErr w:type="spellEnd"/>
+      <w:r>
+        <w:t xml:space="preserve"> de </w:t>
+      </w:r>
+      <w:proofErr w:type="spellStart"/>
+      <w:r>
+        <w:t>ventas</w:t>
+      </w:r>
+      <w:proofErr w:type="spellEnd"/>
+      <w:r>
+        <w:t xml:space="preserve"> y </w:t>
+      </w:r>
+      <w:proofErr w:type="spellStart"/>
+      <w:r>
+        <w:t>movimientos</w:t>
+      </w:r>
+      <w:proofErr w:type="spellEnd"/>
+      <w:r>
+        <w:t>.</w:t>
+      </w:r>
+    </w:p>
+    <w:p>
+      <w:pPr>
+        <w:numPr>
+          <w:ilvl w:val="0"/>
+          <w:numId w:val="20"/>
+        </w:numPr>
+      </w:pPr>
+      <w:proofErr w:type="spellStart"/>
+      <w:r>
+        <w:rPr>
+          <w:b/>
+          <w:bCs/>
+        </w:rPr>
+        <w:t>Auditoría</w:t>
+      </w:r>
+      <w:proofErr w:type="spellEnd"/>
+      <w:r>
+        <w:rPr>
+          <w:b/>
+          <w:bCs/>
+        </w:rPr>
+        <w:t xml:space="preserve"> de </w:t>
+      </w:r>
+      <w:proofErr w:type="spellStart"/>
+      <w:r>
+        <w:rPr>
+          <w:b/>
+          <w:bCs/>
+        </w:rPr>
+        <w:t>Cambios</w:t>
+      </w:r>
+      <w:proofErr w:type="spellEnd"/>
+      <w:r>
+        <w:rPr>
+          <w:b/>
+          <w:bCs/>
+        </w:rPr>
+        <w:t xml:space="preserve"> (HU-004):</w:t>
+      </w:r>
+    </w:p>
+    <w:p>
+      <w:pPr>
+        <w:numPr>
+          <w:ilvl w:val="1"/>
+          <w:numId w:val="20"/>
+        </w:numPr>
+      </w:pPr>
+      <w:proofErr w:type="spellStart"/>
+      <w:r>
+        <w:t>Integración</w:t>
+      </w:r>
+      <w:proofErr w:type="spellEnd"/>
+      <w:r>
+        <w:t xml:space="preserve"> completa con </w:t>
+      </w:r>
+      <w:proofErr w:type="spellStart"/>
+      <w:r>
+        <w:t>el</w:t>
+      </w:r>
+      <w:proofErr w:type="spellEnd"/>
+      <w:r>
+        <w:t xml:space="preserve"> </w:t>
+      </w:r>
+      <w:proofErr w:type="spellStart"/>
+      <w:r>
+        <w:t>sistema</w:t>
+      </w:r>
+      <w:proofErr w:type="spellEnd"/>
+      <w:r>
+        <w:t xml:space="preserve"> de logs. Cada </w:t>
+      </w:r>
+      <w:proofErr w:type="spellStart"/>
+      <w:r>
+        <w:t>actualización</w:t>
+      </w:r>
+      <w:proofErr w:type="spellEnd"/>
+      <w:r>
+        <w:t xml:space="preserve"> (PATCH) </w:t>
+      </w:r>
+      <w:proofErr w:type="spellStart"/>
+      <w:r>
+        <w:t>registra</w:t>
+      </w:r>
+      <w:proofErr w:type="spellEnd"/>
+      <w:r>
+        <w:t xml:space="preserve"> </w:t>
+      </w:r>
+      <w:proofErr w:type="spellStart"/>
+      <w:r>
+        <w:t>el</w:t>
+      </w:r>
+      <w:proofErr w:type="spellEnd"/>
+      <w:r>
+        <w:t xml:space="preserve"> </w:t>
+      </w:r>
+      <w:r>
+        <w:rPr>
+          <w:b/>
+          <w:bCs/>
+        </w:rPr>
+        <w:t>Estado Anterior</w:t>
+      </w:r>
+      <w:r>
+        <w:t xml:space="preserve"> (</w:t>
+      </w:r>
+      <w:proofErr w:type="spellStart"/>
+      <w:r>
+        <w:t>payload_antes</w:t>
+      </w:r>
+      <w:proofErr w:type="spellEnd"/>
+      <w:r>
+        <w:t xml:space="preserve">) y </w:t>
+      </w:r>
+      <w:proofErr w:type="spellStart"/>
+      <w:r>
+        <w:t>el</w:t>
+      </w:r>
+      <w:proofErr w:type="spellEnd"/>
+      <w:r>
+        <w:t xml:space="preserve"> </w:t>
+      </w:r>
+      <w:r>
+        <w:rPr>
+          <w:b/>
+          <w:bCs/>
+        </w:rPr>
+        <w:t>Estado Nuevo</w:t>
+      </w:r>
+      <w:r>
+        <w:t xml:space="preserve"> (</w:t>
+      </w:r>
+      <w:proofErr w:type="spellStart"/>
+      <w:r>
+        <w:t>payload_despues</w:t>
+      </w:r>
+      <w:proofErr w:type="spellEnd"/>
+      <w:r>
+        <w:t xml:space="preserve">), </w:t>
+      </w:r>
+      <w:proofErr w:type="spellStart"/>
+      <w:r>
+        <w:t>capturando</w:t>
+      </w:r>
+      <w:proofErr w:type="spellEnd"/>
+      <w:r>
+        <w:t xml:space="preserve"> </w:t>
+      </w:r>
+      <w:proofErr w:type="spellStart"/>
+      <w:r>
+        <w:t>cambios</w:t>
+      </w:r>
+      <w:proofErr w:type="spellEnd"/>
+      <w:r>
+        <w:t xml:space="preserve"> </w:t>
+      </w:r>
+      <w:proofErr w:type="spellStart"/>
+      <w:r>
+        <w:t>en</w:t>
+      </w:r>
+      <w:proofErr w:type="spellEnd"/>
+      <w:r>
+        <w:t xml:space="preserve"> </w:t>
+      </w:r>
+      <w:proofErr w:type="spellStart"/>
+      <w:r>
+        <w:t>nombres</w:t>
+      </w:r>
+      <w:proofErr w:type="spellEnd"/>
+      <w:r>
+        <w:t xml:space="preserve">, IDs y </w:t>
+      </w:r>
+      <w:proofErr w:type="spellStart"/>
+      <w:r>
+        <w:t>asociaciones</w:t>
+      </w:r>
+      <w:proofErr w:type="spellEnd"/>
+      <w:r>
+        <w:t xml:space="preserve"> de </w:t>
+      </w:r>
+      <w:proofErr w:type="spellStart"/>
+      <w:r>
+        <w:t>clientes</w:t>
+      </w:r>
+      <w:proofErr w:type="spellEnd"/>
+      <w:r>
+        <w:t>.</w:t>
+      </w:r>
+    </w:p>
+    <w:p>
+      <w:pPr>
+        <w:rPr>
+          <w:b/>
+          <w:bCs/>
+        </w:rPr>
+      </w:pPr>
+      <w:r>
+        <w:rPr>
+          <w:rFonts w:ascii="Segoe UI Emoji" w:hAnsi="Segoe UI Emoji" w:cs="Segoe UI Emoji"/>
+          <w:b/>
+          <w:bCs/>
+        </w:rPr>
+        <w:t>✅</w:t>
+      </w:r>
+      <w:r>
+        <w:rPr>
+          <w:b/>
+          <w:bCs/>
+        </w:rPr>
+        <w:t xml:space="preserve"> </w:t>
+      </w:r>
+      <w:proofErr w:type="spellStart"/>
+      <w:r>
+        <w:rPr>
+          <w:b/>
+          <w:bCs/>
+        </w:rPr>
+        <w:t>Criterios</w:t>
+      </w:r>
+      <w:proofErr w:type="spellEnd"/>
+      <w:r>
+        <w:rPr>
+          <w:b/>
+          <w:bCs/>
+        </w:rPr>
+        <w:t xml:space="preserve"> de </w:t>
+      </w:r>
+      <w:proofErr w:type="spellStart"/>
+      <w:r>
+        <w:rPr>
+          <w:b/>
+          <w:bCs/>
+        </w:rPr>
+        <w:t>Aceptación</w:t>
+      </w:r>
+      <w:proofErr w:type="spellEnd"/>
+      <w:r>
+        <w:rPr>
+          <w:b/>
+          <w:bCs/>
+        </w:rPr>
+        <w:t xml:space="preserve"> </w:t>
+      </w:r>
+      <w:proofErr w:type="spellStart"/>
+      <w:r>
+        <w:rPr>
+          <w:b/>
+          <w:bCs/>
+        </w:rPr>
+        <w:t>Validados</w:t>
+      </w:r>
+      <w:proofErr w:type="spellEnd"/>
+    </w:p>
+    <w:p>
+      <w:pPr>
+        <w:numPr>
+          <w:ilvl w:val="0"/>
+          <w:numId w:val="21"/>
+        </w:numPr>
+      </w:pPr>
+      <w:r>
+        <w:t xml:space="preserve">[x] </w:t>
+      </w:r>
+      <w:proofErr w:type="spellStart"/>
+      <w:r>
+        <w:rPr>
+          <w:b/>
+          <w:bCs/>
+        </w:rPr>
+        <w:t>Creación</w:t>
+      </w:r>
+      <w:proofErr w:type="spellEnd"/>
+      <w:r>
+        <w:rPr>
+          <w:b/>
+          <w:bCs/>
+        </w:rPr>
         <w:t>:</w:t>
       </w:r>
       <w:r>
@@ -8010,15 +8103,256 @@
       </w:r>
       <w:proofErr w:type="spellStart"/>
       <w:r>
+        <w:t>Validación</w:t>
+      </w:r>
+      <w:proofErr w:type="spellEnd"/>
+      <w:r>
+        <w:t xml:space="preserve"> de ID </w:t>
+      </w:r>
+      <w:proofErr w:type="spellStart"/>
+      <w:r>
+        <w:t>único</w:t>
+      </w:r>
+      <w:proofErr w:type="spellEnd"/>
+      <w:r>
+        <w:t xml:space="preserve"> y </w:t>
+      </w:r>
+      <w:proofErr w:type="spellStart"/>
+      <w:r>
+        <w:t>persistencia</w:t>
+      </w:r>
+      <w:proofErr w:type="spellEnd"/>
+      <w:r>
+        <w:t xml:space="preserve"> </w:t>
+      </w:r>
+      <w:proofErr w:type="spellStart"/>
+      <w:r>
+        <w:t>exitosa</w:t>
+      </w:r>
+      <w:proofErr w:type="spellEnd"/>
+      <w:r>
+        <w:t>.</w:t>
+      </w:r>
+    </w:p>
+    <w:p>
+      <w:pPr>
+        <w:numPr>
+          <w:ilvl w:val="0"/>
+          <w:numId w:val="21"/>
+        </w:numPr>
+      </w:pPr>
+      <w:r>
+        <w:t xml:space="preserve">[x] </w:t>
+      </w:r>
+      <w:r>
+        <w:rPr>
+          <w:b/>
+          <w:bCs/>
+        </w:rPr>
+        <w:t>Consulta:</w:t>
+      </w:r>
+      <w:r>
+        <w:t xml:space="preserve"> Endpoint GET </w:t>
+      </w:r>
+      <w:proofErr w:type="spellStart"/>
+      <w:r>
+        <w:t>devuelve</w:t>
+      </w:r>
+      <w:proofErr w:type="spellEnd"/>
+      <w:r>
+        <w:t xml:space="preserve"> </w:t>
+      </w:r>
+      <w:proofErr w:type="spellStart"/>
+      <w:r>
+        <w:t>información</w:t>
+      </w:r>
+      <w:proofErr w:type="spellEnd"/>
+      <w:r>
+        <w:t xml:space="preserve"> </w:t>
+      </w:r>
+      <w:proofErr w:type="spellStart"/>
+      <w:r>
+        <w:t>detallada</w:t>
+      </w:r>
+      <w:proofErr w:type="spellEnd"/>
+      <w:r>
+        <w:t xml:space="preserve"> </w:t>
+      </w:r>
+      <w:proofErr w:type="spellStart"/>
+      <w:r>
+        <w:t>incluyendo</w:t>
+      </w:r>
+      <w:proofErr w:type="spellEnd"/>
+      <w:r>
+        <w:t xml:space="preserve"> la </w:t>
+      </w:r>
+      <w:proofErr w:type="spellStart"/>
+      <w:r>
+        <w:t>lista</w:t>
+      </w:r>
+      <w:proofErr w:type="spellEnd"/>
+      <w:r>
+        <w:t xml:space="preserve"> de </w:t>
+      </w:r>
+      <w:proofErr w:type="spellStart"/>
+      <w:r>
+        <w:t>clientes</w:t>
+      </w:r>
+      <w:proofErr w:type="spellEnd"/>
+      <w:r>
+        <w:t xml:space="preserve"> </w:t>
+      </w:r>
+      <w:proofErr w:type="spellStart"/>
+      <w:r>
+        <w:t>asociados</w:t>
+      </w:r>
+      <w:proofErr w:type="spellEnd"/>
+      <w:r>
+        <w:t xml:space="preserve"> (Nested JSON).</w:t>
+      </w:r>
+    </w:p>
+    <w:p>
+      <w:pPr>
+        <w:numPr>
+          <w:ilvl w:val="0"/>
+          <w:numId w:val="21"/>
+        </w:numPr>
+      </w:pPr>
+      <w:r>
+        <w:t xml:space="preserve">[x] </w:t>
+      </w:r>
+      <w:proofErr w:type="spellStart"/>
+      <w:r>
+        <w:rPr>
+          <w:b/>
+          <w:bCs/>
+        </w:rPr>
+        <w:t>Actualización</w:t>
+      </w:r>
+      <w:proofErr w:type="spellEnd"/>
+      <w:r>
+        <w:rPr>
+          <w:b/>
+          <w:bCs/>
+        </w:rPr>
+        <w:t>:</w:t>
+      </w:r>
+      <w:r>
+        <w:t xml:space="preserve"> </w:t>
+      </w:r>
+      <w:proofErr w:type="spellStart"/>
+      <w:r>
+        <w:t>Sincronización</w:t>
+      </w:r>
+      <w:proofErr w:type="spellEnd"/>
+      <w:r>
+        <w:t xml:space="preserve"> </w:t>
+      </w:r>
+      <w:proofErr w:type="spellStart"/>
+      <w:r>
+        <w:t>automática</w:t>
+      </w:r>
+      <w:proofErr w:type="spellEnd"/>
+      <w:r>
+        <w:t xml:space="preserve"> de </w:t>
+      </w:r>
+      <w:proofErr w:type="spellStart"/>
+      <w:r>
+        <w:t>relaciones</w:t>
+      </w:r>
+      <w:proofErr w:type="spellEnd"/>
+      <w:r>
+        <w:t xml:space="preserve"> (</w:t>
+      </w:r>
+      <w:proofErr w:type="spellStart"/>
+      <w:r>
+        <w:t>añadir</w:t>
+      </w:r>
+      <w:proofErr w:type="spellEnd"/>
+      <w:r>
+        <w:t xml:space="preserve">/remover </w:t>
+      </w:r>
+      <w:proofErr w:type="spellStart"/>
+      <w:r>
+        <w:t>clientes</w:t>
+      </w:r>
+      <w:proofErr w:type="spellEnd"/>
+      <w:r>
+        <w:t xml:space="preserve">) </w:t>
+      </w:r>
+      <w:proofErr w:type="spellStart"/>
+      <w:r>
+        <w:t>vía</w:t>
+      </w:r>
+      <w:proofErr w:type="spellEnd"/>
+      <w:r>
+        <w:t xml:space="preserve"> PATCH.</w:t>
+      </w:r>
+    </w:p>
+    <w:p>
+      <w:pPr>
+        <w:numPr>
+          <w:ilvl w:val="0"/>
+          <w:numId w:val="21"/>
+        </w:numPr>
+      </w:pPr>
+      <w:r>
+        <w:t xml:space="preserve">[x] </w:t>
+      </w:r>
+      <w:proofErr w:type="spellStart"/>
+      <w:r>
+        <w:rPr>
+          <w:b/>
+          <w:bCs/>
+        </w:rPr>
+        <w:t>Borrado</w:t>
+      </w:r>
+      <w:proofErr w:type="spellEnd"/>
+      <w:r>
+        <w:rPr>
+          <w:b/>
+          <w:bCs/>
+        </w:rPr>
+        <w:t>:</w:t>
+      </w:r>
+      <w:r>
+        <w:t xml:space="preserve"> </w:t>
+      </w:r>
+      <w:proofErr w:type="spellStart"/>
+      <w:r>
         <w:t>Implementada</w:t>
       </w:r>
       <w:proofErr w:type="spellEnd"/>
       <w:r>
+        <w:t xml:space="preserve"> la </w:t>
+      </w:r>
+      <w:proofErr w:type="spellStart"/>
+      <w:r>
+        <w:t>desactivación</w:t>
+      </w:r>
+      <w:proofErr w:type="spellEnd"/>
+      <w:r>
         <w:t xml:space="preserve"> </w:t>
       </w:r>
       <w:proofErr w:type="spellStart"/>
       <w:r>
-        <w:t>como</w:t>
+        <w:t>lógica</w:t>
+      </w:r>
+      <w:proofErr w:type="spellEnd"/>
+      <w:r>
+        <w:t xml:space="preserve"> y </w:t>
+      </w:r>
+      <w:proofErr w:type="spellStart"/>
+      <w:r>
+        <w:t>validación</w:t>
+      </w:r>
+      <w:proofErr w:type="spellEnd"/>
+      <w:r>
+        <w:t xml:space="preserve"> de </w:t>
+      </w:r>
+      <w:proofErr w:type="spellStart"/>
+      <w:r>
+        <w:t>integridad</w:t>
       </w:r>
       <w:proofErr w:type="spellEnd"/>
       <w:r>
@@ -8026,7 +8360,168 @@
       </w:r>
       <w:proofErr w:type="spellStart"/>
       <w:r>
-        <w:t>desactivación</w:t>
+        <w:t>referencial</w:t>
+      </w:r>
+      <w:proofErr w:type="spellEnd"/>
+      <w:r>
+        <w:t>.</w:t>
+      </w:r>
+    </w:p>
+    <w:p>
+      <w:pPr>
+        <w:rPr>
+          <w:b/>
+          <w:bCs/>
+        </w:rPr>
+      </w:pPr>
+      <w:r>
+        <w:rPr>
+          <w:rFonts w:ascii="Segoe UI Emoji" w:hAnsi="Segoe UI Emoji" w:cs="Segoe UI Emoji"/>
+          <w:b/>
+          <w:bCs/>
+        </w:rPr>
+        <w:t>🚀</w:t>
+      </w:r>
+      <w:r>
+        <w:rPr>
+          <w:b/>
+          <w:bCs/>
+        </w:rPr>
+        <w:t xml:space="preserve"> </w:t>
+      </w:r>
+      <w:proofErr w:type="spellStart"/>
+      <w:r>
+        <w:rPr>
+          <w:b/>
+          <w:bCs/>
+        </w:rPr>
+        <w:t>Próximos</w:t>
+      </w:r>
+      <w:proofErr w:type="spellEnd"/>
+      <w:r>
+        <w:rPr>
+          <w:b/>
+          <w:bCs/>
+        </w:rPr>
+        <w:t xml:space="preserve"> Pasos</w:t>
+      </w:r>
+    </w:p>
+    <w:p>
+      <w:r>
+        <w:lastRenderedPageBreak/>
+        <w:t xml:space="preserve">El backend </w:t>
+      </w:r>
+      <w:proofErr w:type="spellStart"/>
+      <w:r>
+        <w:t>está</w:t>
+      </w:r>
+      <w:proofErr w:type="spellEnd"/>
+      <w:r>
+        <w:t xml:space="preserve"> </w:t>
+      </w:r>
+      <w:proofErr w:type="spellStart"/>
+      <w:r>
+        <w:t>listo</w:t>
+      </w:r>
+      <w:proofErr w:type="spellEnd"/>
+      <w:r>
+        <w:t xml:space="preserve"> para la </w:t>
+      </w:r>
+      <w:proofErr w:type="spellStart"/>
+      <w:r>
+        <w:t>integración</w:t>
+      </w:r>
+      <w:proofErr w:type="spellEnd"/>
+      <w:r>
+        <w:t xml:space="preserve"> con </w:t>
+      </w:r>
+      <w:proofErr w:type="spellStart"/>
+      <w:r>
+        <w:t>el</w:t>
+      </w:r>
+      <w:proofErr w:type="spellEnd"/>
+      <w:r>
+        <w:t xml:space="preserve"> </w:t>
+      </w:r>
+      <w:r>
+        <w:rPr>
+          <w:b/>
+          <w:bCs/>
+        </w:rPr>
+        <w:t xml:space="preserve">Frontend </w:t>
+      </w:r>
+      <w:proofErr w:type="spellStart"/>
+      <w:r>
+        <w:rPr>
+          <w:b/>
+          <w:bCs/>
+        </w:rPr>
+        <w:t>en</w:t>
+      </w:r>
+      <w:proofErr w:type="spellEnd"/>
+      <w:r>
+        <w:rPr>
+          <w:b/>
+          <w:bCs/>
+        </w:rPr>
+        <w:t xml:space="preserve"> Angular</w:t>
+      </w:r>
+      <w:r>
+        <w:t xml:space="preserve">. Se </w:t>
+      </w:r>
+      <w:proofErr w:type="spellStart"/>
+      <w:r>
+        <w:t>recomienda</w:t>
+      </w:r>
+      <w:proofErr w:type="spellEnd"/>
+      <w:r>
+        <w:t xml:space="preserve"> </w:t>
+      </w:r>
+      <w:proofErr w:type="spellStart"/>
+      <w:r>
+        <w:t>iniciar</w:t>
+      </w:r>
+      <w:proofErr w:type="spellEnd"/>
+      <w:r>
+        <w:t xml:space="preserve"> con la </w:t>
+      </w:r>
+      <w:r>
+        <w:rPr>
+          <w:b/>
+          <w:bCs/>
+        </w:rPr>
+        <w:t xml:space="preserve">HU-007 (Maestro de </w:t>
+      </w:r>
+      <w:proofErr w:type="spellStart"/>
+      <w:r>
+        <w:rPr>
+          <w:b/>
+          <w:bCs/>
+        </w:rPr>
+        <w:t>Proveedores</w:t>
+      </w:r>
+      <w:proofErr w:type="spellEnd"/>
+      <w:r>
+        <w:rPr>
+          <w:b/>
+          <w:bCs/>
+        </w:rPr>
+        <w:t>)</w:t>
+      </w:r>
+      <w:r>
+        <w:t xml:space="preserve"> para </w:t>
+      </w:r>
+      <w:proofErr w:type="spellStart"/>
+      <w:r>
+        <w:t>completar</w:t>
+      </w:r>
+      <w:proofErr w:type="spellEnd"/>
+      <w:r>
+        <w:t xml:space="preserve"> la </w:t>
+      </w:r>
+      <w:proofErr w:type="spellStart"/>
+      <w:r>
+        <w:t>tríada</w:t>
       </w:r>
       <w:proofErr w:type="spellEnd"/>
       <w:r>
@@ -8034,17 +8529,25 @@
       </w:r>
       <w:proofErr w:type="spellStart"/>
       <w:r>
-        <w:t>estado</w:t>
-      </w:r>
-      <w:proofErr w:type="spellEnd"/>
-      <w:r>
-        <w:t>.</w:t>
-      </w:r>
-    </w:p>
-    <w:p>
-      <w:r>
-        <w:pict w14:anchorId="0D1FC055">
-          <v:rect id="_x0000_i1048" style="width:0;height:1.5pt" o:hralign="center" o:hrstd="t" o:hrnoshade="t" o:hr="t" fillcolor="gray" stroked="f"/>
+        <w:t>entidades</w:t>
+      </w:r>
+      <w:proofErr w:type="spellEnd"/>
+      <w:r>
+        <w:t xml:space="preserve"> </w:t>
+      </w:r>
+      <w:proofErr w:type="spellStart"/>
+      <w:r>
+        <w:t>comerciales</w:t>
+      </w:r>
+      <w:proofErr w:type="spellEnd"/>
+      <w:r>
+        <w:t xml:space="preserve"> del ERP.</w:t>
+      </w:r>
+    </w:p>
+    <w:p>
+      <w:r>
+        <w:pict w14:anchorId="251C9F49">
+          <v:rect id="_x0000_i1050" style="width:0;height:1.5pt" o:hralign="center" o:hrstd="t" o:hrnoshade="t" o:hr="t" fillcolor="gray" stroked="f"/>
         </w:pict>
       </w:r>
     </w:p>
@@ -8054,7 +8557,103 @@
           <w:b/>
           <w:bCs/>
         </w:rPr>
-        <w:t xml:space="preserve">¿Alejandro, </w:t>
+        <w:t>Alejandro, ¿</w:t>
+      </w:r>
+      <w:proofErr w:type="spellStart"/>
+      <w:r>
+        <w:rPr>
+          <w:b/>
+          <w:bCs/>
+        </w:rPr>
+        <w:t>quieres</w:t>
+      </w:r>
+      <w:proofErr w:type="spellEnd"/>
+      <w:r>
+        <w:rPr>
+          <w:b/>
+          <w:bCs/>
+        </w:rPr>
+        <w:t xml:space="preserve"> </w:t>
+      </w:r>
+      <w:proofErr w:type="spellStart"/>
+      <w:r>
+        <w:rPr>
+          <w:b/>
+          <w:bCs/>
+        </w:rPr>
+        <w:t>que</w:t>
+      </w:r>
+      <w:proofErr w:type="spellEnd"/>
+      <w:r>
+        <w:rPr>
+          <w:b/>
+          <w:bCs/>
+        </w:rPr>
+        <w:t xml:space="preserve"> </w:t>
+      </w:r>
+      <w:proofErr w:type="spellStart"/>
+      <w:r>
+        <w:rPr>
+          <w:b/>
+          <w:bCs/>
+        </w:rPr>
+        <w:t>comencemos</w:t>
+      </w:r>
+      <w:proofErr w:type="spellEnd"/>
+      <w:r>
+        <w:rPr>
+          <w:b/>
+          <w:bCs/>
+        </w:rPr>
+        <w:t xml:space="preserve"> de </w:t>
+      </w:r>
+      <w:proofErr w:type="spellStart"/>
+      <w:r>
+        <w:rPr>
+          <w:b/>
+          <w:bCs/>
+        </w:rPr>
+        <w:t>una</w:t>
+      </w:r>
+      <w:proofErr w:type="spellEnd"/>
+      <w:r>
+        <w:rPr>
+          <w:b/>
+          <w:bCs/>
+        </w:rPr>
+        <w:t xml:space="preserve"> </w:t>
+      </w:r>
+      <w:proofErr w:type="spellStart"/>
+      <w:r>
+        <w:rPr>
+          <w:b/>
+          <w:bCs/>
+        </w:rPr>
+        <w:t>vez</w:t>
+      </w:r>
+      <w:proofErr w:type="spellEnd"/>
+      <w:r>
+        <w:rPr>
+          <w:b/>
+          <w:bCs/>
+        </w:rPr>
+        <w:t xml:space="preserve"> con la </w:t>
+      </w:r>
+      <w:proofErr w:type="spellStart"/>
+      <w:r>
+        <w:rPr>
+          <w:b/>
+          <w:bCs/>
+        </w:rPr>
+        <w:t>estructura</w:t>
+      </w:r>
+      <w:proofErr w:type="spellEnd"/>
+      <w:r>
+        <w:rPr>
+          <w:b/>
+          <w:bCs/>
+        </w:rPr>
+        <w:t xml:space="preserve"> para la HU-007 o </w:t>
       </w:r>
       <w:proofErr w:type="spellStart"/>
       <w:r>
@@ -8078,7 +8677,7 @@
           <w:b/>
           <w:bCs/>
         </w:rPr>
-        <w:t>que</w:t>
+        <w:t>revisar</w:t>
       </w:r>
       <w:proofErr w:type="spellEnd"/>
       <w:r>
@@ -8094,23 +8693,7 @@
           <w:b/>
           <w:bCs/>
         </w:rPr>
-        <w:t>ajustemos</w:t>
-      </w:r>
-      <w:proofErr w:type="spellEnd"/>
-      <w:r>
-        <w:rPr>
-          <w:b/>
-          <w:bCs/>
-        </w:rPr>
-        <w:t xml:space="preserve"> de </w:t>
-      </w:r>
-      <w:proofErr w:type="spellStart"/>
-      <w:r>
-        <w:rPr>
-          <w:b/>
-          <w:bCs/>
-        </w:rPr>
-        <w:t>una</w:t>
+        <w:t>algún</w:t>
       </w:r>
       <w:proofErr w:type="spellEnd"/>
       <w:r>
@@ -8126,7 +8709,7 @@
           <w:b/>
           <w:bCs/>
         </w:rPr>
-        <w:t>vez</w:t>
+        <w:t>otro</w:t>
       </w:r>
       <w:proofErr w:type="spellEnd"/>
       <w:r>
@@ -8142,111 +8725,15 @@
           <w:b/>
           <w:bCs/>
         </w:rPr>
-        <w:t>los</w:t>
-      </w:r>
-      <w:proofErr w:type="spellEnd"/>
-      <w:r>
-        <w:rPr>
-          <w:b/>
-          <w:bCs/>
-        </w:rPr>
-        <w:t xml:space="preserve"> </w:t>
-      </w:r>
-      <w:proofErr w:type="spellStart"/>
-      <w:r>
-        <w:rPr>
-          <w:b/>
-          <w:bCs/>
-        </w:rPr>
-        <w:t>filtros</w:t>
-      </w:r>
-      <w:proofErr w:type="spellEnd"/>
-      <w:r>
-        <w:rPr>
-          <w:b/>
-          <w:bCs/>
-        </w:rPr>
-        <w:t xml:space="preserve"> de </w:t>
-      </w:r>
-      <w:proofErr w:type="spellStart"/>
-      <w:r>
-        <w:rPr>
-          <w:b/>
-          <w:bCs/>
-        </w:rPr>
-        <w:t>búsqueda</w:t>
-      </w:r>
-      <w:proofErr w:type="spellEnd"/>
-      <w:r>
-        <w:rPr>
-          <w:b/>
-          <w:bCs/>
-        </w:rPr>
-        <w:t xml:space="preserve"> (Nombre/Ciudad) o </w:t>
-      </w:r>
-      <w:proofErr w:type="spellStart"/>
-      <w:r>
-        <w:rPr>
-          <w:b/>
-          <w:bCs/>
-        </w:rPr>
-        <w:t>dejamos</w:t>
-      </w:r>
-      <w:proofErr w:type="spellEnd"/>
-      <w:r>
-        <w:rPr>
-          <w:b/>
-          <w:bCs/>
-        </w:rPr>
-        <w:t xml:space="preserve"> </w:t>
-      </w:r>
-      <w:proofErr w:type="spellStart"/>
-      <w:r>
-        <w:rPr>
-          <w:b/>
-          <w:bCs/>
-        </w:rPr>
-        <w:t>así</w:t>
-      </w:r>
-      <w:proofErr w:type="spellEnd"/>
-      <w:r>
-        <w:rPr>
-          <w:b/>
-          <w:bCs/>
-        </w:rPr>
-        <w:t xml:space="preserve"> la HU-005 y </w:t>
-      </w:r>
-      <w:proofErr w:type="spellStart"/>
-      <w:r>
-        <w:rPr>
-          <w:b/>
-          <w:bCs/>
-        </w:rPr>
-        <w:t>saltamos</w:t>
-      </w:r>
-      <w:proofErr w:type="spellEnd"/>
-      <w:r>
-        <w:rPr>
-          <w:b/>
-          <w:bCs/>
-        </w:rPr>
-        <w:t xml:space="preserve"> a la </w:t>
-      </w:r>
-      <w:proofErr w:type="spellStart"/>
-      <w:r>
-        <w:rPr>
-          <w:b/>
-          <w:bCs/>
-        </w:rPr>
-        <w:t>siguiente</w:t>
-      </w:r>
-      <w:proofErr w:type="spellEnd"/>
-      <w:r>
-        <w:rPr>
-          <w:b/>
-          <w:bCs/>
-        </w:rPr>
-        <w:t>?</w:t>
+        <w:t>detalle</w:t>
+      </w:r>
+      <w:proofErr w:type="spellEnd"/>
+      <w:r>
+        <w:rPr>
+          <w:b/>
+          <w:bCs/>
+        </w:rPr>
+        <w:t xml:space="preserve"> del backend?</w:t>
       </w:r>
     </w:p>
     <w:p>
@@ -9163,6 +9650,123 @@
     </w:lvl>
   </w:abstractNum>
   <w:abstractNum w:abstractNumId="6" w15:restartNumberingAfterBreak="0">
+    <w:nsid w:val="2BB85FA8"/>
+    <w:multiLevelType w:val="multilevel"/>
+    <w:tmpl w:val="E5CA1EE0"/>
+    <w:lvl w:ilvl="0">
+      <w:start w:val="1"/>
+      <w:numFmt w:val="decimal"/>
+      <w:lvlText w:val="%1."/>
+      <w:lvlJc w:val="left"/>
+      <w:pPr>
+        <w:tabs>
+          <w:tab w:val="num" w:pos="720"/>
+        </w:tabs>
+        <w:ind w:left="720" w:hanging="360"/>
+      </w:pPr>
+    </w:lvl>
+    <w:lvl w:ilvl="1">
+      <w:start w:val="1"/>
+      <w:numFmt w:val="bullet"/>
+      <w:lvlText w:val="o"/>
+      <w:lvlJc w:val="left"/>
+      <w:pPr>
+        <w:tabs>
+          <w:tab w:val="num" w:pos="1440"/>
+        </w:tabs>
+        <w:ind w:left="1440" w:hanging="360"/>
+      </w:pPr>
+      <w:rPr>
+        <w:rFonts w:ascii="Courier New" w:hAnsi="Courier New" w:hint="default"/>
+        <w:sz w:val="20"/>
+      </w:rPr>
+    </w:lvl>
+    <w:lvl w:ilvl="2" w:tentative="1">
+      <w:start w:val="1"/>
+      <w:numFmt w:val="decimal"/>
+      <w:lvlText w:val="%3."/>
+      <w:lvlJc w:val="left"/>
+      <w:pPr>
+        <w:tabs>
+          <w:tab w:val="num" w:pos="2160"/>
+        </w:tabs>
+        <w:ind w:left="2160" w:hanging="360"/>
+      </w:pPr>
+    </w:lvl>
+    <w:lvl w:ilvl="3" w:tentative="1">
+      <w:start w:val="1"/>
+      <w:numFmt w:val="decimal"/>
+      <w:lvlText w:val="%4."/>
+      <w:lvlJc w:val="left"/>
+      <w:pPr>
+        <w:tabs>
+          <w:tab w:val="num" w:pos="2880"/>
+        </w:tabs>
+        <w:ind w:left="2880" w:hanging="360"/>
+      </w:pPr>
+    </w:lvl>
+    <w:lvl w:ilvl="4" w:tentative="1">
+      <w:start w:val="1"/>
+      <w:numFmt w:val="decimal"/>
+      <w:lvlText w:val="%5."/>
+      <w:lvlJc w:val="left"/>
+      <w:pPr>
+        <w:tabs>
+          <w:tab w:val="num" w:pos="3600"/>
+        </w:tabs>
+        <w:ind w:left="3600" w:hanging="360"/>
+      </w:pPr>
+    </w:lvl>
+    <w:lvl w:ilvl="5" w:tentative="1">
+      <w:start w:val="1"/>
+      <w:numFmt w:val="decimal"/>
+      <w:lvlText w:val="%6."/>
+      <w:lvlJc w:val="left"/>
+      <w:pPr>
+        <w:tabs>
+          <w:tab w:val="num" w:pos="4320"/>
+        </w:tabs>
+        <w:ind w:left="4320" w:hanging="360"/>
+      </w:pPr>
+    </w:lvl>
+    <w:lvl w:ilvl="6" w:tentative="1">
+      <w:start w:val="1"/>
+      <w:numFmt w:val="decimal"/>
+      <w:lvlText w:val="%7."/>
+      <w:lvlJc w:val="left"/>
+      <w:pPr>
+        <w:tabs>
+          <w:tab w:val="num" w:pos="5040"/>
+        </w:tabs>
+        <w:ind w:left="5040" w:hanging="360"/>
+      </w:pPr>
+    </w:lvl>
+    <w:lvl w:ilvl="7" w:tentative="1">
+      <w:start w:val="1"/>
+      <w:numFmt w:val="decimal"/>
+      <w:lvlText w:val="%8."/>
+      <w:lvlJc w:val="left"/>
+      <w:pPr>
+        <w:tabs>
+          <w:tab w:val="num" w:pos="5760"/>
+        </w:tabs>
+        <w:ind w:left="5760" w:hanging="360"/>
+      </w:pPr>
+    </w:lvl>
+    <w:lvl w:ilvl="8" w:tentative="1">
+      <w:start w:val="1"/>
+      <w:numFmt w:val="decimal"/>
+      <w:lvlText w:val="%9."/>
+      <w:lvlJc w:val="left"/>
+      <w:pPr>
+        <w:tabs>
+          <w:tab w:val="num" w:pos="6480"/>
+        </w:tabs>
+        <w:ind w:left="6480" w:hanging="360"/>
+      </w:pPr>
+    </w:lvl>
+  </w:abstractNum>
+  <w:abstractNum w:abstractNumId="7" w15:restartNumberingAfterBreak="0">
     <w:nsid w:val="2E0813BE"/>
     <w:multiLevelType w:val="multilevel"/>
     <w:tmpl w:val="376A6BA4"/>
@@ -9311,7 +9915,7 @@
       </w:rPr>
     </w:lvl>
   </w:abstractNum>
-  <w:abstractNum w:abstractNumId="7" w15:restartNumberingAfterBreak="0">
+  <w:abstractNum w:abstractNumId="8" w15:restartNumberingAfterBreak="0">
     <w:nsid w:val="32203DB8"/>
     <w:multiLevelType w:val="multilevel"/>
     <w:tmpl w:val="DF52E65A"/>
@@ -9424,7 +10028,156 @@
       </w:pPr>
     </w:lvl>
   </w:abstractNum>
-  <w:abstractNum w:abstractNumId="8" w15:restartNumberingAfterBreak="0">
+  <w:abstractNum w:abstractNumId="9" w15:restartNumberingAfterBreak="0">
+    <w:nsid w:val="3D801623"/>
+    <w:multiLevelType w:val="multilevel"/>
+    <w:tmpl w:val="DCC2B364"/>
+    <w:lvl w:ilvl="0">
+      <w:start w:val="1"/>
+      <w:numFmt w:val="bullet"/>
+      <w:lvlText w:val=""/>
+      <w:lvlJc w:val="left"/>
+      <w:pPr>
+        <w:tabs>
+          <w:tab w:val="num" w:pos="720"/>
+        </w:tabs>
+        <w:ind w:left="720" w:hanging="360"/>
+      </w:pPr>
+      <w:rPr>
+        <w:rFonts w:ascii="Symbol" w:hAnsi="Symbol" w:hint="default"/>
+        <w:sz w:val="20"/>
+      </w:rPr>
+    </w:lvl>
+    <w:lvl w:ilvl="1" w:tentative="1">
+      <w:start w:val="1"/>
+      <w:numFmt w:val="bullet"/>
+      <w:lvlText w:val="o"/>
+      <w:lvlJc w:val="left"/>
+      <w:pPr>
+        <w:tabs>
+          <w:tab w:val="num" w:pos="1440"/>
+        </w:tabs>
+        <w:ind w:left="1440" w:hanging="360"/>
+      </w:pPr>
+      <w:rPr>
+        <w:rFonts w:ascii="Courier New" w:hAnsi="Courier New" w:hint="default"/>
+        <w:sz w:val="20"/>
+      </w:rPr>
+    </w:lvl>
+    <w:lvl w:ilvl="2" w:tentative="1">
+      <w:start w:val="1"/>
+      <w:numFmt w:val="bullet"/>
+      <w:lvlText w:val=""/>
+      <w:lvlJc w:val="left"/>
+      <w:pPr>
+        <w:tabs>
+          <w:tab w:val="num" w:pos="2160"/>
+        </w:tabs>
+        <w:ind w:left="2160" w:hanging="360"/>
+      </w:pPr>
+      <w:rPr>
+        <w:rFonts w:ascii="Wingdings" w:hAnsi="Wingdings" w:hint="default"/>
+        <w:sz w:val="20"/>
+      </w:rPr>
+    </w:lvl>
+    <w:lvl w:ilvl="3" w:tentative="1">
+      <w:start w:val="1"/>
+      <w:numFmt w:val="bullet"/>
+      <w:lvlText w:val=""/>
+      <w:lvlJc w:val="left"/>
+      <w:pPr>
+        <w:tabs>
+          <w:tab w:val="num" w:pos="2880"/>
+        </w:tabs>
+        <w:ind w:left="2880" w:hanging="360"/>
+      </w:pPr>
+      <w:rPr>
+        <w:rFonts w:ascii="Wingdings" w:hAnsi="Wingdings" w:hint="default"/>
+        <w:sz w:val="20"/>
+      </w:rPr>
+    </w:lvl>
+    <w:lvl w:ilvl="4" w:tentative="1">
+      <w:start w:val="1"/>
+      <w:numFmt w:val="bullet"/>
+      <w:lvlText w:val=""/>
+      <w:lvlJc w:val="left"/>
+      <w:pPr>
+        <w:tabs>
+          <w:tab w:val="num" w:pos="3600"/>
+        </w:tabs>
+        <w:ind w:left="3600" w:hanging="360"/>
+      </w:pPr>
+      <w:rPr>
+        <w:rFonts w:ascii="Wingdings" w:hAnsi="Wingdings" w:hint="default"/>
+        <w:sz w:val="20"/>
+      </w:rPr>
+    </w:lvl>
+    <w:lvl w:ilvl="5" w:tentative="1">
+      <w:start w:val="1"/>
+      <w:numFmt w:val="bullet"/>
+      <w:lvlText w:val=""/>
+      <w:lvlJc w:val="left"/>
+      <w:pPr>
+        <w:tabs>
+          <w:tab w:val="num" w:pos="4320"/>
+        </w:tabs>
+        <w:ind w:left="4320" w:hanging="360"/>
+      </w:pPr>
+      <w:rPr>
+        <w:rFonts w:ascii="Wingdings" w:hAnsi="Wingdings" w:hint="default"/>
+        <w:sz w:val="20"/>
+      </w:rPr>
+    </w:lvl>
+    <w:lvl w:ilvl="6" w:tentative="1">
+      <w:start w:val="1"/>
+      <w:numFmt w:val="bullet"/>
+      <w:lvlText w:val=""/>
+      <w:lvlJc w:val="left"/>
+      <w:pPr>
+        <w:tabs>
+          <w:tab w:val="num" w:pos="5040"/>
+        </w:tabs>
+        <w:ind w:left="5040" w:hanging="360"/>
+      </w:pPr>
+      <w:rPr>
+        <w:rFonts w:ascii="Wingdings" w:hAnsi="Wingdings" w:hint="default"/>
+        <w:sz w:val="20"/>
+      </w:rPr>
+    </w:lvl>
+    <w:lvl w:ilvl="7" w:tentative="1">
+      <w:start w:val="1"/>
+      <w:numFmt w:val="bullet"/>
+      <w:lvlText w:val=""/>
+      <w:lvlJc w:val="left"/>
+      <w:pPr>
+        <w:tabs>
+          <w:tab w:val="num" w:pos="5760"/>
+        </w:tabs>
+        <w:ind w:left="5760" w:hanging="360"/>
+      </w:pPr>
+      <w:rPr>
+        <w:rFonts w:ascii="Wingdings" w:hAnsi="Wingdings" w:hint="default"/>
+        <w:sz w:val="20"/>
+      </w:rPr>
+    </w:lvl>
+    <w:lvl w:ilvl="8" w:tentative="1">
+      <w:start w:val="1"/>
+      <w:numFmt w:val="bullet"/>
+      <w:lvlText w:val=""/>
+      <w:lvlJc w:val="left"/>
+      <w:pPr>
+        <w:tabs>
+          <w:tab w:val="num" w:pos="6480"/>
+        </w:tabs>
+        <w:ind w:left="6480" w:hanging="360"/>
+      </w:pPr>
+      <w:rPr>
+        <w:rFonts w:ascii="Wingdings" w:hAnsi="Wingdings" w:hint="default"/>
+        <w:sz w:val="20"/>
+      </w:rPr>
+    </w:lvl>
+  </w:abstractNum>
+  <w:abstractNum w:abstractNumId="10" w15:restartNumberingAfterBreak="0">
     <w:nsid w:val="3FBA1120"/>
     <w:multiLevelType w:val="multilevel"/>
     <w:tmpl w:val="4036A524"/>
@@ -9573,7 +10326,7 @@
       </w:rPr>
     </w:lvl>
   </w:abstractNum>
-  <w:abstractNum w:abstractNumId="9" w15:restartNumberingAfterBreak="0">
+  <w:abstractNum w:abstractNumId="11" w15:restartNumberingAfterBreak="0">
     <w:nsid w:val="43491087"/>
     <w:multiLevelType w:val="multilevel"/>
     <w:tmpl w:val="713A2978"/>
@@ -9722,7 +10475,7 @@
       </w:rPr>
     </w:lvl>
   </w:abstractNum>
-  <w:abstractNum w:abstractNumId="10" w15:restartNumberingAfterBreak="0">
+  <w:abstractNum w:abstractNumId="12" w15:restartNumberingAfterBreak="0">
     <w:nsid w:val="4A817672"/>
     <w:multiLevelType w:val="multilevel"/>
     <w:tmpl w:val="A9C0D8A8"/>
@@ -9871,7 +10624,7 @@
       </w:rPr>
     </w:lvl>
   </w:abstractNum>
-  <w:abstractNum w:abstractNumId="11" w15:restartNumberingAfterBreak="0">
+  <w:abstractNum w:abstractNumId="13" w15:restartNumberingAfterBreak="0">
     <w:nsid w:val="588D60D9"/>
     <w:multiLevelType w:val="multilevel"/>
     <w:tmpl w:val="70C47DF0"/>
@@ -10020,7 +10773,7 @@
       </w:rPr>
     </w:lvl>
   </w:abstractNum>
-  <w:abstractNum w:abstractNumId="12" w15:restartNumberingAfterBreak="0">
+  <w:abstractNum w:abstractNumId="14" w15:restartNumberingAfterBreak="0">
     <w:nsid w:val="590F530A"/>
     <w:multiLevelType w:val="multilevel"/>
     <w:tmpl w:val="F266DCF8"/>
@@ -10169,7 +10922,7 @@
       </w:rPr>
     </w:lvl>
   </w:abstractNum>
-  <w:abstractNum w:abstractNumId="13" w15:restartNumberingAfterBreak="0">
+  <w:abstractNum w:abstractNumId="15" w15:restartNumberingAfterBreak="0">
     <w:nsid w:val="5F411846"/>
     <w:multiLevelType w:val="multilevel"/>
     <w:tmpl w:val="F99A37E8"/>
@@ -10318,7 +11071,7 @@
       </w:rPr>
     </w:lvl>
   </w:abstractNum>
-  <w:abstractNum w:abstractNumId="14" w15:restartNumberingAfterBreak="0">
+  <w:abstractNum w:abstractNumId="16" w15:restartNumberingAfterBreak="0">
     <w:nsid w:val="68997650"/>
     <w:multiLevelType w:val="multilevel"/>
     <w:tmpl w:val="6B3A2A4A"/>
@@ -10467,7 +11220,7 @@
       </w:rPr>
     </w:lvl>
   </w:abstractNum>
-  <w:abstractNum w:abstractNumId="15" w15:restartNumberingAfterBreak="0">
+  <w:abstractNum w:abstractNumId="17" w15:restartNumberingAfterBreak="0">
     <w:nsid w:val="68C775D4"/>
     <w:multiLevelType w:val="multilevel"/>
     <w:tmpl w:val="16FABC12"/>
@@ -10616,7 +11369,7 @@
       </w:rPr>
     </w:lvl>
   </w:abstractNum>
-  <w:abstractNum w:abstractNumId="16" w15:restartNumberingAfterBreak="0">
+  <w:abstractNum w:abstractNumId="18" w15:restartNumberingAfterBreak="0">
     <w:nsid w:val="6D15135B"/>
     <w:multiLevelType w:val="multilevel"/>
     <w:tmpl w:val="7D164CC6"/>
@@ -10765,7 +11518,7 @@
       </w:rPr>
     </w:lvl>
   </w:abstractNum>
-  <w:abstractNum w:abstractNumId="17" w15:restartNumberingAfterBreak="0">
+  <w:abstractNum w:abstractNumId="19" w15:restartNumberingAfterBreak="0">
     <w:nsid w:val="6F0A2D5B"/>
     <w:multiLevelType w:val="multilevel"/>
     <w:tmpl w:val="8222D54C"/>
@@ -10878,7 +11631,7 @@
       </w:pPr>
     </w:lvl>
   </w:abstractNum>
-  <w:abstractNum w:abstractNumId="18" w15:restartNumberingAfterBreak="0">
+  <w:abstractNum w:abstractNumId="20" w15:restartNumberingAfterBreak="0">
     <w:nsid w:val="788432F5"/>
     <w:multiLevelType w:val="multilevel"/>
     <w:tmpl w:val="1F4062E0"/>
@@ -11028,61 +11781,67 @@
     </w:lvl>
   </w:abstractNum>
   <w:num w:numId="1" w16cid:durableId="412506156">
-    <w:abstractNumId w:val="9"/>
+    <w:abstractNumId w:val="11"/>
   </w:num>
   <w:num w:numId="2" w16cid:durableId="474765523">
-    <w:abstractNumId w:val="13"/>
+    <w:abstractNumId w:val="15"/>
   </w:num>
   <w:num w:numId="3" w16cid:durableId="1353190117">
-    <w:abstractNumId w:val="16"/>
+    <w:abstractNumId w:val="18"/>
   </w:num>
   <w:num w:numId="4" w16cid:durableId="1172718243">
     <w:abstractNumId w:val="3"/>
   </w:num>
   <w:num w:numId="5" w16cid:durableId="951859613">
-    <w:abstractNumId w:val="15"/>
+    <w:abstractNumId w:val="17"/>
   </w:num>
   <w:num w:numId="6" w16cid:durableId="1653951703">
-    <w:abstractNumId w:val="14"/>
+    <w:abstractNumId w:val="16"/>
   </w:num>
   <w:num w:numId="7" w16cid:durableId="993141891">
     <w:abstractNumId w:val="4"/>
   </w:num>
   <w:num w:numId="8" w16cid:durableId="1152285510">
-    <w:abstractNumId w:val="18"/>
+    <w:abstractNumId w:val="20"/>
   </w:num>
   <w:num w:numId="9" w16cid:durableId="900604328">
-    <w:abstractNumId w:val="17"/>
+    <w:abstractNumId w:val="19"/>
   </w:num>
   <w:num w:numId="10" w16cid:durableId="454446034">
     <w:abstractNumId w:val="5"/>
   </w:num>
   <w:num w:numId="11" w16cid:durableId="1467434070">
-    <w:abstractNumId w:val="12"/>
+    <w:abstractNumId w:val="14"/>
   </w:num>
   <w:num w:numId="12" w16cid:durableId="1297251611">
     <w:abstractNumId w:val="2"/>
   </w:num>
   <w:num w:numId="13" w16cid:durableId="1879779413">
-    <w:abstractNumId w:val="8"/>
+    <w:abstractNumId w:val="10"/>
   </w:num>
   <w:num w:numId="14" w16cid:durableId="2012026836">
-    <w:abstractNumId w:val="11"/>
+    <w:abstractNumId w:val="13"/>
   </w:num>
   <w:num w:numId="15" w16cid:durableId="721949121">
-    <w:abstractNumId w:val="10"/>
+    <w:abstractNumId w:val="12"/>
   </w:num>
   <w:num w:numId="16" w16cid:durableId="1127351653">
     <w:abstractNumId w:val="0"/>
   </w:num>
   <w:num w:numId="17" w16cid:durableId="1470248380">
-    <w:abstractNumId w:val="7"/>
+    <w:abstractNumId w:val="8"/>
   </w:num>
   <w:num w:numId="18" w16cid:durableId="2085880461">
-    <w:abstractNumId w:val="6"/>
+    <w:abstractNumId w:val="7"/>
   </w:num>
   <w:num w:numId="19" w16cid:durableId="1565027483">
     <w:abstractNumId w:val="1"/>
+  </w:num>
+  <w:num w:numId="20" w16cid:durableId="1741751770">
+    <w:abstractNumId w:val="6"/>
+  </w:num>
+  <w:num w:numId="21" w16cid:durableId="1108044080">
+    <w:abstractNumId w:val="9"/>
   </w:num>
 </w:numbering>
 </file>

--- a/Comments pa Fullstack.docx
+++ b/Comments pa Fullstack.docx
@@ -6735,7 +6735,7 @@
     <w:p>
       <w:r>
         <w:pict w14:anchorId="629FBCD8">
-          <v:rect id="_x0000_i1049" style="width:0;height:1.5pt" o:hralign="center" o:hrstd="t" o:hrnoshade="t" o:hr="t" fillcolor="gray" stroked="f"/>
+          <v:rect id="_x0000_i1037" style="width:0;height:1.5pt" o:hralign="center" o:hrstd="t" o:hrnoshade="t" o:hr="t" fillcolor="gray" stroked="f"/>
         </w:pict>
       </w:r>
     </w:p>
@@ -6744,6 +6744,7 @@
         <w:rPr>
           <w:b/>
           <w:bCs/>
+          <w:lang w:val="es-CO"/>
         </w:rPr>
       </w:pPr>
       <w:r>
@@ -6758,163 +6759,123 @@
         <w:rPr>
           <w:b/>
           <w:bCs/>
+          <w:lang w:val="es-CO"/>
+        </w:rPr>
+        <w:t xml:space="preserve"> Reporte de Finalización: HU-006 - Gestión de Maestro de Vendedores</w:t>
+      </w:r>
+    </w:p>
+    <w:p>
+      <w:pPr>
+        <w:rPr>
+          <w:lang w:val="es-CO"/>
+        </w:rPr>
+      </w:pPr>
+      <w:r>
+        <w:rPr>
+          <w:b/>
+          <w:bCs/>
+          <w:lang w:val="es-CO"/>
+        </w:rPr>
+        <w:t>Para:</w:t>
+      </w:r>
+      <w:r>
+        <w:rPr>
+          <w:lang w:val="es-CO"/>
+        </w:rPr>
+        <w:t xml:space="preserve"> Juan Camilo</w:t>
+      </w:r>
+    </w:p>
+    <w:p>
+      <w:pPr>
+        <w:rPr>
+          <w:lang w:val="es-CO"/>
+        </w:rPr>
+      </w:pPr>
+      <w:r>
+        <w:rPr>
+          <w:b/>
+          <w:bCs/>
+          <w:lang w:val="es-CO"/>
+        </w:rPr>
+        <w:t>Estado:</w:t>
+      </w:r>
+      <w:r>
+        <w:rPr>
+          <w:lang w:val="es-CO"/>
         </w:rPr>
         <w:t xml:space="preserve"> </w:t>
       </w:r>
-      <w:proofErr w:type="spellStart"/>
-      <w:r>
-        <w:rPr>
-          <w:b/>
-          <w:bCs/>
-        </w:rPr>
-        <w:t>Reporte</w:t>
-      </w:r>
-      <w:proofErr w:type="spellEnd"/>
-      <w:r>
-        <w:rPr>
-          <w:b/>
-          <w:bCs/>
-        </w:rPr>
-        <w:t xml:space="preserve"> de </w:t>
-      </w:r>
-      <w:proofErr w:type="spellStart"/>
-      <w:r>
-        <w:rPr>
-          <w:b/>
-          <w:bCs/>
-        </w:rPr>
-        <w:t>Finalización</w:t>
-      </w:r>
-      <w:proofErr w:type="spellEnd"/>
-      <w:r>
-        <w:rPr>
-          <w:b/>
-          <w:bCs/>
-        </w:rPr>
-        <w:t xml:space="preserve">: HU-006 - </w:t>
-      </w:r>
-      <w:proofErr w:type="spellStart"/>
-      <w:r>
-        <w:rPr>
-          <w:b/>
-          <w:bCs/>
-        </w:rPr>
-        <w:t>Gestión</w:t>
-      </w:r>
-      <w:proofErr w:type="spellEnd"/>
-      <w:r>
-        <w:rPr>
-          <w:b/>
-          <w:bCs/>
-        </w:rPr>
-        <w:t xml:space="preserve"> de Maestro de </w:t>
-      </w:r>
-      <w:proofErr w:type="spellStart"/>
-      <w:r>
-        <w:rPr>
-          <w:b/>
-          <w:bCs/>
-        </w:rPr>
-        <w:t>Vendedores</w:t>
-      </w:r>
-      <w:proofErr w:type="spellEnd"/>
-    </w:p>
-    <w:p>
-      <w:r>
-        <w:rPr>
-          <w:b/>
-          <w:bCs/>
-        </w:rPr>
-        <w:t>Para:</w:t>
-      </w:r>
-      <w:r>
-        <w:t xml:space="preserve"> Juan Camilo</w:t>
-      </w:r>
-    </w:p>
-    <w:p>
-      <w:r>
-        <w:rPr>
-          <w:b/>
-          <w:bCs/>
-        </w:rPr>
-        <w:t>Estado:</w:t>
-      </w:r>
-      <w:r>
+      <w:r>
+        <w:rPr>
+          <w:rFonts w:ascii="Segoe UI Emoji" w:hAnsi="Segoe UI Emoji" w:cs="Segoe UI Emoji"/>
+          <w:lang w:val="es-CO"/>
+        </w:rPr>
+        <w:t>✅</w:t>
+      </w:r>
+      <w:r>
+        <w:rPr>
+          <w:lang w:val="es-CO"/>
+        </w:rPr>
         <w:t xml:space="preserve"> </w:t>
       </w:r>
       <w:r>
         <w:rPr>
+          <w:b/>
+          <w:bCs/>
+          <w:lang w:val="es-CO"/>
+        </w:rPr>
+        <w:t>100% Funcional (</w:t>
+      </w:r>
+      <w:proofErr w:type="spellStart"/>
+      <w:r>
+        <w:rPr>
+          <w:b/>
+          <w:bCs/>
+          <w:lang w:val="es-CO"/>
+        </w:rPr>
+        <w:t>Backend</w:t>
+      </w:r>
+      <w:proofErr w:type="spellEnd"/>
+      <w:r>
+        <w:rPr>
+          <w:b/>
+          <w:bCs/>
+          <w:lang w:val="es-CO"/>
+        </w:rPr>
+        <w:t xml:space="preserve"> Ready)</w:t>
+      </w:r>
+      <w:r>
+        <w:rPr>
+          <w:lang w:val="es-CO"/>
+        </w:rPr>
+        <w:t xml:space="preserve"> </w:t>
+      </w:r>
+      <w:r>
+        <w:rPr>
+          <w:b/>
+          <w:bCs/>
+          <w:lang w:val="es-CO"/>
+        </w:rPr>
+        <w:t>Módulo:</w:t>
+      </w:r>
+      <w:r>
+        <w:rPr>
+          <w:lang w:val="es-CO"/>
+        </w:rPr>
+        <w:t xml:space="preserve"> Configuración / Maestros</w:t>
+      </w:r>
+    </w:p>
+    <w:p>
+      <w:pPr>
+        <w:rPr>
+          <w:b/>
+          <w:bCs/>
+          <w:lang w:val="es-CO"/>
+        </w:rPr>
+      </w:pPr>
+      <w:r>
+        <w:rPr>
           <w:rFonts w:ascii="Segoe UI Emoji" w:hAnsi="Segoe UI Emoji" w:cs="Segoe UI Emoji"/>
-        </w:rPr>
-        <w:t>✅</w:t>
-      </w:r>
-      <w:r>
-        <w:t xml:space="preserve"> </w:t>
-      </w:r>
-      <w:r>
-        <w:rPr>
-          <w:b/>
-          <w:bCs/>
-        </w:rPr>
-        <w:t xml:space="preserve">100% </w:t>
-      </w:r>
-      <w:proofErr w:type="spellStart"/>
-      <w:r>
-        <w:rPr>
-          <w:b/>
-          <w:bCs/>
-        </w:rPr>
-        <w:t>Funcional</w:t>
-      </w:r>
-      <w:proofErr w:type="spellEnd"/>
-      <w:r>
-        <w:rPr>
-          <w:b/>
-          <w:bCs/>
-        </w:rPr>
-        <w:t xml:space="preserve"> (Backend Ready)</w:t>
-      </w:r>
-      <w:r>
-        <w:t xml:space="preserve"> </w:t>
-      </w:r>
-      <w:proofErr w:type="spellStart"/>
-      <w:r>
-        <w:rPr>
-          <w:b/>
-          <w:bCs/>
-        </w:rPr>
-        <w:t>Módulo</w:t>
-      </w:r>
-      <w:proofErr w:type="spellEnd"/>
-      <w:r>
-        <w:rPr>
-          <w:b/>
-          <w:bCs/>
-        </w:rPr>
-        <w:t>:</w:t>
-      </w:r>
-      <w:r>
-        <w:t xml:space="preserve"> </w:t>
-      </w:r>
-      <w:proofErr w:type="spellStart"/>
-      <w:r>
-        <w:t>Configuración</w:t>
-      </w:r>
-      <w:proofErr w:type="spellEnd"/>
-      <w:r>
-        <w:t xml:space="preserve"> / Maestros</w:t>
-      </w:r>
-    </w:p>
-    <w:p>
-      <w:pPr>
-        <w:rPr>
-          <w:b/>
-          <w:bCs/>
-        </w:rPr>
-      </w:pPr>
-      <w:r>
-        <w:rPr>
-          <w:rFonts w:ascii="Segoe UI Emoji" w:hAnsi="Segoe UI Emoji" w:cs="Segoe UI Emoji"/>
           <w:b/>
           <w:bCs/>
         </w:rPr>
@@ -6924,75 +6885,29 @@
         <w:rPr>
           <w:b/>
           <w:bCs/>
-        </w:rPr>
-        <w:t xml:space="preserve"> </w:t>
-      </w:r>
-      <w:proofErr w:type="spellStart"/>
-      <w:r>
-        <w:rPr>
-          <w:b/>
-          <w:bCs/>
-        </w:rPr>
-        <w:t>Resumen</w:t>
-      </w:r>
-      <w:proofErr w:type="spellEnd"/>
-      <w:r>
-        <w:rPr>
-          <w:b/>
-          <w:bCs/>
-        </w:rPr>
-        <w:t xml:space="preserve"> del Desarrollo</w:t>
-      </w:r>
-    </w:p>
-    <w:p>
-      <w:r>
-        <w:t xml:space="preserve">Se ha </w:t>
-      </w:r>
-      <w:proofErr w:type="spellStart"/>
-      <w:r>
-        <w:t>completado</w:t>
-      </w:r>
-      <w:proofErr w:type="spellEnd"/>
-      <w:r>
-        <w:t xml:space="preserve"> la </w:t>
-      </w:r>
-      <w:proofErr w:type="spellStart"/>
-      <w:r>
-        <w:t>implementación</w:t>
-      </w:r>
-      <w:proofErr w:type="spellEnd"/>
-      <w:r>
-        <w:t xml:space="preserve"> del CRUD para la </w:t>
-      </w:r>
-      <w:proofErr w:type="spellStart"/>
-      <w:r>
-        <w:t>fuerza</w:t>
-      </w:r>
-      <w:proofErr w:type="spellEnd"/>
-      <w:r>
-        <w:t xml:space="preserve"> de </w:t>
-      </w:r>
-      <w:proofErr w:type="spellStart"/>
-      <w:r>
-        <w:t>ventas</w:t>
-      </w:r>
-      <w:proofErr w:type="spellEnd"/>
-      <w:r>
-        <w:t xml:space="preserve"> del </w:t>
-      </w:r>
-      <w:proofErr w:type="spellStart"/>
-      <w:r>
-        <w:t>sistema</w:t>
-      </w:r>
-      <w:proofErr w:type="spellEnd"/>
-      <w:r>
-        <w:t xml:space="preserve"> </w:t>
-      </w:r>
-      <w:proofErr w:type="spellStart"/>
-      <w:r>
-        <w:rPr>
-          <w:b/>
-          <w:bCs/>
+          <w:lang w:val="es-CO"/>
+        </w:rPr>
+        <w:t xml:space="preserve"> Resumen del Desarrollo</w:t>
+      </w:r>
+    </w:p>
+    <w:p>
+      <w:pPr>
+        <w:rPr>
+          <w:lang w:val="es-CO"/>
+        </w:rPr>
+      </w:pPr>
+      <w:r>
+        <w:rPr>
+          <w:lang w:val="es-CO"/>
+        </w:rPr>
+        <w:t xml:space="preserve">Se ha completado la implementación del CRUD para la fuerza de ventas del sistema </w:t>
+      </w:r>
+      <w:proofErr w:type="spellStart"/>
+      <w:r>
+        <w:rPr>
+          <w:b/>
+          <w:bCs/>
+          <w:lang w:val="es-CO"/>
         </w:rPr>
         <w:t>Medussa</w:t>
       </w:r>
@@ -7001,163 +6916,15 @@
         <w:rPr>
           <w:b/>
           <w:bCs/>
+          <w:lang w:val="es-CO"/>
         </w:rPr>
         <w:t xml:space="preserve"> ERP</w:t>
       </w:r>
       <w:r>
-        <w:t xml:space="preserve">. Este </w:t>
-      </w:r>
-      <w:proofErr w:type="spellStart"/>
-      <w:r>
-        <w:t>módulo</w:t>
-      </w:r>
-      <w:proofErr w:type="spellEnd"/>
-      <w:r>
-        <w:t xml:space="preserve"> no solo </w:t>
-      </w:r>
-      <w:proofErr w:type="spellStart"/>
-      <w:r>
-        <w:t>gestiona</w:t>
-      </w:r>
-      <w:proofErr w:type="spellEnd"/>
-      <w:r>
-        <w:t xml:space="preserve"> la </w:t>
-      </w:r>
-      <w:proofErr w:type="spellStart"/>
-      <w:r>
-        <w:t>información</w:t>
-      </w:r>
-      <w:proofErr w:type="spellEnd"/>
-      <w:r>
-        <w:t xml:space="preserve"> </w:t>
-      </w:r>
-      <w:proofErr w:type="spellStart"/>
-      <w:r>
-        <w:t>básica</w:t>
-      </w:r>
-      <w:proofErr w:type="spellEnd"/>
-      <w:r>
-        <w:t xml:space="preserve"> de </w:t>
-      </w:r>
-      <w:proofErr w:type="spellStart"/>
-      <w:r>
-        <w:t>los</w:t>
-      </w:r>
-      <w:proofErr w:type="spellEnd"/>
-      <w:r>
-        <w:t xml:space="preserve"> </w:t>
-      </w:r>
-      <w:proofErr w:type="spellStart"/>
-      <w:r>
-        <w:t>vendedores</w:t>
-      </w:r>
-      <w:proofErr w:type="spellEnd"/>
-      <w:r>
-        <w:t xml:space="preserve">, </w:t>
-      </w:r>
-      <w:proofErr w:type="spellStart"/>
-      <w:r>
-        <w:t>sino</w:t>
-      </w:r>
-      <w:proofErr w:type="spellEnd"/>
-      <w:r>
-        <w:t xml:space="preserve"> </w:t>
-      </w:r>
-      <w:proofErr w:type="spellStart"/>
-      <w:r>
-        <w:t>que</w:t>
-      </w:r>
-      <w:proofErr w:type="spellEnd"/>
-      <w:r>
-        <w:t xml:space="preserve"> </w:t>
-      </w:r>
-      <w:proofErr w:type="spellStart"/>
-      <w:r>
-        <w:t>establece</w:t>
-      </w:r>
-      <w:proofErr w:type="spellEnd"/>
-      <w:r>
-        <w:t xml:space="preserve"> </w:t>
-      </w:r>
-      <w:proofErr w:type="spellStart"/>
-      <w:r>
-        <w:t>el</w:t>
-      </w:r>
-      <w:proofErr w:type="spellEnd"/>
-      <w:r>
-        <w:t xml:space="preserve"> </w:t>
-      </w:r>
-      <w:proofErr w:type="spellStart"/>
-      <w:r>
-        <w:t>vínculo</w:t>
-      </w:r>
-      <w:proofErr w:type="spellEnd"/>
-      <w:r>
-        <w:t xml:space="preserve"> </w:t>
-      </w:r>
-      <w:proofErr w:type="spellStart"/>
-      <w:r>
-        <w:t>operativo</w:t>
-      </w:r>
-      <w:proofErr w:type="spellEnd"/>
-      <w:r>
-        <w:t xml:space="preserve"> con </w:t>
-      </w:r>
-      <w:proofErr w:type="spellStart"/>
-      <w:r>
-        <w:t>el</w:t>
-      </w:r>
-      <w:proofErr w:type="spellEnd"/>
-      <w:r>
-        <w:t xml:space="preserve"> maestro de </w:t>
-      </w:r>
-      <w:proofErr w:type="spellStart"/>
-      <w:r>
-        <w:t>clientes</w:t>
-      </w:r>
-      <w:proofErr w:type="spellEnd"/>
-      <w:r>
-        <w:t xml:space="preserve"> (HU-005) </w:t>
-      </w:r>
-      <w:proofErr w:type="spellStart"/>
-      <w:r>
-        <w:t>mediante</w:t>
-      </w:r>
-      <w:proofErr w:type="spellEnd"/>
-      <w:r>
-        <w:t xml:space="preserve"> </w:t>
-      </w:r>
-      <w:proofErr w:type="spellStart"/>
-      <w:r>
-        <w:t>una</w:t>
-      </w:r>
-      <w:proofErr w:type="spellEnd"/>
-      <w:r>
-        <w:t xml:space="preserve"> </w:t>
-      </w:r>
-      <w:proofErr w:type="spellStart"/>
-      <w:r>
-        <w:t>arquitectura</w:t>
-      </w:r>
-      <w:proofErr w:type="spellEnd"/>
-      <w:r>
-        <w:t xml:space="preserve"> de </w:t>
-      </w:r>
-      <w:proofErr w:type="spellStart"/>
-      <w:r>
-        <w:t>relación</w:t>
-      </w:r>
-      <w:proofErr w:type="spellEnd"/>
-      <w:r>
-        <w:t xml:space="preserve"> </w:t>
-      </w:r>
-      <w:proofErr w:type="spellStart"/>
-      <w:r>
-        <w:t>dinámica</w:t>
-      </w:r>
-      <w:proofErr w:type="spellEnd"/>
-      <w:r>
-        <w:t>.</w:t>
+        <w:rPr>
+          <w:lang w:val="es-CO"/>
+        </w:rPr>
+        <w:t>. Este módulo no solo gestiona la información básica de los vendedores, sino que establece el vínculo operativo con el maestro de clientes (HU-005) mediante una arquitectura de relación dinámica.</w:t>
       </w:r>
     </w:p>
     <w:p>
@@ -7214,64 +6981,42 @@
           <w:ilvl w:val="1"/>
           <w:numId w:val="20"/>
         </w:numPr>
-      </w:pPr>
-      <w:r>
-        <w:t xml:space="preserve">Se </w:t>
-      </w:r>
-      <w:proofErr w:type="spellStart"/>
-      <w:r>
-        <w:t>implementó</w:t>
-      </w:r>
-      <w:proofErr w:type="spellEnd"/>
-      <w:r>
-        <w:t xml:space="preserve"> la </w:t>
-      </w:r>
-      <w:proofErr w:type="spellStart"/>
-      <w:r>
-        <w:t>tabla</w:t>
-      </w:r>
-      <w:proofErr w:type="spellEnd"/>
-      <w:r>
-        <w:t xml:space="preserve"> </w:t>
-      </w:r>
-      <w:proofErr w:type="spellStart"/>
-      <w:r>
+        <w:rPr>
+          <w:lang w:val="es-CO"/>
+        </w:rPr>
+      </w:pPr>
+      <w:r>
+        <w:rPr>
+          <w:lang w:val="es-CO"/>
+        </w:rPr>
+        <w:t xml:space="preserve">Se implementó la tabla </w:t>
+      </w:r>
+      <w:proofErr w:type="spellStart"/>
+      <w:r>
+        <w:rPr>
+          <w:lang w:val="es-CO"/>
+        </w:rPr>
         <w:t>configuracion.vendedores</w:t>
       </w:r>
       <w:proofErr w:type="spellEnd"/>
       <w:r>
-        <w:t xml:space="preserve"> con </w:t>
-      </w:r>
-      <w:proofErr w:type="spellStart"/>
-      <w:r>
-        <w:t>identificadores</w:t>
-      </w:r>
-      <w:proofErr w:type="spellEnd"/>
-      <w:r>
-        <w:t xml:space="preserve"> de </w:t>
-      </w:r>
-      <w:proofErr w:type="spellStart"/>
-      <w:r>
-        <w:t>negocio</w:t>
-      </w:r>
-      <w:proofErr w:type="spellEnd"/>
-      <w:r>
-        <w:t xml:space="preserve"> </w:t>
-      </w:r>
-      <w:proofErr w:type="spellStart"/>
-      <w:r>
-        <w:t>únicos</w:t>
-      </w:r>
-      <w:proofErr w:type="spellEnd"/>
-      <w:r>
-        <w:t xml:space="preserve"> (</w:t>
-      </w:r>
-      <w:proofErr w:type="spellStart"/>
-      <w:r>
+        <w:rPr>
+          <w:lang w:val="es-CO"/>
+        </w:rPr>
+        <w:t xml:space="preserve"> con identificadores de negocio únicos (</w:t>
+      </w:r>
+      <w:proofErr w:type="spellStart"/>
+      <w:r>
+        <w:rPr>
+          <w:lang w:val="es-CO"/>
+        </w:rPr>
         <w:t>id_ven</w:t>
       </w:r>
       <w:proofErr w:type="spellEnd"/>
       <w:r>
+        <w:rPr>
+          <w:lang w:val="es-CO"/>
+        </w:rPr>
         <w:t>).</w:t>
       </w:r>
     </w:p>
@@ -7281,169 +7026,37 @@
           <w:ilvl w:val="1"/>
           <w:numId w:val="20"/>
         </w:numPr>
-      </w:pPr>
-      <w:proofErr w:type="spellStart"/>
-      <w:r>
-        <w:rPr>
-          <w:b/>
-          <w:bCs/>
-        </w:rPr>
-        <w:t>Relación</w:t>
-      </w:r>
-      <w:proofErr w:type="spellEnd"/>
-      <w:r>
-        <w:rPr>
-          <w:b/>
-          <w:bCs/>
-        </w:rPr>
-        <w:t xml:space="preserve"> 1:N Flexible:</w:t>
-      </w:r>
-      <w:r>
-        <w:t xml:space="preserve"> Se </w:t>
-      </w:r>
-      <w:proofErr w:type="spellStart"/>
-      <w:r>
-        <w:t>utilizó</w:t>
-      </w:r>
-      <w:proofErr w:type="spellEnd"/>
-      <w:r>
-        <w:t xml:space="preserve"> </w:t>
-      </w:r>
-      <w:proofErr w:type="spellStart"/>
-      <w:r>
-        <w:t>una</w:t>
-      </w:r>
-      <w:proofErr w:type="spellEnd"/>
-      <w:r>
-        <w:t xml:space="preserve"> </w:t>
-      </w:r>
-      <w:proofErr w:type="spellStart"/>
-      <w:r>
-        <w:t>tabla</w:t>
-      </w:r>
-      <w:proofErr w:type="spellEnd"/>
-      <w:r>
-        <w:t xml:space="preserve"> intermedia (</w:t>
-      </w:r>
-      <w:proofErr w:type="spellStart"/>
-      <w:r>
+        <w:rPr>
+          <w:lang w:val="es-CO"/>
+        </w:rPr>
+      </w:pPr>
+      <w:r>
+        <w:rPr>
+          <w:b/>
+          <w:bCs/>
+          <w:lang w:val="es-CO"/>
+        </w:rPr>
+        <w:t>Relación 1:N Flexible:</w:t>
+      </w:r>
+      <w:r>
+        <w:rPr>
+          <w:lang w:val="es-CO"/>
+        </w:rPr>
+        <w:t xml:space="preserve"> Se utilizó una tabla intermedia (</w:t>
+      </w:r>
+      <w:proofErr w:type="spellStart"/>
+      <w:r>
+        <w:rPr>
+          <w:lang w:val="es-CO"/>
+        </w:rPr>
         <w:t>vendedor_cliente</w:t>
       </w:r>
       <w:proofErr w:type="spellEnd"/>
       <w:r>
-        <w:t xml:space="preserve">) con </w:t>
-      </w:r>
-      <w:proofErr w:type="spellStart"/>
-      <w:r>
-        <w:t>llaves</w:t>
-      </w:r>
-      <w:proofErr w:type="spellEnd"/>
-      <w:r>
-        <w:t xml:space="preserve"> </w:t>
-      </w:r>
-      <w:proofErr w:type="spellStart"/>
-      <w:r>
-        <w:t>foráneas</w:t>
-      </w:r>
-      <w:proofErr w:type="spellEnd"/>
-      <w:r>
-        <w:t xml:space="preserve"> y </w:t>
-      </w:r>
-      <w:proofErr w:type="spellStart"/>
-      <w:r>
-        <w:t>borrado</w:t>
-      </w:r>
-      <w:proofErr w:type="spellEnd"/>
-      <w:r>
-        <w:t xml:space="preserve"> </w:t>
-      </w:r>
-      <w:proofErr w:type="spellStart"/>
-      <w:r>
-        <w:t>en</w:t>
-      </w:r>
-      <w:proofErr w:type="spellEnd"/>
-      <w:r>
-        <w:t xml:space="preserve"> </w:t>
-      </w:r>
-      <w:proofErr w:type="spellStart"/>
-      <w:r>
-        <w:t>cascada</w:t>
-      </w:r>
-      <w:proofErr w:type="spellEnd"/>
-      <w:r>
-        <w:t xml:space="preserve">, </w:t>
-      </w:r>
-      <w:proofErr w:type="spellStart"/>
-      <w:r>
-        <w:t>permitiendo</w:t>
-      </w:r>
-      <w:proofErr w:type="spellEnd"/>
-      <w:r>
-        <w:t xml:space="preserve"> </w:t>
-      </w:r>
-      <w:proofErr w:type="spellStart"/>
-      <w:r>
-        <w:t>que</w:t>
-      </w:r>
-      <w:proofErr w:type="spellEnd"/>
-      <w:r>
-        <w:t xml:space="preserve"> un </w:t>
-      </w:r>
-      <w:proofErr w:type="spellStart"/>
-      <w:r>
-        <w:t>vendedor</w:t>
-      </w:r>
-      <w:proofErr w:type="spellEnd"/>
-      <w:r>
-        <w:t xml:space="preserve"> </w:t>
-      </w:r>
-      <w:proofErr w:type="spellStart"/>
-      <w:r>
-        <w:t>gestione</w:t>
-      </w:r>
-      <w:proofErr w:type="spellEnd"/>
-      <w:r>
-        <w:t xml:space="preserve"> </w:t>
-      </w:r>
-      <w:proofErr w:type="spellStart"/>
-      <w:r>
-        <w:t>múltiples</w:t>
-      </w:r>
-      <w:proofErr w:type="spellEnd"/>
-      <w:r>
-        <w:t xml:space="preserve"> </w:t>
-      </w:r>
-      <w:proofErr w:type="spellStart"/>
-      <w:r>
-        <w:t>cuentas</w:t>
-      </w:r>
-      <w:proofErr w:type="spellEnd"/>
-      <w:r>
-        <w:t xml:space="preserve"> sin </w:t>
-      </w:r>
-      <w:proofErr w:type="spellStart"/>
-      <w:r>
-        <w:t>comprometer</w:t>
-      </w:r>
-      <w:proofErr w:type="spellEnd"/>
-      <w:r>
-        <w:t xml:space="preserve"> la </w:t>
-      </w:r>
-      <w:proofErr w:type="spellStart"/>
-      <w:r>
-        <w:t>integridad</w:t>
-      </w:r>
-      <w:proofErr w:type="spellEnd"/>
-      <w:r>
-        <w:t xml:space="preserve"> de la base de </w:t>
-      </w:r>
-      <w:proofErr w:type="spellStart"/>
-      <w:r>
-        <w:t>datos</w:t>
-      </w:r>
-      <w:proofErr w:type="spellEnd"/>
-      <w:r>
-        <w:t>.</w:t>
+        <w:rPr>
+          <w:lang w:val="es-CO"/>
+        </w:rPr>
+        <w:t>) con llaves foráneas y borrado en cascada, permitiendo que un vendedor gestione múltiples cuentas sin comprometer la integridad de la base de datos.</w:t>
       </w:r>
     </w:p>
     <w:p>
@@ -7452,54 +7065,17 @@
           <w:ilvl w:val="0"/>
           <w:numId w:val="20"/>
         </w:numPr>
-      </w:pPr>
-      <w:proofErr w:type="spellStart"/>
-      <w:r>
-        <w:rPr>
-          <w:b/>
-          <w:bCs/>
-        </w:rPr>
-        <w:t>Lógica</w:t>
-      </w:r>
-      <w:proofErr w:type="spellEnd"/>
-      <w:r>
-        <w:rPr>
-          <w:b/>
-          <w:bCs/>
-        </w:rPr>
-        <w:t xml:space="preserve"> de </w:t>
-      </w:r>
-      <w:proofErr w:type="spellStart"/>
-      <w:r>
-        <w:rPr>
-          <w:b/>
-          <w:bCs/>
-        </w:rPr>
-        <w:t>Negocio</w:t>
-      </w:r>
-      <w:proofErr w:type="spellEnd"/>
-      <w:r>
-        <w:rPr>
-          <w:b/>
-          <w:bCs/>
-        </w:rPr>
-        <w:t xml:space="preserve"> y </w:t>
-      </w:r>
-      <w:proofErr w:type="spellStart"/>
-      <w:r>
-        <w:rPr>
-          <w:b/>
-          <w:bCs/>
-        </w:rPr>
-        <w:t>Seguridad</w:t>
-      </w:r>
-      <w:proofErr w:type="spellEnd"/>
-      <w:r>
-        <w:rPr>
-          <w:b/>
-          <w:bCs/>
-        </w:rPr>
-        <w:t>:</w:t>
+        <w:rPr>
+          <w:lang w:val="es-CO"/>
+        </w:rPr>
+      </w:pPr>
+      <w:r>
+        <w:rPr>
+          <w:b/>
+          <w:bCs/>
+          <w:lang w:val="es-CO"/>
+        </w:rPr>
+        <w:t>Lógica de Negocio y Seguridad:</w:t>
       </w:r>
     </w:p>
     <w:p>
@@ -7508,129 +7084,37 @@
           <w:ilvl w:val="1"/>
           <w:numId w:val="20"/>
         </w:numPr>
-      </w:pPr>
-      <w:proofErr w:type="spellStart"/>
-      <w:r>
-        <w:rPr>
-          <w:b/>
-          <w:bCs/>
-        </w:rPr>
-        <w:t>Validación</w:t>
-      </w:r>
-      <w:proofErr w:type="spellEnd"/>
-      <w:r>
-        <w:rPr>
-          <w:b/>
-          <w:bCs/>
-        </w:rPr>
-        <w:t xml:space="preserve"> Cruzada:</w:t>
-      </w:r>
-      <w:r>
-        <w:t xml:space="preserve"> El </w:t>
-      </w:r>
-      <w:proofErr w:type="spellStart"/>
-      <w:r>
-        <w:t>sistema</w:t>
-      </w:r>
-      <w:proofErr w:type="spellEnd"/>
-      <w:r>
-        <w:t xml:space="preserve"> </w:t>
-      </w:r>
-      <w:proofErr w:type="spellStart"/>
-      <w:r>
-        <w:t>impide</w:t>
-      </w:r>
-      <w:proofErr w:type="spellEnd"/>
-      <w:r>
-        <w:t xml:space="preserve"> la </w:t>
-      </w:r>
-      <w:proofErr w:type="spellStart"/>
-      <w:r>
-        <w:t>creación</w:t>
-      </w:r>
-      <w:proofErr w:type="spellEnd"/>
-      <w:r>
-        <w:t xml:space="preserve"> o </w:t>
-      </w:r>
-      <w:proofErr w:type="spellStart"/>
-      <w:r>
-        <w:t>edición</w:t>
-      </w:r>
-      <w:proofErr w:type="spellEnd"/>
-      <w:r>
-        <w:t xml:space="preserve"> de </w:t>
-      </w:r>
-      <w:proofErr w:type="spellStart"/>
-      <w:r>
-        <w:t>vendedores</w:t>
-      </w:r>
-      <w:proofErr w:type="spellEnd"/>
-      <w:r>
-        <w:t xml:space="preserve"> </w:t>
-      </w:r>
-      <w:proofErr w:type="spellStart"/>
-      <w:r>
-        <w:t>si</w:t>
-      </w:r>
-      <w:proofErr w:type="spellEnd"/>
-      <w:r>
-        <w:t xml:space="preserve"> </w:t>
-      </w:r>
-      <w:proofErr w:type="spellStart"/>
-      <w:r>
-        <w:t>los</w:t>
-      </w:r>
-      <w:proofErr w:type="spellEnd"/>
-      <w:r>
-        <w:t xml:space="preserve"> IDs de </w:t>
-      </w:r>
-      <w:proofErr w:type="spellStart"/>
-      <w:r>
-        <w:t>clientes</w:t>
-      </w:r>
-      <w:proofErr w:type="spellEnd"/>
-      <w:r>
-        <w:t xml:space="preserve"> </w:t>
-      </w:r>
-      <w:proofErr w:type="spellStart"/>
-      <w:r>
-        <w:t>proporcionados</w:t>
-      </w:r>
-      <w:proofErr w:type="spellEnd"/>
-      <w:r>
-        <w:t xml:space="preserve"> no </w:t>
-      </w:r>
-      <w:proofErr w:type="spellStart"/>
-      <w:r>
-        <w:t>existen</w:t>
-      </w:r>
-      <w:proofErr w:type="spellEnd"/>
-      <w:r>
-        <w:t xml:space="preserve"> </w:t>
-      </w:r>
-      <w:proofErr w:type="spellStart"/>
-      <w:r>
-        <w:t>en</w:t>
-      </w:r>
-      <w:proofErr w:type="spellEnd"/>
-      <w:r>
-        <w:t xml:space="preserve"> </w:t>
-      </w:r>
-      <w:proofErr w:type="spellStart"/>
-      <w:r>
-        <w:t>el</w:t>
-      </w:r>
-      <w:proofErr w:type="spellEnd"/>
-      <w:r>
-        <w:t xml:space="preserve"> maestro de </w:t>
-      </w:r>
-      <w:proofErr w:type="spellStart"/>
-      <w:r>
-        <w:t>clientes</w:t>
-      </w:r>
-      <w:proofErr w:type="spellEnd"/>
-      <w:r>
-        <w:t>.</w:t>
+        <w:rPr>
+          <w:lang w:val="es-CO"/>
+        </w:rPr>
+      </w:pPr>
+      <w:r>
+        <w:rPr>
+          <w:b/>
+          <w:bCs/>
+          <w:lang w:val="es-CO"/>
+        </w:rPr>
+        <w:t>Validación Cruzada:</w:t>
+      </w:r>
+      <w:r>
+        <w:rPr>
+          <w:lang w:val="es-CO"/>
+        </w:rPr>
+        <w:t xml:space="preserve"> El sistema impide la creación o edición de vendedores si los </w:t>
+      </w:r>
+      <w:proofErr w:type="spellStart"/>
+      <w:r>
+        <w:rPr>
+          <w:lang w:val="es-CO"/>
+        </w:rPr>
+        <w:t>IDs</w:t>
+      </w:r>
+      <w:proofErr w:type="spellEnd"/>
+      <w:r>
+        <w:rPr>
+          <w:lang w:val="es-CO"/>
+        </w:rPr>
+        <w:t xml:space="preserve"> de clientes proporcionados no existen en el maestro de clientes.</w:t>
       </w:r>
     </w:p>
     <w:p>
@@ -7639,185 +7123,41 @@
           <w:ilvl w:val="1"/>
           <w:numId w:val="20"/>
         </w:numPr>
-      </w:pPr>
-      <w:proofErr w:type="spellStart"/>
-      <w:r>
-        <w:rPr>
-          <w:b/>
-          <w:bCs/>
-        </w:rPr>
-        <w:t>Eliminación</w:t>
-      </w:r>
-      <w:proofErr w:type="spellEnd"/>
-      <w:r>
-        <w:rPr>
-          <w:b/>
-          <w:bCs/>
-        </w:rPr>
-        <w:t xml:space="preserve"> </w:t>
-      </w:r>
-      <w:proofErr w:type="spellStart"/>
-      <w:r>
-        <w:rPr>
-          <w:b/>
-          <w:bCs/>
-        </w:rPr>
-        <w:t>Lógica</w:t>
-      </w:r>
-      <w:proofErr w:type="spellEnd"/>
-      <w:r>
-        <w:rPr>
-          <w:b/>
-          <w:bCs/>
-        </w:rPr>
-        <w:t xml:space="preserve"> (Soft Delete):</w:t>
-      </w:r>
-      <w:r>
-        <w:t xml:space="preserve"> </w:t>
-      </w:r>
-      <w:proofErr w:type="spellStart"/>
-      <w:r>
-        <w:t>Cumpliendo</w:t>
-      </w:r>
-      <w:proofErr w:type="spellEnd"/>
-      <w:r>
-        <w:t xml:space="preserve"> con </w:t>
-      </w:r>
-      <w:proofErr w:type="spellStart"/>
-      <w:r>
-        <w:t>los</w:t>
-      </w:r>
-      <w:proofErr w:type="spellEnd"/>
-      <w:r>
-        <w:t xml:space="preserve"> </w:t>
-      </w:r>
-      <w:proofErr w:type="spellStart"/>
-      <w:r>
-        <w:t>estándares</w:t>
-      </w:r>
-      <w:proofErr w:type="spellEnd"/>
-      <w:r>
-        <w:t xml:space="preserve"> de </w:t>
-      </w:r>
-      <w:proofErr w:type="spellStart"/>
-      <w:r>
-        <w:t>auditoría</w:t>
-      </w:r>
-      <w:proofErr w:type="spellEnd"/>
-      <w:r>
-        <w:t xml:space="preserve">, </w:t>
-      </w:r>
-      <w:proofErr w:type="spellStart"/>
-      <w:r>
-        <w:t>los</w:t>
-      </w:r>
-      <w:proofErr w:type="spellEnd"/>
-      <w:r>
-        <w:t xml:space="preserve"> </w:t>
-      </w:r>
-      <w:proofErr w:type="spellStart"/>
-      <w:r>
-        <w:t>registros</w:t>
-      </w:r>
-      <w:proofErr w:type="spellEnd"/>
-      <w:r>
-        <w:t xml:space="preserve"> no se </w:t>
-      </w:r>
-      <w:proofErr w:type="spellStart"/>
-      <w:r>
-        <w:t>eliminan</w:t>
-      </w:r>
-      <w:proofErr w:type="spellEnd"/>
-      <w:r>
-        <w:t xml:space="preserve"> </w:t>
-      </w:r>
-      <w:proofErr w:type="spellStart"/>
-      <w:r>
-        <w:t>físicamente</w:t>
-      </w:r>
-      <w:proofErr w:type="spellEnd"/>
-      <w:r>
-        <w:t xml:space="preserve">; se </w:t>
-      </w:r>
-      <w:proofErr w:type="spellStart"/>
-      <w:r>
-        <w:t>desactivan</w:t>
-      </w:r>
-      <w:proofErr w:type="spellEnd"/>
-      <w:r>
-        <w:t xml:space="preserve"> </w:t>
-      </w:r>
-      <w:proofErr w:type="spellStart"/>
-      <w:r>
-        <w:t>mediante</w:t>
-      </w:r>
-      <w:proofErr w:type="spellEnd"/>
-      <w:r>
-        <w:t xml:space="preserve"> </w:t>
-      </w:r>
-      <w:proofErr w:type="spellStart"/>
-      <w:r>
-        <w:t>el</w:t>
-      </w:r>
-      <w:proofErr w:type="spellEnd"/>
-      <w:r>
-        <w:t xml:space="preserve"> campo </w:t>
-      </w:r>
-      <w:proofErr w:type="spellStart"/>
-      <w:r>
-        <w:t>estado</w:t>
-      </w:r>
-      <w:proofErr w:type="spellEnd"/>
-      <w:r>
-        <w:t xml:space="preserve">, </w:t>
-      </w:r>
-      <w:proofErr w:type="spellStart"/>
-      <w:r>
-        <w:t>permitiendo</w:t>
-      </w:r>
-      <w:proofErr w:type="spellEnd"/>
-      <w:r>
-        <w:t xml:space="preserve"> </w:t>
-      </w:r>
-      <w:proofErr w:type="spellStart"/>
-      <w:r>
-        <w:t>mantener</w:t>
-      </w:r>
-      <w:proofErr w:type="spellEnd"/>
-      <w:r>
-        <w:t xml:space="preserve"> la </w:t>
-      </w:r>
-      <w:proofErr w:type="spellStart"/>
-      <w:r>
-        <w:t>trazabilidad</w:t>
-      </w:r>
-      <w:proofErr w:type="spellEnd"/>
-      <w:r>
-        <w:t xml:space="preserve"> </w:t>
-      </w:r>
-      <w:proofErr w:type="spellStart"/>
-      <w:r>
-        <w:t>histórica</w:t>
-      </w:r>
-      <w:proofErr w:type="spellEnd"/>
-      <w:r>
-        <w:t xml:space="preserve"> de </w:t>
-      </w:r>
-      <w:proofErr w:type="spellStart"/>
-      <w:r>
-        <w:t>ventas</w:t>
-      </w:r>
-      <w:proofErr w:type="spellEnd"/>
-      <w:r>
-        <w:t xml:space="preserve"> y </w:t>
-      </w:r>
-      <w:proofErr w:type="spellStart"/>
-      <w:r>
-        <w:t>movimientos</w:t>
-      </w:r>
-      <w:proofErr w:type="spellEnd"/>
-      <w:r>
-        <w:t>.</w:t>
+        <w:rPr>
+          <w:lang w:val="es-CO"/>
+        </w:rPr>
+      </w:pPr>
+      <w:r>
+        <w:rPr>
+          <w:b/>
+          <w:bCs/>
+          <w:lang w:val="es-CO"/>
+        </w:rPr>
+        <w:t>Eliminación Lógica (</w:t>
+      </w:r>
+      <w:proofErr w:type="spellStart"/>
+      <w:r>
+        <w:rPr>
+          <w:b/>
+          <w:bCs/>
+          <w:lang w:val="es-CO"/>
+        </w:rPr>
+        <w:t>Soft</w:t>
+      </w:r>
+      <w:proofErr w:type="spellEnd"/>
+      <w:r>
+        <w:rPr>
+          <w:b/>
+          <w:bCs/>
+          <w:lang w:val="es-CO"/>
+        </w:rPr>
+        <w:t xml:space="preserve"> Delete):</w:t>
+      </w:r>
+      <w:r>
+        <w:rPr>
+          <w:lang w:val="es-CO"/>
+        </w:rPr>
+        <w:t xml:space="preserve"> Cumpliendo con los estándares de auditoría, los registros no se eliminan físicamente; se desactivan mediante el campo estado, permitiendo mantener la trazabilidad histórica de ventas y movimientos.</w:t>
       </w:r>
     </w:p>
     <w:p>
@@ -7866,146 +7206,85 @@
           <w:ilvl w:val="1"/>
           <w:numId w:val="20"/>
         </w:numPr>
-      </w:pPr>
-      <w:proofErr w:type="spellStart"/>
-      <w:r>
-        <w:t>Integración</w:t>
-      </w:r>
-      <w:proofErr w:type="spellEnd"/>
-      <w:r>
-        <w:t xml:space="preserve"> completa con </w:t>
-      </w:r>
-      <w:proofErr w:type="spellStart"/>
-      <w:r>
-        <w:t>el</w:t>
-      </w:r>
-      <w:proofErr w:type="spellEnd"/>
-      <w:r>
-        <w:t xml:space="preserve"> </w:t>
-      </w:r>
-      <w:proofErr w:type="spellStart"/>
-      <w:r>
-        <w:t>sistema</w:t>
-      </w:r>
-      <w:proofErr w:type="spellEnd"/>
-      <w:r>
-        <w:t xml:space="preserve"> de logs. Cada </w:t>
-      </w:r>
-      <w:proofErr w:type="spellStart"/>
-      <w:r>
-        <w:t>actualización</w:t>
-      </w:r>
-      <w:proofErr w:type="spellEnd"/>
-      <w:r>
-        <w:t xml:space="preserve"> (PATCH) </w:t>
-      </w:r>
-      <w:proofErr w:type="spellStart"/>
-      <w:r>
-        <w:t>registra</w:t>
-      </w:r>
-      <w:proofErr w:type="spellEnd"/>
-      <w:r>
-        <w:t xml:space="preserve"> </w:t>
-      </w:r>
-      <w:proofErr w:type="spellStart"/>
-      <w:r>
-        <w:t>el</w:t>
-      </w:r>
-      <w:proofErr w:type="spellEnd"/>
-      <w:r>
-        <w:t xml:space="preserve"> </w:t>
-      </w:r>
-      <w:r>
-        <w:rPr>
-          <w:b/>
-          <w:bCs/>
+        <w:rPr>
+          <w:lang w:val="es-CO"/>
+        </w:rPr>
+      </w:pPr>
+      <w:r>
+        <w:rPr>
+          <w:lang w:val="es-CO"/>
+        </w:rPr>
+        <w:t xml:space="preserve">Integración completa con el sistema de logs. Cada actualización (PATCH) registra el </w:t>
+      </w:r>
+      <w:r>
+        <w:rPr>
+          <w:b/>
+          <w:bCs/>
+          <w:lang w:val="es-CO"/>
         </w:rPr>
         <w:t>Estado Anterior</w:t>
       </w:r>
       <w:r>
+        <w:rPr>
+          <w:lang w:val="es-CO"/>
+        </w:rPr>
         <w:t xml:space="preserve"> (</w:t>
       </w:r>
       <w:proofErr w:type="spellStart"/>
       <w:r>
+        <w:rPr>
+          <w:lang w:val="es-CO"/>
+        </w:rPr>
         <w:t>payload_antes</w:t>
       </w:r>
       <w:proofErr w:type="spellEnd"/>
       <w:r>
-        <w:t xml:space="preserve">) y </w:t>
-      </w:r>
-      <w:proofErr w:type="spellStart"/>
-      <w:r>
-        <w:t>el</w:t>
-      </w:r>
-      <w:proofErr w:type="spellEnd"/>
-      <w:r>
-        <w:t xml:space="preserve"> </w:t>
-      </w:r>
-      <w:r>
-        <w:rPr>
-          <w:b/>
-          <w:bCs/>
+        <w:rPr>
+          <w:lang w:val="es-CO"/>
+        </w:rPr>
+        <w:t xml:space="preserve">) y el </w:t>
+      </w:r>
+      <w:r>
+        <w:rPr>
+          <w:b/>
+          <w:bCs/>
+          <w:lang w:val="es-CO"/>
         </w:rPr>
         <w:t>Estado Nuevo</w:t>
       </w:r>
       <w:r>
+        <w:rPr>
+          <w:lang w:val="es-CO"/>
+        </w:rPr>
         <w:t xml:space="preserve"> (</w:t>
       </w:r>
       <w:proofErr w:type="spellStart"/>
       <w:r>
+        <w:rPr>
+          <w:lang w:val="es-CO"/>
+        </w:rPr>
         <w:t>payload_despues</w:t>
       </w:r>
       <w:proofErr w:type="spellEnd"/>
       <w:r>
-        <w:t xml:space="preserve">), </w:t>
-      </w:r>
-      <w:proofErr w:type="spellStart"/>
-      <w:r>
-        <w:t>capturando</w:t>
-      </w:r>
-      <w:proofErr w:type="spellEnd"/>
-      <w:r>
-        <w:t xml:space="preserve"> </w:t>
-      </w:r>
-      <w:proofErr w:type="spellStart"/>
-      <w:r>
-        <w:t>cambios</w:t>
-      </w:r>
-      <w:proofErr w:type="spellEnd"/>
-      <w:r>
-        <w:t xml:space="preserve"> </w:t>
-      </w:r>
-      <w:proofErr w:type="spellStart"/>
-      <w:r>
-        <w:t>en</w:t>
-      </w:r>
-      <w:proofErr w:type="spellEnd"/>
-      <w:r>
-        <w:t xml:space="preserve"> </w:t>
-      </w:r>
-      <w:proofErr w:type="spellStart"/>
-      <w:r>
-        <w:t>nombres</w:t>
-      </w:r>
-      <w:proofErr w:type="spellEnd"/>
-      <w:r>
-        <w:t xml:space="preserve">, IDs y </w:t>
-      </w:r>
-      <w:proofErr w:type="spellStart"/>
-      <w:r>
-        <w:t>asociaciones</w:t>
-      </w:r>
-      <w:proofErr w:type="spellEnd"/>
-      <w:r>
-        <w:t xml:space="preserve"> de </w:t>
-      </w:r>
-      <w:proofErr w:type="spellStart"/>
-      <w:r>
-        <w:t>clientes</w:t>
-      </w:r>
-      <w:proofErr w:type="spellEnd"/>
-      <w:r>
-        <w:t>.</w:t>
+        <w:rPr>
+          <w:lang w:val="es-CO"/>
+        </w:rPr>
+        <w:t xml:space="preserve">), capturando cambios en nombres, </w:t>
+      </w:r>
+      <w:proofErr w:type="spellStart"/>
+      <w:r>
+        <w:rPr>
+          <w:lang w:val="es-CO"/>
+        </w:rPr>
+        <w:t>IDs</w:t>
+      </w:r>
+      <w:proofErr w:type="spellEnd"/>
+      <w:r>
+        <w:rPr>
+          <w:lang w:val="es-CO"/>
+        </w:rPr>
+        <w:t xml:space="preserve"> y asociaciones de clientes.</w:t>
       </w:r>
     </w:p>
     <w:p>
@@ -8078,60 +7357,29 @@
           <w:ilvl w:val="0"/>
           <w:numId w:val="21"/>
         </w:numPr>
-      </w:pPr>
-      <w:r>
+        <w:rPr>
+          <w:lang w:val="es-CO"/>
+        </w:rPr>
+      </w:pPr>
+      <w:r>
+        <w:rPr>
+          <w:lang w:val="es-CO"/>
+        </w:rPr>
         <w:t xml:space="preserve">[x] </w:t>
       </w:r>
-      <w:proofErr w:type="spellStart"/>
-      <w:r>
-        <w:rPr>
-          <w:b/>
-          <w:bCs/>
-        </w:rPr>
-        <w:t>Creación</w:t>
-      </w:r>
-      <w:proofErr w:type="spellEnd"/>
-      <w:r>
-        <w:rPr>
-          <w:b/>
-          <w:bCs/>
-        </w:rPr>
-        <w:t>:</w:t>
-      </w:r>
-      <w:r>
-        <w:t xml:space="preserve"> </w:t>
-      </w:r>
-      <w:proofErr w:type="spellStart"/>
-      <w:r>
-        <w:t>Validación</w:t>
-      </w:r>
-      <w:proofErr w:type="spellEnd"/>
-      <w:r>
-        <w:t xml:space="preserve"> de ID </w:t>
-      </w:r>
-      <w:proofErr w:type="spellStart"/>
-      <w:r>
-        <w:t>único</w:t>
-      </w:r>
-      <w:proofErr w:type="spellEnd"/>
-      <w:r>
-        <w:t xml:space="preserve"> y </w:t>
-      </w:r>
-      <w:proofErr w:type="spellStart"/>
-      <w:r>
-        <w:t>persistencia</w:t>
-      </w:r>
-      <w:proofErr w:type="spellEnd"/>
-      <w:r>
-        <w:t xml:space="preserve"> </w:t>
-      </w:r>
-      <w:proofErr w:type="spellStart"/>
-      <w:r>
-        <w:t>exitosa</w:t>
-      </w:r>
-      <w:proofErr w:type="spellEnd"/>
-      <w:r>
-        <w:t>.</w:t>
+      <w:r>
+        <w:rPr>
+          <w:b/>
+          <w:bCs/>
+          <w:lang w:val="es-CO"/>
+        </w:rPr>
+        <w:t>Creación:</w:t>
+      </w:r>
+      <w:r>
+        <w:rPr>
+          <w:lang w:val="es-CO"/>
+        </w:rPr>
+        <w:t xml:space="preserve"> Validación de ID único y persistencia exitosa.</w:t>
       </w:r>
     </w:p>
     <w:p>
@@ -8140,75 +7388,57 @@
           <w:ilvl w:val="0"/>
           <w:numId w:val="21"/>
         </w:numPr>
-      </w:pPr>
-      <w:r>
+        <w:rPr>
+          <w:lang w:val="es-CO"/>
+        </w:rPr>
+      </w:pPr>
+      <w:r>
+        <w:rPr>
+          <w:lang w:val="es-CO"/>
+        </w:rPr>
         <w:t xml:space="preserve">[x] </w:t>
       </w:r>
       <w:r>
         <w:rPr>
           <w:b/>
           <w:bCs/>
+          <w:lang w:val="es-CO"/>
         </w:rPr>
         <w:t>Consulta:</w:t>
       </w:r>
       <w:r>
-        <w:t xml:space="preserve"> Endpoint GET </w:t>
-      </w:r>
-      <w:proofErr w:type="spellStart"/>
-      <w:r>
-        <w:t>devuelve</w:t>
-      </w:r>
-      <w:proofErr w:type="spellEnd"/>
-      <w:r>
+        <w:rPr>
+          <w:lang w:val="es-CO"/>
+        </w:rPr>
         <w:t xml:space="preserve"> </w:t>
       </w:r>
       <w:proofErr w:type="spellStart"/>
       <w:r>
-        <w:t>información</w:t>
-      </w:r>
-      <w:proofErr w:type="spellEnd"/>
-      <w:r>
-        <w:t xml:space="preserve"> </w:t>
-      </w:r>
-      <w:proofErr w:type="spellStart"/>
-      <w:r>
-        <w:t>detallada</w:t>
-      </w:r>
-      <w:proofErr w:type="spellEnd"/>
-      <w:r>
-        <w:t xml:space="preserve"> </w:t>
-      </w:r>
-      <w:proofErr w:type="spellStart"/>
-      <w:r>
-        <w:t>incluyendo</w:t>
-      </w:r>
-      <w:proofErr w:type="spellEnd"/>
-      <w:r>
-        <w:t xml:space="preserve"> la </w:t>
-      </w:r>
-      <w:proofErr w:type="spellStart"/>
-      <w:r>
-        <w:t>lista</w:t>
-      </w:r>
-      <w:proofErr w:type="spellEnd"/>
-      <w:r>
-        <w:t xml:space="preserve"> de </w:t>
-      </w:r>
-      <w:proofErr w:type="spellStart"/>
-      <w:r>
-        <w:t>clientes</w:t>
-      </w:r>
-      <w:proofErr w:type="spellEnd"/>
-      <w:r>
-        <w:t xml:space="preserve"> </w:t>
-      </w:r>
-      <w:proofErr w:type="spellStart"/>
-      <w:r>
-        <w:t>asociados</w:t>
-      </w:r>
-      <w:proofErr w:type="spellEnd"/>
-      <w:r>
-        <w:t xml:space="preserve"> (Nested JSON).</w:t>
+        <w:rPr>
+          <w:lang w:val="es-CO"/>
+        </w:rPr>
+        <w:t>Endpoint</w:t>
+      </w:r>
+      <w:proofErr w:type="spellEnd"/>
+      <w:r>
+        <w:rPr>
+          <w:lang w:val="es-CO"/>
+        </w:rPr>
+        <w:t xml:space="preserve"> GET devuelve información detallada incluyendo la lista de clientes asociados (</w:t>
+      </w:r>
+      <w:proofErr w:type="spellStart"/>
+      <w:r>
+        <w:rPr>
+          <w:lang w:val="es-CO"/>
+        </w:rPr>
+        <w:t>Nested</w:t>
+      </w:r>
+      <w:proofErr w:type="spellEnd"/>
+      <w:r>
+        <w:rPr>
+          <w:lang w:val="es-CO"/>
+        </w:rPr>
+        <w:t xml:space="preserve"> JSON).</w:t>
       </w:r>
     </w:p>
     <w:p>
@@ -8217,76 +7447,29 @@
           <w:ilvl w:val="0"/>
           <w:numId w:val="21"/>
         </w:numPr>
-      </w:pPr>
-      <w:r>
+        <w:rPr>
+          <w:lang w:val="es-CO"/>
+        </w:rPr>
+      </w:pPr>
+      <w:r>
+        <w:rPr>
+          <w:lang w:val="es-CO"/>
+        </w:rPr>
         <w:t xml:space="preserve">[x] </w:t>
       </w:r>
-      <w:proofErr w:type="spellStart"/>
-      <w:r>
-        <w:rPr>
-          <w:b/>
-          <w:bCs/>
-        </w:rPr>
-        <w:t>Actualización</w:t>
-      </w:r>
-      <w:proofErr w:type="spellEnd"/>
-      <w:r>
-        <w:rPr>
-          <w:b/>
-          <w:bCs/>
-        </w:rPr>
-        <w:t>:</w:t>
-      </w:r>
-      <w:r>
-        <w:t xml:space="preserve"> </w:t>
-      </w:r>
-      <w:proofErr w:type="spellStart"/>
-      <w:r>
-        <w:t>Sincronización</w:t>
-      </w:r>
-      <w:proofErr w:type="spellEnd"/>
-      <w:r>
-        <w:t xml:space="preserve"> </w:t>
-      </w:r>
-      <w:proofErr w:type="spellStart"/>
-      <w:r>
-        <w:t>automática</w:t>
-      </w:r>
-      <w:proofErr w:type="spellEnd"/>
-      <w:r>
-        <w:t xml:space="preserve"> de </w:t>
-      </w:r>
-      <w:proofErr w:type="spellStart"/>
-      <w:r>
-        <w:t>relaciones</w:t>
-      </w:r>
-      <w:proofErr w:type="spellEnd"/>
-      <w:r>
-        <w:t xml:space="preserve"> (</w:t>
-      </w:r>
-      <w:proofErr w:type="spellStart"/>
-      <w:r>
-        <w:t>añadir</w:t>
-      </w:r>
-      <w:proofErr w:type="spellEnd"/>
-      <w:r>
-        <w:t xml:space="preserve">/remover </w:t>
-      </w:r>
-      <w:proofErr w:type="spellStart"/>
-      <w:r>
-        <w:t>clientes</w:t>
-      </w:r>
-      <w:proofErr w:type="spellEnd"/>
-      <w:r>
-        <w:t xml:space="preserve">) </w:t>
-      </w:r>
-      <w:proofErr w:type="spellStart"/>
-      <w:r>
-        <w:t>vía</w:t>
-      </w:r>
-      <w:proofErr w:type="spellEnd"/>
-      <w:r>
-        <w:t xml:space="preserve"> PATCH.</w:t>
+      <w:r>
+        <w:rPr>
+          <w:b/>
+          <w:bCs/>
+          <w:lang w:val="es-CO"/>
+        </w:rPr>
+        <w:t>Actualización:</w:t>
+      </w:r>
+      <w:r>
+        <w:rPr>
+          <w:lang w:val="es-CO"/>
+        </w:rPr>
+        <w:t xml:space="preserve"> Sincronización automática de relaciones (añadir/remover clientes) vía PATCH.</w:t>
       </w:r>
     </w:p>
     <w:p>
@@ -8295,83 +7478,37 @@
           <w:ilvl w:val="0"/>
           <w:numId w:val="21"/>
         </w:numPr>
-      </w:pPr>
-      <w:r>
+        <w:rPr>
+          <w:lang w:val="es-CO"/>
+        </w:rPr>
+      </w:pPr>
+      <w:r>
+        <w:rPr>
+          <w:lang w:val="es-CO"/>
+        </w:rPr>
         <w:t xml:space="preserve">[x] </w:t>
       </w:r>
-      <w:proofErr w:type="spellStart"/>
-      <w:r>
-        <w:rPr>
-          <w:b/>
-          <w:bCs/>
-        </w:rPr>
-        <w:t>Borrado</w:t>
-      </w:r>
-      <w:proofErr w:type="spellEnd"/>
-      <w:r>
-        <w:rPr>
-          <w:b/>
-          <w:bCs/>
-        </w:rPr>
-        <w:t>:</w:t>
-      </w:r>
-      <w:r>
-        <w:t xml:space="preserve"> </w:t>
-      </w:r>
-      <w:proofErr w:type="spellStart"/>
-      <w:r>
-        <w:t>Implementada</w:t>
-      </w:r>
-      <w:proofErr w:type="spellEnd"/>
-      <w:r>
-        <w:t xml:space="preserve"> la </w:t>
-      </w:r>
-      <w:proofErr w:type="spellStart"/>
-      <w:r>
-        <w:t>desactivación</w:t>
-      </w:r>
-      <w:proofErr w:type="spellEnd"/>
-      <w:r>
-        <w:t xml:space="preserve"> </w:t>
-      </w:r>
-      <w:proofErr w:type="spellStart"/>
-      <w:r>
-        <w:t>lógica</w:t>
-      </w:r>
-      <w:proofErr w:type="spellEnd"/>
-      <w:r>
-        <w:t xml:space="preserve"> y </w:t>
-      </w:r>
-      <w:proofErr w:type="spellStart"/>
-      <w:r>
-        <w:t>validación</w:t>
-      </w:r>
-      <w:proofErr w:type="spellEnd"/>
-      <w:r>
-        <w:t xml:space="preserve"> de </w:t>
-      </w:r>
-      <w:proofErr w:type="spellStart"/>
-      <w:r>
-        <w:t>integridad</w:t>
-      </w:r>
-      <w:proofErr w:type="spellEnd"/>
-      <w:r>
-        <w:t xml:space="preserve"> </w:t>
-      </w:r>
-      <w:proofErr w:type="spellStart"/>
-      <w:r>
-        <w:t>referencial</w:t>
-      </w:r>
-      <w:proofErr w:type="spellEnd"/>
-      <w:r>
-        <w:t>.</w:t>
-      </w:r>
-    </w:p>
-    <w:p>
-      <w:pPr>
-        <w:rPr>
-          <w:b/>
-          <w:bCs/>
+      <w:r>
+        <w:rPr>
+          <w:b/>
+          <w:bCs/>
+          <w:lang w:val="es-CO"/>
+        </w:rPr>
+        <w:t>Borrado:</w:t>
+      </w:r>
+      <w:r>
+        <w:rPr>
+          <w:lang w:val="es-CO"/>
+        </w:rPr>
+        <w:t xml:space="preserve"> Implementada la desactivación lógica y validación de integridad referencial.</w:t>
+      </w:r>
+    </w:p>
+    <w:p>
+      <w:pPr>
+        <w:rPr>
+          <w:b/>
+          <w:bCs/>
+          <w:lang w:val="es-CO"/>
         </w:rPr>
       </w:pPr>
       <w:r>
@@ -8386,354 +7523,665 @@
         <w:rPr>
           <w:b/>
           <w:bCs/>
-        </w:rPr>
-        <w:t xml:space="preserve"> </w:t>
-      </w:r>
-      <w:proofErr w:type="spellStart"/>
-      <w:r>
-        <w:rPr>
-          <w:b/>
-          <w:bCs/>
-        </w:rPr>
-        <w:t>Próximos</w:t>
-      </w:r>
-      <w:proofErr w:type="spellEnd"/>
-      <w:r>
-        <w:rPr>
-          <w:b/>
-          <w:bCs/>
-        </w:rPr>
-        <w:t xml:space="preserve"> Pasos</w:t>
-      </w:r>
-    </w:p>
-    <w:p>
-      <w:r>
+          <w:lang w:val="es-CO"/>
+        </w:rPr>
+        <w:t xml:space="preserve"> Próximos Pasos</w:t>
+      </w:r>
+    </w:p>
+    <w:p>
+      <w:pPr>
+        <w:rPr>
+          <w:lang w:val="es-CO"/>
+        </w:rPr>
+      </w:pPr>
+      <w:r>
+        <w:rPr>
+          <w:lang w:val="es-CO"/>
+        </w:rPr>
         <w:lastRenderedPageBreak/>
-        <w:t xml:space="preserve">El backend </w:t>
-      </w:r>
-      <w:proofErr w:type="spellStart"/>
-      <w:r>
-        <w:t>está</w:t>
-      </w:r>
-      <w:proofErr w:type="spellEnd"/>
-      <w:r>
-        <w:t xml:space="preserve"> </w:t>
-      </w:r>
-      <w:proofErr w:type="spellStart"/>
-      <w:r>
-        <w:t>listo</w:t>
-      </w:r>
-      <w:proofErr w:type="spellEnd"/>
-      <w:r>
-        <w:t xml:space="preserve"> para la </w:t>
-      </w:r>
-      <w:proofErr w:type="spellStart"/>
-      <w:r>
-        <w:t>integración</w:t>
-      </w:r>
-      <w:proofErr w:type="spellEnd"/>
-      <w:r>
-        <w:t xml:space="preserve"> con </w:t>
-      </w:r>
-      <w:proofErr w:type="spellStart"/>
-      <w:r>
-        <w:t>el</w:t>
-      </w:r>
-      <w:proofErr w:type="spellEnd"/>
-      <w:r>
-        <w:t xml:space="preserve"> </w:t>
-      </w:r>
-      <w:r>
-        <w:rPr>
-          <w:b/>
-          <w:bCs/>
-        </w:rPr>
-        <w:t xml:space="preserve">Frontend </w:t>
-      </w:r>
-      <w:proofErr w:type="spellStart"/>
-      <w:r>
-        <w:rPr>
-          <w:b/>
-          <w:bCs/>
-        </w:rPr>
-        <w:t>en</w:t>
-      </w:r>
-      <w:proofErr w:type="spellEnd"/>
-      <w:r>
-        <w:rPr>
-          <w:b/>
-          <w:bCs/>
-        </w:rPr>
-        <w:t xml:space="preserve"> Angular</w:t>
-      </w:r>
-      <w:r>
-        <w:t xml:space="preserve">. Se </w:t>
-      </w:r>
-      <w:proofErr w:type="spellStart"/>
-      <w:r>
-        <w:t>recomienda</w:t>
-      </w:r>
-      <w:proofErr w:type="spellEnd"/>
-      <w:r>
-        <w:t xml:space="preserve"> </w:t>
-      </w:r>
-      <w:proofErr w:type="spellStart"/>
-      <w:r>
-        <w:t>iniciar</w:t>
-      </w:r>
-      <w:proofErr w:type="spellEnd"/>
-      <w:r>
-        <w:t xml:space="preserve"> con la </w:t>
-      </w:r>
-      <w:r>
-        <w:rPr>
-          <w:b/>
-          <w:bCs/>
-        </w:rPr>
-        <w:t xml:space="preserve">HU-007 (Maestro de </w:t>
-      </w:r>
-      <w:proofErr w:type="spellStart"/>
-      <w:r>
-        <w:rPr>
-          <w:b/>
-          <w:bCs/>
-        </w:rPr>
-        <w:t>Proveedores</w:t>
-      </w:r>
-      <w:proofErr w:type="spellEnd"/>
-      <w:r>
-        <w:rPr>
-          <w:b/>
-          <w:bCs/>
-        </w:rPr>
-        <w:t>)</w:t>
-      </w:r>
-      <w:r>
-        <w:t xml:space="preserve"> para </w:t>
-      </w:r>
-      <w:proofErr w:type="spellStart"/>
-      <w:r>
-        <w:t>completar</w:t>
-      </w:r>
-      <w:proofErr w:type="spellEnd"/>
-      <w:r>
-        <w:t xml:space="preserve"> la </w:t>
-      </w:r>
-      <w:proofErr w:type="spellStart"/>
-      <w:r>
-        <w:t>tríada</w:t>
-      </w:r>
-      <w:proofErr w:type="spellEnd"/>
-      <w:r>
-        <w:t xml:space="preserve"> de </w:t>
-      </w:r>
-      <w:proofErr w:type="spellStart"/>
-      <w:r>
-        <w:t>entidades</w:t>
-      </w:r>
-      <w:proofErr w:type="spellEnd"/>
-      <w:r>
-        <w:t xml:space="preserve"> </w:t>
-      </w:r>
-      <w:proofErr w:type="spellStart"/>
-      <w:r>
-        <w:t>comerciales</w:t>
-      </w:r>
-      <w:proofErr w:type="spellEnd"/>
-      <w:r>
-        <w:t xml:space="preserve"> del ERP.</w:t>
+        <w:t xml:space="preserve">El </w:t>
+      </w:r>
+      <w:proofErr w:type="spellStart"/>
+      <w:r>
+        <w:rPr>
+          <w:lang w:val="es-CO"/>
+        </w:rPr>
+        <w:t>backend</w:t>
+      </w:r>
+      <w:proofErr w:type="spellEnd"/>
+      <w:r>
+        <w:rPr>
+          <w:lang w:val="es-CO"/>
+        </w:rPr>
+        <w:t xml:space="preserve"> está listo para la integración con el </w:t>
+      </w:r>
+      <w:proofErr w:type="spellStart"/>
+      <w:r>
+        <w:rPr>
+          <w:b/>
+          <w:bCs/>
+          <w:lang w:val="es-CO"/>
+        </w:rPr>
+        <w:t>Frontend</w:t>
+      </w:r>
+      <w:proofErr w:type="spellEnd"/>
+      <w:r>
+        <w:rPr>
+          <w:b/>
+          <w:bCs/>
+          <w:lang w:val="es-CO"/>
+        </w:rPr>
+        <w:t xml:space="preserve"> en Angular</w:t>
+      </w:r>
+      <w:r>
+        <w:rPr>
+          <w:lang w:val="es-CO"/>
+        </w:rPr>
+        <w:t xml:space="preserve">. Se recomienda iniciar con la </w:t>
+      </w:r>
+      <w:r>
+        <w:rPr>
+          <w:b/>
+          <w:bCs/>
+          <w:lang w:val="es-CO"/>
+        </w:rPr>
+        <w:t>HU-007 (Maestro de Proveedores)</w:t>
+      </w:r>
+      <w:r>
+        <w:rPr>
+          <w:lang w:val="es-CO"/>
+        </w:rPr>
+        <w:t xml:space="preserve"> para completar la tríada de entidades comerciales del ERP.</w:t>
       </w:r>
     </w:p>
     <w:p>
       <w:r>
         <w:pict w14:anchorId="251C9F49">
-          <v:rect id="_x0000_i1050" style="width:0;height:1.5pt" o:hralign="center" o:hrstd="t" o:hrnoshade="t" o:hr="t" fillcolor="gray" stroked="f"/>
+          <v:rect id="_x0000_i1038" style="width:0;height:1.5pt" o:hralign="center" o:hrstd="t" o:hrnoshade="t" o:hr="t" fillcolor="gray" stroked="f"/>
         </w:pict>
       </w:r>
     </w:p>
     <w:p>
-      <w:r>
-        <w:rPr>
-          <w:b/>
-          <w:bCs/>
-        </w:rPr>
-        <w:t>Alejandro, ¿</w:t>
-      </w:r>
-      <w:proofErr w:type="spellStart"/>
-      <w:r>
-        <w:rPr>
-          <w:b/>
-          <w:bCs/>
-        </w:rPr>
-        <w:t>quieres</w:t>
-      </w:r>
-      <w:proofErr w:type="spellEnd"/>
-      <w:r>
-        <w:rPr>
-          <w:b/>
-          <w:bCs/>
-        </w:rPr>
-        <w:t xml:space="preserve"> </w:t>
-      </w:r>
-      <w:proofErr w:type="spellStart"/>
-      <w:r>
-        <w:rPr>
-          <w:b/>
-          <w:bCs/>
-        </w:rPr>
-        <w:t>que</w:t>
-      </w:r>
-      <w:proofErr w:type="spellEnd"/>
-      <w:r>
-        <w:rPr>
-          <w:b/>
-          <w:bCs/>
-        </w:rPr>
-        <w:t xml:space="preserve"> </w:t>
-      </w:r>
-      <w:proofErr w:type="spellStart"/>
-      <w:r>
-        <w:rPr>
-          <w:b/>
-          <w:bCs/>
-        </w:rPr>
-        <w:t>comencemos</w:t>
-      </w:r>
-      <w:proofErr w:type="spellEnd"/>
-      <w:r>
-        <w:rPr>
-          <w:b/>
-          <w:bCs/>
-        </w:rPr>
-        <w:t xml:space="preserve"> de </w:t>
-      </w:r>
-      <w:proofErr w:type="spellStart"/>
-      <w:r>
-        <w:rPr>
-          <w:b/>
-          <w:bCs/>
-        </w:rPr>
-        <w:t>una</w:t>
-      </w:r>
-      <w:proofErr w:type="spellEnd"/>
-      <w:r>
-        <w:rPr>
-          <w:b/>
-          <w:bCs/>
-        </w:rPr>
-        <w:t xml:space="preserve"> </w:t>
-      </w:r>
-      <w:proofErr w:type="spellStart"/>
-      <w:r>
-        <w:rPr>
-          <w:b/>
-          <w:bCs/>
-        </w:rPr>
-        <w:t>vez</w:t>
-      </w:r>
-      <w:proofErr w:type="spellEnd"/>
-      <w:r>
-        <w:rPr>
-          <w:b/>
-          <w:bCs/>
-        </w:rPr>
-        <w:t xml:space="preserve"> con la </w:t>
-      </w:r>
-      <w:proofErr w:type="spellStart"/>
-      <w:r>
-        <w:rPr>
-          <w:b/>
-          <w:bCs/>
-        </w:rPr>
-        <w:t>estructura</w:t>
-      </w:r>
-      <w:proofErr w:type="spellEnd"/>
-      <w:r>
-        <w:rPr>
-          <w:b/>
-          <w:bCs/>
-        </w:rPr>
-        <w:t xml:space="preserve"> para la HU-007 o </w:t>
-      </w:r>
-      <w:proofErr w:type="spellStart"/>
-      <w:r>
-        <w:rPr>
-          <w:b/>
-          <w:bCs/>
-        </w:rPr>
-        <w:t>prefieres</w:t>
-      </w:r>
-      <w:proofErr w:type="spellEnd"/>
-      <w:r>
-        <w:rPr>
-          <w:b/>
-          <w:bCs/>
-        </w:rPr>
-        <w:t xml:space="preserve"> </w:t>
-      </w:r>
-      <w:proofErr w:type="spellStart"/>
-      <w:r>
-        <w:rPr>
-          <w:b/>
-          <w:bCs/>
-        </w:rPr>
-        <w:t>revisar</w:t>
-      </w:r>
-      <w:proofErr w:type="spellEnd"/>
-      <w:r>
-        <w:rPr>
-          <w:b/>
-          <w:bCs/>
-        </w:rPr>
-        <w:t xml:space="preserve"> </w:t>
-      </w:r>
-      <w:proofErr w:type="spellStart"/>
-      <w:r>
-        <w:rPr>
-          <w:b/>
-          <w:bCs/>
-        </w:rPr>
-        <w:t>algún</w:t>
-      </w:r>
-      <w:proofErr w:type="spellEnd"/>
-      <w:r>
-        <w:rPr>
-          <w:b/>
-          <w:bCs/>
-        </w:rPr>
-        <w:t xml:space="preserve"> </w:t>
-      </w:r>
-      <w:proofErr w:type="spellStart"/>
-      <w:r>
-        <w:rPr>
-          <w:b/>
-          <w:bCs/>
-        </w:rPr>
-        <w:t>otro</w:t>
-      </w:r>
-      <w:proofErr w:type="spellEnd"/>
-      <w:r>
-        <w:rPr>
-          <w:b/>
-          <w:bCs/>
-        </w:rPr>
-        <w:t xml:space="preserve"> </w:t>
-      </w:r>
-      <w:proofErr w:type="spellStart"/>
-      <w:r>
-        <w:rPr>
-          <w:b/>
-          <w:bCs/>
-        </w:rPr>
-        <w:t>detalle</w:t>
-      </w:r>
-      <w:proofErr w:type="spellEnd"/>
-      <w:r>
-        <w:rPr>
-          <w:b/>
-          <w:bCs/>
-        </w:rPr>
-        <w:t xml:space="preserve"> del backend?</w:t>
+      <w:pPr>
+        <w:rPr>
+          <w:lang w:val="es-CO"/>
+        </w:rPr>
+      </w:pPr>
+      <w:r>
+        <w:rPr>
+          <w:b/>
+          <w:bCs/>
+          <w:lang w:val="es-CO"/>
+        </w:rPr>
+        <w:t xml:space="preserve">Alejandro, ¿quieres que comencemos de una vez con la estructura para la HU-007 o prefieres revisar algún otro detalle del </w:t>
+      </w:r>
+      <w:proofErr w:type="spellStart"/>
+      <w:r>
+        <w:rPr>
+          <w:b/>
+          <w:bCs/>
+          <w:lang w:val="es-CO"/>
+        </w:rPr>
+        <w:t>backend</w:t>
+      </w:r>
+      <w:proofErr w:type="spellEnd"/>
+      <w:r>
+        <w:rPr>
+          <w:b/>
+          <w:bCs/>
+          <w:lang w:val="es-CO"/>
+        </w:rPr>
+        <w:t>?</w:t>
+      </w:r>
+    </w:p>
+    <w:p>
+      <w:pPr>
+        <w:rPr>
+          <w:lang w:val="es-CO"/>
+        </w:rPr>
+      </w:pPr>
+      <w:r>
+        <w:rPr>
+          <w:lang w:val="es-CO"/>
+        </w:rPr>
+        <w:t xml:space="preserve">Para explicarle a Juan Camilo el progreso actual del backend de </w:t>
+      </w:r>
+      <w:r>
+        <w:rPr>
+          <w:b/>
+          <w:bCs/>
+          <w:lang w:val="es-CO"/>
+        </w:rPr>
+        <w:t>Medussa ERP</w:t>
+      </w:r>
+      <w:r>
+        <w:rPr>
+          <w:lang w:val="es-CO"/>
+        </w:rPr>
+        <w:t>, he desglosado las Historias de Usuario (HU) solicitadas basándome en los modelos de base de datos que ya tenemos implementados y corregidos.</w:t>
+      </w:r>
+    </w:p>
+    <w:p>
+      <w:pPr>
+        <w:rPr>
+          <w:lang w:val="es-CO"/>
+        </w:rPr>
+      </w:pPr>
+      <w:r>
+        <w:rPr>
+          <w:lang w:val="es-CO"/>
+        </w:rPr>
+        <w:t>Aquí tienes el resumen técnico para cada una:</w:t>
+      </w:r>
+    </w:p>
+    <w:p>
+      <w:r>
+        <w:pict w14:anchorId="3D979028">
+          <v:rect id="_x0000_i1051" style="width:0;height:1.5pt" o:hralign="center" o:hrstd="t" o:hrnoshade="t" o:hr="t" fillcolor="gray" stroked="f"/>
+        </w:pict>
+      </w:r>
+    </w:p>
+    <w:p>
+      <w:pPr>
+        <w:rPr>
+          <w:b/>
+          <w:bCs/>
+          <w:lang w:val="es-CO"/>
+        </w:rPr>
+      </w:pPr>
+      <w:r>
+        <w:rPr>
+          <w:b/>
+          <w:bCs/>
+          <w:sz w:val="48"/>
+          <w:szCs w:val="48"/>
+          <w:lang w:val="es-CO"/>
+        </w:rPr>
+        <w:t>HU-007</w:t>
+      </w:r>
+      <w:r>
+        <w:rPr>
+          <w:b/>
+          <w:bCs/>
+          <w:lang w:val="es-CO"/>
+        </w:rPr>
+        <w:t>: Gestión de Módulos del Sistema</w:t>
+      </w:r>
+    </w:p>
+    <w:p>
+      <w:pPr>
+        <w:rPr>
+          <w:lang w:val="es-CO"/>
+        </w:rPr>
+      </w:pPr>
+      <w:r>
+        <w:rPr>
+          <w:lang w:val="es-CO"/>
+        </w:rPr>
+        <w:t>Esta historia permite la organización jerárquica de las funcionalidades del ERP.</w:t>
+      </w:r>
+    </w:p>
+    <w:p>
+      <w:pPr>
+        <w:numPr>
+          <w:ilvl w:val="0"/>
+          <w:numId w:val="22"/>
+        </w:numPr>
+        <w:rPr>
+          <w:lang w:val="es-CO"/>
+        </w:rPr>
+      </w:pPr>
+      <w:r>
+        <w:rPr>
+          <w:b/>
+          <w:bCs/>
+          <w:lang w:val="es-CO"/>
+        </w:rPr>
+        <w:t>Implementación</w:t>
+      </w:r>
+      <w:r>
+        <w:rPr>
+          <w:lang w:val="es-CO"/>
+        </w:rPr>
+        <w:t>: Se utiliza la tabla configuracion.modulos.</w:t>
+      </w:r>
+    </w:p>
+    <w:p>
+      <w:pPr>
+        <w:numPr>
+          <w:ilvl w:val="0"/>
+          <w:numId w:val="22"/>
+        </w:numPr>
+        <w:rPr>
+          <w:lang w:val="es-CO"/>
+        </w:rPr>
+      </w:pPr>
+      <w:r>
+        <w:rPr>
+          <w:b/>
+          <w:bCs/>
+          <w:lang w:val="es-CO"/>
+        </w:rPr>
+        <w:t>Funcionalidad</w:t>
+      </w:r>
+      <w:r>
+        <w:rPr>
+          <w:lang w:val="es-CO"/>
+        </w:rPr>
+        <w:t>: Permite definir los contenedores principales (ej. Inventarios, Contabilidad) con un orden específico y un icono para la interfaz.</w:t>
+      </w:r>
+    </w:p>
+    <w:p>
+      <w:pPr>
+        <w:numPr>
+          <w:ilvl w:val="0"/>
+          <w:numId w:val="22"/>
+        </w:numPr>
+        <w:rPr>
+          <w:lang w:val="es-CO"/>
+        </w:rPr>
+      </w:pPr>
+      <w:r>
+        <w:rPr>
+          <w:b/>
+          <w:bCs/>
+          <w:lang w:val="es-CO"/>
+        </w:rPr>
+        <w:t>Atributos clave</w:t>
+      </w:r>
+      <w:r>
+        <w:rPr>
+          <w:lang w:val="es-CO"/>
+        </w:rPr>
+        <w:t>: nombre, icono, orden (para la secuencia en el sidebar) y estado para activar/desactivar funciones globalmente.</w:t>
+      </w:r>
+    </w:p>
+    <w:p>
+      <w:pPr>
+        <w:rPr>
+          <w:b/>
+          <w:bCs/>
+          <w:lang w:val="es-CO"/>
+        </w:rPr>
+      </w:pPr>
+      <w:r>
+        <w:rPr>
+          <w:b/>
+          <w:bCs/>
+          <w:sz w:val="48"/>
+          <w:szCs w:val="48"/>
+          <w:lang w:val="es-CO"/>
+        </w:rPr>
+        <w:t>HU-008</w:t>
+      </w:r>
+      <w:r>
+        <w:rPr>
+          <w:b/>
+          <w:bCs/>
+          <w:lang w:val="es-CO"/>
+        </w:rPr>
+        <w:t>: Configuración de Menús Dinámicos</w:t>
+      </w:r>
+    </w:p>
+    <w:p>
+      <w:pPr>
+        <w:rPr>
+          <w:lang w:val="es-CO"/>
+        </w:rPr>
+      </w:pPr>
+      <w:r>
+        <w:rPr>
+          <w:lang w:val="es-CO"/>
+        </w:rPr>
+        <w:t>Complementa a la anterior al definir las opciones específicas dentro de cada módulo.</w:t>
+      </w:r>
+    </w:p>
+    <w:p>
+      <w:pPr>
+        <w:numPr>
+          <w:ilvl w:val="0"/>
+          <w:numId w:val="23"/>
+        </w:numPr>
+        <w:rPr>
+          <w:lang w:val="es-CO"/>
+        </w:rPr>
+      </w:pPr>
+      <w:r>
+        <w:rPr>
+          <w:b/>
+          <w:bCs/>
+          <w:lang w:val="es-CO"/>
+        </w:rPr>
+        <w:t>Implementación</w:t>
+      </w:r>
+      <w:r>
+        <w:rPr>
+          <w:lang w:val="es-CO"/>
+        </w:rPr>
+        <w:t>: Se utiliza la tabla configuracion.menus.</w:t>
+      </w:r>
+    </w:p>
+    <w:p>
+      <w:pPr>
+        <w:numPr>
+          <w:ilvl w:val="0"/>
+          <w:numId w:val="23"/>
+        </w:numPr>
+        <w:rPr>
+          <w:lang w:val="es-CO"/>
+        </w:rPr>
+      </w:pPr>
+      <w:r>
+        <w:rPr>
+          <w:b/>
+          <w:bCs/>
+          <w:lang w:val="es-CO"/>
+        </w:rPr>
+        <w:t>Lógica de Negocio</w:t>
+      </w:r>
+      <w:r>
+        <w:rPr>
+          <w:lang w:val="es-CO"/>
+        </w:rPr>
+        <w:t>: Existe una relación de llave foránea (modulo_id) que vincula cada menú a su módulo padre.</w:t>
+      </w:r>
+    </w:p>
+    <w:p>
+      <w:pPr>
+        <w:numPr>
+          <w:ilvl w:val="0"/>
+          <w:numId w:val="23"/>
+        </w:numPr>
+        <w:rPr>
+          <w:lang w:val="es-CO"/>
+        </w:rPr>
+      </w:pPr>
+      <w:r>
+        <w:rPr>
+          <w:b/>
+          <w:bCs/>
+          <w:lang w:val="es-CO"/>
+        </w:rPr>
+        <w:t>Uso en Frontend</w:t>
+      </w:r>
+      <w:r>
+        <w:rPr>
+          <w:lang w:val="es-CO"/>
+        </w:rPr>
+        <w:t>: Al iniciar sesión, el sistema consulta esta tabla para renderizar solo los accesos directos permitidos según el módulo.</w:t>
+      </w:r>
+    </w:p>
+    <w:p>
+      <w:pPr>
+        <w:rPr>
+          <w:b/>
+          <w:bCs/>
+          <w:lang w:val="es-CO"/>
+        </w:rPr>
+      </w:pPr>
+      <w:r>
+        <w:rPr>
+          <w:b/>
+          <w:bCs/>
+          <w:sz w:val="48"/>
+          <w:szCs w:val="48"/>
+          <w:lang w:val="es-CO"/>
+        </w:rPr>
+        <w:t>HU-009</w:t>
+      </w:r>
+      <w:r>
+        <w:rPr>
+          <w:b/>
+          <w:bCs/>
+          <w:lang w:val="es-CO"/>
+        </w:rPr>
+        <w:t>: Definición de Perfiles por Empresa</w:t>
+      </w:r>
+    </w:p>
+    <w:p>
+      <w:pPr>
+        <w:rPr>
+          <w:lang w:val="es-CO"/>
+        </w:rPr>
+      </w:pPr>
+      <w:r>
+        <w:rPr>
+          <w:lang w:val="es-CO"/>
+        </w:rPr>
+        <w:lastRenderedPageBreak/>
+        <w:t>Esta es una pieza crítica para la arquitectura multi-empresa, permitiendo que una misma empresa tenga diferentes niveles de acceso.</w:t>
+      </w:r>
+    </w:p>
+    <w:p>
+      <w:pPr>
+        <w:numPr>
+          <w:ilvl w:val="0"/>
+          <w:numId w:val="24"/>
+        </w:numPr>
+        <w:rPr>
+          <w:lang w:val="es-CO"/>
+        </w:rPr>
+      </w:pPr>
+      <w:r>
+        <w:rPr>
+          <w:b/>
+          <w:bCs/>
+          <w:lang w:val="es-CO"/>
+        </w:rPr>
+        <w:t>Implementación</w:t>
+      </w:r>
+      <w:r>
+        <w:rPr>
+          <w:lang w:val="es-CO"/>
+        </w:rPr>
+        <w:t>: Se utiliza la tabla seguridad.perfiles_empresa.</w:t>
+      </w:r>
+    </w:p>
+    <w:p>
+      <w:pPr>
+        <w:numPr>
+          <w:ilvl w:val="0"/>
+          <w:numId w:val="24"/>
+        </w:numPr>
+        <w:rPr>
+          <w:lang w:val="es-CO"/>
+        </w:rPr>
+      </w:pPr>
+      <w:r>
+        <w:rPr>
+          <w:b/>
+          <w:bCs/>
+          <w:lang w:val="es-CO"/>
+        </w:rPr>
+        <w:t>Estructura de Permisos</w:t>
+      </w:r>
+      <w:r>
+        <w:rPr>
+          <w:lang w:val="es-CO"/>
+        </w:rPr>
+        <w:t>: Utiliza un campo de tipo JSON para almacenar un "árbol de permisos", lo que permite una granularidad total sobre qué puede hacer un usuario en cada pantalla.</w:t>
+      </w:r>
+    </w:p>
+    <w:p>
+      <w:pPr>
+        <w:numPr>
+          <w:ilvl w:val="0"/>
+          <w:numId w:val="24"/>
+        </w:numPr>
+        <w:rPr>
+          <w:lang w:val="es-CO"/>
+        </w:rPr>
+      </w:pPr>
+      <w:r>
+        <w:rPr>
+          <w:b/>
+          <w:bCs/>
+          <w:lang w:val="es-CO"/>
+        </w:rPr>
+        <w:t>Seguridad</w:t>
+      </w:r>
+      <w:r>
+        <w:rPr>
+          <w:lang w:val="es-CO"/>
+        </w:rPr>
+        <w:t>: Cada perfil está estrictamente ligado a una empresa_id, garantizando que los perfiles de la Empresa A no sean visibles ni usables por la Empresa B.</w:t>
+      </w:r>
+    </w:p>
+    <w:p>
+      <w:pPr>
+        <w:rPr>
+          <w:b/>
+          <w:bCs/>
+          <w:lang w:val="es-CO"/>
+        </w:rPr>
+      </w:pPr>
+      <w:r>
+        <w:rPr>
+          <w:b/>
+          <w:bCs/>
+          <w:sz w:val="48"/>
+          <w:szCs w:val="48"/>
+          <w:lang w:val="es-CO"/>
+        </w:rPr>
+        <w:t>HU-010</w:t>
+      </w:r>
+      <w:r>
+        <w:rPr>
+          <w:b/>
+          <w:bCs/>
+          <w:lang w:val="es-CO"/>
+        </w:rPr>
+        <w:t>: Asignación de Roles y Configuración de Acceso</w:t>
+      </w:r>
+    </w:p>
+    <w:p>
+      <w:pPr>
+        <w:rPr>
+          <w:lang w:val="es-CO"/>
+        </w:rPr>
+      </w:pPr>
+      <w:r>
+        <w:rPr>
+          <w:lang w:val="es-CO"/>
+        </w:rPr>
+        <w:t>Define la relación final entre el usuario humano y sus privilegios dentro de una organización específica.</w:t>
+      </w:r>
+    </w:p>
+    <w:p>
+      <w:pPr>
+        <w:numPr>
+          <w:ilvl w:val="0"/>
+          <w:numId w:val="25"/>
+        </w:numPr>
+        <w:rPr>
+          <w:lang w:val="es-CO"/>
+        </w:rPr>
+      </w:pPr>
+      <w:r>
+        <w:rPr>
+          <w:b/>
+          <w:bCs/>
+          <w:lang w:val="es-CO"/>
+        </w:rPr>
+        <w:t>Implementación</w:t>
+      </w:r>
+      <w:r>
+        <w:rPr>
+          <w:lang w:val="es-CO"/>
+        </w:rPr>
+        <w:t>: Se utilizan las tablas usuario_empresa_config y usuarios_empresas_roles.</w:t>
+      </w:r>
+    </w:p>
+    <w:p>
+      <w:pPr>
+        <w:numPr>
+          <w:ilvl w:val="0"/>
+          <w:numId w:val="25"/>
+        </w:numPr>
+        <w:rPr>
+          <w:lang w:val="es-CO"/>
+        </w:rPr>
+      </w:pPr>
+      <w:r>
+        <w:rPr>
+          <w:b/>
+          <w:bCs/>
+          <w:lang w:val="es-CO"/>
+        </w:rPr>
+        <w:t>Flexibilidad</w:t>
+      </w:r>
+      <w:r>
+        <w:rPr>
+          <w:lang w:val="es-CO"/>
+        </w:rPr>
+        <w:t>: Un mismo usuario puede tener el rol de "Administrador" en la Sede Bogotá y de "Consulta" en la Sede Medellín.</w:t>
+      </w:r>
+    </w:p>
+    <w:p>
+      <w:pPr>
+        <w:numPr>
+          <w:ilvl w:val="0"/>
+          <w:numId w:val="25"/>
+        </w:numPr>
+        <w:rPr>
+          <w:lang w:val="es-CO"/>
+        </w:rPr>
+      </w:pPr>
+      <w:r>
+        <w:rPr>
+          <w:b/>
+          <w:bCs/>
+          <w:lang w:val="es-CO"/>
+        </w:rPr>
+        <w:t>Control de Sesión</w:t>
+      </w:r>
+      <w:r>
+        <w:rPr>
+          <w:lang w:val="es-CO"/>
+        </w:rPr>
+        <w:t>: Esta tabla es la que consulta el backend durante el login para generar el token JWT, determinando qué empresa_id y qué permisos activos tendrá el usuario en su sesión actual.</w:t>
+      </w:r>
+    </w:p>
+    <w:p>
+      <w:r>
+        <w:pict w14:anchorId="7A823328">
+          <v:rect id="_x0000_i1052" style="width:0;height:1.5pt" o:hralign="center" o:hrstd="t" o:hrnoshade="t" o:hr="t" fillcolor="gray" stroked="f"/>
+        </w:pict>
+      </w:r>
+    </w:p>
+    <w:p>
+      <w:pPr>
+        <w:rPr>
+          <w:lang w:val="es-CO"/>
+        </w:rPr>
+      </w:pPr>
+      <w:r>
+        <w:rPr>
+          <w:b/>
+          <w:bCs/>
+          <w:lang w:val="es-CO"/>
+        </w:rPr>
+        <w:t>Nota para Juan Camilo:</w:t>
+      </w:r>
+      <w:r>
+        <w:rPr>
+          <w:lang w:val="es-CO"/>
+        </w:rPr>
+        <w:t xml:space="preserve"> Los modelos ya están sincronizados con </w:t>
+      </w:r>
+      <w:r>
+        <w:rPr>
+          <w:b/>
+          <w:bCs/>
+          <w:lang w:val="es-CO"/>
+        </w:rPr>
+        <w:t>Alembic</w:t>
+      </w:r>
+      <w:r>
+        <w:rPr>
+          <w:lang w:val="es-CO"/>
+        </w:rPr>
+        <w:t xml:space="preserve"> bajo la revisión 20d7e466856d, lo que significa que la base de datos ya soporta físicamente estas cuatro historias de usuario.</w:t>
       </w:r>
     </w:p>
     <w:p>
@@ -8756,6 +8204,155 @@
 <file path=word/numbering.xml><?xml version="1.0" encoding="utf-8"?>
 <w:numbering xmlns:wpc="http://schemas.microsoft.com/office/word/2010/wordprocessingCanvas" xmlns:cx="http://schemas.microsoft.com/office/drawing/2014/chartex" xmlns:cx1="http://schemas.microsoft.com/office/drawing/2015/9/8/chartex" xmlns:cx2="http://schemas.microsoft.com/office/drawing/2015/10/21/chartex" xmlns:cx3="http://schemas.microsoft.com/office/drawing/2016/5/9/chartex" xmlns:cx4="http://schemas.microsoft.com/office/drawing/2016/5/10/chartex" xmlns:cx5="http://schemas.microsoft.com/office/drawing/2016/5/11/chartex" xmlns:cx6="http://schemas.microsoft.com/office/drawing/2016/5/12/chartex" xmlns:cx7="http://schemas.microsoft.com/office/drawing/2016/5/13/chartex" xmlns:cx8="http://schemas.microsoft.com/office/drawing/2016/5/14/chartex" xmlns:mc="http://schemas.openxmlformats.org/markup-compatibility/2006" xmlns:aink="http://schemas.microsoft.com/office/drawing/2016/ink" xmlns:am3d="http://schemas.microsoft.com/office/drawing/2017/model3d" xmlns:o="urn:schemas-microsoft-com:office:office" xmlns:oel="http://schemas.microsoft.com/office/2019/extlst" xmlns:r="http://schemas.openxmlformats.org/officeDocument/2006/relationships" xmlns:m="http://schemas.openxmlformats.org/officeDocument/2006/math" xmlns:v="urn:schemas-microsoft-com:vml" xmlns:wp14="http://schemas.microsoft.com/office/word/2010/wordprocessingDrawing" xmlns:wp="http://schemas.openxmlformats.org/drawingml/2006/wordprocessingDrawing" xmlns:w10="urn:schemas-microsoft-com:office:word" xmlns:w="http://schemas.openxmlformats.org/wordprocessingml/2006/main" xmlns:w14="http://schemas.microsoft.com/office/word/2010/wordml" xmlns:w15="http://schemas.microsoft.com/office/word/2012/wordml" xmlns:w16cex="http://schemas.microsoft.com/office/word/2018/wordml/cex" xmlns:w16cid="http://schemas.microsoft.com/office/word/2016/wordml/cid" xmlns:w16="http://schemas.microsoft.com/office/word/2018/wordml" xmlns:w16du="http://schemas.microsoft.com/office/word/2023/wordml/word16du" xmlns:w16sdtdh="http://schemas.microsoft.com/office/word/2020/wordml/sdtdatahash" xmlns:w16sdtfl="http://schemas.microsoft.com/office/word/2024/wordml/sdtformatlock" xmlns:w16se="http://schemas.microsoft.com/office/word/2015/wordml/symex" xmlns:wpg="http://schemas.microsoft.com/office/word/2010/wordprocessingGroup" xmlns:wpi="http://schemas.microsoft.com/office/word/2010/wordprocessingInk" xmlns:wne="http://schemas.microsoft.com/office/word/2006/wordml" xmlns:wps="http://schemas.microsoft.com/office/word/2010/wordprocessingShape" mc:Ignorable="w14 w15 w16se w16cid w16 w16cex w16sdtdh w16sdtfl w16du wp14">
   <w:abstractNum w:abstractNumId="0" w15:restartNumberingAfterBreak="0">
+    <w:nsid w:val="03C42B14"/>
+    <w:multiLevelType w:val="multilevel"/>
+    <w:tmpl w:val="9F0AC9F6"/>
+    <w:lvl w:ilvl="0">
+      <w:start w:val="1"/>
+      <w:numFmt w:val="bullet"/>
+      <w:lvlText w:val=""/>
+      <w:lvlJc w:val="left"/>
+      <w:pPr>
+        <w:tabs>
+          <w:tab w:val="num" w:pos="720"/>
+        </w:tabs>
+        <w:ind w:left="720" w:hanging="360"/>
+      </w:pPr>
+      <w:rPr>
+        <w:rFonts w:ascii="Symbol" w:hAnsi="Symbol" w:hint="default"/>
+        <w:sz w:val="20"/>
+      </w:rPr>
+    </w:lvl>
+    <w:lvl w:ilvl="1" w:tentative="1">
+      <w:start w:val="1"/>
+      <w:numFmt w:val="bullet"/>
+      <w:lvlText w:val="o"/>
+      <w:lvlJc w:val="left"/>
+      <w:pPr>
+        <w:tabs>
+          <w:tab w:val="num" w:pos="1440"/>
+        </w:tabs>
+        <w:ind w:left="1440" w:hanging="360"/>
+      </w:pPr>
+      <w:rPr>
+        <w:rFonts w:ascii="Courier New" w:hAnsi="Courier New" w:hint="default"/>
+        <w:sz w:val="20"/>
+      </w:rPr>
+    </w:lvl>
+    <w:lvl w:ilvl="2" w:tentative="1">
+      <w:start w:val="1"/>
+      <w:numFmt w:val="bullet"/>
+      <w:lvlText w:val=""/>
+      <w:lvlJc w:val="left"/>
+      <w:pPr>
+        <w:tabs>
+          <w:tab w:val="num" w:pos="2160"/>
+        </w:tabs>
+        <w:ind w:left="2160" w:hanging="360"/>
+      </w:pPr>
+      <w:rPr>
+        <w:rFonts w:ascii="Wingdings" w:hAnsi="Wingdings" w:hint="default"/>
+        <w:sz w:val="20"/>
+      </w:rPr>
+    </w:lvl>
+    <w:lvl w:ilvl="3" w:tentative="1">
+      <w:start w:val="1"/>
+      <w:numFmt w:val="bullet"/>
+      <w:lvlText w:val=""/>
+      <w:lvlJc w:val="left"/>
+      <w:pPr>
+        <w:tabs>
+          <w:tab w:val="num" w:pos="2880"/>
+        </w:tabs>
+        <w:ind w:left="2880" w:hanging="360"/>
+      </w:pPr>
+      <w:rPr>
+        <w:rFonts w:ascii="Wingdings" w:hAnsi="Wingdings" w:hint="default"/>
+        <w:sz w:val="20"/>
+      </w:rPr>
+    </w:lvl>
+    <w:lvl w:ilvl="4" w:tentative="1">
+      <w:start w:val="1"/>
+      <w:numFmt w:val="bullet"/>
+      <w:lvlText w:val=""/>
+      <w:lvlJc w:val="left"/>
+      <w:pPr>
+        <w:tabs>
+          <w:tab w:val="num" w:pos="3600"/>
+        </w:tabs>
+        <w:ind w:left="3600" w:hanging="360"/>
+      </w:pPr>
+      <w:rPr>
+        <w:rFonts w:ascii="Wingdings" w:hAnsi="Wingdings" w:hint="default"/>
+        <w:sz w:val="20"/>
+      </w:rPr>
+    </w:lvl>
+    <w:lvl w:ilvl="5" w:tentative="1">
+      <w:start w:val="1"/>
+      <w:numFmt w:val="bullet"/>
+      <w:lvlText w:val=""/>
+      <w:lvlJc w:val="left"/>
+      <w:pPr>
+        <w:tabs>
+          <w:tab w:val="num" w:pos="4320"/>
+        </w:tabs>
+        <w:ind w:left="4320" w:hanging="360"/>
+      </w:pPr>
+      <w:rPr>
+        <w:rFonts w:ascii="Wingdings" w:hAnsi="Wingdings" w:hint="default"/>
+        <w:sz w:val="20"/>
+      </w:rPr>
+    </w:lvl>
+    <w:lvl w:ilvl="6" w:tentative="1">
+      <w:start w:val="1"/>
+      <w:numFmt w:val="bullet"/>
+      <w:lvlText w:val=""/>
+      <w:lvlJc w:val="left"/>
+      <w:pPr>
+        <w:tabs>
+          <w:tab w:val="num" w:pos="5040"/>
+        </w:tabs>
+        <w:ind w:left="5040" w:hanging="360"/>
+      </w:pPr>
+      <w:rPr>
+        <w:rFonts w:ascii="Wingdings" w:hAnsi="Wingdings" w:hint="default"/>
+        <w:sz w:val="20"/>
+      </w:rPr>
+    </w:lvl>
+    <w:lvl w:ilvl="7" w:tentative="1">
+      <w:start w:val="1"/>
+      <w:numFmt w:val="bullet"/>
+      <w:lvlText w:val=""/>
+      <w:lvlJc w:val="left"/>
+      <w:pPr>
+        <w:tabs>
+          <w:tab w:val="num" w:pos="5760"/>
+        </w:tabs>
+        <w:ind w:left="5760" w:hanging="360"/>
+      </w:pPr>
+      <w:rPr>
+        <w:rFonts w:ascii="Wingdings" w:hAnsi="Wingdings" w:hint="default"/>
+        <w:sz w:val="20"/>
+      </w:rPr>
+    </w:lvl>
+    <w:lvl w:ilvl="8" w:tentative="1">
+      <w:start w:val="1"/>
+      <w:numFmt w:val="bullet"/>
+      <w:lvlText w:val=""/>
+      <w:lvlJc w:val="left"/>
+      <w:pPr>
+        <w:tabs>
+          <w:tab w:val="num" w:pos="6480"/>
+        </w:tabs>
+        <w:ind w:left="6480" w:hanging="360"/>
+      </w:pPr>
+      <w:rPr>
+        <w:rFonts w:ascii="Wingdings" w:hAnsi="Wingdings" w:hint="default"/>
+        <w:sz w:val="20"/>
+      </w:rPr>
+    </w:lvl>
+  </w:abstractNum>
+  <w:abstractNum w:abstractNumId="1" w15:restartNumberingAfterBreak="0">
     <w:nsid w:val="0885199E"/>
     <w:multiLevelType w:val="multilevel"/>
     <w:tmpl w:val="039A967C"/>
@@ -8904,7 +8501,156 @@
       </w:rPr>
     </w:lvl>
   </w:abstractNum>
-  <w:abstractNum w:abstractNumId="1" w15:restartNumberingAfterBreak="0">
+  <w:abstractNum w:abstractNumId="2" w15:restartNumberingAfterBreak="0">
+    <w:nsid w:val="09756C72"/>
+    <w:multiLevelType w:val="multilevel"/>
+    <w:tmpl w:val="3AA09498"/>
+    <w:lvl w:ilvl="0">
+      <w:start w:val="1"/>
+      <w:numFmt w:val="bullet"/>
+      <w:lvlText w:val=""/>
+      <w:lvlJc w:val="left"/>
+      <w:pPr>
+        <w:tabs>
+          <w:tab w:val="num" w:pos="720"/>
+        </w:tabs>
+        <w:ind w:left="720" w:hanging="360"/>
+      </w:pPr>
+      <w:rPr>
+        <w:rFonts w:ascii="Symbol" w:hAnsi="Symbol" w:hint="default"/>
+        <w:sz w:val="20"/>
+      </w:rPr>
+    </w:lvl>
+    <w:lvl w:ilvl="1" w:tentative="1">
+      <w:start w:val="1"/>
+      <w:numFmt w:val="bullet"/>
+      <w:lvlText w:val="o"/>
+      <w:lvlJc w:val="left"/>
+      <w:pPr>
+        <w:tabs>
+          <w:tab w:val="num" w:pos="1440"/>
+        </w:tabs>
+        <w:ind w:left="1440" w:hanging="360"/>
+      </w:pPr>
+      <w:rPr>
+        <w:rFonts w:ascii="Courier New" w:hAnsi="Courier New" w:hint="default"/>
+        <w:sz w:val="20"/>
+      </w:rPr>
+    </w:lvl>
+    <w:lvl w:ilvl="2" w:tentative="1">
+      <w:start w:val="1"/>
+      <w:numFmt w:val="bullet"/>
+      <w:lvlText w:val=""/>
+      <w:lvlJc w:val="left"/>
+      <w:pPr>
+        <w:tabs>
+          <w:tab w:val="num" w:pos="2160"/>
+        </w:tabs>
+        <w:ind w:left="2160" w:hanging="360"/>
+      </w:pPr>
+      <w:rPr>
+        <w:rFonts w:ascii="Wingdings" w:hAnsi="Wingdings" w:hint="default"/>
+        <w:sz w:val="20"/>
+      </w:rPr>
+    </w:lvl>
+    <w:lvl w:ilvl="3" w:tentative="1">
+      <w:start w:val="1"/>
+      <w:numFmt w:val="bullet"/>
+      <w:lvlText w:val=""/>
+      <w:lvlJc w:val="left"/>
+      <w:pPr>
+        <w:tabs>
+          <w:tab w:val="num" w:pos="2880"/>
+        </w:tabs>
+        <w:ind w:left="2880" w:hanging="360"/>
+      </w:pPr>
+      <w:rPr>
+        <w:rFonts w:ascii="Wingdings" w:hAnsi="Wingdings" w:hint="default"/>
+        <w:sz w:val="20"/>
+      </w:rPr>
+    </w:lvl>
+    <w:lvl w:ilvl="4" w:tentative="1">
+      <w:start w:val="1"/>
+      <w:numFmt w:val="bullet"/>
+      <w:lvlText w:val=""/>
+      <w:lvlJc w:val="left"/>
+      <w:pPr>
+        <w:tabs>
+          <w:tab w:val="num" w:pos="3600"/>
+        </w:tabs>
+        <w:ind w:left="3600" w:hanging="360"/>
+      </w:pPr>
+      <w:rPr>
+        <w:rFonts w:ascii="Wingdings" w:hAnsi="Wingdings" w:hint="default"/>
+        <w:sz w:val="20"/>
+      </w:rPr>
+    </w:lvl>
+    <w:lvl w:ilvl="5" w:tentative="1">
+      <w:start w:val="1"/>
+      <w:numFmt w:val="bullet"/>
+      <w:lvlText w:val=""/>
+      <w:lvlJc w:val="left"/>
+      <w:pPr>
+        <w:tabs>
+          <w:tab w:val="num" w:pos="4320"/>
+        </w:tabs>
+        <w:ind w:left="4320" w:hanging="360"/>
+      </w:pPr>
+      <w:rPr>
+        <w:rFonts w:ascii="Wingdings" w:hAnsi="Wingdings" w:hint="default"/>
+        <w:sz w:val="20"/>
+      </w:rPr>
+    </w:lvl>
+    <w:lvl w:ilvl="6" w:tentative="1">
+      <w:start w:val="1"/>
+      <w:numFmt w:val="bullet"/>
+      <w:lvlText w:val=""/>
+      <w:lvlJc w:val="left"/>
+      <w:pPr>
+        <w:tabs>
+          <w:tab w:val="num" w:pos="5040"/>
+        </w:tabs>
+        <w:ind w:left="5040" w:hanging="360"/>
+      </w:pPr>
+      <w:rPr>
+        <w:rFonts w:ascii="Wingdings" w:hAnsi="Wingdings" w:hint="default"/>
+        <w:sz w:val="20"/>
+      </w:rPr>
+    </w:lvl>
+    <w:lvl w:ilvl="7" w:tentative="1">
+      <w:start w:val="1"/>
+      <w:numFmt w:val="bullet"/>
+      <w:lvlText w:val=""/>
+      <w:lvlJc w:val="left"/>
+      <w:pPr>
+        <w:tabs>
+          <w:tab w:val="num" w:pos="5760"/>
+        </w:tabs>
+        <w:ind w:left="5760" w:hanging="360"/>
+      </w:pPr>
+      <w:rPr>
+        <w:rFonts w:ascii="Wingdings" w:hAnsi="Wingdings" w:hint="default"/>
+        <w:sz w:val="20"/>
+      </w:rPr>
+    </w:lvl>
+    <w:lvl w:ilvl="8" w:tentative="1">
+      <w:start w:val="1"/>
+      <w:numFmt w:val="bullet"/>
+      <w:lvlText w:val=""/>
+      <w:lvlJc w:val="left"/>
+      <w:pPr>
+        <w:tabs>
+          <w:tab w:val="num" w:pos="6480"/>
+        </w:tabs>
+        <w:ind w:left="6480" w:hanging="360"/>
+      </w:pPr>
+      <w:rPr>
+        <w:rFonts w:ascii="Wingdings" w:hAnsi="Wingdings" w:hint="default"/>
+        <w:sz w:val="20"/>
+      </w:rPr>
+    </w:lvl>
+  </w:abstractNum>
+  <w:abstractNum w:abstractNumId="3" w15:restartNumberingAfterBreak="0">
     <w:nsid w:val="0E0F0BF4"/>
     <w:multiLevelType w:val="multilevel"/>
     <w:tmpl w:val="7EFAB3E4"/>
@@ -9053,7 +8799,156 @@
       </w:rPr>
     </w:lvl>
   </w:abstractNum>
-  <w:abstractNum w:abstractNumId="2" w15:restartNumberingAfterBreak="0">
+  <w:abstractNum w:abstractNumId="4" w15:restartNumberingAfterBreak="0">
+    <w:nsid w:val="17FD006A"/>
+    <w:multiLevelType w:val="multilevel"/>
+    <w:tmpl w:val="22C65140"/>
+    <w:lvl w:ilvl="0">
+      <w:start w:val="1"/>
+      <w:numFmt w:val="bullet"/>
+      <w:lvlText w:val=""/>
+      <w:lvlJc w:val="left"/>
+      <w:pPr>
+        <w:tabs>
+          <w:tab w:val="num" w:pos="720"/>
+        </w:tabs>
+        <w:ind w:left="720" w:hanging="360"/>
+      </w:pPr>
+      <w:rPr>
+        <w:rFonts w:ascii="Symbol" w:hAnsi="Symbol" w:hint="default"/>
+        <w:sz w:val="20"/>
+      </w:rPr>
+    </w:lvl>
+    <w:lvl w:ilvl="1" w:tentative="1">
+      <w:start w:val="1"/>
+      <w:numFmt w:val="bullet"/>
+      <w:lvlText w:val="o"/>
+      <w:lvlJc w:val="left"/>
+      <w:pPr>
+        <w:tabs>
+          <w:tab w:val="num" w:pos="1440"/>
+        </w:tabs>
+        <w:ind w:left="1440" w:hanging="360"/>
+      </w:pPr>
+      <w:rPr>
+        <w:rFonts w:ascii="Courier New" w:hAnsi="Courier New" w:hint="default"/>
+        <w:sz w:val="20"/>
+      </w:rPr>
+    </w:lvl>
+    <w:lvl w:ilvl="2" w:tentative="1">
+      <w:start w:val="1"/>
+      <w:numFmt w:val="bullet"/>
+      <w:lvlText w:val=""/>
+      <w:lvlJc w:val="left"/>
+      <w:pPr>
+        <w:tabs>
+          <w:tab w:val="num" w:pos="2160"/>
+        </w:tabs>
+        <w:ind w:left="2160" w:hanging="360"/>
+      </w:pPr>
+      <w:rPr>
+        <w:rFonts w:ascii="Wingdings" w:hAnsi="Wingdings" w:hint="default"/>
+        <w:sz w:val="20"/>
+      </w:rPr>
+    </w:lvl>
+    <w:lvl w:ilvl="3" w:tentative="1">
+      <w:start w:val="1"/>
+      <w:numFmt w:val="bullet"/>
+      <w:lvlText w:val=""/>
+      <w:lvlJc w:val="left"/>
+      <w:pPr>
+        <w:tabs>
+          <w:tab w:val="num" w:pos="2880"/>
+        </w:tabs>
+        <w:ind w:left="2880" w:hanging="360"/>
+      </w:pPr>
+      <w:rPr>
+        <w:rFonts w:ascii="Wingdings" w:hAnsi="Wingdings" w:hint="default"/>
+        <w:sz w:val="20"/>
+      </w:rPr>
+    </w:lvl>
+    <w:lvl w:ilvl="4" w:tentative="1">
+      <w:start w:val="1"/>
+      <w:numFmt w:val="bullet"/>
+      <w:lvlText w:val=""/>
+      <w:lvlJc w:val="left"/>
+      <w:pPr>
+        <w:tabs>
+          <w:tab w:val="num" w:pos="3600"/>
+        </w:tabs>
+        <w:ind w:left="3600" w:hanging="360"/>
+      </w:pPr>
+      <w:rPr>
+        <w:rFonts w:ascii="Wingdings" w:hAnsi="Wingdings" w:hint="default"/>
+        <w:sz w:val="20"/>
+      </w:rPr>
+    </w:lvl>
+    <w:lvl w:ilvl="5" w:tentative="1">
+      <w:start w:val="1"/>
+      <w:numFmt w:val="bullet"/>
+      <w:lvlText w:val=""/>
+      <w:lvlJc w:val="left"/>
+      <w:pPr>
+        <w:tabs>
+          <w:tab w:val="num" w:pos="4320"/>
+        </w:tabs>
+        <w:ind w:left="4320" w:hanging="360"/>
+      </w:pPr>
+      <w:rPr>
+        <w:rFonts w:ascii="Wingdings" w:hAnsi="Wingdings" w:hint="default"/>
+        <w:sz w:val="20"/>
+      </w:rPr>
+    </w:lvl>
+    <w:lvl w:ilvl="6" w:tentative="1">
+      <w:start w:val="1"/>
+      <w:numFmt w:val="bullet"/>
+      <w:lvlText w:val=""/>
+      <w:lvlJc w:val="left"/>
+      <w:pPr>
+        <w:tabs>
+          <w:tab w:val="num" w:pos="5040"/>
+        </w:tabs>
+        <w:ind w:left="5040" w:hanging="360"/>
+      </w:pPr>
+      <w:rPr>
+        <w:rFonts w:ascii="Wingdings" w:hAnsi="Wingdings" w:hint="default"/>
+        <w:sz w:val="20"/>
+      </w:rPr>
+    </w:lvl>
+    <w:lvl w:ilvl="7" w:tentative="1">
+      <w:start w:val="1"/>
+      <w:numFmt w:val="bullet"/>
+      <w:lvlText w:val=""/>
+      <w:lvlJc w:val="left"/>
+      <w:pPr>
+        <w:tabs>
+          <w:tab w:val="num" w:pos="5760"/>
+        </w:tabs>
+        <w:ind w:left="5760" w:hanging="360"/>
+      </w:pPr>
+      <w:rPr>
+        <w:rFonts w:ascii="Wingdings" w:hAnsi="Wingdings" w:hint="default"/>
+        <w:sz w:val="20"/>
+      </w:rPr>
+    </w:lvl>
+    <w:lvl w:ilvl="8" w:tentative="1">
+      <w:start w:val="1"/>
+      <w:numFmt w:val="bullet"/>
+      <w:lvlText w:val=""/>
+      <w:lvlJc w:val="left"/>
+      <w:pPr>
+        <w:tabs>
+          <w:tab w:val="num" w:pos="6480"/>
+        </w:tabs>
+        <w:ind w:left="6480" w:hanging="360"/>
+      </w:pPr>
+      <w:rPr>
+        <w:rFonts w:ascii="Wingdings" w:hAnsi="Wingdings" w:hint="default"/>
+        <w:sz w:val="20"/>
+      </w:rPr>
+    </w:lvl>
+  </w:abstractNum>
+  <w:abstractNum w:abstractNumId="5" w15:restartNumberingAfterBreak="0">
     <w:nsid w:val="1E695712"/>
     <w:multiLevelType w:val="multilevel"/>
     <w:tmpl w:val="05E8D97A"/>
@@ -9202,7 +9097,7 @@
       </w:rPr>
     </w:lvl>
   </w:abstractNum>
-  <w:abstractNum w:abstractNumId="3" w15:restartNumberingAfterBreak="0">
+  <w:abstractNum w:abstractNumId="6" w15:restartNumberingAfterBreak="0">
     <w:nsid w:val="20BA2A50"/>
     <w:multiLevelType w:val="multilevel"/>
     <w:tmpl w:val="00B6B176"/>
@@ -9351,7 +9246,7 @@
       </w:rPr>
     </w:lvl>
   </w:abstractNum>
-  <w:abstractNum w:abstractNumId="4" w15:restartNumberingAfterBreak="0">
+  <w:abstractNum w:abstractNumId="7" w15:restartNumberingAfterBreak="0">
     <w:nsid w:val="257A78F6"/>
     <w:multiLevelType w:val="multilevel"/>
     <w:tmpl w:val="9F783722"/>
@@ -9500,7 +9395,7 @@
       </w:rPr>
     </w:lvl>
   </w:abstractNum>
-  <w:abstractNum w:abstractNumId="5" w15:restartNumberingAfterBreak="0">
+  <w:abstractNum w:abstractNumId="8" w15:restartNumberingAfterBreak="0">
     <w:nsid w:val="26636A50"/>
     <w:multiLevelType w:val="multilevel"/>
     <w:tmpl w:val="ADE005AE"/>
@@ -9649,7 +9544,7 @@
       </w:rPr>
     </w:lvl>
   </w:abstractNum>
-  <w:abstractNum w:abstractNumId="6" w15:restartNumberingAfterBreak="0">
+  <w:abstractNum w:abstractNumId="9" w15:restartNumberingAfterBreak="0">
     <w:nsid w:val="2BB85FA8"/>
     <w:multiLevelType w:val="multilevel"/>
     <w:tmpl w:val="E5CA1EE0"/>
@@ -9766,7 +9661,7 @@
       </w:pPr>
     </w:lvl>
   </w:abstractNum>
-  <w:abstractNum w:abstractNumId="7" w15:restartNumberingAfterBreak="0">
+  <w:abstractNum w:abstractNumId="10" w15:restartNumberingAfterBreak="0">
     <w:nsid w:val="2E0813BE"/>
     <w:multiLevelType w:val="multilevel"/>
     <w:tmpl w:val="376A6BA4"/>
@@ -9915,7 +9810,7 @@
       </w:rPr>
     </w:lvl>
   </w:abstractNum>
-  <w:abstractNum w:abstractNumId="8" w15:restartNumberingAfterBreak="0">
+  <w:abstractNum w:abstractNumId="11" w15:restartNumberingAfterBreak="0">
     <w:nsid w:val="32203DB8"/>
     <w:multiLevelType w:val="multilevel"/>
     <w:tmpl w:val="DF52E65A"/>
@@ -10028,7 +9923,7 @@
       </w:pPr>
     </w:lvl>
   </w:abstractNum>
-  <w:abstractNum w:abstractNumId="9" w15:restartNumberingAfterBreak="0">
+  <w:abstractNum w:abstractNumId="12" w15:restartNumberingAfterBreak="0">
     <w:nsid w:val="3D801623"/>
     <w:multiLevelType w:val="multilevel"/>
     <w:tmpl w:val="DCC2B364"/>
@@ -10177,7 +10072,7 @@
       </w:rPr>
     </w:lvl>
   </w:abstractNum>
-  <w:abstractNum w:abstractNumId="10" w15:restartNumberingAfterBreak="0">
+  <w:abstractNum w:abstractNumId="13" w15:restartNumberingAfterBreak="0">
     <w:nsid w:val="3FBA1120"/>
     <w:multiLevelType w:val="multilevel"/>
     <w:tmpl w:val="4036A524"/>
@@ -10326,7 +10221,7 @@
       </w:rPr>
     </w:lvl>
   </w:abstractNum>
-  <w:abstractNum w:abstractNumId="11" w15:restartNumberingAfterBreak="0">
+  <w:abstractNum w:abstractNumId="14" w15:restartNumberingAfterBreak="0">
     <w:nsid w:val="43491087"/>
     <w:multiLevelType w:val="multilevel"/>
     <w:tmpl w:val="713A2978"/>
@@ -10475,7 +10370,7 @@
       </w:rPr>
     </w:lvl>
   </w:abstractNum>
-  <w:abstractNum w:abstractNumId="12" w15:restartNumberingAfterBreak="0">
+  <w:abstractNum w:abstractNumId="15" w15:restartNumberingAfterBreak="0">
     <w:nsid w:val="4A817672"/>
     <w:multiLevelType w:val="multilevel"/>
     <w:tmpl w:val="A9C0D8A8"/>
@@ -10624,7 +10519,7 @@
       </w:rPr>
     </w:lvl>
   </w:abstractNum>
-  <w:abstractNum w:abstractNumId="13" w15:restartNumberingAfterBreak="0">
+  <w:abstractNum w:abstractNumId="16" w15:restartNumberingAfterBreak="0">
     <w:nsid w:val="588D60D9"/>
     <w:multiLevelType w:val="multilevel"/>
     <w:tmpl w:val="70C47DF0"/>
@@ -10773,7 +10668,7 @@
       </w:rPr>
     </w:lvl>
   </w:abstractNum>
-  <w:abstractNum w:abstractNumId="14" w15:restartNumberingAfterBreak="0">
+  <w:abstractNum w:abstractNumId="17" w15:restartNumberingAfterBreak="0">
     <w:nsid w:val="590F530A"/>
     <w:multiLevelType w:val="multilevel"/>
     <w:tmpl w:val="F266DCF8"/>
@@ -10922,7 +10817,7 @@
       </w:rPr>
     </w:lvl>
   </w:abstractNum>
-  <w:abstractNum w:abstractNumId="15" w15:restartNumberingAfterBreak="0">
+  <w:abstractNum w:abstractNumId="18" w15:restartNumberingAfterBreak="0">
     <w:nsid w:val="5F411846"/>
     <w:multiLevelType w:val="multilevel"/>
     <w:tmpl w:val="F99A37E8"/>
@@ -11071,7 +10966,7 @@
       </w:rPr>
     </w:lvl>
   </w:abstractNum>
-  <w:abstractNum w:abstractNumId="16" w15:restartNumberingAfterBreak="0">
+  <w:abstractNum w:abstractNumId="19" w15:restartNumberingAfterBreak="0">
     <w:nsid w:val="68997650"/>
     <w:multiLevelType w:val="multilevel"/>
     <w:tmpl w:val="6B3A2A4A"/>
@@ -11220,7 +11115,7 @@
       </w:rPr>
     </w:lvl>
   </w:abstractNum>
-  <w:abstractNum w:abstractNumId="17" w15:restartNumberingAfterBreak="0">
+  <w:abstractNum w:abstractNumId="20" w15:restartNumberingAfterBreak="0">
     <w:nsid w:val="68C775D4"/>
     <w:multiLevelType w:val="multilevel"/>
     <w:tmpl w:val="16FABC12"/>
@@ -11369,7 +11264,7 @@
       </w:rPr>
     </w:lvl>
   </w:abstractNum>
-  <w:abstractNum w:abstractNumId="18" w15:restartNumberingAfterBreak="0">
+  <w:abstractNum w:abstractNumId="21" w15:restartNumberingAfterBreak="0">
     <w:nsid w:val="6D15135B"/>
     <w:multiLevelType w:val="multilevel"/>
     <w:tmpl w:val="7D164CC6"/>
@@ -11518,7 +11413,7 @@
       </w:rPr>
     </w:lvl>
   </w:abstractNum>
-  <w:abstractNum w:abstractNumId="19" w15:restartNumberingAfterBreak="0">
+  <w:abstractNum w:abstractNumId="22" w15:restartNumberingAfterBreak="0">
     <w:nsid w:val="6F0A2D5B"/>
     <w:multiLevelType w:val="multilevel"/>
     <w:tmpl w:val="8222D54C"/>
@@ -11631,7 +11526,7 @@
       </w:pPr>
     </w:lvl>
   </w:abstractNum>
-  <w:abstractNum w:abstractNumId="20" w15:restartNumberingAfterBreak="0">
+  <w:abstractNum w:abstractNumId="23" w15:restartNumberingAfterBreak="0">
     <w:nsid w:val="788432F5"/>
     <w:multiLevelType w:val="multilevel"/>
     <w:tmpl w:val="1F4062E0"/>
@@ -11780,68 +11675,229 @@
       </w:rPr>
     </w:lvl>
   </w:abstractNum>
+  <w:abstractNum w:abstractNumId="24" w15:restartNumberingAfterBreak="0">
+    <w:nsid w:val="7C6511CA"/>
+    <w:multiLevelType w:val="multilevel"/>
+    <w:tmpl w:val="376CAA38"/>
+    <w:lvl w:ilvl="0">
+      <w:start w:val="1"/>
+      <w:numFmt w:val="bullet"/>
+      <w:lvlText w:val=""/>
+      <w:lvlJc w:val="left"/>
+      <w:pPr>
+        <w:tabs>
+          <w:tab w:val="num" w:pos="720"/>
+        </w:tabs>
+        <w:ind w:left="720" w:hanging="360"/>
+      </w:pPr>
+      <w:rPr>
+        <w:rFonts w:ascii="Symbol" w:hAnsi="Symbol" w:hint="default"/>
+        <w:sz w:val="20"/>
+      </w:rPr>
+    </w:lvl>
+    <w:lvl w:ilvl="1" w:tentative="1">
+      <w:start w:val="1"/>
+      <w:numFmt w:val="bullet"/>
+      <w:lvlText w:val="o"/>
+      <w:lvlJc w:val="left"/>
+      <w:pPr>
+        <w:tabs>
+          <w:tab w:val="num" w:pos="1440"/>
+        </w:tabs>
+        <w:ind w:left="1440" w:hanging="360"/>
+      </w:pPr>
+      <w:rPr>
+        <w:rFonts w:ascii="Courier New" w:hAnsi="Courier New" w:hint="default"/>
+        <w:sz w:val="20"/>
+      </w:rPr>
+    </w:lvl>
+    <w:lvl w:ilvl="2" w:tentative="1">
+      <w:start w:val="1"/>
+      <w:numFmt w:val="bullet"/>
+      <w:lvlText w:val=""/>
+      <w:lvlJc w:val="left"/>
+      <w:pPr>
+        <w:tabs>
+          <w:tab w:val="num" w:pos="2160"/>
+        </w:tabs>
+        <w:ind w:left="2160" w:hanging="360"/>
+      </w:pPr>
+      <w:rPr>
+        <w:rFonts w:ascii="Wingdings" w:hAnsi="Wingdings" w:hint="default"/>
+        <w:sz w:val="20"/>
+      </w:rPr>
+    </w:lvl>
+    <w:lvl w:ilvl="3" w:tentative="1">
+      <w:start w:val="1"/>
+      <w:numFmt w:val="bullet"/>
+      <w:lvlText w:val=""/>
+      <w:lvlJc w:val="left"/>
+      <w:pPr>
+        <w:tabs>
+          <w:tab w:val="num" w:pos="2880"/>
+        </w:tabs>
+        <w:ind w:left="2880" w:hanging="360"/>
+      </w:pPr>
+      <w:rPr>
+        <w:rFonts w:ascii="Wingdings" w:hAnsi="Wingdings" w:hint="default"/>
+        <w:sz w:val="20"/>
+      </w:rPr>
+    </w:lvl>
+    <w:lvl w:ilvl="4" w:tentative="1">
+      <w:start w:val="1"/>
+      <w:numFmt w:val="bullet"/>
+      <w:lvlText w:val=""/>
+      <w:lvlJc w:val="left"/>
+      <w:pPr>
+        <w:tabs>
+          <w:tab w:val="num" w:pos="3600"/>
+        </w:tabs>
+        <w:ind w:left="3600" w:hanging="360"/>
+      </w:pPr>
+      <w:rPr>
+        <w:rFonts w:ascii="Wingdings" w:hAnsi="Wingdings" w:hint="default"/>
+        <w:sz w:val="20"/>
+      </w:rPr>
+    </w:lvl>
+    <w:lvl w:ilvl="5" w:tentative="1">
+      <w:start w:val="1"/>
+      <w:numFmt w:val="bullet"/>
+      <w:lvlText w:val=""/>
+      <w:lvlJc w:val="left"/>
+      <w:pPr>
+        <w:tabs>
+          <w:tab w:val="num" w:pos="4320"/>
+        </w:tabs>
+        <w:ind w:left="4320" w:hanging="360"/>
+      </w:pPr>
+      <w:rPr>
+        <w:rFonts w:ascii="Wingdings" w:hAnsi="Wingdings" w:hint="default"/>
+        <w:sz w:val="20"/>
+      </w:rPr>
+    </w:lvl>
+    <w:lvl w:ilvl="6" w:tentative="1">
+      <w:start w:val="1"/>
+      <w:numFmt w:val="bullet"/>
+      <w:lvlText w:val=""/>
+      <w:lvlJc w:val="left"/>
+      <w:pPr>
+        <w:tabs>
+          <w:tab w:val="num" w:pos="5040"/>
+        </w:tabs>
+        <w:ind w:left="5040" w:hanging="360"/>
+      </w:pPr>
+      <w:rPr>
+        <w:rFonts w:ascii="Wingdings" w:hAnsi="Wingdings" w:hint="default"/>
+        <w:sz w:val="20"/>
+      </w:rPr>
+    </w:lvl>
+    <w:lvl w:ilvl="7" w:tentative="1">
+      <w:start w:val="1"/>
+      <w:numFmt w:val="bullet"/>
+      <w:lvlText w:val=""/>
+      <w:lvlJc w:val="left"/>
+      <w:pPr>
+        <w:tabs>
+          <w:tab w:val="num" w:pos="5760"/>
+        </w:tabs>
+        <w:ind w:left="5760" w:hanging="360"/>
+      </w:pPr>
+      <w:rPr>
+        <w:rFonts w:ascii="Wingdings" w:hAnsi="Wingdings" w:hint="default"/>
+        <w:sz w:val="20"/>
+      </w:rPr>
+    </w:lvl>
+    <w:lvl w:ilvl="8" w:tentative="1">
+      <w:start w:val="1"/>
+      <w:numFmt w:val="bullet"/>
+      <w:lvlText w:val=""/>
+      <w:lvlJc w:val="left"/>
+      <w:pPr>
+        <w:tabs>
+          <w:tab w:val="num" w:pos="6480"/>
+        </w:tabs>
+        <w:ind w:left="6480" w:hanging="360"/>
+      </w:pPr>
+      <w:rPr>
+        <w:rFonts w:ascii="Wingdings" w:hAnsi="Wingdings" w:hint="default"/>
+        <w:sz w:val="20"/>
+      </w:rPr>
+    </w:lvl>
+  </w:abstractNum>
   <w:num w:numId="1" w16cid:durableId="412506156">
+    <w:abstractNumId w:val="14"/>
+  </w:num>
+  <w:num w:numId="2" w16cid:durableId="474765523">
+    <w:abstractNumId w:val="18"/>
+  </w:num>
+  <w:num w:numId="3" w16cid:durableId="1353190117">
+    <w:abstractNumId w:val="21"/>
+  </w:num>
+  <w:num w:numId="4" w16cid:durableId="1172718243">
+    <w:abstractNumId w:val="6"/>
+  </w:num>
+  <w:num w:numId="5" w16cid:durableId="951859613">
+    <w:abstractNumId w:val="20"/>
+  </w:num>
+  <w:num w:numId="6" w16cid:durableId="1653951703">
+    <w:abstractNumId w:val="19"/>
+  </w:num>
+  <w:num w:numId="7" w16cid:durableId="993141891">
+    <w:abstractNumId w:val="7"/>
+  </w:num>
+  <w:num w:numId="8" w16cid:durableId="1152285510">
+    <w:abstractNumId w:val="23"/>
+  </w:num>
+  <w:num w:numId="9" w16cid:durableId="900604328">
+    <w:abstractNumId w:val="22"/>
+  </w:num>
+  <w:num w:numId="10" w16cid:durableId="454446034">
+    <w:abstractNumId w:val="8"/>
+  </w:num>
+  <w:num w:numId="11" w16cid:durableId="1467434070">
+    <w:abstractNumId w:val="17"/>
+  </w:num>
+  <w:num w:numId="12" w16cid:durableId="1297251611">
+    <w:abstractNumId w:val="5"/>
+  </w:num>
+  <w:num w:numId="13" w16cid:durableId="1879779413">
+    <w:abstractNumId w:val="13"/>
+  </w:num>
+  <w:num w:numId="14" w16cid:durableId="2012026836">
+    <w:abstractNumId w:val="16"/>
+  </w:num>
+  <w:num w:numId="15" w16cid:durableId="721949121">
+    <w:abstractNumId w:val="15"/>
+  </w:num>
+  <w:num w:numId="16" w16cid:durableId="1127351653">
+    <w:abstractNumId w:val="1"/>
+  </w:num>
+  <w:num w:numId="17" w16cid:durableId="1470248380">
     <w:abstractNumId w:val="11"/>
   </w:num>
-  <w:num w:numId="2" w16cid:durableId="474765523">
-    <w:abstractNumId w:val="15"/>
+  <w:num w:numId="18" w16cid:durableId="2085880461">
+    <w:abstractNumId w:val="10"/>
   </w:num>
-  <w:num w:numId="3" w16cid:durableId="1353190117">
-    <w:abstractNumId w:val="18"/>
-  </w:num>
-  <w:num w:numId="4" w16cid:durableId="1172718243">
+  <w:num w:numId="19" w16cid:durableId="1565027483">
     <w:abstractNumId w:val="3"/>
   </w:num>
-  <w:num w:numId="5" w16cid:durableId="951859613">
-    <w:abstractNumId w:val="17"/>
+  <w:num w:numId="20" w16cid:durableId="1741751770">
+    <w:abstractNumId w:val="9"/>
   </w:num>
-  <w:num w:numId="6" w16cid:durableId="1653951703">
-    <w:abstractNumId w:val="16"/>
+  <w:num w:numId="21" w16cid:durableId="1108044080">
+    <w:abstractNumId w:val="12"/>
   </w:num>
-  <w:num w:numId="7" w16cid:durableId="993141891">
+  <w:num w:numId="22" w16cid:durableId="1283144907">
     <w:abstractNumId w:val="4"/>
   </w:num>
-  <w:num w:numId="8" w16cid:durableId="1152285510">
-    <w:abstractNumId w:val="20"/>
+  <w:num w:numId="23" w16cid:durableId="1539929883">
+    <w:abstractNumId w:val="24"/>
   </w:num>
-  <w:num w:numId="9" w16cid:durableId="900604328">
-    <w:abstractNumId w:val="19"/>
-  </w:num>
-  <w:num w:numId="10" w16cid:durableId="454446034">
-    <w:abstractNumId w:val="5"/>
-  </w:num>
-  <w:num w:numId="11" w16cid:durableId="1467434070">
-    <w:abstractNumId w:val="14"/>
-  </w:num>
-  <w:num w:numId="12" w16cid:durableId="1297251611">
+  <w:num w:numId="24" w16cid:durableId="480384854">
     <w:abstractNumId w:val="2"/>
   </w:num>
-  <w:num w:numId="13" w16cid:durableId="1879779413">
-    <w:abstractNumId w:val="10"/>
-  </w:num>
-  <w:num w:numId="14" w16cid:durableId="2012026836">
-    <w:abstractNumId w:val="13"/>
-  </w:num>
-  <w:num w:numId="15" w16cid:durableId="721949121">
-    <w:abstractNumId w:val="12"/>
-  </w:num>
-  <w:num w:numId="16" w16cid:durableId="1127351653">
+  <w:num w:numId="25" w16cid:durableId="754323437">
     <w:abstractNumId w:val="0"/>
-  </w:num>
-  <w:num w:numId="17" w16cid:durableId="1470248380">
-    <w:abstractNumId w:val="8"/>
-  </w:num>
-  <w:num w:numId="18" w16cid:durableId="2085880461">
-    <w:abstractNumId w:val="7"/>
-  </w:num>
-  <w:num w:numId="19" w16cid:durableId="1565027483">
-    <w:abstractNumId w:val="1"/>
-  </w:num>
-  <w:num w:numId="20" w16cid:durableId="1741751770">
-    <w:abstractNumId w:val="6"/>
-  </w:num>
-  <w:num w:numId="21" w16cid:durableId="1108044080">
-    <w:abstractNumId w:val="9"/>
   </w:num>
 </w:numbering>
 </file>
